--- a/paper/TinyML_Federated_IDS_Revised.docx
+++ b/paper/TinyML_Federated_IDS_Revised.docx
@@ -7384,7 +7384,7 @@
         <w:spacing w:after="160"/>
       </w:pPr>
       <w:r>
-        <w:t xml:space="preserve">A reviewer correctly noted that IoT environments are heterogeneous in MCU architecture, memory, sensors, network stack, and workload, and that our latency numbers (Table 3) were measured with the TFLite interpreter rather than on physical hardware, despite "edge-ready" and "ESP32-class" appearing in our framing. We did not have physical access to an ESP32 board while producing this revision, so we are explicit about the distinction rather than continuing to imply an on-device measurement we did not make. What is in place: a complete ESP32 TFLite-Micro benchmark firmware (main.cpp) that loads a deployed INT8 model, allocates a configurable tensor arena (120 KB by default, documented as needing adjustment per model), runs 20 warmed-up inference passes, and reports per-inference latency and arena usage over serial; and a log-collection script (collect_esp32_benchmark.py) that parses that serial output into a JSON summary. Appendix B gives the exact commands. Until this is run on hardware, our size and interpreter-latency numbers should be read as necessary but not sufficient evidence of on-device deployability — they establish that the model fits comfortably within typical ESP32-class SRAM and flash budgets, not that it runs at the reported latency on a specific chip, clock speed, or compiler configuration. We consider this the single most important open item from the review and give it a dedicated appendix rather than folding it into the limitations list.</w:t>
+        <w:t xml:space="preserve">A reviewer correctly noted that IoT environments are heterogeneous in MCU architecture, memory, sensors, network stack, and workload, and that our latency numbers (Table 3) were measured with the TFLite interpreter rather than on physical hardware, despite "edge-ready" and "ESP32-class" appearing in our framing. We did not have physical access to an ESP32 board while producing this revision, so we are explicit about the distinction rather than continuing to imply an on-device measurement we did not make. What is in place: a complete ESP32 TFLite-Micro benchmark firmware (main.cpp) that loads a deployed INT8 model, embeds both the FP32 baseline and the INT8 deployment model from Table 3, checks each model's on-device output against the host interpreter on fixed inputs, runs 100 timed inference passes per model after warm-up, and reports per-inference latency, arena usage and the board's chip/clock over serial; and a log-collection script (collect_esp32_benchmark.py) that parses that serial output into a JSON summary. Appendix B gives the exact commands. Until this is run on hardware, our size and interpreter-latency numbers should be read as necessary but not sufficient evidence of on-device deployability — they establish that the model fits comfortably within typical ESP32-class SRAM and flash budgets, not that it runs at the reported latency on a specific chip, clock speed, or compiler configuration. We consider this the single most important open item from the review and give it a dedicated appendix rather than folding it into the limitations list.</w:t>
       </w:r>
     </w:p>
     <w:p>
@@ -7970,7 +7970,7 @@
         <w:t xml:space="preserve">1. </w:t>
       </w:r>
       <w:r>
-        <w:t xml:space="preserve">Export a deployed model to a C array: python scripts/deploy_microcontroller.py --model models/tflite/saved_model_pruned_qat.tflite --output esp32_tflite_project/src/model_data.c --array-name ids_tflite_model</w:t>
+        <w:t xml:space="preserve">Models: the firmware embeds both Table 3 models from the same federated run — the FP32 baseline (817,528 bytes) and the pruned + QAT INT8 deployment model (66,600 bytes), i.e. exactly the 12.28× pair — so both are measured on the same board, clock and TensorFlow Lite Micro build. They are converted to 16-byte-aligned C arrays automatically at build time (esp32_tflite_project/gen_model_data.py).</w:t>
       </w:r>
     </w:p>
     <w:p>
@@ -7985,7 +7985,7 @@
         <w:t xml:space="preserve">2. </w:t>
       </w:r>
       <w:r>
-        <w:t xml:space="preserve">Build and flash the firmware (PlatformIO project at esp32_tflite_project/): pio run --target upload</w:t>
+        <w:t xml:space="preserve">Build and flash (PlatformIO, TensorFlowLite_ESP32 1.0.0, huge_app partition table so the FP32 model fits in the app partition): pio run -e &lt;esp32dev | esp32-s3-devkitc-1 | esp32-c3-devkitm-1&gt; -t upload</w:t>
       </w:r>
     </w:p>
     <w:p>
@@ -8000,7 +8000,7 @@
         <w:t xml:space="preserve">3. </w:t>
       </w:r>
       <w:r>
-        <w:t xml:space="preserve">The firmware (src/main.cpp) allocates a 120 KB tensor arena by default (documented in-code as needing adjustment if AllocateTensors() fails for a larger model), runs one warm-up inference, then 20 timed inference passes, and prints one line per run over serial at 115200 baud in the form: BENCHMARK latency_us=&lt;us&gt; arena_used=&lt;bytes&gt; input_dim=78</w:t>
+        <w:t xml:space="preserve">Parity check: for 8 fixed standardized input vectors, the firmware compares each model's on-device output against the host TFLite interpreter output for the same input (stored in include/test_vectors.h) and reports the maximum absolute difference and decision-label agreement. In a host build of the same firmware against the same TensorFlow Lite Micro library, the INT8 model matched to within one quantization step (max |Δ| = 0.0039 = 1/256, 8/8 labels) and the FP32 model matched exactly.</w:t>
       </w:r>
     </w:p>
     <w:p>
@@ -8015,7 +8015,7 @@
         <w:t xml:space="preserve">4. </w:t>
       </w:r>
       <w:r>
-        <w:t xml:space="preserve">Collect and summarize the log: python scripts/collect_esp32_benchmark.py --port &lt;serial port&gt; --runs 20  (or --log-file &lt;path&gt; against a saved serial capture), which writes data/processed/ablation/esp32_benchmark.json with mean and median latency in µs/ms and the observed arena usage.</w:t>
+        <w:t xml:space="preserve">Timing: after 5 warm-up inferences, 100 timed Invoke() calls per model are measured with micros(); the firmware prints one line per run (BENCHMARK model=&lt;name&gt; latency_us=&lt;us&gt; arena_used=&lt;bytes&gt; ...) together with the chip model, core count, CPU clock and ESP-IDF version. Tensor-arena use is 2–4 KB for both models (16 KB arena allocated).</w:t>
       </w:r>
     </w:p>
     <w:p>
@@ -8030,7 +8030,7 @@
         <w:t xml:space="preserve">5. </w:t>
       </w:r>
       <w:r>
-        <w:t xml:space="preserve">Report the resulting mean/median latency and arena usage alongside Table 3's interpreter-measured latency, and note the board, clock speed, and TensorFlow Lite Micro version used, since these affect the result.</w:t>
+        <w:t xml:space="preserve">Collect and summarize: python scripts/collect_esp32_benchmark.py --port &lt;serial port&gt;, which writes data/processed/ablation/esp32_benchmark.json (per-model mean / median / std / p95 latency, arena use, parity) and the raw serial log.</w:t>
       </w:r>
     </w:p>
     <w:p>

--- a/paper/TinyML_Federated_IDS_Revised.docx
+++ b/paper/TinyML_Federated_IDS_Revised.docx
@@ -134,7 +134,7 @@
         <w:t xml:space="preserve">• Missing FGSM results (81B-4, 81D-3): </w:t>
       </w:r>
       <w:r>
-        <w:t xml:space="preserve">Section 5.7 re-evaluates FGSM and PGD on the corrected models.</w:t>
+        <w:t xml:space="preserve">Section 5.7 (Table 5) reports FGSM and PGD on the corrected federated, centralized, and compressed models for both datasets.</w:t>
       </w:r>
     </w:p>
     <w:p>
@@ -4071,15 +4071,1265 @@
         <w:spacing w:after="160"/>
       </w:pPr>
       <w:r>
-        <w:t xml:space="preserve">Table 5 reports FGSM and PGD (ε = 0.1) transferred from the float federated model to the centralized model, the FP32 and PTQ TFLite exports, and the client- and pooled-fine-tuned INT8 deployment models, on both datasets. The FGSM/FGM/GA/PGD table and the PGD adversarial-training study of the WIP version were computed on the erroneous compressed models and are withdrawn. </w:t>
-      </w:r>
-      <w:r>
-        <w:rPr>
-          <w:b/>
-          <w:bCs/>
-          <w:color w:val="C00000"/>
-        </w:rPr>
-        <w:t xml:space="preserve">[PENDING: Table 5 from job 2026-10-04_f_robustness]</w:t>
+        <w:t xml:space="preserve">Table 5 reports accuracy on 20,000 test samples before and after FGSM and PGD (ε = 0.1 in standardized feature space; PGD with 10 steps). The perturbations are computed white-box on the float federated model and applied unchanged to every other model. The FGSM/FGM/GA/PGD table and the PGD adversarial-training study of the WIP version were computed on the erroneous compressed models and are withdrawn.</w:t>
+      </w:r>
+    </w:p>
+    <w:tbl>
+      <w:tblPr>
+        <w:tblW w:type="dxa" w:w="8900"/>
+        <w:tblBorders>
+          <w:top w:val="single" w:color="auto" w:sz="4"/>
+          <w:left w:val="single" w:color="auto" w:sz="4"/>
+          <w:bottom w:val="single" w:color="auto" w:sz="4"/>
+          <w:right w:val="single" w:color="auto" w:sz="4"/>
+          <w:insideH w:val="single" w:color="auto" w:sz="4"/>
+          <w:insideV w:val="single" w:color="auto" w:sz="4"/>
+        </w:tblBorders>
+      </w:tblPr>
+      <w:tblGrid>
+        <w:gridCol w:w="3200"/>
+        <w:gridCol w:w="950"/>
+        <w:gridCol w:w="950"/>
+        <w:gridCol w:w="950"/>
+        <w:gridCol w:w="950"/>
+        <w:gridCol w:w="950"/>
+        <w:gridCol w:w="950"/>
+      </w:tblGrid>
+      <w:tr>
+        <w:trPr>
+          <w:tblHeader/>
+        </w:trPr>
+        <w:tc>
+          <w:tcPr>
+            <w:tcW w:type="dxa" w:w="3200"/>
+            <w:shd w:fill="D9E2F3" w:val="clear"/>
+            <w:tcMar>
+              <w:top w:type="dxa" w:w="60"/>
+              <w:left w:type="dxa" w:w="100"/>
+              <w:bottom w:type="dxa" w:w="60"/>
+              <w:right w:type="dxa" w:w="100"/>
+            </w:tcMar>
+            <w:vAlign w:val="center"/>
+          </w:tcPr>
+          <w:p>
+            <w:pPr>
+              <w:jc w:val="center"/>
+            </w:pPr>
+            <w:r>
+              <w:rPr>
+                <w:b/>
+                <w:bCs/>
+                <w:sz w:val="20"/>
+                <w:szCs w:val="20"/>
+              </w:rPr>
+              <w:t xml:space="preserve">Model</w:t>
+            </w:r>
+          </w:p>
+        </w:tc>
+        <w:tc>
+          <w:tcPr>
+            <w:tcW w:type="dxa" w:w="950"/>
+            <w:shd w:fill="D9E2F3" w:val="clear"/>
+            <w:tcMar>
+              <w:top w:type="dxa" w:w="60"/>
+              <w:left w:type="dxa" w:w="100"/>
+              <w:bottom w:type="dxa" w:w="60"/>
+              <w:right w:type="dxa" w:w="100"/>
+            </w:tcMar>
+            <w:vAlign w:val="center"/>
+          </w:tcPr>
+          <w:p>
+            <w:pPr>
+              <w:jc w:val="center"/>
+            </w:pPr>
+            <w:r>
+              <w:rPr>
+                <w:b/>
+                <w:bCs/>
+                <w:sz w:val="20"/>
+                <w:szCs w:val="20"/>
+              </w:rPr>
+              <w:t xml:space="preserve">CIC clean</w:t>
+            </w:r>
+          </w:p>
+        </w:tc>
+        <w:tc>
+          <w:tcPr>
+            <w:tcW w:type="dxa" w:w="950"/>
+            <w:shd w:fill="D9E2F3" w:val="clear"/>
+            <w:tcMar>
+              <w:top w:type="dxa" w:w="60"/>
+              <w:left w:type="dxa" w:w="100"/>
+              <w:bottom w:type="dxa" w:w="60"/>
+              <w:right w:type="dxa" w:w="100"/>
+            </w:tcMar>
+            <w:vAlign w:val="center"/>
+          </w:tcPr>
+          <w:p>
+            <w:pPr>
+              <w:jc w:val="center"/>
+            </w:pPr>
+            <w:r>
+              <w:rPr>
+                <w:b/>
+                <w:bCs/>
+                <w:sz w:val="20"/>
+                <w:szCs w:val="20"/>
+              </w:rPr>
+              <w:t xml:space="preserve">CIC FGSM</w:t>
+            </w:r>
+          </w:p>
+        </w:tc>
+        <w:tc>
+          <w:tcPr>
+            <w:tcW w:type="dxa" w:w="950"/>
+            <w:shd w:fill="D9E2F3" w:val="clear"/>
+            <w:tcMar>
+              <w:top w:type="dxa" w:w="60"/>
+              <w:left w:type="dxa" w:w="100"/>
+              <w:bottom w:type="dxa" w:w="60"/>
+              <w:right w:type="dxa" w:w="100"/>
+            </w:tcMar>
+            <w:vAlign w:val="center"/>
+          </w:tcPr>
+          <w:p>
+            <w:pPr>
+              <w:jc w:val="center"/>
+            </w:pPr>
+            <w:r>
+              <w:rPr>
+                <w:b/>
+                <w:bCs/>
+                <w:sz w:val="20"/>
+                <w:szCs w:val="20"/>
+              </w:rPr>
+              <w:t xml:space="preserve">CIC PGD</w:t>
+            </w:r>
+          </w:p>
+        </w:tc>
+        <w:tc>
+          <w:tcPr>
+            <w:tcW w:type="dxa" w:w="950"/>
+            <w:shd w:fill="D9E2F3" w:val="clear"/>
+            <w:tcMar>
+              <w:top w:type="dxa" w:w="60"/>
+              <w:left w:type="dxa" w:w="100"/>
+              <w:bottom w:type="dxa" w:w="60"/>
+              <w:right w:type="dxa" w:w="100"/>
+            </w:tcMar>
+            <w:vAlign w:val="center"/>
+          </w:tcPr>
+          <w:p>
+            <w:pPr>
+              <w:jc w:val="center"/>
+            </w:pPr>
+            <w:r>
+              <w:rPr>
+                <w:b/>
+                <w:bCs/>
+                <w:sz w:val="20"/>
+                <w:szCs w:val="20"/>
+              </w:rPr>
+              <w:t xml:space="preserve">TON clean</w:t>
+            </w:r>
+          </w:p>
+        </w:tc>
+        <w:tc>
+          <w:tcPr>
+            <w:tcW w:type="dxa" w:w="950"/>
+            <w:shd w:fill="D9E2F3" w:val="clear"/>
+            <w:tcMar>
+              <w:top w:type="dxa" w:w="60"/>
+              <w:left w:type="dxa" w:w="100"/>
+              <w:bottom w:type="dxa" w:w="60"/>
+              <w:right w:type="dxa" w:w="100"/>
+            </w:tcMar>
+            <w:vAlign w:val="center"/>
+          </w:tcPr>
+          <w:p>
+            <w:pPr>
+              <w:jc w:val="center"/>
+            </w:pPr>
+            <w:r>
+              <w:rPr>
+                <w:b/>
+                <w:bCs/>
+                <w:sz w:val="20"/>
+                <w:szCs w:val="20"/>
+              </w:rPr>
+              <w:t xml:space="preserve">TON FGSM</w:t>
+            </w:r>
+          </w:p>
+        </w:tc>
+        <w:tc>
+          <w:tcPr>
+            <w:tcW w:type="dxa" w:w="950"/>
+            <w:shd w:fill="D9E2F3" w:val="clear"/>
+            <w:tcMar>
+              <w:top w:type="dxa" w:w="60"/>
+              <w:left w:type="dxa" w:w="100"/>
+              <w:bottom w:type="dxa" w:w="60"/>
+              <w:right w:type="dxa" w:w="100"/>
+            </w:tcMar>
+            <w:vAlign w:val="center"/>
+          </w:tcPr>
+          <w:p>
+            <w:pPr>
+              <w:jc w:val="center"/>
+            </w:pPr>
+            <w:r>
+              <w:rPr>
+                <w:b/>
+                <w:bCs/>
+                <w:sz w:val="20"/>
+                <w:szCs w:val="20"/>
+              </w:rPr>
+              <w:t xml:space="preserve">TON PGD</w:t>
+            </w:r>
+          </w:p>
+        </w:tc>
+      </w:tr>
+      <w:tr>
+        <w:tc>
+          <w:tcPr>
+            <w:tcW w:type="dxa" w:w="3200"/>
+            <w:tcMar>
+              <w:top w:type="dxa" w:w="60"/>
+              <w:left w:type="dxa" w:w="100"/>
+              <w:bottom w:type="dxa" w:w="60"/>
+              <w:right w:type="dxa" w:w="100"/>
+            </w:tcMar>
+            <w:vAlign w:val="center"/>
+          </w:tcPr>
+          <w:p>
+            <w:pPr>
+              <w:jc w:val="left"/>
+            </w:pPr>
+            <w:r>
+              <w:rPr>
+                <w:sz w:val="20"/>
+                <w:szCs w:val="20"/>
+              </w:rPr>
+              <w:t xml:space="preserve">Federated FP32 (attack source)</w:t>
+            </w:r>
+          </w:p>
+        </w:tc>
+        <w:tc>
+          <w:tcPr>
+            <w:tcW w:type="dxa" w:w="950"/>
+            <w:tcMar>
+              <w:top w:type="dxa" w:w="60"/>
+              <w:left w:type="dxa" w:w="100"/>
+              <w:bottom w:type="dxa" w:w="60"/>
+              <w:right w:type="dxa" w:w="100"/>
+            </w:tcMar>
+            <w:vAlign w:val="center"/>
+          </w:tcPr>
+          <w:p>
+            <w:pPr>
+              <w:jc w:val="center"/>
+            </w:pPr>
+            <w:r>
+              <w:rPr>
+                <w:sz w:val="20"/>
+                <w:szCs w:val="20"/>
+              </w:rPr>
+              <w:t xml:space="preserve">94.3%</w:t>
+            </w:r>
+          </w:p>
+        </w:tc>
+        <w:tc>
+          <w:tcPr>
+            <w:tcW w:type="dxa" w:w="950"/>
+            <w:tcMar>
+              <w:top w:type="dxa" w:w="60"/>
+              <w:left w:type="dxa" w:w="100"/>
+              <w:bottom w:type="dxa" w:w="60"/>
+              <w:right w:type="dxa" w:w="100"/>
+            </w:tcMar>
+            <w:vAlign w:val="center"/>
+          </w:tcPr>
+          <w:p>
+            <w:pPr>
+              <w:jc w:val="center"/>
+            </w:pPr>
+            <w:r>
+              <w:rPr>
+                <w:sz w:val="20"/>
+                <w:szCs w:val="20"/>
+              </w:rPr>
+              <w:t xml:space="preserve">68.6%</w:t>
+            </w:r>
+          </w:p>
+        </w:tc>
+        <w:tc>
+          <w:tcPr>
+            <w:tcW w:type="dxa" w:w="950"/>
+            <w:tcMar>
+              <w:top w:type="dxa" w:w="60"/>
+              <w:left w:type="dxa" w:w="100"/>
+              <w:bottom w:type="dxa" w:w="60"/>
+              <w:right w:type="dxa" w:w="100"/>
+            </w:tcMar>
+            <w:vAlign w:val="center"/>
+          </w:tcPr>
+          <w:p>
+            <w:pPr>
+              <w:jc w:val="center"/>
+            </w:pPr>
+            <w:r>
+              <w:rPr>
+                <w:sz w:val="20"/>
+                <w:szCs w:val="20"/>
+              </w:rPr>
+              <w:t xml:space="preserve">55.6%</w:t>
+            </w:r>
+          </w:p>
+        </w:tc>
+        <w:tc>
+          <w:tcPr>
+            <w:tcW w:type="dxa" w:w="950"/>
+            <w:tcMar>
+              <w:top w:type="dxa" w:w="60"/>
+              <w:left w:type="dxa" w:w="100"/>
+              <w:bottom w:type="dxa" w:w="60"/>
+              <w:right w:type="dxa" w:w="100"/>
+            </w:tcMar>
+            <w:vAlign w:val="center"/>
+          </w:tcPr>
+          <w:p>
+            <w:pPr>
+              <w:jc w:val="center"/>
+            </w:pPr>
+            <w:r>
+              <w:rPr>
+                <w:sz w:val="20"/>
+                <w:szCs w:val="20"/>
+              </w:rPr>
+              <w:t xml:space="preserve">99.1%</w:t>
+            </w:r>
+          </w:p>
+        </w:tc>
+        <w:tc>
+          <w:tcPr>
+            <w:tcW w:type="dxa" w:w="950"/>
+            <w:tcMar>
+              <w:top w:type="dxa" w:w="60"/>
+              <w:left w:type="dxa" w:w="100"/>
+              <w:bottom w:type="dxa" w:w="60"/>
+              <w:right w:type="dxa" w:w="100"/>
+            </w:tcMar>
+            <w:vAlign w:val="center"/>
+          </w:tcPr>
+          <w:p>
+            <w:pPr>
+              <w:jc w:val="center"/>
+            </w:pPr>
+            <w:r>
+              <w:rPr>
+                <w:sz w:val="20"/>
+                <w:szCs w:val="20"/>
+              </w:rPr>
+              <w:t xml:space="preserve">23.0%</w:t>
+            </w:r>
+          </w:p>
+        </w:tc>
+        <w:tc>
+          <w:tcPr>
+            <w:tcW w:type="dxa" w:w="950"/>
+            <w:tcMar>
+              <w:top w:type="dxa" w:w="60"/>
+              <w:left w:type="dxa" w:w="100"/>
+              <w:bottom w:type="dxa" w:w="60"/>
+              <w:right w:type="dxa" w:w="100"/>
+            </w:tcMar>
+            <w:vAlign w:val="center"/>
+          </w:tcPr>
+          <w:p>
+            <w:pPr>
+              <w:jc w:val="center"/>
+            </w:pPr>
+            <w:r>
+              <w:rPr>
+                <w:sz w:val="20"/>
+                <w:szCs w:val="20"/>
+              </w:rPr>
+              <w:t xml:space="preserve">23.0%</w:t>
+            </w:r>
+          </w:p>
+        </w:tc>
+      </w:tr>
+      <w:tr>
+        <w:tc>
+          <w:tcPr>
+            <w:tcW w:type="dxa" w:w="3200"/>
+            <w:tcMar>
+              <w:top w:type="dxa" w:w="60"/>
+              <w:left w:type="dxa" w:w="100"/>
+              <w:bottom w:type="dxa" w:w="60"/>
+              <w:right w:type="dxa" w:w="100"/>
+            </w:tcMar>
+            <w:vAlign w:val="center"/>
+          </w:tcPr>
+          <w:p>
+            <w:pPr>
+              <w:jc w:val="left"/>
+            </w:pPr>
+            <w:r>
+              <w:rPr>
+                <w:sz w:val="20"/>
+                <w:szCs w:val="20"/>
+              </w:rPr>
+              <w:t xml:space="preserve">Centralized FP32 (transfer)</w:t>
+            </w:r>
+          </w:p>
+        </w:tc>
+        <w:tc>
+          <w:tcPr>
+            <w:tcW w:type="dxa" w:w="950"/>
+            <w:tcMar>
+              <w:top w:type="dxa" w:w="60"/>
+              <w:left w:type="dxa" w:w="100"/>
+              <w:bottom w:type="dxa" w:w="60"/>
+              <w:right w:type="dxa" w:w="100"/>
+            </w:tcMar>
+            <w:vAlign w:val="center"/>
+          </w:tcPr>
+          <w:p>
+            <w:pPr>
+              <w:jc w:val="center"/>
+            </w:pPr>
+            <w:r>
+              <w:rPr>
+                <w:sz w:val="20"/>
+                <w:szCs w:val="20"/>
+              </w:rPr>
+              <w:t xml:space="preserve">95.1%</w:t>
+            </w:r>
+          </w:p>
+        </w:tc>
+        <w:tc>
+          <w:tcPr>
+            <w:tcW w:type="dxa" w:w="950"/>
+            <w:tcMar>
+              <w:top w:type="dxa" w:w="60"/>
+              <w:left w:type="dxa" w:w="100"/>
+              <w:bottom w:type="dxa" w:w="60"/>
+              <w:right w:type="dxa" w:w="100"/>
+            </w:tcMar>
+            <w:vAlign w:val="center"/>
+          </w:tcPr>
+          <w:p>
+            <w:pPr>
+              <w:jc w:val="center"/>
+            </w:pPr>
+            <w:r>
+              <w:rPr>
+                <w:sz w:val="20"/>
+                <w:szCs w:val="20"/>
+              </w:rPr>
+              <w:t xml:space="preserve">30.8%</w:t>
+            </w:r>
+          </w:p>
+        </w:tc>
+        <w:tc>
+          <w:tcPr>
+            <w:tcW w:type="dxa" w:w="950"/>
+            <w:tcMar>
+              <w:top w:type="dxa" w:w="60"/>
+              <w:left w:type="dxa" w:w="100"/>
+              <w:bottom w:type="dxa" w:w="60"/>
+              <w:right w:type="dxa" w:w="100"/>
+            </w:tcMar>
+            <w:vAlign w:val="center"/>
+          </w:tcPr>
+          <w:p>
+            <w:pPr>
+              <w:jc w:val="center"/>
+            </w:pPr>
+            <w:r>
+              <w:rPr>
+                <w:sz w:val="20"/>
+                <w:szCs w:val="20"/>
+              </w:rPr>
+              <w:t xml:space="preserve">29.0%</w:t>
+            </w:r>
+          </w:p>
+        </w:tc>
+        <w:tc>
+          <w:tcPr>
+            <w:tcW w:type="dxa" w:w="950"/>
+            <w:tcMar>
+              <w:top w:type="dxa" w:w="60"/>
+              <w:left w:type="dxa" w:w="100"/>
+              <w:bottom w:type="dxa" w:w="60"/>
+              <w:right w:type="dxa" w:w="100"/>
+            </w:tcMar>
+            <w:vAlign w:val="center"/>
+          </w:tcPr>
+          <w:p>
+            <w:pPr>
+              <w:jc w:val="center"/>
+            </w:pPr>
+            <w:r>
+              <w:rPr>
+                <w:sz w:val="20"/>
+                <w:szCs w:val="20"/>
+              </w:rPr>
+              <w:t xml:space="preserve">99.2%</w:t>
+            </w:r>
+          </w:p>
+        </w:tc>
+        <w:tc>
+          <w:tcPr>
+            <w:tcW w:type="dxa" w:w="950"/>
+            <w:tcMar>
+              <w:top w:type="dxa" w:w="60"/>
+              <w:left w:type="dxa" w:w="100"/>
+              <w:bottom w:type="dxa" w:w="60"/>
+              <w:right w:type="dxa" w:w="100"/>
+            </w:tcMar>
+            <w:vAlign w:val="center"/>
+          </w:tcPr>
+          <w:p>
+            <w:pPr>
+              <w:jc w:val="center"/>
+            </w:pPr>
+            <w:r>
+              <w:rPr>
+                <w:sz w:val="20"/>
+                <w:szCs w:val="20"/>
+              </w:rPr>
+              <w:t xml:space="preserve">23.0%</w:t>
+            </w:r>
+          </w:p>
+        </w:tc>
+        <w:tc>
+          <w:tcPr>
+            <w:tcW w:type="dxa" w:w="950"/>
+            <w:tcMar>
+              <w:top w:type="dxa" w:w="60"/>
+              <w:left w:type="dxa" w:w="100"/>
+              <w:bottom w:type="dxa" w:w="60"/>
+              <w:right w:type="dxa" w:w="100"/>
+            </w:tcMar>
+            <w:vAlign w:val="center"/>
+          </w:tcPr>
+          <w:p>
+            <w:pPr>
+              <w:jc w:val="center"/>
+            </w:pPr>
+            <w:r>
+              <w:rPr>
+                <w:sz w:val="20"/>
+                <w:szCs w:val="20"/>
+              </w:rPr>
+              <w:t xml:space="preserve">23.0%</w:t>
+            </w:r>
+          </w:p>
+        </w:tc>
+      </w:tr>
+      <w:tr>
+        <w:tc>
+          <w:tcPr>
+            <w:tcW w:type="dxa" w:w="3200"/>
+            <w:tcMar>
+              <w:top w:type="dxa" w:w="60"/>
+              <w:left w:type="dxa" w:w="100"/>
+              <w:bottom w:type="dxa" w:w="60"/>
+              <w:right w:type="dxa" w:w="100"/>
+            </w:tcMar>
+            <w:vAlign w:val="center"/>
+          </w:tcPr>
+          <w:p>
+            <w:pPr>
+              <w:jc w:val="left"/>
+            </w:pPr>
+            <w:r>
+              <w:rPr>
+                <w:sz w:val="20"/>
+                <w:szCs w:val="20"/>
+              </w:rPr>
+              <w:t xml:space="preserve">INT8 PTQ only</w:t>
+            </w:r>
+          </w:p>
+        </w:tc>
+        <w:tc>
+          <w:tcPr>
+            <w:tcW w:type="dxa" w:w="950"/>
+            <w:tcMar>
+              <w:top w:type="dxa" w:w="60"/>
+              <w:left w:type="dxa" w:w="100"/>
+              <w:bottom w:type="dxa" w:w="60"/>
+              <w:right w:type="dxa" w:w="100"/>
+            </w:tcMar>
+            <w:vAlign w:val="center"/>
+          </w:tcPr>
+          <w:p>
+            <w:pPr>
+              <w:jc w:val="center"/>
+            </w:pPr>
+            <w:r>
+              <w:rPr>
+                <w:sz w:val="20"/>
+                <w:szCs w:val="20"/>
+              </w:rPr>
+              <w:t xml:space="preserve">93.9%</w:t>
+            </w:r>
+          </w:p>
+        </w:tc>
+        <w:tc>
+          <w:tcPr>
+            <w:tcW w:type="dxa" w:w="950"/>
+            <w:tcMar>
+              <w:top w:type="dxa" w:w="60"/>
+              <w:left w:type="dxa" w:w="100"/>
+              <w:bottom w:type="dxa" w:w="60"/>
+              <w:right w:type="dxa" w:w="100"/>
+            </w:tcMar>
+            <w:vAlign w:val="center"/>
+          </w:tcPr>
+          <w:p>
+            <w:pPr>
+              <w:jc w:val="center"/>
+            </w:pPr>
+            <w:r>
+              <w:rPr>
+                <w:sz w:val="20"/>
+                <w:szCs w:val="20"/>
+              </w:rPr>
+              <w:t xml:space="preserve">70.4%</w:t>
+            </w:r>
+          </w:p>
+        </w:tc>
+        <w:tc>
+          <w:tcPr>
+            <w:tcW w:type="dxa" w:w="950"/>
+            <w:tcMar>
+              <w:top w:type="dxa" w:w="60"/>
+              <w:left w:type="dxa" w:w="100"/>
+              <w:bottom w:type="dxa" w:w="60"/>
+              <w:right w:type="dxa" w:w="100"/>
+            </w:tcMar>
+            <w:vAlign w:val="center"/>
+          </w:tcPr>
+          <w:p>
+            <w:pPr>
+              <w:jc w:val="center"/>
+            </w:pPr>
+            <w:r>
+              <w:rPr>
+                <w:sz w:val="20"/>
+                <w:szCs w:val="20"/>
+              </w:rPr>
+              <w:t xml:space="preserve">60.4%</w:t>
+            </w:r>
+          </w:p>
+        </w:tc>
+        <w:tc>
+          <w:tcPr>
+            <w:tcW w:type="dxa" w:w="950"/>
+            <w:tcMar>
+              <w:top w:type="dxa" w:w="60"/>
+              <w:left w:type="dxa" w:w="100"/>
+              <w:bottom w:type="dxa" w:w="60"/>
+              <w:right w:type="dxa" w:w="100"/>
+            </w:tcMar>
+            <w:vAlign w:val="center"/>
+          </w:tcPr>
+          <w:p>
+            <w:pPr>
+              <w:jc w:val="center"/>
+            </w:pPr>
+            <w:r>
+              <w:rPr>
+                <w:sz w:val="20"/>
+                <w:szCs w:val="20"/>
+              </w:rPr>
+              <w:t xml:space="preserve">97.5%</w:t>
+            </w:r>
+          </w:p>
+        </w:tc>
+        <w:tc>
+          <w:tcPr>
+            <w:tcW w:type="dxa" w:w="950"/>
+            <w:tcMar>
+              <w:top w:type="dxa" w:w="60"/>
+              <w:left w:type="dxa" w:w="100"/>
+              <w:bottom w:type="dxa" w:w="60"/>
+              <w:right w:type="dxa" w:w="100"/>
+            </w:tcMar>
+            <w:vAlign w:val="center"/>
+          </w:tcPr>
+          <w:p>
+            <w:pPr>
+              <w:jc w:val="center"/>
+            </w:pPr>
+            <w:r>
+              <w:rPr>
+                <w:sz w:val="20"/>
+                <w:szCs w:val="20"/>
+              </w:rPr>
+              <w:t xml:space="preserve">23.0%</w:t>
+            </w:r>
+          </w:p>
+        </w:tc>
+        <w:tc>
+          <w:tcPr>
+            <w:tcW w:type="dxa" w:w="950"/>
+            <w:tcMar>
+              <w:top w:type="dxa" w:w="60"/>
+              <w:left w:type="dxa" w:w="100"/>
+              <w:bottom w:type="dxa" w:w="60"/>
+              <w:right w:type="dxa" w:w="100"/>
+            </w:tcMar>
+            <w:vAlign w:val="center"/>
+          </w:tcPr>
+          <w:p>
+            <w:pPr>
+              <w:jc w:val="center"/>
+            </w:pPr>
+            <w:r>
+              <w:rPr>
+                <w:sz w:val="20"/>
+                <w:szCs w:val="20"/>
+              </w:rPr>
+              <w:t xml:space="preserve">23.0%</w:t>
+            </w:r>
+          </w:p>
+        </w:tc>
+      </w:tr>
+      <w:tr>
+        <w:tc>
+          <w:tcPr>
+            <w:tcW w:type="dxa" w:w="3200"/>
+            <w:tcMar>
+              <w:top w:type="dxa" w:w="60"/>
+              <w:left w:type="dxa" w:w="100"/>
+              <w:bottom w:type="dxa" w:w="60"/>
+              <w:right w:type="dxa" w:w="100"/>
+            </w:tcMar>
+            <w:vAlign w:val="center"/>
+          </w:tcPr>
+          <w:p>
+            <w:pPr>
+              <w:jc w:val="left"/>
+            </w:pPr>
+            <w:r>
+              <w:rPr>
+                <w:sz w:val="20"/>
+                <w:szCs w:val="20"/>
+              </w:rPr>
+              <w:t xml:space="preserve">Prune 50% → client FT → PTQ</w:t>
+            </w:r>
+          </w:p>
+        </w:tc>
+        <w:tc>
+          <w:tcPr>
+            <w:tcW w:type="dxa" w:w="950"/>
+            <w:tcMar>
+              <w:top w:type="dxa" w:w="60"/>
+              <w:left w:type="dxa" w:w="100"/>
+              <w:bottom w:type="dxa" w:w="60"/>
+              <w:right w:type="dxa" w:w="100"/>
+            </w:tcMar>
+            <w:vAlign w:val="center"/>
+          </w:tcPr>
+          <w:p>
+            <w:pPr>
+              <w:jc w:val="center"/>
+            </w:pPr>
+            <w:r>
+              <w:rPr>
+                <w:sz w:val="20"/>
+                <w:szCs w:val="20"/>
+              </w:rPr>
+              <w:t xml:space="preserve">94.8%</w:t>
+            </w:r>
+          </w:p>
+        </w:tc>
+        <w:tc>
+          <w:tcPr>
+            <w:tcW w:type="dxa" w:w="950"/>
+            <w:tcMar>
+              <w:top w:type="dxa" w:w="60"/>
+              <w:left w:type="dxa" w:w="100"/>
+              <w:bottom w:type="dxa" w:w="60"/>
+              <w:right w:type="dxa" w:w="100"/>
+            </w:tcMar>
+            <w:vAlign w:val="center"/>
+          </w:tcPr>
+          <w:p>
+            <w:pPr>
+              <w:jc w:val="center"/>
+            </w:pPr>
+            <w:r>
+              <w:rPr>
+                <w:sz w:val="20"/>
+                <w:szCs w:val="20"/>
+              </w:rPr>
+              <w:t xml:space="preserve">32.5%</w:t>
+            </w:r>
+          </w:p>
+        </w:tc>
+        <w:tc>
+          <w:tcPr>
+            <w:tcW w:type="dxa" w:w="950"/>
+            <w:tcMar>
+              <w:top w:type="dxa" w:w="60"/>
+              <w:left w:type="dxa" w:w="100"/>
+              <w:bottom w:type="dxa" w:w="60"/>
+              <w:right w:type="dxa" w:w="100"/>
+            </w:tcMar>
+            <w:vAlign w:val="center"/>
+          </w:tcPr>
+          <w:p>
+            <w:pPr>
+              <w:jc w:val="center"/>
+            </w:pPr>
+            <w:r>
+              <w:rPr>
+                <w:sz w:val="20"/>
+                <w:szCs w:val="20"/>
+              </w:rPr>
+              <w:t xml:space="preserve">23.9%</w:t>
+            </w:r>
+          </w:p>
+        </w:tc>
+        <w:tc>
+          <w:tcPr>
+            <w:tcW w:type="dxa" w:w="950"/>
+            <w:tcMar>
+              <w:top w:type="dxa" w:w="60"/>
+              <w:left w:type="dxa" w:w="100"/>
+              <w:bottom w:type="dxa" w:w="60"/>
+              <w:right w:type="dxa" w:w="100"/>
+            </w:tcMar>
+            <w:vAlign w:val="center"/>
+          </w:tcPr>
+          <w:p>
+            <w:pPr>
+              <w:jc w:val="center"/>
+            </w:pPr>
+            <w:r>
+              <w:rPr>
+                <w:sz w:val="20"/>
+                <w:szCs w:val="20"/>
+              </w:rPr>
+              <w:t xml:space="preserve">86.1%</w:t>
+            </w:r>
+          </w:p>
+        </w:tc>
+        <w:tc>
+          <w:tcPr>
+            <w:tcW w:type="dxa" w:w="950"/>
+            <w:tcMar>
+              <w:top w:type="dxa" w:w="60"/>
+              <w:left w:type="dxa" w:w="100"/>
+              <w:bottom w:type="dxa" w:w="60"/>
+              <w:right w:type="dxa" w:w="100"/>
+            </w:tcMar>
+            <w:vAlign w:val="center"/>
+          </w:tcPr>
+          <w:p>
+            <w:pPr>
+              <w:jc w:val="center"/>
+            </w:pPr>
+            <w:r>
+              <w:rPr>
+                <w:sz w:val="20"/>
+                <w:szCs w:val="20"/>
+              </w:rPr>
+              <w:t xml:space="preserve">23.0%</w:t>
+            </w:r>
+          </w:p>
+        </w:tc>
+        <w:tc>
+          <w:tcPr>
+            <w:tcW w:type="dxa" w:w="950"/>
+            <w:tcMar>
+              <w:top w:type="dxa" w:w="60"/>
+              <w:left w:type="dxa" w:w="100"/>
+              <w:bottom w:type="dxa" w:w="60"/>
+              <w:right w:type="dxa" w:w="100"/>
+            </w:tcMar>
+            <w:vAlign w:val="center"/>
+          </w:tcPr>
+          <w:p>
+            <w:pPr>
+              <w:jc w:val="center"/>
+            </w:pPr>
+            <w:r>
+              <w:rPr>
+                <w:sz w:val="20"/>
+                <w:szCs w:val="20"/>
+              </w:rPr>
+              <w:t xml:space="preserve">23.0%</w:t>
+            </w:r>
+          </w:p>
+        </w:tc>
+      </w:tr>
+      <w:tr>
+        <w:tc>
+          <w:tcPr>
+            <w:tcW w:type="dxa" w:w="3200"/>
+            <w:tcMar>
+              <w:top w:type="dxa" w:w="60"/>
+              <w:left w:type="dxa" w:w="100"/>
+              <w:bottom w:type="dxa" w:w="60"/>
+              <w:right w:type="dxa" w:w="100"/>
+            </w:tcMar>
+            <w:vAlign w:val="center"/>
+          </w:tcPr>
+          <w:p>
+            <w:pPr>
+              <w:jc w:val="left"/>
+            </w:pPr>
+            <w:r>
+              <w:rPr>
+                <w:sz w:val="20"/>
+                <w:szCs w:val="20"/>
+              </w:rPr>
+              <w:t xml:space="preserve">Prune 50% → client FT → QAT FT (deployed)</w:t>
+            </w:r>
+          </w:p>
+        </w:tc>
+        <w:tc>
+          <w:tcPr>
+            <w:tcW w:type="dxa" w:w="950"/>
+            <w:tcMar>
+              <w:top w:type="dxa" w:w="60"/>
+              <w:left w:type="dxa" w:w="100"/>
+              <w:bottom w:type="dxa" w:w="60"/>
+              <w:right w:type="dxa" w:w="100"/>
+            </w:tcMar>
+            <w:vAlign w:val="center"/>
+          </w:tcPr>
+          <w:p>
+            <w:pPr>
+              <w:jc w:val="center"/>
+            </w:pPr>
+            <w:r>
+              <w:rPr>
+                <w:sz w:val="20"/>
+                <w:szCs w:val="20"/>
+              </w:rPr>
+              <w:t xml:space="preserve">94.2%</w:t>
+            </w:r>
+          </w:p>
+        </w:tc>
+        <w:tc>
+          <w:tcPr>
+            <w:tcW w:type="dxa" w:w="950"/>
+            <w:tcMar>
+              <w:top w:type="dxa" w:w="60"/>
+              <w:left w:type="dxa" w:w="100"/>
+              <w:bottom w:type="dxa" w:w="60"/>
+              <w:right w:type="dxa" w:w="100"/>
+            </w:tcMar>
+            <w:vAlign w:val="center"/>
+          </w:tcPr>
+          <w:p>
+            <w:pPr>
+              <w:jc w:val="center"/>
+            </w:pPr>
+            <w:r>
+              <w:rPr>
+                <w:sz w:val="20"/>
+                <w:szCs w:val="20"/>
+              </w:rPr>
+              <w:t xml:space="preserve">44.3%</w:t>
+            </w:r>
+          </w:p>
+        </w:tc>
+        <w:tc>
+          <w:tcPr>
+            <w:tcW w:type="dxa" w:w="950"/>
+            <w:tcMar>
+              <w:top w:type="dxa" w:w="60"/>
+              <w:left w:type="dxa" w:w="100"/>
+              <w:bottom w:type="dxa" w:w="60"/>
+              <w:right w:type="dxa" w:w="100"/>
+            </w:tcMar>
+            <w:vAlign w:val="center"/>
+          </w:tcPr>
+          <w:p>
+            <w:pPr>
+              <w:jc w:val="center"/>
+            </w:pPr>
+            <w:r>
+              <w:rPr>
+                <w:sz w:val="20"/>
+                <w:szCs w:val="20"/>
+              </w:rPr>
+              <w:t xml:space="preserve">45.6%</w:t>
+            </w:r>
+          </w:p>
+        </w:tc>
+        <w:tc>
+          <w:tcPr>
+            <w:tcW w:type="dxa" w:w="950"/>
+            <w:tcMar>
+              <w:top w:type="dxa" w:w="60"/>
+              <w:left w:type="dxa" w:w="100"/>
+              <w:bottom w:type="dxa" w:w="60"/>
+              <w:right w:type="dxa" w:w="100"/>
+            </w:tcMar>
+            <w:vAlign w:val="center"/>
+          </w:tcPr>
+          <w:p>
+            <w:pPr>
+              <w:jc w:val="center"/>
+            </w:pPr>
+            <w:r>
+              <w:rPr>
+                <w:sz w:val="20"/>
+                <w:szCs w:val="20"/>
+              </w:rPr>
+              <w:t xml:space="preserve">98.1%</w:t>
+            </w:r>
+          </w:p>
+        </w:tc>
+        <w:tc>
+          <w:tcPr>
+            <w:tcW w:type="dxa" w:w="950"/>
+            <w:tcMar>
+              <w:top w:type="dxa" w:w="60"/>
+              <w:left w:type="dxa" w:w="100"/>
+              <w:bottom w:type="dxa" w:w="60"/>
+              <w:right w:type="dxa" w:w="100"/>
+            </w:tcMar>
+            <w:vAlign w:val="center"/>
+          </w:tcPr>
+          <w:p>
+            <w:pPr>
+              <w:jc w:val="center"/>
+            </w:pPr>
+            <w:r>
+              <w:rPr>
+                <w:sz w:val="20"/>
+                <w:szCs w:val="20"/>
+              </w:rPr>
+              <w:t xml:space="preserve">23.0%</w:t>
+            </w:r>
+          </w:p>
+        </w:tc>
+        <w:tc>
+          <w:tcPr>
+            <w:tcW w:type="dxa" w:w="950"/>
+            <w:tcMar>
+              <w:top w:type="dxa" w:w="60"/>
+              <w:left w:type="dxa" w:w="100"/>
+              <w:bottom w:type="dxa" w:w="60"/>
+              <w:right w:type="dxa" w:w="100"/>
+            </w:tcMar>
+            <w:vAlign w:val="center"/>
+          </w:tcPr>
+          <w:p>
+            <w:pPr>
+              <w:jc w:val="center"/>
+            </w:pPr>
+            <w:r>
+              <w:rPr>
+                <w:sz w:val="20"/>
+                <w:szCs w:val="20"/>
+              </w:rPr>
+              <w:t xml:space="preserve">23.0%</w:t>
+            </w:r>
+          </w:p>
+        </w:tc>
+      </w:tr>
+      <w:tr>
+        <w:tc>
+          <w:tcPr>
+            <w:tcW w:type="dxa" w:w="3200"/>
+            <w:tcMar>
+              <w:top w:type="dxa" w:w="60"/>
+              <w:left w:type="dxa" w:w="100"/>
+              <w:bottom w:type="dxa" w:w="60"/>
+              <w:right w:type="dxa" w:w="100"/>
+            </w:tcMar>
+            <w:vAlign w:val="center"/>
+          </w:tcPr>
+          <w:p>
+            <w:pPr>
+              <w:jc w:val="left"/>
+            </w:pPr>
+            <w:r>
+              <w:rPr>
+                <w:sz w:val="20"/>
+                <w:szCs w:val="20"/>
+              </w:rPr>
+              <w:t xml:space="preserve">Prune 50% → pooled FT → QAT FT (upper bound)</w:t>
+            </w:r>
+          </w:p>
+        </w:tc>
+        <w:tc>
+          <w:tcPr>
+            <w:tcW w:type="dxa" w:w="950"/>
+            <w:tcMar>
+              <w:top w:type="dxa" w:w="60"/>
+              <w:left w:type="dxa" w:w="100"/>
+              <w:bottom w:type="dxa" w:w="60"/>
+              <w:right w:type="dxa" w:w="100"/>
+            </w:tcMar>
+            <w:vAlign w:val="center"/>
+          </w:tcPr>
+          <w:p>
+            <w:pPr>
+              <w:jc w:val="center"/>
+            </w:pPr>
+            <w:r>
+              <w:rPr>
+                <w:sz w:val="20"/>
+                <w:szCs w:val="20"/>
+              </w:rPr>
+              <w:t xml:space="preserve">96.3%</w:t>
+            </w:r>
+          </w:p>
+        </w:tc>
+        <w:tc>
+          <w:tcPr>
+            <w:tcW w:type="dxa" w:w="950"/>
+            <w:tcMar>
+              <w:top w:type="dxa" w:w="60"/>
+              <w:left w:type="dxa" w:w="100"/>
+              <w:bottom w:type="dxa" w:w="60"/>
+              <w:right w:type="dxa" w:w="100"/>
+            </w:tcMar>
+            <w:vAlign w:val="center"/>
+          </w:tcPr>
+          <w:p>
+            <w:pPr>
+              <w:jc w:val="center"/>
+            </w:pPr>
+            <w:r>
+              <w:rPr>
+                <w:sz w:val="20"/>
+                <w:szCs w:val="20"/>
+              </w:rPr>
+              <w:t xml:space="preserve">44.7%</w:t>
+            </w:r>
+          </w:p>
+        </w:tc>
+        <w:tc>
+          <w:tcPr>
+            <w:tcW w:type="dxa" w:w="950"/>
+            <w:tcMar>
+              <w:top w:type="dxa" w:w="60"/>
+              <w:left w:type="dxa" w:w="100"/>
+              <w:bottom w:type="dxa" w:w="60"/>
+              <w:right w:type="dxa" w:w="100"/>
+            </w:tcMar>
+            <w:vAlign w:val="center"/>
+          </w:tcPr>
+          <w:p>
+            <w:pPr>
+              <w:jc w:val="center"/>
+            </w:pPr>
+            <w:r>
+              <w:rPr>
+                <w:sz w:val="20"/>
+                <w:szCs w:val="20"/>
+              </w:rPr>
+              <w:t xml:space="preserve">46.2%</w:t>
+            </w:r>
+          </w:p>
+        </w:tc>
+        <w:tc>
+          <w:tcPr>
+            <w:tcW w:type="dxa" w:w="950"/>
+            <w:tcMar>
+              <w:top w:type="dxa" w:w="60"/>
+              <w:left w:type="dxa" w:w="100"/>
+              <w:bottom w:type="dxa" w:w="60"/>
+              <w:right w:type="dxa" w:w="100"/>
+            </w:tcMar>
+            <w:vAlign w:val="center"/>
+          </w:tcPr>
+          <w:p>
+            <w:pPr>
+              <w:jc w:val="center"/>
+            </w:pPr>
+            <w:r>
+              <w:rPr>
+                <w:sz w:val="20"/>
+                <w:szCs w:val="20"/>
+              </w:rPr>
+              <w:t xml:space="preserve">98.7%</w:t>
+            </w:r>
+          </w:p>
+        </w:tc>
+        <w:tc>
+          <w:tcPr>
+            <w:tcW w:type="dxa" w:w="950"/>
+            <w:tcMar>
+              <w:top w:type="dxa" w:w="60"/>
+              <w:left w:type="dxa" w:w="100"/>
+              <w:bottom w:type="dxa" w:w="60"/>
+              <w:right w:type="dxa" w:w="100"/>
+            </w:tcMar>
+            <w:vAlign w:val="center"/>
+          </w:tcPr>
+          <w:p>
+            <w:pPr>
+              <w:jc w:val="center"/>
+            </w:pPr>
+            <w:r>
+              <w:rPr>
+                <w:sz w:val="20"/>
+                <w:szCs w:val="20"/>
+              </w:rPr>
+              <w:t xml:space="preserve">56.2%</w:t>
+            </w:r>
+          </w:p>
+        </w:tc>
+        <w:tc>
+          <w:tcPr>
+            <w:tcW w:type="dxa" w:w="950"/>
+            <w:tcMar>
+              <w:top w:type="dxa" w:w="60"/>
+              <w:left w:type="dxa" w:w="100"/>
+              <w:bottom w:type="dxa" w:w="60"/>
+              <w:right w:type="dxa" w:w="100"/>
+            </w:tcMar>
+            <w:vAlign w:val="center"/>
+          </w:tcPr>
+          <w:p>
+            <w:pPr>
+              <w:jc w:val="center"/>
+            </w:pPr>
+            <w:r>
+              <w:rPr>
+                <w:sz w:val="20"/>
+                <w:szCs w:val="20"/>
+              </w:rPr>
+              <w:t xml:space="preserve">55.6%</w:t>
+            </w:r>
+          </w:p>
+        </w:tc>
+      </w:tr>
+    </w:tbl>
+    <w:p>
+      <w:pPr>
+        <w:spacing w:after="240" w:before="80"/>
+      </w:pPr>
+      <w:r>
+        <w:rPr>
+          <w:i/>
+          <w:iCs/>
+          <w:sz w:val="20"/>
+          <w:szCs w:val="20"/>
+        </w:rPr>
+        <w:t xml:space="preserve">Table 5. Accuracy under FGSM and PGD (ε = 0.1, standardized features), perturbations computed on the federated FP32 model and transferred to the other models. On TON_IoT, 23.0% equals the benign share of the test set: those models label every perturbed record benign.</w:t>
+      </w:r>
+    </w:p>
+    <w:p>
+      <w:pPr>
+        <w:spacing w:after="160"/>
+      </w:pPr>
+      <w:r>
+        <w:t xml:space="preserve">On CIC-IDS2017, INT8 PTQ preserves the federated model's robustness (PGD 55.6% → 60.4%). Pruning followed by fine-tuning reduces it. Of the pruned models, the QAT-fine-tuned deployment model (PGD 45.6%) is clearly more robust than the PTQ one (23.9%), which echoes the quantization-robustness interaction reported in [21–23]. The centralized model is markedly more fragile (PGD 29.0%) even though it is attacked only by transfer. On TON_IoT, ε = 0.1 is strong enough that every model except the pooled-fine-tuned one predicts all perturbed records as benign. Two caveats apply. First, these are unconstrained L∞ perturbations in standardized feature space that ignore feature semantics (integer counts, encoded categories), so they overstate what a network attacker can realize. Second, the per-model differences come from a single seed. We report them as relative robustness under a common perturbation, not as absolute security guarantees.</w:t>
       </w:r>
     </w:p>
     <w:p>

--- a/paper/TinyML_Federated_IDS_Revised.docx
+++ b/paper/TinyML_Federated_IDS_Revised.docx
@@ -1496,7 +1496,7 @@
                 <w:sz w:val="20"/>
                 <w:szCs w:val="20"/>
               </w:rPr>
-              <w:t xml:space="preserve">pending</w:t>
+              <w:t xml:space="preserve">99.02%</w:t>
             </w:r>
           </w:p>
         </w:tc>
@@ -1520,7 +1520,7 @@
                 <w:sz w:val="20"/>
                 <w:szCs w:val="20"/>
               </w:rPr>
-              <w:t xml:space="preserve"/>
+              <w:t xml:space="preserve">99.00%</w:t>
             </w:r>
           </w:p>
         </w:tc>
@@ -1544,7 +1544,7 @@
                 <w:sz w:val="20"/>
                 <w:szCs w:val="20"/>
               </w:rPr>
-              <w:t xml:space="preserve"/>
+              <w:t xml:space="preserve">99.73%</w:t>
             </w:r>
           </w:p>
         </w:tc>
@@ -1568,7 +1568,7 @@
                 <w:sz w:val="20"/>
                 <w:szCs w:val="20"/>
               </w:rPr>
-              <w:t xml:space="preserve"/>
+              <w:t xml:space="preserve">99.36%</w:t>
             </w:r>
           </w:p>
         </w:tc>
@@ -1592,7 +1592,7 @@
                 <w:sz w:val="20"/>
                 <w:szCs w:val="20"/>
               </w:rPr>
-              <w:t xml:space="preserve"/>
+              <w:t xml:space="preserve">3.38%</w:t>
             </w:r>
           </w:p>
         </w:tc>
@@ -1620,12 +1620,15 @@
         <w:t xml:space="preserve">Federated training comes within 1.65 F1 points of centralized training on CIC-IDS2017 and within 0.08 on TON_IoT. On CIC-IDS2017 the gap lies almost entirely in precision (FAR 6.84% vs. 5.92%); both models detect more than 99.9% of attacks. </w:t>
       </w:r>
       <w:r>
+        <w:t xml:space="preserve">On TON_IoT, a fixed learning rate performs as well as the cosine schedule (F1 99.36 vs. 99.40), so the large effect of the cosine schedule reported in the WIP version is not visible on this dataset. </w:t>
+      </w:r>
+      <w:r>
         <w:rPr>
           <w:b/>
           <w:bCs/>
           <w:color w:val="C00000"/>
         </w:rPr>
-        <w:t xml:space="preserve">[PENDING: fixed-learning-rate rows from jobs 2026-10-04_h/i, to test whether the cosine schedule's effect reported in the WIP version survives the corrected pipeline]</w:t>
+        <w:t xml:space="preserve">[PENDING: CIC-IDS2017 fixed-learning-rate row from job 2026-10-04_i]</w:t>
       </w:r>
     </w:p>
     <w:p>
@@ -4029,15 +4032,67 @@
         <w:spacing w:after="160"/>
       </w:pPr>
       <w:r>
-        <w:t xml:space="preserve">We sweep the structured-pruning ratio from 30% to 90%, each with no fine-tuning, client fine-tuning + PTQ, and client fine-tuning + QAT, on both datasets. This replaces the 48-configuration sweep of the WIP version, which was produced by the erroneous pipeline. </w:t>
-      </w:r>
+        <w:t xml:space="preserve">We sweep the structured-pruning ratio from 30% to 90% on the near-IID federated models. Each ratio is tested with no fine-tuning, client fine-tuning + PTQ, and client fine-tuning + QAT fine-tuning (Figure 1). This replaces the 48-configuration sweep of the WIP version, which was produced by the erroneous pipeline. Without fine-tuning, pruning breaks the CIC-IDS2017 model from 50% onward (from 70% it predicts every flow as an attack) and steadily degrades the TON_IoT model. With client fine-tuning, CIC-IDS2017 degrades gracefully: 30% pruning (112–126 KB) gives F1 87.6–89.7, 70% pruning (31 KB, 26×) gives 84.4–85.0, 85% (14 KB, 57×) gives 81.3–82.9, and 90% (9.9 KB, 81×) gives 78.0. PTQ and QAT fine-tuning track each other closely. On TON_IoT, client fine-tuning + QAT holds F1 between 98.6 and 98.9 all the way to 90% pruning (7.9 KB, 91× smaller than FP32), whereas client fine-tuning + PTQ fluctuates between 90.5 and 98.4. QAT fine-tuning is therefore the choice that is reliable on both datasets. On CIC-IDS2017 the useful range ends around 70% pruning (31 KB) if F1 within about 1.3 points of the federated model is required.</w:t>
+      </w:r>
+    </w:p>
+    <w:p>
+      <w:pPr>
+        <w:spacing w:after="40" w:before="160"/>
+        <w:jc w:val="center"/>
+      </w:pPr>
+      <w:r>
+        <w:drawing>
+          <wp:inline distT="0" distB="0" distL="0" distR="0">
+            <wp:extent cx="5715000" cy="2371725"/>
+            <wp:effectExtent t="0" r="0" b="0" l="0"/>
+            <wp:docPr id="1" name="" descr="" title=""/>
+            <wp:cNvGraphicFramePr>
+              <a:graphicFrameLocks xmlns:a="http://schemas.openxmlformats.org/drawingml/2006/main" noChangeAspect="1"/>
+            </wp:cNvGraphicFramePr>
+            <a:graphic xmlns:a="http://schemas.openxmlformats.org/drawingml/2006/main">
+              <a:graphicData uri="http://schemas.openxmlformats.org/drawingml/2006/picture">
+                <pic:pic xmlns:pic="http://schemas.openxmlformats.org/drawingml/2006/picture">
+                  <pic:nvPicPr>
+                    <pic:cNvPr id="0" name="" descr=""/>
+                    <pic:cNvPicPr>
+                      <a:picLocks noChangeAspect="1" noChangeArrowheads="1"/>
+                    </pic:cNvPicPr>
+                  </pic:nvPicPr>
+                  <pic:blipFill>
+                    <a:blip r:embed="rId7" cstate="none"/>
+                    <a:srcRect/>
+                    <a:stretch>
+                      <a:fillRect/>
+                    </a:stretch>
+                  </pic:blipFill>
+                  <pic:spPr bwMode="auto">
+                    <a:xfrm>
+                      <a:off x="0" y="0"/>
+                      <a:ext cx="5715000" cy="2371725"/>
+                    </a:xfrm>
+                    <a:prstGeom prst="rect">
+                      <a:avLst/>
+                    </a:prstGeom>
+                  </pic:spPr>
+                </pic:pic>
+              </a:graphicData>
+            </a:graphic>
+          </wp:inline>
+        </w:drawing>
+      </w:r>
+    </w:p>
+    <w:p>
+      <w:pPr>
+        <w:spacing w:after="240" w:before="80"/>
+      </w:pPr>
       <w:r>
         <w:rPr>
-          <w:b/>
-          <w:bCs/>
-          <w:color w:val="C00000"/>
+          <w:i/>
+          <w:iCs/>
+          <w:sz w:val="20"/>
+          <w:szCs w:val="20"/>
         </w:rPr>
-        <w:t xml:space="preserve">[PENDING: prune-ratio sweep results and figure from job 2026-10-04_g_prune_sweep]</w:t>
+        <w:t xml:space="preserve">Figure 1. F1 vs. deployed INT8 model size for structured-pruning ratios 30–90% (labels), with fine-tuning on one client's local data followed by QAT fine-tuning or PTQ, and without fine-tuning. Dashed line: the uncompressed federated model.</w:t>
       </w:r>
     </w:p>
     <w:p>

--- a/paper/TinyML_Federated_IDS_Revised.docx
+++ b/paper/TinyML_Federated_IDS_Revised.docx
@@ -164,7 +164,7 @@
         <w:t xml:space="preserve">• Decompose the compression ratio (81B-6): </w:t>
       </w:r>
       <w:r>
-        <w:t xml:space="preserve">Section 5.3 separates INT8 quantization (3.5×) from structured pruning (a further 3.5×), and Section 5.5 sweeps the pruning ratio.</w:t>
+        <w:t xml:space="preserve">Section 5.3 separates INT8 quantization (3.5×) from structured pruning (a further 3.5×), Section 5.5 sweeps the pruning ratio, Section 5.9 compares five post-training quantization methods, and Section 5.10 evaluates client-local knowledge distillation as an alternative to pruning.</w:t>
       </w:r>
     </w:p>
     <w:p>
@@ -276,7 +276,7 @@
         <w:spacing w:after="200"/>
       </w:pPr>
       <w:r>
-        <w:t xml:space="preserve">Federated Learning (FL) combined with TinyML is an attractive basis for privacy-preserving intrusion detection on microcontroller-class IoT devices, but the claim that a federated model can be compressed for such devices without losing detection quality is rarely tested end to end. We train a multilayer-perceptron intrusion detector with Flower (FedAvgM, cosine learning-rate decay, focal loss) on CIC-IDS2017 and TON_IoT, and compress it for TensorFlow Lite Micro using only data a federated deployment would actually hold. Three results stand out. First, federated training comes close to centralized training on the same recipe (F1 85.70 vs. 87.35 on CIC-IDS2017; 99.40 vs. 99.48 on TON_IoT), and a strongly non-IID Dirichlet(0.3) partition costs at most about one F1 point. Second, structured pruning followed by fine-tuning and QAT fine-tuning on a single participating client's local data yields a 65 KB INT8 model (12.3× smaller than FP32) with no loss relative to the federated model (F1 85.59, Attack Recall 99.66% on CIC-IDS2017; F1 98.74 on TON_IoT). How well this works depends on how closely that client's class mix matches the global one. Third, training-time quantization-aware training inside FL collapses on CIC-IDS2017 (34.7% accuracy): heavy-tailed standardized features drive the learned INT8 input range to [−1231, 405]. The same method works on TON_IoT, and post-training quantization of the float model costs only about one F1 point. We also document four silent failure modes in a common TensorFlow, tfmot, and Flower toolchain that had invalidated the compressed-model results of our own earlier report, together with the checks that catch them.</w:t>
+        <w:t xml:space="preserve">Federated Learning (FL) combined with TinyML is an attractive basis for privacy-preserving intrusion detection on microcontroller-class IoT devices, but the claim that a federated model can be compressed for such devices without losing detection quality is rarely tested end to end. We train a multilayer-perceptron intrusion detector with Flower (FedAvgM, cosine learning-rate decay, focal loss) on CIC-IDS2017 and TON_IoT, and compress it for TensorFlow Lite Micro using only data a federated deployment would actually hold. Three results stand out. First, federated training comes close to centralized training on the same recipe (F1 85.70 vs. 87.35 on CIC-IDS2017; 99.40 vs. 99.48 on TON_IoT), and a strongly non-IID Dirichlet(0.3) partition costs at most about one F1 point. Second, structured pruning followed by fine-tuning and QAT fine-tuning on a single participating client's local data yields a 65 KB INT8 model (12.3× smaller than FP32) with no loss relative to the federated model (F1 85.59, Attack Recall 99.66% on CIC-IDS2017; F1 98.74 on TON_IoT). How well this works depends on how closely that client's class mix matches the global one. Third, training-time quantization-aware training inside FL collapses on CIC-IDS2017 (34.7% accuracy): heavy-tailed standardized features drive the learned INT8 input range to [−1231, 405]. The same method works on TON_IoT, and post-training quantization of the float model costs about one F1 point when calibrated on representative data; with one client's data, 8-bit activations cost up to 8 F1 points on TON_IoT, which QAT fine-tuning avoids. We also document four silent failure modes in a common TensorFlow, tfmot, and Flower toolchain that had invalidated the compressed-model results of our own earlier report, together with the checks that catch them.</w:t>
       </w:r>
     </w:p>
     <w:p>
@@ -317,7 +317,7 @@
         <w:spacing w:after="160"/>
       </w:pPr>
       <w:r>
-        <w:t xml:space="preserve">Contributions. (1) An end-to-end evaluation of a federated TinyML intrusion detector on two datasets against a centralized baseline trained with the identical recipe, under both near-IID and Dirichlet(0.3) client partitions (Sections 5.1–5.2). (2) An FL-faithful compression procedure: exact BatchNorm folding, structured pruning, then fine-tuning and QAT fine-tuning on one client's local data. It produces a 65 KB INT8 model (12.3×) with no loss relative to the federated model, and we quantify how the outcome depends on which client performs the fine-tuning (Sections 5.3–5.5). (3) A negative result: training-time QAT inside FL fails on CIC-IDS2017 because its moving-average quantizers absorb the heavy-tailed feature outliers. It works on TON_IoT, and post-training quantization of a float model is unaffected (Section 5.6). (4) Four silent failure modes in a widely used TensorFlow / TensorFlow Model Optimization / Flower toolchain, each of which yields plausible-looking but wrong compressed-model results, with the checks we now run to catch them (Section 6.2). (5) FGSM/PGD robustness of the corrected models (Section 5.7) and a verified ESP32 benchmark harness (Section 6.1, Appendix B).</w:t>
+        <w:t xml:space="preserve">Contributions. (1) An end-to-end evaluation of a federated TinyML intrusion detector on two datasets against a centralized baseline trained with the identical recipe, under both near-IID and Dirichlet(0.3) client partitions (Sections 5.1–5.2). (2) An FL-faithful compression procedure: exact BatchNorm folding, structured pruning, then fine-tuning and QAT fine-tuning on one client's local data. It produces a 65 KB INT8 model (12.3×) with no loss relative to the federated model, and we quantify how the outcome depends on which client performs the fine-tuning (Sections 5.3–5.5). We compare it with five post-training quantization methods and with client-local knowledge distillation (Sections 5.9–5.10). (3) A negative result: training-time QAT inside FL fails on CIC-IDS2017 because its moving-average quantizers absorb the heavy-tailed feature outliers. It works on TON_IoT, and post-training quantization of a float model avoids the collapse (Section 5.6), although full-integer INT8 PTQ is sensitive to the calibration samples, which QAT fine-tuning is not (Section 5.9). (4) Four silent failure modes in a widely used TensorFlow / TensorFlow Model Optimization / Flower toolchain, each of which yields plausible-looking but wrong compressed-model results, with the checks we now run to catch them (Section 6.2). (5) FGSM/PGD robustness of the corrected models (Section 5.7) and a verified ESP32 benchmark harness (Section 6.1, Appendix B).</w:t>
       </w:r>
     </w:p>
     <w:p>
@@ -1058,7 +1058,7 @@
                 <w:sz w:val="20"/>
                 <w:szCs w:val="20"/>
               </w:rPr>
-              <w:t xml:space="preserve">pending</w:t>
+              <w:t xml:space="preserve">95.01%</w:t>
             </w:r>
           </w:p>
         </w:tc>
@@ -1082,7 +1082,7 @@
                 <w:sz w:val="20"/>
                 <w:szCs w:val="20"/>
               </w:rPr>
-              <w:t xml:space="preserve"/>
+              <w:t xml:space="preserve">77.40%</w:t>
             </w:r>
           </w:p>
         </w:tc>
@@ -1106,7 +1106,7 @@
                 <w:sz w:val="20"/>
                 <w:szCs w:val="20"/>
               </w:rPr>
-              <w:t xml:space="preserve"/>
+              <w:t xml:space="preserve">99.84%</w:t>
             </w:r>
           </w:p>
         </w:tc>
@@ -1130,7 +1130,7 @@
                 <w:sz w:val="20"/>
                 <w:szCs w:val="20"/>
               </w:rPr>
-              <w:t xml:space="preserve"/>
+              <w:t xml:space="preserve">87.20%</w:t>
             </w:r>
           </w:p>
         </w:tc>
@@ -1154,7 +1154,7 @@
                 <w:sz w:val="20"/>
                 <w:szCs w:val="20"/>
               </w:rPr>
-              <w:t xml:space="preserve"/>
+              <w:t xml:space="preserve">5.99%</w:t>
             </w:r>
           </w:p>
         </w:tc>
@@ -1620,15 +1620,7 @@
         <w:t xml:space="preserve">Federated training comes within 1.65 F1 points of centralized training on CIC-IDS2017 and within 0.08 on TON_IoT. On CIC-IDS2017 the gap lies almost entirely in precision (FAR 6.84% vs. 5.92%); both models detect more than 99.9% of attacks. </w:t>
       </w:r>
       <w:r>
-        <w:t xml:space="preserve">On TON_IoT, a fixed learning rate performs as well as the cosine schedule (F1 99.36 vs. 99.40), so the large effect of the cosine schedule reported in the WIP version is not visible on this dataset. </w:t>
-      </w:r>
-      <w:r>
-        <w:rPr>
-          <w:b/>
-          <w:bCs/>
-          <w:color w:val="C00000"/>
-        </w:rPr>
-        <w:t xml:space="preserve">[PENDING: CIC-IDS2017 fixed-learning-rate row from job 2026-10-04_i]</w:t>
+        <w:t xml:space="preserve">A fixed learning rate (10⁻³ throughout) does as well as the cosine schedule on both datasets: F1 87.20 vs. 85.70 on CIC-IDS2017 and 99.36 vs. 99.40 on TON_IoT. The WIP version attributed a jump in Attack Recall from 46.7% to 93.85% to the cosine schedule. With the weight-exchange error of Section 6.2 corrected, a fixed-LR federated model already reaches 99.84% Attack Recall, so that jump was an artifact of the erroneous pipeline and we withdraw the claim. We keep the cosine schedule only because the remaining experiments were run with it; it is not a contribution of this paper.</w:t>
       </w:r>
     </w:p>
     <w:p>
@@ -3346,7 +3338,7 @@
           <w:sz w:val="20"/>
           <w:szCs w:val="20"/>
         </w:rPr>
-        <w:t xml:space="preserve">Table 3. Compression of the federated model. "Client FT" uses 10,000 samples from one participating client's own partition (client 0); "pooled" uses 10,000 pooled training samples and is not available in a real federated deployment.</w:t>
+        <w:t xml:space="preserve">Table 3. Compression of the federated model. "Client FT" uses 10,000 samples from one participating client's own partition (client 0); "pooled" uses 10,000 pooled training samples and is not available in a real federated deployment. The two rows without fine-tuning calibrate INT8 on 500 pooled samples; Section 5.9 repeats them with client-local calibration.</w:t>
       </w:r>
     </w:p>
     <w:p>
@@ -3354,7 +3346,7 @@
         <w:spacing w:after="160"/>
       </w:pPr>
       <w:r>
-        <w:t xml:space="preserve">INT8 PTQ alone gives 3.5× at a cost of about one F1 point on both datasets. Pruning half of each hidden layer gives a further 3.5×, but only if the pruned model is fine-tuned. Without fine-tuning, the pruned model breaks down (F1 42.28 on CIC-IDS2017, FAR 18% on TON_IoT). With fine-tuning and QAT fine-tuning on one client's local data, the deployed INT8 model is 65.4 KB on CIC-IDS2017 (802.5 / 65.4 = 12.27×) and 55.2 KB on TON_IoT (13.05×), and it matches the float federated model (F1 85.59 vs. 85.70 and 98.74 vs. 99.40). The deployed CIC-IDS2017 model has 94.28% accuracy, 75.00% precision, and 99.66% Attack Recall. The QAT fine-tuning step matters on TON_IoT, where client-fine-tuned PTQ reaches only F1 90.50.</w:t>
+        <w:t xml:space="preserve">INT8 PTQ alone gives 3.5× at a cost of about one F1 point on both datasets when calibrated on pooled samples (with client-local calibration it costs 8 F1 points on TON_IoT; Section 5.9). Pruning half of each hidden layer gives a further 3.5×, but only if the pruned model is fine-tuned. Without fine-tuning, the pruned model breaks down (F1 42.28 on CIC-IDS2017, FAR 18% on TON_IoT). With fine-tuning and QAT fine-tuning on one client's local data, the deployed INT8 model is 65.4 KB on CIC-IDS2017 (802.5 / 65.4 = 12.27×) and 55.2 KB on TON_IoT (13.05×), and it matches the float federated model (F1 85.59 vs. 85.70 and 98.74 vs. 99.40). The deployed CIC-IDS2017 model has 94.28% accuracy, 75.00% precision, and 99.66% Attack Recall. The QAT fine-tuning step matters on TON_IoT, where client-fine-tuned PTQ reaches only F1 90.50.</w:t>
       </w:r>
     </w:p>
     <w:p>
@@ -4109,7 +4101,7 @@
         <w:spacing w:after="160"/>
       </w:pPr>
       <w:r>
-        <w:t xml:space="preserve">The WIP version reported that training-time QAT (fake quantization from the first federated round) helps at aggressive compression and hurts at moderate compression. That observation came from runs affected by the weight-exchange and QAT-stripping errors of Section 6.2. With both corrected, training-time QAT inside FL fails on CIC-IDS2017. The federated QAT model reaches 34.74% accuracy (F1 34.30, FAR 78.7%), and its float weights reach only F1 46.8. The reason is visible in the learned quantizer state. The input quantizer's moving-average range is [−1231, 405], and activation ranges reach 2342, because standardized CIC-IDS2017 features are heavy-tailed (rare flows lie hundreds to thousands of standard deviations from the mean). One INT8 step then spans about 6.4 standard deviations, so ordinary inputs collapse to the zero point. On TON_IoT, whose features are less extreme, the same procedure works (federated QAT model: accuracy 98.22%, F1 98.84). PTQ of a float federated model is unaffected on both datasets (Table 3), and so is QAT fine-tuning of a pruned float model, because its calibration happens on a small fine-tuning set after training. We therefore use post-training QAT fine-tuning, not training-time QAT, in the deployed pipeline. Robust input scaling (clipping or a log transform before standardization) is a plausible fix for training-time QAT that we have not evaluated.</w:t>
+        <w:t xml:space="preserve">The WIP version reported that training-time QAT (fake quantization from the first federated round) helps at aggressive compression and hurts at moderate compression. That observation came from runs affected by the weight-exchange and QAT-stripping errors of Section 6.2. With both corrected, training-time QAT inside FL fails on CIC-IDS2017. The federated QAT model reaches 34.74% accuracy (F1 34.30, FAR 78.7%), and its float weights reach only F1 46.8. The reason is visible in the learned quantizer state. The input quantizer's moving-average range is [−1231, 405], and activation ranges reach 2342, because standardized CIC-IDS2017 features are heavy-tailed (rare flows lie hundreds to thousands of standard deviations from the mean). One INT8 step then spans about 6.4 standard deviations, so ordinary inputs collapse to the zero point. On TON_IoT, whose features are less extreme, the same procedure works (federated QAT model: accuracy 98.22%, F1 98.84). PTQ of a float federated model does not collapse on either dataset (Table 3; Section 5.9 shows that full-integer PTQ is nevertheless calibration-sensitive on TON_IoT), and neither does QAT fine-tuning of a pruned float model, because its calibration happens on a small fine-tuning set after training. We therefore use post-training QAT fine-tuning, not training-time QAT, in the deployed pipeline. Robust input scaling (clipping or a log transform before standardization) is a plausible fix for training-time QAT that we have not evaluated.</w:t>
       </w:r>
     </w:p>
     <w:p>
@@ -5402,6 +5394,1944 @@
       </w:pPr>
       <w:r>
         <w:t xml:space="preserve">For the deployed CIC-IDS2017 model (65.4 KB INT8), 99.66% Attack Recall means 0.34% of attack flows are missed (291 of 85,173 test attacks). The 6.82% FAR means about one in fifteen benign flows raises an alert. For the deployed TON_IoT model, 1.65% of attacks are missed (268 of 16,214) and 2.88% of benign records are flagged. The fixed 0.3 threshold deliberately favours recall. A deployment with a known alert budget should instead pick the threshold from a precision-recall curve on validation data, which we leave as future work (Section 8). Section 5.4 shows that the fine-tuning client's class mix shifts this trade-off as well.</w:t>
+      </w:r>
+    </w:p>
+    <w:p>
+      <w:pPr>
+        <w:pStyle w:val="Heading2"/>
+        <w:spacing w:after="140" w:before="260"/>
+      </w:pPr>
+      <w:r>
+        <w:t xml:space="preserve">5.9 Quantization Methods</w:t>
+      </w:r>
+    </w:p>
+    <w:p>
+      <w:pPr>
+        <w:spacing w:after="160"/>
+      </w:pPr>
+      <w:r>
+        <w:t xml:space="preserve">INT8 is not the only post-training option. Table 6 applies five TensorFlow Lite conversions to the federated model and to the pruned (50%), client-fine-tuned model, with every calibration set drawn from client 0's local data so that the comparison stays FL-faithful. Dynamic-range quantization stores INT8 weights but computes in float; float16 halves the weights; full-integer INT8 quantizes weights and activations to 8 bits; int16x8 keeps INT8 weights and uses 16-bit activations.</w:t>
+      </w:r>
+    </w:p>
+    <w:tbl>
+      <w:tblPr>
+        <w:tblW w:type="dxa" w:w="9600"/>
+        <w:tblBorders>
+          <w:top w:val="single" w:color="auto" w:sz="4"/>
+          <w:left w:val="single" w:color="auto" w:sz="4"/>
+          <w:bottom w:val="single" w:color="auto" w:sz="4"/>
+          <w:right w:val="single" w:color="auto" w:sz="4"/>
+          <w:insideH w:val="single" w:color="auto" w:sz="4"/>
+          <w:insideV w:val="single" w:color="auto" w:sz="4"/>
+        </w:tblBorders>
+      </w:tblPr>
+      <w:tblGrid>
+        <w:gridCol w:w="2700"/>
+        <w:gridCol w:w="1100"/>
+        <w:gridCol w:w="1450"/>
+        <w:gridCol w:w="1450"/>
+        <w:gridCol w:w="1450"/>
+        <w:gridCol w:w="1450"/>
+      </w:tblGrid>
+      <w:tr>
+        <w:trPr>
+          <w:tblHeader/>
+        </w:trPr>
+        <w:tc>
+          <w:tcPr>
+            <w:tcW w:type="dxa" w:w="2700"/>
+            <w:shd w:fill="D9E2F3" w:val="clear"/>
+            <w:tcMar>
+              <w:top w:type="dxa" w:w="60"/>
+              <w:left w:type="dxa" w:w="100"/>
+              <w:bottom w:type="dxa" w:w="60"/>
+              <w:right w:type="dxa" w:w="100"/>
+            </w:tcMar>
+            <w:vAlign w:val="center"/>
+          </w:tcPr>
+          <w:p>
+            <w:pPr>
+              <w:jc w:val="center"/>
+            </w:pPr>
+            <w:r>
+              <w:rPr>
+                <w:b/>
+                <w:bCs/>
+                <w:sz w:val="20"/>
+                <w:szCs w:val="20"/>
+              </w:rPr>
+              <w:t xml:space="preserve">Method</w:t>
+            </w:r>
+          </w:p>
+        </w:tc>
+        <w:tc>
+          <w:tcPr>
+            <w:tcW w:type="dxa" w:w="1100"/>
+            <w:shd w:fill="D9E2F3" w:val="clear"/>
+            <w:tcMar>
+              <w:top w:type="dxa" w:w="60"/>
+              <w:left w:type="dxa" w:w="100"/>
+              <w:bottom w:type="dxa" w:w="60"/>
+              <w:right w:type="dxa" w:w="100"/>
+            </w:tcMar>
+            <w:vAlign w:val="center"/>
+          </w:tcPr>
+          <w:p>
+            <w:pPr>
+              <w:jc w:val="center"/>
+            </w:pPr>
+            <w:r>
+              <w:rPr>
+                <w:b/>
+                <w:bCs/>
+                <w:sz w:val="20"/>
+                <w:szCs w:val="20"/>
+              </w:rPr>
+              <w:t xml:space="preserve">Runs on our TFLM build</w:t>
+            </w:r>
+          </w:p>
+        </w:tc>
+        <w:tc>
+          <w:tcPr>
+            <w:tcW w:type="dxa" w:w="1450"/>
+            <w:shd w:fill="D9E2F3" w:val="clear"/>
+            <w:tcMar>
+              <w:top w:type="dxa" w:w="60"/>
+              <w:left w:type="dxa" w:w="100"/>
+              <w:bottom w:type="dxa" w:w="60"/>
+              <w:right w:type="dxa" w:w="100"/>
+            </w:tcMar>
+            <w:vAlign w:val="center"/>
+          </w:tcPr>
+          <w:p>
+            <w:pPr>
+              <w:jc w:val="center"/>
+            </w:pPr>
+            <w:r>
+              <w:rPr>
+                <w:b/>
+                <w:bCs/>
+                <w:sz w:val="20"/>
+                <w:szCs w:val="20"/>
+              </w:rPr>
+              <w:t xml:space="preserve">CIC federated</w:t>
+            </w:r>
+          </w:p>
+        </w:tc>
+        <w:tc>
+          <w:tcPr>
+            <w:tcW w:type="dxa" w:w="1450"/>
+            <w:shd w:fill="D9E2F3" w:val="clear"/>
+            <w:tcMar>
+              <w:top w:type="dxa" w:w="60"/>
+              <w:left w:type="dxa" w:w="100"/>
+              <w:bottom w:type="dxa" w:w="60"/>
+              <w:right w:type="dxa" w:w="100"/>
+            </w:tcMar>
+            <w:vAlign w:val="center"/>
+          </w:tcPr>
+          <w:p>
+            <w:pPr>
+              <w:jc w:val="center"/>
+            </w:pPr>
+            <w:r>
+              <w:rPr>
+                <w:b/>
+                <w:bCs/>
+                <w:sz w:val="20"/>
+                <w:szCs w:val="20"/>
+              </w:rPr>
+              <w:t xml:space="preserve">CIC pruned + client FT</w:t>
+            </w:r>
+          </w:p>
+        </w:tc>
+        <w:tc>
+          <w:tcPr>
+            <w:tcW w:type="dxa" w:w="1450"/>
+            <w:shd w:fill="D9E2F3" w:val="clear"/>
+            <w:tcMar>
+              <w:top w:type="dxa" w:w="60"/>
+              <w:left w:type="dxa" w:w="100"/>
+              <w:bottom w:type="dxa" w:w="60"/>
+              <w:right w:type="dxa" w:w="100"/>
+            </w:tcMar>
+            <w:vAlign w:val="center"/>
+          </w:tcPr>
+          <w:p>
+            <w:pPr>
+              <w:jc w:val="center"/>
+            </w:pPr>
+            <w:r>
+              <w:rPr>
+                <w:b/>
+                <w:bCs/>
+                <w:sz w:val="20"/>
+                <w:szCs w:val="20"/>
+              </w:rPr>
+              <w:t xml:space="preserve">TON federated</w:t>
+            </w:r>
+          </w:p>
+        </w:tc>
+        <w:tc>
+          <w:tcPr>
+            <w:tcW w:type="dxa" w:w="1450"/>
+            <w:shd w:fill="D9E2F3" w:val="clear"/>
+            <w:tcMar>
+              <w:top w:type="dxa" w:w="60"/>
+              <w:left w:type="dxa" w:w="100"/>
+              <w:bottom w:type="dxa" w:w="60"/>
+              <w:right w:type="dxa" w:w="100"/>
+            </w:tcMar>
+            <w:vAlign w:val="center"/>
+          </w:tcPr>
+          <w:p>
+            <w:pPr>
+              <w:jc w:val="center"/>
+            </w:pPr>
+            <w:r>
+              <w:rPr>
+                <w:b/>
+                <w:bCs/>
+                <w:sz w:val="20"/>
+                <w:szCs w:val="20"/>
+              </w:rPr>
+              <w:t xml:space="preserve">TON pruned + client FT</w:t>
+            </w:r>
+          </w:p>
+        </w:tc>
+      </w:tr>
+      <w:tr>
+        <w:tc>
+          <w:tcPr>
+            <w:tcW w:type="dxa" w:w="2700"/>
+            <w:tcMar>
+              <w:top w:type="dxa" w:w="60"/>
+              <w:left w:type="dxa" w:w="100"/>
+              <w:bottom w:type="dxa" w:w="60"/>
+              <w:right w:type="dxa" w:w="100"/>
+            </w:tcMar>
+            <w:vAlign w:val="center"/>
+          </w:tcPr>
+          <w:p>
+            <w:pPr>
+              <w:jc w:val="left"/>
+            </w:pPr>
+            <w:r>
+              <w:rPr>
+                <w:sz w:val="20"/>
+                <w:szCs w:val="20"/>
+              </w:rPr>
+              <w:t xml:space="preserve">FP32</w:t>
+            </w:r>
+          </w:p>
+        </w:tc>
+        <w:tc>
+          <w:tcPr>
+            <w:tcW w:type="dxa" w:w="1100"/>
+            <w:tcMar>
+              <w:top w:type="dxa" w:w="60"/>
+              <w:left w:type="dxa" w:w="100"/>
+              <w:bottom w:type="dxa" w:w="60"/>
+              <w:right w:type="dxa" w:w="100"/>
+            </w:tcMar>
+            <w:vAlign w:val="center"/>
+          </w:tcPr>
+          <w:p>
+            <w:pPr>
+              <w:jc w:val="center"/>
+            </w:pPr>
+            <w:r>
+              <w:rPr>
+                <w:sz w:val="20"/>
+                <w:szCs w:val="20"/>
+              </w:rPr>
+              <w:t xml:space="preserve">yes</w:t>
+            </w:r>
+          </w:p>
+        </w:tc>
+        <w:tc>
+          <w:tcPr>
+            <w:tcW w:type="dxa" w:w="1450"/>
+            <w:tcMar>
+              <w:top w:type="dxa" w:w="60"/>
+              <w:left w:type="dxa" w:w="100"/>
+              <w:bottom w:type="dxa" w:w="60"/>
+              <w:right w:type="dxa" w:w="100"/>
+            </w:tcMar>
+            <w:vAlign w:val="center"/>
+          </w:tcPr>
+          <w:p>
+            <w:pPr>
+              <w:jc w:val="center"/>
+            </w:pPr>
+            <w:r>
+              <w:rPr>
+                <w:sz w:val="20"/>
+                <w:szCs w:val="20"/>
+              </w:rPr>
+              <w:t xml:space="preserve">802 KB · 85.70</w:t>
+            </w:r>
+          </w:p>
+        </w:tc>
+        <w:tc>
+          <w:tcPr>
+            <w:tcW w:type="dxa" w:w="1450"/>
+            <w:tcMar>
+              <w:top w:type="dxa" w:w="60"/>
+              <w:left w:type="dxa" w:w="100"/>
+              <w:bottom w:type="dxa" w:w="60"/>
+              <w:right w:type="dxa" w:w="100"/>
+            </w:tcMar>
+            <w:vAlign w:val="center"/>
+          </w:tcPr>
+          <w:p>
+            <w:pPr>
+              <w:jc w:val="center"/>
+            </w:pPr>
+            <w:r>
+              <w:rPr>
+                <w:sz w:val="20"/>
+                <w:szCs w:val="20"/>
+              </w:rPr>
+              <w:t xml:space="preserve">243 KB · 89.39</w:t>
+            </w:r>
+          </w:p>
+        </w:tc>
+        <w:tc>
+          <w:tcPr>
+            <w:tcW w:type="dxa" w:w="1450"/>
+            <w:tcMar>
+              <w:top w:type="dxa" w:w="60"/>
+              <w:left w:type="dxa" w:w="100"/>
+              <w:bottom w:type="dxa" w:w="60"/>
+              <w:right w:type="dxa" w:w="100"/>
+            </w:tcMar>
+            <w:vAlign w:val="center"/>
+          </w:tcPr>
+          <w:p>
+            <w:pPr>
+              <w:jc w:val="center"/>
+            </w:pPr>
+            <w:r>
+              <w:rPr>
+                <w:sz w:val="20"/>
+                <w:szCs w:val="20"/>
+              </w:rPr>
+              <w:t xml:space="preserve">721 KB · 99.40</w:t>
+            </w:r>
+          </w:p>
+        </w:tc>
+        <w:tc>
+          <w:tcPr>
+            <w:tcW w:type="dxa" w:w="1450"/>
+            <w:tcMar>
+              <w:top w:type="dxa" w:w="60"/>
+              <w:left w:type="dxa" w:w="100"/>
+              <w:bottom w:type="dxa" w:w="60"/>
+              <w:right w:type="dxa" w:w="100"/>
+            </w:tcMar>
+            <w:vAlign w:val="center"/>
+          </w:tcPr>
+          <w:p>
+            <w:pPr>
+              <w:jc w:val="center"/>
+            </w:pPr>
+            <w:r>
+              <w:rPr>
+                <w:sz w:val="20"/>
+                <w:szCs w:val="20"/>
+              </w:rPr>
+              <w:t xml:space="preserve">202 KB · 99.35</w:t>
+            </w:r>
+          </w:p>
+        </w:tc>
+      </w:tr>
+      <w:tr>
+        <w:tc>
+          <w:tcPr>
+            <w:tcW w:type="dxa" w:w="2700"/>
+            <w:tcMar>
+              <w:top w:type="dxa" w:w="60"/>
+              <w:left w:type="dxa" w:w="100"/>
+              <w:bottom w:type="dxa" w:w="60"/>
+              <w:right w:type="dxa" w:w="100"/>
+            </w:tcMar>
+            <w:vAlign w:val="center"/>
+          </w:tcPr>
+          <w:p>
+            <w:pPr>
+              <w:jc w:val="left"/>
+            </w:pPr>
+            <w:r>
+              <w:rPr>
+                <w:sz w:val="20"/>
+                <w:szCs w:val="20"/>
+              </w:rPr>
+              <w:t xml:space="preserve">Dynamic range (INT8 weights, float compute)</w:t>
+            </w:r>
+          </w:p>
+        </w:tc>
+        <w:tc>
+          <w:tcPr>
+            <w:tcW w:type="dxa" w:w="1100"/>
+            <w:tcMar>
+              <w:top w:type="dxa" w:w="60"/>
+              <w:left w:type="dxa" w:w="100"/>
+              <w:bottom w:type="dxa" w:w="60"/>
+              <w:right w:type="dxa" w:w="100"/>
+            </w:tcMar>
+            <w:vAlign w:val="center"/>
+          </w:tcPr>
+          <w:p>
+            <w:pPr>
+              <w:jc w:val="center"/>
+            </w:pPr>
+            <w:r>
+              <w:rPr>
+                <w:sz w:val="20"/>
+                <w:szCs w:val="20"/>
+              </w:rPr>
+              <w:t xml:space="preserve">no</w:t>
+            </w:r>
+          </w:p>
+        </w:tc>
+        <w:tc>
+          <w:tcPr>
+            <w:tcW w:type="dxa" w:w="1450"/>
+            <w:tcMar>
+              <w:top w:type="dxa" w:w="60"/>
+              <w:left w:type="dxa" w:w="100"/>
+              <w:bottom w:type="dxa" w:w="60"/>
+              <w:right w:type="dxa" w:w="100"/>
+            </w:tcMar>
+            <w:vAlign w:val="center"/>
+          </w:tcPr>
+          <w:p>
+            <w:pPr>
+              <w:jc w:val="center"/>
+            </w:pPr>
+            <w:r>
+              <w:rPr>
+                <w:sz w:val="20"/>
+                <w:szCs w:val="20"/>
+              </w:rPr>
+              <w:t xml:space="preserve">216 KB · 85.58</w:t>
+            </w:r>
+          </w:p>
+        </w:tc>
+        <w:tc>
+          <w:tcPr>
+            <w:tcW w:type="dxa" w:w="1450"/>
+            <w:tcMar>
+              <w:top w:type="dxa" w:w="60"/>
+              <w:left w:type="dxa" w:w="100"/>
+              <w:bottom w:type="dxa" w:w="60"/>
+              <w:right w:type="dxa" w:w="100"/>
+            </w:tcMar>
+            <w:vAlign w:val="center"/>
+          </w:tcPr>
+          <w:p>
+            <w:pPr>
+              <w:jc w:val="center"/>
+            </w:pPr>
+            <w:r>
+              <w:rPr>
+                <w:sz w:val="20"/>
+                <w:szCs w:val="20"/>
+              </w:rPr>
+              <w:t xml:space="preserve">69 KB · 90.13</w:t>
+            </w:r>
+          </w:p>
+        </w:tc>
+        <w:tc>
+          <w:tcPr>
+            <w:tcW w:type="dxa" w:w="1450"/>
+            <w:tcMar>
+              <w:top w:type="dxa" w:w="60"/>
+              <w:left w:type="dxa" w:w="100"/>
+              <w:bottom w:type="dxa" w:w="60"/>
+              <w:right w:type="dxa" w:w="100"/>
+            </w:tcMar>
+            <w:vAlign w:val="center"/>
+          </w:tcPr>
+          <w:p>
+            <w:pPr>
+              <w:jc w:val="center"/>
+            </w:pPr>
+            <w:r>
+              <w:rPr>
+                <w:sz w:val="20"/>
+                <w:szCs w:val="20"/>
+              </w:rPr>
+              <w:t xml:space="preserve">196 KB · 99.40</w:t>
+            </w:r>
+          </w:p>
+        </w:tc>
+        <w:tc>
+          <w:tcPr>
+            <w:tcW w:type="dxa" w:w="1450"/>
+            <w:tcMar>
+              <w:top w:type="dxa" w:w="60"/>
+              <w:left w:type="dxa" w:w="100"/>
+              <w:bottom w:type="dxa" w:w="60"/>
+              <w:right w:type="dxa" w:w="100"/>
+            </w:tcMar>
+            <w:vAlign w:val="center"/>
+          </w:tcPr>
+          <w:p>
+            <w:pPr>
+              <w:jc w:val="center"/>
+            </w:pPr>
+            <w:r>
+              <w:rPr>
+                <w:sz w:val="20"/>
+                <w:szCs w:val="20"/>
+              </w:rPr>
+              <w:t xml:space="preserve">59 KB · 99.35</w:t>
+            </w:r>
+          </w:p>
+        </w:tc>
+      </w:tr>
+      <w:tr>
+        <w:tc>
+          <w:tcPr>
+            <w:tcW w:type="dxa" w:w="2700"/>
+            <w:tcMar>
+              <w:top w:type="dxa" w:w="60"/>
+              <w:left w:type="dxa" w:w="100"/>
+              <w:bottom w:type="dxa" w:w="60"/>
+              <w:right w:type="dxa" w:w="100"/>
+            </w:tcMar>
+            <w:vAlign w:val="center"/>
+          </w:tcPr>
+          <w:p>
+            <w:pPr>
+              <w:jc w:val="left"/>
+            </w:pPr>
+            <w:r>
+              <w:rPr>
+                <w:sz w:val="20"/>
+                <w:szCs w:val="20"/>
+              </w:rPr>
+              <w:t xml:space="preserve">Float16 weights</w:t>
+            </w:r>
+          </w:p>
+        </w:tc>
+        <w:tc>
+          <w:tcPr>
+            <w:tcW w:type="dxa" w:w="1100"/>
+            <w:tcMar>
+              <w:top w:type="dxa" w:w="60"/>
+              <w:left w:type="dxa" w:w="100"/>
+              <w:bottom w:type="dxa" w:w="60"/>
+              <w:right w:type="dxa" w:w="100"/>
+            </w:tcMar>
+            <w:vAlign w:val="center"/>
+          </w:tcPr>
+          <w:p>
+            <w:pPr>
+              <w:jc w:val="center"/>
+            </w:pPr>
+            <w:r>
+              <w:rPr>
+                <w:sz w:val="20"/>
+                <w:szCs w:val="20"/>
+              </w:rPr>
+              <w:t xml:space="preserve">no</w:t>
+            </w:r>
+          </w:p>
+        </w:tc>
+        <w:tc>
+          <w:tcPr>
+            <w:tcW w:type="dxa" w:w="1450"/>
+            <w:tcMar>
+              <w:top w:type="dxa" w:w="60"/>
+              <w:left w:type="dxa" w:w="100"/>
+              <w:bottom w:type="dxa" w:w="60"/>
+              <w:right w:type="dxa" w:w="100"/>
+            </w:tcMar>
+            <w:vAlign w:val="center"/>
+          </w:tcPr>
+          <w:p>
+            <w:pPr>
+              <w:jc w:val="center"/>
+            </w:pPr>
+            <w:r>
+              <w:rPr>
+                <w:sz w:val="20"/>
+                <w:szCs w:val="20"/>
+              </w:rPr>
+              <w:t xml:space="preserve">404 KB · 85.70</w:t>
+            </w:r>
+          </w:p>
+        </w:tc>
+        <w:tc>
+          <w:tcPr>
+            <w:tcW w:type="dxa" w:w="1450"/>
+            <w:tcMar>
+              <w:top w:type="dxa" w:w="60"/>
+              <w:left w:type="dxa" w:w="100"/>
+              <w:bottom w:type="dxa" w:w="60"/>
+              <w:right w:type="dxa" w:w="100"/>
+            </w:tcMar>
+            <w:vAlign w:val="center"/>
+          </w:tcPr>
+          <w:p>
+            <w:pPr>
+              <w:jc w:val="center"/>
+            </w:pPr>
+            <w:r>
+              <w:rPr>
+                <w:sz w:val="20"/>
+                <w:szCs w:val="20"/>
+              </w:rPr>
+              <w:t xml:space="preserve">124 KB · 89.35</w:t>
+            </w:r>
+          </w:p>
+        </w:tc>
+        <w:tc>
+          <w:tcPr>
+            <w:tcW w:type="dxa" w:w="1450"/>
+            <w:tcMar>
+              <w:top w:type="dxa" w:w="60"/>
+              <w:left w:type="dxa" w:w="100"/>
+              <w:bottom w:type="dxa" w:w="60"/>
+              <w:right w:type="dxa" w:w="100"/>
+            </w:tcMar>
+            <w:vAlign w:val="center"/>
+          </w:tcPr>
+          <w:p>
+            <w:pPr>
+              <w:jc w:val="center"/>
+            </w:pPr>
+            <w:r>
+              <w:rPr>
+                <w:sz w:val="20"/>
+                <w:szCs w:val="20"/>
+              </w:rPr>
+              <w:t xml:space="preserve">363 KB · 99.40</w:t>
+            </w:r>
+          </w:p>
+        </w:tc>
+        <w:tc>
+          <w:tcPr>
+            <w:tcW w:type="dxa" w:w="1450"/>
+            <w:tcMar>
+              <w:top w:type="dxa" w:w="60"/>
+              <w:left w:type="dxa" w:w="100"/>
+              <w:bottom w:type="dxa" w:w="60"/>
+              <w:right w:type="dxa" w:w="100"/>
+            </w:tcMar>
+            <w:vAlign w:val="center"/>
+          </w:tcPr>
+          <w:p>
+            <w:pPr>
+              <w:jc w:val="center"/>
+            </w:pPr>
+            <w:r>
+              <w:rPr>
+                <w:sz w:val="20"/>
+                <w:szCs w:val="20"/>
+              </w:rPr>
+              <w:t xml:space="preserve">103 KB · 99.35</w:t>
+            </w:r>
+          </w:p>
+        </w:tc>
+      </w:tr>
+      <w:tr>
+        <w:tc>
+          <w:tcPr>
+            <w:tcW w:type="dxa" w:w="2700"/>
+            <w:tcMar>
+              <w:top w:type="dxa" w:w="60"/>
+              <w:left w:type="dxa" w:w="100"/>
+              <w:bottom w:type="dxa" w:w="60"/>
+              <w:right w:type="dxa" w:w="100"/>
+            </w:tcMar>
+            <w:vAlign w:val="center"/>
+          </w:tcPr>
+          <w:p>
+            <w:pPr>
+              <w:jc w:val="left"/>
+            </w:pPr>
+            <w:r>
+              <w:rPr>
+                <w:sz w:val="20"/>
+                <w:szCs w:val="20"/>
+              </w:rPr>
+              <w:t xml:space="preserve">Full-integer INT8 PTQ</w:t>
+            </w:r>
+          </w:p>
+        </w:tc>
+        <w:tc>
+          <w:tcPr>
+            <w:tcW w:type="dxa" w:w="1100"/>
+            <w:tcMar>
+              <w:top w:type="dxa" w:w="60"/>
+              <w:left w:type="dxa" w:w="100"/>
+              <w:bottom w:type="dxa" w:w="60"/>
+              <w:right w:type="dxa" w:w="100"/>
+            </w:tcMar>
+            <w:vAlign w:val="center"/>
+          </w:tcPr>
+          <w:p>
+            <w:pPr>
+              <w:jc w:val="center"/>
+            </w:pPr>
+            <w:r>
+              <w:rPr>
+                <w:sz w:val="20"/>
+                <w:szCs w:val="20"/>
+              </w:rPr>
+              <w:t xml:space="preserve">yes</w:t>
+            </w:r>
+          </w:p>
+        </w:tc>
+        <w:tc>
+          <w:tcPr>
+            <w:tcW w:type="dxa" w:w="1450"/>
+            <w:tcMar>
+              <w:top w:type="dxa" w:w="60"/>
+              <w:left w:type="dxa" w:w="100"/>
+              <w:bottom w:type="dxa" w:w="60"/>
+              <w:right w:type="dxa" w:w="100"/>
+            </w:tcMar>
+            <w:vAlign w:val="center"/>
+          </w:tcPr>
+          <w:p>
+            <w:pPr>
+              <w:jc w:val="center"/>
+            </w:pPr>
+            <w:r>
+              <w:rPr>
+                <w:sz w:val="20"/>
+                <w:szCs w:val="20"/>
+              </w:rPr>
+              <w:t xml:space="preserve">227 KB · 85.02</w:t>
+            </w:r>
+          </w:p>
+        </w:tc>
+        <w:tc>
+          <w:tcPr>
+            <w:tcW w:type="dxa" w:w="1450"/>
+            <w:tcMar>
+              <w:top w:type="dxa" w:w="60"/>
+              <w:left w:type="dxa" w:w="100"/>
+              <w:bottom w:type="dxa" w:w="60"/>
+              <w:right w:type="dxa" w:w="100"/>
+            </w:tcMar>
+            <w:vAlign w:val="center"/>
+          </w:tcPr>
+          <w:p>
+            <w:pPr>
+              <w:jc w:val="center"/>
+            </w:pPr>
+            <w:r>
+              <w:rPr>
+                <w:sz w:val="20"/>
+                <w:szCs w:val="20"/>
+              </w:rPr>
+              <w:t xml:space="preserve">75 KB · 86.90</w:t>
+            </w:r>
+          </w:p>
+        </w:tc>
+        <w:tc>
+          <w:tcPr>
+            <w:tcW w:type="dxa" w:w="1450"/>
+            <w:tcMar>
+              <w:top w:type="dxa" w:w="60"/>
+              <w:left w:type="dxa" w:w="100"/>
+              <w:bottom w:type="dxa" w:w="60"/>
+              <w:right w:type="dxa" w:w="100"/>
+            </w:tcMar>
+            <w:vAlign w:val="center"/>
+          </w:tcPr>
+          <w:p>
+            <w:pPr>
+              <w:jc w:val="center"/>
+            </w:pPr>
+            <w:r>
+              <w:rPr>
+                <w:sz w:val="20"/>
+                <w:szCs w:val="20"/>
+              </w:rPr>
+              <w:t xml:space="preserve">206 KB · 91.24</w:t>
+            </w:r>
+          </w:p>
+        </w:tc>
+        <w:tc>
+          <w:tcPr>
+            <w:tcW w:type="dxa" w:w="1450"/>
+            <w:tcMar>
+              <w:top w:type="dxa" w:w="60"/>
+              <w:left w:type="dxa" w:w="100"/>
+              <w:bottom w:type="dxa" w:w="60"/>
+              <w:right w:type="dxa" w:w="100"/>
+            </w:tcMar>
+            <w:vAlign w:val="center"/>
+          </w:tcPr>
+          <w:p>
+            <w:pPr>
+              <w:jc w:val="center"/>
+            </w:pPr>
+            <w:r>
+              <w:rPr>
+                <w:sz w:val="20"/>
+                <w:szCs w:val="20"/>
+              </w:rPr>
+              <w:t xml:space="preserve">65 KB · 90.50</w:t>
+            </w:r>
+          </w:p>
+        </w:tc>
+      </w:tr>
+      <w:tr>
+        <w:tc>
+          <w:tcPr>
+            <w:tcW w:type="dxa" w:w="2700"/>
+            <w:tcMar>
+              <w:top w:type="dxa" w:w="60"/>
+              <w:left w:type="dxa" w:w="100"/>
+              <w:bottom w:type="dxa" w:w="60"/>
+              <w:right w:type="dxa" w:w="100"/>
+            </w:tcMar>
+            <w:vAlign w:val="center"/>
+          </w:tcPr>
+          <w:p>
+            <w:pPr>
+              <w:jc w:val="left"/>
+            </w:pPr>
+            <w:r>
+              <w:rPr>
+                <w:sz w:val="20"/>
+                <w:szCs w:val="20"/>
+              </w:rPr>
+              <w:t xml:space="preserve">int16x8 (INT8 weights, 16-bit activations)</w:t>
+            </w:r>
+          </w:p>
+        </w:tc>
+        <w:tc>
+          <w:tcPr>
+            <w:tcW w:type="dxa" w:w="1100"/>
+            <w:tcMar>
+              <w:top w:type="dxa" w:w="60"/>
+              <w:left w:type="dxa" w:w="100"/>
+              <w:bottom w:type="dxa" w:w="60"/>
+              <w:right w:type="dxa" w:w="100"/>
+            </w:tcMar>
+            <w:vAlign w:val="center"/>
+          </w:tcPr>
+          <w:p>
+            <w:pPr>
+              <w:jc w:val="center"/>
+            </w:pPr>
+            <w:r>
+              <w:rPr>
+                <w:sz w:val="20"/>
+                <w:szCs w:val="20"/>
+              </w:rPr>
+              <w:t xml:space="preserve">untested</w:t>
+            </w:r>
+          </w:p>
+        </w:tc>
+        <w:tc>
+          <w:tcPr>
+            <w:tcW w:type="dxa" w:w="1450"/>
+            <w:tcMar>
+              <w:top w:type="dxa" w:w="60"/>
+              <w:left w:type="dxa" w:w="100"/>
+              <w:bottom w:type="dxa" w:w="60"/>
+              <w:right w:type="dxa" w:w="100"/>
+            </w:tcMar>
+            <w:vAlign w:val="center"/>
+          </w:tcPr>
+          <w:p>
+            <w:pPr>
+              <w:jc w:val="center"/>
+            </w:pPr>
+            <w:r>
+              <w:rPr>
+                <w:sz w:val="20"/>
+                <w:szCs w:val="20"/>
+              </w:rPr>
+              <w:t xml:space="preserve">238 KB · 85.48</w:t>
+            </w:r>
+          </w:p>
+        </w:tc>
+        <w:tc>
+          <w:tcPr>
+            <w:tcW w:type="dxa" w:w="1450"/>
+            <w:tcMar>
+              <w:top w:type="dxa" w:w="60"/>
+              <w:left w:type="dxa" w:w="100"/>
+              <w:bottom w:type="dxa" w:w="60"/>
+              <w:right w:type="dxa" w:w="100"/>
+            </w:tcMar>
+            <w:vAlign w:val="center"/>
+          </w:tcPr>
+          <w:p>
+            <w:pPr>
+              <w:jc w:val="center"/>
+            </w:pPr>
+            <w:r>
+              <w:rPr>
+                <w:sz w:val="20"/>
+                <w:szCs w:val="20"/>
+              </w:rPr>
+              <w:t xml:space="preserve">81 KB · 89.61</w:t>
+            </w:r>
+          </w:p>
+        </w:tc>
+        <w:tc>
+          <w:tcPr>
+            <w:tcW w:type="dxa" w:w="1450"/>
+            <w:tcMar>
+              <w:top w:type="dxa" w:w="60"/>
+              <w:left w:type="dxa" w:w="100"/>
+              <w:bottom w:type="dxa" w:w="60"/>
+              <w:right w:type="dxa" w:w="100"/>
+            </w:tcMar>
+            <w:vAlign w:val="center"/>
+          </w:tcPr>
+          <w:p>
+            <w:pPr>
+              <w:jc w:val="center"/>
+            </w:pPr>
+            <w:r>
+              <w:rPr>
+                <w:sz w:val="20"/>
+                <w:szCs w:val="20"/>
+              </w:rPr>
+              <w:t xml:space="preserve">217 KB · 99.40</w:t>
+            </w:r>
+          </w:p>
+        </w:tc>
+        <w:tc>
+          <w:tcPr>
+            <w:tcW w:type="dxa" w:w="1450"/>
+            <w:tcMar>
+              <w:top w:type="dxa" w:w="60"/>
+              <w:left w:type="dxa" w:w="100"/>
+              <w:bottom w:type="dxa" w:w="60"/>
+              <w:right w:type="dxa" w:w="100"/>
+            </w:tcMar>
+            <w:vAlign w:val="center"/>
+          </w:tcPr>
+          <w:p>
+            <w:pPr>
+              <w:jc w:val="center"/>
+            </w:pPr>
+            <w:r>
+              <w:rPr>
+                <w:sz w:val="20"/>
+                <w:szCs w:val="20"/>
+              </w:rPr>
+              <w:t xml:space="preserve">70 KB · 99.35</w:t>
+            </w:r>
+          </w:p>
+        </w:tc>
+      </w:tr>
+      <w:tr>
+        <w:tc>
+          <w:tcPr>
+            <w:tcW w:type="dxa" w:w="2700"/>
+            <w:tcMar>
+              <w:top w:type="dxa" w:w="60"/>
+              <w:left w:type="dxa" w:w="100"/>
+              <w:bottom w:type="dxa" w:w="60"/>
+              <w:right w:type="dxa" w:w="100"/>
+            </w:tcMar>
+            <w:vAlign w:val="center"/>
+          </w:tcPr>
+          <w:p>
+            <w:pPr>
+              <w:jc w:val="left"/>
+            </w:pPr>
+            <w:r>
+              <w:rPr>
+                <w:sz w:val="20"/>
+                <w:szCs w:val="20"/>
+              </w:rPr>
+              <w:t xml:space="preserve">INT8 via QAT fine-tuning (deployed, Table 3)</w:t>
+            </w:r>
+          </w:p>
+        </w:tc>
+        <w:tc>
+          <w:tcPr>
+            <w:tcW w:type="dxa" w:w="1100"/>
+            <w:tcMar>
+              <w:top w:type="dxa" w:w="60"/>
+              <w:left w:type="dxa" w:w="100"/>
+              <w:bottom w:type="dxa" w:w="60"/>
+              <w:right w:type="dxa" w:w="100"/>
+            </w:tcMar>
+            <w:vAlign w:val="center"/>
+          </w:tcPr>
+          <w:p>
+            <w:pPr>
+              <w:jc w:val="center"/>
+            </w:pPr>
+            <w:r>
+              <w:rPr>
+                <w:sz w:val="20"/>
+                <w:szCs w:val="20"/>
+              </w:rPr>
+              <w:t xml:space="preserve">yes</w:t>
+            </w:r>
+          </w:p>
+        </w:tc>
+        <w:tc>
+          <w:tcPr>
+            <w:tcW w:type="dxa" w:w="1450"/>
+            <w:tcMar>
+              <w:top w:type="dxa" w:w="60"/>
+              <w:left w:type="dxa" w:w="100"/>
+              <w:bottom w:type="dxa" w:w="60"/>
+              <w:right w:type="dxa" w:w="100"/>
+            </w:tcMar>
+            <w:vAlign w:val="center"/>
+          </w:tcPr>
+          <w:p>
+            <w:pPr>
+              <w:jc w:val="center"/>
+            </w:pPr>
+            <w:r>
+              <w:rPr>
+                <w:sz w:val="20"/>
+                <w:szCs w:val="20"/>
+              </w:rPr>
+              <w:t xml:space="preserve">—</w:t>
+            </w:r>
+          </w:p>
+        </w:tc>
+        <w:tc>
+          <w:tcPr>
+            <w:tcW w:type="dxa" w:w="1450"/>
+            <w:tcMar>
+              <w:top w:type="dxa" w:w="60"/>
+              <w:left w:type="dxa" w:w="100"/>
+              <w:bottom w:type="dxa" w:w="60"/>
+              <w:right w:type="dxa" w:w="100"/>
+            </w:tcMar>
+            <w:vAlign w:val="center"/>
+          </w:tcPr>
+          <w:p>
+            <w:pPr>
+              <w:jc w:val="center"/>
+            </w:pPr>
+            <w:r>
+              <w:rPr>
+                <w:sz w:val="20"/>
+                <w:szCs w:val="20"/>
+              </w:rPr>
+              <w:t xml:space="preserve">65 KB · 85.59</w:t>
+            </w:r>
+          </w:p>
+        </w:tc>
+        <w:tc>
+          <w:tcPr>
+            <w:tcW w:type="dxa" w:w="1450"/>
+            <w:tcMar>
+              <w:top w:type="dxa" w:w="60"/>
+              <w:left w:type="dxa" w:w="100"/>
+              <w:bottom w:type="dxa" w:w="60"/>
+              <w:right w:type="dxa" w:w="100"/>
+            </w:tcMar>
+            <w:vAlign w:val="center"/>
+          </w:tcPr>
+          <w:p>
+            <w:pPr>
+              <w:jc w:val="center"/>
+            </w:pPr>
+            <w:r>
+              <w:rPr>
+                <w:sz w:val="20"/>
+                <w:szCs w:val="20"/>
+              </w:rPr>
+              <w:t xml:space="preserve">—</w:t>
+            </w:r>
+          </w:p>
+        </w:tc>
+        <w:tc>
+          <w:tcPr>
+            <w:tcW w:type="dxa" w:w="1450"/>
+            <w:tcMar>
+              <w:top w:type="dxa" w:w="60"/>
+              <w:left w:type="dxa" w:w="100"/>
+              <w:bottom w:type="dxa" w:w="60"/>
+              <w:right w:type="dxa" w:w="100"/>
+            </w:tcMar>
+            <w:vAlign w:val="center"/>
+          </w:tcPr>
+          <w:p>
+            <w:pPr>
+              <w:jc w:val="center"/>
+            </w:pPr>
+            <w:r>
+              <w:rPr>
+                <w:sz w:val="20"/>
+                <w:szCs w:val="20"/>
+              </w:rPr>
+              <w:t xml:space="preserve">55 KB · 98.74</w:t>
+            </w:r>
+          </w:p>
+        </w:tc>
+      </w:tr>
+    </w:tbl>
+    <w:p>
+      <w:pPr>
+        <w:spacing w:after="240" w:before="80"/>
+      </w:pPr>
+      <w:r>
+        <w:rPr>
+          <w:i/>
+          <w:iCs/>
+          <w:sz w:val="20"/>
+          <w:szCs w:val="20"/>
+        </w:rPr>
+        <w:t xml:space="preserve">Table 6. Size and F1 for post-training quantization methods (test split, threshold 0.3). Calibration for INT8 and int16x8 uses 500 samples of client 0's data. "Pruned + client FT" is prune 50% → 3 epochs of fine-tuning on 10,000 client-0 samples. FAR for the full-integer INT8 rows on TON_IoT is 14.3% and 14.0%; for all float-activation and int16x8 rows it is within 0.5 points of FP32.</w:t>
+      </w:r>
+    </w:p>
+    <w:p>
+      <w:pPr>
+        <w:spacing w:after="160"/>
+      </w:pPr>
+      <w:r>
+        <w:t xml:space="preserve">Every method that keeps activations in float or 16 bits loses at most 0.25 F1 on both datasets (dynamic range even gains 0.7 on the pruned CIC-IDS2017 model), so weight precision is not the bottleneck. Full-integer INT8 is the only post-training method that loses accuracy: 0.7 F1 on the CIC-IDS2017 federated model, 2.5 F1 on the pruned CIC-IDS2017 model, and 8.2–8.9 F1 on TON_IoT, where FAR rises from 2.8% to 14%. Because int16x8 uses the same INT8 weights and recovers fully, the loss comes from 8-bit activations. On TON_IoT it also depends on the calibration samples: Table 3's PTQ row, calibrated on 500 pooled samples, loses only 1.0 F1, whereas client-0 calibration loses 8.2. QAT fine-tuning is insensitive to this choice (F1 98.74 with the same client) because the activation ranges are learned during fine-tuning rather than estimated from a few hundred samples.</w:t>
+      </w:r>
+    </w:p>
+    <w:p>
+      <w:pPr>
+        <w:spacing w:after="160"/>
+      </w:pPr>
+      <w:r>
+        <w:t xml:space="preserve">This determines the deployment recipe. The ESP32 build of TensorFlow Lite Micro that we use runs FP32 and full-integer INT8 kernels; dynamic-range (hybrid) and float16 models need kernels it does not provide, and int16x8 kernels exist only for some operators in newer TFLM releases, which we have not tested on the device. Dynamic-range quantization would otherwise be the best size–accuracy point in Table 6 (69 KB, F1 90.13 on CIC-IDS2017), so it is a reasonable choice for Linux-class gateways but not for the microcontroller. On the microcontroller, full-integer INT8 is required, and QAT fine-tuning is the route that reaches it without calibration sensitivity. A side observation: fine-tuning the pruned model on client 0 raises float F1 on CIC-IDS2017 from 85.70 to 89.39, by shifting the operating point toward precision (FAR 4.78%, Attack Recall 99.62%). INT8 quantization then gives part of that back.</w:t>
+      </w:r>
+    </w:p>
+    <w:p>
+      <w:pPr>
+        <w:pStyle w:val="Heading2"/>
+        <w:spacing w:after="140" w:before="260"/>
+      </w:pPr>
+      <w:r>
+        <w:t xml:space="preserve">5.10 Client-Local Knowledge Distillation</w:t>
+      </w:r>
+    </w:p>
+    <w:p>
+      <w:pPr>
+        <w:spacing w:after="160"/>
+      </w:pPr>
+      <w:r>
+        <w:t xml:space="preserve">Knowledge distillation is a second way to obtain a small model without pooled data: a client trains a narrow student on its own data, using the federated model's predictions as soft targets. We train students with the same three-layer MLP at 1/2, 1/4, and 1/8 of the width of 512-256-128 (no BatchNorm or Dropout) on client 0's data for 10 epochs, either distilled from the federated teacher (temperature 2, targets = 0.5·label + 0.5·soft teacher output) or from scratch on hard labels. On CIC-IDS2017 we use 50,000 of client 0's 681,380 samples; on TON_IoT all 32,428. Each student is exported as FP32, INT8 PTQ (client-calibrated), and INT8 after two epochs of QAT fine-tuning.</w:t>
+      </w:r>
+    </w:p>
+    <w:tbl>
+      <w:tblPr>
+        <w:tblW w:type="dxa" w:w="10200"/>
+        <w:tblBorders>
+          <w:top w:val="single" w:color="auto" w:sz="4"/>
+          <w:left w:val="single" w:color="auto" w:sz="4"/>
+          <w:bottom w:val="single" w:color="auto" w:sz="4"/>
+          <w:right w:val="single" w:color="auto" w:sz="4"/>
+          <w:insideH w:val="single" w:color="auto" w:sz="4"/>
+          <w:insideV w:val="single" w:color="auto" w:sz="4"/>
+        </w:tblBorders>
+      </w:tblPr>
+      <w:tblGrid>
+        <w:gridCol w:w="2200"/>
+        <w:gridCol w:w="1600"/>
+        <w:gridCol w:w="1600"/>
+        <w:gridCol w:w="1600"/>
+        <w:gridCol w:w="1600"/>
+        <w:gridCol w:w="1600"/>
+      </w:tblGrid>
+      <w:tr>
+        <w:trPr>
+          <w:tblHeader/>
+        </w:trPr>
+        <w:tc>
+          <w:tcPr>
+            <w:tcW w:type="dxa" w:w="2200"/>
+            <w:shd w:fill="D9E2F3" w:val="clear"/>
+            <w:tcMar>
+              <w:top w:type="dxa" w:w="60"/>
+              <w:left w:type="dxa" w:w="100"/>
+              <w:bottom w:type="dxa" w:w="60"/>
+              <w:right w:type="dxa" w:w="100"/>
+            </w:tcMar>
+            <w:vAlign w:val="center"/>
+          </w:tcPr>
+          <w:p>
+            <w:pPr>
+              <w:jc w:val="center"/>
+            </w:pPr>
+            <w:r>
+              <w:rPr>
+                <w:b/>
+                <w:bCs/>
+                <w:sz w:val="20"/>
+                <w:szCs w:val="20"/>
+              </w:rPr>
+              <w:t xml:space="preserve">Student width</w:t>
+            </w:r>
+          </w:p>
+        </w:tc>
+        <w:tc>
+          <w:tcPr>
+            <w:tcW w:type="dxa" w:w="1600"/>
+            <w:shd w:fill="D9E2F3" w:val="clear"/>
+            <w:tcMar>
+              <w:top w:type="dxa" w:w="60"/>
+              <w:left w:type="dxa" w:w="100"/>
+              <w:bottom w:type="dxa" w:w="60"/>
+              <w:right w:type="dxa" w:w="100"/>
+            </w:tcMar>
+            <w:vAlign w:val="center"/>
+          </w:tcPr>
+          <w:p>
+            <w:pPr>
+              <w:jc w:val="center"/>
+            </w:pPr>
+            <w:r>
+              <w:rPr>
+                <w:b/>
+                <w:bCs/>
+                <w:sz w:val="20"/>
+                <w:szCs w:val="20"/>
+              </w:rPr>
+              <w:t xml:space="preserve">INT8 size (CIC / TON)</w:t>
+            </w:r>
+          </w:p>
+        </w:tc>
+        <w:tc>
+          <w:tcPr>
+            <w:tcW w:type="dxa" w:w="1600"/>
+            <w:shd w:fill="D9E2F3" w:val="clear"/>
+            <w:tcMar>
+              <w:top w:type="dxa" w:w="60"/>
+              <w:left w:type="dxa" w:w="100"/>
+              <w:bottom w:type="dxa" w:w="60"/>
+              <w:right w:type="dxa" w:w="100"/>
+            </w:tcMar>
+            <w:vAlign w:val="center"/>
+          </w:tcPr>
+          <w:p>
+            <w:pPr>
+              <w:jc w:val="center"/>
+            </w:pPr>
+            <w:r>
+              <w:rPr>
+                <w:b/>
+                <w:bCs/>
+                <w:sz w:val="20"/>
+                <w:szCs w:val="20"/>
+              </w:rPr>
+              <w:t xml:space="preserve">CIC KD</w:t>
+            </w:r>
+          </w:p>
+        </w:tc>
+        <w:tc>
+          <w:tcPr>
+            <w:tcW w:type="dxa" w:w="1600"/>
+            <w:shd w:fill="D9E2F3" w:val="clear"/>
+            <w:tcMar>
+              <w:top w:type="dxa" w:w="60"/>
+              <w:left w:type="dxa" w:w="100"/>
+              <w:bottom w:type="dxa" w:w="60"/>
+              <w:right w:type="dxa" w:w="100"/>
+            </w:tcMar>
+            <w:vAlign w:val="center"/>
+          </w:tcPr>
+          <w:p>
+            <w:pPr>
+              <w:jc w:val="center"/>
+            </w:pPr>
+            <w:r>
+              <w:rPr>
+                <w:b/>
+                <w:bCs/>
+                <w:sz w:val="20"/>
+                <w:szCs w:val="20"/>
+              </w:rPr>
+              <w:t xml:space="preserve">CIC scratch</w:t>
+            </w:r>
+          </w:p>
+        </w:tc>
+        <w:tc>
+          <w:tcPr>
+            <w:tcW w:type="dxa" w:w="1600"/>
+            <w:shd w:fill="D9E2F3" w:val="clear"/>
+            <w:tcMar>
+              <w:top w:type="dxa" w:w="60"/>
+              <w:left w:type="dxa" w:w="100"/>
+              <w:bottom w:type="dxa" w:w="60"/>
+              <w:right w:type="dxa" w:w="100"/>
+            </w:tcMar>
+            <w:vAlign w:val="center"/>
+          </w:tcPr>
+          <w:p>
+            <w:pPr>
+              <w:jc w:val="center"/>
+            </w:pPr>
+            <w:r>
+              <w:rPr>
+                <w:b/>
+                <w:bCs/>
+                <w:sz w:val="20"/>
+                <w:szCs w:val="20"/>
+              </w:rPr>
+              <w:t xml:space="preserve">TON KD</w:t>
+            </w:r>
+          </w:p>
+        </w:tc>
+        <w:tc>
+          <w:tcPr>
+            <w:tcW w:type="dxa" w:w="1600"/>
+            <w:shd w:fill="D9E2F3" w:val="clear"/>
+            <w:tcMar>
+              <w:top w:type="dxa" w:w="60"/>
+              <w:left w:type="dxa" w:w="100"/>
+              <w:bottom w:type="dxa" w:w="60"/>
+              <w:right w:type="dxa" w:w="100"/>
+            </w:tcMar>
+            <w:vAlign w:val="center"/>
+          </w:tcPr>
+          <w:p>
+            <w:pPr>
+              <w:jc w:val="center"/>
+            </w:pPr>
+            <w:r>
+              <w:rPr>
+                <w:b/>
+                <w:bCs/>
+                <w:sz w:val="20"/>
+                <w:szCs w:val="20"/>
+              </w:rPr>
+              <w:t xml:space="preserve">TON scratch</w:t>
+            </w:r>
+          </w:p>
+        </w:tc>
+      </w:tr>
+      <w:tr>
+        <w:tc>
+          <w:tcPr>
+            <w:tcW w:type="dxa" w:w="2200"/>
+            <w:tcMar>
+              <w:top w:type="dxa" w:w="60"/>
+              <w:left w:type="dxa" w:w="100"/>
+              <w:bottom w:type="dxa" w:w="60"/>
+              <w:right w:type="dxa" w:w="100"/>
+            </w:tcMar>
+            <w:vAlign w:val="center"/>
+          </w:tcPr>
+          <w:p>
+            <w:pPr>
+              <w:jc w:val="left"/>
+            </w:pPr>
+            <w:r>
+              <w:rPr>
+                <w:sz w:val="20"/>
+                <w:szCs w:val="20"/>
+              </w:rPr>
+              <w:t xml:space="preserve">1/2 (256-128-64)</w:t>
+            </w:r>
+          </w:p>
+        </w:tc>
+        <w:tc>
+          <w:tcPr>
+            <w:tcW w:type="dxa" w:w="1600"/>
+            <w:tcMar>
+              <w:top w:type="dxa" w:w="60"/>
+              <w:left w:type="dxa" w:w="100"/>
+              <w:bottom w:type="dxa" w:w="60"/>
+              <w:right w:type="dxa" w:w="100"/>
+            </w:tcMar>
+            <w:vAlign w:val="center"/>
+          </w:tcPr>
+          <w:p>
+            <w:pPr>
+              <w:jc w:val="center"/>
+            </w:pPr>
+            <w:r>
+              <w:rPr>
+                <w:sz w:val="20"/>
+                <w:szCs w:val="20"/>
+              </w:rPr>
+              <w:t xml:space="preserve">75.1 / 64.9 KB</w:t>
+            </w:r>
+          </w:p>
+        </w:tc>
+        <w:tc>
+          <w:tcPr>
+            <w:tcW w:type="dxa" w:w="1600"/>
+            <w:tcMar>
+              <w:top w:type="dxa" w:w="60"/>
+              <w:left w:type="dxa" w:w="100"/>
+              <w:bottom w:type="dxa" w:w="60"/>
+              <w:right w:type="dxa" w:w="100"/>
+            </w:tcMar>
+            <w:vAlign w:val="center"/>
+          </w:tcPr>
+          <w:p>
+            <w:pPr>
+              <w:jc w:val="center"/>
+            </w:pPr>
+            <w:r>
+              <w:rPr>
+                <w:sz w:val="20"/>
+                <w:szCs w:val="20"/>
+              </w:rPr>
+              <w:t xml:space="preserve">87.90 / 87.64 / 87.36</w:t>
+            </w:r>
+          </w:p>
+        </w:tc>
+        <w:tc>
+          <w:tcPr>
+            <w:tcW w:type="dxa" w:w="1600"/>
+            <w:tcMar>
+              <w:top w:type="dxa" w:w="60"/>
+              <w:left w:type="dxa" w:w="100"/>
+              <w:bottom w:type="dxa" w:w="60"/>
+              <w:right w:type="dxa" w:w="100"/>
+            </w:tcMar>
+            <w:vAlign w:val="center"/>
+          </w:tcPr>
+          <w:p>
+            <w:pPr>
+              <w:jc w:val="center"/>
+            </w:pPr>
+            <w:r>
+              <w:rPr>
+                <w:sz w:val="20"/>
+                <w:szCs w:val="20"/>
+              </w:rPr>
+              <w:t xml:space="preserve">89.75 / 89.36 / 87.21</w:t>
+            </w:r>
+          </w:p>
+        </w:tc>
+        <w:tc>
+          <w:tcPr>
+            <w:tcW w:type="dxa" w:w="1600"/>
+            <w:tcMar>
+              <w:top w:type="dxa" w:w="60"/>
+              <w:left w:type="dxa" w:w="100"/>
+              <w:bottom w:type="dxa" w:w="60"/>
+              <w:right w:type="dxa" w:w="100"/>
+            </w:tcMar>
+            <w:vAlign w:val="center"/>
+          </w:tcPr>
+          <w:p>
+            <w:pPr>
+              <w:jc w:val="center"/>
+            </w:pPr>
+            <w:r>
+              <w:rPr>
+                <w:sz w:val="20"/>
+                <w:szCs w:val="20"/>
+              </w:rPr>
+              <w:t xml:space="preserve">99.35 / 99.31 / 98.90</w:t>
+            </w:r>
+          </w:p>
+        </w:tc>
+        <w:tc>
+          <w:tcPr>
+            <w:tcW w:type="dxa" w:w="1600"/>
+            <w:tcMar>
+              <w:top w:type="dxa" w:w="60"/>
+              <w:left w:type="dxa" w:w="100"/>
+              <w:bottom w:type="dxa" w:w="60"/>
+              <w:right w:type="dxa" w:w="100"/>
+            </w:tcMar>
+            <w:vAlign w:val="center"/>
+          </w:tcPr>
+          <w:p>
+            <w:pPr>
+              <w:jc w:val="center"/>
+            </w:pPr>
+            <w:r>
+              <w:rPr>
+                <w:sz w:val="20"/>
+                <w:szCs w:val="20"/>
+              </w:rPr>
+              <w:t xml:space="preserve">99.35 / 97.06 / 98.93</w:t>
+            </w:r>
+          </w:p>
+        </w:tc>
+      </w:tr>
+      <w:tr>
+        <w:tc>
+          <w:tcPr>
+            <w:tcW w:type="dxa" w:w="2200"/>
+            <w:tcMar>
+              <w:top w:type="dxa" w:w="60"/>
+              <w:left w:type="dxa" w:w="100"/>
+              <w:bottom w:type="dxa" w:w="60"/>
+              <w:right w:type="dxa" w:w="100"/>
+            </w:tcMar>
+            <w:vAlign w:val="center"/>
+          </w:tcPr>
+          <w:p>
+            <w:pPr>
+              <w:jc w:val="left"/>
+            </w:pPr>
+            <w:r>
+              <w:rPr>
+                <w:sz w:val="20"/>
+                <w:szCs w:val="20"/>
+              </w:rPr>
+              <w:t xml:space="preserve">1/4 (128-64-32)</w:t>
+            </w:r>
+          </w:p>
+        </w:tc>
+        <w:tc>
+          <w:tcPr>
+            <w:tcW w:type="dxa" w:w="1600"/>
+            <w:tcMar>
+              <w:top w:type="dxa" w:w="60"/>
+              <w:left w:type="dxa" w:w="100"/>
+              <w:bottom w:type="dxa" w:w="60"/>
+              <w:right w:type="dxa" w:w="100"/>
+            </w:tcMar>
+            <w:vAlign w:val="center"/>
+          </w:tcPr>
+          <w:p>
+            <w:pPr>
+              <w:jc w:val="center"/>
+            </w:pPr>
+            <w:r>
+              <w:rPr>
+                <w:sz w:val="20"/>
+                <w:szCs w:val="20"/>
+              </w:rPr>
+              <w:t xml:space="preserve">29.2 / 24.1 KB</w:t>
+            </w:r>
+          </w:p>
+        </w:tc>
+        <w:tc>
+          <w:tcPr>
+            <w:tcW w:type="dxa" w:w="1600"/>
+            <w:tcMar>
+              <w:top w:type="dxa" w:w="60"/>
+              <w:left w:type="dxa" w:w="100"/>
+              <w:bottom w:type="dxa" w:w="60"/>
+              <w:right w:type="dxa" w:w="100"/>
+            </w:tcMar>
+            <w:vAlign w:val="center"/>
+          </w:tcPr>
+          <w:p>
+            <w:pPr>
+              <w:jc w:val="center"/>
+            </w:pPr>
+            <w:r>
+              <w:rPr>
+                <w:sz w:val="20"/>
+                <w:szCs w:val="20"/>
+              </w:rPr>
+              <w:t xml:space="preserve">87.31 / 87.37 / 86.42</w:t>
+            </w:r>
+          </w:p>
+        </w:tc>
+        <w:tc>
+          <w:tcPr>
+            <w:tcW w:type="dxa" w:w="1600"/>
+            <w:tcMar>
+              <w:top w:type="dxa" w:w="60"/>
+              <w:left w:type="dxa" w:w="100"/>
+              <w:bottom w:type="dxa" w:w="60"/>
+              <w:right w:type="dxa" w:w="100"/>
+            </w:tcMar>
+            <w:vAlign w:val="center"/>
+          </w:tcPr>
+          <w:p>
+            <w:pPr>
+              <w:jc w:val="center"/>
+            </w:pPr>
+            <w:r>
+              <w:rPr>
+                <w:sz w:val="20"/>
+                <w:szCs w:val="20"/>
+              </w:rPr>
+              <w:t xml:space="preserve">88.64 / 88.74 / 86.46</w:t>
+            </w:r>
+          </w:p>
+        </w:tc>
+        <w:tc>
+          <w:tcPr>
+            <w:tcW w:type="dxa" w:w="1600"/>
+            <w:tcMar>
+              <w:top w:type="dxa" w:w="60"/>
+              <w:left w:type="dxa" w:w="100"/>
+              <w:bottom w:type="dxa" w:w="60"/>
+              <w:right w:type="dxa" w:w="100"/>
+            </w:tcMar>
+            <w:vAlign w:val="center"/>
+          </w:tcPr>
+          <w:p>
+            <w:pPr>
+              <w:jc w:val="center"/>
+            </w:pPr>
+            <w:r>
+              <w:rPr>
+                <w:sz w:val="20"/>
+                <w:szCs w:val="20"/>
+              </w:rPr>
+              <w:t xml:space="preserve">99.35 / 99.24 / 99.01</w:t>
+            </w:r>
+          </w:p>
+        </w:tc>
+        <w:tc>
+          <w:tcPr>
+            <w:tcW w:type="dxa" w:w="1600"/>
+            <w:tcMar>
+              <w:top w:type="dxa" w:w="60"/>
+              <w:left w:type="dxa" w:w="100"/>
+              <w:bottom w:type="dxa" w:w="60"/>
+              <w:right w:type="dxa" w:w="100"/>
+            </w:tcMar>
+            <w:vAlign w:val="center"/>
+          </w:tcPr>
+          <w:p>
+            <w:pPr>
+              <w:jc w:val="center"/>
+            </w:pPr>
+            <w:r>
+              <w:rPr>
+                <w:sz w:val="20"/>
+                <w:szCs w:val="20"/>
+              </w:rPr>
+              <w:t xml:space="preserve">99.36 / 98.75 / 98.98</w:t>
+            </w:r>
+          </w:p>
+        </w:tc>
+      </w:tr>
+      <w:tr>
+        <w:tc>
+          <w:tcPr>
+            <w:tcW w:type="dxa" w:w="2200"/>
+            <w:tcMar>
+              <w:top w:type="dxa" w:w="60"/>
+              <w:left w:type="dxa" w:w="100"/>
+              <w:bottom w:type="dxa" w:w="60"/>
+              <w:right w:type="dxa" w:w="100"/>
+            </w:tcMar>
+            <w:vAlign w:val="center"/>
+          </w:tcPr>
+          <w:p>
+            <w:pPr>
+              <w:jc w:val="left"/>
+            </w:pPr>
+            <w:r>
+              <w:rPr>
+                <w:sz w:val="20"/>
+                <w:szCs w:val="20"/>
+              </w:rPr>
+              <w:t xml:space="preserve">1/8 (64-32-16)</w:t>
+            </w:r>
+          </w:p>
+        </w:tc>
+        <w:tc>
+          <w:tcPr>
+            <w:tcW w:type="dxa" w:w="1600"/>
+            <w:tcMar>
+              <w:top w:type="dxa" w:w="60"/>
+              <w:left w:type="dxa" w:w="100"/>
+              <w:bottom w:type="dxa" w:w="60"/>
+              <w:right w:type="dxa" w:w="100"/>
+            </w:tcMar>
+            <w:vAlign w:val="center"/>
+          </w:tcPr>
+          <w:p>
+            <w:pPr>
+              <w:jc w:val="center"/>
+            </w:pPr>
+            <w:r>
+              <w:rPr>
+                <w:sz w:val="20"/>
+                <w:szCs w:val="20"/>
+              </w:rPr>
+              <w:t xml:space="preserve">13.7 / 11.2 KB</w:t>
+            </w:r>
+          </w:p>
+        </w:tc>
+        <w:tc>
+          <w:tcPr>
+            <w:tcW w:type="dxa" w:w="1600"/>
+            <w:tcMar>
+              <w:top w:type="dxa" w:w="60"/>
+              <w:left w:type="dxa" w:w="100"/>
+              <w:bottom w:type="dxa" w:w="60"/>
+              <w:right w:type="dxa" w:w="100"/>
+            </w:tcMar>
+            <w:vAlign w:val="center"/>
+          </w:tcPr>
+          <w:p>
+            <w:pPr>
+              <w:jc w:val="center"/>
+            </w:pPr>
+            <w:r>
+              <w:rPr>
+                <w:sz w:val="20"/>
+                <w:szCs w:val="20"/>
+              </w:rPr>
+              <w:t xml:space="preserve">86.30 / 86.07 / 86.55</w:t>
+            </w:r>
+          </w:p>
+        </w:tc>
+        <w:tc>
+          <w:tcPr>
+            <w:tcW w:type="dxa" w:w="1600"/>
+            <w:tcMar>
+              <w:top w:type="dxa" w:w="60"/>
+              <w:left w:type="dxa" w:w="100"/>
+              <w:bottom w:type="dxa" w:w="60"/>
+              <w:right w:type="dxa" w:w="100"/>
+            </w:tcMar>
+            <w:vAlign w:val="center"/>
+          </w:tcPr>
+          <w:p>
+            <w:pPr>
+              <w:jc w:val="center"/>
+            </w:pPr>
+            <w:r>
+              <w:rPr>
+                <w:sz w:val="20"/>
+                <w:szCs w:val="20"/>
+              </w:rPr>
+              <w:t xml:space="preserve">88.29 / 88.51 / 91.10</w:t>
+            </w:r>
+          </w:p>
+        </w:tc>
+        <w:tc>
+          <w:tcPr>
+            <w:tcW w:type="dxa" w:w="1600"/>
+            <w:tcMar>
+              <w:top w:type="dxa" w:w="60"/>
+              <w:left w:type="dxa" w:w="100"/>
+              <w:bottom w:type="dxa" w:w="60"/>
+              <w:right w:type="dxa" w:w="100"/>
+            </w:tcMar>
+            <w:vAlign w:val="center"/>
+          </w:tcPr>
+          <w:p>
+            <w:pPr>
+              <w:jc w:val="center"/>
+            </w:pPr>
+            <w:r>
+              <w:rPr>
+                <w:sz w:val="20"/>
+                <w:szCs w:val="20"/>
+              </w:rPr>
+              <w:t xml:space="preserve">99.16 / 99.16 / 98.82</w:t>
+            </w:r>
+          </w:p>
+        </w:tc>
+        <w:tc>
+          <w:tcPr>
+            <w:tcW w:type="dxa" w:w="1600"/>
+            <w:tcMar>
+              <w:top w:type="dxa" w:w="60"/>
+              <w:left w:type="dxa" w:w="100"/>
+              <w:bottom w:type="dxa" w:w="60"/>
+              <w:right w:type="dxa" w:w="100"/>
+            </w:tcMar>
+            <w:vAlign w:val="center"/>
+          </w:tcPr>
+          <w:p>
+            <w:pPr>
+              <w:jc w:val="center"/>
+            </w:pPr>
+            <w:r>
+              <w:rPr>
+                <w:sz w:val="20"/>
+                <w:szCs w:val="20"/>
+              </w:rPr>
+              <w:t xml:space="preserve">99.14 / 98.70 / 98.81</w:t>
+            </w:r>
+          </w:p>
+        </w:tc>
+      </w:tr>
+      <w:tr>
+        <w:tc>
+          <w:tcPr>
+            <w:tcW w:type="dxa" w:w="2200"/>
+            <w:tcMar>
+              <w:top w:type="dxa" w:w="60"/>
+              <w:left w:type="dxa" w:w="100"/>
+              <w:bottom w:type="dxa" w:w="60"/>
+              <w:right w:type="dxa" w:w="100"/>
+            </w:tcMar>
+            <w:vAlign w:val="center"/>
+          </w:tcPr>
+          <w:p>
+            <w:pPr>
+              <w:jc w:val="left"/>
+            </w:pPr>
+            <w:r>
+              <w:rPr>
+                <w:sz w:val="20"/>
+                <w:szCs w:val="20"/>
+              </w:rPr>
+              <w:t xml:space="preserve">Reference: federated teacher (FP32)</w:t>
+            </w:r>
+          </w:p>
+        </w:tc>
+        <w:tc>
+          <w:tcPr>
+            <w:tcW w:type="dxa" w:w="1600"/>
+            <w:tcMar>
+              <w:top w:type="dxa" w:w="60"/>
+              <w:left w:type="dxa" w:w="100"/>
+              <w:bottom w:type="dxa" w:w="60"/>
+              <w:right w:type="dxa" w:w="100"/>
+            </w:tcMar>
+            <w:vAlign w:val="center"/>
+          </w:tcPr>
+          <w:p>
+            <w:pPr>
+              <w:jc w:val="center"/>
+            </w:pPr>
+            <w:r>
+              <w:rPr>
+                <w:sz w:val="20"/>
+                <w:szCs w:val="20"/>
+              </w:rPr>
+              <w:t xml:space="preserve">802.5 / 720.6 KB</w:t>
+            </w:r>
+          </w:p>
+        </w:tc>
+        <w:tc>
+          <w:tcPr>
+            <w:tcW w:type="dxa" w:w="1600"/>
+            <w:tcMar>
+              <w:top w:type="dxa" w:w="60"/>
+              <w:left w:type="dxa" w:w="100"/>
+              <w:bottom w:type="dxa" w:w="60"/>
+              <w:right w:type="dxa" w:w="100"/>
+            </w:tcMar>
+            <w:vAlign w:val="center"/>
+          </w:tcPr>
+          <w:p>
+            <w:pPr>
+              <w:jc w:val="center"/>
+            </w:pPr>
+            <w:r>
+              <w:rPr>
+                <w:sz w:val="20"/>
+                <w:szCs w:val="20"/>
+              </w:rPr>
+              <w:t xml:space="preserve">85.70</w:t>
+            </w:r>
+          </w:p>
+        </w:tc>
+        <w:tc>
+          <w:tcPr>
+            <w:tcW w:type="dxa" w:w="1600"/>
+            <w:tcMar>
+              <w:top w:type="dxa" w:w="60"/>
+              <w:left w:type="dxa" w:w="100"/>
+              <w:bottom w:type="dxa" w:w="60"/>
+              <w:right w:type="dxa" w:w="100"/>
+            </w:tcMar>
+            <w:vAlign w:val="center"/>
+          </w:tcPr>
+          <w:p>
+            <w:pPr>
+              <w:jc w:val="center"/>
+            </w:pPr>
+            <w:r>
+              <w:rPr>
+                <w:sz w:val="20"/>
+                <w:szCs w:val="20"/>
+              </w:rPr>
+              <w:t xml:space="preserve">—</w:t>
+            </w:r>
+          </w:p>
+        </w:tc>
+        <w:tc>
+          <w:tcPr>
+            <w:tcW w:type="dxa" w:w="1600"/>
+            <w:tcMar>
+              <w:top w:type="dxa" w:w="60"/>
+              <w:left w:type="dxa" w:w="100"/>
+              <w:bottom w:type="dxa" w:w="60"/>
+              <w:right w:type="dxa" w:w="100"/>
+            </w:tcMar>
+            <w:vAlign w:val="center"/>
+          </w:tcPr>
+          <w:p>
+            <w:pPr>
+              <w:jc w:val="center"/>
+            </w:pPr>
+            <w:r>
+              <w:rPr>
+                <w:sz w:val="20"/>
+                <w:szCs w:val="20"/>
+              </w:rPr>
+              <w:t xml:space="preserve">99.40</w:t>
+            </w:r>
+          </w:p>
+        </w:tc>
+        <w:tc>
+          <w:tcPr>
+            <w:tcW w:type="dxa" w:w="1600"/>
+            <w:tcMar>
+              <w:top w:type="dxa" w:w="60"/>
+              <w:left w:type="dxa" w:w="100"/>
+              <w:bottom w:type="dxa" w:w="60"/>
+              <w:right w:type="dxa" w:w="100"/>
+            </w:tcMar>
+            <w:vAlign w:val="center"/>
+          </w:tcPr>
+          <w:p>
+            <w:pPr>
+              <w:jc w:val="center"/>
+            </w:pPr>
+            <w:r>
+              <w:rPr>
+                <w:sz w:val="20"/>
+                <w:szCs w:val="20"/>
+              </w:rPr>
+              <w:t xml:space="preserve">—</w:t>
+            </w:r>
+          </w:p>
+        </w:tc>
+      </w:tr>
+    </w:tbl>
+    <w:p>
+      <w:pPr>
+        <w:spacing w:after="240" w:before="80"/>
+      </w:pPr>
+      <w:r>
+        <w:rPr>
+          <w:i/>
+          <w:iCs/>
+          <w:sz w:val="20"/>
+          <w:szCs w:val="20"/>
+        </w:rPr>
+        <w:t xml:space="preserve">Table 7. F1 of client-local students, given as FP32 / INT8 PTQ / INT8 QAT fine-tuned. KD: distilled from the federated model; scratch: trained on client 0's hard labels only. QAT-fine-tuned students are about 15% smaller than the PTQ sizes shown (e.g. 11.9 / 9.4 KB at 1/8 width).</w:t>
+      </w:r>
+    </w:p>
+    <w:p>
+      <w:pPr>
+        <w:spacing w:after="160"/>
+      </w:pPr>
+      <w:r>
+        <w:t xml:space="preserve">On TON_IoT, distillation gives the most compact models in this paper: the 1/8-width distilled student keeps F1 99.16 at 11.2 KB with plain INT8 PTQ (64× smaller than the FP32 federated model), and distillation makes the student robust to INT8 PTQ (at most 0.11 F1 lost, against up to 2.3 F1 for scratch students). On CIC-IDS2017, distillation does not help. The distilled students inherit the teacher's recall-heavy operating point (Attack Recall 99.5–99.7%, FAR 5.6–6.5%), while scratch students in FP32 and PTQ form trade some recall for precision (Attack Recall 98.9–99.5%, FAR 4.5–5.3%), which raises their F1 at the fixed 0.3 threshold. The highest F1 in Table 7, 91.10 for the 1/8-width scratch student after QAT fine-tuning, is an outlier against the same student's FP32 and PTQ results (88.29, 88.51) and reaches its F1 by missing 3.68% of attacks (3,137 of 85,173, against 291 for the deployed model). We therefore do not select it, and differences of one or two F1 points in this table should be read as operating-point shifts under a single seed rather than as better detectors.</w:t>
+      </w:r>
+    </w:p>
+    <w:p>
+      <w:pPr>
+        <w:spacing w:after="160"/>
+      </w:pPr>
+      <w:r>
+        <w:t xml:space="preserve">The comparison also raises a question the reviewers did not ask but that we consider essential: a scratch student trained on one client's data alone already matches the federated model on near-IID CIC-IDS2017 (F1 89.75 vs. 85.70, Attack Recall 99.25% vs. 99.94%). Under a near-IID partition each client holds a representative sample of several hundred thousand flows, so this setting cannot show a benefit of federation. A benefit can only be expected for clients whose local data is small or skewed, as in the Dirichlet partition, where two CIC-IDS2017 clients hold almost no attacks. We are running the corresponding local-only baseline (each client trained alone, evaluated on the shared test set) for both partitions and both datasets. </w:t>
+      </w:r>
+      <w:r>
+        <w:rPr>
+          <w:b/>
+          <w:bCs/>
+          <w:color w:val="C00000"/>
+        </w:rPr>
+        <w:t xml:space="preserve">[PENDING: local-only per-client baseline, job 2026-10-04_k]</w:t>
       </w:r>
     </w:p>
     <w:p>

--- a/paper/TinyML_Federated_IDS_Revised.docx
+++ b/paper/TinyML_Federated_IDS_Revised.docx
@@ -276,7 +276,7 @@
         <w:spacing w:after="200"/>
       </w:pPr>
       <w:r>
-        <w:t xml:space="preserve">Federated Learning (FL) combined with TinyML is an attractive basis for privacy-preserving intrusion detection on microcontroller-class IoT devices, but the claim that a federated model can be compressed for such devices without losing detection quality is rarely tested end to end. We train a multilayer-perceptron intrusion detector with Flower (FedAvgM, cosine learning-rate decay, focal loss) on CIC-IDS2017 and TON_IoT, and compress it for TensorFlow Lite Micro using only data a federated deployment would actually hold. Three results stand out. First, federated training comes close to centralized training on the same recipe (F1 85.70 vs. 87.35 on CIC-IDS2017; 99.40 vs. 99.48 on TON_IoT), and a strongly non-IID Dirichlet(0.3) partition costs at most about one F1 point. Second, structured pruning followed by fine-tuning and QAT fine-tuning on a single participating client's local data yields a 65 KB INT8 model (12.3× smaller than FP32) with no loss relative to the federated model (F1 85.59, Attack Recall 99.66% on CIC-IDS2017; F1 98.74 on TON_IoT). How well this works depends on how closely that client's class mix matches the global one. Third, training-time quantization-aware training inside FL collapses on CIC-IDS2017 (34.7% accuracy): heavy-tailed standardized features drive the learned INT8 input range to [−1231, 405]. The same method works on TON_IoT, and post-training quantization of the float model costs about one F1 point when calibrated on representative data; with one client's data, 8-bit activations cost up to 8 F1 points on TON_IoT, which QAT fine-tuning avoids. We also document four silent failure modes in a common TensorFlow, tfmot, and Flower toolchain that had invalidated the compressed-model results of our own earlier report, together with the checks that catch them.</w:t>
+        <w:t xml:space="preserve">Federated Learning (FL) combined with TinyML is an attractive basis for privacy-preserving intrusion detection on microcontroller-class IoT devices, but the claim that a federated model can be compressed for such devices without losing detection quality is rarely tested end to end. We train a multilayer-perceptron intrusion detector with Flower (FedAvgM, cosine learning-rate decay, focal loss) on CIC-IDS2017 and TON_IoT, and compress it for TensorFlow Lite Micro using only data a federated deployment would actually hold. Three results stand out. First, federated training comes close to centralized training on the same recipe (F1 85.70 vs. 87.35 on CIC-IDS2017; 99.40 vs. 99.48 on TON_IoT), and a strongly non-IID Dirichlet(0.3) partition costs at most about one F1 point. Second, structured pruning followed by fine-tuning and QAT fine-tuning on a single participating client's local data yields a 65 KB INT8 model (12.3× smaller than FP32) with no loss relative to the federated model (F1 85.59, Attack Recall 99.66% on CIC-IDS2017; F1 98.74 on TON_IoT). How well this works depends on how closely that client's class mix matches the global one. Third, training-time quantization-aware training inside FL collapses on CIC-IDS2017 (34.7% accuracy): heavy-tailed standardized features drive the learned INT8 input range to [−1231, 405]. The same method works on TON_IoT, and full-integer post-training quantization of the float model avoids that collapse but is unstable across calibration draws (F1 between 12 and 99 for the same TON_IoT model), whereas QAT fine-tuning gave consistent results. A local-only baseline shows where federation pays off: clients with few local attacks detect 45–93% of attacks alone and 98–99.8% with the federated model. We also document four silent failure modes in a common TensorFlow, tfmot, and Flower toolchain that had invalidated the compressed-model results of our own earlier report, together with the checks that catch them.</w:t>
       </w:r>
     </w:p>
     <w:p>
@@ -317,7 +317,7 @@
         <w:spacing w:after="160"/>
       </w:pPr>
       <w:r>
-        <w:t xml:space="preserve">Contributions. (1) An end-to-end evaluation of a federated TinyML intrusion detector on two datasets against a centralized baseline trained with the identical recipe, under both near-IID and Dirichlet(0.3) client partitions (Sections 5.1–5.2). (2) An FL-faithful compression procedure: exact BatchNorm folding, structured pruning, then fine-tuning and QAT fine-tuning on one client's local data. It produces a 65 KB INT8 model (12.3×) with no loss relative to the federated model, and we quantify how the outcome depends on which client performs the fine-tuning (Sections 5.3–5.5). We compare it with five post-training quantization methods and with client-local knowledge distillation (Sections 5.9–5.10). (3) A negative result: training-time QAT inside FL fails on CIC-IDS2017 because its moving-average quantizers absorb the heavy-tailed feature outliers. It works on TON_IoT, and post-training quantization of a float model avoids the collapse (Section 5.6), although full-integer INT8 PTQ is sensitive to the calibration samples, which QAT fine-tuning is not (Section 5.9). (4) Four silent failure modes in a widely used TensorFlow / TensorFlow Model Optimization / Flower toolchain, each of which yields plausible-looking but wrong compressed-model results, with the checks we now run to catch them (Section 6.2). (5) FGSM/PGD robustness of the corrected models (Section 5.7) and a verified ESP32 benchmark harness (Section 6.1, Appendix B).</w:t>
+        <w:t xml:space="preserve">Contributions. (1) An end-to-end evaluation of a federated TinyML intrusion detector on two datasets against a centralized baseline trained with the identical recipe, under both near-IID and Dirichlet(0.3) client partitions (Sections 5.1–5.2). (2) An FL-faithful compression procedure: exact BatchNorm folding, structured pruning, then fine-tuning and QAT fine-tuning on one client's local data. It produces a 65 KB INT8 model (12.3×) with no loss relative to the federated model, and we quantify how the outcome depends on which client performs the fine-tuning (Sections 5.3–5.5). We compare it with five post-training quantization methods and with client-local knowledge distillation, and we test against clients training alone to show where federation helps (Sections 5.9–5.11). (3) A negative result: training-time QAT inside FL fails on CIC-IDS2017 because its moving-average quantizers absorb the heavy-tailed feature outliers. It works on TON_IoT, and post-training quantization of a float model avoids the collapse (Section 5.6), although full-integer INT8 PTQ varies widely across calibration draws, and more calibration data makes it worse (Section 5.9). (4) Four silent failure modes in a widely used TensorFlow / TensorFlow Model Optimization / Flower toolchain, each of which yields plausible-looking but wrong compressed-model results, with the checks we now run to catch them (Section 6.2). (5) FGSM/PGD robustness of the corrected models (Section 5.7) and a verified ESP32 benchmark harness (Section 6.1, Appendix B).</w:t>
       </w:r>
     </w:p>
     <w:p>
@@ -3338,7 +3338,7 @@
           <w:sz w:val="20"/>
           <w:szCs w:val="20"/>
         </w:rPr>
-        <w:t xml:space="preserve">Table 3. Compression of the federated model. "Client FT" uses 10,000 samples from one participating client's own partition (client 0); "pooled" uses 10,000 pooled training samples and is not available in a real federated deployment. The two rows without fine-tuning calibrate INT8 on 500 pooled samples; Section 5.9 repeats them with client-local calibration.</w:t>
+        <w:t xml:space="preserve">Table 3. Compression of the federated model. "Client FT" uses 10,000 samples from one participating client's own partition (client 0); "pooled" uses 10,000 pooled training samples and is not available in a real federated deployment. The two rows without fine-tuning calibrate INT8 on 500 pooled samples (one draw; Section 5.9 shows how much full-integer PTQ varies across calibration draws).</w:t>
       </w:r>
     </w:p>
     <w:p>
@@ -3346,7 +3346,7 @@
         <w:spacing w:after="160"/>
       </w:pPr>
       <w:r>
-        <w:t xml:space="preserve">INT8 PTQ alone gives 3.5× at a cost of about one F1 point on both datasets when calibrated on pooled samples (with client-local calibration it costs 8 F1 points on TON_IoT; Section 5.9). Pruning half of each hidden layer gives a further 3.5×, but only if the pruned model is fine-tuned. Without fine-tuning, the pruned model breaks down (F1 42.28 on CIC-IDS2017, FAR 18% on TON_IoT). With fine-tuning and QAT fine-tuning on one client's local data, the deployed INT8 model is 65.4 KB on CIC-IDS2017 (802.5 / 65.4 = 12.27×) and 55.2 KB on TON_IoT (13.05×), and it matches the float federated model (F1 85.59 vs. 85.70 and 98.74 vs. 99.40). The deployed CIC-IDS2017 model has 94.28% accuracy, 75.00% precision, and 99.66% Attack Recall. The QAT fine-tuning step matters on TON_IoT, where client-fine-tuned PTQ reaches only F1 90.50.</w:t>
+        <w:t xml:space="preserve">INT8 PTQ alone gives 3.5× at a cost of about one F1 point on both datasets for the calibration draw used here, but that cost varies widely from draw to draw (Section 5.9). Pruning half of each hidden layer gives a further 3.5×, but only if the pruned model is fine-tuned. Without fine-tuning, the pruned model breaks down (F1 42.28 on CIC-IDS2017, FAR 18% on TON_IoT). With fine-tuning and QAT fine-tuning on one client's local data, the deployed INT8 model is 65.4 KB on CIC-IDS2017 (802.5 / 65.4 = 12.27×) and 55.2 KB on TON_IoT (13.05×), and it matches the float federated model (F1 85.59 vs. 85.70 and 98.74 vs. 99.40). The deployed CIC-IDS2017 model has 94.28% accuracy, 75.00% precision, and 99.66% Attack Recall. The QAT fine-tuning step matters on TON_IoT, where client-fine-tuned PTQ reaches only F1 90.50.</w:t>
       </w:r>
     </w:p>
     <w:p>
@@ -4101,7 +4101,7 @@
         <w:spacing w:after="160"/>
       </w:pPr>
       <w:r>
-        <w:t xml:space="preserve">The WIP version reported that training-time QAT (fake quantization from the first federated round) helps at aggressive compression and hurts at moderate compression. That observation came from runs affected by the weight-exchange and QAT-stripping errors of Section 6.2. With both corrected, training-time QAT inside FL fails on CIC-IDS2017. The federated QAT model reaches 34.74% accuracy (F1 34.30, FAR 78.7%), and its float weights reach only F1 46.8. The reason is visible in the learned quantizer state. The input quantizer's moving-average range is [−1231, 405], and activation ranges reach 2342, because standardized CIC-IDS2017 features are heavy-tailed (rare flows lie hundreds to thousands of standard deviations from the mean). One INT8 step then spans about 6.4 standard deviations, so ordinary inputs collapse to the zero point. On TON_IoT, whose features are less extreme, the same procedure works (federated QAT model: accuracy 98.22%, F1 98.84). PTQ of a float federated model does not collapse on either dataset (Table 3; Section 5.9 shows that full-integer PTQ is nevertheless calibration-sensitive on TON_IoT), and neither does QAT fine-tuning of a pruned float model, because its calibration happens on a small fine-tuning set after training. We therefore use post-training QAT fine-tuning, not training-time QAT, in the deployed pipeline. Robust input scaling (clipping or a log transform before standardization) is a plausible fix for training-time QAT that we have not evaluated.</w:t>
+        <w:t xml:space="preserve">The WIP version reported that training-time QAT (fake quantization from the first federated round) helps at aggressive compression and hurts at moderate compression. That observation came from runs affected by the weight-exchange and QAT-stripping errors of Section 6.2. With both corrected, training-time QAT inside FL fails on CIC-IDS2017. The federated QAT model reaches 34.74% accuracy (F1 34.30, FAR 78.7%), and its float weights reach only F1 46.8. The reason is visible in the learned quantizer state. The input quantizer's moving-average range is [−1231, 405], and activation ranges reach 2342, because standardized CIC-IDS2017 features are heavy-tailed (rare flows lie hundreds to thousands of standard deviations from the mean). One INT8 step then spans about 6.4 standard deviations, so ordinary inputs collapse to the zero point. On TON_IoT, whose features are less extreme, the same procedure works (federated QAT model: accuracy 98.22%, F1 98.84). PTQ of a float federated model does not collapse on either dataset (Table 3), although Section 5.9 shows that its accuracy varies widely across calibration draws, and neither does QAT fine-tuning of a pruned float model, because its calibration happens on a small fine-tuning set after training. We therefore use post-training QAT fine-tuning, not training-time QAT, in the deployed pipeline. Robust input scaling (clipping or a log transform before standardization) is a plausible fix for training-time QAT that we have not evaluated.</w:t>
       </w:r>
     </w:p>
     <w:p>
@@ -5376,7 +5376,7 @@
         <w:spacing w:after="160"/>
       </w:pPr>
       <w:r>
-        <w:t xml:space="preserve">On CIC-IDS2017, INT8 PTQ preserves the federated model's robustness (PGD 55.6% → 60.4%). Pruning followed by fine-tuning reduces it. Of the pruned models, the QAT-fine-tuned deployment model (PGD 45.6%) is clearly more robust than the PTQ one (23.9%), which echoes the quantization-robustness interaction reported in [21–23]. The centralized model is markedly more fragile (PGD 29.0%) even though it is attacked only by transfer. On TON_IoT, ε = 0.1 is strong enough that every model except the pooled-fine-tuned one predicts all perturbed records as benign. Two caveats apply. First, these are unconstrained L∞ perturbations in standardized feature space that ignore feature semantics (integer counts, encoded categories), so they overstate what a network attacker can realize. Second, the per-model differences come from a single seed. We report them as relative robustness under a common perturbation, not as absolute security guarantees.</w:t>
+        <w:t xml:space="preserve">On CIC-IDS2017, INT8 PTQ preserves the federated model's robustness (PGD 55.6% → 60.4%). Pruning followed by fine-tuning reduces it. Of the pruned models, the QAT-fine-tuned deployment model (PGD 45.6%) is clearly more robust than the PTQ one (23.9%), which echoes the quantization-robustness interaction reported in [21–23]. The centralized model is markedly more fragile (PGD 29.0%) even though it is attacked only by transfer. On TON_IoT, ε = 0.1 is strong enough that every model except the pooled-fine-tuned one predicts all perturbed records as benign. Two caveats apply. First, these are unconstrained L∞ perturbations in standardized feature space that ignore feature semantics (integer counts, encoded categories), so they overstate what a network attacker can realize. Second, the per-model differences come from a single seed, and the PTQ rows from a single calibration draw (Section 5.9). We report them as relative robustness under a common perturbation, not as absolute security guarantees.</w:t>
       </w:r>
     </w:p>
     <w:p>
@@ -6488,7 +6488,7 @@
           <w:sz w:val="20"/>
           <w:szCs w:val="20"/>
         </w:rPr>
-        <w:t xml:space="preserve">Table 6. Size and F1 for post-training quantization methods (test split, threshold 0.3). Calibration for INT8 and int16x8 uses 500 samples of client 0's data. "Pruned + client FT" is prune 50% → 3 epochs of fine-tuning on 10,000 client-0 samples. FAR for the full-integer INT8 rows on TON_IoT is 14.3% and 14.0%; for all float-activation and int16x8 rows it is within 0.5 points of FP32.</w:t>
+        <w:t xml:space="preserve">Table 6. Size and F1 for post-training quantization methods (test split, threshold 0.3). Calibration for INT8 and int16x8 uses one draw of 500 samples of client 0's data (Table 7 shows the spread over draws). "Pruned + client FT" is prune 50% → 3 epochs of fine-tuning on 10,000 client-0 samples. FAR for the full-integer INT8 rows on TON_IoT is 14.3% and 14.0%; for all float-activation and int16x8 rows it is within 0.5 points of FP32.</w:t>
       </w:r>
     </w:p>
     <w:p>
@@ -6496,7 +6496,7 @@
         <w:spacing w:after="160"/>
       </w:pPr>
       <w:r>
-        <w:t xml:space="preserve">Every method that keeps activations in float or 16 bits loses at most 0.25 F1 on both datasets (dynamic range even gains 0.7 on the pruned CIC-IDS2017 model), so weight precision is not the bottleneck. Full-integer INT8 is the only post-training method that loses accuracy: 0.7 F1 on the CIC-IDS2017 federated model, 2.5 F1 on the pruned CIC-IDS2017 model, and 8.2–8.9 F1 on TON_IoT, where FAR rises from 2.8% to 14%. Because int16x8 uses the same INT8 weights and recovers fully, the loss comes from 8-bit activations. On TON_IoT it also depends on the calibration samples: Table 3's PTQ row, calibrated on 500 pooled samples, loses only 1.0 F1, whereas client-0 calibration loses 8.2. QAT fine-tuning is insensitive to this choice (F1 98.74 with the same client) because the activation ranges are learned during fine-tuning rather than estimated from a few hundred samples.</w:t>
+        <w:t xml:space="preserve">Every method that keeps activations in float or 16 bits loses at most 0.25 F1 on both datasets (dynamic range even gains 0.7 on the pruned CIC-IDS2017 model), so weight precision is not the bottleneck. Full-integer INT8 is the only post-training method that loses accuracy: 0.7 F1 on the CIC-IDS2017 federated model, 2.5 F1 on the pruned CIC-IDS2017 model, and 8.2–8.9 F1 on TON_IoT, where FAR rises from 2.8% to 14%. Because int16x8 uses the same INT8 weights and recovers fully, the loss comes from 8-bit activations.</w:t>
       </w:r>
     </w:p>
     <w:p>
@@ -6504,7 +6504,941 @@
         <w:spacing w:after="160"/>
       </w:pPr>
       <w:r>
-        <w:t xml:space="preserve">This determines the deployment recipe. The ESP32 build of TensorFlow Lite Micro that we use runs FP32 and full-integer INT8 kernels; dynamic-range (hybrid) and float16 models need kernels it does not provide, and int16x8 kernels exist only for some operators in newer TFLM releases, which we have not tested on the device. Dynamic-range quantization would otherwise be the best size–accuracy point in Table 6 (69 KB, F1 90.13 on CIC-IDS2017), so it is a reasonable choice for Linux-class gateways but not for the microcontroller. On the microcontroller, full-integer INT8 is required, and QAT fine-tuning is the route that reaches it without calibration sensitivity. A side observation: fine-tuning the pruned model on client 0 raises float F1 on CIC-IDS2017 from 85.70 to 89.39, by shifting the operating point toward precision (FAR 4.78%, Attack Recall 99.62%). INT8 quantization then gives part of that back.</w:t>
+        <w:t xml:space="preserve">Full-integer PTQ is also unstable. Table 3 (500 pooled samples) and Table 6 (500 client-0 samples) each rest on a single calibration draw and disagree on TON_IoT (F1 98.38 vs. 91.24). We therefore converted each federated model 45 more times, varying the calibration source (pooled data or any one of the four clients), the number of samples (100, 500, 2,000), and the random draw (three per setting). The source does not matter: for every source the median F1 is 98.97–99.30 on TON_IoT and 83.1–83.8 on CIC-IDS2017. The draw does (Table 7). On TON_IoT the same model ranges from F1 12.28 to 99.38, and on CIC-IDS2017 from 29.16 to 85.02. More calibration data makes it worse, not better: with 100 samples, 12 of 15 TON_IoT conversions are within one F1 point of FP32, with 2,000 samples only 3 of 15, and 10 of those 15 fall below F1 95. Allowing float fallback in the converter changes nothing.</w:t>
+      </w:r>
+    </w:p>
+    <w:tbl>
+      <w:tblPr>
+        <w:tblW w:type="dxa" w:w="9500"/>
+        <w:tblBorders>
+          <w:top w:val="single" w:color="auto" w:sz="4"/>
+          <w:left w:val="single" w:color="auto" w:sz="4"/>
+          <w:bottom w:val="single" w:color="auto" w:sz="4"/>
+          <w:right w:val="single" w:color="auto" w:sz="4"/>
+          <w:insideH w:val="single" w:color="auto" w:sz="4"/>
+          <w:insideV w:val="single" w:color="auto" w:sz="4"/>
+        </w:tblBorders>
+      </w:tblPr>
+      <w:tblGrid>
+        <w:gridCol w:w="1700"/>
+        <w:gridCol w:w="1300"/>
+        <w:gridCol w:w="1200"/>
+        <w:gridCol w:w="1500"/>
+        <w:gridCol w:w="1200"/>
+        <w:gridCol w:w="1100"/>
+        <w:gridCol w:w="1500"/>
+      </w:tblGrid>
+      <w:tr>
+        <w:trPr>
+          <w:tblHeader/>
+        </w:trPr>
+        <w:tc>
+          <w:tcPr>
+            <w:tcW w:type="dxa" w:w="1700"/>
+            <w:shd w:fill="D9E2F3" w:val="clear"/>
+            <w:tcMar>
+              <w:top w:type="dxa" w:w="60"/>
+              <w:left w:type="dxa" w:w="100"/>
+              <w:bottom w:type="dxa" w:w="60"/>
+              <w:right w:type="dxa" w:w="100"/>
+            </w:tcMar>
+            <w:vAlign w:val="center"/>
+          </w:tcPr>
+          <w:p>
+            <w:pPr>
+              <w:jc w:val="center"/>
+            </w:pPr>
+            <w:r>
+              <w:rPr>
+                <w:b/>
+                <w:bCs/>
+                <w:sz w:val="20"/>
+                <w:szCs w:val="20"/>
+              </w:rPr>
+              <w:t xml:space="preserve">Calibration samples</w:t>
+            </w:r>
+          </w:p>
+        </w:tc>
+        <w:tc>
+          <w:tcPr>
+            <w:tcW w:type="dxa" w:w="1300"/>
+            <w:shd w:fill="D9E2F3" w:val="clear"/>
+            <w:tcMar>
+              <w:top w:type="dxa" w:w="60"/>
+              <w:left w:type="dxa" w:w="100"/>
+              <w:bottom w:type="dxa" w:w="60"/>
+              <w:right w:type="dxa" w:w="100"/>
+            </w:tcMar>
+            <w:vAlign w:val="center"/>
+          </w:tcPr>
+          <w:p>
+            <w:pPr>
+              <w:jc w:val="center"/>
+            </w:pPr>
+            <w:r>
+              <w:rPr>
+                <w:b/>
+                <w:bCs/>
+                <w:sz w:val="20"/>
+                <w:szCs w:val="20"/>
+              </w:rPr>
+              <w:t xml:space="preserve">TON_IoT median F1</w:t>
+            </w:r>
+          </w:p>
+        </w:tc>
+        <w:tc>
+          <w:tcPr>
+            <w:tcW w:type="dxa" w:w="1200"/>
+            <w:shd w:fill="D9E2F3" w:val="clear"/>
+            <w:tcMar>
+              <w:top w:type="dxa" w:w="60"/>
+              <w:left w:type="dxa" w:w="100"/>
+              <w:bottom w:type="dxa" w:w="60"/>
+              <w:right w:type="dxa" w:w="100"/>
+            </w:tcMar>
+            <w:vAlign w:val="center"/>
+          </w:tcPr>
+          <w:p>
+            <w:pPr>
+              <w:jc w:val="center"/>
+            </w:pPr>
+            <w:r>
+              <w:rPr>
+                <w:b/>
+                <w:bCs/>
+                <w:sz w:val="20"/>
+                <w:szCs w:val="20"/>
+              </w:rPr>
+              <w:t xml:space="preserve">TON_IoT min F1</w:t>
+            </w:r>
+          </w:p>
+        </w:tc>
+        <w:tc>
+          <w:tcPr>
+            <w:tcW w:type="dxa" w:w="1500"/>
+            <w:shd w:fill="D9E2F3" w:val="clear"/>
+            <w:tcMar>
+              <w:top w:type="dxa" w:w="60"/>
+              <w:left w:type="dxa" w:w="100"/>
+              <w:bottom w:type="dxa" w:w="60"/>
+              <w:right w:type="dxa" w:w="100"/>
+            </w:tcMar>
+            <w:vAlign w:val="center"/>
+          </w:tcPr>
+          <w:p>
+            <w:pPr>
+              <w:jc w:val="center"/>
+            </w:pPr>
+            <w:r>
+              <w:rPr>
+                <w:b/>
+                <w:bCs/>
+                <w:sz w:val="20"/>
+                <w:szCs w:val="20"/>
+              </w:rPr>
+              <w:t xml:space="preserve">TON_IoT within 1 F1 of FP32</w:t>
+            </w:r>
+          </w:p>
+        </w:tc>
+        <w:tc>
+          <w:tcPr>
+            <w:tcW w:type="dxa" w:w="1200"/>
+            <w:shd w:fill="D9E2F3" w:val="clear"/>
+            <w:tcMar>
+              <w:top w:type="dxa" w:w="60"/>
+              <w:left w:type="dxa" w:w="100"/>
+              <w:bottom w:type="dxa" w:w="60"/>
+              <w:right w:type="dxa" w:w="100"/>
+            </w:tcMar>
+            <w:vAlign w:val="center"/>
+          </w:tcPr>
+          <w:p>
+            <w:pPr>
+              <w:jc w:val="center"/>
+            </w:pPr>
+            <w:r>
+              <w:rPr>
+                <w:b/>
+                <w:bCs/>
+                <w:sz w:val="20"/>
+                <w:szCs w:val="20"/>
+              </w:rPr>
+              <w:t xml:space="preserve">CIC median F1</w:t>
+            </w:r>
+          </w:p>
+        </w:tc>
+        <w:tc>
+          <w:tcPr>
+            <w:tcW w:type="dxa" w:w="1100"/>
+            <w:shd w:fill="D9E2F3" w:val="clear"/>
+            <w:tcMar>
+              <w:top w:type="dxa" w:w="60"/>
+              <w:left w:type="dxa" w:w="100"/>
+              <w:bottom w:type="dxa" w:w="60"/>
+              <w:right w:type="dxa" w:w="100"/>
+            </w:tcMar>
+            <w:vAlign w:val="center"/>
+          </w:tcPr>
+          <w:p>
+            <w:pPr>
+              <w:jc w:val="center"/>
+            </w:pPr>
+            <w:r>
+              <w:rPr>
+                <w:b/>
+                <w:bCs/>
+                <w:sz w:val="20"/>
+                <w:szCs w:val="20"/>
+              </w:rPr>
+              <w:t xml:space="preserve">CIC min F1</w:t>
+            </w:r>
+          </w:p>
+        </w:tc>
+        <w:tc>
+          <w:tcPr>
+            <w:tcW w:type="dxa" w:w="1500"/>
+            <w:shd w:fill="D9E2F3" w:val="clear"/>
+            <w:tcMar>
+              <w:top w:type="dxa" w:w="60"/>
+              <w:left w:type="dxa" w:w="100"/>
+              <w:bottom w:type="dxa" w:w="60"/>
+              <w:right w:type="dxa" w:w="100"/>
+            </w:tcMar>
+            <w:vAlign w:val="center"/>
+          </w:tcPr>
+          <w:p>
+            <w:pPr>
+              <w:jc w:val="center"/>
+            </w:pPr>
+            <w:r>
+              <w:rPr>
+                <w:b/>
+                <w:bCs/>
+                <w:sz w:val="20"/>
+                <w:szCs w:val="20"/>
+              </w:rPr>
+              <w:t xml:space="preserve">CIC within 1 F1 of FP32</w:t>
+            </w:r>
+          </w:p>
+        </w:tc>
+      </w:tr>
+      <w:tr>
+        <w:tc>
+          <w:tcPr>
+            <w:tcW w:type="dxa" w:w="1700"/>
+            <w:tcMar>
+              <w:top w:type="dxa" w:w="60"/>
+              <w:left w:type="dxa" w:w="100"/>
+              <w:bottom w:type="dxa" w:w="60"/>
+              <w:right w:type="dxa" w:w="100"/>
+            </w:tcMar>
+            <w:vAlign w:val="center"/>
+          </w:tcPr>
+          <w:p>
+            <w:pPr>
+              <w:jc w:val="left"/>
+            </w:pPr>
+            <w:r>
+              <w:rPr>
+                <w:sz w:val="20"/>
+                <w:szCs w:val="20"/>
+              </w:rPr>
+              <w:t xml:space="preserve">100</w:t>
+            </w:r>
+          </w:p>
+        </w:tc>
+        <w:tc>
+          <w:tcPr>
+            <w:tcW w:type="dxa" w:w="1300"/>
+            <w:tcMar>
+              <w:top w:type="dxa" w:w="60"/>
+              <w:left w:type="dxa" w:w="100"/>
+              <w:bottom w:type="dxa" w:w="60"/>
+              <w:right w:type="dxa" w:w="100"/>
+            </w:tcMar>
+            <w:vAlign w:val="center"/>
+          </w:tcPr>
+          <w:p>
+            <w:pPr>
+              <w:jc w:val="center"/>
+            </w:pPr>
+            <w:r>
+              <w:rPr>
+                <w:sz w:val="20"/>
+                <w:szCs w:val="20"/>
+              </w:rPr>
+              <w:t xml:space="preserve">99.31</w:t>
+            </w:r>
+          </w:p>
+        </w:tc>
+        <w:tc>
+          <w:tcPr>
+            <w:tcW w:type="dxa" w:w="1200"/>
+            <w:tcMar>
+              <w:top w:type="dxa" w:w="60"/>
+              <w:left w:type="dxa" w:w="100"/>
+              <w:bottom w:type="dxa" w:w="60"/>
+              <w:right w:type="dxa" w:w="100"/>
+            </w:tcMar>
+            <w:vAlign w:val="center"/>
+          </w:tcPr>
+          <w:p>
+            <w:pPr>
+              <w:jc w:val="center"/>
+            </w:pPr>
+            <w:r>
+              <w:rPr>
+                <w:sz w:val="20"/>
+                <w:szCs w:val="20"/>
+              </w:rPr>
+              <w:t xml:space="preserve">90.99</w:t>
+            </w:r>
+          </w:p>
+        </w:tc>
+        <w:tc>
+          <w:tcPr>
+            <w:tcW w:type="dxa" w:w="1500"/>
+            <w:tcMar>
+              <w:top w:type="dxa" w:w="60"/>
+              <w:left w:type="dxa" w:w="100"/>
+              <w:bottom w:type="dxa" w:w="60"/>
+              <w:right w:type="dxa" w:w="100"/>
+            </w:tcMar>
+            <w:vAlign w:val="center"/>
+          </w:tcPr>
+          <w:p>
+            <w:pPr>
+              <w:jc w:val="center"/>
+            </w:pPr>
+            <w:r>
+              <w:rPr>
+                <w:sz w:val="20"/>
+                <w:szCs w:val="20"/>
+              </w:rPr>
+              <w:t xml:space="preserve">12 / 15</w:t>
+            </w:r>
+          </w:p>
+        </w:tc>
+        <w:tc>
+          <w:tcPr>
+            <w:tcW w:type="dxa" w:w="1200"/>
+            <w:tcMar>
+              <w:top w:type="dxa" w:w="60"/>
+              <w:left w:type="dxa" w:w="100"/>
+              <w:bottom w:type="dxa" w:w="60"/>
+              <w:right w:type="dxa" w:w="100"/>
+            </w:tcMar>
+            <w:vAlign w:val="center"/>
+          </w:tcPr>
+          <w:p>
+            <w:pPr>
+              <w:jc w:val="center"/>
+            </w:pPr>
+            <w:r>
+              <w:rPr>
+                <w:sz w:val="20"/>
+                <w:szCs w:val="20"/>
+              </w:rPr>
+              <w:t xml:space="preserve">84.60</w:t>
+            </w:r>
+          </w:p>
+        </w:tc>
+        <w:tc>
+          <w:tcPr>
+            <w:tcW w:type="dxa" w:w="1100"/>
+            <w:tcMar>
+              <w:top w:type="dxa" w:w="60"/>
+              <w:left w:type="dxa" w:w="100"/>
+              <w:bottom w:type="dxa" w:w="60"/>
+              <w:right w:type="dxa" w:w="100"/>
+            </w:tcMar>
+            <w:vAlign w:val="center"/>
+          </w:tcPr>
+          <w:p>
+            <w:pPr>
+              <w:jc w:val="center"/>
+            </w:pPr>
+            <w:r>
+              <w:rPr>
+                <w:sz w:val="20"/>
+                <w:szCs w:val="20"/>
+              </w:rPr>
+              <w:t xml:space="preserve">81.47</w:t>
+            </w:r>
+          </w:p>
+        </w:tc>
+        <w:tc>
+          <w:tcPr>
+            <w:tcW w:type="dxa" w:w="1500"/>
+            <w:tcMar>
+              <w:top w:type="dxa" w:w="60"/>
+              <w:left w:type="dxa" w:w="100"/>
+              <w:bottom w:type="dxa" w:w="60"/>
+              <w:right w:type="dxa" w:w="100"/>
+            </w:tcMar>
+            <w:vAlign w:val="center"/>
+          </w:tcPr>
+          <w:p>
+            <w:pPr>
+              <w:jc w:val="center"/>
+            </w:pPr>
+            <w:r>
+              <w:rPr>
+                <w:sz w:val="20"/>
+                <w:szCs w:val="20"/>
+              </w:rPr>
+              <w:t xml:space="preserve">5 / 15</w:t>
+            </w:r>
+          </w:p>
+        </w:tc>
+      </w:tr>
+      <w:tr>
+        <w:tc>
+          <w:tcPr>
+            <w:tcW w:type="dxa" w:w="1700"/>
+            <w:tcMar>
+              <w:top w:type="dxa" w:w="60"/>
+              <w:left w:type="dxa" w:w="100"/>
+              <w:bottom w:type="dxa" w:w="60"/>
+              <w:right w:type="dxa" w:w="100"/>
+            </w:tcMar>
+            <w:vAlign w:val="center"/>
+          </w:tcPr>
+          <w:p>
+            <w:pPr>
+              <w:jc w:val="left"/>
+            </w:pPr>
+            <w:r>
+              <w:rPr>
+                <w:sz w:val="20"/>
+                <w:szCs w:val="20"/>
+              </w:rPr>
+              <w:t xml:space="preserve">500</w:t>
+            </w:r>
+          </w:p>
+        </w:tc>
+        <w:tc>
+          <w:tcPr>
+            <w:tcW w:type="dxa" w:w="1300"/>
+            <w:tcMar>
+              <w:top w:type="dxa" w:w="60"/>
+              <w:left w:type="dxa" w:w="100"/>
+              <w:bottom w:type="dxa" w:w="60"/>
+              <w:right w:type="dxa" w:w="100"/>
+            </w:tcMar>
+            <w:vAlign w:val="center"/>
+          </w:tcPr>
+          <w:p>
+            <w:pPr>
+              <w:jc w:val="center"/>
+            </w:pPr>
+            <w:r>
+              <w:rPr>
+                <w:sz w:val="20"/>
+                <w:szCs w:val="20"/>
+              </w:rPr>
+              <w:t xml:space="preserve">99.30</w:t>
+            </w:r>
+          </w:p>
+        </w:tc>
+        <w:tc>
+          <w:tcPr>
+            <w:tcW w:type="dxa" w:w="1200"/>
+            <w:tcMar>
+              <w:top w:type="dxa" w:w="60"/>
+              <w:left w:type="dxa" w:w="100"/>
+              <w:bottom w:type="dxa" w:w="60"/>
+              <w:right w:type="dxa" w:w="100"/>
+            </w:tcMar>
+            <w:vAlign w:val="center"/>
+          </w:tcPr>
+          <w:p>
+            <w:pPr>
+              <w:jc w:val="center"/>
+            </w:pPr>
+            <w:r>
+              <w:rPr>
+                <w:sz w:val="20"/>
+                <w:szCs w:val="20"/>
+              </w:rPr>
+              <w:t xml:space="preserve">26.19</w:t>
+            </w:r>
+          </w:p>
+        </w:tc>
+        <w:tc>
+          <w:tcPr>
+            <w:tcW w:type="dxa" w:w="1500"/>
+            <w:tcMar>
+              <w:top w:type="dxa" w:w="60"/>
+              <w:left w:type="dxa" w:w="100"/>
+              <w:bottom w:type="dxa" w:w="60"/>
+              <w:right w:type="dxa" w:w="100"/>
+            </w:tcMar>
+            <w:vAlign w:val="center"/>
+          </w:tcPr>
+          <w:p>
+            <w:pPr>
+              <w:jc w:val="center"/>
+            </w:pPr>
+            <w:r>
+              <w:rPr>
+                <w:sz w:val="20"/>
+                <w:szCs w:val="20"/>
+              </w:rPr>
+              <w:t xml:space="preserve">11 / 15</w:t>
+            </w:r>
+          </w:p>
+        </w:tc>
+        <w:tc>
+          <w:tcPr>
+            <w:tcW w:type="dxa" w:w="1200"/>
+            <w:tcMar>
+              <w:top w:type="dxa" w:w="60"/>
+              <w:left w:type="dxa" w:w="100"/>
+              <w:bottom w:type="dxa" w:w="60"/>
+              <w:right w:type="dxa" w:w="100"/>
+            </w:tcMar>
+            <w:vAlign w:val="center"/>
+          </w:tcPr>
+          <w:p>
+            <w:pPr>
+              <w:jc w:val="center"/>
+            </w:pPr>
+            <w:r>
+              <w:rPr>
+                <w:sz w:val="20"/>
+                <w:szCs w:val="20"/>
+              </w:rPr>
+              <w:t xml:space="preserve">83.11</w:t>
+            </w:r>
+          </w:p>
+        </w:tc>
+        <w:tc>
+          <w:tcPr>
+            <w:tcW w:type="dxa" w:w="1100"/>
+            <w:tcMar>
+              <w:top w:type="dxa" w:w="60"/>
+              <w:left w:type="dxa" w:w="100"/>
+              <w:bottom w:type="dxa" w:w="60"/>
+              <w:right w:type="dxa" w:w="100"/>
+            </w:tcMar>
+            <w:vAlign w:val="center"/>
+          </w:tcPr>
+          <w:p>
+            <w:pPr>
+              <w:jc w:val="center"/>
+            </w:pPr>
+            <w:r>
+              <w:rPr>
+                <w:sz w:val="20"/>
+                <w:szCs w:val="20"/>
+              </w:rPr>
+              <w:t xml:space="preserve">80.91</w:t>
+            </w:r>
+          </w:p>
+        </w:tc>
+        <w:tc>
+          <w:tcPr>
+            <w:tcW w:type="dxa" w:w="1500"/>
+            <w:tcMar>
+              <w:top w:type="dxa" w:w="60"/>
+              <w:left w:type="dxa" w:w="100"/>
+              <w:bottom w:type="dxa" w:w="60"/>
+              <w:right w:type="dxa" w:w="100"/>
+            </w:tcMar>
+            <w:vAlign w:val="center"/>
+          </w:tcPr>
+          <w:p>
+            <w:pPr>
+              <w:jc w:val="center"/>
+            </w:pPr>
+            <w:r>
+              <w:rPr>
+                <w:sz w:val="20"/>
+                <w:szCs w:val="20"/>
+              </w:rPr>
+              <w:t xml:space="preserve">2 / 15</w:t>
+            </w:r>
+          </w:p>
+        </w:tc>
+      </w:tr>
+      <w:tr>
+        <w:tc>
+          <w:tcPr>
+            <w:tcW w:type="dxa" w:w="1700"/>
+            <w:tcMar>
+              <w:top w:type="dxa" w:w="60"/>
+              <w:left w:type="dxa" w:w="100"/>
+              <w:bottom w:type="dxa" w:w="60"/>
+              <w:right w:type="dxa" w:w="100"/>
+            </w:tcMar>
+            <w:vAlign w:val="center"/>
+          </w:tcPr>
+          <w:p>
+            <w:pPr>
+              <w:jc w:val="left"/>
+            </w:pPr>
+            <w:r>
+              <w:rPr>
+                <w:sz w:val="20"/>
+                <w:szCs w:val="20"/>
+              </w:rPr>
+              <w:t xml:space="preserve">2,000</w:t>
+            </w:r>
+          </w:p>
+        </w:tc>
+        <w:tc>
+          <w:tcPr>
+            <w:tcW w:type="dxa" w:w="1300"/>
+            <w:tcMar>
+              <w:top w:type="dxa" w:w="60"/>
+              <w:left w:type="dxa" w:w="100"/>
+              <w:bottom w:type="dxa" w:w="60"/>
+              <w:right w:type="dxa" w:w="100"/>
+            </w:tcMar>
+            <w:vAlign w:val="center"/>
+          </w:tcPr>
+          <w:p>
+            <w:pPr>
+              <w:jc w:val="center"/>
+            </w:pPr>
+            <w:r>
+              <w:rPr>
+                <w:sz w:val="20"/>
+                <w:szCs w:val="20"/>
+              </w:rPr>
+              <w:t xml:space="preserve">91.23</w:t>
+            </w:r>
+          </w:p>
+        </w:tc>
+        <w:tc>
+          <w:tcPr>
+            <w:tcW w:type="dxa" w:w="1200"/>
+            <w:tcMar>
+              <w:top w:type="dxa" w:w="60"/>
+              <w:left w:type="dxa" w:w="100"/>
+              <w:bottom w:type="dxa" w:w="60"/>
+              <w:right w:type="dxa" w:w="100"/>
+            </w:tcMar>
+            <w:vAlign w:val="center"/>
+          </w:tcPr>
+          <w:p>
+            <w:pPr>
+              <w:jc w:val="center"/>
+            </w:pPr>
+            <w:r>
+              <w:rPr>
+                <w:sz w:val="20"/>
+                <w:szCs w:val="20"/>
+              </w:rPr>
+              <w:t xml:space="preserve">12.28</w:t>
+            </w:r>
+          </w:p>
+        </w:tc>
+        <w:tc>
+          <w:tcPr>
+            <w:tcW w:type="dxa" w:w="1500"/>
+            <w:tcMar>
+              <w:top w:type="dxa" w:w="60"/>
+              <w:left w:type="dxa" w:w="100"/>
+              <w:bottom w:type="dxa" w:w="60"/>
+              <w:right w:type="dxa" w:w="100"/>
+            </w:tcMar>
+            <w:vAlign w:val="center"/>
+          </w:tcPr>
+          <w:p>
+            <w:pPr>
+              <w:jc w:val="center"/>
+            </w:pPr>
+            <w:r>
+              <w:rPr>
+                <w:sz w:val="20"/>
+                <w:szCs w:val="20"/>
+              </w:rPr>
+              <w:t xml:space="preserve">3 / 15</w:t>
+            </w:r>
+          </w:p>
+        </w:tc>
+        <w:tc>
+          <w:tcPr>
+            <w:tcW w:type="dxa" w:w="1200"/>
+            <w:tcMar>
+              <w:top w:type="dxa" w:w="60"/>
+              <w:left w:type="dxa" w:w="100"/>
+              <w:bottom w:type="dxa" w:w="60"/>
+              <w:right w:type="dxa" w:w="100"/>
+            </w:tcMar>
+            <w:vAlign w:val="center"/>
+          </w:tcPr>
+          <w:p>
+            <w:pPr>
+              <w:jc w:val="center"/>
+            </w:pPr>
+            <w:r>
+              <w:rPr>
+                <w:sz w:val="20"/>
+                <w:szCs w:val="20"/>
+              </w:rPr>
+              <w:t xml:space="preserve">82.60</w:t>
+            </w:r>
+          </w:p>
+        </w:tc>
+        <w:tc>
+          <w:tcPr>
+            <w:tcW w:type="dxa" w:w="1100"/>
+            <w:tcMar>
+              <w:top w:type="dxa" w:w="60"/>
+              <w:left w:type="dxa" w:w="100"/>
+              <w:bottom w:type="dxa" w:w="60"/>
+              <w:right w:type="dxa" w:w="100"/>
+            </w:tcMar>
+            <w:vAlign w:val="center"/>
+          </w:tcPr>
+          <w:p>
+            <w:pPr>
+              <w:jc w:val="center"/>
+            </w:pPr>
+            <w:r>
+              <w:rPr>
+                <w:sz w:val="20"/>
+                <w:szCs w:val="20"/>
+              </w:rPr>
+              <w:t xml:space="preserve">29.16</w:t>
+            </w:r>
+          </w:p>
+        </w:tc>
+        <w:tc>
+          <w:tcPr>
+            <w:tcW w:type="dxa" w:w="1500"/>
+            <w:tcMar>
+              <w:top w:type="dxa" w:w="60"/>
+              <w:left w:type="dxa" w:w="100"/>
+              <w:bottom w:type="dxa" w:w="60"/>
+              <w:right w:type="dxa" w:w="100"/>
+            </w:tcMar>
+            <w:vAlign w:val="center"/>
+          </w:tcPr>
+          <w:p>
+            <w:pPr>
+              <w:jc w:val="center"/>
+            </w:pPr>
+            <w:r>
+              <w:rPr>
+                <w:sz w:val="20"/>
+                <w:szCs w:val="20"/>
+              </w:rPr>
+              <w:t xml:space="preserve">1 / 15</w:t>
+            </w:r>
+          </w:p>
+        </w:tc>
+      </w:tr>
+      <w:tr>
+        <w:tc>
+          <w:tcPr>
+            <w:tcW w:type="dxa" w:w="1700"/>
+            <w:tcMar>
+              <w:top w:type="dxa" w:w="60"/>
+              <w:left w:type="dxa" w:w="100"/>
+              <w:bottom w:type="dxa" w:w="60"/>
+              <w:right w:type="dxa" w:w="100"/>
+            </w:tcMar>
+            <w:vAlign w:val="center"/>
+          </w:tcPr>
+          <w:p>
+            <w:pPr>
+              <w:jc w:val="left"/>
+            </w:pPr>
+            <w:r>
+              <w:rPr>
+                <w:sz w:val="20"/>
+                <w:szCs w:val="20"/>
+              </w:rPr>
+              <w:t xml:space="preserve">FP32 reference</w:t>
+            </w:r>
+          </w:p>
+        </w:tc>
+        <w:tc>
+          <w:tcPr>
+            <w:tcW w:type="dxa" w:w="1300"/>
+            <w:tcMar>
+              <w:top w:type="dxa" w:w="60"/>
+              <w:left w:type="dxa" w:w="100"/>
+              <w:bottom w:type="dxa" w:w="60"/>
+              <w:right w:type="dxa" w:w="100"/>
+            </w:tcMar>
+            <w:vAlign w:val="center"/>
+          </w:tcPr>
+          <w:p>
+            <w:pPr>
+              <w:jc w:val="center"/>
+            </w:pPr>
+            <w:r>
+              <w:rPr>
+                <w:sz w:val="20"/>
+                <w:szCs w:val="20"/>
+              </w:rPr>
+              <w:t xml:space="preserve">99.40</w:t>
+            </w:r>
+          </w:p>
+        </w:tc>
+        <w:tc>
+          <w:tcPr>
+            <w:tcW w:type="dxa" w:w="1200"/>
+            <w:tcMar>
+              <w:top w:type="dxa" w:w="60"/>
+              <w:left w:type="dxa" w:w="100"/>
+              <w:bottom w:type="dxa" w:w="60"/>
+              <w:right w:type="dxa" w:w="100"/>
+            </w:tcMar>
+            <w:vAlign w:val="center"/>
+          </w:tcPr>
+          <w:p>
+            <w:pPr>
+              <w:jc w:val="center"/>
+            </w:pPr>
+            <w:r>
+              <w:rPr>
+                <w:sz w:val="20"/>
+                <w:szCs w:val="20"/>
+              </w:rPr>
+              <w:t xml:space="preserve"/>
+            </w:r>
+          </w:p>
+        </w:tc>
+        <w:tc>
+          <w:tcPr>
+            <w:tcW w:type="dxa" w:w="1500"/>
+            <w:tcMar>
+              <w:top w:type="dxa" w:w="60"/>
+              <w:left w:type="dxa" w:w="100"/>
+              <w:bottom w:type="dxa" w:w="60"/>
+              <w:right w:type="dxa" w:w="100"/>
+            </w:tcMar>
+            <w:vAlign w:val="center"/>
+          </w:tcPr>
+          <w:p>
+            <w:pPr>
+              <w:jc w:val="center"/>
+            </w:pPr>
+            <w:r>
+              <w:rPr>
+                <w:sz w:val="20"/>
+                <w:szCs w:val="20"/>
+              </w:rPr>
+              <w:t xml:space="preserve"/>
+            </w:r>
+          </w:p>
+        </w:tc>
+        <w:tc>
+          <w:tcPr>
+            <w:tcW w:type="dxa" w:w="1200"/>
+            <w:tcMar>
+              <w:top w:type="dxa" w:w="60"/>
+              <w:left w:type="dxa" w:w="100"/>
+              <w:bottom w:type="dxa" w:w="60"/>
+              <w:right w:type="dxa" w:w="100"/>
+            </w:tcMar>
+            <w:vAlign w:val="center"/>
+          </w:tcPr>
+          <w:p>
+            <w:pPr>
+              <w:jc w:val="center"/>
+            </w:pPr>
+            <w:r>
+              <w:rPr>
+                <w:sz w:val="20"/>
+                <w:szCs w:val="20"/>
+              </w:rPr>
+              <w:t xml:space="preserve">85.70</w:t>
+            </w:r>
+          </w:p>
+        </w:tc>
+        <w:tc>
+          <w:tcPr>
+            <w:tcW w:type="dxa" w:w="1100"/>
+            <w:tcMar>
+              <w:top w:type="dxa" w:w="60"/>
+              <w:left w:type="dxa" w:w="100"/>
+              <w:bottom w:type="dxa" w:w="60"/>
+              <w:right w:type="dxa" w:w="100"/>
+            </w:tcMar>
+            <w:vAlign w:val="center"/>
+          </w:tcPr>
+          <w:p>
+            <w:pPr>
+              <w:jc w:val="center"/>
+            </w:pPr>
+            <w:r>
+              <w:rPr>
+                <w:sz w:val="20"/>
+                <w:szCs w:val="20"/>
+              </w:rPr>
+              <w:t xml:space="preserve"/>
+            </w:r>
+          </w:p>
+        </w:tc>
+        <w:tc>
+          <w:tcPr>
+            <w:tcW w:type="dxa" w:w="1500"/>
+            <w:tcMar>
+              <w:top w:type="dxa" w:w="60"/>
+              <w:left w:type="dxa" w:w="100"/>
+              <w:bottom w:type="dxa" w:w="60"/>
+              <w:right w:type="dxa" w:w="100"/>
+            </w:tcMar>
+            <w:vAlign w:val="center"/>
+          </w:tcPr>
+          <w:p>
+            <w:pPr>
+              <w:jc w:val="center"/>
+            </w:pPr>
+            <w:r>
+              <w:rPr>
+                <w:sz w:val="20"/>
+                <w:szCs w:val="20"/>
+              </w:rPr>
+              <w:t xml:space="preserve"/>
+            </w:r>
+          </w:p>
+        </w:tc>
+      </w:tr>
+    </w:tbl>
+    <w:p>
+      <w:pPr>
+        <w:spacing w:after="240" w:before="80"/>
+      </w:pPr>
+      <w:r>
+        <w:rPr>
+          <w:i/>
+          <w:iCs/>
+          <w:sz w:val="20"/>
+          <w:szCs w:val="20"/>
+        </w:rPr>
+        <w:t xml:space="preserve">Table 7. Full-integer INT8 PTQ of the near-IID federated models over 15 calibration sets per size (5 sources: pooled or one of four clients, × 3 random draws).</w:t>
+      </w:r>
+    </w:p>
+    <w:p>
+      <w:pPr>
+        <w:spacing w:after="160"/>
+      </w:pPr>
+      <w:r>
+        <w:t xml:space="preserve">This pattern is what min/max activation calibration produces on heavy-tailed inputs (Section 5.6): a larger calibration set is more likely to contain a rare extreme record that stretches an activation range until ordinary inputs share a few INT8 levels. We have not yet inspected the per-tensor ranges to confirm this mechanism. The difference between Tables 3 and 6 is therefore a draw effect, not an effect of federated data, and any single full-integer PTQ number, including Table 3's, is one sample from a wide distribution. QAT fine-tuning learns its activation ranges as moving averages during fine-tuning, and none of the QAT-fine-tuned models in Tables 3–4 and Figure 1 collapsed (TON_IoT F1 98.6–99.2). </w:t>
+      </w:r>
+      <w:r>
+        <w:rPr>
+          <w:b/>
+          <w:bCs/>
+          <w:color w:val="C00000"/>
+        </w:rPr>
+        <w:t xml:space="preserve">[PENDING: QAT fine-tuning repeated over fine-tuning draws, and PTQ with clipped calibration inputs, job 2026-10-04_m]</w:t>
+      </w:r>
+    </w:p>
+    <w:p>
+      <w:pPr>
+        <w:spacing w:after="160"/>
+      </w:pPr>
+      <w:r>
+        <w:t xml:space="preserve">This determines the deployment recipe. The ESP32 build of TensorFlow Lite Micro that we use runs FP32 and full-integer INT8 kernels; dynamic-range (hybrid) and float16 models need kernels it does not provide, and int16x8 kernels exist only for some operators in newer TFLM releases, which we have not tested on the device. Dynamic-range quantization would otherwise be the best size–accuracy point in Table 6 (69 KB, F1 90.13 on CIC-IDS2017), so it is a reasonable choice for Linux-class gateways but not for the microcontroller. On the microcontroller, full-integer INT8 is required, and QAT fine-tuning is the route that reaches it without the calibration instability of PTQ. A side observation: fine-tuning the pruned model on client 0 raises float F1 on CIC-IDS2017 from 85.70 to 89.39, by shifting the operating point toward precision (FAR 4.78%, Attack Recall 99.62%). INT8 quantization then gives part of that back.</w:t>
       </w:r>
     </w:p>
     <w:p>
@@ -7307,7 +8241,7 @@
           <w:sz w:val="20"/>
           <w:szCs w:val="20"/>
         </w:rPr>
-        <w:t xml:space="preserve">Table 7. F1 of client-local students, given as FP32 / INT8 PTQ / INT8 QAT fine-tuned. KD: distilled from the federated model; scratch: trained on client 0's hard labels only. QAT-fine-tuned students are about 15% smaller than the PTQ sizes shown (e.g. 11.9 / 9.4 KB at 1/8 width).</w:t>
+        <w:t xml:space="preserve">Table 8. F1 of client-local students, given as FP32 / INT8 PTQ / INT8 QAT fine-tuned. KD: distilled from the federated model; scratch: trained on client 0's hard labels only. QAT-fine-tuned students are about 15% smaller than the PTQ sizes shown (e.g. 11.9 / 9.4 KB at 1/8 width).</w:t>
       </w:r>
     </w:p>
     <w:p>
@@ -7315,7 +8249,7 @@
         <w:spacing w:after="160"/>
       </w:pPr>
       <w:r>
-        <w:t xml:space="preserve">On TON_IoT, distillation gives the most compact models in this paper: the 1/8-width distilled student keeps F1 99.16 at 11.2 KB with plain INT8 PTQ (64× smaller than the FP32 federated model), and distillation makes the student robust to INT8 PTQ (at most 0.11 F1 lost, against up to 2.3 F1 for scratch students). On CIC-IDS2017, distillation does not help. The distilled students inherit the teacher's recall-heavy operating point (Attack Recall 99.5–99.7%, FAR 5.6–6.5%), while scratch students in FP32 and PTQ form trade some recall for precision (Attack Recall 98.9–99.5%, FAR 4.5–5.3%), which raises their F1 at the fixed 0.3 threshold. The highest F1 in Table 7, 91.10 for the 1/8-width scratch student after QAT fine-tuning, is an outlier against the same student's FP32 and PTQ results (88.29, 88.51) and reaches its F1 by missing 3.68% of attacks (3,137 of 85,173, against 291 for the deployed model). We therefore do not select it, and differences of one or two F1 points in this table should be read as operating-point shifts under a single seed rather than as better detectors.</w:t>
+        <w:t xml:space="preserve">On TON_IoT, distillation gives the most compact models in this paper: the 1/8-width distilled student keeps F1 99.16 at 11.2 KB with plain INT8 PTQ (64× smaller than the FP32 federated model), and distillation makes the student robust to INT8 PTQ (at most 0.11 F1 lost, against up to 2.3 F1 for scratch students). On CIC-IDS2017, distillation does not help. The distilled students inherit the teacher's recall-heavy operating point (Attack Recall 99.5–99.7%, FAR 5.6–6.5%), while scratch students in FP32 and PTQ form trade some recall for precision (Attack Recall 98.9–99.5%, FAR 4.5–5.3%), which raises their F1 at the fixed 0.3 threshold. The highest F1 in Table 8, 91.10 for the 1/8-width scratch student after QAT fine-tuning, is an outlier against the same student's FP32 and PTQ results (88.29, 88.51) and reaches its F1 by missing 3.68% of attacks (3,137 of 85,173, against 291 for the deployed model). We therefore do not select it, and differences of one or two F1 points in this table should be read as operating-point shifts under a single seed rather than as better detectors.</w:t>
       </w:r>
     </w:p>
     <w:p>
@@ -7323,15 +8257,1694 @@
         <w:spacing w:after="160"/>
       </w:pPr>
       <w:r>
-        <w:t xml:space="preserve">The comparison also raises a question the reviewers did not ask but that we consider essential: a scratch student trained on one client's data alone already matches the federated model on near-IID CIC-IDS2017 (F1 89.75 vs. 85.70, Attack Recall 99.25% vs. 99.94%). Under a near-IID partition each client holds a representative sample of several hundred thousand flows, so this setting cannot show a benefit of federation. A benefit can only be expected for clients whose local data is small or skewed, as in the Dirichlet partition, where two CIC-IDS2017 clients hold almost no attacks. We are running the corresponding local-only baseline (each client trained alone, evaluated on the shared test set) for both partitions and both datasets. </w:t>
-      </w:r>
+        <w:t xml:space="preserve">The comparison also raises a question the reviewers did not ask but that we consider essential: a scratch student trained on one client's data alone already matches the federated model on near-IID CIC-IDS2017 (F1 89.75 vs. 85.70). Section 5.11 asks when federation helps at all.</w:t>
+      </w:r>
+    </w:p>
+    <w:p>
+      <w:pPr>
+        <w:pStyle w:val="Heading2"/>
+        <w:spacing w:after="140" w:before="260"/>
+      </w:pPr>
+      <w:r>
+        <w:t xml:space="preserve">5.11 Local-Only Training: When Does Federation Help?</w:t>
+      </w:r>
+    </w:p>
+    <w:p>
+      <w:pPr>
+        <w:spacing w:after="160"/>
+      </w:pPr>
+      <w:r>
+        <w:t xml:space="preserve">Each client trains the same MLP with the same loss alone on its own partition (10 epochs, at most 200,000 of its samples) and is evaluated on the shared test split. Table 9 compares this with the federated model trained on the same partition.</w:t>
+      </w:r>
+    </w:p>
+    <w:tbl>
+      <w:tblPr>
+        <w:tblW w:type="dxa" w:w="9600"/>
+        <w:tblBorders>
+          <w:top w:val="single" w:color="auto" w:sz="4"/>
+          <w:left w:val="single" w:color="auto" w:sz="4"/>
+          <w:bottom w:val="single" w:color="auto" w:sz="4"/>
+          <w:right w:val="single" w:color="auto" w:sz="4"/>
+          <w:insideH w:val="single" w:color="auto" w:sz="4"/>
+          <w:insideV w:val="single" w:color="auto" w:sz="4"/>
+        </w:tblBorders>
+      </w:tblPr>
+      <w:tblGrid>
+        <w:gridCol w:w="2100"/>
+        <w:gridCol w:w="1500"/>
+        <w:gridCol w:w="2300"/>
+        <w:gridCol w:w="900"/>
+        <w:gridCol w:w="1900"/>
+        <w:gridCol w:w="900"/>
+      </w:tblGrid>
+      <w:tr>
+        <w:trPr>
+          <w:tblHeader/>
+        </w:trPr>
+        <w:tc>
+          <w:tcPr>
+            <w:tcW w:type="dxa" w:w="2100"/>
+            <w:shd w:fill="D9E2F3" w:val="clear"/>
+            <w:tcMar>
+              <w:top w:type="dxa" w:w="60"/>
+              <w:left w:type="dxa" w:w="100"/>
+              <w:bottom w:type="dxa" w:w="60"/>
+              <w:right w:type="dxa" w:w="100"/>
+            </w:tcMar>
+            <w:vAlign w:val="center"/>
+          </w:tcPr>
+          <w:p>
+            <w:pPr>
+              <w:jc w:val="center"/>
+            </w:pPr>
+            <w:r>
+              <w:rPr>
+                <w:b/>
+                <w:bCs/>
+                <w:sz w:val="20"/>
+                <w:szCs w:val="20"/>
+              </w:rPr>
+              <w:t xml:space="preserve">Partition / client</w:t>
+            </w:r>
+          </w:p>
+        </w:tc>
+        <w:tc>
+          <w:tcPr>
+            <w:tcW w:type="dxa" w:w="1500"/>
+            <w:shd w:fill="D9E2F3" w:val="clear"/>
+            <w:tcMar>
+              <w:top w:type="dxa" w:w="60"/>
+              <w:left w:type="dxa" w:w="100"/>
+              <w:bottom w:type="dxa" w:w="60"/>
+              <w:right w:type="dxa" w:w="100"/>
+            </w:tcMar>
+            <w:vAlign w:val="center"/>
+          </w:tcPr>
+          <w:p>
+            <w:pPr>
+              <w:jc w:val="center"/>
+            </w:pPr>
+            <w:r>
+              <w:rPr>
+                <w:b/>
+                <w:bCs/>
+                <w:sz w:val="20"/>
+                <w:szCs w:val="20"/>
+              </w:rPr>
+              <w:t xml:space="preserve">Local data (attack share)</w:t>
+            </w:r>
+          </w:p>
+        </w:tc>
+        <w:tc>
+          <w:tcPr>
+            <w:tcW w:type="dxa" w:w="2300"/>
+            <w:shd w:fill="D9E2F3" w:val="clear"/>
+            <w:tcMar>
+              <w:top w:type="dxa" w:w="60"/>
+              <w:left w:type="dxa" w:w="100"/>
+              <w:bottom w:type="dxa" w:w="60"/>
+              <w:right w:type="dxa" w:w="100"/>
+            </w:tcMar>
+            <w:vAlign w:val="center"/>
+          </w:tcPr>
+          <w:p>
+            <w:pPr>
+              <w:jc w:val="center"/>
+            </w:pPr>
+            <w:r>
+              <w:rPr>
+                <w:b/>
+                <w:bCs/>
+                <w:sz w:val="20"/>
+                <w:szCs w:val="20"/>
+              </w:rPr>
+              <w:t xml:space="preserve">Local-only F1 / Recall / FAR</w:t>
+            </w:r>
+          </w:p>
+        </w:tc>
+        <w:tc>
+          <w:tcPr>
+            <w:tcW w:type="dxa" w:w="900"/>
+            <w:shd w:fill="D9E2F3" w:val="clear"/>
+            <w:tcMar>
+              <w:top w:type="dxa" w:w="60"/>
+              <w:left w:type="dxa" w:w="100"/>
+              <w:bottom w:type="dxa" w:w="60"/>
+              <w:right w:type="dxa" w:w="100"/>
+            </w:tcMar>
+            <w:vAlign w:val="center"/>
+          </w:tcPr>
+          <w:p>
+            <w:pPr>
+              <w:jc w:val="center"/>
+            </w:pPr>
+            <w:r>
+              <w:rPr>
+                <w:b/>
+                <w:bCs/>
+                <w:sz w:val="20"/>
+                <w:szCs w:val="20"/>
+              </w:rPr>
+              <w:t xml:space="preserve">Missed attacks</w:t>
+            </w:r>
+          </w:p>
+        </w:tc>
+        <w:tc>
+          <w:tcPr>
+            <w:tcW w:type="dxa" w:w="1900"/>
+            <w:shd w:fill="D9E2F3" w:val="clear"/>
+            <w:tcMar>
+              <w:top w:type="dxa" w:w="60"/>
+              <w:left w:type="dxa" w:w="100"/>
+              <w:bottom w:type="dxa" w:w="60"/>
+              <w:right w:type="dxa" w:w="100"/>
+            </w:tcMar>
+            <w:vAlign w:val="center"/>
+          </w:tcPr>
+          <w:p>
+            <w:pPr>
+              <w:jc w:val="center"/>
+            </w:pPr>
+            <w:r>
+              <w:rPr>
+                <w:b/>
+                <w:bCs/>
+                <w:sz w:val="20"/>
+                <w:szCs w:val="20"/>
+              </w:rPr>
+              <w:t xml:space="preserve">Federated F1 / Recall / FAR</w:t>
+            </w:r>
+          </w:p>
+        </w:tc>
+        <w:tc>
+          <w:tcPr>
+            <w:tcW w:type="dxa" w:w="900"/>
+            <w:shd w:fill="D9E2F3" w:val="clear"/>
+            <w:tcMar>
+              <w:top w:type="dxa" w:w="60"/>
+              <w:left w:type="dxa" w:w="100"/>
+              <w:bottom w:type="dxa" w:w="60"/>
+              <w:right w:type="dxa" w:w="100"/>
+            </w:tcMar>
+            <w:vAlign w:val="center"/>
+          </w:tcPr>
+          <w:p>
+            <w:pPr>
+              <w:jc w:val="center"/>
+            </w:pPr>
+            <w:r>
+              <w:rPr>
+                <w:b/>
+                <w:bCs/>
+                <w:sz w:val="20"/>
+                <w:szCs w:val="20"/>
+              </w:rPr>
+              <w:t xml:space="preserve">Missed attacks</w:t>
+            </w:r>
+          </w:p>
+        </w:tc>
+      </w:tr>
+      <w:tr>
+        <w:tc>
+          <w:tcPr>
+            <w:tcW w:type="dxa" w:w="2100"/>
+            <w:tcMar>
+              <w:top w:type="dxa" w:w="60"/>
+              <w:left w:type="dxa" w:w="100"/>
+              <w:bottom w:type="dxa" w:w="60"/>
+              <w:right w:type="dxa" w:w="100"/>
+            </w:tcMar>
+            <w:vAlign w:val="center"/>
+          </w:tcPr>
+          <w:p>
+            <w:pPr>
+              <w:jc w:val="left"/>
+            </w:pPr>
+            <w:r>
+              <w:rPr>
+                <w:sz w:val="20"/>
+                <w:szCs w:val="20"/>
+              </w:rPr>
+              <w:t xml:space="preserve">CIC near-IID, clients 0–3</w:t>
+            </w:r>
+          </w:p>
+        </w:tc>
+        <w:tc>
+          <w:tcPr>
+            <w:tcW w:type="dxa" w:w="1500"/>
+            <w:tcMar>
+              <w:top w:type="dxa" w:w="60"/>
+              <w:left w:type="dxa" w:w="100"/>
+              <w:bottom w:type="dxa" w:w="60"/>
+              <w:right w:type="dxa" w:w="100"/>
+            </w:tcMar>
+            <w:vAlign w:val="center"/>
+          </w:tcPr>
+          <w:p>
+            <w:pPr>
+              <w:jc w:val="center"/>
+            </w:pPr>
+            <w:r>
+              <w:rPr>
+                <w:sz w:val="20"/>
+                <w:szCs w:val="20"/>
+              </w:rPr>
+              <w:t xml:space="preserve">681k each (50%)</w:t>
+            </w:r>
+          </w:p>
+        </w:tc>
+        <w:tc>
+          <w:tcPr>
+            <w:tcW w:type="dxa" w:w="2300"/>
+            <w:tcMar>
+              <w:top w:type="dxa" w:w="60"/>
+              <w:left w:type="dxa" w:w="100"/>
+              <w:bottom w:type="dxa" w:w="60"/>
+              <w:right w:type="dxa" w:w="100"/>
+            </w:tcMar>
+            <w:vAlign w:val="center"/>
+          </w:tcPr>
+          <w:p>
+            <w:pPr>
+              <w:jc w:val="center"/>
+            </w:pPr>
+            <w:r>
+              <w:rPr>
+                <w:sz w:val="20"/>
+                <w:szCs w:val="20"/>
+              </w:rPr>
+              <w:t xml:space="preserve">88.3–90.0 / 98.85–99.78% / 4.5–5.2%</w:t>
+            </w:r>
+          </w:p>
+        </w:tc>
+        <w:tc>
+          <w:tcPr>
+            <w:tcW w:type="dxa" w:w="900"/>
+            <w:tcMar>
+              <w:top w:type="dxa" w:w="60"/>
+              <w:left w:type="dxa" w:w="100"/>
+              <w:bottom w:type="dxa" w:w="60"/>
+              <w:right w:type="dxa" w:w="100"/>
+            </w:tcMar>
+            <w:vAlign w:val="center"/>
+          </w:tcPr>
+          <w:p>
+            <w:pPr>
+              <w:jc w:val="center"/>
+            </w:pPr>
+            <w:r>
+              <w:rPr>
+                <w:sz w:val="20"/>
+                <w:szCs w:val="20"/>
+              </w:rPr>
+              <w:t xml:space="preserve">185–982</w:t>
+            </w:r>
+          </w:p>
+        </w:tc>
+        <w:tc>
+          <w:tcPr>
+            <w:tcW w:type="dxa" w:w="1900"/>
+            <w:tcMar>
+              <w:top w:type="dxa" w:w="60"/>
+              <w:left w:type="dxa" w:w="100"/>
+              <w:bottom w:type="dxa" w:w="60"/>
+              <w:right w:type="dxa" w:w="100"/>
+            </w:tcMar>
+            <w:vAlign w:val="center"/>
+          </w:tcPr>
+          <w:p>
+            <w:pPr>
+              <w:jc w:val="center"/>
+            </w:pPr>
+            <w:r>
+              <w:rPr>
+                <w:sz w:val="20"/>
+                <w:szCs w:val="20"/>
+              </w:rPr>
+              <w:t xml:space="preserve">85.70 / 99.94% / 6.84%</w:t>
+            </w:r>
+          </w:p>
+        </w:tc>
+        <w:tc>
+          <w:tcPr>
+            <w:tcW w:type="dxa" w:w="900"/>
+            <w:tcMar>
+              <w:top w:type="dxa" w:w="60"/>
+              <w:left w:type="dxa" w:w="100"/>
+              <w:bottom w:type="dxa" w:w="60"/>
+              <w:right w:type="dxa" w:w="100"/>
+            </w:tcMar>
+            <w:vAlign w:val="center"/>
+          </w:tcPr>
+          <w:p>
+            <w:pPr>
+              <w:jc w:val="center"/>
+            </w:pPr>
+            <w:r>
+              <w:rPr>
+                <w:sz w:val="20"/>
+                <w:szCs w:val="20"/>
+              </w:rPr>
+              <w:t xml:space="preserve">52</w:t>
+            </w:r>
+          </w:p>
+        </w:tc>
+      </w:tr>
+      <w:tr>
+        <w:tc>
+          <w:tcPr>
+            <w:tcW w:type="dxa" w:w="2100"/>
+            <w:tcMar>
+              <w:top w:type="dxa" w:w="60"/>
+              <w:left w:type="dxa" w:w="100"/>
+              <w:bottom w:type="dxa" w:w="60"/>
+              <w:right w:type="dxa" w:w="100"/>
+            </w:tcMar>
+            <w:vAlign w:val="center"/>
+          </w:tcPr>
+          <w:p>
+            <w:pPr>
+              <w:jc w:val="left"/>
+            </w:pPr>
+            <w:r>
+              <w:rPr>
+                <w:sz w:val="20"/>
+                <w:szCs w:val="20"/>
+              </w:rPr>
+              <w:t xml:space="preserve">CIC Dirichlet, client 0</w:t>
+            </w:r>
+          </w:p>
+        </w:tc>
+        <w:tc>
+          <w:tcPr>
+            <w:tcW w:type="dxa" w:w="1500"/>
+            <w:tcMar>
+              <w:top w:type="dxa" w:w="60"/>
+              <w:left w:type="dxa" w:w="100"/>
+              <w:bottom w:type="dxa" w:w="60"/>
+              <w:right w:type="dxa" w:w="100"/>
+            </w:tcMar>
+            <w:vAlign w:val="center"/>
+          </w:tcPr>
+          <w:p>
+            <w:pPr>
+              <w:jc w:val="center"/>
+            </w:pPr>
+            <w:r>
+              <w:rPr>
+                <w:sz w:val="20"/>
+                <w:szCs w:val="20"/>
+              </w:rPr>
+              <w:t xml:space="preserve">9.4k (0.1%)</w:t>
+            </w:r>
+          </w:p>
+        </w:tc>
+        <w:tc>
+          <w:tcPr>
+            <w:tcW w:type="dxa" w:w="2300"/>
+            <w:tcMar>
+              <w:top w:type="dxa" w:w="60"/>
+              <w:left w:type="dxa" w:w="100"/>
+              <w:bottom w:type="dxa" w:w="60"/>
+              <w:right w:type="dxa" w:w="100"/>
+            </w:tcMar>
+            <w:vAlign w:val="center"/>
+          </w:tcPr>
+          <w:p>
+            <w:pPr>
+              <w:jc w:val="center"/>
+            </w:pPr>
+            <w:r>
+              <w:rPr>
+                <w:sz w:val="20"/>
+                <w:szCs w:val="20"/>
+              </w:rPr>
+              <w:t xml:space="preserve">62.04 / 44.97% / 0.00%</w:t>
+            </w:r>
+          </w:p>
+        </w:tc>
+        <w:tc>
+          <w:tcPr>
+            <w:tcW w:type="dxa" w:w="900"/>
+            <w:tcMar>
+              <w:top w:type="dxa" w:w="60"/>
+              <w:left w:type="dxa" w:w="100"/>
+              <w:bottom w:type="dxa" w:w="60"/>
+              <w:right w:type="dxa" w:w="100"/>
+            </w:tcMar>
+            <w:vAlign w:val="center"/>
+          </w:tcPr>
+          <w:p>
+            <w:pPr>
+              <w:jc w:val="center"/>
+            </w:pPr>
+            <w:r>
+              <w:rPr>
+                <w:sz w:val="20"/>
+                <w:szCs w:val="20"/>
+              </w:rPr>
+              <w:t xml:space="preserve">46,872</w:t>
+            </w:r>
+          </w:p>
+        </w:tc>
+        <w:tc>
+          <w:tcPr>
+            <w:tcW w:type="dxa" w:w="1900"/>
+            <w:tcMar>
+              <w:top w:type="dxa" w:w="60"/>
+              <w:left w:type="dxa" w:w="100"/>
+              <w:bottom w:type="dxa" w:w="60"/>
+              <w:right w:type="dxa" w:w="100"/>
+            </w:tcMar>
+            <w:vAlign w:val="center"/>
+          </w:tcPr>
+          <w:p>
+            <w:pPr>
+              <w:jc w:val="center"/>
+            </w:pPr>
+            <w:r>
+              <w:rPr>
+                <w:sz w:val="20"/>
+                <w:szCs w:val="20"/>
+              </w:rPr>
+              <w:t xml:space="preserve">85.59 / 99.83% / 6.87%</w:t>
+            </w:r>
+          </w:p>
+        </w:tc>
+        <w:tc>
+          <w:tcPr>
+            <w:tcW w:type="dxa" w:w="900"/>
+            <w:tcMar>
+              <w:top w:type="dxa" w:w="60"/>
+              <w:left w:type="dxa" w:w="100"/>
+              <w:bottom w:type="dxa" w:w="60"/>
+              <w:right w:type="dxa" w:w="100"/>
+            </w:tcMar>
+            <w:vAlign w:val="center"/>
+          </w:tcPr>
+          <w:p>
+            <w:pPr>
+              <w:jc w:val="center"/>
+            </w:pPr>
+            <w:r>
+              <w:rPr>
+                <w:sz w:val="20"/>
+                <w:szCs w:val="20"/>
+              </w:rPr>
+              <w:t xml:space="preserve">144</w:t>
+            </w:r>
+          </w:p>
+        </w:tc>
+      </w:tr>
+      <w:tr>
+        <w:tc>
+          <w:tcPr>
+            <w:tcW w:type="dxa" w:w="2100"/>
+            <w:tcMar>
+              <w:top w:type="dxa" w:w="60"/>
+              <w:left w:type="dxa" w:w="100"/>
+              <w:bottom w:type="dxa" w:w="60"/>
+              <w:right w:type="dxa" w:w="100"/>
+            </w:tcMar>
+            <w:vAlign w:val="center"/>
+          </w:tcPr>
+          <w:p>
+            <w:pPr>
+              <w:jc w:val="left"/>
+            </w:pPr>
+            <w:r>
+              <w:rPr>
+                <w:sz w:val="20"/>
+                <w:szCs w:val="20"/>
+              </w:rPr>
+              <w:t xml:space="preserve">CIC Dirichlet, client 1</w:t>
+            </w:r>
+          </w:p>
+        </w:tc>
+        <w:tc>
+          <w:tcPr>
+            <w:tcW w:type="dxa" w:w="1500"/>
+            <w:tcMar>
+              <w:top w:type="dxa" w:w="60"/>
+              <w:left w:type="dxa" w:w="100"/>
+              <w:bottom w:type="dxa" w:w="60"/>
+              <w:right w:type="dxa" w:w="100"/>
+            </w:tcMar>
+            <w:vAlign w:val="center"/>
+          </w:tcPr>
+          <w:p>
+            <w:pPr>
+              <w:jc w:val="center"/>
+            </w:pPr>
+            <w:r>
+              <w:rPr>
+                <w:sz w:val="20"/>
+                <w:szCs w:val="20"/>
+              </w:rPr>
+              <w:t xml:space="preserve">1.98M (59.5%)</w:t>
+            </w:r>
+          </w:p>
+        </w:tc>
+        <w:tc>
+          <w:tcPr>
+            <w:tcW w:type="dxa" w:w="2300"/>
+            <w:tcMar>
+              <w:top w:type="dxa" w:w="60"/>
+              <w:left w:type="dxa" w:w="100"/>
+              <w:bottom w:type="dxa" w:w="60"/>
+              <w:right w:type="dxa" w:w="100"/>
+            </w:tcMar>
+            <w:vAlign w:val="center"/>
+          </w:tcPr>
+          <w:p>
+            <w:pPr>
+              <w:jc w:val="center"/>
+            </w:pPr>
+            <w:r>
+              <w:rPr>
+                <w:sz w:val="20"/>
+                <w:szCs w:val="20"/>
+              </w:rPr>
+              <w:t xml:space="preserve">90.70 / 99.75% / 4.15%</w:t>
+            </w:r>
+          </w:p>
+        </w:tc>
+        <w:tc>
+          <w:tcPr>
+            <w:tcW w:type="dxa" w:w="900"/>
+            <w:tcMar>
+              <w:top w:type="dxa" w:w="60"/>
+              <w:left w:type="dxa" w:w="100"/>
+              <w:bottom w:type="dxa" w:w="60"/>
+              <w:right w:type="dxa" w:w="100"/>
+            </w:tcMar>
+            <w:vAlign w:val="center"/>
+          </w:tcPr>
+          <w:p>
+            <w:pPr>
+              <w:jc w:val="center"/>
+            </w:pPr>
+            <w:r>
+              <w:rPr>
+                <w:sz w:val="20"/>
+                <w:szCs w:val="20"/>
+              </w:rPr>
+              <w:t xml:space="preserve">214</w:t>
+            </w:r>
+          </w:p>
+        </w:tc>
+        <w:tc>
+          <w:tcPr>
+            <w:tcW w:type="dxa" w:w="1900"/>
+            <w:tcMar>
+              <w:top w:type="dxa" w:w="60"/>
+              <w:left w:type="dxa" w:w="100"/>
+              <w:bottom w:type="dxa" w:w="60"/>
+              <w:right w:type="dxa" w:w="100"/>
+            </w:tcMar>
+            <w:vAlign w:val="center"/>
+          </w:tcPr>
+          <w:p>
+            <w:pPr>
+              <w:jc w:val="center"/>
+            </w:pPr>
+            <w:r>
+              <w:rPr>
+                <w:sz w:val="20"/>
+                <w:szCs w:val="20"/>
+              </w:rPr>
+              <w:t xml:space="preserve"/>
+            </w:r>
+          </w:p>
+        </w:tc>
+        <w:tc>
+          <w:tcPr>
+            <w:tcW w:type="dxa" w:w="900"/>
+            <w:tcMar>
+              <w:top w:type="dxa" w:w="60"/>
+              <w:left w:type="dxa" w:w="100"/>
+              <w:bottom w:type="dxa" w:w="60"/>
+              <w:right w:type="dxa" w:w="100"/>
+            </w:tcMar>
+            <w:vAlign w:val="center"/>
+          </w:tcPr>
+          <w:p>
+            <w:pPr>
+              <w:jc w:val="center"/>
+            </w:pPr>
+            <w:r>
+              <w:rPr>
+                <w:sz w:val="20"/>
+                <w:szCs w:val="20"/>
+              </w:rPr>
+              <w:t xml:space="preserve"/>
+            </w:r>
+          </w:p>
+        </w:tc>
+      </w:tr>
+      <w:tr>
+        <w:tc>
+          <w:tcPr>
+            <w:tcW w:type="dxa" w:w="2100"/>
+            <w:tcMar>
+              <w:top w:type="dxa" w:w="60"/>
+              <w:left w:type="dxa" w:w="100"/>
+              <w:bottom w:type="dxa" w:w="60"/>
+              <w:right w:type="dxa" w:w="100"/>
+            </w:tcMar>
+            <w:vAlign w:val="center"/>
+          </w:tcPr>
+          <w:p>
+            <w:pPr>
+              <w:jc w:val="left"/>
+            </w:pPr>
+            <w:r>
+              <w:rPr>
+                <w:sz w:val="20"/>
+                <w:szCs w:val="20"/>
+              </w:rPr>
+              <w:t xml:space="preserve">CIC Dirichlet, client 2</w:t>
+            </w:r>
+          </w:p>
+        </w:tc>
+        <w:tc>
+          <w:tcPr>
+            <w:tcW w:type="dxa" w:w="1500"/>
+            <w:tcMar>
+              <w:top w:type="dxa" w:w="60"/>
+              <w:left w:type="dxa" w:w="100"/>
+              <w:bottom w:type="dxa" w:w="60"/>
+              <w:right w:type="dxa" w:w="100"/>
+            </w:tcMar>
+            <w:vAlign w:val="center"/>
+          </w:tcPr>
+          <w:p>
+            <w:pPr>
+              <w:jc w:val="center"/>
+            </w:pPr>
+            <w:r>
+              <w:rPr>
+                <w:sz w:val="20"/>
+                <w:szCs w:val="20"/>
+              </w:rPr>
+              <w:t xml:space="preserve">6.7k (2.6%)</w:t>
+            </w:r>
+          </w:p>
+        </w:tc>
+        <w:tc>
+          <w:tcPr>
+            <w:tcW w:type="dxa" w:w="2300"/>
+            <w:tcMar>
+              <w:top w:type="dxa" w:w="60"/>
+              <w:left w:type="dxa" w:w="100"/>
+              <w:bottom w:type="dxa" w:w="60"/>
+              <w:right w:type="dxa" w:w="100"/>
+            </w:tcMar>
+            <w:vAlign w:val="center"/>
+          </w:tcPr>
+          <w:p>
+            <w:pPr>
+              <w:jc w:val="center"/>
+            </w:pPr>
+            <w:r>
+              <w:rPr>
+                <w:sz w:val="20"/>
+                <w:szCs w:val="20"/>
+              </w:rPr>
+              <w:t xml:space="preserve">88.74 / 91.11% / 2.92%</w:t>
+            </w:r>
+          </w:p>
+        </w:tc>
+        <w:tc>
+          <w:tcPr>
+            <w:tcW w:type="dxa" w:w="900"/>
+            <w:tcMar>
+              <w:top w:type="dxa" w:w="60"/>
+              <w:left w:type="dxa" w:w="100"/>
+              <w:bottom w:type="dxa" w:w="60"/>
+              <w:right w:type="dxa" w:w="100"/>
+            </w:tcMar>
+            <w:vAlign w:val="center"/>
+          </w:tcPr>
+          <w:p>
+            <w:pPr>
+              <w:jc w:val="center"/>
+            </w:pPr>
+            <w:r>
+              <w:rPr>
+                <w:sz w:val="20"/>
+                <w:szCs w:val="20"/>
+              </w:rPr>
+              <w:t xml:space="preserve">7,572</w:t>
+            </w:r>
+          </w:p>
+        </w:tc>
+        <w:tc>
+          <w:tcPr>
+            <w:tcW w:type="dxa" w:w="1900"/>
+            <w:tcMar>
+              <w:top w:type="dxa" w:w="60"/>
+              <w:left w:type="dxa" w:w="100"/>
+              <w:bottom w:type="dxa" w:w="60"/>
+              <w:right w:type="dxa" w:w="100"/>
+            </w:tcMar>
+            <w:vAlign w:val="center"/>
+          </w:tcPr>
+          <w:p>
+            <w:pPr>
+              <w:jc w:val="center"/>
+            </w:pPr>
+            <w:r>
+              <w:rPr>
+                <w:sz w:val="20"/>
+                <w:szCs w:val="20"/>
+              </w:rPr>
+              <w:t xml:space="preserve"/>
+            </w:r>
+          </w:p>
+        </w:tc>
+        <w:tc>
+          <w:tcPr>
+            <w:tcW w:type="dxa" w:w="900"/>
+            <w:tcMar>
+              <w:top w:type="dxa" w:w="60"/>
+              <w:left w:type="dxa" w:w="100"/>
+              <w:bottom w:type="dxa" w:w="60"/>
+              <w:right w:type="dxa" w:w="100"/>
+            </w:tcMar>
+            <w:vAlign w:val="center"/>
+          </w:tcPr>
+          <w:p>
+            <w:pPr>
+              <w:jc w:val="center"/>
+            </w:pPr>
+            <w:r>
+              <w:rPr>
+                <w:sz w:val="20"/>
+                <w:szCs w:val="20"/>
+              </w:rPr>
+              <w:t xml:space="preserve"/>
+            </w:r>
+          </w:p>
+        </w:tc>
+      </w:tr>
+      <w:tr>
+        <w:tc>
+          <w:tcPr>
+            <w:tcW w:type="dxa" w:w="2100"/>
+            <w:tcMar>
+              <w:top w:type="dxa" w:w="60"/>
+              <w:left w:type="dxa" w:w="100"/>
+              <w:bottom w:type="dxa" w:w="60"/>
+              <w:right w:type="dxa" w:w="100"/>
+            </w:tcMar>
+            <w:vAlign w:val="center"/>
+          </w:tcPr>
+          <w:p>
+            <w:pPr>
+              <w:jc w:val="left"/>
+            </w:pPr>
+            <w:r>
+              <w:rPr>
+                <w:sz w:val="20"/>
+                <w:szCs w:val="20"/>
+              </w:rPr>
+              <w:t xml:space="preserve">CIC Dirichlet, client 3</w:t>
+            </w:r>
+          </w:p>
+        </w:tc>
+        <w:tc>
+          <w:tcPr>
+            <w:tcW w:type="dxa" w:w="1500"/>
+            <w:tcMar>
+              <w:top w:type="dxa" w:w="60"/>
+              <w:left w:type="dxa" w:w="100"/>
+              <w:bottom w:type="dxa" w:w="60"/>
+              <w:right w:type="dxa" w:w="100"/>
+            </w:tcMar>
+            <w:vAlign w:val="center"/>
+          </w:tcPr>
+          <w:p>
+            <w:pPr>
+              <w:jc w:val="center"/>
+            </w:pPr>
+            <w:r>
+              <w:rPr>
+                <w:sz w:val="20"/>
+                <w:szCs w:val="20"/>
+              </w:rPr>
+              <w:t xml:space="preserve">728k (25.1%)</w:t>
+            </w:r>
+          </w:p>
+        </w:tc>
+        <w:tc>
+          <w:tcPr>
+            <w:tcW w:type="dxa" w:w="2300"/>
+            <w:tcMar>
+              <w:top w:type="dxa" w:w="60"/>
+              <w:left w:type="dxa" w:w="100"/>
+              <w:bottom w:type="dxa" w:w="60"/>
+              <w:right w:type="dxa" w:w="100"/>
+            </w:tcMar>
+            <w:vAlign w:val="center"/>
+          </w:tcPr>
+          <w:p>
+            <w:pPr>
+              <w:jc w:val="center"/>
+            </w:pPr>
+            <w:r>
+              <w:rPr>
+                <w:sz w:val="20"/>
+                <w:szCs w:val="20"/>
+              </w:rPr>
+              <w:t xml:space="preserve">89.80 / 99.60% / 4.56%</w:t>
+            </w:r>
+          </w:p>
+        </w:tc>
+        <w:tc>
+          <w:tcPr>
+            <w:tcW w:type="dxa" w:w="900"/>
+            <w:tcMar>
+              <w:top w:type="dxa" w:w="60"/>
+              <w:left w:type="dxa" w:w="100"/>
+              <w:bottom w:type="dxa" w:w="60"/>
+              <w:right w:type="dxa" w:w="100"/>
+            </w:tcMar>
+            <w:vAlign w:val="center"/>
+          </w:tcPr>
+          <w:p>
+            <w:pPr>
+              <w:jc w:val="center"/>
+            </w:pPr>
+            <w:r>
+              <w:rPr>
+                <w:sz w:val="20"/>
+                <w:szCs w:val="20"/>
+              </w:rPr>
+              <w:t xml:space="preserve">339</w:t>
+            </w:r>
+          </w:p>
+        </w:tc>
+        <w:tc>
+          <w:tcPr>
+            <w:tcW w:type="dxa" w:w="1900"/>
+            <w:tcMar>
+              <w:top w:type="dxa" w:w="60"/>
+              <w:left w:type="dxa" w:w="100"/>
+              <w:bottom w:type="dxa" w:w="60"/>
+              <w:right w:type="dxa" w:w="100"/>
+            </w:tcMar>
+            <w:vAlign w:val="center"/>
+          </w:tcPr>
+          <w:p>
+            <w:pPr>
+              <w:jc w:val="center"/>
+            </w:pPr>
+            <w:r>
+              <w:rPr>
+                <w:sz w:val="20"/>
+                <w:szCs w:val="20"/>
+              </w:rPr>
+              <w:t xml:space="preserve"/>
+            </w:r>
+          </w:p>
+        </w:tc>
+        <w:tc>
+          <w:tcPr>
+            <w:tcW w:type="dxa" w:w="900"/>
+            <w:tcMar>
+              <w:top w:type="dxa" w:w="60"/>
+              <w:left w:type="dxa" w:w="100"/>
+              <w:bottom w:type="dxa" w:w="60"/>
+              <w:right w:type="dxa" w:w="100"/>
+            </w:tcMar>
+            <w:vAlign w:val="center"/>
+          </w:tcPr>
+          <w:p>
+            <w:pPr>
+              <w:jc w:val="center"/>
+            </w:pPr>
+            <w:r>
+              <w:rPr>
+                <w:sz w:val="20"/>
+                <w:szCs w:val="20"/>
+              </w:rPr>
+              <w:t xml:space="preserve"/>
+            </w:r>
+          </w:p>
+        </w:tc>
+      </w:tr>
+      <w:tr>
+        <w:tc>
+          <w:tcPr>
+            <w:tcW w:type="dxa" w:w="2100"/>
+            <w:tcMar>
+              <w:top w:type="dxa" w:w="60"/>
+              <w:left w:type="dxa" w:w="100"/>
+              <w:bottom w:type="dxa" w:w="60"/>
+              <w:right w:type="dxa" w:w="100"/>
+            </w:tcMar>
+            <w:vAlign w:val="center"/>
+          </w:tcPr>
+          <w:p>
+            <w:pPr>
+              <w:jc w:val="left"/>
+            </w:pPr>
+            <w:r>
+              <w:rPr>
+                <w:sz w:val="20"/>
+                <w:szCs w:val="20"/>
+              </w:rPr>
+              <w:t xml:space="preserve">TON near-IID, clients 0–3</w:t>
+            </w:r>
+          </w:p>
+        </w:tc>
+        <w:tc>
+          <w:tcPr>
+            <w:tcW w:type="dxa" w:w="1500"/>
+            <w:tcMar>
+              <w:top w:type="dxa" w:w="60"/>
+              <w:left w:type="dxa" w:w="100"/>
+              <w:bottom w:type="dxa" w:w="60"/>
+              <w:right w:type="dxa" w:w="100"/>
+            </w:tcMar>
+            <w:vAlign w:val="center"/>
+          </w:tcPr>
+          <w:p>
+            <w:pPr>
+              <w:jc w:val="center"/>
+            </w:pPr>
+            <w:r>
+              <w:rPr>
+                <w:sz w:val="20"/>
+                <w:szCs w:val="20"/>
+              </w:rPr>
+              <w:t xml:space="preserve">32k each (50%)</w:t>
+            </w:r>
+          </w:p>
+        </w:tc>
+        <w:tc>
+          <w:tcPr>
+            <w:tcW w:type="dxa" w:w="2300"/>
+            <w:tcMar>
+              <w:top w:type="dxa" w:w="60"/>
+              <w:left w:type="dxa" w:w="100"/>
+              <w:bottom w:type="dxa" w:w="60"/>
+              <w:right w:type="dxa" w:w="100"/>
+            </w:tcMar>
+            <w:vAlign w:val="center"/>
+          </w:tcPr>
+          <w:p>
+            <w:pPr>
+              <w:jc w:val="center"/>
+            </w:pPr>
+            <w:r>
+              <w:rPr>
+                <w:sz w:val="20"/>
+                <w:szCs w:val="20"/>
+              </w:rPr>
+              <w:t xml:space="preserve">99.16–99.31 / 99.65–99.79% / 3.5–4.8%</w:t>
+            </w:r>
+          </w:p>
+        </w:tc>
+        <w:tc>
+          <w:tcPr>
+            <w:tcW w:type="dxa" w:w="900"/>
+            <w:tcMar>
+              <w:top w:type="dxa" w:w="60"/>
+              <w:left w:type="dxa" w:w="100"/>
+              <w:bottom w:type="dxa" w:w="60"/>
+              <w:right w:type="dxa" w:w="100"/>
+            </w:tcMar>
+            <w:vAlign w:val="center"/>
+          </w:tcPr>
+          <w:p>
+            <w:pPr>
+              <w:jc w:val="center"/>
+            </w:pPr>
+            <w:r>
+              <w:rPr>
+                <w:sz w:val="20"/>
+                <w:szCs w:val="20"/>
+              </w:rPr>
+              <w:t xml:space="preserve">34–57</w:t>
+            </w:r>
+          </w:p>
+        </w:tc>
+        <w:tc>
+          <w:tcPr>
+            <w:tcW w:type="dxa" w:w="1900"/>
+            <w:tcMar>
+              <w:top w:type="dxa" w:w="60"/>
+              <w:left w:type="dxa" w:w="100"/>
+              <w:bottom w:type="dxa" w:w="60"/>
+              <w:right w:type="dxa" w:w="100"/>
+            </w:tcMar>
+            <w:vAlign w:val="center"/>
+          </w:tcPr>
+          <w:p>
+            <w:pPr>
+              <w:jc w:val="center"/>
+            </w:pPr>
+            <w:r>
+              <w:rPr>
+                <w:sz w:val="20"/>
+                <w:szCs w:val="20"/>
+              </w:rPr>
+              <w:t xml:space="preserve">99.40 / 99.62% / 2.76%</w:t>
+            </w:r>
+          </w:p>
+        </w:tc>
+        <w:tc>
+          <w:tcPr>
+            <w:tcW w:type="dxa" w:w="900"/>
+            <w:tcMar>
+              <w:top w:type="dxa" w:w="60"/>
+              <w:left w:type="dxa" w:w="100"/>
+              <w:bottom w:type="dxa" w:w="60"/>
+              <w:right w:type="dxa" w:w="100"/>
+            </w:tcMar>
+            <w:vAlign w:val="center"/>
+          </w:tcPr>
+          <w:p>
+            <w:pPr>
+              <w:jc w:val="center"/>
+            </w:pPr>
+            <w:r>
+              <w:rPr>
+                <w:sz w:val="20"/>
+                <w:szCs w:val="20"/>
+              </w:rPr>
+              <w:t xml:space="preserve">61</w:t>
+            </w:r>
+          </w:p>
+        </w:tc>
+      </w:tr>
+      <w:tr>
+        <w:tc>
+          <w:tcPr>
+            <w:tcW w:type="dxa" w:w="2100"/>
+            <w:tcMar>
+              <w:top w:type="dxa" w:w="60"/>
+              <w:left w:type="dxa" w:w="100"/>
+              <w:bottom w:type="dxa" w:w="60"/>
+              <w:right w:type="dxa" w:w="100"/>
+            </w:tcMar>
+            <w:vAlign w:val="center"/>
+          </w:tcPr>
+          <w:p>
+            <w:pPr>
+              <w:jc w:val="left"/>
+            </w:pPr>
+            <w:r>
+              <w:rPr>
+                <w:sz w:val="20"/>
+                <w:szCs w:val="20"/>
+              </w:rPr>
+              <w:t xml:space="preserve">TON Dirichlet, client 0</w:t>
+            </w:r>
+          </w:p>
+        </w:tc>
+        <w:tc>
+          <w:tcPr>
+            <w:tcW w:type="dxa" w:w="1500"/>
+            <w:tcMar>
+              <w:top w:type="dxa" w:w="60"/>
+              <w:left w:type="dxa" w:w="100"/>
+              <w:bottom w:type="dxa" w:w="60"/>
+              <w:right w:type="dxa" w:w="100"/>
+            </w:tcMar>
+            <w:vAlign w:val="center"/>
+          </w:tcPr>
+          <w:p>
+            <w:pPr>
+              <w:jc w:val="center"/>
+            </w:pPr>
+            <w:r>
+              <w:rPr>
+                <w:sz w:val="20"/>
+                <w:szCs w:val="20"/>
+              </w:rPr>
+              <w:t xml:space="preserve">49.9k (0.4%)</w:t>
+            </w:r>
+          </w:p>
+        </w:tc>
+        <w:tc>
+          <w:tcPr>
+            <w:tcW w:type="dxa" w:w="2300"/>
+            <w:tcMar>
+              <w:top w:type="dxa" w:w="60"/>
+              <w:left w:type="dxa" w:w="100"/>
+              <w:bottom w:type="dxa" w:w="60"/>
+              <w:right w:type="dxa" w:w="100"/>
+            </w:tcMar>
+            <w:vAlign w:val="center"/>
+          </w:tcPr>
+          <w:p>
+            <w:pPr>
+              <w:jc w:val="center"/>
+            </w:pPr>
+            <w:r>
+              <w:rPr>
+                <w:sz w:val="20"/>
+                <w:szCs w:val="20"/>
+              </w:rPr>
+              <w:t xml:space="preserve">90.16 / 82.13% / 0.23%</w:t>
+            </w:r>
+          </w:p>
+        </w:tc>
+        <w:tc>
+          <w:tcPr>
+            <w:tcW w:type="dxa" w:w="900"/>
+            <w:tcMar>
+              <w:top w:type="dxa" w:w="60"/>
+              <w:left w:type="dxa" w:w="100"/>
+              <w:bottom w:type="dxa" w:w="60"/>
+              <w:right w:type="dxa" w:w="100"/>
+            </w:tcMar>
+            <w:vAlign w:val="center"/>
+          </w:tcPr>
+          <w:p>
+            <w:pPr>
+              <w:jc w:val="center"/>
+            </w:pPr>
+            <w:r>
+              <w:rPr>
+                <w:sz w:val="20"/>
+                <w:szCs w:val="20"/>
+              </w:rPr>
+              <w:t xml:space="preserve">2,897</w:t>
+            </w:r>
+          </w:p>
+        </w:tc>
+        <w:tc>
+          <w:tcPr>
+            <w:tcW w:type="dxa" w:w="1900"/>
+            <w:tcMar>
+              <w:top w:type="dxa" w:w="60"/>
+              <w:left w:type="dxa" w:w="100"/>
+              <w:bottom w:type="dxa" w:w="60"/>
+              <w:right w:type="dxa" w:w="100"/>
+            </w:tcMar>
+            <w:vAlign w:val="center"/>
+          </w:tcPr>
+          <w:p>
+            <w:pPr>
+              <w:jc w:val="center"/>
+            </w:pPr>
+            <w:r>
+              <w:rPr>
+                <w:sz w:val="20"/>
+                <w:szCs w:val="20"/>
+              </w:rPr>
+              <w:t xml:space="preserve">98.45 / 97.99% / 3.59%</w:t>
+            </w:r>
+          </w:p>
+        </w:tc>
+        <w:tc>
+          <w:tcPr>
+            <w:tcW w:type="dxa" w:w="900"/>
+            <w:tcMar>
+              <w:top w:type="dxa" w:w="60"/>
+              <w:left w:type="dxa" w:w="100"/>
+              <w:bottom w:type="dxa" w:w="60"/>
+              <w:right w:type="dxa" w:w="100"/>
+            </w:tcMar>
+            <w:vAlign w:val="center"/>
+          </w:tcPr>
+          <w:p>
+            <w:pPr>
+              <w:jc w:val="center"/>
+            </w:pPr>
+            <w:r>
+              <w:rPr>
+                <w:sz w:val="20"/>
+                <w:szCs w:val="20"/>
+              </w:rPr>
+              <w:t xml:space="preserve">326</w:t>
+            </w:r>
+          </w:p>
+        </w:tc>
+      </w:tr>
+      <w:tr>
+        <w:tc>
+          <w:tcPr>
+            <w:tcW w:type="dxa" w:w="2100"/>
+            <w:tcMar>
+              <w:top w:type="dxa" w:w="60"/>
+              <w:left w:type="dxa" w:w="100"/>
+              <w:bottom w:type="dxa" w:w="60"/>
+              <w:right w:type="dxa" w:w="100"/>
+            </w:tcMar>
+            <w:vAlign w:val="center"/>
+          </w:tcPr>
+          <w:p>
+            <w:pPr>
+              <w:jc w:val="left"/>
+            </w:pPr>
+            <w:r>
+              <w:rPr>
+                <w:sz w:val="20"/>
+                <w:szCs w:val="20"/>
+              </w:rPr>
+              <w:t xml:space="preserve">TON Dirichlet, client 1</w:t>
+            </w:r>
+          </w:p>
+        </w:tc>
+        <w:tc>
+          <w:tcPr>
+            <w:tcW w:type="dxa" w:w="1500"/>
+            <w:tcMar>
+              <w:top w:type="dxa" w:w="60"/>
+              <w:left w:type="dxa" w:w="100"/>
+              <w:bottom w:type="dxa" w:w="60"/>
+              <w:right w:type="dxa" w:w="100"/>
+            </w:tcMar>
+            <w:vAlign w:val="center"/>
+          </w:tcPr>
+          <w:p>
+            <w:pPr>
+              <w:jc w:val="center"/>
+            </w:pPr>
+            <w:r>
+              <w:rPr>
+                <w:sz w:val="20"/>
+                <w:szCs w:val="20"/>
+              </w:rPr>
+              <w:t xml:space="preserve">62.9k (92.8%)</w:t>
+            </w:r>
+          </w:p>
+        </w:tc>
+        <w:tc>
+          <w:tcPr>
+            <w:tcW w:type="dxa" w:w="2300"/>
+            <w:tcMar>
+              <w:top w:type="dxa" w:w="60"/>
+              <w:left w:type="dxa" w:w="100"/>
+              <w:bottom w:type="dxa" w:w="60"/>
+              <w:right w:type="dxa" w:w="100"/>
+            </w:tcMar>
+            <w:vAlign w:val="center"/>
+          </w:tcPr>
+          <w:p>
+            <w:pPr>
+              <w:jc w:val="center"/>
+            </w:pPr>
+            <w:r>
+              <w:rPr>
+                <w:sz w:val="20"/>
+                <w:szCs w:val="20"/>
+              </w:rPr>
+              <w:t xml:space="preserve">96.90 / 99.92% / 21.20%</w:t>
+            </w:r>
+          </w:p>
+        </w:tc>
+        <w:tc>
+          <w:tcPr>
+            <w:tcW w:type="dxa" w:w="900"/>
+            <w:tcMar>
+              <w:top w:type="dxa" w:w="60"/>
+              <w:left w:type="dxa" w:w="100"/>
+              <w:bottom w:type="dxa" w:w="60"/>
+              <w:right w:type="dxa" w:w="100"/>
+            </w:tcMar>
+            <w:vAlign w:val="center"/>
+          </w:tcPr>
+          <w:p>
+            <w:pPr>
+              <w:jc w:val="center"/>
+            </w:pPr>
+            <w:r>
+              <w:rPr>
+                <w:sz w:val="20"/>
+                <w:szCs w:val="20"/>
+              </w:rPr>
+              <w:t xml:space="preserve">13</w:t>
+            </w:r>
+          </w:p>
+        </w:tc>
+        <w:tc>
+          <w:tcPr>
+            <w:tcW w:type="dxa" w:w="1900"/>
+            <w:tcMar>
+              <w:top w:type="dxa" w:w="60"/>
+              <w:left w:type="dxa" w:w="100"/>
+              <w:bottom w:type="dxa" w:w="60"/>
+              <w:right w:type="dxa" w:w="100"/>
+            </w:tcMar>
+            <w:vAlign w:val="center"/>
+          </w:tcPr>
+          <w:p>
+            <w:pPr>
+              <w:jc w:val="center"/>
+            </w:pPr>
+            <w:r>
+              <w:rPr>
+                <w:sz w:val="20"/>
+                <w:szCs w:val="20"/>
+              </w:rPr>
+              <w:t xml:space="preserve"/>
+            </w:r>
+          </w:p>
+        </w:tc>
+        <w:tc>
+          <w:tcPr>
+            <w:tcW w:type="dxa" w:w="900"/>
+            <w:tcMar>
+              <w:top w:type="dxa" w:w="60"/>
+              <w:left w:type="dxa" w:w="100"/>
+              <w:bottom w:type="dxa" w:w="60"/>
+              <w:right w:type="dxa" w:w="100"/>
+            </w:tcMar>
+            <w:vAlign w:val="center"/>
+          </w:tcPr>
+          <w:p>
+            <w:pPr>
+              <w:jc w:val="center"/>
+            </w:pPr>
+            <w:r>
+              <w:rPr>
+                <w:sz w:val="20"/>
+                <w:szCs w:val="20"/>
+              </w:rPr>
+              <w:t xml:space="preserve"/>
+            </w:r>
+          </w:p>
+        </w:tc>
+      </w:tr>
+      <w:tr>
+        <w:tc>
+          <w:tcPr>
+            <w:tcW w:type="dxa" w:w="2100"/>
+            <w:tcMar>
+              <w:top w:type="dxa" w:w="60"/>
+              <w:left w:type="dxa" w:w="100"/>
+              <w:bottom w:type="dxa" w:w="60"/>
+              <w:right w:type="dxa" w:w="100"/>
+            </w:tcMar>
+            <w:vAlign w:val="center"/>
+          </w:tcPr>
+          <w:p>
+            <w:pPr>
+              <w:jc w:val="left"/>
+            </w:pPr>
+            <w:r>
+              <w:rPr>
+                <w:sz w:val="20"/>
+                <w:szCs w:val="20"/>
+              </w:rPr>
+              <w:t xml:space="preserve">TON Dirichlet, client 2</w:t>
+            </w:r>
+          </w:p>
+        </w:tc>
+        <w:tc>
+          <w:tcPr>
+            <w:tcW w:type="dxa" w:w="1500"/>
+            <w:tcMar>
+              <w:top w:type="dxa" w:w="60"/>
+              <w:left w:type="dxa" w:w="100"/>
+              <w:bottom w:type="dxa" w:w="60"/>
+              <w:right w:type="dxa" w:w="100"/>
+            </w:tcMar>
+            <w:vAlign w:val="center"/>
+          </w:tcPr>
+          <w:p>
+            <w:pPr>
+              <w:jc w:val="center"/>
+            </w:pPr>
+            <w:r>
+              <w:rPr>
+                <w:sz w:val="20"/>
+                <w:szCs w:val="20"/>
+              </w:rPr>
+              <w:t xml:space="preserve">8.6k (65.5%)</w:t>
+            </w:r>
+          </w:p>
+        </w:tc>
+        <w:tc>
+          <w:tcPr>
+            <w:tcW w:type="dxa" w:w="2300"/>
+            <w:tcMar>
+              <w:top w:type="dxa" w:w="60"/>
+              <w:left w:type="dxa" w:w="100"/>
+              <w:bottom w:type="dxa" w:w="60"/>
+              <w:right w:type="dxa" w:w="100"/>
+            </w:tcMar>
+            <w:vAlign w:val="center"/>
+          </w:tcPr>
+          <w:p>
+            <w:pPr>
+              <w:jc w:val="center"/>
+            </w:pPr>
+            <w:r>
+              <w:rPr>
+                <w:sz w:val="20"/>
+                <w:szCs w:val="20"/>
+              </w:rPr>
+              <w:t xml:space="preserve">99.02 / 99.80% / 5.97%</w:t>
+            </w:r>
+          </w:p>
+        </w:tc>
+        <w:tc>
+          <w:tcPr>
+            <w:tcW w:type="dxa" w:w="900"/>
+            <w:tcMar>
+              <w:top w:type="dxa" w:w="60"/>
+              <w:left w:type="dxa" w:w="100"/>
+              <w:bottom w:type="dxa" w:w="60"/>
+              <w:right w:type="dxa" w:w="100"/>
+            </w:tcMar>
+            <w:vAlign w:val="center"/>
+          </w:tcPr>
+          <w:p>
+            <w:pPr>
+              <w:jc w:val="center"/>
+            </w:pPr>
+            <w:r>
+              <w:rPr>
+                <w:sz w:val="20"/>
+                <w:szCs w:val="20"/>
+              </w:rPr>
+              <w:t xml:space="preserve">33</w:t>
+            </w:r>
+          </w:p>
+        </w:tc>
+        <w:tc>
+          <w:tcPr>
+            <w:tcW w:type="dxa" w:w="1900"/>
+            <w:tcMar>
+              <w:top w:type="dxa" w:w="60"/>
+              <w:left w:type="dxa" w:w="100"/>
+              <w:bottom w:type="dxa" w:w="60"/>
+              <w:right w:type="dxa" w:w="100"/>
+            </w:tcMar>
+            <w:vAlign w:val="center"/>
+          </w:tcPr>
+          <w:p>
+            <w:pPr>
+              <w:jc w:val="center"/>
+            </w:pPr>
+            <w:r>
+              <w:rPr>
+                <w:sz w:val="20"/>
+                <w:szCs w:val="20"/>
+              </w:rPr>
+              <w:t xml:space="preserve"/>
+            </w:r>
+          </w:p>
+        </w:tc>
+        <w:tc>
+          <w:tcPr>
+            <w:tcW w:type="dxa" w:w="900"/>
+            <w:tcMar>
+              <w:top w:type="dxa" w:w="60"/>
+              <w:left w:type="dxa" w:w="100"/>
+              <w:bottom w:type="dxa" w:w="60"/>
+              <w:right w:type="dxa" w:w="100"/>
+            </w:tcMar>
+            <w:vAlign w:val="center"/>
+          </w:tcPr>
+          <w:p>
+            <w:pPr>
+              <w:jc w:val="center"/>
+            </w:pPr>
+            <w:r>
+              <w:rPr>
+                <w:sz w:val="20"/>
+                <w:szCs w:val="20"/>
+              </w:rPr>
+              <w:t xml:space="preserve"/>
+            </w:r>
+          </w:p>
+        </w:tc>
+      </w:tr>
+      <w:tr>
+        <w:tc>
+          <w:tcPr>
+            <w:tcW w:type="dxa" w:w="2100"/>
+            <w:tcMar>
+              <w:top w:type="dxa" w:w="60"/>
+              <w:left w:type="dxa" w:w="100"/>
+              <w:bottom w:type="dxa" w:w="60"/>
+              <w:right w:type="dxa" w:w="100"/>
+            </w:tcMar>
+            <w:vAlign w:val="center"/>
+          </w:tcPr>
+          <w:p>
+            <w:pPr>
+              <w:jc w:val="left"/>
+            </w:pPr>
+            <w:r>
+              <w:rPr>
+                <w:sz w:val="20"/>
+                <w:szCs w:val="20"/>
+              </w:rPr>
+              <w:t xml:space="preserve">TON Dirichlet, client 3</w:t>
+            </w:r>
+          </w:p>
+        </w:tc>
+        <w:tc>
+          <w:tcPr>
+            <w:tcW w:type="dxa" w:w="1500"/>
+            <w:tcMar>
+              <w:top w:type="dxa" w:w="60"/>
+              <w:left w:type="dxa" w:w="100"/>
+              <w:bottom w:type="dxa" w:w="60"/>
+              <w:right w:type="dxa" w:w="100"/>
+            </w:tcMar>
+            <w:vAlign w:val="center"/>
+          </w:tcPr>
+          <w:p>
+            <w:pPr>
+              <w:jc w:val="center"/>
+            </w:pPr>
+            <w:r>
+              <w:rPr>
+                <w:sz w:val="20"/>
+                <w:szCs w:val="20"/>
+              </w:rPr>
+              <w:t xml:space="preserve">8.4k (8.5%)</w:t>
+            </w:r>
+          </w:p>
+        </w:tc>
+        <w:tc>
+          <w:tcPr>
+            <w:tcW w:type="dxa" w:w="2300"/>
+            <w:tcMar>
+              <w:top w:type="dxa" w:w="60"/>
+              <w:left w:type="dxa" w:w="100"/>
+              <w:bottom w:type="dxa" w:w="60"/>
+              <w:right w:type="dxa" w:w="100"/>
+            </w:tcMar>
+            <w:vAlign w:val="center"/>
+          </w:tcPr>
+          <w:p>
+            <w:pPr>
+              <w:jc w:val="center"/>
+            </w:pPr>
+            <w:r>
+              <w:rPr>
+                <w:sz w:val="20"/>
+                <w:szCs w:val="20"/>
+              </w:rPr>
+              <w:t xml:space="preserve">96.34 / 93.22% / 1.00%</w:t>
+            </w:r>
+          </w:p>
+        </w:tc>
+        <w:tc>
+          <w:tcPr>
+            <w:tcW w:type="dxa" w:w="900"/>
+            <w:tcMar>
+              <w:top w:type="dxa" w:w="60"/>
+              <w:left w:type="dxa" w:w="100"/>
+              <w:bottom w:type="dxa" w:w="60"/>
+              <w:right w:type="dxa" w:w="100"/>
+            </w:tcMar>
+            <w:vAlign w:val="center"/>
+          </w:tcPr>
+          <w:p>
+            <w:pPr>
+              <w:jc w:val="center"/>
+            </w:pPr>
+            <w:r>
+              <w:rPr>
+                <w:sz w:val="20"/>
+                <w:szCs w:val="20"/>
+              </w:rPr>
+              <w:t xml:space="preserve">1,099</w:t>
+            </w:r>
+          </w:p>
+        </w:tc>
+        <w:tc>
+          <w:tcPr>
+            <w:tcW w:type="dxa" w:w="1900"/>
+            <w:tcMar>
+              <w:top w:type="dxa" w:w="60"/>
+              <w:left w:type="dxa" w:w="100"/>
+              <w:bottom w:type="dxa" w:w="60"/>
+              <w:right w:type="dxa" w:w="100"/>
+            </w:tcMar>
+            <w:vAlign w:val="center"/>
+          </w:tcPr>
+          <w:p>
+            <w:pPr>
+              <w:jc w:val="center"/>
+            </w:pPr>
+            <w:r>
+              <w:rPr>
+                <w:sz w:val="20"/>
+                <w:szCs w:val="20"/>
+              </w:rPr>
+              <w:t xml:space="preserve"/>
+            </w:r>
+          </w:p>
+        </w:tc>
+        <w:tc>
+          <w:tcPr>
+            <w:tcW w:type="dxa" w:w="900"/>
+            <w:tcMar>
+              <w:top w:type="dxa" w:w="60"/>
+              <w:left w:type="dxa" w:w="100"/>
+              <w:bottom w:type="dxa" w:w="60"/>
+              <w:right w:type="dxa" w:w="100"/>
+            </w:tcMar>
+            <w:vAlign w:val="center"/>
+          </w:tcPr>
+          <w:p>
+            <w:pPr>
+              <w:jc w:val="center"/>
+            </w:pPr>
+            <w:r>
+              <w:rPr>
+                <w:sz w:val="20"/>
+                <w:szCs w:val="20"/>
+              </w:rPr>
+              <w:t xml:space="preserve"/>
+            </w:r>
+          </w:p>
+        </w:tc>
+      </w:tr>
+    </w:tbl>
+    <w:p>
+      <w:pPr>
+        <w:spacing w:after="240" w:before="80"/>
+      </w:pPr>
       <w:r>
         <w:rPr>
-          <w:b/>
-          <w:bCs/>
-          <w:color w:val="C00000"/>
+          <w:i/>
+          <w:iCs/>
+          <w:sz w:val="20"/>
+          <w:szCs w:val="20"/>
         </w:rPr>
-        <w:t xml:space="preserve">[PENDING: local-only per-client baseline, job 2026-10-04_k]</w:t>
+        <w:t xml:space="preserve">Table 9. Each client trained alone vs. the federated model of the same partition (float models, test split, threshold 0.3). Test attacks: 85,173 (CIC-IDS2017), 16,214 (TON_IoT). One federated model serves all clients of a partition.</w:t>
+      </w:r>
+    </w:p>
+    <w:p>
+      <w:pPr>
+        <w:spacing w:after="160"/>
+      </w:pPr>
+      <w:r>
+        <w:t xml:space="preserve">Federation pays off where the reviewers' non-IID concern points: clients whose local data contains few attacks. Alone, CIC-IDS2017 Dirichlet client 0 (0.1% attacks) detects 44.97% of attacks and client 2 (2.6%) 91.11%; TON_IoT client 0 (0.4%) detects 82.13% and client 3 (8.5%) 93.22%. On the same partitions the federated model detects 99.83% (CIC-IDS2017) and 97.99% (TON_IoT). The attack-heavy TON_IoT client 1 (92.8% attacks) has the opposite problem: alone, it flags 21.2% of benign records, against 3.59% for the federated model. Clients that already hold large, representative data gain little or nothing. On near-IID CIC-IDS2017 each client alone reaches F1 88.3–90.0 against 85.70 for the federated model, at a precision-heavier operating point that misses 3.6–19 times as many attacks (185–982 vs. 52). The near-IID partition, which gives every client several hundred thousand representative flows, is therefore the setting in which federation is least needed, and the Dirichlet partition is the one in which it is needed. Three caveats apply: local and federated training budgets are not matched (10 local epochs vs. 60 rounds × 3 epochs), each configuration ran once, and at the fixed 0.3 threshold the F1 differences among data-rich clients mainly reflect operating points.</w:t>
       </w:r>
     </w:p>
     <w:p>
@@ -7467,7 +10080,7 @@
         <w:spacing w:after="160"/>
       </w:pPr>
       <w:r>
-        <w:t xml:space="preserve">The meta-review asked what this work contributes beyond composing known techniques. We consider four results non-obvious from the individual literatures: (1) a federated IDS that is within about 1.7 F1 of centralized training and nearly insensitive to an extreme Dirichlet(0.3) partition on two datasets; (2) compression to 65 KB with no loss using only one client's data, together with a quantified dependence on that client's class mix; (3) the dataset-dependent failure of training-time QAT under FL, traced to heavy-tailed features rather than to optimization; and (4) the four silent failure modes and the invariant that detects them. The paper is an evidence-backed characterization, not a new algorithm, and we state that explicitly.</w:t>
+        <w:t xml:space="preserve">The meta-review asked what this work contributes beyond composing known techniques. We consider four results non-obvious from the individual literatures: (1) a federated IDS that is within about 1.7 F1 of centralized training and nearly insensitive to an extreme Dirichlet(0.3) partition on two datasets; (2) compression to 65 KB with no loss using only one client's data, together with a quantified dependence on that client's class mix; (3) the dataset-dependent failure of training-time QAT under FL, traced to heavy-tailed features rather than to optimization; and (4) the four silent failure modes and the invariant that detects them; and (5) the instability of full-integer PTQ across calibration draws, together with a local-only baseline that locates the benefit of federation in clients with few local attacks. The paper is an evidence-backed characterization, not a new algorithm, and we state that explicitly.</w:t>
       </w:r>
     </w:p>
     <w:p>
@@ -7615,7 +10228,7 @@
         <w:spacing w:after="160"/>
       </w:pPr>
       <w:r>
-        <w:t xml:space="preserve">A federated MLP intrusion detector trained with FedAvgM, a shared cosine schedule, and focal loss comes close to centralized training on CIC-IDS2017 and TON_IoT and is robust to a strongly non-IID partition. It can be compressed to a 65 KB INT8 TensorFlow Lite model (12.3×) without loss using only one participating client's data, provided that client's class mix is representative. Training-time QAT inside FL, by contrast, fails on heavy-tailed CIC-IDS2017 features while working on TON_IoT. Finally, four silent toolchain failures had invalidated the compressed-model results of our earlier report. An invariant check that re-evaluates the uncompressed federated model at every stage would have caught all of them.</w:t>
+        <w:t xml:space="preserve">A federated MLP intrusion detector trained with FedAvgM, a shared cosine schedule, and focal loss comes close to centralized training on CIC-IDS2017 and TON_IoT and is robust to a strongly non-IID partition. It can be compressed to a 65 KB INT8 TensorFlow Lite model (12.3×) without loss using only one participating client's data, provided that client's class mix is representative. Training-time QAT inside FL, by contrast, fails on heavy-tailed CIC-IDS2017 features while working on TON_IoT, and full-integer post-training quantization is unstable across calibration draws. Federation matters most for clients with few local attacks, which alone miss up to 55% of attacks. Finally, four silent toolchain failures had invalidated the compressed-model results of our earlier report. An invariant check that re-evaluates the uncompressed federated model at every stage would have caught all of them.</w:t>
       </w:r>
     </w:p>
     <w:p>

--- a/paper/TinyML_Federated_IDS_Revised.docx
+++ b/paper/TinyML_Federated_IDS_Revised.docx
@@ -276,7 +276,7 @@
         <w:spacing w:after="200"/>
       </w:pPr>
       <w:r>
-        <w:t xml:space="preserve">Federated Learning (FL) combined with TinyML is an attractive basis for privacy-preserving intrusion detection on microcontroller-class IoT devices, but the claim that a federated model can be compressed for such devices without losing detection quality is rarely tested end to end. We train a multilayer-perceptron intrusion detector with Flower (FedAvgM, cosine learning-rate decay, focal loss) on CIC-IDS2017 and TON_IoT, and compress it for TensorFlow Lite Micro using only data a federated deployment would actually hold. Three results stand out. First, federated training comes close to centralized training on the same recipe (F1 85.70 vs. 87.35 on CIC-IDS2017; 99.40 vs. 99.48 on TON_IoT), and a strongly non-IID Dirichlet(0.3) partition costs at most about one F1 point. Second, structured pruning followed by fine-tuning and QAT fine-tuning on a single participating client's local data yields a 65 KB INT8 model (12.3× smaller than FP32) with no loss relative to the federated model (F1 85.59, Attack Recall 99.66% on CIC-IDS2017; F1 98.74 on TON_IoT). How well this works depends on how closely that client's class mix matches the global one. Third, training-time quantization-aware training inside FL collapses on CIC-IDS2017 (34.7% accuracy): heavy-tailed standardized features drive the learned INT8 input range to [−1231, 405]. The same method works on TON_IoT, and full-integer post-training quantization of the float model avoids that collapse but is unstable across calibration draws (F1 between 12 and 99 for the same TON_IoT model), whereas QAT fine-tuning gave consistent results. A local-only baseline shows where federation pays off: clients with few local attacks detect 45–93% of attacks alone and 98–99.8% with the federated model. We also document four silent failure modes in a common TensorFlow, tfmot, and Flower toolchain that had invalidated the compressed-model results of our own earlier report, together with the checks that catch them.</w:t>
+        <w:t xml:space="preserve">Federated Learning (FL) combined with TinyML is an attractive basis for privacy-preserving intrusion detection on microcontroller-class IoT devices, but the claim that a federated model can be compressed for such devices without losing detection quality is rarely tested end to end. We train a multilayer-perceptron intrusion detector with Flower (FedAvgM, cosine learning-rate decay, focal loss) on CIC-IDS2017 and TON_IoT, and compress it for TensorFlow Lite Micro using only data a federated deployment would actually hold. Three results stand out. First, federated training comes close to centralized training on the same recipe (F1 85.70 vs. 87.35 on CIC-IDS2017; 99.40 vs. 99.48 on TON_IoT), and a strongly non-IID Dirichlet(0.3) partition costs at most about one F1 point. Second, structured pruning followed by fine-tuning and QAT fine-tuning on a single participating client's local data yields a 65 KB INT8 model (12.3× smaller than FP32) with no loss relative to the federated model (F1 85.59, Attack Recall 99.66% on CIC-IDS2017; F1 98.74 on TON_IoT). How well this works depends on how closely that client's class mix matches the global one. Third, training-time quantization-aware training inside FL collapses on CIC-IDS2017 (34.7% accuracy): heavy-tailed standardized features drive the learned INT8 input range to [−1231, 405]. The same method works on TON_IoT, and full-integer post-training quantization of the float model avoids that collapse but is unstable across calibration draws (F1 between 12 and 99 for the same TON_IoT model) until the calibration inputs are clipped, after which it is stable (F1 99.32–99.35). A local-only baseline shows where federation pays off: clients with few local attacks detect 45–93% of attacks alone and 98–99.8% with the federated model. We also document four silent failure modes in a common TensorFlow, tfmot, and Flower toolchain that had invalidated the compressed-model results of our own earlier report, together with the checks that catch them.</w:t>
       </w:r>
     </w:p>
     <w:p>
@@ -317,7 +317,7 @@
         <w:spacing w:after="160"/>
       </w:pPr>
       <w:r>
-        <w:t xml:space="preserve">Contributions. (1) An end-to-end evaluation of a federated TinyML intrusion detector on two datasets against a centralized baseline trained with the identical recipe, under both near-IID and Dirichlet(0.3) client partitions (Sections 5.1–5.2). (2) An FL-faithful compression procedure: exact BatchNorm folding, structured pruning, then fine-tuning and QAT fine-tuning on one client's local data. It produces a 65 KB INT8 model (12.3×) with no loss relative to the federated model, and we quantify how the outcome depends on which client performs the fine-tuning (Sections 5.3–5.5). We compare it with five post-training quantization methods and with client-local knowledge distillation, and we test against clients training alone to show where federation helps (Sections 5.9–5.11). (3) A negative result: training-time QAT inside FL fails on CIC-IDS2017 because its moving-average quantizers absorb the heavy-tailed feature outliers. It works on TON_IoT, and post-training quantization of a float model avoids the collapse (Section 5.6), although full-integer INT8 PTQ varies widely across calibration draws, and more calibration data makes it worse (Section 5.9). (4) Four silent failure modes in a widely used TensorFlow / TensorFlow Model Optimization / Flower toolchain, each of which yields plausible-looking but wrong compressed-model results, with the checks we now run to catch them (Section 6.2). (5) FGSM/PGD robustness of the corrected models (Section 5.7) and a verified ESP32 benchmark harness (Section 6.1, Appendix B).</w:t>
+        <w:t xml:space="preserve">Contributions. (1) An end-to-end evaluation of a federated TinyML intrusion detector on two datasets against a centralized baseline trained with the identical recipe, under both near-IID and Dirichlet(0.3) client partitions (Sections 5.1–5.2). (2) An FL-faithful compression procedure: exact BatchNorm folding, structured pruning, then fine-tuning and QAT fine-tuning on one client's local data. It produces a 65 KB INT8 model (12.3×) with no loss relative to the federated model, and we quantify how the outcome depends on which client performs the fine-tuning (Sections 5.3–5.5). We compare it with five post-training quantization methods and with client-local knowledge distillation, and we test against clients training alone to show where federation helps (Sections 5.9–5.11). (3) A negative result: training-time QAT inside FL fails on CIC-IDS2017 because its moving-average quantizers absorb the heavy-tailed feature outliers. It works on TON_IoT, and post-training quantization of a float model avoids the collapse (Section 5.6), although full-integer INT8 PTQ varies widely across calibration draws, more calibration data makes it worse, and clipping the calibration inputs removes the instability (Section 5.9). (4) Four silent failure modes in a widely used TensorFlow / TensorFlow Model Optimization / Flower toolchain, each of which yields plausible-looking but wrong compressed-model results, with the checks we now run to catch them (Section 6.2). (5) FGSM/PGD robustness of the corrected models (Section 5.7) and a verified ESP32 benchmark harness (Section 6.1, Appendix B).</w:t>
       </w:r>
     </w:p>
     <w:p>
@@ -7253,6 +7253,176 @@
                 <w:sz w:val="20"/>
                 <w:szCs w:val="20"/>
               </w:rPr>
+              <w:t xml:space="preserve">2,000, inputs clipped to ±5</w:t>
+            </w:r>
+          </w:p>
+        </w:tc>
+        <w:tc>
+          <w:tcPr>
+            <w:tcW w:type="dxa" w:w="1300"/>
+            <w:tcMar>
+              <w:top w:type="dxa" w:w="60"/>
+              <w:left w:type="dxa" w:w="100"/>
+              <w:bottom w:type="dxa" w:w="60"/>
+              <w:right w:type="dxa" w:w="100"/>
+            </w:tcMar>
+            <w:vAlign w:val="center"/>
+          </w:tcPr>
+          <w:p>
+            <w:pPr>
+              <w:jc w:val="center"/>
+            </w:pPr>
+            <w:r>
+              <w:rPr>
+                <w:sz w:val="20"/>
+                <w:szCs w:val="20"/>
+              </w:rPr>
+              <w:t xml:space="preserve">99.34</w:t>
+            </w:r>
+          </w:p>
+        </w:tc>
+        <w:tc>
+          <w:tcPr>
+            <w:tcW w:type="dxa" w:w="1200"/>
+            <w:tcMar>
+              <w:top w:type="dxa" w:w="60"/>
+              <w:left w:type="dxa" w:w="100"/>
+              <w:bottom w:type="dxa" w:w="60"/>
+              <w:right w:type="dxa" w:w="100"/>
+            </w:tcMar>
+            <w:vAlign w:val="center"/>
+          </w:tcPr>
+          <w:p>
+            <w:pPr>
+              <w:jc w:val="center"/>
+            </w:pPr>
+            <w:r>
+              <w:rPr>
+                <w:sz w:val="20"/>
+                <w:szCs w:val="20"/>
+              </w:rPr>
+              <w:t xml:space="preserve">99.32</w:t>
+            </w:r>
+          </w:p>
+        </w:tc>
+        <w:tc>
+          <w:tcPr>
+            <w:tcW w:type="dxa" w:w="1500"/>
+            <w:tcMar>
+              <w:top w:type="dxa" w:w="60"/>
+              <w:left w:type="dxa" w:w="100"/>
+              <w:bottom w:type="dxa" w:w="60"/>
+              <w:right w:type="dxa" w:w="100"/>
+            </w:tcMar>
+            <w:vAlign w:val="center"/>
+          </w:tcPr>
+          <w:p>
+            <w:pPr>
+              <w:jc w:val="center"/>
+            </w:pPr>
+            <w:r>
+              <w:rPr>
+                <w:sz w:val="20"/>
+                <w:szCs w:val="20"/>
+              </w:rPr>
+              <w:t xml:space="preserve">15 / 15</w:t>
+            </w:r>
+          </w:p>
+        </w:tc>
+        <w:tc>
+          <w:tcPr>
+            <w:tcW w:type="dxa" w:w="1200"/>
+            <w:tcMar>
+              <w:top w:type="dxa" w:w="60"/>
+              <w:left w:type="dxa" w:w="100"/>
+              <w:bottom w:type="dxa" w:w="60"/>
+              <w:right w:type="dxa" w:w="100"/>
+            </w:tcMar>
+            <w:vAlign w:val="center"/>
+          </w:tcPr>
+          <w:p>
+            <w:pPr>
+              <w:jc w:val="center"/>
+            </w:pPr>
+            <w:r>
+              <w:rPr>
+                <w:sz w:val="20"/>
+                <w:szCs w:val="20"/>
+              </w:rPr>
+              <w:t xml:space="preserve">84.61</w:t>
+            </w:r>
+          </w:p>
+        </w:tc>
+        <w:tc>
+          <w:tcPr>
+            <w:tcW w:type="dxa" w:w="1100"/>
+            <w:tcMar>
+              <w:top w:type="dxa" w:w="60"/>
+              <w:left w:type="dxa" w:w="100"/>
+              <w:bottom w:type="dxa" w:w="60"/>
+              <w:right w:type="dxa" w:w="100"/>
+            </w:tcMar>
+            <w:vAlign w:val="center"/>
+          </w:tcPr>
+          <w:p>
+            <w:pPr>
+              <w:jc w:val="center"/>
+            </w:pPr>
+            <w:r>
+              <w:rPr>
+                <w:sz w:val="20"/>
+                <w:szCs w:val="20"/>
+              </w:rPr>
+              <w:t xml:space="preserve">83.02</w:t>
+            </w:r>
+          </w:p>
+        </w:tc>
+        <w:tc>
+          <w:tcPr>
+            <w:tcW w:type="dxa" w:w="1500"/>
+            <w:tcMar>
+              <w:top w:type="dxa" w:w="60"/>
+              <w:left w:type="dxa" w:w="100"/>
+              <w:bottom w:type="dxa" w:w="60"/>
+              <w:right w:type="dxa" w:w="100"/>
+            </w:tcMar>
+            <w:vAlign w:val="center"/>
+          </w:tcPr>
+          <w:p>
+            <w:pPr>
+              <w:jc w:val="center"/>
+            </w:pPr>
+            <w:r>
+              <w:rPr>
+                <w:sz w:val="20"/>
+                <w:szCs w:val="20"/>
+              </w:rPr>
+              <w:t xml:space="preserve">4 / 15</w:t>
+            </w:r>
+          </w:p>
+        </w:tc>
+      </w:tr>
+      <w:tr>
+        <w:tc>
+          <w:tcPr>
+            <w:tcW w:type="dxa" w:w="1700"/>
+            <w:tcMar>
+              <w:top w:type="dxa" w:w="60"/>
+              <w:left w:type="dxa" w:w="100"/>
+              <w:bottom w:type="dxa" w:w="60"/>
+              <w:right w:type="dxa" w:w="100"/>
+            </w:tcMar>
+            <w:vAlign w:val="center"/>
+          </w:tcPr>
+          <w:p>
+            <w:pPr>
+              <w:jc w:val="left"/>
+            </w:pPr>
+            <w:r>
+              <w:rPr>
+                <w:sz w:val="20"/>
+                <w:szCs w:val="20"/>
+              </w:rPr>
               <w:t xml:space="preserve">FP32 reference</w:t>
             </w:r>
           </w:p>
@@ -7414,7 +7584,7 @@
           <w:sz w:val="20"/>
           <w:szCs w:val="20"/>
         </w:rPr>
-        <w:t xml:space="preserve">Table 7. Full-integer INT8 PTQ of the near-IID federated models over 15 calibration sets per size (5 sources: pooled or one of four clients, × 3 random draws).</w:t>
+        <w:t xml:space="preserve">Table 7. Full-integer INT8 PTQ of the near-IID federated models over 15 calibration sets per size (5 sources: pooled or one of four clients, × 3 random draws). The clipped row uses the same 15 sets of 2,000 samples with every calibration input clipped to ±5 standard deviations.</w:t>
       </w:r>
     </w:p>
     <w:p>
@@ -7422,15 +7592,7 @@
         <w:spacing w:after="160"/>
       </w:pPr>
       <w:r>
-        <w:t xml:space="preserve">This pattern is what min/max activation calibration produces on heavy-tailed inputs (Section 5.6): a larger calibration set is more likely to contain a rare extreme record that stretches an activation range until ordinary inputs share a few INT8 levels. We have not yet inspected the per-tensor ranges to confirm this mechanism. The difference between Tables 3 and 6 is therefore a draw effect, not an effect of federated data, and any single full-integer PTQ number, including Table 3's, is one sample from a wide distribution. QAT fine-tuning learns its activation ranges as moving averages during fine-tuning, and none of the QAT-fine-tuned models in Tables 3–4 and Figure 1 collapsed (TON_IoT F1 98.6–99.2). </w:t>
-      </w:r>
-      <w:r>
-        <w:rPr>
-          <w:b/>
-          <w:bCs/>
-          <w:color w:val="C00000"/>
-        </w:rPr>
-        <w:t xml:space="preserve">[PENDING: QAT fine-tuning repeated over fine-tuning draws, and PTQ with clipped calibration inputs, job 2026-10-04_m]</w:t>
+        <w:t xml:space="preserve">The activation ranges point to the heavy-tailed inputs of Section 5.6. The TFLite converter sets each activation range from the minimum and maximum it sees during calibration, and a larger calibration set is more likely to contain a rare extreme record. The worst conversions coincide with the widest ranges: the three TON_IoT conversions with F1 12–22 all have a hidden-layer maximum near 500, and the worst CIC-IDS2017 conversion (F1 29.16) one of 9,609, against 52–230 for most of the others. The relation is not strictly monotonic (two TON_IoT conversions with small ranges land at F1 91.2), so outliers are the main but not the only cause. The difference between Tables 3 and 6 is therefore a draw effect, not an effect of federated data, and any single full-integer PTQ number, including Table 3's, is one sample from a wide distribution.</w:t>
       </w:r>
     </w:p>
     <w:p>
@@ -7438,7 +7600,23 @@
         <w:spacing w:after="160"/>
       </w:pPr>
       <w:r>
-        <w:t xml:space="preserve">This determines the deployment recipe. The ESP32 build of TensorFlow Lite Micro that we use runs FP32 and full-integer INT8 kernels; dynamic-range (hybrid) and float16 models need kernels it does not provide, and int16x8 kernels exist only for some operators in newer TFLM releases, which we have not tested on the device. Dynamic-range quantization would otherwise be the best size–accuracy point in Table 6 (69 KB, F1 90.13 on CIC-IDS2017), so it is a reasonable choice for Linux-class gateways but not for the microcontroller. On the microcontroller, full-integer INT8 is required, and QAT fine-tuning is the route that reaches it without the calibration instability of PTQ. A side observation: fine-tuning the pruned model on client 0 raises float F1 on CIC-IDS2017 from 85.70 to 89.39, by shifting the operating point toward precision (FAR 4.78%, Attack Recall 99.62%). INT8 quantization then gives part of that back.</w:t>
+        <w:t xml:space="preserve">A one-line change removes the instability: clip the calibration inputs to ±5 standard deviations before conversion (inputs beyond the calibrated range then saturate at inference). Over the same 15 calibration sets of 2,000 samples, clipped calibration gives F1 99.32–99.35 on TON_IoT (FP32 99.40) and 83.02–84.85 on CIC-IDS2017 (FP32 85.70), against 12.28–99.35 and 29.16–84.99 without clipping (Table 7). Clipping at ±10 works equally well, while ±3 is too tight for TON_IoT (F1 96.7–96.9). The remaining loss of about one F1 point on CIC-IDS2017 is the cost of 8-bit activations seen in Table 6. This is the same remedy that Section 5.6 suggests for training-time QAT, applied only at calibration time.</w:t>
+      </w:r>
+    </w:p>
+    <w:p>
+      <w:pPr>
+        <w:spacing w:after="160"/>
+      </w:pPr>
+      <w:r>
+        <w:t xml:space="preserve">QAT fine-tuning learns its activation ranges as moving averages during fine-tuning. It is more stable than PTQ but not independent of the fine-tuning draw. Repeating the deployed recipe with five different 10,000-sample fine-tuning draws from client 0 gives F1 98.74–99.38 on TON_IoT (PTQ of the same pruned models: 97.44–99.21) and 86.77–89.28 on CIC-IDS2017 (PTQ: 79.37–89.05). The Table 3 deployment (F1 85.59) lies below all five repeated draws, so it is a conservative rather than a selected result. A spread of about 2.5 F1 from the fine-tuning draw alone should be kept in mind when reading Tables 3–4 and Figure 1.</w:t>
+      </w:r>
+    </w:p>
+    <w:p>
+      <w:pPr>
+        <w:spacing w:after="160"/>
+      </w:pPr>
+      <w:r>
+        <w:t xml:space="preserve">This determines the deployment recipe. The ESP32 build of TensorFlow Lite Micro that we use runs FP32 and full-integer INT8 kernels; dynamic-range (hybrid) and float16 models need kernels it does not provide, and int16x8 kernels exist only for some operators in newer TFLM releases, which we have not tested on the device. Dynamic-range quantization would otherwise be the best size–accuracy point in Table 6 (69 KB, F1 90.13 on CIC-IDS2017), so it is a reasonable choice for Linux-class gateways but not for the microcontroller. On the microcontroller, full-integer INT8 is required. QAT fine-tuning and PTQ with clipped calibration both reach it reliably; plain PTQ does not. A side observation: fine-tuning the pruned model on client 0 raises float F1 on CIC-IDS2017 from 85.70 to 89.39, by shifting the operating point toward precision (FAR 4.78%, Attack Recall 99.62%). INT8 quantization then gives part of that back.</w:t>
       </w:r>
     </w:p>
     <w:p>
@@ -10080,7 +10258,7 @@
         <w:spacing w:after="160"/>
       </w:pPr>
       <w:r>
-        <w:t xml:space="preserve">The meta-review asked what this work contributes beyond composing known techniques. We consider four results non-obvious from the individual literatures: (1) a federated IDS that is within about 1.7 F1 of centralized training and nearly insensitive to an extreme Dirichlet(0.3) partition on two datasets; (2) compression to 65 KB with no loss using only one client's data, together with a quantified dependence on that client's class mix; (3) the dataset-dependent failure of training-time QAT under FL, traced to heavy-tailed features rather than to optimization; and (4) the four silent failure modes and the invariant that detects them; and (5) the instability of full-integer PTQ across calibration draws, together with a local-only baseline that locates the benefit of federation in clients with few local attacks. The paper is an evidence-backed characterization, not a new algorithm, and we state that explicitly.</w:t>
+        <w:t xml:space="preserve">The meta-review asked what this work contributes beyond composing known techniques. We consider four results non-obvious from the individual literatures: (1) a federated IDS that is within about 1.7 F1 of centralized training and nearly insensitive to an extreme Dirichlet(0.3) partition on two datasets; (2) compression to 65 KB with no loss using only one client's data, together with a quantified dependence on that client's class mix; (3) the dataset-dependent failure of training-time QAT under FL, traced to heavy-tailed features rather than to optimization; and (4) the four silent failure modes and the invariant that detects them; and (5) the instability of full-integer PTQ across calibration draws and a one-line fix (clipped calibration), together with a local-only baseline that locates the benefit of federation in clients with few local attacks. The paper is an evidence-backed characterization, not a new algorithm, and we state that explicitly.</w:t>
       </w:r>
     </w:p>
     <w:p>
@@ -10228,7 +10406,7 @@
         <w:spacing w:after="160"/>
       </w:pPr>
       <w:r>
-        <w:t xml:space="preserve">A federated MLP intrusion detector trained with FedAvgM, a shared cosine schedule, and focal loss comes close to centralized training on CIC-IDS2017 and TON_IoT and is robust to a strongly non-IID partition. It can be compressed to a 65 KB INT8 TensorFlow Lite model (12.3×) without loss using only one participating client's data, provided that client's class mix is representative. Training-time QAT inside FL, by contrast, fails on heavy-tailed CIC-IDS2017 features while working on TON_IoT, and full-integer post-training quantization is unstable across calibration draws. Federation matters most for clients with few local attacks, which alone miss up to 55% of attacks. Finally, four silent toolchain failures had invalidated the compressed-model results of our earlier report. An invariant check that re-evaluates the uncompressed federated model at every stage would have caught all of them.</w:t>
+        <w:t xml:space="preserve">A federated MLP intrusion detector trained with FedAvgM, a shared cosine schedule, and focal loss comes close to centralized training on CIC-IDS2017 and TON_IoT and is robust to a strongly non-IID partition. It can be compressed to a 65 KB INT8 TensorFlow Lite model (12.3×) without loss using only one participating client's data, provided that client's class mix is representative. Training-time QAT inside FL, by contrast, fails on heavy-tailed CIC-IDS2017 features while working on TON_IoT, and full-integer post-training quantization is unstable across calibration draws unless its calibration inputs are clipped. Federation matters most for clients with few local attacks, which alone miss up to 55% of attacks. Finally, four silent toolchain failures had invalidated the compressed-model results of our earlier report. An invariant check that re-evaluates the uncompressed federated model at every stage would have caught all of them.</w:t>
       </w:r>
     </w:p>
     <w:p>

--- a/paper/TinyML_Federated_IDS_Revised.docx
+++ b/paper/TinyML_Federated_IDS_Revised.docx
@@ -164,7 +164,7 @@
         <w:t xml:space="preserve">• Decompose the compression ratio (81B-6): </w:t>
       </w:r>
       <w:r>
-        <w:t xml:space="preserve">Section 5.3 separates INT8 quantization (3.5×) from structured pruning (a further 3.5×), Section 5.5 sweeps the pruning ratio, Section 5.9 compares five post-training quantization methods, and Section 5.10 evaluates client-local knowledge distillation as an alternative to pruning.</w:t>
+        <w:t xml:space="preserve">Section 5.3 separates INT8 quantization (3.5×) from structured pruning (a further 3.5×), Section 5.5 sweeps the pruning ratio, Section 5.9 compares five post-training quantization methods, and Section 5.10 evaluates client-local knowledge distillation as an alternative to pruning, and Section 5.12 compares 16 combinations of pruning, PTQ, QAT and distillation.</w:t>
       </w:r>
     </w:p>
     <w:p>
@@ -317,7 +317,7 @@
         <w:spacing w:after="160"/>
       </w:pPr>
       <w:r>
-        <w:t xml:space="preserve">Contributions. (1) An end-to-end evaluation of a federated TinyML intrusion detector on two datasets against a centralized baseline trained with the identical recipe, under both near-IID and Dirichlet(0.3) client partitions (Sections 5.1–5.2). (2) An FL-faithful compression procedure: exact BatchNorm folding, structured pruning, then fine-tuning and QAT fine-tuning on one client's local data. It produces a 65 KB INT8 model (12.3×) with no loss relative to the federated model, and we quantify how the outcome depends on which client performs the fine-tuning (Sections 5.3–5.5). We compare it with five post-training quantization methods and with client-local knowledge distillation, and we test against clients training alone to show where federation helps (Sections 5.9–5.11). (3) A negative result: training-time QAT inside FL fails on CIC-IDS2017 because its moving-average quantizers absorb the heavy-tailed feature outliers. It works on TON_IoT, and post-training quantization of a float model avoids the collapse (Section 5.6), although full-integer INT8 PTQ varies widely across calibration draws, more calibration data makes it worse, and clipping the calibration inputs removes the instability (Section 5.9). (4) Four silent failure modes in a widely used TensorFlow / TensorFlow Model Optimization / Flower toolchain, each of which yields plausible-looking but wrong compressed-model results, with the checks we now run to catch them (Section 6.2). (5) FGSM/PGD robustness of the corrected models (Section 5.7) and a verified ESP32 benchmark harness (Section 6.1, Appendix B).</w:t>
+        <w:t xml:space="preserve">Contributions. (1) An end-to-end evaluation of a federated TinyML intrusion detector on two datasets against a centralized baseline trained with the identical recipe, under both near-IID and Dirichlet(0.3) client partitions (Sections 5.1–5.2). (2) An FL-faithful compression procedure: exact BatchNorm folding, structured pruning, then fine-tuning and QAT fine-tuning on one client's local data. It produces a 65 KB INT8 model (12.3×) with no loss relative to the federated model, and we quantify how the outcome depends on which client performs the fine-tuning (Sections 5.3–5.5). We compare it with five post-training quantization methods and with client-local knowledge distillation, we test against clients training alone to show where federation helps, and we compare 16 complete pipelines that combine structured and unstructured pruning, PTQ, QAT and distillation (Sections 5.9–5.12). (3) A negative result: training-time QAT inside FL fails on CIC-IDS2017 because its moving-average quantizers absorb the heavy-tailed feature outliers. It works on TON_IoT, and post-training quantization of a float model avoids the collapse (Section 5.6), although full-integer INT8 PTQ varies widely across calibration draws, more calibration data makes it worse, and clipping the calibration inputs removes the instability (Section 5.9). (4) Four silent failure modes in a widely used TensorFlow / TensorFlow Model Optimization / Flower toolchain, each of which yields plausible-looking but wrong compressed-model results, with the checks we now run to catch them (Section 6.2). (5) FGSM/PGD robustness of the corrected models (Section 5.7) and a verified ESP32 benchmark harness (Section 6.1, Appendix B).</w:t>
       </w:r>
     </w:p>
     <w:p>
@@ -10123,6 +10123,2731 @@
       </w:pPr>
       <w:r>
         <w:t xml:space="preserve">Federation pays off where the reviewers' non-IID concern points: clients whose local data contains few attacks. Alone, CIC-IDS2017 Dirichlet client 0 (0.1% attacks) detects 44.97% of attacks and client 2 (2.6%) 91.11%; TON_IoT client 0 (0.4%) detects 82.13% and client 3 (8.5%) 93.22%. On the same partitions the federated model detects 99.83% (CIC-IDS2017) and 97.99% (TON_IoT). The attack-heavy TON_IoT client 1 (92.8% attacks) has the opposite problem: alone, it flags 21.2% of benign records, against 3.59% for the federated model. Clients that already hold large, representative data gain little or nothing. On near-IID CIC-IDS2017 each client alone reaches F1 88.3–90.0 against 85.70 for the federated model, at a precision-heavier operating point that misses 3.6–19 times as many attacks (185–982 vs. 52). The near-IID partition, which gives every client several hundred thousand representative flows, is therefore the setting in which federation is least needed, and the Dirichlet partition is the one in which it is needed. Three caveats apply: local and federated training budgets are not matched (10 local epochs vs. 60 rounds × 3 epochs), each configuration ran once, and at the fixed 0.3 threshold the F1 differences among data-rich clients mainly reflect operating points.</w:t>
+      </w:r>
+    </w:p>
+    <w:p>
+      <w:pPr>
+        <w:pStyle w:val="Heading2"/>
+        <w:spacing w:after="140" w:before="260"/>
+      </w:pPr>
+      <w:r>
+        <w:t xml:space="preserve">5.12 Combining Pruning, PTQ, QAT, and Distillation</w:t>
+      </w:r>
+    </w:p>
+    <w:p>
+      <w:pPr>
+        <w:spacing w:after="160"/>
+      </w:pPr>
+      <w:r>
+        <w:t xml:space="preserve">Sections 5.3–5.10 vary one step of the compression pipeline at a time. Table 10 compares 16 complete pipelines that combine quantization (PTQ, PTQ with clipped calibration, QAT fine-tuning, QAT fine-tuning on clipped inputs), pruning (structured 50%, unstructured magnitude pruning at 50% and 80%, and both together), distillation fine-tuning, and the order of pruning and quantization. Every pipeline starts from the near-IID federated model, uses only client 0's data, and is repeated over three random 10,000-sample fine-tuning draws. We report the mean and the range over draws. Magnitude pruning ramps sparsity up during three fine-tuning epochs; sparsity-preserving QAT (PQAT) is tfmot's prune-preserving quantization scheme.</w:t>
+      </w:r>
+    </w:p>
+    <w:tbl>
+      <w:tblPr>
+        <w:tblW w:type="dxa" w:w="9800"/>
+        <w:tblBorders>
+          <w:top w:val="single" w:color="auto" w:sz="4"/>
+          <w:left w:val="single" w:color="auto" w:sz="4"/>
+          <w:bottom w:val="single" w:color="auto" w:sz="4"/>
+          <w:right w:val="single" w:color="auto" w:sz="4"/>
+          <w:insideH w:val="single" w:color="auto" w:sz="4"/>
+          <w:insideV w:val="single" w:color="auto" w:sz="4"/>
+        </w:tblBorders>
+      </w:tblPr>
+      <w:tblGrid>
+        <w:gridCol w:w="3300"/>
+        <w:gridCol w:w="1250"/>
+        <w:gridCol w:w="1250"/>
+        <w:gridCol w:w="1500"/>
+        <w:gridCol w:w="1500"/>
+        <w:gridCol w:w="1000"/>
+      </w:tblGrid>
+      <w:tr>
+        <w:trPr>
+          <w:tblHeader/>
+        </w:trPr>
+        <w:tc>
+          <w:tcPr>
+            <w:tcW w:type="dxa" w:w="3300"/>
+            <w:shd w:fill="D9E2F3" w:val="clear"/>
+            <w:tcMar>
+              <w:top w:type="dxa" w:w="60"/>
+              <w:left w:type="dxa" w:w="100"/>
+              <w:bottom w:type="dxa" w:w="60"/>
+              <w:right w:type="dxa" w:w="100"/>
+            </w:tcMar>
+            <w:vAlign w:val="center"/>
+          </w:tcPr>
+          <w:p>
+            <w:pPr>
+              <w:jc w:val="center"/>
+            </w:pPr>
+            <w:r>
+              <w:rPr>
+                <w:b/>
+                <w:bCs/>
+                <w:sz w:val="20"/>
+                <w:szCs w:val="20"/>
+              </w:rPr>
+              <w:t xml:space="preserve">Pipeline</w:t>
+            </w:r>
+          </w:p>
+        </w:tc>
+        <w:tc>
+          <w:tcPr>
+            <w:tcW w:type="dxa" w:w="1250"/>
+            <w:shd w:fill="D9E2F3" w:val="clear"/>
+            <w:tcMar>
+              <w:top w:type="dxa" w:w="60"/>
+              <w:left w:type="dxa" w:w="100"/>
+              <w:bottom w:type="dxa" w:w="60"/>
+              <w:right w:type="dxa" w:w="100"/>
+            </w:tcMar>
+            <w:vAlign w:val="center"/>
+          </w:tcPr>
+          <w:p>
+            <w:pPr>
+              <w:jc w:val="center"/>
+            </w:pPr>
+            <w:r>
+              <w:rPr>
+                <w:b/>
+                <w:bCs/>
+                <w:sz w:val="20"/>
+                <w:szCs w:val="20"/>
+              </w:rPr>
+              <w:t xml:space="preserve">Flash KB (TON / CIC)</w:t>
+            </w:r>
+          </w:p>
+        </w:tc>
+        <w:tc>
+          <w:tcPr>
+            <w:tcW w:type="dxa" w:w="1250"/>
+            <w:shd w:fill="D9E2F3" w:val="clear"/>
+            <w:tcMar>
+              <w:top w:type="dxa" w:w="60"/>
+              <w:left w:type="dxa" w:w="100"/>
+              <w:bottom w:type="dxa" w:w="60"/>
+              <w:right w:type="dxa" w:w="100"/>
+            </w:tcMar>
+            <w:vAlign w:val="center"/>
+          </w:tcPr>
+          <w:p>
+            <w:pPr>
+              <w:jc w:val="center"/>
+            </w:pPr>
+            <w:r>
+              <w:rPr>
+                <w:b/>
+                <w:bCs/>
+                <w:sz w:val="20"/>
+                <w:szCs w:val="20"/>
+              </w:rPr>
+              <w:t xml:space="preserve">gzip KB (TON / CIC)</w:t>
+            </w:r>
+          </w:p>
+        </w:tc>
+        <w:tc>
+          <w:tcPr>
+            <w:tcW w:type="dxa" w:w="1500"/>
+            <w:shd w:fill="D9E2F3" w:val="clear"/>
+            <w:tcMar>
+              <w:top w:type="dxa" w:w="60"/>
+              <w:left w:type="dxa" w:w="100"/>
+              <w:bottom w:type="dxa" w:w="60"/>
+              <w:right w:type="dxa" w:w="100"/>
+            </w:tcMar>
+            <w:vAlign w:val="center"/>
+          </w:tcPr>
+          <w:p>
+            <w:pPr>
+              <w:jc w:val="center"/>
+            </w:pPr>
+            <w:r>
+              <w:rPr>
+                <w:b/>
+                <w:bCs/>
+                <w:sz w:val="20"/>
+                <w:szCs w:val="20"/>
+              </w:rPr>
+              <w:t xml:space="preserve">TON F1 mean (range)</w:t>
+            </w:r>
+          </w:p>
+        </w:tc>
+        <w:tc>
+          <w:tcPr>
+            <w:tcW w:type="dxa" w:w="1500"/>
+            <w:shd w:fill="D9E2F3" w:val="clear"/>
+            <w:tcMar>
+              <w:top w:type="dxa" w:w="60"/>
+              <w:left w:type="dxa" w:w="100"/>
+              <w:bottom w:type="dxa" w:w="60"/>
+              <w:right w:type="dxa" w:w="100"/>
+            </w:tcMar>
+            <w:vAlign w:val="center"/>
+          </w:tcPr>
+          <w:p>
+            <w:pPr>
+              <w:jc w:val="center"/>
+            </w:pPr>
+            <w:r>
+              <w:rPr>
+                <w:b/>
+                <w:bCs/>
+                <w:sz w:val="20"/>
+                <w:szCs w:val="20"/>
+              </w:rPr>
+              <w:t xml:space="preserve">CIC F1 mean (range)</w:t>
+            </w:r>
+          </w:p>
+        </w:tc>
+        <w:tc>
+          <w:tcPr>
+            <w:tcW w:type="dxa" w:w="1000"/>
+            <w:shd w:fill="D9E2F3" w:val="clear"/>
+            <w:tcMar>
+              <w:top w:type="dxa" w:w="60"/>
+              <w:left w:type="dxa" w:w="100"/>
+              <w:bottom w:type="dxa" w:w="60"/>
+              <w:right w:type="dxa" w:w="100"/>
+            </w:tcMar>
+            <w:vAlign w:val="center"/>
+          </w:tcPr>
+          <w:p>
+            <w:pPr>
+              <w:jc w:val="center"/>
+            </w:pPr>
+            <w:r>
+              <w:rPr>
+                <w:b/>
+                <w:bCs/>
+                <w:sz w:val="20"/>
+                <w:szCs w:val="20"/>
+              </w:rPr>
+              <w:t xml:space="preserve">CIC missed attacks</w:t>
+            </w:r>
+          </w:p>
+        </w:tc>
+      </w:tr>
+      <w:tr>
+        <w:tc>
+          <w:tcPr>
+            <w:tcW w:type="dxa" w:w="3300"/>
+            <w:tcMar>
+              <w:top w:type="dxa" w:w="60"/>
+              <w:left w:type="dxa" w:w="100"/>
+              <w:bottom w:type="dxa" w:w="60"/>
+              <w:right w:type="dxa" w:w="100"/>
+            </w:tcMar>
+            <w:vAlign w:val="center"/>
+          </w:tcPr>
+          <w:p>
+            <w:pPr>
+              <w:jc w:val="left"/>
+            </w:pPr>
+            <w:r>
+              <w:rPr>
+                <w:sz w:val="20"/>
+                <w:szCs w:val="20"/>
+              </w:rPr>
+              <w:t xml:space="preserve">FP32 federated model (reference)</w:t>
+            </w:r>
+          </w:p>
+        </w:tc>
+        <w:tc>
+          <w:tcPr>
+            <w:tcW w:type="dxa" w:w="1250"/>
+            <w:tcMar>
+              <w:top w:type="dxa" w:w="60"/>
+              <w:left w:type="dxa" w:w="100"/>
+              <w:bottom w:type="dxa" w:w="60"/>
+              <w:right w:type="dxa" w:w="100"/>
+            </w:tcMar>
+            <w:vAlign w:val="center"/>
+          </w:tcPr>
+          <w:p>
+            <w:pPr>
+              <w:jc w:val="center"/>
+            </w:pPr>
+            <w:r>
+              <w:rPr>
+                <w:sz w:val="20"/>
+                <w:szCs w:val="20"/>
+              </w:rPr>
+              <w:t xml:space="preserve">720 / 803</w:t>
+            </w:r>
+          </w:p>
+        </w:tc>
+        <w:tc>
+          <w:tcPr>
+            <w:tcW w:type="dxa" w:w="1250"/>
+            <w:tcMar>
+              <w:top w:type="dxa" w:w="60"/>
+              <w:left w:type="dxa" w:w="100"/>
+              <w:bottom w:type="dxa" w:w="60"/>
+              <w:right w:type="dxa" w:w="100"/>
+            </w:tcMar>
+            <w:vAlign w:val="center"/>
+          </w:tcPr>
+          <w:p>
+            <w:pPr>
+              <w:jc w:val="center"/>
+            </w:pPr>
+            <w:r>
+              <w:rPr>
+                <w:sz w:val="20"/>
+                <w:szCs w:val="20"/>
+              </w:rPr>
+              <w:t xml:space="preserve">672 / 755</w:t>
+            </w:r>
+          </w:p>
+        </w:tc>
+        <w:tc>
+          <w:tcPr>
+            <w:tcW w:type="dxa" w:w="1500"/>
+            <w:tcMar>
+              <w:top w:type="dxa" w:w="60"/>
+              <w:left w:type="dxa" w:w="100"/>
+              <w:bottom w:type="dxa" w:w="60"/>
+              <w:right w:type="dxa" w:w="100"/>
+            </w:tcMar>
+            <w:vAlign w:val="center"/>
+          </w:tcPr>
+          <w:p>
+            <w:pPr>
+              <w:jc w:val="center"/>
+            </w:pPr>
+            <w:r>
+              <w:rPr>
+                <w:sz w:val="20"/>
+                <w:szCs w:val="20"/>
+              </w:rPr>
+              <w:t xml:space="preserve">99.40</w:t>
+            </w:r>
+          </w:p>
+        </w:tc>
+        <w:tc>
+          <w:tcPr>
+            <w:tcW w:type="dxa" w:w="1500"/>
+            <w:tcMar>
+              <w:top w:type="dxa" w:w="60"/>
+              <w:left w:type="dxa" w:w="100"/>
+              <w:bottom w:type="dxa" w:w="60"/>
+              <w:right w:type="dxa" w:w="100"/>
+            </w:tcMar>
+            <w:vAlign w:val="center"/>
+          </w:tcPr>
+          <w:p>
+            <w:pPr>
+              <w:jc w:val="center"/>
+            </w:pPr>
+            <w:r>
+              <w:rPr>
+                <w:sz w:val="20"/>
+                <w:szCs w:val="20"/>
+              </w:rPr>
+              <w:t xml:space="preserve">85.70</w:t>
+            </w:r>
+          </w:p>
+        </w:tc>
+        <w:tc>
+          <w:tcPr>
+            <w:tcW w:type="dxa" w:w="1000"/>
+            <w:tcMar>
+              <w:top w:type="dxa" w:w="60"/>
+              <w:left w:type="dxa" w:w="100"/>
+              <w:bottom w:type="dxa" w:w="60"/>
+              <w:right w:type="dxa" w:w="100"/>
+            </w:tcMar>
+            <w:vAlign w:val="center"/>
+          </w:tcPr>
+          <w:p>
+            <w:pPr>
+              <w:jc w:val="center"/>
+            </w:pPr>
+            <w:r>
+              <w:rPr>
+                <w:sz w:val="20"/>
+                <w:szCs w:val="20"/>
+              </w:rPr>
+              <w:t xml:space="preserve">52</w:t>
+            </w:r>
+          </w:p>
+        </w:tc>
+      </w:tr>
+      <w:tr>
+        <w:tc>
+          <w:tcPr>
+            <w:tcW w:type="dxa" w:w="3300"/>
+            <w:tcMar>
+              <w:top w:type="dxa" w:w="60"/>
+              <w:left w:type="dxa" w:w="100"/>
+              <w:bottom w:type="dxa" w:w="60"/>
+              <w:right w:type="dxa" w:w="100"/>
+            </w:tcMar>
+            <w:vAlign w:val="center"/>
+          </w:tcPr>
+          <w:p>
+            <w:pPr>
+              <w:jc w:val="left"/>
+            </w:pPr>
+            <w:r>
+              <w:rPr>
+                <w:sz w:val="20"/>
+                <w:szCs w:val="20"/>
+              </w:rPr>
+              <w:t xml:space="preserve">INT8 PTQ</w:t>
+            </w:r>
+          </w:p>
+        </w:tc>
+        <w:tc>
+          <w:tcPr>
+            <w:tcW w:type="dxa" w:w="1250"/>
+            <w:tcMar>
+              <w:top w:type="dxa" w:w="60"/>
+              <w:left w:type="dxa" w:w="100"/>
+              <w:bottom w:type="dxa" w:w="60"/>
+              <w:right w:type="dxa" w:w="100"/>
+            </w:tcMar>
+            <w:vAlign w:val="center"/>
+          </w:tcPr>
+          <w:p>
+            <w:pPr>
+              <w:jc w:val="center"/>
+            </w:pPr>
+            <w:r>
+              <w:rPr>
+                <w:sz w:val="20"/>
+                <w:szCs w:val="20"/>
+              </w:rPr>
+              <w:t xml:space="preserve">206 / 227</w:t>
+            </w:r>
+          </w:p>
+        </w:tc>
+        <w:tc>
+          <w:tcPr>
+            <w:tcW w:type="dxa" w:w="1250"/>
+            <w:tcMar>
+              <w:top w:type="dxa" w:w="60"/>
+              <w:left w:type="dxa" w:w="100"/>
+              <w:bottom w:type="dxa" w:w="60"/>
+              <w:right w:type="dxa" w:w="100"/>
+            </w:tcMar>
+            <w:vAlign w:val="center"/>
+          </w:tcPr>
+          <w:p>
+            <w:pPr>
+              <w:jc w:val="center"/>
+            </w:pPr>
+            <w:r>
+              <w:rPr>
+                <w:sz w:val="20"/>
+                <w:szCs w:val="20"/>
+              </w:rPr>
+              <w:t xml:space="preserve">156 / 150</w:t>
+            </w:r>
+          </w:p>
+        </w:tc>
+        <w:tc>
+          <w:tcPr>
+            <w:tcW w:type="dxa" w:w="1500"/>
+            <w:tcMar>
+              <w:top w:type="dxa" w:w="60"/>
+              <w:left w:type="dxa" w:w="100"/>
+              <w:bottom w:type="dxa" w:w="60"/>
+              <w:right w:type="dxa" w:w="100"/>
+            </w:tcMar>
+            <w:vAlign w:val="center"/>
+          </w:tcPr>
+          <w:p>
+            <w:pPr>
+              <w:jc w:val="center"/>
+            </w:pPr>
+            <w:r>
+              <w:rPr>
+                <w:sz w:val="20"/>
+                <w:szCs w:val="20"/>
+              </w:rPr>
+              <w:t xml:space="preserve">98.87 (98.37–99.26)</w:t>
+            </w:r>
+          </w:p>
+        </w:tc>
+        <w:tc>
+          <w:tcPr>
+            <w:tcW w:type="dxa" w:w="1500"/>
+            <w:tcMar>
+              <w:top w:type="dxa" w:w="60"/>
+              <w:left w:type="dxa" w:w="100"/>
+              <w:bottom w:type="dxa" w:w="60"/>
+              <w:right w:type="dxa" w:w="100"/>
+            </w:tcMar>
+            <w:vAlign w:val="center"/>
+          </w:tcPr>
+          <w:p>
+            <w:pPr>
+              <w:jc w:val="center"/>
+            </w:pPr>
+            <w:r>
+              <w:rPr>
+                <w:sz w:val="20"/>
+                <w:szCs w:val="20"/>
+              </w:rPr>
+              <w:t xml:space="preserve">82.36 (81.04–83.21)</w:t>
+            </w:r>
+          </w:p>
+        </w:tc>
+        <w:tc>
+          <w:tcPr>
+            <w:tcW w:type="dxa" w:w="1000"/>
+            <w:tcMar>
+              <w:top w:type="dxa" w:w="60"/>
+              <w:left w:type="dxa" w:w="100"/>
+              <w:bottom w:type="dxa" w:w="60"/>
+              <w:right w:type="dxa" w:w="100"/>
+            </w:tcMar>
+            <w:vAlign w:val="center"/>
+          </w:tcPr>
+          <w:p>
+            <w:pPr>
+              <w:jc w:val="center"/>
+            </w:pPr>
+            <w:r>
+              <w:rPr>
+                <w:sz w:val="20"/>
+                <w:szCs w:val="20"/>
+              </w:rPr>
+              <w:t xml:space="preserve">163</w:t>
+            </w:r>
+          </w:p>
+        </w:tc>
+      </w:tr>
+      <w:tr>
+        <w:tc>
+          <w:tcPr>
+            <w:tcW w:type="dxa" w:w="3300"/>
+            <w:tcMar>
+              <w:top w:type="dxa" w:w="60"/>
+              <w:left w:type="dxa" w:w="100"/>
+              <w:bottom w:type="dxa" w:w="60"/>
+              <w:right w:type="dxa" w:w="100"/>
+            </w:tcMar>
+            <w:vAlign w:val="center"/>
+          </w:tcPr>
+          <w:p>
+            <w:pPr>
+              <w:jc w:val="left"/>
+            </w:pPr>
+            <w:r>
+              <w:rPr>
+                <w:sz w:val="20"/>
+                <w:szCs w:val="20"/>
+              </w:rPr>
+              <w:t xml:space="preserve">INT8 PTQ, clipped calibration</w:t>
+            </w:r>
+          </w:p>
+        </w:tc>
+        <w:tc>
+          <w:tcPr>
+            <w:tcW w:type="dxa" w:w="1250"/>
+            <w:tcMar>
+              <w:top w:type="dxa" w:w="60"/>
+              <w:left w:type="dxa" w:w="100"/>
+              <w:bottom w:type="dxa" w:w="60"/>
+              <w:right w:type="dxa" w:w="100"/>
+            </w:tcMar>
+            <w:vAlign w:val="center"/>
+          </w:tcPr>
+          <w:p>
+            <w:pPr>
+              <w:jc w:val="center"/>
+            </w:pPr>
+            <w:r>
+              <w:rPr>
+                <w:sz w:val="20"/>
+                <w:szCs w:val="20"/>
+              </w:rPr>
+              <w:t xml:space="preserve">206 / 227</w:t>
+            </w:r>
+          </w:p>
+        </w:tc>
+        <w:tc>
+          <w:tcPr>
+            <w:tcW w:type="dxa" w:w="1250"/>
+            <w:tcMar>
+              <w:top w:type="dxa" w:w="60"/>
+              <w:left w:type="dxa" w:w="100"/>
+              <w:bottom w:type="dxa" w:w="60"/>
+              <w:right w:type="dxa" w:w="100"/>
+            </w:tcMar>
+            <w:vAlign w:val="center"/>
+          </w:tcPr>
+          <w:p>
+            <w:pPr>
+              <w:jc w:val="center"/>
+            </w:pPr>
+            <w:r>
+              <w:rPr>
+                <w:sz w:val="20"/>
+                <w:szCs w:val="20"/>
+              </w:rPr>
+              <w:t xml:space="preserve">156 / 150</w:t>
+            </w:r>
+          </w:p>
+        </w:tc>
+        <w:tc>
+          <w:tcPr>
+            <w:tcW w:type="dxa" w:w="1500"/>
+            <w:tcMar>
+              <w:top w:type="dxa" w:w="60"/>
+              <w:left w:type="dxa" w:w="100"/>
+              <w:bottom w:type="dxa" w:w="60"/>
+              <w:right w:type="dxa" w:w="100"/>
+            </w:tcMar>
+            <w:vAlign w:val="center"/>
+          </w:tcPr>
+          <w:p>
+            <w:pPr>
+              <w:jc w:val="center"/>
+            </w:pPr>
+            <w:r>
+              <w:rPr>
+                <w:sz w:val="20"/>
+                <w:szCs w:val="20"/>
+              </w:rPr>
+              <w:t xml:space="preserve">99.34 (99.34–99.34)</w:t>
+            </w:r>
+          </w:p>
+        </w:tc>
+        <w:tc>
+          <w:tcPr>
+            <w:tcW w:type="dxa" w:w="1500"/>
+            <w:tcMar>
+              <w:top w:type="dxa" w:w="60"/>
+              <w:left w:type="dxa" w:w="100"/>
+              <w:bottom w:type="dxa" w:w="60"/>
+              <w:right w:type="dxa" w:w="100"/>
+            </w:tcMar>
+            <w:vAlign w:val="center"/>
+          </w:tcPr>
+          <w:p>
+            <w:pPr>
+              <w:jc w:val="center"/>
+            </w:pPr>
+            <w:r>
+              <w:rPr>
+                <w:sz w:val="20"/>
+                <w:szCs w:val="20"/>
+              </w:rPr>
+              <w:t xml:space="preserve">83.97 (83.27–84.35)</w:t>
+            </w:r>
+          </w:p>
+        </w:tc>
+        <w:tc>
+          <w:tcPr>
+            <w:tcW w:type="dxa" w:w="1000"/>
+            <w:tcMar>
+              <w:top w:type="dxa" w:w="60"/>
+              <w:left w:type="dxa" w:w="100"/>
+              <w:bottom w:type="dxa" w:w="60"/>
+              <w:right w:type="dxa" w:w="100"/>
+            </w:tcMar>
+            <w:vAlign w:val="center"/>
+          </w:tcPr>
+          <w:p>
+            <w:pPr>
+              <w:jc w:val="center"/>
+            </w:pPr>
+            <w:r>
+              <w:rPr>
+                <w:sz w:val="20"/>
+                <w:szCs w:val="20"/>
+              </w:rPr>
+              <w:t xml:space="preserve">57</w:t>
+            </w:r>
+          </w:p>
+        </w:tc>
+      </w:tr>
+      <w:tr>
+        <w:tc>
+          <w:tcPr>
+            <w:tcW w:type="dxa" w:w="3300"/>
+            <w:tcMar>
+              <w:top w:type="dxa" w:w="60"/>
+              <w:left w:type="dxa" w:w="100"/>
+              <w:bottom w:type="dxa" w:w="60"/>
+              <w:right w:type="dxa" w:w="100"/>
+            </w:tcMar>
+            <w:vAlign w:val="center"/>
+          </w:tcPr>
+          <w:p>
+            <w:pPr>
+              <w:jc w:val="left"/>
+            </w:pPr>
+            <w:r>
+              <w:rPr>
+                <w:sz w:val="20"/>
+                <w:szCs w:val="20"/>
+              </w:rPr>
+              <w:t xml:space="preserve">QAT fine-tuning</w:t>
+            </w:r>
+          </w:p>
+        </w:tc>
+        <w:tc>
+          <w:tcPr>
+            <w:tcW w:type="dxa" w:w="1250"/>
+            <w:tcMar>
+              <w:top w:type="dxa" w:w="60"/>
+              <w:left w:type="dxa" w:w="100"/>
+              <w:bottom w:type="dxa" w:w="60"/>
+              <w:right w:type="dxa" w:w="100"/>
+            </w:tcMar>
+            <w:vAlign w:val="center"/>
+          </w:tcPr>
+          <w:p>
+            <w:pPr>
+              <w:jc w:val="center"/>
+            </w:pPr>
+            <w:r>
+              <w:rPr>
+                <w:sz w:val="20"/>
+                <w:szCs w:val="20"/>
+              </w:rPr>
+              <w:t xml:space="preserve">186 / 207</w:t>
+            </w:r>
+          </w:p>
+        </w:tc>
+        <w:tc>
+          <w:tcPr>
+            <w:tcW w:type="dxa" w:w="1250"/>
+            <w:tcMar>
+              <w:top w:type="dxa" w:w="60"/>
+              <w:left w:type="dxa" w:w="100"/>
+              <w:bottom w:type="dxa" w:w="60"/>
+              <w:right w:type="dxa" w:w="100"/>
+            </w:tcMar>
+            <w:vAlign w:val="center"/>
+          </w:tcPr>
+          <w:p>
+            <w:pPr>
+              <w:jc w:val="center"/>
+            </w:pPr>
+            <w:r>
+              <w:rPr>
+                <w:sz w:val="20"/>
+                <w:szCs w:val="20"/>
+              </w:rPr>
+              <w:t xml:space="preserve">125 / 99</w:t>
+            </w:r>
+          </w:p>
+        </w:tc>
+        <w:tc>
+          <w:tcPr>
+            <w:tcW w:type="dxa" w:w="1500"/>
+            <w:tcMar>
+              <w:top w:type="dxa" w:w="60"/>
+              <w:left w:type="dxa" w:w="100"/>
+              <w:bottom w:type="dxa" w:w="60"/>
+              <w:right w:type="dxa" w:w="100"/>
+            </w:tcMar>
+            <w:vAlign w:val="center"/>
+          </w:tcPr>
+          <w:p>
+            <w:pPr>
+              <w:jc w:val="center"/>
+            </w:pPr>
+            <w:r>
+              <w:rPr>
+                <w:sz w:val="20"/>
+                <w:szCs w:val="20"/>
+              </w:rPr>
+              <w:t xml:space="preserve">99.10 (98.98–99.33)</w:t>
+            </w:r>
+          </w:p>
+        </w:tc>
+        <w:tc>
+          <w:tcPr>
+            <w:tcW w:type="dxa" w:w="1500"/>
+            <w:tcMar>
+              <w:top w:type="dxa" w:w="60"/>
+              <w:left w:type="dxa" w:w="100"/>
+              <w:bottom w:type="dxa" w:w="60"/>
+              <w:right w:type="dxa" w:w="100"/>
+            </w:tcMar>
+            <w:vAlign w:val="center"/>
+          </w:tcPr>
+          <w:p>
+            <w:pPr>
+              <w:jc w:val="center"/>
+            </w:pPr>
+            <w:r>
+              <w:rPr>
+                <w:sz w:val="20"/>
+                <w:szCs w:val="20"/>
+              </w:rPr>
+              <w:t xml:space="preserve">90.51 (89.27–91.99)</w:t>
+            </w:r>
+          </w:p>
+        </w:tc>
+        <w:tc>
+          <w:tcPr>
+            <w:tcW w:type="dxa" w:w="1000"/>
+            <w:tcMar>
+              <w:top w:type="dxa" w:w="60"/>
+              <w:left w:type="dxa" w:w="100"/>
+              <w:bottom w:type="dxa" w:w="60"/>
+              <w:right w:type="dxa" w:w="100"/>
+            </w:tcMar>
+            <w:vAlign w:val="center"/>
+          </w:tcPr>
+          <w:p>
+            <w:pPr>
+              <w:jc w:val="center"/>
+            </w:pPr>
+            <w:r>
+              <w:rPr>
+                <w:sz w:val="20"/>
+                <w:szCs w:val="20"/>
+              </w:rPr>
+              <w:t xml:space="preserve">580</w:t>
+            </w:r>
+          </w:p>
+        </w:tc>
+      </w:tr>
+      <w:tr>
+        <w:tc>
+          <w:tcPr>
+            <w:tcW w:type="dxa" w:w="3300"/>
+            <w:tcMar>
+              <w:top w:type="dxa" w:w="60"/>
+              <w:left w:type="dxa" w:w="100"/>
+              <w:bottom w:type="dxa" w:w="60"/>
+              <w:right w:type="dxa" w:w="100"/>
+            </w:tcMar>
+            <w:vAlign w:val="center"/>
+          </w:tcPr>
+          <w:p>
+            <w:pPr>
+              <w:jc w:val="left"/>
+            </w:pPr>
+            <w:r>
+              <w:rPr>
+                <w:sz w:val="20"/>
+                <w:szCs w:val="20"/>
+              </w:rPr>
+              <w:t xml:space="preserve">Structured 50% → FT → PTQ</w:t>
+            </w:r>
+          </w:p>
+        </w:tc>
+        <w:tc>
+          <w:tcPr>
+            <w:tcW w:type="dxa" w:w="1250"/>
+            <w:tcMar>
+              <w:top w:type="dxa" w:w="60"/>
+              <w:left w:type="dxa" w:w="100"/>
+              <w:bottom w:type="dxa" w:w="60"/>
+              <w:right w:type="dxa" w:w="100"/>
+            </w:tcMar>
+            <w:vAlign w:val="center"/>
+          </w:tcPr>
+          <w:p>
+            <w:pPr>
+              <w:jc w:val="center"/>
+            </w:pPr>
+            <w:r>
+              <w:rPr>
+                <w:sz w:val="20"/>
+                <w:szCs w:val="20"/>
+              </w:rPr>
+              <w:t xml:space="preserve">65 / 75</w:t>
+            </w:r>
+          </w:p>
+        </w:tc>
+        <w:tc>
+          <w:tcPr>
+            <w:tcW w:type="dxa" w:w="1250"/>
+            <w:tcMar>
+              <w:top w:type="dxa" w:w="60"/>
+              <w:left w:type="dxa" w:w="100"/>
+              <w:bottom w:type="dxa" w:w="60"/>
+              <w:right w:type="dxa" w:w="100"/>
+            </w:tcMar>
+            <w:vAlign w:val="center"/>
+          </w:tcPr>
+          <w:p>
+            <w:pPr>
+              <w:jc w:val="center"/>
+            </w:pPr>
+            <w:r>
+              <w:rPr>
+                <w:sz w:val="20"/>
+                <w:szCs w:val="20"/>
+              </w:rPr>
+              <w:t xml:space="preserve">47 / 47</w:t>
+            </w:r>
+          </w:p>
+        </w:tc>
+        <w:tc>
+          <w:tcPr>
+            <w:tcW w:type="dxa" w:w="1500"/>
+            <w:tcMar>
+              <w:top w:type="dxa" w:w="60"/>
+              <w:left w:type="dxa" w:w="100"/>
+              <w:bottom w:type="dxa" w:w="60"/>
+              <w:right w:type="dxa" w:w="100"/>
+            </w:tcMar>
+            <w:vAlign w:val="center"/>
+          </w:tcPr>
+          <w:p>
+            <w:pPr>
+              <w:jc w:val="center"/>
+            </w:pPr>
+            <w:r>
+              <w:rPr>
+                <w:sz w:val="20"/>
+                <w:szCs w:val="20"/>
+              </w:rPr>
+              <w:t xml:space="preserve">98.50 (97.44–99.21)</w:t>
+            </w:r>
+          </w:p>
+        </w:tc>
+        <w:tc>
+          <w:tcPr>
+            <w:tcW w:type="dxa" w:w="1500"/>
+            <w:tcMar>
+              <w:top w:type="dxa" w:w="60"/>
+              <w:left w:type="dxa" w:w="100"/>
+              <w:bottom w:type="dxa" w:w="60"/>
+              <w:right w:type="dxa" w:w="100"/>
+            </w:tcMar>
+            <w:vAlign w:val="center"/>
+          </w:tcPr>
+          <w:p>
+            <w:pPr>
+              <w:jc w:val="center"/>
+            </w:pPr>
+            <w:r>
+              <w:rPr>
+                <w:sz w:val="20"/>
+                <w:szCs w:val="20"/>
+              </w:rPr>
+              <w:t xml:space="preserve">84.39 (79.37–87.27)</w:t>
+            </w:r>
+          </w:p>
+        </w:tc>
+        <w:tc>
+          <w:tcPr>
+            <w:tcW w:type="dxa" w:w="1000"/>
+            <w:tcMar>
+              <w:top w:type="dxa" w:w="60"/>
+              <w:left w:type="dxa" w:w="100"/>
+              <w:bottom w:type="dxa" w:w="60"/>
+              <w:right w:type="dxa" w:w="100"/>
+            </w:tcMar>
+            <w:vAlign w:val="center"/>
+          </w:tcPr>
+          <w:p>
+            <w:pPr>
+              <w:jc w:val="center"/>
+            </w:pPr>
+            <w:r>
+              <w:rPr>
+                <w:sz w:val="20"/>
+                <w:szCs w:val="20"/>
+              </w:rPr>
+              <w:t xml:space="preserve">500</w:t>
+            </w:r>
+          </w:p>
+        </w:tc>
+      </w:tr>
+      <w:tr>
+        <w:tc>
+          <w:tcPr>
+            <w:tcW w:type="dxa" w:w="3300"/>
+            <w:tcMar>
+              <w:top w:type="dxa" w:w="60"/>
+              <w:left w:type="dxa" w:w="100"/>
+              <w:bottom w:type="dxa" w:w="60"/>
+              <w:right w:type="dxa" w:w="100"/>
+            </w:tcMar>
+            <w:vAlign w:val="center"/>
+          </w:tcPr>
+          <w:p>
+            <w:pPr>
+              <w:jc w:val="left"/>
+            </w:pPr>
+            <w:r>
+              <w:rPr>
+                <w:sz w:val="20"/>
+                <w:szCs w:val="20"/>
+              </w:rPr>
+              <w:t xml:space="preserve">Structured 50% → FT → PTQ, clipped calibration</w:t>
+            </w:r>
+          </w:p>
+        </w:tc>
+        <w:tc>
+          <w:tcPr>
+            <w:tcW w:type="dxa" w:w="1250"/>
+            <w:tcMar>
+              <w:top w:type="dxa" w:w="60"/>
+              <w:left w:type="dxa" w:w="100"/>
+              <w:bottom w:type="dxa" w:w="60"/>
+              <w:right w:type="dxa" w:w="100"/>
+            </w:tcMar>
+            <w:vAlign w:val="center"/>
+          </w:tcPr>
+          <w:p>
+            <w:pPr>
+              <w:jc w:val="center"/>
+            </w:pPr>
+            <w:r>
+              <w:rPr>
+                <w:sz w:val="20"/>
+                <w:szCs w:val="20"/>
+              </w:rPr>
+              <w:t xml:space="preserve">65 / 75</w:t>
+            </w:r>
+          </w:p>
+        </w:tc>
+        <w:tc>
+          <w:tcPr>
+            <w:tcW w:type="dxa" w:w="1250"/>
+            <w:tcMar>
+              <w:top w:type="dxa" w:w="60"/>
+              <w:left w:type="dxa" w:w="100"/>
+              <w:bottom w:type="dxa" w:w="60"/>
+              <w:right w:type="dxa" w:w="100"/>
+            </w:tcMar>
+            <w:vAlign w:val="center"/>
+          </w:tcPr>
+          <w:p>
+            <w:pPr>
+              <w:jc w:val="center"/>
+            </w:pPr>
+            <w:r>
+              <w:rPr>
+                <w:sz w:val="20"/>
+                <w:szCs w:val="20"/>
+              </w:rPr>
+              <w:t xml:space="preserve">47 / 47</w:t>
+            </w:r>
+          </w:p>
+        </w:tc>
+        <w:tc>
+          <w:tcPr>
+            <w:tcW w:type="dxa" w:w="1500"/>
+            <w:tcMar>
+              <w:top w:type="dxa" w:w="60"/>
+              <w:left w:type="dxa" w:w="100"/>
+              <w:bottom w:type="dxa" w:w="60"/>
+              <w:right w:type="dxa" w:w="100"/>
+            </w:tcMar>
+            <w:vAlign w:val="center"/>
+          </w:tcPr>
+          <w:p>
+            <w:pPr>
+              <w:jc w:val="center"/>
+            </w:pPr>
+            <w:r>
+              <w:rPr>
+                <w:sz w:val="20"/>
+                <w:szCs w:val="20"/>
+              </w:rPr>
+              <w:t xml:space="preserve">99.37 (99.34–99.39)</w:t>
+            </w:r>
+          </w:p>
+        </w:tc>
+        <w:tc>
+          <w:tcPr>
+            <w:tcW w:type="dxa" w:w="1500"/>
+            <w:tcMar>
+              <w:top w:type="dxa" w:w="60"/>
+              <w:left w:type="dxa" w:w="100"/>
+              <w:bottom w:type="dxa" w:w="60"/>
+              <w:right w:type="dxa" w:w="100"/>
+            </w:tcMar>
+            <w:vAlign w:val="center"/>
+          </w:tcPr>
+          <w:p>
+            <w:pPr>
+              <w:jc w:val="center"/>
+            </w:pPr>
+            <w:r>
+              <w:rPr>
+                <w:sz w:val="20"/>
+                <w:szCs w:val="20"/>
+              </w:rPr>
+              <w:t xml:space="preserve">87.67 (86.86–88.09)</w:t>
+            </w:r>
+          </w:p>
+        </w:tc>
+        <w:tc>
+          <w:tcPr>
+            <w:tcW w:type="dxa" w:w="1000"/>
+            <w:tcMar>
+              <w:top w:type="dxa" w:w="60"/>
+              <w:left w:type="dxa" w:w="100"/>
+              <w:bottom w:type="dxa" w:w="60"/>
+              <w:right w:type="dxa" w:w="100"/>
+            </w:tcMar>
+            <w:vAlign w:val="center"/>
+          </w:tcPr>
+          <w:p>
+            <w:pPr>
+              <w:jc w:val="center"/>
+            </w:pPr>
+            <w:r>
+              <w:rPr>
+                <w:sz w:val="20"/>
+                <w:szCs w:val="20"/>
+              </w:rPr>
+              <w:t xml:space="preserve">830</w:t>
+            </w:r>
+          </w:p>
+        </w:tc>
+      </w:tr>
+      <w:tr>
+        <w:tc>
+          <w:tcPr>
+            <w:tcW w:type="dxa" w:w="3300"/>
+            <w:tcMar>
+              <w:top w:type="dxa" w:w="60"/>
+              <w:left w:type="dxa" w:w="100"/>
+              <w:bottom w:type="dxa" w:w="60"/>
+              <w:right w:type="dxa" w:w="100"/>
+            </w:tcMar>
+            <w:vAlign w:val="center"/>
+          </w:tcPr>
+          <w:p>
+            <w:pPr>
+              <w:jc w:val="left"/>
+            </w:pPr>
+            <w:r>
+              <w:rPr>
+                <w:sz w:val="20"/>
+                <w:szCs w:val="20"/>
+              </w:rPr>
+              <w:t xml:space="preserve">Structured 50% → FT → QAT (deployed recipe)</w:t>
+            </w:r>
+          </w:p>
+        </w:tc>
+        <w:tc>
+          <w:tcPr>
+            <w:tcW w:type="dxa" w:w="1250"/>
+            <w:tcMar>
+              <w:top w:type="dxa" w:w="60"/>
+              <w:left w:type="dxa" w:w="100"/>
+              <w:bottom w:type="dxa" w:w="60"/>
+              <w:right w:type="dxa" w:w="100"/>
+            </w:tcMar>
+            <w:vAlign w:val="center"/>
+          </w:tcPr>
+          <w:p>
+            <w:pPr>
+              <w:jc w:val="center"/>
+            </w:pPr>
+            <w:r>
+              <w:rPr>
+                <w:sz w:val="20"/>
+                <w:szCs w:val="20"/>
+              </w:rPr>
+              <w:t xml:space="preserve">55 / 65</w:t>
+            </w:r>
+          </w:p>
+        </w:tc>
+        <w:tc>
+          <w:tcPr>
+            <w:tcW w:type="dxa" w:w="1250"/>
+            <w:tcMar>
+              <w:top w:type="dxa" w:w="60"/>
+              <w:left w:type="dxa" w:w="100"/>
+              <w:bottom w:type="dxa" w:w="60"/>
+              <w:right w:type="dxa" w:w="100"/>
+            </w:tcMar>
+            <w:vAlign w:val="center"/>
+          </w:tcPr>
+          <w:p>
+            <w:pPr>
+              <w:jc w:val="center"/>
+            </w:pPr>
+            <w:r>
+              <w:rPr>
+                <w:sz w:val="20"/>
+                <w:szCs w:val="20"/>
+              </w:rPr>
+              <w:t xml:space="preserve">39 / 34</w:t>
+            </w:r>
+          </w:p>
+        </w:tc>
+        <w:tc>
+          <w:tcPr>
+            <w:tcW w:type="dxa" w:w="1500"/>
+            <w:tcMar>
+              <w:top w:type="dxa" w:w="60"/>
+              <w:left w:type="dxa" w:w="100"/>
+              <w:bottom w:type="dxa" w:w="60"/>
+              <w:right w:type="dxa" w:w="100"/>
+            </w:tcMar>
+            <w:vAlign w:val="center"/>
+          </w:tcPr>
+          <w:p>
+            <w:pPr>
+              <w:jc w:val="center"/>
+            </w:pPr>
+            <w:r>
+              <w:rPr>
+                <w:sz w:val="20"/>
+                <w:szCs w:val="20"/>
+              </w:rPr>
+              <w:t xml:space="preserve">99.08 (98.88–99.38)</w:t>
+            </w:r>
+          </w:p>
+        </w:tc>
+        <w:tc>
+          <w:tcPr>
+            <w:tcW w:type="dxa" w:w="1500"/>
+            <w:tcMar>
+              <w:top w:type="dxa" w:w="60"/>
+              <w:left w:type="dxa" w:w="100"/>
+              <w:bottom w:type="dxa" w:w="60"/>
+              <w:right w:type="dxa" w:w="100"/>
+            </w:tcMar>
+            <w:vAlign w:val="center"/>
+          </w:tcPr>
+          <w:p>
+            <w:pPr>
+              <w:jc w:val="center"/>
+            </w:pPr>
+            <w:r>
+              <w:rPr>
+                <w:sz w:val="20"/>
+                <w:szCs w:val="20"/>
+              </w:rPr>
+              <w:t xml:space="preserve">88.37 (87.64–89.28)</w:t>
+            </w:r>
+          </w:p>
+        </w:tc>
+        <w:tc>
+          <w:tcPr>
+            <w:tcW w:type="dxa" w:w="1000"/>
+            <w:tcMar>
+              <w:top w:type="dxa" w:w="60"/>
+              <w:left w:type="dxa" w:w="100"/>
+              <w:bottom w:type="dxa" w:w="60"/>
+              <w:right w:type="dxa" w:w="100"/>
+            </w:tcMar>
+            <w:vAlign w:val="center"/>
+          </w:tcPr>
+          <w:p>
+            <w:pPr>
+              <w:jc w:val="center"/>
+            </w:pPr>
+            <w:r>
+              <w:rPr>
+                <w:sz w:val="20"/>
+                <w:szCs w:val="20"/>
+              </w:rPr>
+              <w:t xml:space="preserve">498</w:t>
+            </w:r>
+          </w:p>
+        </w:tc>
+      </w:tr>
+      <w:tr>
+        <w:tc>
+          <w:tcPr>
+            <w:tcW w:type="dxa" w:w="3300"/>
+            <w:tcMar>
+              <w:top w:type="dxa" w:w="60"/>
+              <w:left w:type="dxa" w:w="100"/>
+              <w:bottom w:type="dxa" w:w="60"/>
+              <w:right w:type="dxa" w:w="100"/>
+            </w:tcMar>
+            <w:vAlign w:val="center"/>
+          </w:tcPr>
+          <w:p>
+            <w:pPr>
+              <w:jc w:val="left"/>
+            </w:pPr>
+            <w:r>
+              <w:rPr>
+                <w:sz w:val="20"/>
+                <w:szCs w:val="20"/>
+              </w:rPr>
+              <w:t xml:space="preserve">Structured 50% → FT → QAT on clipped inputs</w:t>
+            </w:r>
+          </w:p>
+        </w:tc>
+        <w:tc>
+          <w:tcPr>
+            <w:tcW w:type="dxa" w:w="1250"/>
+            <w:tcMar>
+              <w:top w:type="dxa" w:w="60"/>
+              <w:left w:type="dxa" w:w="100"/>
+              <w:bottom w:type="dxa" w:w="60"/>
+              <w:right w:type="dxa" w:w="100"/>
+            </w:tcMar>
+            <w:vAlign w:val="center"/>
+          </w:tcPr>
+          <w:p>
+            <w:pPr>
+              <w:jc w:val="center"/>
+            </w:pPr>
+            <w:r>
+              <w:rPr>
+                <w:sz w:val="20"/>
+                <w:szCs w:val="20"/>
+              </w:rPr>
+              <w:t xml:space="preserve">55 / 65</w:t>
+            </w:r>
+          </w:p>
+        </w:tc>
+        <w:tc>
+          <w:tcPr>
+            <w:tcW w:type="dxa" w:w="1250"/>
+            <w:tcMar>
+              <w:top w:type="dxa" w:w="60"/>
+              <w:left w:type="dxa" w:w="100"/>
+              <w:bottom w:type="dxa" w:w="60"/>
+              <w:right w:type="dxa" w:w="100"/>
+            </w:tcMar>
+            <w:vAlign w:val="center"/>
+          </w:tcPr>
+          <w:p>
+            <w:pPr>
+              <w:jc w:val="center"/>
+            </w:pPr>
+            <w:r>
+              <w:rPr>
+                <w:sz w:val="20"/>
+                <w:szCs w:val="20"/>
+              </w:rPr>
+              <w:t xml:space="preserve">39 / 35</w:t>
+            </w:r>
+          </w:p>
+        </w:tc>
+        <w:tc>
+          <w:tcPr>
+            <w:tcW w:type="dxa" w:w="1500"/>
+            <w:tcMar>
+              <w:top w:type="dxa" w:w="60"/>
+              <w:left w:type="dxa" w:w="100"/>
+              <w:bottom w:type="dxa" w:w="60"/>
+              <w:right w:type="dxa" w:w="100"/>
+            </w:tcMar>
+            <w:vAlign w:val="center"/>
+          </w:tcPr>
+          <w:p>
+            <w:pPr>
+              <w:jc w:val="center"/>
+            </w:pPr>
+            <w:r>
+              <w:rPr>
+                <w:sz w:val="20"/>
+                <w:szCs w:val="20"/>
+              </w:rPr>
+              <w:t xml:space="preserve">99.40 (99.34–99.44)</w:t>
+            </w:r>
+          </w:p>
+        </w:tc>
+        <w:tc>
+          <w:tcPr>
+            <w:tcW w:type="dxa" w:w="1500"/>
+            <w:tcMar>
+              <w:top w:type="dxa" w:w="60"/>
+              <w:left w:type="dxa" w:w="100"/>
+              <w:bottom w:type="dxa" w:w="60"/>
+              <w:right w:type="dxa" w:w="100"/>
+            </w:tcMar>
+            <w:vAlign w:val="center"/>
+          </w:tcPr>
+          <w:p>
+            <w:pPr>
+              <w:jc w:val="center"/>
+            </w:pPr>
+            <w:r>
+              <w:rPr>
+                <w:sz w:val="20"/>
+                <w:szCs w:val="20"/>
+              </w:rPr>
+              <w:t xml:space="preserve">90.36 (88.54–92.44)</w:t>
+            </w:r>
+          </w:p>
+        </w:tc>
+        <w:tc>
+          <w:tcPr>
+            <w:tcW w:type="dxa" w:w="1000"/>
+            <w:tcMar>
+              <w:top w:type="dxa" w:w="60"/>
+              <w:left w:type="dxa" w:w="100"/>
+              <w:bottom w:type="dxa" w:w="60"/>
+              <w:right w:type="dxa" w:w="100"/>
+            </w:tcMar>
+            <w:vAlign w:val="center"/>
+          </w:tcPr>
+          <w:p>
+            <w:pPr>
+              <w:jc w:val="center"/>
+            </w:pPr>
+            <w:r>
+              <w:rPr>
+                <w:sz w:val="20"/>
+                <w:szCs w:val="20"/>
+              </w:rPr>
+              <w:t xml:space="preserve">1,163</w:t>
+            </w:r>
+          </w:p>
+        </w:tc>
+      </w:tr>
+      <w:tr>
+        <w:tc>
+          <w:tcPr>
+            <w:tcW w:type="dxa" w:w="3300"/>
+            <w:tcMar>
+              <w:top w:type="dxa" w:w="60"/>
+              <w:left w:type="dxa" w:w="100"/>
+              <w:bottom w:type="dxa" w:w="60"/>
+              <w:right w:type="dxa" w:w="100"/>
+            </w:tcMar>
+            <w:vAlign w:val="center"/>
+          </w:tcPr>
+          <w:p>
+            <w:pPr>
+              <w:jc w:val="left"/>
+            </w:pPr>
+            <w:r>
+              <w:rPr>
+                <w:sz w:val="20"/>
+                <w:szCs w:val="20"/>
+              </w:rPr>
+              <w:t xml:space="preserve">Structured 50% → KD fine-tuning → QAT</w:t>
+            </w:r>
+          </w:p>
+        </w:tc>
+        <w:tc>
+          <w:tcPr>
+            <w:tcW w:type="dxa" w:w="1250"/>
+            <w:tcMar>
+              <w:top w:type="dxa" w:w="60"/>
+              <w:left w:type="dxa" w:w="100"/>
+              <w:bottom w:type="dxa" w:w="60"/>
+              <w:right w:type="dxa" w:w="100"/>
+            </w:tcMar>
+            <w:vAlign w:val="center"/>
+          </w:tcPr>
+          <w:p>
+            <w:pPr>
+              <w:jc w:val="center"/>
+            </w:pPr>
+            <w:r>
+              <w:rPr>
+                <w:sz w:val="20"/>
+                <w:szCs w:val="20"/>
+              </w:rPr>
+              <w:t xml:space="preserve">55 / 65</w:t>
+            </w:r>
+          </w:p>
+        </w:tc>
+        <w:tc>
+          <w:tcPr>
+            <w:tcW w:type="dxa" w:w="1250"/>
+            <w:tcMar>
+              <w:top w:type="dxa" w:w="60"/>
+              <w:left w:type="dxa" w:w="100"/>
+              <w:bottom w:type="dxa" w:w="60"/>
+              <w:right w:type="dxa" w:w="100"/>
+            </w:tcMar>
+            <w:vAlign w:val="center"/>
+          </w:tcPr>
+          <w:p>
+            <w:pPr>
+              <w:jc w:val="center"/>
+            </w:pPr>
+            <w:r>
+              <w:rPr>
+                <w:sz w:val="20"/>
+                <w:szCs w:val="20"/>
+              </w:rPr>
+              <w:t xml:space="preserve">39 / 34</w:t>
+            </w:r>
+          </w:p>
+        </w:tc>
+        <w:tc>
+          <w:tcPr>
+            <w:tcW w:type="dxa" w:w="1500"/>
+            <w:tcMar>
+              <w:top w:type="dxa" w:w="60"/>
+              <w:left w:type="dxa" w:w="100"/>
+              <w:bottom w:type="dxa" w:w="60"/>
+              <w:right w:type="dxa" w:w="100"/>
+            </w:tcMar>
+            <w:vAlign w:val="center"/>
+          </w:tcPr>
+          <w:p>
+            <w:pPr>
+              <w:jc w:val="center"/>
+            </w:pPr>
+            <w:r>
+              <w:rPr>
+                <w:sz w:val="20"/>
+                <w:szCs w:val="20"/>
+              </w:rPr>
+              <w:t xml:space="preserve">99.13 (98.97–99.43)</w:t>
+            </w:r>
+          </w:p>
+        </w:tc>
+        <w:tc>
+          <w:tcPr>
+            <w:tcW w:type="dxa" w:w="1500"/>
+            <w:tcMar>
+              <w:top w:type="dxa" w:w="60"/>
+              <w:left w:type="dxa" w:w="100"/>
+              <w:bottom w:type="dxa" w:w="60"/>
+              <w:right w:type="dxa" w:w="100"/>
+            </w:tcMar>
+            <w:vAlign w:val="center"/>
+          </w:tcPr>
+          <w:p>
+            <w:pPr>
+              <w:jc w:val="center"/>
+            </w:pPr>
+            <w:r>
+              <w:rPr>
+                <w:sz w:val="20"/>
+                <w:szCs w:val="20"/>
+              </w:rPr>
+              <w:t xml:space="preserve">86.04 (85.61–86.56)</w:t>
+            </w:r>
+          </w:p>
+        </w:tc>
+        <w:tc>
+          <w:tcPr>
+            <w:tcW w:type="dxa" w:w="1000"/>
+            <w:tcMar>
+              <w:top w:type="dxa" w:w="60"/>
+              <w:left w:type="dxa" w:w="100"/>
+              <w:bottom w:type="dxa" w:w="60"/>
+              <w:right w:type="dxa" w:w="100"/>
+            </w:tcMar>
+            <w:vAlign w:val="center"/>
+          </w:tcPr>
+          <w:p>
+            <w:pPr>
+              <w:jc w:val="center"/>
+            </w:pPr>
+            <w:r>
+              <w:rPr>
+                <w:sz w:val="20"/>
+                <w:szCs w:val="20"/>
+              </w:rPr>
+              <w:t xml:space="preserve">274</w:t>
+            </w:r>
+          </w:p>
+        </w:tc>
+      </w:tr>
+      <w:tr>
+        <w:tc>
+          <w:tcPr>
+            <w:tcW w:type="dxa" w:w="3300"/>
+            <w:tcMar>
+              <w:top w:type="dxa" w:w="60"/>
+              <w:left w:type="dxa" w:w="100"/>
+              <w:bottom w:type="dxa" w:w="60"/>
+              <w:right w:type="dxa" w:w="100"/>
+            </w:tcMar>
+            <w:vAlign w:val="center"/>
+          </w:tcPr>
+          <w:p>
+            <w:pPr>
+              <w:jc w:val="left"/>
+            </w:pPr>
+            <w:r>
+              <w:rPr>
+                <w:sz w:val="20"/>
+                <w:szCs w:val="20"/>
+              </w:rPr>
+              <w:t xml:space="preserve">Structured 50% → KD fine-tuning → PTQ, clipped</w:t>
+            </w:r>
+          </w:p>
+        </w:tc>
+        <w:tc>
+          <w:tcPr>
+            <w:tcW w:type="dxa" w:w="1250"/>
+            <w:tcMar>
+              <w:top w:type="dxa" w:w="60"/>
+              <w:left w:type="dxa" w:w="100"/>
+              <w:bottom w:type="dxa" w:w="60"/>
+              <w:right w:type="dxa" w:w="100"/>
+            </w:tcMar>
+            <w:vAlign w:val="center"/>
+          </w:tcPr>
+          <w:p>
+            <w:pPr>
+              <w:jc w:val="center"/>
+            </w:pPr>
+            <w:r>
+              <w:rPr>
+                <w:sz w:val="20"/>
+                <w:szCs w:val="20"/>
+              </w:rPr>
+              <w:t xml:space="preserve">65 / 75</w:t>
+            </w:r>
+          </w:p>
+        </w:tc>
+        <w:tc>
+          <w:tcPr>
+            <w:tcW w:type="dxa" w:w="1250"/>
+            <w:tcMar>
+              <w:top w:type="dxa" w:w="60"/>
+              <w:left w:type="dxa" w:w="100"/>
+              <w:bottom w:type="dxa" w:w="60"/>
+              <w:right w:type="dxa" w:w="100"/>
+            </w:tcMar>
+            <w:vAlign w:val="center"/>
+          </w:tcPr>
+          <w:p>
+            <w:pPr>
+              <w:jc w:val="center"/>
+            </w:pPr>
+            <w:r>
+              <w:rPr>
+                <w:sz w:val="20"/>
+                <w:szCs w:val="20"/>
+              </w:rPr>
+              <w:t xml:space="preserve">47 / 47</w:t>
+            </w:r>
+          </w:p>
+        </w:tc>
+        <w:tc>
+          <w:tcPr>
+            <w:tcW w:type="dxa" w:w="1500"/>
+            <w:tcMar>
+              <w:top w:type="dxa" w:w="60"/>
+              <w:left w:type="dxa" w:w="100"/>
+              <w:bottom w:type="dxa" w:w="60"/>
+              <w:right w:type="dxa" w:w="100"/>
+            </w:tcMar>
+            <w:vAlign w:val="center"/>
+          </w:tcPr>
+          <w:p>
+            <w:pPr>
+              <w:jc w:val="center"/>
+            </w:pPr>
+            <w:r>
+              <w:rPr>
+                <w:sz w:val="20"/>
+                <w:szCs w:val="20"/>
+              </w:rPr>
+              <w:t xml:space="preserve">99.37 (99.36–99.38)</w:t>
+            </w:r>
+          </w:p>
+        </w:tc>
+        <w:tc>
+          <w:tcPr>
+            <w:tcW w:type="dxa" w:w="1500"/>
+            <w:tcMar>
+              <w:top w:type="dxa" w:w="60"/>
+              <w:left w:type="dxa" w:w="100"/>
+              <w:bottom w:type="dxa" w:w="60"/>
+              <w:right w:type="dxa" w:w="100"/>
+            </w:tcMar>
+            <w:vAlign w:val="center"/>
+          </w:tcPr>
+          <w:p>
+            <w:pPr>
+              <w:jc w:val="center"/>
+            </w:pPr>
+            <w:r>
+              <w:rPr>
+                <w:sz w:val="20"/>
+                <w:szCs w:val="20"/>
+              </w:rPr>
+              <w:t xml:space="preserve">84.85 (84.23–85.16)</w:t>
+            </w:r>
+          </w:p>
+        </w:tc>
+        <w:tc>
+          <w:tcPr>
+            <w:tcW w:type="dxa" w:w="1000"/>
+            <w:tcMar>
+              <w:top w:type="dxa" w:w="60"/>
+              <w:left w:type="dxa" w:w="100"/>
+              <w:bottom w:type="dxa" w:w="60"/>
+              <w:right w:type="dxa" w:w="100"/>
+            </w:tcMar>
+            <w:vAlign w:val="center"/>
+          </w:tcPr>
+          <w:p>
+            <w:pPr>
+              <w:jc w:val="center"/>
+            </w:pPr>
+            <w:r>
+              <w:rPr>
+                <w:sz w:val="20"/>
+                <w:szCs w:val="20"/>
+              </w:rPr>
+              <w:t xml:space="preserve">237</w:t>
+            </w:r>
+          </w:p>
+        </w:tc>
+      </w:tr>
+      <w:tr>
+        <w:tc>
+          <w:tcPr>
+            <w:tcW w:type="dxa" w:w="3300"/>
+            <w:tcMar>
+              <w:top w:type="dxa" w:w="60"/>
+              <w:left w:type="dxa" w:w="100"/>
+              <w:bottom w:type="dxa" w:w="60"/>
+              <w:right w:type="dxa" w:w="100"/>
+            </w:tcMar>
+            <w:vAlign w:val="center"/>
+          </w:tcPr>
+          <w:p>
+            <w:pPr>
+              <w:jc w:val="left"/>
+            </w:pPr>
+            <w:r>
+              <w:rPr>
+                <w:sz w:val="20"/>
+                <w:szCs w:val="20"/>
+              </w:rPr>
+              <w:t xml:space="preserve">QAT first → structured 50% → FT → QAT</w:t>
+            </w:r>
+          </w:p>
+        </w:tc>
+        <w:tc>
+          <w:tcPr>
+            <w:tcW w:type="dxa" w:w="1250"/>
+            <w:tcMar>
+              <w:top w:type="dxa" w:w="60"/>
+              <w:left w:type="dxa" w:w="100"/>
+              <w:bottom w:type="dxa" w:w="60"/>
+              <w:right w:type="dxa" w:w="100"/>
+            </w:tcMar>
+            <w:vAlign w:val="center"/>
+          </w:tcPr>
+          <w:p>
+            <w:pPr>
+              <w:jc w:val="center"/>
+            </w:pPr>
+            <w:r>
+              <w:rPr>
+                <w:sz w:val="20"/>
+                <w:szCs w:val="20"/>
+              </w:rPr>
+              <w:t xml:space="preserve">55 / 65</w:t>
+            </w:r>
+          </w:p>
+        </w:tc>
+        <w:tc>
+          <w:tcPr>
+            <w:tcW w:type="dxa" w:w="1250"/>
+            <w:tcMar>
+              <w:top w:type="dxa" w:w="60"/>
+              <w:left w:type="dxa" w:w="100"/>
+              <w:bottom w:type="dxa" w:w="60"/>
+              <w:right w:type="dxa" w:w="100"/>
+            </w:tcMar>
+            <w:vAlign w:val="center"/>
+          </w:tcPr>
+          <w:p>
+            <w:pPr>
+              <w:jc w:val="center"/>
+            </w:pPr>
+            <w:r>
+              <w:rPr>
+                <w:sz w:val="20"/>
+                <w:szCs w:val="20"/>
+              </w:rPr>
+              <w:t xml:space="preserve">39 / 34</w:t>
+            </w:r>
+          </w:p>
+        </w:tc>
+        <w:tc>
+          <w:tcPr>
+            <w:tcW w:type="dxa" w:w="1500"/>
+            <w:tcMar>
+              <w:top w:type="dxa" w:w="60"/>
+              <w:left w:type="dxa" w:w="100"/>
+              <w:bottom w:type="dxa" w:w="60"/>
+              <w:right w:type="dxa" w:w="100"/>
+            </w:tcMar>
+            <w:vAlign w:val="center"/>
+          </w:tcPr>
+          <w:p>
+            <w:pPr>
+              <w:jc w:val="center"/>
+            </w:pPr>
+            <w:r>
+              <w:rPr>
+                <w:sz w:val="20"/>
+                <w:szCs w:val="20"/>
+              </w:rPr>
+              <w:t xml:space="preserve">99.12 (98.98–99.36)</w:t>
+            </w:r>
+          </w:p>
+        </w:tc>
+        <w:tc>
+          <w:tcPr>
+            <w:tcW w:type="dxa" w:w="1500"/>
+            <w:tcMar>
+              <w:top w:type="dxa" w:w="60"/>
+              <w:left w:type="dxa" w:w="100"/>
+              <w:bottom w:type="dxa" w:w="60"/>
+              <w:right w:type="dxa" w:w="100"/>
+            </w:tcMar>
+            <w:vAlign w:val="center"/>
+          </w:tcPr>
+          <w:p>
+            <w:pPr>
+              <w:jc w:val="center"/>
+            </w:pPr>
+            <w:r>
+              <w:rPr>
+                <w:sz w:val="20"/>
+                <w:szCs w:val="20"/>
+              </w:rPr>
+              <w:t xml:space="preserve">88.64 (86.65–90.58)</w:t>
+            </w:r>
+          </w:p>
+        </w:tc>
+        <w:tc>
+          <w:tcPr>
+            <w:tcW w:type="dxa" w:w="1000"/>
+            <w:tcMar>
+              <w:top w:type="dxa" w:w="60"/>
+              <w:left w:type="dxa" w:w="100"/>
+              <w:bottom w:type="dxa" w:w="60"/>
+              <w:right w:type="dxa" w:w="100"/>
+            </w:tcMar>
+            <w:vAlign w:val="center"/>
+          </w:tcPr>
+          <w:p>
+            <w:pPr>
+              <w:jc w:val="center"/>
+            </w:pPr>
+            <w:r>
+              <w:rPr>
+                <w:sz w:val="20"/>
+                <w:szCs w:val="20"/>
+              </w:rPr>
+              <w:t xml:space="preserve">687</w:t>
+            </w:r>
+          </w:p>
+        </w:tc>
+      </w:tr>
+      <w:tr>
+        <w:tc>
+          <w:tcPr>
+            <w:tcW w:type="dxa" w:w="3300"/>
+            <w:tcMar>
+              <w:top w:type="dxa" w:w="60"/>
+              <w:left w:type="dxa" w:w="100"/>
+              <w:bottom w:type="dxa" w:w="60"/>
+              <w:right w:type="dxa" w:w="100"/>
+            </w:tcMar>
+            <w:vAlign w:val="center"/>
+          </w:tcPr>
+          <w:p>
+            <w:pPr>
+              <w:jc w:val="left"/>
+            </w:pPr>
+            <w:r>
+              <w:rPr>
+                <w:sz w:val="20"/>
+                <w:szCs w:val="20"/>
+              </w:rPr>
+              <w:t xml:space="preserve">Magnitude 50% → PTQ, clipped</w:t>
+            </w:r>
+          </w:p>
+        </w:tc>
+        <w:tc>
+          <w:tcPr>
+            <w:tcW w:type="dxa" w:w="1250"/>
+            <w:tcMar>
+              <w:top w:type="dxa" w:w="60"/>
+              <w:left w:type="dxa" w:w="100"/>
+              <w:bottom w:type="dxa" w:w="60"/>
+              <w:right w:type="dxa" w:w="100"/>
+            </w:tcMar>
+            <w:vAlign w:val="center"/>
+          </w:tcPr>
+          <w:p>
+            <w:pPr>
+              <w:jc w:val="center"/>
+            </w:pPr>
+            <w:r>
+              <w:rPr>
+                <w:sz w:val="20"/>
+                <w:szCs w:val="20"/>
+              </w:rPr>
+              <w:t xml:space="preserve">206 / 227</w:t>
+            </w:r>
+          </w:p>
+        </w:tc>
+        <w:tc>
+          <w:tcPr>
+            <w:tcW w:type="dxa" w:w="1250"/>
+            <w:tcMar>
+              <w:top w:type="dxa" w:w="60"/>
+              <w:left w:type="dxa" w:w="100"/>
+              <w:bottom w:type="dxa" w:w="60"/>
+              <w:right w:type="dxa" w:w="100"/>
+            </w:tcMar>
+            <w:vAlign w:val="center"/>
+          </w:tcPr>
+          <w:p>
+            <w:pPr>
+              <w:jc w:val="center"/>
+            </w:pPr>
+            <w:r>
+              <w:rPr>
+                <w:sz w:val="20"/>
+                <w:szCs w:val="20"/>
+              </w:rPr>
+              <w:t xml:space="preserve">124 / 128</w:t>
+            </w:r>
+          </w:p>
+        </w:tc>
+        <w:tc>
+          <w:tcPr>
+            <w:tcW w:type="dxa" w:w="1500"/>
+            <w:tcMar>
+              <w:top w:type="dxa" w:w="60"/>
+              <w:left w:type="dxa" w:w="100"/>
+              <w:bottom w:type="dxa" w:w="60"/>
+              <w:right w:type="dxa" w:w="100"/>
+            </w:tcMar>
+            <w:vAlign w:val="center"/>
+          </w:tcPr>
+          <w:p>
+            <w:pPr>
+              <w:jc w:val="center"/>
+            </w:pPr>
+            <w:r>
+              <w:rPr>
+                <w:sz w:val="20"/>
+                <w:szCs w:val="20"/>
+              </w:rPr>
+              <w:t xml:space="preserve">99.40 (99.39–99.41)</w:t>
+            </w:r>
+          </w:p>
+        </w:tc>
+        <w:tc>
+          <w:tcPr>
+            <w:tcW w:type="dxa" w:w="1500"/>
+            <w:tcMar>
+              <w:top w:type="dxa" w:w="60"/>
+              <w:left w:type="dxa" w:w="100"/>
+              <w:bottom w:type="dxa" w:w="60"/>
+              <w:right w:type="dxa" w:w="100"/>
+            </w:tcMar>
+            <w:vAlign w:val="center"/>
+          </w:tcPr>
+          <w:p>
+            <w:pPr>
+              <w:jc w:val="center"/>
+            </w:pPr>
+            <w:r>
+              <w:rPr>
+                <w:sz w:val="20"/>
+                <w:szCs w:val="20"/>
+              </w:rPr>
+              <w:t xml:space="preserve">89.72 (89.48–89.95)</w:t>
+            </w:r>
+          </w:p>
+        </w:tc>
+        <w:tc>
+          <w:tcPr>
+            <w:tcW w:type="dxa" w:w="1000"/>
+            <w:tcMar>
+              <w:top w:type="dxa" w:w="60"/>
+              <w:left w:type="dxa" w:w="100"/>
+              <w:bottom w:type="dxa" w:w="60"/>
+              <w:right w:type="dxa" w:w="100"/>
+            </w:tcMar>
+            <w:vAlign w:val="center"/>
+          </w:tcPr>
+          <w:p>
+            <w:pPr>
+              <w:jc w:val="center"/>
+            </w:pPr>
+            <w:r>
+              <w:rPr>
+                <w:sz w:val="20"/>
+                <w:szCs w:val="20"/>
+              </w:rPr>
+              <w:t xml:space="preserve">491</w:t>
+            </w:r>
+          </w:p>
+        </w:tc>
+      </w:tr>
+      <w:tr>
+        <w:tc>
+          <w:tcPr>
+            <w:tcW w:type="dxa" w:w="3300"/>
+            <w:tcMar>
+              <w:top w:type="dxa" w:w="60"/>
+              <w:left w:type="dxa" w:w="100"/>
+              <w:bottom w:type="dxa" w:w="60"/>
+              <w:right w:type="dxa" w:w="100"/>
+            </w:tcMar>
+            <w:vAlign w:val="center"/>
+          </w:tcPr>
+          <w:p>
+            <w:pPr>
+              <w:jc w:val="left"/>
+            </w:pPr>
+            <w:r>
+              <w:rPr>
+                <w:sz w:val="20"/>
+                <w:szCs w:val="20"/>
+              </w:rPr>
+              <w:t xml:space="preserve">Magnitude 50% → PQAT</w:t>
+            </w:r>
+          </w:p>
+        </w:tc>
+        <w:tc>
+          <w:tcPr>
+            <w:tcW w:type="dxa" w:w="1250"/>
+            <w:tcMar>
+              <w:top w:type="dxa" w:w="60"/>
+              <w:left w:type="dxa" w:w="100"/>
+              <w:bottom w:type="dxa" w:w="60"/>
+              <w:right w:type="dxa" w:w="100"/>
+            </w:tcMar>
+            <w:vAlign w:val="center"/>
+          </w:tcPr>
+          <w:p>
+            <w:pPr>
+              <w:jc w:val="center"/>
+            </w:pPr>
+            <w:r>
+              <w:rPr>
+                <w:sz w:val="20"/>
+                <w:szCs w:val="20"/>
+              </w:rPr>
+              <w:t xml:space="preserve">186 / 207</w:t>
+            </w:r>
+          </w:p>
+        </w:tc>
+        <w:tc>
+          <w:tcPr>
+            <w:tcW w:type="dxa" w:w="1250"/>
+            <w:tcMar>
+              <w:top w:type="dxa" w:w="60"/>
+              <w:left w:type="dxa" w:w="100"/>
+              <w:bottom w:type="dxa" w:w="60"/>
+              <w:right w:type="dxa" w:w="100"/>
+            </w:tcMar>
+            <w:vAlign w:val="center"/>
+          </w:tcPr>
+          <w:p>
+            <w:pPr>
+              <w:jc w:val="center"/>
+            </w:pPr>
+            <w:r>
+              <w:rPr>
+                <w:sz w:val="20"/>
+                <w:szCs w:val="20"/>
+              </w:rPr>
+              <w:t xml:space="preserve">100 / 90</w:t>
+            </w:r>
+          </w:p>
+        </w:tc>
+        <w:tc>
+          <w:tcPr>
+            <w:tcW w:type="dxa" w:w="1500"/>
+            <w:tcMar>
+              <w:top w:type="dxa" w:w="60"/>
+              <w:left w:type="dxa" w:w="100"/>
+              <w:bottom w:type="dxa" w:w="60"/>
+              <w:right w:type="dxa" w:w="100"/>
+            </w:tcMar>
+            <w:vAlign w:val="center"/>
+          </w:tcPr>
+          <w:p>
+            <w:pPr>
+              <w:jc w:val="center"/>
+            </w:pPr>
+            <w:r>
+              <w:rPr>
+                <w:sz w:val="20"/>
+                <w:szCs w:val="20"/>
+              </w:rPr>
+              <w:t xml:space="preserve">99.12 (99.00–99.35)</w:t>
+            </w:r>
+          </w:p>
+        </w:tc>
+        <w:tc>
+          <w:tcPr>
+            <w:tcW w:type="dxa" w:w="1500"/>
+            <w:tcMar>
+              <w:top w:type="dxa" w:w="60"/>
+              <w:left w:type="dxa" w:w="100"/>
+              <w:bottom w:type="dxa" w:w="60"/>
+              <w:right w:type="dxa" w:w="100"/>
+            </w:tcMar>
+            <w:vAlign w:val="center"/>
+          </w:tcPr>
+          <w:p>
+            <w:pPr>
+              <w:jc w:val="center"/>
+            </w:pPr>
+            <w:r>
+              <w:rPr>
+                <w:sz w:val="20"/>
+                <w:szCs w:val="20"/>
+              </w:rPr>
+              <w:t xml:space="preserve">90.70 (89.95–91.71)</w:t>
+            </w:r>
+          </w:p>
+        </w:tc>
+        <w:tc>
+          <w:tcPr>
+            <w:tcW w:type="dxa" w:w="1000"/>
+            <w:tcMar>
+              <w:top w:type="dxa" w:w="60"/>
+              <w:left w:type="dxa" w:w="100"/>
+              <w:bottom w:type="dxa" w:w="60"/>
+              <w:right w:type="dxa" w:w="100"/>
+            </w:tcMar>
+            <w:vAlign w:val="center"/>
+          </w:tcPr>
+          <w:p>
+            <w:pPr>
+              <w:jc w:val="center"/>
+            </w:pPr>
+            <w:r>
+              <w:rPr>
+                <w:sz w:val="20"/>
+                <w:szCs w:val="20"/>
+              </w:rPr>
+              <w:t xml:space="preserve">487</w:t>
+            </w:r>
+          </w:p>
+        </w:tc>
+      </w:tr>
+      <w:tr>
+        <w:tc>
+          <w:tcPr>
+            <w:tcW w:type="dxa" w:w="3300"/>
+            <w:tcMar>
+              <w:top w:type="dxa" w:w="60"/>
+              <w:left w:type="dxa" w:w="100"/>
+              <w:bottom w:type="dxa" w:w="60"/>
+              <w:right w:type="dxa" w:w="100"/>
+            </w:tcMar>
+            <w:vAlign w:val="center"/>
+          </w:tcPr>
+          <w:p>
+            <w:pPr>
+              <w:jc w:val="left"/>
+            </w:pPr>
+            <w:r>
+              <w:rPr>
+                <w:sz w:val="20"/>
+                <w:szCs w:val="20"/>
+              </w:rPr>
+              <w:t xml:space="preserve">Magnitude 80% → PTQ, clipped</w:t>
+            </w:r>
+          </w:p>
+        </w:tc>
+        <w:tc>
+          <w:tcPr>
+            <w:tcW w:type="dxa" w:w="1250"/>
+            <w:tcMar>
+              <w:top w:type="dxa" w:w="60"/>
+              <w:left w:type="dxa" w:w="100"/>
+              <w:bottom w:type="dxa" w:w="60"/>
+              <w:right w:type="dxa" w:w="100"/>
+            </w:tcMar>
+            <w:vAlign w:val="center"/>
+          </w:tcPr>
+          <w:p>
+            <w:pPr>
+              <w:jc w:val="center"/>
+            </w:pPr>
+            <w:r>
+              <w:rPr>
+                <w:sz w:val="20"/>
+                <w:szCs w:val="20"/>
+              </w:rPr>
+              <w:t xml:space="preserve">206 / 227</w:t>
+            </w:r>
+          </w:p>
+        </w:tc>
+        <w:tc>
+          <w:tcPr>
+            <w:tcW w:type="dxa" w:w="1250"/>
+            <w:tcMar>
+              <w:top w:type="dxa" w:w="60"/>
+              <w:left w:type="dxa" w:w="100"/>
+              <w:bottom w:type="dxa" w:w="60"/>
+              <w:right w:type="dxa" w:w="100"/>
+            </w:tcMar>
+            <w:vAlign w:val="center"/>
+          </w:tcPr>
+          <w:p>
+            <w:pPr>
+              <w:jc w:val="center"/>
+            </w:pPr>
+            <w:r>
+              <w:rPr>
+                <w:sz w:val="20"/>
+                <w:szCs w:val="20"/>
+              </w:rPr>
+              <w:t xml:space="preserve">71 / 76</w:t>
+            </w:r>
+          </w:p>
+        </w:tc>
+        <w:tc>
+          <w:tcPr>
+            <w:tcW w:type="dxa" w:w="1500"/>
+            <w:tcMar>
+              <w:top w:type="dxa" w:w="60"/>
+              <w:left w:type="dxa" w:w="100"/>
+              <w:bottom w:type="dxa" w:w="60"/>
+              <w:right w:type="dxa" w:w="100"/>
+            </w:tcMar>
+            <w:vAlign w:val="center"/>
+          </w:tcPr>
+          <w:p>
+            <w:pPr>
+              <w:jc w:val="center"/>
+            </w:pPr>
+            <w:r>
+              <w:rPr>
+                <w:sz w:val="20"/>
+                <w:szCs w:val="20"/>
+              </w:rPr>
+              <w:t xml:space="preserve">99.34 (99.31–99.37)</w:t>
+            </w:r>
+          </w:p>
+        </w:tc>
+        <w:tc>
+          <w:tcPr>
+            <w:tcW w:type="dxa" w:w="1500"/>
+            <w:tcMar>
+              <w:top w:type="dxa" w:w="60"/>
+              <w:left w:type="dxa" w:w="100"/>
+              <w:bottom w:type="dxa" w:w="60"/>
+              <w:right w:type="dxa" w:w="100"/>
+            </w:tcMar>
+            <w:vAlign w:val="center"/>
+          </w:tcPr>
+          <w:p>
+            <w:pPr>
+              <w:jc w:val="center"/>
+            </w:pPr>
+            <w:r>
+              <w:rPr>
+                <w:sz w:val="20"/>
+                <w:szCs w:val="20"/>
+              </w:rPr>
+              <w:t xml:space="preserve">87.98 (87.57–88.18)</w:t>
+            </w:r>
+          </w:p>
+        </w:tc>
+        <w:tc>
+          <w:tcPr>
+            <w:tcW w:type="dxa" w:w="1000"/>
+            <w:tcMar>
+              <w:top w:type="dxa" w:w="60"/>
+              <w:left w:type="dxa" w:w="100"/>
+              <w:bottom w:type="dxa" w:w="60"/>
+              <w:right w:type="dxa" w:w="100"/>
+            </w:tcMar>
+            <w:vAlign w:val="center"/>
+          </w:tcPr>
+          <w:p>
+            <w:pPr>
+              <w:jc w:val="center"/>
+            </w:pPr>
+            <w:r>
+              <w:rPr>
+                <w:sz w:val="20"/>
+                <w:szCs w:val="20"/>
+              </w:rPr>
+              <w:t xml:space="preserve">923</w:t>
+            </w:r>
+          </w:p>
+        </w:tc>
+      </w:tr>
+      <w:tr>
+        <w:tc>
+          <w:tcPr>
+            <w:tcW w:type="dxa" w:w="3300"/>
+            <w:tcMar>
+              <w:top w:type="dxa" w:w="60"/>
+              <w:left w:type="dxa" w:w="100"/>
+              <w:bottom w:type="dxa" w:w="60"/>
+              <w:right w:type="dxa" w:w="100"/>
+            </w:tcMar>
+            <w:vAlign w:val="center"/>
+          </w:tcPr>
+          <w:p>
+            <w:pPr>
+              <w:jc w:val="left"/>
+            </w:pPr>
+            <w:r>
+              <w:rPr>
+                <w:sz w:val="20"/>
+                <w:szCs w:val="20"/>
+              </w:rPr>
+              <w:t xml:space="preserve">Magnitude 80% → PQAT</w:t>
+            </w:r>
+          </w:p>
+        </w:tc>
+        <w:tc>
+          <w:tcPr>
+            <w:tcW w:type="dxa" w:w="1250"/>
+            <w:tcMar>
+              <w:top w:type="dxa" w:w="60"/>
+              <w:left w:type="dxa" w:w="100"/>
+              <w:bottom w:type="dxa" w:w="60"/>
+              <w:right w:type="dxa" w:w="100"/>
+            </w:tcMar>
+            <w:vAlign w:val="center"/>
+          </w:tcPr>
+          <w:p>
+            <w:pPr>
+              <w:jc w:val="center"/>
+            </w:pPr>
+            <w:r>
+              <w:rPr>
+                <w:sz w:val="20"/>
+                <w:szCs w:val="20"/>
+              </w:rPr>
+              <w:t xml:space="preserve">186 / 207</w:t>
+            </w:r>
+          </w:p>
+        </w:tc>
+        <w:tc>
+          <w:tcPr>
+            <w:tcW w:type="dxa" w:w="1250"/>
+            <w:tcMar>
+              <w:top w:type="dxa" w:w="60"/>
+              <w:left w:type="dxa" w:w="100"/>
+              <w:bottom w:type="dxa" w:w="60"/>
+              <w:right w:type="dxa" w:w="100"/>
+            </w:tcMar>
+            <w:vAlign w:val="center"/>
+          </w:tcPr>
+          <w:p>
+            <w:pPr>
+              <w:jc w:val="center"/>
+            </w:pPr>
+            <w:r>
+              <w:rPr>
+                <w:sz w:val="20"/>
+                <w:szCs w:val="20"/>
+              </w:rPr>
+              <w:t xml:space="preserve">56 / 57</w:t>
+            </w:r>
+          </w:p>
+        </w:tc>
+        <w:tc>
+          <w:tcPr>
+            <w:tcW w:type="dxa" w:w="1500"/>
+            <w:tcMar>
+              <w:top w:type="dxa" w:w="60"/>
+              <w:left w:type="dxa" w:w="100"/>
+              <w:bottom w:type="dxa" w:w="60"/>
+              <w:right w:type="dxa" w:w="100"/>
+            </w:tcMar>
+            <w:vAlign w:val="center"/>
+          </w:tcPr>
+          <w:p>
+            <w:pPr>
+              <w:jc w:val="center"/>
+            </w:pPr>
+            <w:r>
+              <w:rPr>
+                <w:sz w:val="20"/>
+                <w:szCs w:val="20"/>
+              </w:rPr>
+              <w:t xml:space="preserve">98.85 (98.51–99.36)</w:t>
+            </w:r>
+          </w:p>
+        </w:tc>
+        <w:tc>
+          <w:tcPr>
+            <w:tcW w:type="dxa" w:w="1500"/>
+            <w:tcMar>
+              <w:top w:type="dxa" w:w="60"/>
+              <w:left w:type="dxa" w:w="100"/>
+              <w:bottom w:type="dxa" w:w="60"/>
+              <w:right w:type="dxa" w:w="100"/>
+            </w:tcMar>
+            <w:vAlign w:val="center"/>
+          </w:tcPr>
+          <w:p>
+            <w:pPr>
+              <w:jc w:val="center"/>
+            </w:pPr>
+            <w:r>
+              <w:rPr>
+                <w:sz w:val="20"/>
+                <w:szCs w:val="20"/>
+              </w:rPr>
+              <w:t xml:space="preserve">89.77 (88.99–91.10)</w:t>
+            </w:r>
+          </w:p>
+        </w:tc>
+        <w:tc>
+          <w:tcPr>
+            <w:tcW w:type="dxa" w:w="1000"/>
+            <w:tcMar>
+              <w:top w:type="dxa" w:w="60"/>
+              <w:left w:type="dxa" w:w="100"/>
+              <w:bottom w:type="dxa" w:w="60"/>
+              <w:right w:type="dxa" w:w="100"/>
+            </w:tcMar>
+            <w:vAlign w:val="center"/>
+          </w:tcPr>
+          <w:p>
+            <w:pPr>
+              <w:jc w:val="center"/>
+            </w:pPr>
+            <w:r>
+              <w:rPr>
+                <w:sz w:val="20"/>
+                <w:szCs w:val="20"/>
+              </w:rPr>
+              <w:t xml:space="preserve">609</w:t>
+            </w:r>
+          </w:p>
+        </w:tc>
+      </w:tr>
+      <w:tr>
+        <w:tc>
+          <w:tcPr>
+            <w:tcW w:type="dxa" w:w="3300"/>
+            <w:tcMar>
+              <w:top w:type="dxa" w:w="60"/>
+              <w:left w:type="dxa" w:w="100"/>
+              <w:bottom w:type="dxa" w:w="60"/>
+              <w:right w:type="dxa" w:w="100"/>
+            </w:tcMar>
+            <w:vAlign w:val="center"/>
+          </w:tcPr>
+          <w:p>
+            <w:pPr>
+              <w:jc w:val="left"/>
+            </w:pPr>
+            <w:r>
+              <w:rPr>
+                <w:sz w:val="20"/>
+                <w:szCs w:val="20"/>
+              </w:rPr>
+              <w:t xml:space="preserve">Magnitude 80% → standard QAT</w:t>
+            </w:r>
+          </w:p>
+        </w:tc>
+        <w:tc>
+          <w:tcPr>
+            <w:tcW w:type="dxa" w:w="1250"/>
+            <w:tcMar>
+              <w:top w:type="dxa" w:w="60"/>
+              <w:left w:type="dxa" w:w="100"/>
+              <w:bottom w:type="dxa" w:w="60"/>
+              <w:right w:type="dxa" w:w="100"/>
+            </w:tcMar>
+            <w:vAlign w:val="center"/>
+          </w:tcPr>
+          <w:p>
+            <w:pPr>
+              <w:jc w:val="center"/>
+            </w:pPr>
+            <w:r>
+              <w:rPr>
+                <w:sz w:val="20"/>
+                <w:szCs w:val="20"/>
+              </w:rPr>
+              <w:t xml:space="preserve">186 / 207</w:t>
+            </w:r>
+          </w:p>
+        </w:tc>
+        <w:tc>
+          <w:tcPr>
+            <w:tcW w:type="dxa" w:w="1250"/>
+            <w:tcMar>
+              <w:top w:type="dxa" w:w="60"/>
+              <w:left w:type="dxa" w:w="100"/>
+              <w:bottom w:type="dxa" w:w="60"/>
+              <w:right w:type="dxa" w:w="100"/>
+            </w:tcMar>
+            <w:vAlign w:val="center"/>
+          </w:tcPr>
+          <w:p>
+            <w:pPr>
+              <w:jc w:val="center"/>
+            </w:pPr>
+            <w:r>
+              <w:rPr>
+                <w:sz w:val="20"/>
+                <w:szCs w:val="20"/>
+              </w:rPr>
+              <w:t xml:space="preserve">76 / 62</w:t>
+            </w:r>
+          </w:p>
+        </w:tc>
+        <w:tc>
+          <w:tcPr>
+            <w:tcW w:type="dxa" w:w="1500"/>
+            <w:tcMar>
+              <w:top w:type="dxa" w:w="60"/>
+              <w:left w:type="dxa" w:w="100"/>
+              <w:bottom w:type="dxa" w:w="60"/>
+              <w:right w:type="dxa" w:w="100"/>
+            </w:tcMar>
+            <w:vAlign w:val="center"/>
+          </w:tcPr>
+          <w:p>
+            <w:pPr>
+              <w:jc w:val="center"/>
+            </w:pPr>
+            <w:r>
+              <w:rPr>
+                <w:sz w:val="20"/>
+                <w:szCs w:val="20"/>
+              </w:rPr>
+              <w:t xml:space="preserve">99.07 (98.89–99.33)</w:t>
+            </w:r>
+          </w:p>
+        </w:tc>
+        <w:tc>
+          <w:tcPr>
+            <w:tcW w:type="dxa" w:w="1500"/>
+            <w:tcMar>
+              <w:top w:type="dxa" w:w="60"/>
+              <w:left w:type="dxa" w:w="100"/>
+              <w:bottom w:type="dxa" w:w="60"/>
+              <w:right w:type="dxa" w:w="100"/>
+            </w:tcMar>
+            <w:vAlign w:val="center"/>
+          </w:tcPr>
+          <w:p>
+            <w:pPr>
+              <w:jc w:val="center"/>
+            </w:pPr>
+            <w:r>
+              <w:rPr>
+                <w:sz w:val="20"/>
+                <w:szCs w:val="20"/>
+              </w:rPr>
+              <w:t xml:space="preserve">89.77 (89.31–90.52)</w:t>
+            </w:r>
+          </w:p>
+        </w:tc>
+        <w:tc>
+          <w:tcPr>
+            <w:tcW w:type="dxa" w:w="1000"/>
+            <w:tcMar>
+              <w:top w:type="dxa" w:w="60"/>
+              <w:left w:type="dxa" w:w="100"/>
+              <w:bottom w:type="dxa" w:w="60"/>
+              <w:right w:type="dxa" w:w="100"/>
+            </w:tcMar>
+            <w:vAlign w:val="center"/>
+          </w:tcPr>
+          <w:p>
+            <w:pPr>
+              <w:jc w:val="center"/>
+            </w:pPr>
+            <w:r>
+              <w:rPr>
+                <w:sz w:val="20"/>
+                <w:szCs w:val="20"/>
+              </w:rPr>
+              <w:t xml:space="preserve">571</w:t>
+            </w:r>
+          </w:p>
+        </w:tc>
+      </w:tr>
+      <w:tr>
+        <w:tc>
+          <w:tcPr>
+            <w:tcW w:type="dxa" w:w="3300"/>
+            <w:tcMar>
+              <w:top w:type="dxa" w:w="60"/>
+              <w:left w:type="dxa" w:w="100"/>
+              <w:bottom w:type="dxa" w:w="60"/>
+              <w:right w:type="dxa" w:w="100"/>
+            </w:tcMar>
+            <w:vAlign w:val="center"/>
+          </w:tcPr>
+          <w:p>
+            <w:pPr>
+              <w:jc w:val="left"/>
+            </w:pPr>
+            <w:r>
+              <w:rPr>
+                <w:sz w:val="20"/>
+                <w:szCs w:val="20"/>
+              </w:rPr>
+              <w:t xml:space="preserve">Structured 50% → FT → magnitude 50% → PQAT</w:t>
+            </w:r>
+          </w:p>
+        </w:tc>
+        <w:tc>
+          <w:tcPr>
+            <w:tcW w:type="dxa" w:w="1250"/>
+            <w:tcMar>
+              <w:top w:type="dxa" w:w="60"/>
+              <w:left w:type="dxa" w:w="100"/>
+              <w:bottom w:type="dxa" w:w="60"/>
+              <w:right w:type="dxa" w:w="100"/>
+            </w:tcMar>
+            <w:vAlign w:val="center"/>
+          </w:tcPr>
+          <w:p>
+            <w:pPr>
+              <w:jc w:val="center"/>
+            </w:pPr>
+            <w:r>
+              <w:rPr>
+                <w:sz w:val="20"/>
+                <w:szCs w:val="20"/>
+              </w:rPr>
+              <w:t xml:space="preserve">55 / 65</w:t>
+            </w:r>
+          </w:p>
+        </w:tc>
+        <w:tc>
+          <w:tcPr>
+            <w:tcW w:type="dxa" w:w="1250"/>
+            <w:tcMar>
+              <w:top w:type="dxa" w:w="60"/>
+              <w:left w:type="dxa" w:w="100"/>
+              <w:bottom w:type="dxa" w:w="60"/>
+              <w:right w:type="dxa" w:w="100"/>
+            </w:tcMar>
+            <w:vAlign w:val="center"/>
+          </w:tcPr>
+          <w:p>
+            <w:pPr>
+              <w:jc w:val="center"/>
+            </w:pPr>
+            <w:r>
+              <w:rPr>
+                <w:sz w:val="20"/>
+                <w:szCs w:val="20"/>
+              </w:rPr>
+              <w:t xml:space="preserve">31 / 31</w:t>
+            </w:r>
+          </w:p>
+        </w:tc>
+        <w:tc>
+          <w:tcPr>
+            <w:tcW w:type="dxa" w:w="1500"/>
+            <w:tcMar>
+              <w:top w:type="dxa" w:w="60"/>
+              <w:left w:type="dxa" w:w="100"/>
+              <w:bottom w:type="dxa" w:w="60"/>
+              <w:right w:type="dxa" w:w="100"/>
+            </w:tcMar>
+            <w:vAlign w:val="center"/>
+          </w:tcPr>
+          <w:p>
+            <w:pPr>
+              <w:jc w:val="center"/>
+            </w:pPr>
+            <w:r>
+              <w:rPr>
+                <w:sz w:val="20"/>
+                <w:szCs w:val="20"/>
+              </w:rPr>
+              <w:t xml:space="preserve">98.95 (98.70–99.37)</w:t>
+            </w:r>
+          </w:p>
+        </w:tc>
+        <w:tc>
+          <w:tcPr>
+            <w:tcW w:type="dxa" w:w="1500"/>
+            <w:tcMar>
+              <w:top w:type="dxa" w:w="60"/>
+              <w:left w:type="dxa" w:w="100"/>
+              <w:bottom w:type="dxa" w:w="60"/>
+              <w:right w:type="dxa" w:w="100"/>
+            </w:tcMar>
+            <w:vAlign w:val="center"/>
+          </w:tcPr>
+          <w:p>
+            <w:pPr>
+              <w:jc w:val="center"/>
+            </w:pPr>
+            <w:r>
+              <w:rPr>
+                <w:sz w:val="20"/>
+                <w:szCs w:val="20"/>
+              </w:rPr>
+              <w:t xml:space="preserve">88.66 (88.05–89.86)</w:t>
+            </w:r>
+          </w:p>
+        </w:tc>
+        <w:tc>
+          <w:tcPr>
+            <w:tcW w:type="dxa" w:w="1000"/>
+            <w:tcMar>
+              <w:top w:type="dxa" w:w="60"/>
+              <w:left w:type="dxa" w:w="100"/>
+              <w:bottom w:type="dxa" w:w="60"/>
+              <w:right w:type="dxa" w:w="100"/>
+            </w:tcMar>
+            <w:vAlign w:val="center"/>
+          </w:tcPr>
+          <w:p>
+            <w:pPr>
+              <w:jc w:val="center"/>
+            </w:pPr>
+            <w:r>
+              <w:rPr>
+                <w:sz w:val="20"/>
+                <w:szCs w:val="20"/>
+              </w:rPr>
+              <w:t xml:space="preserve">699</w:t>
+            </w:r>
+          </w:p>
+        </w:tc>
+      </w:tr>
+    </w:tbl>
+    <w:p>
+      <w:pPr>
+        <w:spacing w:after="240" w:before="80"/>
+      </w:pPr>
+      <w:r>
+        <w:rPr>
+          <w:i/>
+          <w:iCs/>
+          <w:sz w:val="20"/>
+          <w:szCs w:val="20"/>
+        </w:rPr>
+        <w:t xml:space="preserve">Table 10. Complete compression pipelines from the near-IID federated model, using only client 0's data; mean and range over three fine-tuning draws (test split, threshold 0.3). Flash is the TFLite file that TensorFlow Lite Micro stores; gzip shows what a compressed weight format or an over-the-air update would transfer. Clipping is at ±5 standard deviations. CIC-IDS2017 missed attacks are means over draws (85,173 test attacks). Table 3's single draw of the deployed recipe (F1 85.59) lies below this table's range for the same pipeline.</w:t>
+      </w:r>
+    </w:p>
+    <w:p>
+      <w:pPr>
+        <w:spacing w:after="160"/>
+      </w:pPr>
+      <w:r>
+        <w:t xml:space="preserve">Only structured pruning shrinks what the microcontroller stores. TensorFlow Lite Micro keeps weights dense, so magnitude pruning leaves the flash size at that of the unpruned INT8 model (186–227 KB) even at 80% sparsity; it only reduces the gzip size (to 56–76 KB at 80%), which matters for transferring model updates but not for flash. Adding magnitude pruning on top of structured pruning likewise leaves flash at 55–65 KB and reduces gzip to 31 KB. PQAT keeps the target sparsity (50% and 80%; slightly more on CIC-IDS2017, where INT8 rounding adds zeros), whereas standard QAT after 80% magnitude pruning lets part of the pruned weights grow back (to 62% zeros on TON_IoT and 75% on CIC-IDS2017, where INT8 rounding alone already zeroes 33–40% of the QAT-fine-tuned weights).</w:t>
+      </w:r>
+    </w:p>
+    <w:p>
+      <w:pPr>
+        <w:spacing w:after="160"/>
+      </w:pPr>
+      <w:r>
+        <w:t xml:space="preserve">Clipping the inputs at ±5 standard deviations helps every pipeline on TON_IoT. PTQ becomes stable (structured + PTQ: range 97.44–99.21 → 99.34–99.39), and QAT fine-tuning on clipped inputs matches the FP32 model at 55 KB (F1 99.40, range 99.34–99.44, 73 missed attacks against 158 for the deployed recipe). On CIC-IDS2017, clipped calibration also removes the PTQ collapses (structured + PTQ: 79.37–87.27 → 86.86–88.09) and, for the unpruned model, lowers both FAR and missed attacks. After pruning and fine-tuning, however, clipping raises F1 by moving the operating point toward precision: QAT on clipped inputs reaches the highest structured-pruning F1 (90.36) but misses 1,163 attacks on average (one draw 2,747), against 498 for the deployed recipe. Distillation fine-tuning goes the other way: it lowers CIC-IDS2017 F1 to 86.04 but misses the fewest attacks of any 65 KB pipeline (274), because the student inherits the teacher's recall-heavy operating point (Section 5.10). Quantizing before pruning changes nothing beyond the draw-to-draw spread (99.12 vs. 99.08 and 88.64 vs. 88.37).</w:t>
+      </w:r>
+    </w:p>
+    <w:p>
+      <w:pPr>
+        <w:spacing w:after="160"/>
+      </w:pPr>
+      <w:r>
+        <w:t xml:space="preserve">Three recommendations follow. First, always clip calibration inputs for PTQ; it costs nothing and removes the failures of Section 5.9. Second, for a TensorFlow Lite Micro target, use structured pruning; unstructured sparsity helps only if the runtime or the update channel compresses weights. Third, on CIC-IDS2017 no pipeline dominates: at 65 KB the choice between QAT on clipped inputs (higher F1, more missed attacks), the deployed recipe, and distillation fine-tuning (fewest missed attacks) is a choice of operating point, which should be made with a validation-set threshold rather than by picking a pipeline (Section 8). On TON_IoT, structured pruning followed by QAT fine-tuning on clipped inputs is the best 55 KB model we found and loses nothing relative to the federated FP32 model.</w:t>
       </w:r>
     </w:p>
     <w:p>

--- a/paper/TinyML_Federated_IDS_Revised.docx
+++ b/paper/TinyML_Federated_IDS_Revised.docx
@@ -276,7 +276,7 @@
         <w:spacing w:after="200"/>
       </w:pPr>
       <w:r>
-        <w:t xml:space="preserve">Federated Learning (FL) combined with TinyML is an attractive basis for privacy-preserving intrusion detection on microcontroller-class IoT devices, but the claim that a federated model can be compressed for such devices without losing detection quality is rarely tested end to end. We train a multilayer-perceptron intrusion detector with Flower (FedAvgM, cosine learning-rate decay, focal loss) on CIC-IDS2017 and TON_IoT, and compress it for TensorFlow Lite Micro using only data a federated deployment would actually hold. Three results stand out. First, federated training comes close to centralized training on the same recipe (F1 85.70 vs. 87.35 on CIC-IDS2017; 99.40 vs. 99.48 on TON_IoT), and a strongly non-IID Dirichlet(0.3) partition costs at most about one F1 point. Second, structured pruning followed by fine-tuning and QAT fine-tuning on a single participating client's local data yields a 65 KB INT8 model (12.3× smaller than FP32) with no loss relative to the federated model (F1 85.59, Attack Recall 99.66% on CIC-IDS2017; F1 98.74 on TON_IoT). How well this works depends on how closely that client's class mix matches the global one. Third, training-time quantization-aware training inside FL collapses on CIC-IDS2017 (34.7% accuracy): heavy-tailed standardized features drive the learned INT8 input range to [−1231, 405]. The same method works on TON_IoT, and full-integer post-training quantization of the float model avoids that collapse but is unstable across calibration draws (F1 between 12 and 99 for the same TON_IoT model) until the calibration inputs are clipped, after which it is stable (F1 99.32–99.35). A local-only baseline shows where federation pays off: clients with few local attacks detect 45–93% of attacks alone and 98–99.8% with the federated model. We also document four silent failure modes in a common TensorFlow, tfmot, and Flower toolchain that had invalidated the compressed-model results of our own earlier report, together with the checks that catch them.</w:t>
+        <w:t xml:space="preserve">Federated Learning (FL) combined with TinyML is an attractive basis for privacy-preserving intrusion detection on microcontroller-class IoT devices, but the claim that a federated model can be compressed for such devices without losing detection quality is rarely tested end to end. We train a multilayer-perceptron intrusion detector with Flower (FedAvgM, cosine learning-rate decay, focal loss) on CIC-IDS2017 and TON_IoT, and compress it for TensorFlow Lite Micro using only data a federated deployment would actually hold. Three results stand out. First, federated training comes close to centralized training on the same recipe (F1 85.70 vs. 87.35 on CIC-IDS2017; 99.40 vs. 99.48 on TON_IoT), and a strongly non-IID Dirichlet(0.3) partition costs at most about one F1 point. Second, structured pruning followed by fine-tuning and QAT fine-tuning on a single participating client's local data yields a 65 KB INT8 model (12.3× smaller than FP32) with no loss relative to the federated model (F1 85.59, Attack Recall 99.66% on CIC-IDS2017; F1 98.74 on TON_IoT). How well this works depends on how closely that client's class mix matches the global one. When missed attacks must be minimized, distillation from the federated model and a threshold chosen on the client's own held-out data let the 65 KB model miss 44 of 85,173 attacks, fewer than the FP32 model (52), at a 10.4% false-alarm rate. Third, training-time quantization-aware training inside FL collapses on CIC-IDS2017 (34.7% accuracy): heavy-tailed standardized features drive the learned INT8 input range to [−1231, 405]. The same method works on TON_IoT, and full-integer post-training quantization of the float model avoids that collapse but is unstable across calibration draws (F1 between 12 and 99 for the same TON_IoT model) until the calibration inputs are clipped, after which it is stable (F1 99.32–99.35). A local-only baseline shows where federation pays off: clients with few local attacks detect 45–93% of attacks alone and 98–99.8% with the federated model. We also document four silent failure modes in a common TensorFlow, tfmot, and Flower toolchain that had invalidated the compressed-model results of our own earlier report, together with the checks that catch them.</w:t>
       </w:r>
     </w:p>
     <w:p>
@@ -317,7 +317,7 @@
         <w:spacing w:after="160"/>
       </w:pPr>
       <w:r>
-        <w:t xml:space="preserve">Contributions. (1) An end-to-end evaluation of a federated TinyML intrusion detector on two datasets against a centralized baseline trained with the identical recipe, under both near-IID and Dirichlet(0.3) client partitions (Sections 5.1–5.2). (2) An FL-faithful compression procedure: exact BatchNorm folding, structured pruning, then fine-tuning and QAT fine-tuning on one client's local data. It produces a 65 KB INT8 model (12.3×) with no loss relative to the federated model, and we quantify how the outcome depends on which client performs the fine-tuning (Sections 5.3–5.5). We compare it with five post-training quantization methods and with client-local knowledge distillation, we test against clients training alone to show where federation helps, and we compare 16 complete pipelines that combine structured and unstructured pruning, PTQ, QAT and distillation (Sections 5.9–5.12). (3) A negative result: training-time QAT inside FL fails on CIC-IDS2017 because its moving-average quantizers absorb the heavy-tailed feature outliers. It works on TON_IoT, and post-training quantization of a float model avoids the collapse (Section 5.6), although full-integer INT8 PTQ varies widely across calibration draws, more calibration data makes it worse, and clipping the calibration inputs removes the instability (Section 5.9). (4) Four silent failure modes in a widely used TensorFlow / TensorFlow Model Optimization / Flower toolchain, each of which yields plausible-looking but wrong compressed-model results, with the checks we now run to catch them (Section 6.2). (5) FGSM/PGD robustness of the corrected models (Section 5.7) and a verified ESP32 benchmark harness (Section 6.1, Appendix B).</w:t>
+        <w:t xml:space="preserve">Contributions. (1) An end-to-end evaluation of a federated TinyML intrusion detector on two datasets against a centralized baseline trained with the identical recipe, under both near-IID and Dirichlet(0.3) client partitions (Sections 5.1–5.2). (2) An FL-faithful compression procedure: exact BatchNorm folding, structured pruning, then fine-tuning and QAT fine-tuning on one client's local data. It produces a 65 KB INT8 model (12.3×) with no loss relative to the federated model, and we quantify how the outcome depends on which client performs the fine-tuning (Sections 5.3–5.5). We compare it with five post-training quantization methods and with client-local knowledge distillation, we test against clients training alone to show where federation helps, we compare 16 complete pipelines that combine structured and unstructured pruning, PTQ, QAT and distillation, and we show how to deploy the 65 KB model with fewer missed attacks than the FP32 model using only client-local data (Sections 5.9–5.13). (3) A negative result: training-time QAT inside FL fails on CIC-IDS2017 because its moving-average quantizers absorb the heavy-tailed feature outliers. It works on TON_IoT, and post-training quantization of a float model avoids the collapse (Section 5.6), although full-integer INT8 PTQ varies widely across calibration draws, more calibration data makes it worse, and clipping the calibration inputs removes the instability (Section 5.9). (4) Four silent failure modes in a widely used TensorFlow / TensorFlow Model Optimization / Flower toolchain, each of which yields plausible-looking but wrong compressed-model results, with the checks we now run to catch them (Section 6.2). (5) FGSM/PGD robustness of the corrected models (Section 5.7) and a verified ESP32 benchmark harness (Section 6.1, Appendix B).</w:t>
       </w:r>
     </w:p>
     <w:p>
@@ -5393,7 +5393,7 @@
         <w:spacing w:after="160"/>
       </w:pPr>
       <w:r>
-        <w:t xml:space="preserve">For the deployed CIC-IDS2017 model (65.4 KB INT8), 99.66% Attack Recall means 0.34% of attack flows are missed (291 of 85,173 test attacks). The 6.82% FAR means about one in fifteen benign flows raises an alert. For the deployed TON_IoT model, 1.65% of attacks are missed (268 of 16,214) and 2.88% of benign records are flagged. The fixed 0.3 threshold deliberately favours recall. A deployment with a known alert budget should instead pick the threshold from a precision-recall curve on validation data, which we leave as future work (Section 8). Section 5.4 shows that the fine-tuning client's class mix shifts this trade-off as well.</w:t>
+        <w:t xml:space="preserve">For the deployed CIC-IDS2017 model (65.4 KB INT8), 99.66% Attack Recall means 0.34% of attack flows are missed (291 of 85,173 test attacks). The 6.82% FAR means about one in fifteen benign flows raises an alert. For the deployed TON_IoT model, 1.65% of attacks are missed (268 of 16,214) and 2.88% of benign records are flagged. The fixed 0.3 threshold deliberately favours recall. A deployment that must miss as few attacks as possible should instead pick the threshold on held-out data for a target recall: Section 5.13 shows that the 65 KB model can then miss 44 of 85,173 attacks (fewer than the FP32 model at 0.3) at a 10.4% FAR. Section 5.4 shows that the fine-tuning client's class mix shifts this trade-off as well.</w:t>
       </w:r>
     </w:p>
     <w:p>
@@ -12847,7 +12847,1702 @@
         <w:spacing w:after="160"/>
       </w:pPr>
       <w:r>
-        <w:t xml:space="preserve">Three recommendations follow. First, always clip calibration inputs for PTQ; it costs nothing and removes the failures of Section 5.9. Second, for a TensorFlow Lite Micro target, use structured pruning; unstructured sparsity helps only if the runtime or the update channel compresses weights. Third, on CIC-IDS2017 no pipeline dominates: at 65 KB the choice between QAT on clipped inputs (higher F1, more missed attacks), the deployed recipe, and distillation fine-tuning (fewest missed attacks) is a choice of operating point, which should be made with a validation-set threshold rather than by picking a pipeline (Section 8). On TON_IoT, structured pruning followed by QAT fine-tuning on clipped inputs is the best 55 KB model we found and loses nothing relative to the federated FP32 model.</w:t>
+        <w:t xml:space="preserve">Three recommendations follow. First, always clip calibration inputs for PTQ; it costs nothing and removes the failures of Section 5.9. Second, for a TensorFlow Lite Micro target, use structured pruning; unstructured sparsity helps only if the runtime or the update channel compresses weights. Third, on CIC-IDS2017 no pipeline dominates: at 65 KB the choice between QAT on clipped inputs (higher F1, more missed attacks), the deployed recipe, and distillation fine-tuning (fewest missed attacks) is a choice of operating point, which should be made with a validation-set threshold rather than by picking a pipeline (Section 5.13). On TON_IoT, structured pruning followed by QAT fine-tuning on clipped inputs is the best 55 KB model we found and loses nothing relative to the federated FP32 model.</w:t>
+      </w:r>
+    </w:p>
+    <w:p>
+      <w:pPr>
+        <w:pStyle w:val="Heading2"/>
+        <w:spacing w:after="140" w:before="260"/>
+      </w:pPr>
+      <w:r>
+        <w:t xml:space="preserve">5.13 Recall-Priority Deployment</w:t>
+      </w:r>
+    </w:p>
+    <w:p>
+      <w:pPr>
+        <w:spacing w:after="160"/>
+      </w:pPr>
+      <w:r>
+        <w:t xml:space="preserve">For intrusion detection a missed attack usually costs more than a false alarm. The FP32 federated model misses 52 of 85,173 CIC-IDS2017 test attacks at the 0.3 threshold, whereas the 65 KB deployed model misses 463 on average over three fine-tuning draws (Table 10 setting). We therefore ask how close the 65 KB model can get to the FP32 model's missed-attack count without pooled data. Two levers are combined: fine-tuning targets that preserve the teacher's recall (distillation from the federated model with α = 0.5 or α = 0, or a 4× loss weight on attacks), and a decision threshold chosen on client 0's own held-out data (20,000 samples disjoint from every fine-tuning draw) as the largest threshold that reaches a target Attack Recall there. The test split is never used for selection.</w:t>
+      </w:r>
+    </w:p>
+    <w:tbl>
+      <w:tblPr>
+        <w:tblW w:type="dxa" w:w="9400"/>
+        <w:tblBorders>
+          <w:top w:val="single" w:color="auto" w:sz="4"/>
+          <w:left w:val="single" w:color="auto" w:sz="4"/>
+          <w:bottom w:val="single" w:color="auto" w:sz="4"/>
+          <w:right w:val="single" w:color="auto" w:sz="4"/>
+          <w:insideH w:val="single" w:color="auto" w:sz="4"/>
+          <w:insideV w:val="single" w:color="auto" w:sz="4"/>
+        </w:tblBorders>
+      </w:tblPr>
+      <w:tblGrid>
+        <w:gridCol w:w="2700"/>
+        <w:gridCol w:w="2300"/>
+        <w:gridCol w:w="900"/>
+        <w:gridCol w:w="1500"/>
+        <w:gridCol w:w="1100"/>
+        <w:gridCol w:w="900"/>
+      </w:tblGrid>
+      <w:tr>
+        <w:trPr>
+          <w:tblHeader/>
+        </w:trPr>
+        <w:tc>
+          <w:tcPr>
+            <w:tcW w:type="dxa" w:w="2700"/>
+            <w:shd w:fill="D9E2F3" w:val="clear"/>
+            <w:tcMar>
+              <w:top w:type="dxa" w:w="60"/>
+              <w:left w:type="dxa" w:w="100"/>
+              <w:bottom w:type="dxa" w:w="60"/>
+              <w:right w:type="dxa" w:w="100"/>
+            </w:tcMar>
+            <w:vAlign w:val="center"/>
+          </w:tcPr>
+          <w:p>
+            <w:pPr>
+              <w:jc w:val="center"/>
+            </w:pPr>
+            <w:r>
+              <w:rPr>
+                <w:b/>
+                <w:bCs/>
+                <w:sz w:val="20"/>
+                <w:szCs w:val="20"/>
+              </w:rPr>
+              <w:t xml:space="preserve">Model (CIC-IDS2017)</w:t>
+            </w:r>
+          </w:p>
+        </w:tc>
+        <w:tc>
+          <w:tcPr>
+            <w:tcW w:type="dxa" w:w="2300"/>
+            <w:shd w:fill="D9E2F3" w:val="clear"/>
+            <w:tcMar>
+              <w:top w:type="dxa" w:w="60"/>
+              <w:left w:type="dxa" w:w="100"/>
+              <w:bottom w:type="dxa" w:w="60"/>
+              <w:right w:type="dxa" w:w="100"/>
+            </w:tcMar>
+            <w:vAlign w:val="center"/>
+          </w:tcPr>
+          <w:p>
+            <w:pPr>
+              <w:jc w:val="center"/>
+            </w:pPr>
+            <w:r>
+              <w:rPr>
+                <w:b/>
+                <w:bCs/>
+                <w:sz w:val="20"/>
+                <w:szCs w:val="20"/>
+              </w:rPr>
+              <w:t xml:space="preserve">Threshold selection</w:t>
+            </w:r>
+          </w:p>
+        </w:tc>
+        <w:tc>
+          <w:tcPr>
+            <w:tcW w:type="dxa" w:w="900"/>
+            <w:shd w:fill="D9E2F3" w:val="clear"/>
+            <w:tcMar>
+              <w:top w:type="dxa" w:w="60"/>
+              <w:left w:type="dxa" w:w="100"/>
+              <w:bottom w:type="dxa" w:w="60"/>
+              <w:right w:type="dxa" w:w="100"/>
+            </w:tcMar>
+            <w:vAlign w:val="center"/>
+          </w:tcPr>
+          <w:p>
+            <w:pPr>
+              <w:jc w:val="center"/>
+            </w:pPr>
+            <w:r>
+              <w:rPr>
+                <w:b/>
+                <w:bCs/>
+                <w:sz w:val="20"/>
+                <w:szCs w:val="20"/>
+              </w:rPr>
+              <w:t xml:space="preserve">Threshold</w:t>
+            </w:r>
+          </w:p>
+        </w:tc>
+        <w:tc>
+          <w:tcPr>
+            <w:tcW w:type="dxa" w:w="1500"/>
+            <w:shd w:fill="D9E2F3" w:val="clear"/>
+            <w:tcMar>
+              <w:top w:type="dxa" w:w="60"/>
+              <w:left w:type="dxa" w:w="100"/>
+              <w:bottom w:type="dxa" w:w="60"/>
+              <w:right w:type="dxa" w:w="100"/>
+            </w:tcMar>
+            <w:vAlign w:val="center"/>
+          </w:tcPr>
+          <w:p>
+            <w:pPr>
+              <w:jc w:val="center"/>
+            </w:pPr>
+            <w:r>
+              <w:rPr>
+                <w:b/>
+                <w:bCs/>
+                <w:sz w:val="20"/>
+                <w:szCs w:val="20"/>
+              </w:rPr>
+              <w:t xml:space="preserve">Missed attacks: mean (max)</w:t>
+            </w:r>
+          </w:p>
+        </w:tc>
+        <w:tc>
+          <w:tcPr>
+            <w:tcW w:type="dxa" w:w="1100"/>
+            <w:shd w:fill="D9E2F3" w:val="clear"/>
+            <w:tcMar>
+              <w:top w:type="dxa" w:w="60"/>
+              <w:left w:type="dxa" w:w="100"/>
+              <w:bottom w:type="dxa" w:w="60"/>
+              <w:right w:type="dxa" w:w="100"/>
+            </w:tcMar>
+            <w:vAlign w:val="center"/>
+          </w:tcPr>
+          <w:p>
+            <w:pPr>
+              <w:jc w:val="center"/>
+            </w:pPr>
+            <w:r>
+              <w:rPr>
+                <w:b/>
+                <w:bCs/>
+                <w:sz w:val="20"/>
+                <w:szCs w:val="20"/>
+              </w:rPr>
+              <w:t xml:space="preserve">Attack Recall</w:t>
+            </w:r>
+          </w:p>
+        </w:tc>
+        <w:tc>
+          <w:tcPr>
+            <w:tcW w:type="dxa" w:w="900"/>
+            <w:shd w:fill="D9E2F3" w:val="clear"/>
+            <w:tcMar>
+              <w:top w:type="dxa" w:w="60"/>
+              <w:left w:type="dxa" w:w="100"/>
+              <w:bottom w:type="dxa" w:w="60"/>
+              <w:right w:type="dxa" w:w="100"/>
+            </w:tcMar>
+            <w:vAlign w:val="center"/>
+          </w:tcPr>
+          <w:p>
+            <w:pPr>
+              <w:jc w:val="center"/>
+            </w:pPr>
+            <w:r>
+              <w:rPr>
+                <w:b/>
+                <w:bCs/>
+                <w:sz w:val="20"/>
+                <w:szCs w:val="20"/>
+              </w:rPr>
+              <w:t xml:space="preserve">FAR</w:t>
+            </w:r>
+          </w:p>
+        </w:tc>
+      </w:tr>
+      <w:tr>
+        <w:tc>
+          <w:tcPr>
+            <w:tcW w:type="dxa" w:w="2700"/>
+            <w:tcMar>
+              <w:top w:type="dxa" w:w="60"/>
+              <w:left w:type="dxa" w:w="100"/>
+              <w:bottom w:type="dxa" w:w="60"/>
+              <w:right w:type="dxa" w:w="100"/>
+            </w:tcMar>
+            <w:vAlign w:val="center"/>
+          </w:tcPr>
+          <w:p>
+            <w:pPr>
+              <w:jc w:val="left"/>
+            </w:pPr>
+            <w:r>
+              <w:rPr>
+                <w:sz w:val="20"/>
+                <w:szCs w:val="20"/>
+              </w:rPr>
+              <w:t xml:space="preserve">FP32 federated, 803 KB</w:t>
+            </w:r>
+          </w:p>
+        </w:tc>
+        <w:tc>
+          <w:tcPr>
+            <w:tcW w:type="dxa" w:w="2300"/>
+            <w:tcMar>
+              <w:top w:type="dxa" w:w="60"/>
+              <w:left w:type="dxa" w:w="100"/>
+              <w:bottom w:type="dxa" w:w="60"/>
+              <w:right w:type="dxa" w:w="100"/>
+            </w:tcMar>
+            <w:vAlign w:val="center"/>
+          </w:tcPr>
+          <w:p>
+            <w:pPr>
+              <w:jc w:val="center"/>
+            </w:pPr>
+            <w:r>
+              <w:rPr>
+                <w:sz w:val="20"/>
+                <w:szCs w:val="20"/>
+              </w:rPr>
+              <w:t xml:space="preserve">fixed</w:t>
+            </w:r>
+          </w:p>
+        </w:tc>
+        <w:tc>
+          <w:tcPr>
+            <w:tcW w:type="dxa" w:w="900"/>
+            <w:tcMar>
+              <w:top w:type="dxa" w:w="60"/>
+              <w:left w:type="dxa" w:w="100"/>
+              <w:bottom w:type="dxa" w:w="60"/>
+              <w:right w:type="dxa" w:w="100"/>
+            </w:tcMar>
+            <w:vAlign w:val="center"/>
+          </w:tcPr>
+          <w:p>
+            <w:pPr>
+              <w:jc w:val="center"/>
+            </w:pPr>
+            <w:r>
+              <w:rPr>
+                <w:sz w:val="20"/>
+                <w:szCs w:val="20"/>
+              </w:rPr>
+              <w:t xml:space="preserve">0.30</w:t>
+            </w:r>
+          </w:p>
+        </w:tc>
+        <w:tc>
+          <w:tcPr>
+            <w:tcW w:type="dxa" w:w="1500"/>
+            <w:tcMar>
+              <w:top w:type="dxa" w:w="60"/>
+              <w:left w:type="dxa" w:w="100"/>
+              <w:bottom w:type="dxa" w:w="60"/>
+              <w:right w:type="dxa" w:w="100"/>
+            </w:tcMar>
+            <w:vAlign w:val="center"/>
+          </w:tcPr>
+          <w:p>
+            <w:pPr>
+              <w:jc w:val="center"/>
+            </w:pPr>
+            <w:r>
+              <w:rPr>
+                <w:sz w:val="20"/>
+                <w:szCs w:val="20"/>
+              </w:rPr>
+              <w:t xml:space="preserve">52</w:t>
+            </w:r>
+          </w:p>
+        </w:tc>
+        <w:tc>
+          <w:tcPr>
+            <w:tcW w:type="dxa" w:w="1100"/>
+            <w:tcMar>
+              <w:top w:type="dxa" w:w="60"/>
+              <w:left w:type="dxa" w:w="100"/>
+              <w:bottom w:type="dxa" w:w="60"/>
+              <w:right w:type="dxa" w:w="100"/>
+            </w:tcMar>
+            <w:vAlign w:val="center"/>
+          </w:tcPr>
+          <w:p>
+            <w:pPr>
+              <w:jc w:val="center"/>
+            </w:pPr>
+            <w:r>
+              <w:rPr>
+                <w:sz w:val="20"/>
+                <w:szCs w:val="20"/>
+              </w:rPr>
+              <w:t xml:space="preserve">99.94%</w:t>
+            </w:r>
+          </w:p>
+        </w:tc>
+        <w:tc>
+          <w:tcPr>
+            <w:tcW w:type="dxa" w:w="900"/>
+            <w:tcMar>
+              <w:top w:type="dxa" w:w="60"/>
+              <w:left w:type="dxa" w:w="100"/>
+              <w:bottom w:type="dxa" w:w="60"/>
+              <w:right w:type="dxa" w:w="100"/>
+            </w:tcMar>
+            <w:vAlign w:val="center"/>
+          </w:tcPr>
+          <w:p>
+            <w:pPr>
+              <w:jc w:val="center"/>
+            </w:pPr>
+            <w:r>
+              <w:rPr>
+                <w:sz w:val="20"/>
+                <w:szCs w:val="20"/>
+              </w:rPr>
+              <w:t xml:space="preserve">6.84%</w:t>
+            </w:r>
+          </w:p>
+        </w:tc>
+      </w:tr>
+      <w:tr>
+        <w:tc>
+          <w:tcPr>
+            <w:tcW w:type="dxa" w:w="2700"/>
+            <w:tcMar>
+              <w:top w:type="dxa" w:w="60"/>
+              <w:left w:type="dxa" w:w="100"/>
+              <w:bottom w:type="dxa" w:w="60"/>
+              <w:right w:type="dxa" w:w="100"/>
+            </w:tcMar>
+            <w:vAlign w:val="center"/>
+          </w:tcPr>
+          <w:p>
+            <w:pPr>
+              <w:jc w:val="left"/>
+            </w:pPr>
+            <w:r>
+              <w:rPr>
+                <w:sz w:val="20"/>
+                <w:szCs w:val="20"/>
+              </w:rPr>
+              <w:t xml:space="preserve">FP32 federated, 803 KB</w:t>
+            </w:r>
+          </w:p>
+        </w:tc>
+        <w:tc>
+          <w:tcPr>
+            <w:tcW w:type="dxa" w:w="2300"/>
+            <w:tcMar>
+              <w:top w:type="dxa" w:w="60"/>
+              <w:left w:type="dxa" w:w="100"/>
+              <w:bottom w:type="dxa" w:w="60"/>
+              <w:right w:type="dxa" w:w="100"/>
+            </w:tcMar>
+            <w:vAlign w:val="center"/>
+          </w:tcPr>
+          <w:p>
+            <w:pPr>
+              <w:jc w:val="center"/>
+            </w:pPr>
+            <w:r>
+              <w:rPr>
+                <w:sz w:val="20"/>
+                <w:szCs w:val="20"/>
+              </w:rPr>
+              <w:t xml:space="preserve">client val., recall ≥ 99.99%</w:t>
+            </w:r>
+          </w:p>
+        </w:tc>
+        <w:tc>
+          <w:tcPr>
+            <w:tcW w:type="dxa" w:w="900"/>
+            <w:tcMar>
+              <w:top w:type="dxa" w:w="60"/>
+              <w:left w:type="dxa" w:w="100"/>
+              <w:bottom w:type="dxa" w:w="60"/>
+              <w:right w:type="dxa" w:w="100"/>
+            </w:tcMar>
+            <w:vAlign w:val="center"/>
+          </w:tcPr>
+          <w:p>
+            <w:pPr>
+              <w:jc w:val="center"/>
+            </w:pPr>
+            <w:r>
+              <w:rPr>
+                <w:sz w:val="20"/>
+                <w:szCs w:val="20"/>
+              </w:rPr>
+              <w:t xml:space="preserve">0.27</w:t>
+            </w:r>
+          </w:p>
+        </w:tc>
+        <w:tc>
+          <w:tcPr>
+            <w:tcW w:type="dxa" w:w="1500"/>
+            <w:tcMar>
+              <w:top w:type="dxa" w:w="60"/>
+              <w:left w:type="dxa" w:w="100"/>
+              <w:bottom w:type="dxa" w:w="60"/>
+              <w:right w:type="dxa" w:w="100"/>
+            </w:tcMar>
+            <w:vAlign w:val="center"/>
+          </w:tcPr>
+          <w:p>
+            <w:pPr>
+              <w:jc w:val="center"/>
+            </w:pPr>
+            <w:r>
+              <w:rPr>
+                <w:sz w:val="20"/>
+                <w:szCs w:val="20"/>
+              </w:rPr>
+              <w:t xml:space="preserve">37</w:t>
+            </w:r>
+          </w:p>
+        </w:tc>
+        <w:tc>
+          <w:tcPr>
+            <w:tcW w:type="dxa" w:w="1100"/>
+            <w:tcMar>
+              <w:top w:type="dxa" w:w="60"/>
+              <w:left w:type="dxa" w:w="100"/>
+              <w:bottom w:type="dxa" w:w="60"/>
+              <w:right w:type="dxa" w:w="100"/>
+            </w:tcMar>
+            <w:vAlign w:val="center"/>
+          </w:tcPr>
+          <w:p>
+            <w:pPr>
+              <w:jc w:val="center"/>
+            </w:pPr>
+            <w:r>
+              <w:rPr>
+                <w:sz w:val="20"/>
+                <w:szCs w:val="20"/>
+              </w:rPr>
+              <w:t xml:space="preserve">99.96%</w:t>
+            </w:r>
+          </w:p>
+        </w:tc>
+        <w:tc>
+          <w:tcPr>
+            <w:tcW w:type="dxa" w:w="900"/>
+            <w:tcMar>
+              <w:top w:type="dxa" w:w="60"/>
+              <w:left w:type="dxa" w:w="100"/>
+              <w:bottom w:type="dxa" w:w="60"/>
+              <w:right w:type="dxa" w:w="100"/>
+            </w:tcMar>
+            <w:vAlign w:val="center"/>
+          </w:tcPr>
+          <w:p>
+            <w:pPr>
+              <w:jc w:val="center"/>
+            </w:pPr>
+            <w:r>
+              <w:rPr>
+                <w:sz w:val="20"/>
+                <w:szCs w:val="20"/>
+              </w:rPr>
+              <w:t xml:space="preserve">7.56%</w:t>
+            </w:r>
+          </w:p>
+        </w:tc>
+      </w:tr>
+      <w:tr>
+        <w:tc>
+          <w:tcPr>
+            <w:tcW w:type="dxa" w:w="2700"/>
+            <w:tcMar>
+              <w:top w:type="dxa" w:w="60"/>
+              <w:left w:type="dxa" w:w="100"/>
+              <w:bottom w:type="dxa" w:w="60"/>
+              <w:right w:type="dxa" w:w="100"/>
+            </w:tcMar>
+            <w:vAlign w:val="center"/>
+          </w:tcPr>
+          <w:p>
+            <w:pPr>
+              <w:jc w:val="left"/>
+            </w:pPr>
+            <w:r>
+              <w:rPr>
+                <w:sz w:val="20"/>
+                <w:szCs w:val="20"/>
+              </w:rPr>
+              <w:t xml:space="preserve">65 KB, deployed recipe</w:t>
+            </w:r>
+          </w:p>
+        </w:tc>
+        <w:tc>
+          <w:tcPr>
+            <w:tcW w:type="dxa" w:w="2300"/>
+            <w:tcMar>
+              <w:top w:type="dxa" w:w="60"/>
+              <w:left w:type="dxa" w:w="100"/>
+              <w:bottom w:type="dxa" w:w="60"/>
+              <w:right w:type="dxa" w:w="100"/>
+            </w:tcMar>
+            <w:vAlign w:val="center"/>
+          </w:tcPr>
+          <w:p>
+            <w:pPr>
+              <w:jc w:val="center"/>
+            </w:pPr>
+            <w:r>
+              <w:rPr>
+                <w:sz w:val="20"/>
+                <w:szCs w:val="20"/>
+              </w:rPr>
+              <w:t xml:space="preserve">fixed</w:t>
+            </w:r>
+          </w:p>
+        </w:tc>
+        <w:tc>
+          <w:tcPr>
+            <w:tcW w:type="dxa" w:w="900"/>
+            <w:tcMar>
+              <w:top w:type="dxa" w:w="60"/>
+              <w:left w:type="dxa" w:w="100"/>
+              <w:bottom w:type="dxa" w:w="60"/>
+              <w:right w:type="dxa" w:w="100"/>
+            </w:tcMar>
+            <w:vAlign w:val="center"/>
+          </w:tcPr>
+          <w:p>
+            <w:pPr>
+              <w:jc w:val="center"/>
+            </w:pPr>
+            <w:r>
+              <w:rPr>
+                <w:sz w:val="20"/>
+                <w:szCs w:val="20"/>
+              </w:rPr>
+              <w:t xml:space="preserve">0.30</w:t>
+            </w:r>
+          </w:p>
+        </w:tc>
+        <w:tc>
+          <w:tcPr>
+            <w:tcW w:type="dxa" w:w="1500"/>
+            <w:tcMar>
+              <w:top w:type="dxa" w:w="60"/>
+              <w:left w:type="dxa" w:w="100"/>
+              <w:bottom w:type="dxa" w:w="60"/>
+              <w:right w:type="dxa" w:w="100"/>
+            </w:tcMar>
+            <w:vAlign w:val="center"/>
+          </w:tcPr>
+          <w:p>
+            <w:pPr>
+              <w:jc w:val="center"/>
+            </w:pPr>
+            <w:r>
+              <w:rPr>
+                <w:sz w:val="20"/>
+                <w:szCs w:val="20"/>
+              </w:rPr>
+              <w:t xml:space="preserve">463 (483)</w:t>
+            </w:r>
+          </w:p>
+        </w:tc>
+        <w:tc>
+          <w:tcPr>
+            <w:tcW w:type="dxa" w:w="1100"/>
+            <w:tcMar>
+              <w:top w:type="dxa" w:w="60"/>
+              <w:left w:type="dxa" w:w="100"/>
+              <w:bottom w:type="dxa" w:w="60"/>
+              <w:right w:type="dxa" w:w="100"/>
+            </w:tcMar>
+            <w:vAlign w:val="center"/>
+          </w:tcPr>
+          <w:p>
+            <w:pPr>
+              <w:jc w:val="center"/>
+            </w:pPr>
+            <w:r>
+              <w:rPr>
+                <w:sz w:val="20"/>
+                <w:szCs w:val="20"/>
+              </w:rPr>
+              <w:t xml:space="preserve">99.46%</w:t>
+            </w:r>
+          </w:p>
+        </w:tc>
+        <w:tc>
+          <w:tcPr>
+            <w:tcW w:type="dxa" w:w="900"/>
+            <w:tcMar>
+              <w:top w:type="dxa" w:w="60"/>
+              <w:left w:type="dxa" w:w="100"/>
+              <w:bottom w:type="dxa" w:w="60"/>
+              <w:right w:type="dxa" w:w="100"/>
+            </w:tcMar>
+            <w:vAlign w:val="center"/>
+          </w:tcPr>
+          <w:p>
+            <w:pPr>
+              <w:jc w:val="center"/>
+            </w:pPr>
+            <w:r>
+              <w:rPr>
+                <w:sz w:val="20"/>
+                <w:szCs w:val="20"/>
+              </w:rPr>
+              <w:t xml:space="preserve">5.97%</w:t>
+            </w:r>
+          </w:p>
+        </w:tc>
+      </w:tr>
+      <w:tr>
+        <w:tc>
+          <w:tcPr>
+            <w:tcW w:type="dxa" w:w="2700"/>
+            <w:tcMar>
+              <w:top w:type="dxa" w:w="60"/>
+              <w:left w:type="dxa" w:w="100"/>
+              <w:bottom w:type="dxa" w:w="60"/>
+              <w:right w:type="dxa" w:w="100"/>
+            </w:tcMar>
+            <w:vAlign w:val="center"/>
+          </w:tcPr>
+          <w:p>
+            <w:pPr>
+              <w:jc w:val="left"/>
+            </w:pPr>
+            <w:r>
+              <w:rPr>
+                <w:sz w:val="20"/>
+                <w:szCs w:val="20"/>
+              </w:rPr>
+              <w:t xml:space="preserve">65 KB, deployed recipe</w:t>
+            </w:r>
+          </w:p>
+        </w:tc>
+        <w:tc>
+          <w:tcPr>
+            <w:tcW w:type="dxa" w:w="2300"/>
+            <w:tcMar>
+              <w:top w:type="dxa" w:w="60"/>
+              <w:left w:type="dxa" w:w="100"/>
+              <w:bottom w:type="dxa" w:w="60"/>
+              <w:right w:type="dxa" w:w="100"/>
+            </w:tcMar>
+            <w:vAlign w:val="center"/>
+          </w:tcPr>
+          <w:p>
+            <w:pPr>
+              <w:jc w:val="center"/>
+            </w:pPr>
+            <w:r>
+              <w:rPr>
+                <w:sz w:val="20"/>
+                <w:szCs w:val="20"/>
+              </w:rPr>
+              <w:t xml:space="preserve">client val., recall ≥ 99.95%</w:t>
+            </w:r>
+          </w:p>
+        </w:tc>
+        <w:tc>
+          <w:tcPr>
+            <w:tcW w:type="dxa" w:w="900"/>
+            <w:tcMar>
+              <w:top w:type="dxa" w:w="60"/>
+              <w:left w:type="dxa" w:w="100"/>
+              <w:bottom w:type="dxa" w:w="60"/>
+              <w:right w:type="dxa" w:w="100"/>
+            </w:tcMar>
+            <w:vAlign w:val="center"/>
+          </w:tcPr>
+          <w:p>
+            <w:pPr>
+              <w:jc w:val="center"/>
+            </w:pPr>
+            <w:r>
+              <w:rPr>
+                <w:sz w:val="20"/>
+                <w:szCs w:val="20"/>
+              </w:rPr>
+              <w:t xml:space="preserve">0.005</w:t>
+            </w:r>
+          </w:p>
+        </w:tc>
+        <w:tc>
+          <w:tcPr>
+            <w:tcW w:type="dxa" w:w="1500"/>
+            <w:tcMar>
+              <w:top w:type="dxa" w:w="60"/>
+              <w:left w:type="dxa" w:w="100"/>
+              <w:bottom w:type="dxa" w:w="60"/>
+              <w:right w:type="dxa" w:w="100"/>
+            </w:tcMar>
+            <w:vAlign w:val="center"/>
+          </w:tcPr>
+          <w:p>
+            <w:pPr>
+              <w:jc w:val="center"/>
+            </w:pPr>
+            <w:r>
+              <w:rPr>
+                <w:sz w:val="20"/>
+                <w:szCs w:val="20"/>
+              </w:rPr>
+              <w:t xml:space="preserve">44 (58)</w:t>
+            </w:r>
+          </w:p>
+        </w:tc>
+        <w:tc>
+          <w:tcPr>
+            <w:tcW w:type="dxa" w:w="1100"/>
+            <w:tcMar>
+              <w:top w:type="dxa" w:w="60"/>
+              <w:left w:type="dxa" w:w="100"/>
+              <w:bottom w:type="dxa" w:w="60"/>
+              <w:right w:type="dxa" w:w="100"/>
+            </w:tcMar>
+            <w:vAlign w:val="center"/>
+          </w:tcPr>
+          <w:p>
+            <w:pPr>
+              <w:jc w:val="center"/>
+            </w:pPr>
+            <w:r>
+              <w:rPr>
+                <w:sz w:val="20"/>
+                <w:szCs w:val="20"/>
+              </w:rPr>
+              <w:t xml:space="preserve">99.95%</w:t>
+            </w:r>
+          </w:p>
+        </w:tc>
+        <w:tc>
+          <w:tcPr>
+            <w:tcW w:type="dxa" w:w="900"/>
+            <w:tcMar>
+              <w:top w:type="dxa" w:w="60"/>
+              <w:left w:type="dxa" w:w="100"/>
+              <w:bottom w:type="dxa" w:w="60"/>
+              <w:right w:type="dxa" w:w="100"/>
+            </w:tcMar>
+            <w:vAlign w:val="center"/>
+          </w:tcPr>
+          <w:p>
+            <w:pPr>
+              <w:jc w:val="center"/>
+            </w:pPr>
+            <w:r>
+              <w:rPr>
+                <w:sz w:val="20"/>
+                <w:szCs w:val="20"/>
+              </w:rPr>
+              <w:t xml:space="preserve">23.39%</w:t>
+            </w:r>
+          </w:p>
+        </w:tc>
+      </w:tr>
+      <w:tr>
+        <w:tc>
+          <w:tcPr>
+            <w:tcW w:type="dxa" w:w="2700"/>
+            <w:tcMar>
+              <w:top w:type="dxa" w:w="60"/>
+              <w:left w:type="dxa" w:w="100"/>
+              <w:bottom w:type="dxa" w:w="60"/>
+              <w:right w:type="dxa" w:w="100"/>
+            </w:tcMar>
+            <w:vAlign w:val="center"/>
+          </w:tcPr>
+          <w:p>
+            <w:pPr>
+              <w:jc w:val="left"/>
+            </w:pPr>
+            <w:r>
+              <w:rPr>
+                <w:sz w:val="20"/>
+                <w:szCs w:val="20"/>
+              </w:rPr>
+              <w:t xml:space="preserve">65 KB, attack weight 4×</w:t>
+            </w:r>
+          </w:p>
+        </w:tc>
+        <w:tc>
+          <w:tcPr>
+            <w:tcW w:type="dxa" w:w="2300"/>
+            <w:tcMar>
+              <w:top w:type="dxa" w:w="60"/>
+              <w:left w:type="dxa" w:w="100"/>
+              <w:bottom w:type="dxa" w:w="60"/>
+              <w:right w:type="dxa" w:w="100"/>
+            </w:tcMar>
+            <w:vAlign w:val="center"/>
+          </w:tcPr>
+          <w:p>
+            <w:pPr>
+              <w:jc w:val="center"/>
+            </w:pPr>
+            <w:r>
+              <w:rPr>
+                <w:sz w:val="20"/>
+                <w:szCs w:val="20"/>
+              </w:rPr>
+              <w:t xml:space="preserve">client val., recall ≥ 99.95%</w:t>
+            </w:r>
+          </w:p>
+        </w:tc>
+        <w:tc>
+          <w:tcPr>
+            <w:tcW w:type="dxa" w:w="900"/>
+            <w:tcMar>
+              <w:top w:type="dxa" w:w="60"/>
+              <w:left w:type="dxa" w:w="100"/>
+              <w:bottom w:type="dxa" w:w="60"/>
+              <w:right w:type="dxa" w:w="100"/>
+            </w:tcMar>
+            <w:vAlign w:val="center"/>
+          </w:tcPr>
+          <w:p>
+            <w:pPr>
+              <w:jc w:val="center"/>
+            </w:pPr>
+            <w:r>
+              <w:rPr>
+                <w:sz w:val="20"/>
+                <w:szCs w:val="20"/>
+              </w:rPr>
+              <w:t xml:space="preserve">0.027</w:t>
+            </w:r>
+          </w:p>
+        </w:tc>
+        <w:tc>
+          <w:tcPr>
+            <w:tcW w:type="dxa" w:w="1500"/>
+            <w:tcMar>
+              <w:top w:type="dxa" w:w="60"/>
+              <w:left w:type="dxa" w:w="100"/>
+              <w:bottom w:type="dxa" w:w="60"/>
+              <w:right w:type="dxa" w:w="100"/>
+            </w:tcMar>
+            <w:vAlign w:val="center"/>
+          </w:tcPr>
+          <w:p>
+            <w:pPr>
+              <w:jc w:val="center"/>
+            </w:pPr>
+            <w:r>
+              <w:rPr>
+                <w:sz w:val="20"/>
+                <w:szCs w:val="20"/>
+              </w:rPr>
+              <w:t xml:space="preserve">63 (81)</w:t>
+            </w:r>
+          </w:p>
+        </w:tc>
+        <w:tc>
+          <w:tcPr>
+            <w:tcW w:type="dxa" w:w="1100"/>
+            <w:tcMar>
+              <w:top w:type="dxa" w:w="60"/>
+              <w:left w:type="dxa" w:w="100"/>
+              <w:bottom w:type="dxa" w:w="60"/>
+              <w:right w:type="dxa" w:w="100"/>
+            </w:tcMar>
+            <w:vAlign w:val="center"/>
+          </w:tcPr>
+          <w:p>
+            <w:pPr>
+              <w:jc w:val="center"/>
+            </w:pPr>
+            <w:r>
+              <w:rPr>
+                <w:sz w:val="20"/>
+                <w:szCs w:val="20"/>
+              </w:rPr>
+              <w:t xml:space="preserve">99.93%</w:t>
+            </w:r>
+          </w:p>
+        </w:tc>
+        <w:tc>
+          <w:tcPr>
+            <w:tcW w:type="dxa" w:w="900"/>
+            <w:tcMar>
+              <w:top w:type="dxa" w:w="60"/>
+              <w:left w:type="dxa" w:w="100"/>
+              <w:bottom w:type="dxa" w:w="60"/>
+              <w:right w:type="dxa" w:w="100"/>
+            </w:tcMar>
+            <w:vAlign w:val="center"/>
+          </w:tcPr>
+          <w:p>
+            <w:pPr>
+              <w:jc w:val="center"/>
+            </w:pPr>
+            <w:r>
+              <w:rPr>
+                <w:sz w:val="20"/>
+                <w:szCs w:val="20"/>
+              </w:rPr>
+              <w:t xml:space="preserve">20.31%</w:t>
+            </w:r>
+          </w:p>
+        </w:tc>
+      </w:tr>
+      <w:tr>
+        <w:tc>
+          <w:tcPr>
+            <w:tcW w:type="dxa" w:w="2700"/>
+            <w:tcMar>
+              <w:top w:type="dxa" w:w="60"/>
+              <w:left w:type="dxa" w:w="100"/>
+              <w:bottom w:type="dxa" w:w="60"/>
+              <w:right w:type="dxa" w:w="100"/>
+            </w:tcMar>
+            <w:vAlign w:val="center"/>
+          </w:tcPr>
+          <w:p>
+            <w:pPr>
+              <w:jc w:val="left"/>
+            </w:pPr>
+            <w:r>
+              <w:rPr>
+                <w:sz w:val="20"/>
+                <w:szCs w:val="20"/>
+              </w:rPr>
+              <w:t xml:space="preserve">65 KB, distillation α = 0.5</w:t>
+            </w:r>
+          </w:p>
+        </w:tc>
+        <w:tc>
+          <w:tcPr>
+            <w:tcW w:type="dxa" w:w="2300"/>
+            <w:tcMar>
+              <w:top w:type="dxa" w:w="60"/>
+              <w:left w:type="dxa" w:w="100"/>
+              <w:bottom w:type="dxa" w:w="60"/>
+              <w:right w:type="dxa" w:w="100"/>
+            </w:tcMar>
+            <w:vAlign w:val="center"/>
+          </w:tcPr>
+          <w:p>
+            <w:pPr>
+              <w:jc w:val="center"/>
+            </w:pPr>
+            <w:r>
+              <w:rPr>
+                <w:sz w:val="20"/>
+                <w:szCs w:val="20"/>
+              </w:rPr>
+              <w:t xml:space="preserve">client val., recall ≥ 99.95%</w:t>
+            </w:r>
+          </w:p>
+        </w:tc>
+        <w:tc>
+          <w:tcPr>
+            <w:tcW w:type="dxa" w:w="900"/>
+            <w:tcMar>
+              <w:top w:type="dxa" w:w="60"/>
+              <w:left w:type="dxa" w:w="100"/>
+              <w:bottom w:type="dxa" w:w="60"/>
+              <w:right w:type="dxa" w:w="100"/>
+            </w:tcMar>
+            <w:vAlign w:val="center"/>
+          </w:tcPr>
+          <w:p>
+            <w:pPr>
+              <w:jc w:val="center"/>
+            </w:pPr>
+            <w:r>
+              <w:rPr>
+                <w:sz w:val="20"/>
+                <w:szCs w:val="20"/>
+              </w:rPr>
+              <w:t xml:space="preserve">0.164</w:t>
+            </w:r>
+          </w:p>
+        </w:tc>
+        <w:tc>
+          <w:tcPr>
+            <w:tcW w:type="dxa" w:w="1500"/>
+            <w:tcMar>
+              <w:top w:type="dxa" w:w="60"/>
+              <w:left w:type="dxa" w:w="100"/>
+              <w:bottom w:type="dxa" w:w="60"/>
+              <w:right w:type="dxa" w:w="100"/>
+            </w:tcMar>
+            <w:vAlign w:val="center"/>
+          </w:tcPr>
+          <w:p>
+            <w:pPr>
+              <w:jc w:val="center"/>
+            </w:pPr>
+            <w:r>
+              <w:rPr>
+                <w:sz w:val="20"/>
+                <w:szCs w:val="20"/>
+              </w:rPr>
+              <w:t xml:space="preserve">37 (52)</w:t>
+            </w:r>
+          </w:p>
+        </w:tc>
+        <w:tc>
+          <w:tcPr>
+            <w:tcW w:type="dxa" w:w="1100"/>
+            <w:tcMar>
+              <w:top w:type="dxa" w:w="60"/>
+              <w:left w:type="dxa" w:w="100"/>
+              <w:bottom w:type="dxa" w:w="60"/>
+              <w:right w:type="dxa" w:w="100"/>
+            </w:tcMar>
+            <w:vAlign w:val="center"/>
+          </w:tcPr>
+          <w:p>
+            <w:pPr>
+              <w:jc w:val="center"/>
+            </w:pPr>
+            <w:r>
+              <w:rPr>
+                <w:sz w:val="20"/>
+                <w:szCs w:val="20"/>
+              </w:rPr>
+              <w:t xml:space="preserve">99.96%</w:t>
+            </w:r>
+          </w:p>
+        </w:tc>
+        <w:tc>
+          <w:tcPr>
+            <w:tcW w:type="dxa" w:w="900"/>
+            <w:tcMar>
+              <w:top w:type="dxa" w:w="60"/>
+              <w:left w:type="dxa" w:w="100"/>
+              <w:bottom w:type="dxa" w:w="60"/>
+              <w:right w:type="dxa" w:w="100"/>
+            </w:tcMar>
+            <w:vAlign w:val="center"/>
+          </w:tcPr>
+          <w:p>
+            <w:pPr>
+              <w:jc w:val="center"/>
+            </w:pPr>
+            <w:r>
+              <w:rPr>
+                <w:sz w:val="20"/>
+                <w:szCs w:val="20"/>
+              </w:rPr>
+              <w:t xml:space="preserve">19.92%</w:t>
+            </w:r>
+          </w:p>
+        </w:tc>
+      </w:tr>
+      <w:tr>
+        <w:tc>
+          <w:tcPr>
+            <w:tcW w:type="dxa" w:w="2700"/>
+            <w:tcMar>
+              <w:top w:type="dxa" w:w="60"/>
+              <w:left w:type="dxa" w:w="100"/>
+              <w:bottom w:type="dxa" w:w="60"/>
+              <w:right w:type="dxa" w:w="100"/>
+            </w:tcMar>
+            <w:vAlign w:val="center"/>
+          </w:tcPr>
+          <w:p>
+            <w:pPr>
+              <w:jc w:val="left"/>
+            </w:pPr>
+            <w:r>
+              <w:rPr>
+                <w:sz w:val="20"/>
+                <w:szCs w:val="20"/>
+              </w:rPr>
+              <w:t xml:space="preserve">65 KB, distillation + clipped inputs</w:t>
+            </w:r>
+          </w:p>
+        </w:tc>
+        <w:tc>
+          <w:tcPr>
+            <w:tcW w:type="dxa" w:w="2300"/>
+            <w:tcMar>
+              <w:top w:type="dxa" w:w="60"/>
+              <w:left w:type="dxa" w:w="100"/>
+              <w:bottom w:type="dxa" w:w="60"/>
+              <w:right w:type="dxa" w:w="100"/>
+            </w:tcMar>
+            <w:vAlign w:val="center"/>
+          </w:tcPr>
+          <w:p>
+            <w:pPr>
+              <w:jc w:val="center"/>
+            </w:pPr>
+            <w:r>
+              <w:rPr>
+                <w:sz w:val="20"/>
+                <w:szCs w:val="20"/>
+              </w:rPr>
+              <w:t xml:space="preserve">fixed</w:t>
+            </w:r>
+          </w:p>
+        </w:tc>
+        <w:tc>
+          <w:tcPr>
+            <w:tcW w:type="dxa" w:w="900"/>
+            <w:tcMar>
+              <w:top w:type="dxa" w:w="60"/>
+              <w:left w:type="dxa" w:w="100"/>
+              <w:bottom w:type="dxa" w:w="60"/>
+              <w:right w:type="dxa" w:w="100"/>
+            </w:tcMar>
+            <w:vAlign w:val="center"/>
+          </w:tcPr>
+          <w:p>
+            <w:pPr>
+              <w:jc w:val="center"/>
+            </w:pPr>
+            <w:r>
+              <w:rPr>
+                <w:sz w:val="20"/>
+                <w:szCs w:val="20"/>
+              </w:rPr>
+              <w:t xml:space="preserve">0.30</w:t>
+            </w:r>
+          </w:p>
+        </w:tc>
+        <w:tc>
+          <w:tcPr>
+            <w:tcW w:type="dxa" w:w="1500"/>
+            <w:tcMar>
+              <w:top w:type="dxa" w:w="60"/>
+              <w:left w:type="dxa" w:w="100"/>
+              <w:bottom w:type="dxa" w:w="60"/>
+              <w:right w:type="dxa" w:w="100"/>
+            </w:tcMar>
+            <w:vAlign w:val="center"/>
+          </w:tcPr>
+          <w:p>
+            <w:pPr>
+              <w:jc w:val="center"/>
+            </w:pPr>
+            <w:r>
+              <w:rPr>
+                <w:sz w:val="20"/>
+                <w:szCs w:val="20"/>
+              </w:rPr>
+              <w:t xml:space="preserve">231 (292)</w:t>
+            </w:r>
+          </w:p>
+        </w:tc>
+        <w:tc>
+          <w:tcPr>
+            <w:tcW w:type="dxa" w:w="1100"/>
+            <w:tcMar>
+              <w:top w:type="dxa" w:w="60"/>
+              <w:left w:type="dxa" w:w="100"/>
+              <w:bottom w:type="dxa" w:w="60"/>
+              <w:right w:type="dxa" w:w="100"/>
+            </w:tcMar>
+            <w:vAlign w:val="center"/>
+          </w:tcPr>
+          <w:p>
+            <w:pPr>
+              <w:jc w:val="center"/>
+            </w:pPr>
+            <w:r>
+              <w:rPr>
+                <w:sz w:val="20"/>
+                <w:szCs w:val="20"/>
+              </w:rPr>
+              <w:t xml:space="preserve">99.73%</w:t>
+            </w:r>
+          </w:p>
+        </w:tc>
+        <w:tc>
+          <w:tcPr>
+            <w:tcW w:type="dxa" w:w="900"/>
+            <w:tcMar>
+              <w:top w:type="dxa" w:w="60"/>
+              <w:left w:type="dxa" w:w="100"/>
+              <w:bottom w:type="dxa" w:w="60"/>
+              <w:right w:type="dxa" w:w="100"/>
+            </w:tcMar>
+            <w:vAlign w:val="center"/>
+          </w:tcPr>
+          <w:p>
+            <w:pPr>
+              <w:jc w:val="center"/>
+            </w:pPr>
+            <w:r>
+              <w:rPr>
+                <w:sz w:val="20"/>
+                <w:szCs w:val="20"/>
+              </w:rPr>
+              <w:t xml:space="preserve">6.04%</w:t>
+            </w:r>
+          </w:p>
+        </w:tc>
+      </w:tr>
+      <w:tr>
+        <w:tc>
+          <w:tcPr>
+            <w:tcW w:type="dxa" w:w="2700"/>
+            <w:tcMar>
+              <w:top w:type="dxa" w:w="60"/>
+              <w:left w:type="dxa" w:w="100"/>
+              <w:bottom w:type="dxa" w:w="60"/>
+              <w:right w:type="dxa" w:w="100"/>
+            </w:tcMar>
+            <w:vAlign w:val="center"/>
+          </w:tcPr>
+          <w:p>
+            <w:pPr>
+              <w:jc w:val="left"/>
+            </w:pPr>
+            <w:r>
+              <w:rPr>
+                <w:sz w:val="20"/>
+                <w:szCs w:val="20"/>
+              </w:rPr>
+              <w:t xml:space="preserve">65 KB, distillation + clipped inputs</w:t>
+            </w:r>
+          </w:p>
+        </w:tc>
+        <w:tc>
+          <w:tcPr>
+            <w:tcW w:type="dxa" w:w="2300"/>
+            <w:tcMar>
+              <w:top w:type="dxa" w:w="60"/>
+              <w:left w:type="dxa" w:w="100"/>
+              <w:bottom w:type="dxa" w:w="60"/>
+              <w:right w:type="dxa" w:w="100"/>
+            </w:tcMar>
+            <w:vAlign w:val="center"/>
+          </w:tcPr>
+          <w:p>
+            <w:pPr>
+              <w:jc w:val="center"/>
+            </w:pPr>
+            <w:r>
+              <w:rPr>
+                <w:sz w:val="20"/>
+                <w:szCs w:val="20"/>
+              </w:rPr>
+              <w:t xml:space="preserve">client val., recall ≥ 99.9%</w:t>
+            </w:r>
+          </w:p>
+        </w:tc>
+        <w:tc>
+          <w:tcPr>
+            <w:tcW w:type="dxa" w:w="900"/>
+            <w:tcMar>
+              <w:top w:type="dxa" w:w="60"/>
+              <w:left w:type="dxa" w:w="100"/>
+              <w:bottom w:type="dxa" w:w="60"/>
+              <w:right w:type="dxa" w:w="100"/>
+            </w:tcMar>
+            <w:vAlign w:val="center"/>
+          </w:tcPr>
+          <w:p>
+            <w:pPr>
+              <w:jc w:val="center"/>
+            </w:pPr>
+            <w:r>
+              <w:rPr>
+                <w:sz w:val="20"/>
+                <w:szCs w:val="20"/>
+              </w:rPr>
+              <w:t xml:space="preserve">0.214</w:t>
+            </w:r>
+          </w:p>
+        </w:tc>
+        <w:tc>
+          <w:tcPr>
+            <w:tcW w:type="dxa" w:w="1500"/>
+            <w:tcMar>
+              <w:top w:type="dxa" w:w="60"/>
+              <w:left w:type="dxa" w:w="100"/>
+              <w:bottom w:type="dxa" w:w="60"/>
+              <w:right w:type="dxa" w:w="100"/>
+            </w:tcMar>
+            <w:vAlign w:val="center"/>
+          </w:tcPr>
+          <w:p>
+            <w:pPr>
+              <w:jc w:val="center"/>
+            </w:pPr>
+            <w:r>
+              <w:rPr>
+                <w:sz w:val="20"/>
+                <w:szCs w:val="20"/>
+              </w:rPr>
+              <w:t xml:space="preserve">77 (133)</w:t>
+            </w:r>
+          </w:p>
+        </w:tc>
+        <w:tc>
+          <w:tcPr>
+            <w:tcW w:type="dxa" w:w="1100"/>
+            <w:tcMar>
+              <w:top w:type="dxa" w:w="60"/>
+              <w:left w:type="dxa" w:w="100"/>
+              <w:bottom w:type="dxa" w:w="60"/>
+              <w:right w:type="dxa" w:w="100"/>
+            </w:tcMar>
+            <w:vAlign w:val="center"/>
+          </w:tcPr>
+          <w:p>
+            <w:pPr>
+              <w:jc w:val="center"/>
+            </w:pPr>
+            <w:r>
+              <w:rPr>
+                <w:sz w:val="20"/>
+                <w:szCs w:val="20"/>
+              </w:rPr>
+              <w:t xml:space="preserve">99.91%</w:t>
+            </w:r>
+          </w:p>
+        </w:tc>
+        <w:tc>
+          <w:tcPr>
+            <w:tcW w:type="dxa" w:w="900"/>
+            <w:tcMar>
+              <w:top w:type="dxa" w:w="60"/>
+              <w:left w:type="dxa" w:w="100"/>
+              <w:bottom w:type="dxa" w:w="60"/>
+              <w:right w:type="dxa" w:w="100"/>
+            </w:tcMar>
+            <w:vAlign w:val="center"/>
+          </w:tcPr>
+          <w:p>
+            <w:pPr>
+              <w:jc w:val="center"/>
+            </w:pPr>
+            <w:r>
+              <w:rPr>
+                <w:sz w:val="20"/>
+                <w:szCs w:val="20"/>
+              </w:rPr>
+              <w:t xml:space="preserve">9.54%</w:t>
+            </w:r>
+          </w:p>
+        </w:tc>
+      </w:tr>
+      <w:tr>
+        <w:tc>
+          <w:tcPr>
+            <w:tcW w:type="dxa" w:w="2700"/>
+            <w:tcMar>
+              <w:top w:type="dxa" w:w="60"/>
+              <w:left w:type="dxa" w:w="100"/>
+              <w:bottom w:type="dxa" w:w="60"/>
+              <w:right w:type="dxa" w:w="100"/>
+            </w:tcMar>
+            <w:vAlign w:val="center"/>
+          </w:tcPr>
+          <w:p>
+            <w:pPr>
+              <w:jc w:val="left"/>
+            </w:pPr>
+            <w:r>
+              <w:rPr>
+                <w:sz w:val="20"/>
+                <w:szCs w:val="20"/>
+              </w:rPr>
+              <w:t xml:space="preserve">65 KB, distillation + clipped inputs</w:t>
+            </w:r>
+          </w:p>
+        </w:tc>
+        <w:tc>
+          <w:tcPr>
+            <w:tcW w:type="dxa" w:w="2300"/>
+            <w:tcMar>
+              <w:top w:type="dxa" w:w="60"/>
+              <w:left w:type="dxa" w:w="100"/>
+              <w:bottom w:type="dxa" w:w="60"/>
+              <w:right w:type="dxa" w:w="100"/>
+            </w:tcMar>
+            <w:vAlign w:val="center"/>
+          </w:tcPr>
+          <w:p>
+            <w:pPr>
+              <w:jc w:val="center"/>
+            </w:pPr>
+            <w:r>
+              <w:rPr>
+                <w:sz w:val="20"/>
+                <w:szCs w:val="20"/>
+              </w:rPr>
+              <w:t xml:space="preserve">client val., recall ≥ 99.95%</w:t>
+            </w:r>
+          </w:p>
+        </w:tc>
+        <w:tc>
+          <w:tcPr>
+            <w:tcW w:type="dxa" w:w="900"/>
+            <w:tcMar>
+              <w:top w:type="dxa" w:w="60"/>
+              <w:left w:type="dxa" w:w="100"/>
+              <w:bottom w:type="dxa" w:w="60"/>
+              <w:right w:type="dxa" w:w="100"/>
+            </w:tcMar>
+            <w:vAlign w:val="center"/>
+          </w:tcPr>
+          <w:p>
+            <w:pPr>
+              <w:jc w:val="center"/>
+            </w:pPr>
+            <w:r>
+              <w:rPr>
+                <w:sz w:val="20"/>
+                <w:szCs w:val="20"/>
+              </w:rPr>
+              <w:t xml:space="preserve">0.198</w:t>
+            </w:r>
+          </w:p>
+        </w:tc>
+        <w:tc>
+          <w:tcPr>
+            <w:tcW w:type="dxa" w:w="1500"/>
+            <w:tcMar>
+              <w:top w:type="dxa" w:w="60"/>
+              <w:left w:type="dxa" w:w="100"/>
+              <w:bottom w:type="dxa" w:w="60"/>
+              <w:right w:type="dxa" w:w="100"/>
+            </w:tcMar>
+            <w:vAlign w:val="center"/>
+          </w:tcPr>
+          <w:p>
+            <w:pPr>
+              <w:jc w:val="center"/>
+            </w:pPr>
+            <w:r>
+              <w:rPr>
+                <w:sz w:val="20"/>
+                <w:szCs w:val="20"/>
+              </w:rPr>
+              <w:t xml:space="preserve">44 (55)</w:t>
+            </w:r>
+          </w:p>
+        </w:tc>
+        <w:tc>
+          <w:tcPr>
+            <w:tcW w:type="dxa" w:w="1100"/>
+            <w:tcMar>
+              <w:top w:type="dxa" w:w="60"/>
+              <w:left w:type="dxa" w:w="100"/>
+              <w:bottom w:type="dxa" w:w="60"/>
+              <w:right w:type="dxa" w:w="100"/>
+            </w:tcMar>
+            <w:vAlign w:val="center"/>
+          </w:tcPr>
+          <w:p>
+            <w:pPr>
+              <w:jc w:val="center"/>
+            </w:pPr>
+            <w:r>
+              <w:rPr>
+                <w:sz w:val="20"/>
+                <w:szCs w:val="20"/>
+              </w:rPr>
+              <w:t xml:space="preserve">99.95%</w:t>
+            </w:r>
+          </w:p>
+        </w:tc>
+        <w:tc>
+          <w:tcPr>
+            <w:tcW w:type="dxa" w:w="900"/>
+            <w:tcMar>
+              <w:top w:type="dxa" w:w="60"/>
+              <w:left w:type="dxa" w:w="100"/>
+              <w:bottom w:type="dxa" w:w="60"/>
+              <w:right w:type="dxa" w:w="100"/>
+            </w:tcMar>
+            <w:vAlign w:val="center"/>
+          </w:tcPr>
+          <w:p>
+            <w:pPr>
+              <w:jc w:val="center"/>
+            </w:pPr>
+            <w:r>
+              <w:rPr>
+                <w:sz w:val="20"/>
+                <w:szCs w:val="20"/>
+              </w:rPr>
+              <w:t xml:space="preserve">10.43%</w:t>
+            </w:r>
+          </w:p>
+        </w:tc>
+      </w:tr>
+      <w:tr>
+        <w:tc>
+          <w:tcPr>
+            <w:tcW w:type="dxa" w:w="2700"/>
+            <w:tcMar>
+              <w:top w:type="dxa" w:w="60"/>
+              <w:left w:type="dxa" w:w="100"/>
+              <w:bottom w:type="dxa" w:w="60"/>
+              <w:right w:type="dxa" w:w="100"/>
+            </w:tcMar>
+            <w:vAlign w:val="center"/>
+          </w:tcPr>
+          <w:p>
+            <w:pPr>
+              <w:jc w:val="left"/>
+            </w:pPr>
+            <w:r>
+              <w:rPr>
+                <w:sz w:val="20"/>
+                <w:szCs w:val="20"/>
+              </w:rPr>
+              <w:t xml:space="preserve">65 KB, distillation + clipped inputs</w:t>
+            </w:r>
+          </w:p>
+        </w:tc>
+        <w:tc>
+          <w:tcPr>
+            <w:tcW w:type="dxa" w:w="2300"/>
+            <w:tcMar>
+              <w:top w:type="dxa" w:w="60"/>
+              <w:left w:type="dxa" w:w="100"/>
+              <w:bottom w:type="dxa" w:w="60"/>
+              <w:right w:type="dxa" w:w="100"/>
+            </w:tcMar>
+            <w:vAlign w:val="center"/>
+          </w:tcPr>
+          <w:p>
+            <w:pPr>
+              <w:jc w:val="center"/>
+            </w:pPr>
+            <w:r>
+              <w:rPr>
+                <w:sz w:val="20"/>
+                <w:szCs w:val="20"/>
+              </w:rPr>
+              <w:t xml:space="preserve">client val., recall ≥ 99.99%</w:t>
+            </w:r>
+          </w:p>
+        </w:tc>
+        <w:tc>
+          <w:tcPr>
+            <w:tcW w:type="dxa" w:w="900"/>
+            <w:tcMar>
+              <w:top w:type="dxa" w:w="60"/>
+              <w:left w:type="dxa" w:w="100"/>
+              <w:bottom w:type="dxa" w:w="60"/>
+              <w:right w:type="dxa" w:w="100"/>
+            </w:tcMar>
+            <w:vAlign w:val="center"/>
+          </w:tcPr>
+          <w:p>
+            <w:pPr>
+              <w:jc w:val="center"/>
+            </w:pPr>
+            <w:r>
+              <w:rPr>
+                <w:sz w:val="20"/>
+                <w:szCs w:val="20"/>
+              </w:rPr>
+              <w:t xml:space="preserve">0.171</w:t>
+            </w:r>
+          </w:p>
+        </w:tc>
+        <w:tc>
+          <w:tcPr>
+            <w:tcW w:type="dxa" w:w="1500"/>
+            <w:tcMar>
+              <w:top w:type="dxa" w:w="60"/>
+              <w:left w:type="dxa" w:w="100"/>
+              <w:bottom w:type="dxa" w:w="60"/>
+              <w:right w:type="dxa" w:w="100"/>
+            </w:tcMar>
+            <w:vAlign w:val="center"/>
+          </w:tcPr>
+          <w:p>
+            <w:pPr>
+              <w:jc w:val="center"/>
+            </w:pPr>
+            <w:r>
+              <w:rPr>
+                <w:sz w:val="20"/>
+                <w:szCs w:val="20"/>
+              </w:rPr>
+              <w:t xml:space="preserve">24 (25)</w:t>
+            </w:r>
+          </w:p>
+        </w:tc>
+        <w:tc>
+          <w:tcPr>
+            <w:tcW w:type="dxa" w:w="1100"/>
+            <w:tcMar>
+              <w:top w:type="dxa" w:w="60"/>
+              <w:left w:type="dxa" w:w="100"/>
+              <w:bottom w:type="dxa" w:w="60"/>
+              <w:right w:type="dxa" w:w="100"/>
+            </w:tcMar>
+            <w:vAlign w:val="center"/>
+          </w:tcPr>
+          <w:p>
+            <w:pPr>
+              <w:jc w:val="center"/>
+            </w:pPr>
+            <w:r>
+              <w:rPr>
+                <w:sz w:val="20"/>
+                <w:szCs w:val="20"/>
+              </w:rPr>
+              <w:t xml:space="preserve">99.97%</w:t>
+            </w:r>
+          </w:p>
+        </w:tc>
+        <w:tc>
+          <w:tcPr>
+            <w:tcW w:type="dxa" w:w="900"/>
+            <w:tcMar>
+              <w:top w:type="dxa" w:w="60"/>
+              <w:left w:type="dxa" w:w="100"/>
+              <w:bottom w:type="dxa" w:w="60"/>
+              <w:right w:type="dxa" w:w="100"/>
+            </w:tcMar>
+            <w:vAlign w:val="center"/>
+          </w:tcPr>
+          <w:p>
+            <w:pPr>
+              <w:jc w:val="center"/>
+            </w:pPr>
+            <w:r>
+              <w:rPr>
+                <w:sz w:val="20"/>
+                <w:szCs w:val="20"/>
+              </w:rPr>
+              <w:t xml:space="preserve">14.33%</w:t>
+            </w:r>
+          </w:p>
+        </w:tc>
+      </w:tr>
+    </w:tbl>
+    <w:p>
+      <w:pPr>
+        <w:spacing w:after="240" w:before="80"/>
+      </w:pPr>
+      <w:r>
+        <w:rPr>
+          <w:i/>
+          <w:iCs/>
+          <w:sz w:val="20"/>
+          <w:szCs w:val="20"/>
+        </w:rPr>
+        <w:t xml:space="preserve">Table 11. Recall-priority deployment on CIC-IDS2017 (85,173 test attacks). All 65 KB models: structured 50% → fine-tuning → QAT fine-tuning → INT8, on client 0's data; means over three fine-tuning draws. "Client val.": threshold chosen on 20,000 held-out samples of client 0 to reach the stated recall there.</w:t>
+      </w:r>
+    </w:p>
+    <w:p>
+      <w:pPr>
+        <w:spacing w:after="160"/>
+      </w:pPr>
+      <w:r>
+        <w:t xml:space="preserve">Lowering the threshold of the deployed model alone does reach the FP32 model's missed-attack count (44), but only at a 23.4% FAR. The hard-label QAT model pushes most attack and benign scores into the lowest output levels, and the selected thresholds (0.004–0.012) are one to three steps of the INT8 output's 1/256 resolution, so the threshold cannot be tuned finely. Distillation keeps the student's scores in the middle of the range, where the INT8 output has resolution (selected thresholds 0.15–0.26), and clipping the inputs during fine-tuning (Section 5.12) separates the classes further. Together they let the 65 KB model miss 44 attacks, fewer than the FP32 model at 0.3, at a 10.4% FAR, or 24 attacks at a 14.3% FAR. A 4× attack weight, pure teacher targets (α = 0; 66 missed at 18.5% FAR), and five times more fine-tuning data (50,000 samples; 40 missed at 17.9% FAR) do not do better. Measured at equal recall, compression still costs FAR: on the test sweep the FP32 model misses 22 attacks at an 11.0% FAR, against 24 at 14.3% for the best 65 KB model.</w:t>
+      </w:r>
+    </w:p>
+    <w:p>
+      <w:pPr>
+        <w:spacing w:after="160"/>
+      </w:pPr>
+      <w:r>
+        <w:t xml:space="preserve">The client's own held-out data is a reliable guide. Its FAR predicts the test FAR to within 0.35 points in every draw, and the 99.9% and 99.95% recall targets are met on the test split on average (99.91% and 99.95%). The 99.99% target is not (99.97%): with about 10,000 attacks in the client validation set it allows a single miss, and the client data are SMOTE-augmented, so very high recall targets need a larger validation set. For a recall-priority CIC-IDS2017 deployment we therefore recommend distillation from the federated model, QAT fine-tuning on clipped inputs, and a threshold chosen on the fine-tuning client's held-out data for the required recall; the price is about one benign flow in ten raising an alert.</w:t>
       </w:r>
     </w:p>
     <w:p>
@@ -13079,6 +14774,21 @@
           <w:b/>
           <w:bCs/>
         </w:rPr>
+        <w:t xml:space="preserve">Threshold selection data. </w:t>
+      </w:r>
+      <w:r>
+        <w:t xml:space="preserve">Recall-target thresholds (Section 5.13) are chosen on the fine-tuning client's SMOTE-augmented training data; targets above 99.95% need a larger, non-augmented validation set.</w:t>
+      </w:r>
+    </w:p>
+    <w:p>
+      <w:pPr>
+        <w:spacing w:after="140"/>
+      </w:pPr>
+      <w:r>
+        <w:rPr>
+          <w:b/>
+          <w:bCs/>
+        </w:rPr>
         <w:t xml:space="preserve">Transfer attacks only. </w:t>
       </w:r>
       <w:r>
@@ -13114,7 +14824,7 @@
         <w:spacing w:after="160"/>
       </w:pPr>
       <w:r>
-        <w:t xml:space="preserve">Beyond the items in Section 7, we plan to evaluate robust feature scaling as a fix for training-time QAT on heavy-tailed IDS data, federated (multi-client) fine-tuning during compression, threshold selection from validation precision-recall curves against an alert budget, and deployment on heterogeneous microcontrollers beyond the ESP32.</w:t>
+        <w:t xml:space="preserve">Beyond the items in Section 7, we plan to evaluate robust feature scaling as a fix for training-time QAT on heavy-tailed IDS data, federated (multi-client) fine-tuning during compression, threshold selection against an explicit alert budget (Section 5.13 selects for a recall target only), and deployment on heterogeneous microcontrollers beyond the ESP32.</w:t>
       </w:r>
     </w:p>
     <w:p>
@@ -13131,7 +14841,7 @@
         <w:spacing w:after="160"/>
       </w:pPr>
       <w:r>
-        <w:t xml:space="preserve">A federated MLP intrusion detector trained with FedAvgM, a shared cosine schedule, and focal loss comes close to centralized training on CIC-IDS2017 and TON_IoT and is robust to a strongly non-IID partition. It can be compressed to a 65 KB INT8 TensorFlow Lite model (12.3×) without loss using only one participating client's data, provided that client's class mix is representative. Training-time QAT inside FL, by contrast, fails on heavy-tailed CIC-IDS2017 features while working on TON_IoT, and full-integer post-training quantization is unstable across calibration draws unless its calibration inputs are clipped. Federation matters most for clients with few local attacks, which alone miss up to 55% of attacks. Finally, four silent toolchain failures had invalidated the compressed-model results of our earlier report. An invariant check that re-evaluates the uncompressed federated model at every stage would have caught all of them.</w:t>
+        <w:t xml:space="preserve">A federated MLP intrusion detector trained with FedAvgM, a shared cosine schedule, and focal loss comes close to centralized training on CIC-IDS2017 and TON_IoT and is robust to a strongly non-IID partition. It can be compressed to a 65 KB INT8 TensorFlow Lite model (12.3×) without loss using only one participating client's data, provided that client's class mix is representative, and with distillation and a client-chosen threshold the 65 KB model misses fewer attacks than the FP32 model (44 vs. 52 of 85,173) at a 10.4% false-alarm rate. Training-time QAT inside FL, by contrast, fails on heavy-tailed CIC-IDS2017 features while working on TON_IoT, and full-integer post-training quantization is unstable across calibration draws unless its calibration inputs are clipped. Federation matters most for clients with few local attacks, which alone miss up to 55% of attacks. Finally, four silent toolchain failures had invalidated the compressed-model results of our earlier report. An invariant check that re-evaluates the uncompressed federated model at every stage would have caught all of them.</w:t>
       </w:r>
     </w:p>
     <w:p>

--- a/paper/TinyML_Federated_IDS_Revised.docx
+++ b/paper/TinyML_Federated_IDS_Revised.docx
@@ -276,7 +276,7 @@
         <w:spacing w:after="200"/>
       </w:pPr>
       <w:r>
-        <w:t xml:space="preserve">Federated Learning (FL) combined with TinyML is an attractive basis for privacy-preserving intrusion detection on microcontroller-class IoT devices, but the claim that a federated model can be compressed for such devices without losing detection quality is rarely tested end to end. We train a multilayer-perceptron intrusion detector with Flower (FedAvgM, cosine learning-rate decay, focal loss) on CIC-IDS2017 and TON_IoT, and compress it for TensorFlow Lite Micro using only data a federated deployment would actually hold. Three results stand out. First, federated training comes close to centralized training on the same recipe (F1 85.70 vs. 87.35 on CIC-IDS2017; 99.40 vs. 99.48 on TON_IoT), and a strongly non-IID Dirichlet(0.3) partition costs at most about one F1 point. Second, structured pruning followed by fine-tuning and QAT fine-tuning on a single participating client's local data yields a 65 KB INT8 model (12.3× smaller than FP32) with no loss relative to the federated model (F1 85.59, Attack Recall 99.66% on CIC-IDS2017; F1 98.74 on TON_IoT). How well this works depends on how closely that client's class mix matches the global one. When missed attacks must be minimized, distillation from the federated model and a threshold chosen on the client's own held-out data let the 65 KB model miss 44 of 85,173 attacks, fewer than the FP32 model (52), at a 10.4% false-alarm rate. Third, training-time quantization-aware training inside FL collapses on CIC-IDS2017 (34.7% accuracy): heavy-tailed standardized features drive the learned INT8 input range to [−1231, 405]. The same method works on TON_IoT, and full-integer post-training quantization of the float model avoids that collapse but is unstable across calibration draws (F1 between 12 and 99 for the same TON_IoT model) until the calibration inputs are clipped, after which it is stable (F1 99.32–99.35). A local-only baseline shows where federation pays off: clients with few local attacks detect 45–93% of attacks alone and 98–99.8% with the federated model. We also document four silent failure modes in a common TensorFlow, tfmot, and Flower toolchain that had invalidated the compressed-model results of our own earlier report, together with the checks that catch them.</w:t>
+        <w:t xml:space="preserve">Federated Learning (FL) combined with TinyML is an attractive basis for privacy-preserving intrusion detection on microcontroller-class IoT devices, but the claim that a federated model can be compressed for such devices without losing detection quality is rarely tested end to end. We train a multilayer-perceptron intrusion detector with Flower (FedAvgM, cosine learning-rate decay, focal loss) on CIC-IDS2017 and TON_IoT, and compress it for TensorFlow Lite Micro using only data a federated deployment would actually hold. Three results stand out. First, federated training comes close to centralized training on the same recipe (F1 85.70 vs. 87.35 on CIC-IDS2017; 99.40 vs. 99.48 on TON_IoT), and a strongly non-IID Dirichlet(0.3) partition costs at most about one F1 point. Second, structured pruning followed by fine-tuning and QAT fine-tuning on a single participating client's local data yields a 65 KB INT8 model (12.3× smaller than FP32) with no loss relative to the federated model (F1 85.59, Attack Recall 99.66% on CIC-IDS2017; F1 98.74 on TON_IoT). How well this works depends on how closely that client's class mix matches the global one. When missed attacks must be minimized, distillation from the federated model and a threshold chosen on the client's own held-out data together with fine-tuning on all clients' local data, let the 65 KB model miss 27 of 85,173 attacks, about half as many as the FP32 model at its default threshold (52), at an 11.3% false-alarm rate. Third, training-time quantization-aware training inside FL collapses on CIC-IDS2017 (34.7% accuracy): heavy-tailed standardized features drive the learned INT8 input range to [−1231, 405]. The same method works on TON_IoT, and full-integer post-training quantization of the float model avoids that collapse but is unstable across calibration draws (F1 between 12 and 99 for the same TON_IoT model) until the calibration inputs are clipped, after which it is stable (F1 99.32–99.35). A local-only baseline shows where federation pays off: clients with few local attacks detect 45–93% of attacks alone and 98–99.8% with the federated model. We also document four silent failure modes in a common TensorFlow, tfmot, and Flower toolchain that had invalidated the compressed-model results of our own earlier report, together with the checks that catch them.</w:t>
       </w:r>
     </w:p>
     <w:p>
@@ -5393,7 +5393,7 @@
         <w:spacing w:after="160"/>
       </w:pPr>
       <w:r>
-        <w:t xml:space="preserve">For the deployed CIC-IDS2017 model (65.4 KB INT8), 99.66% Attack Recall means 0.34% of attack flows are missed (291 of 85,173 test attacks). The 6.82% FAR means about one in fifteen benign flows raises an alert. For the deployed TON_IoT model, 1.65% of attacks are missed (268 of 16,214) and 2.88% of benign records are flagged. The fixed 0.3 threshold deliberately favours recall. A deployment that must miss as few attacks as possible should instead pick the threshold on held-out data for a target recall: Section 5.13 shows that the 65 KB model can then miss 44 of 85,173 attacks (fewer than the FP32 model at 0.3) at a 10.4% FAR. Section 5.4 shows that the fine-tuning client's class mix shifts this trade-off as well.</w:t>
+        <w:t xml:space="preserve">For the deployed CIC-IDS2017 model (65.4 KB INT8), 99.66% Attack Recall means 0.34% of attack flows are missed (291 of 85,173 test attacks). The 6.82% FAR means about one in fifteen benign flows raises an alert. For the deployed TON_IoT model, 1.65% of attacks are missed (268 of 16,214) and 2.88% of benign records are flagged. The fixed 0.3 threshold deliberately favours recall. A deployment that must miss as few attacks as possible should instead pick the threshold on held-out data for a target recall: Section 5.13 shows that the 65 KB model can then miss 27 of 85,173 attacks (FP32 model at 0.3: 52) at an 11.3% FAR. Section 5.4 shows that the fine-tuning client's class mix shifts this trade-off as well.</w:t>
       </w:r>
     </w:p>
     <w:p>
@@ -12869,7 +12869,7 @@
     </w:p>
     <w:tbl>
       <w:tblPr>
-        <w:tblW w:type="dxa" w:w="9400"/>
+        <w:tblW w:type="dxa" w:w="9300"/>
         <w:tblBorders>
           <w:top w:val="single" w:color="auto" w:sz="4"/>
           <w:left w:val="single" w:color="auto" w:sz="4"/>
@@ -12880,10 +12880,10 @@
         </w:tblBorders>
       </w:tblPr>
       <w:tblGrid>
-        <w:gridCol w:w="2700"/>
-        <w:gridCol w:w="2300"/>
-        <w:gridCol w:w="900"/>
-        <w:gridCol w:w="1500"/>
+        <w:gridCol w:w="2900"/>
+        <w:gridCol w:w="2200"/>
+        <w:gridCol w:w="800"/>
+        <w:gridCol w:w="1400"/>
         <w:gridCol w:w="1100"/>
         <w:gridCol w:w="900"/>
       </w:tblGrid>
@@ -12893,7 +12893,7 @@
         </w:trPr>
         <w:tc>
           <w:tcPr>
-            <w:tcW w:type="dxa" w:w="2700"/>
+            <w:tcW w:type="dxa" w:w="2900"/>
             <w:shd w:fill="D9E2F3" w:val="clear"/>
             <w:tcMar>
               <w:top w:type="dxa" w:w="60"/>
@@ -12920,7 +12920,7 @@
         </w:tc>
         <w:tc>
           <w:tcPr>
-            <w:tcW w:type="dxa" w:w="2300"/>
+            <w:tcW w:type="dxa" w:w="2200"/>
             <w:shd w:fill="D9E2F3" w:val="clear"/>
             <w:tcMar>
               <w:top w:type="dxa" w:w="60"/>
@@ -12947,6 +12947,87 @@
         </w:tc>
         <w:tc>
           <w:tcPr>
+            <w:tcW w:type="dxa" w:w="800"/>
+            <w:shd w:fill="D9E2F3" w:val="clear"/>
+            <w:tcMar>
+              <w:top w:type="dxa" w:w="60"/>
+              <w:left w:type="dxa" w:w="100"/>
+              <w:bottom w:type="dxa" w:w="60"/>
+              <w:right w:type="dxa" w:w="100"/>
+            </w:tcMar>
+            <w:vAlign w:val="center"/>
+          </w:tcPr>
+          <w:p>
+            <w:pPr>
+              <w:jc w:val="center"/>
+            </w:pPr>
+            <w:r>
+              <w:rPr>
+                <w:b/>
+                <w:bCs/>
+                <w:sz w:val="20"/>
+                <w:szCs w:val="20"/>
+              </w:rPr>
+              <w:t xml:space="preserve">Threshold</w:t>
+            </w:r>
+          </w:p>
+        </w:tc>
+        <w:tc>
+          <w:tcPr>
+            <w:tcW w:type="dxa" w:w="1400"/>
+            <w:shd w:fill="D9E2F3" w:val="clear"/>
+            <w:tcMar>
+              <w:top w:type="dxa" w:w="60"/>
+              <w:left w:type="dxa" w:w="100"/>
+              <w:bottom w:type="dxa" w:w="60"/>
+              <w:right w:type="dxa" w:w="100"/>
+            </w:tcMar>
+            <w:vAlign w:val="center"/>
+          </w:tcPr>
+          <w:p>
+            <w:pPr>
+              <w:jc w:val="center"/>
+            </w:pPr>
+            <w:r>
+              <w:rPr>
+                <w:b/>
+                <w:bCs/>
+                <w:sz w:val="20"/>
+                <w:szCs w:val="20"/>
+              </w:rPr>
+              <w:t xml:space="preserve">Missed attacks: mean (max)</w:t>
+            </w:r>
+          </w:p>
+        </w:tc>
+        <w:tc>
+          <w:tcPr>
+            <w:tcW w:type="dxa" w:w="1100"/>
+            <w:shd w:fill="D9E2F3" w:val="clear"/>
+            <w:tcMar>
+              <w:top w:type="dxa" w:w="60"/>
+              <w:left w:type="dxa" w:w="100"/>
+              <w:bottom w:type="dxa" w:w="60"/>
+              <w:right w:type="dxa" w:w="100"/>
+            </w:tcMar>
+            <w:vAlign w:val="center"/>
+          </w:tcPr>
+          <w:p>
+            <w:pPr>
+              <w:jc w:val="center"/>
+            </w:pPr>
+            <w:r>
+              <w:rPr>
+                <w:b/>
+                <w:bCs/>
+                <w:sz w:val="20"/>
+                <w:szCs w:val="20"/>
+              </w:rPr>
+              <w:t xml:space="preserve">Attack Recall</w:t>
+            </w:r>
+          </w:p>
+        </w:tc>
+        <w:tc>
+          <w:tcPr>
             <w:tcW w:type="dxa" w:w="900"/>
             <w:shd w:fill="D9E2F3" w:val="clear"/>
             <w:tcMar>
@@ -12968,87 +13049,6 @@
                 <w:sz w:val="20"/>
                 <w:szCs w:val="20"/>
               </w:rPr>
-              <w:t xml:space="preserve">Threshold</w:t>
-            </w:r>
-          </w:p>
-        </w:tc>
-        <w:tc>
-          <w:tcPr>
-            <w:tcW w:type="dxa" w:w="1500"/>
-            <w:shd w:fill="D9E2F3" w:val="clear"/>
-            <w:tcMar>
-              <w:top w:type="dxa" w:w="60"/>
-              <w:left w:type="dxa" w:w="100"/>
-              <w:bottom w:type="dxa" w:w="60"/>
-              <w:right w:type="dxa" w:w="100"/>
-            </w:tcMar>
-            <w:vAlign w:val="center"/>
-          </w:tcPr>
-          <w:p>
-            <w:pPr>
-              <w:jc w:val="center"/>
-            </w:pPr>
-            <w:r>
-              <w:rPr>
-                <w:b/>
-                <w:bCs/>
-                <w:sz w:val="20"/>
-                <w:szCs w:val="20"/>
-              </w:rPr>
-              <w:t xml:space="preserve">Missed attacks: mean (max)</w:t>
-            </w:r>
-          </w:p>
-        </w:tc>
-        <w:tc>
-          <w:tcPr>
-            <w:tcW w:type="dxa" w:w="1100"/>
-            <w:shd w:fill="D9E2F3" w:val="clear"/>
-            <w:tcMar>
-              <w:top w:type="dxa" w:w="60"/>
-              <w:left w:type="dxa" w:w="100"/>
-              <w:bottom w:type="dxa" w:w="60"/>
-              <w:right w:type="dxa" w:w="100"/>
-            </w:tcMar>
-            <w:vAlign w:val="center"/>
-          </w:tcPr>
-          <w:p>
-            <w:pPr>
-              <w:jc w:val="center"/>
-            </w:pPr>
-            <w:r>
-              <w:rPr>
-                <w:b/>
-                <w:bCs/>
-                <w:sz w:val="20"/>
-                <w:szCs w:val="20"/>
-              </w:rPr>
-              <w:t xml:space="preserve">Attack Recall</w:t>
-            </w:r>
-          </w:p>
-        </w:tc>
-        <w:tc>
-          <w:tcPr>
-            <w:tcW w:type="dxa" w:w="900"/>
-            <w:shd w:fill="D9E2F3" w:val="clear"/>
-            <w:tcMar>
-              <w:top w:type="dxa" w:w="60"/>
-              <w:left w:type="dxa" w:w="100"/>
-              <w:bottom w:type="dxa" w:w="60"/>
-              <w:right w:type="dxa" w:w="100"/>
-            </w:tcMar>
-            <w:vAlign w:val="center"/>
-          </w:tcPr>
-          <w:p>
-            <w:pPr>
-              <w:jc w:val="center"/>
-            </w:pPr>
-            <w:r>
-              <w:rPr>
-                <w:b/>
-                <w:bCs/>
-                <w:sz w:val="20"/>
-                <w:szCs w:val="20"/>
-              </w:rPr>
               <w:t xml:space="preserve">FAR</w:t>
             </w:r>
           </w:p>
@@ -13057,7 +13057,7 @@
       <w:tr>
         <w:tc>
           <w:tcPr>
-            <w:tcW w:type="dxa" w:w="2700"/>
+            <w:tcW w:type="dxa" w:w="2900"/>
             <w:tcMar>
               <w:top w:type="dxa" w:w="60"/>
               <w:left w:type="dxa" w:w="100"/>
@@ -13081,7 +13081,7 @@
         </w:tc>
         <w:tc>
           <w:tcPr>
-            <w:tcW w:type="dxa" w:w="2300"/>
+            <w:tcW w:type="dxa" w:w="2200"/>
             <w:tcMar>
               <w:top w:type="dxa" w:w="60"/>
               <w:left w:type="dxa" w:w="100"/>
@@ -13105,7 +13105,7 @@
         </w:tc>
         <w:tc>
           <w:tcPr>
-            <w:tcW w:type="dxa" w:w="900"/>
+            <w:tcW w:type="dxa" w:w="800"/>
             <w:tcMar>
               <w:top w:type="dxa" w:w="60"/>
               <w:left w:type="dxa" w:w="100"/>
@@ -13129,7 +13129,7 @@
         </w:tc>
         <w:tc>
           <w:tcPr>
-            <w:tcW w:type="dxa" w:w="1500"/>
+            <w:tcW w:type="dxa" w:w="1400"/>
             <w:tcMar>
               <w:top w:type="dxa" w:w="60"/>
               <w:left w:type="dxa" w:w="100"/>
@@ -13203,7 +13203,7 @@
       <w:tr>
         <w:tc>
           <w:tcPr>
-            <w:tcW w:type="dxa" w:w="2700"/>
+            <w:tcW w:type="dxa" w:w="2900"/>
             <w:tcMar>
               <w:top w:type="dxa" w:w="60"/>
               <w:left w:type="dxa" w:w="100"/>
@@ -13227,7 +13227,7 @@
         </w:tc>
         <w:tc>
           <w:tcPr>
-            <w:tcW w:type="dxa" w:w="2300"/>
+            <w:tcW w:type="dxa" w:w="2200"/>
             <w:tcMar>
               <w:top w:type="dxa" w:w="60"/>
               <w:left w:type="dxa" w:w="100"/>
@@ -13251,7 +13251,7 @@
         </w:tc>
         <w:tc>
           <w:tcPr>
-            <w:tcW w:type="dxa" w:w="900"/>
+            <w:tcW w:type="dxa" w:w="800"/>
             <w:tcMar>
               <w:top w:type="dxa" w:w="60"/>
               <w:left w:type="dxa" w:w="100"/>
@@ -13275,7 +13275,7 @@
         </w:tc>
         <w:tc>
           <w:tcPr>
-            <w:tcW w:type="dxa" w:w="1500"/>
+            <w:tcW w:type="dxa" w:w="1400"/>
             <w:tcMar>
               <w:top w:type="dxa" w:w="60"/>
               <w:left w:type="dxa" w:w="100"/>
@@ -13349,7 +13349,7 @@
       <w:tr>
         <w:tc>
           <w:tcPr>
-            <w:tcW w:type="dxa" w:w="2700"/>
+            <w:tcW w:type="dxa" w:w="2900"/>
             <w:tcMar>
               <w:top w:type="dxa" w:w="60"/>
               <w:left w:type="dxa" w:w="100"/>
@@ -13373,7 +13373,7 @@
         </w:tc>
         <w:tc>
           <w:tcPr>
-            <w:tcW w:type="dxa" w:w="2300"/>
+            <w:tcW w:type="dxa" w:w="2200"/>
             <w:tcMar>
               <w:top w:type="dxa" w:w="60"/>
               <w:left w:type="dxa" w:w="100"/>
@@ -13397,7 +13397,7 @@
         </w:tc>
         <w:tc>
           <w:tcPr>
-            <w:tcW w:type="dxa" w:w="900"/>
+            <w:tcW w:type="dxa" w:w="800"/>
             <w:tcMar>
               <w:top w:type="dxa" w:w="60"/>
               <w:left w:type="dxa" w:w="100"/>
@@ -13421,7 +13421,7 @@
         </w:tc>
         <w:tc>
           <w:tcPr>
-            <w:tcW w:type="dxa" w:w="1500"/>
+            <w:tcW w:type="dxa" w:w="1400"/>
             <w:tcMar>
               <w:top w:type="dxa" w:w="60"/>
               <w:left w:type="dxa" w:w="100"/>
@@ -13495,7 +13495,7 @@
       <w:tr>
         <w:tc>
           <w:tcPr>
-            <w:tcW w:type="dxa" w:w="2700"/>
+            <w:tcW w:type="dxa" w:w="2900"/>
             <w:tcMar>
               <w:top w:type="dxa" w:w="60"/>
               <w:left w:type="dxa" w:w="100"/>
@@ -13519,7 +13519,7 @@
         </w:tc>
         <w:tc>
           <w:tcPr>
-            <w:tcW w:type="dxa" w:w="2300"/>
+            <w:tcW w:type="dxa" w:w="2200"/>
             <w:tcMar>
               <w:top w:type="dxa" w:w="60"/>
               <w:left w:type="dxa" w:w="100"/>
@@ -13543,7 +13543,7 @@
         </w:tc>
         <w:tc>
           <w:tcPr>
-            <w:tcW w:type="dxa" w:w="900"/>
+            <w:tcW w:type="dxa" w:w="800"/>
             <w:tcMar>
               <w:top w:type="dxa" w:w="60"/>
               <w:left w:type="dxa" w:w="100"/>
@@ -13567,7 +13567,7 @@
         </w:tc>
         <w:tc>
           <w:tcPr>
-            <w:tcW w:type="dxa" w:w="1500"/>
+            <w:tcW w:type="dxa" w:w="1400"/>
             <w:tcMar>
               <w:top w:type="dxa" w:w="60"/>
               <w:left w:type="dxa" w:w="100"/>
@@ -13641,7 +13641,7 @@
       <w:tr>
         <w:tc>
           <w:tcPr>
-            <w:tcW w:type="dxa" w:w="2700"/>
+            <w:tcW w:type="dxa" w:w="2900"/>
             <w:tcMar>
               <w:top w:type="dxa" w:w="60"/>
               <w:left w:type="dxa" w:w="100"/>
@@ -13665,7 +13665,7 @@
         </w:tc>
         <w:tc>
           <w:tcPr>
-            <w:tcW w:type="dxa" w:w="2300"/>
+            <w:tcW w:type="dxa" w:w="2200"/>
             <w:tcMar>
               <w:top w:type="dxa" w:w="60"/>
               <w:left w:type="dxa" w:w="100"/>
@@ -13689,7 +13689,7 @@
         </w:tc>
         <w:tc>
           <w:tcPr>
-            <w:tcW w:type="dxa" w:w="900"/>
+            <w:tcW w:type="dxa" w:w="800"/>
             <w:tcMar>
               <w:top w:type="dxa" w:w="60"/>
               <w:left w:type="dxa" w:w="100"/>
@@ -13713,7 +13713,7 @@
         </w:tc>
         <w:tc>
           <w:tcPr>
-            <w:tcW w:type="dxa" w:w="1500"/>
+            <w:tcW w:type="dxa" w:w="1400"/>
             <w:tcMar>
               <w:top w:type="dxa" w:w="60"/>
               <w:left w:type="dxa" w:w="100"/>
@@ -13787,7 +13787,7 @@
       <w:tr>
         <w:tc>
           <w:tcPr>
-            <w:tcW w:type="dxa" w:w="2700"/>
+            <w:tcW w:type="dxa" w:w="2900"/>
             <w:tcMar>
               <w:top w:type="dxa" w:w="60"/>
               <w:left w:type="dxa" w:w="100"/>
@@ -13811,7 +13811,7 @@
         </w:tc>
         <w:tc>
           <w:tcPr>
-            <w:tcW w:type="dxa" w:w="2300"/>
+            <w:tcW w:type="dxa" w:w="2200"/>
             <w:tcMar>
               <w:top w:type="dxa" w:w="60"/>
               <w:left w:type="dxa" w:w="100"/>
@@ -13835,7 +13835,7 @@
         </w:tc>
         <w:tc>
           <w:tcPr>
-            <w:tcW w:type="dxa" w:w="900"/>
+            <w:tcW w:type="dxa" w:w="800"/>
             <w:tcMar>
               <w:top w:type="dxa" w:w="60"/>
               <w:left w:type="dxa" w:w="100"/>
@@ -13859,7 +13859,7 @@
         </w:tc>
         <w:tc>
           <w:tcPr>
-            <w:tcW w:type="dxa" w:w="1500"/>
+            <w:tcW w:type="dxa" w:w="1400"/>
             <w:tcMar>
               <w:top w:type="dxa" w:w="60"/>
               <w:left w:type="dxa" w:w="100"/>
@@ -13933,7 +13933,7 @@
       <w:tr>
         <w:tc>
           <w:tcPr>
-            <w:tcW w:type="dxa" w:w="2700"/>
+            <w:tcW w:type="dxa" w:w="2900"/>
             <w:tcMar>
               <w:top w:type="dxa" w:w="60"/>
               <w:left w:type="dxa" w:w="100"/>
@@ -13957,7 +13957,7 @@
         </w:tc>
         <w:tc>
           <w:tcPr>
-            <w:tcW w:type="dxa" w:w="2300"/>
+            <w:tcW w:type="dxa" w:w="2200"/>
             <w:tcMar>
               <w:top w:type="dxa" w:w="60"/>
               <w:left w:type="dxa" w:w="100"/>
@@ -13981,7 +13981,7 @@
         </w:tc>
         <w:tc>
           <w:tcPr>
-            <w:tcW w:type="dxa" w:w="900"/>
+            <w:tcW w:type="dxa" w:w="800"/>
             <w:tcMar>
               <w:top w:type="dxa" w:w="60"/>
               <w:left w:type="dxa" w:w="100"/>
@@ -14005,7 +14005,7 @@
         </w:tc>
         <w:tc>
           <w:tcPr>
-            <w:tcW w:type="dxa" w:w="1500"/>
+            <w:tcW w:type="dxa" w:w="1400"/>
             <w:tcMar>
               <w:top w:type="dxa" w:w="60"/>
               <w:left w:type="dxa" w:w="100"/>
@@ -14079,7 +14079,7 @@
       <w:tr>
         <w:tc>
           <w:tcPr>
-            <w:tcW w:type="dxa" w:w="2700"/>
+            <w:tcW w:type="dxa" w:w="2900"/>
             <w:tcMar>
               <w:top w:type="dxa" w:w="60"/>
               <w:left w:type="dxa" w:w="100"/>
@@ -14103,7 +14103,7 @@
         </w:tc>
         <w:tc>
           <w:tcPr>
-            <w:tcW w:type="dxa" w:w="2300"/>
+            <w:tcW w:type="dxa" w:w="2200"/>
             <w:tcMar>
               <w:top w:type="dxa" w:w="60"/>
               <w:left w:type="dxa" w:w="100"/>
@@ -14127,7 +14127,7 @@
         </w:tc>
         <w:tc>
           <w:tcPr>
-            <w:tcW w:type="dxa" w:w="900"/>
+            <w:tcW w:type="dxa" w:w="800"/>
             <w:tcMar>
               <w:top w:type="dxa" w:w="60"/>
               <w:left w:type="dxa" w:w="100"/>
@@ -14151,7 +14151,7 @@
         </w:tc>
         <w:tc>
           <w:tcPr>
-            <w:tcW w:type="dxa" w:w="1500"/>
+            <w:tcW w:type="dxa" w:w="1400"/>
             <w:tcMar>
               <w:top w:type="dxa" w:w="60"/>
               <w:left w:type="dxa" w:w="100"/>
@@ -14225,7 +14225,7 @@
       <w:tr>
         <w:tc>
           <w:tcPr>
-            <w:tcW w:type="dxa" w:w="2700"/>
+            <w:tcW w:type="dxa" w:w="2900"/>
             <w:tcMar>
               <w:top w:type="dxa" w:w="60"/>
               <w:left w:type="dxa" w:w="100"/>
@@ -14249,7 +14249,7 @@
         </w:tc>
         <w:tc>
           <w:tcPr>
-            <w:tcW w:type="dxa" w:w="2300"/>
+            <w:tcW w:type="dxa" w:w="2200"/>
             <w:tcMar>
               <w:top w:type="dxa" w:w="60"/>
               <w:left w:type="dxa" w:w="100"/>
@@ -14273,7 +14273,7 @@
         </w:tc>
         <w:tc>
           <w:tcPr>
-            <w:tcW w:type="dxa" w:w="900"/>
+            <w:tcW w:type="dxa" w:w="800"/>
             <w:tcMar>
               <w:top w:type="dxa" w:w="60"/>
               <w:left w:type="dxa" w:w="100"/>
@@ -14297,7 +14297,7 @@
         </w:tc>
         <w:tc>
           <w:tcPr>
-            <w:tcW w:type="dxa" w:w="1500"/>
+            <w:tcW w:type="dxa" w:w="1400"/>
             <w:tcMar>
               <w:top w:type="dxa" w:w="60"/>
               <w:left w:type="dxa" w:w="100"/>
@@ -14371,7 +14371,7 @@
       <w:tr>
         <w:tc>
           <w:tcPr>
-            <w:tcW w:type="dxa" w:w="2700"/>
+            <w:tcW w:type="dxa" w:w="2900"/>
             <w:tcMar>
               <w:top w:type="dxa" w:w="60"/>
               <w:left w:type="dxa" w:w="100"/>
@@ -14395,7 +14395,7 @@
         </w:tc>
         <w:tc>
           <w:tcPr>
-            <w:tcW w:type="dxa" w:w="2300"/>
+            <w:tcW w:type="dxa" w:w="2200"/>
             <w:tcMar>
               <w:top w:type="dxa" w:w="60"/>
               <w:left w:type="dxa" w:w="100"/>
@@ -14419,6 +14419,78 @@
         </w:tc>
         <w:tc>
           <w:tcPr>
+            <w:tcW w:type="dxa" w:w="800"/>
+            <w:tcMar>
+              <w:top w:type="dxa" w:w="60"/>
+              <w:left w:type="dxa" w:w="100"/>
+              <w:bottom w:type="dxa" w:w="60"/>
+              <w:right w:type="dxa" w:w="100"/>
+            </w:tcMar>
+            <w:vAlign w:val="center"/>
+          </w:tcPr>
+          <w:p>
+            <w:pPr>
+              <w:jc w:val="center"/>
+            </w:pPr>
+            <w:r>
+              <w:rPr>
+                <w:sz w:val="20"/>
+                <w:szCs w:val="20"/>
+              </w:rPr>
+              <w:t xml:space="preserve">0.171</w:t>
+            </w:r>
+          </w:p>
+        </w:tc>
+        <w:tc>
+          <w:tcPr>
+            <w:tcW w:type="dxa" w:w="1400"/>
+            <w:tcMar>
+              <w:top w:type="dxa" w:w="60"/>
+              <w:left w:type="dxa" w:w="100"/>
+              <w:bottom w:type="dxa" w:w="60"/>
+              <w:right w:type="dxa" w:w="100"/>
+            </w:tcMar>
+            <w:vAlign w:val="center"/>
+          </w:tcPr>
+          <w:p>
+            <w:pPr>
+              <w:jc w:val="center"/>
+            </w:pPr>
+            <w:r>
+              <w:rPr>
+                <w:sz w:val="20"/>
+                <w:szCs w:val="20"/>
+              </w:rPr>
+              <w:t xml:space="preserve">24 (25)</w:t>
+            </w:r>
+          </w:p>
+        </w:tc>
+        <w:tc>
+          <w:tcPr>
+            <w:tcW w:type="dxa" w:w="1100"/>
+            <w:tcMar>
+              <w:top w:type="dxa" w:w="60"/>
+              <w:left w:type="dxa" w:w="100"/>
+              <w:bottom w:type="dxa" w:w="60"/>
+              <w:right w:type="dxa" w:w="100"/>
+            </w:tcMar>
+            <w:vAlign w:val="center"/>
+          </w:tcPr>
+          <w:p>
+            <w:pPr>
+              <w:jc w:val="center"/>
+            </w:pPr>
+            <w:r>
+              <w:rPr>
+                <w:sz w:val="20"/>
+                <w:szCs w:val="20"/>
+              </w:rPr>
+              <w:t xml:space="preserve">99.97%</w:t>
+            </w:r>
+          </w:p>
+        </w:tc>
+        <w:tc>
+          <w:tcPr>
             <w:tcW w:type="dxa" w:w="900"/>
             <w:tcMar>
               <w:top w:type="dxa" w:w="60"/>
@@ -14437,31 +14509,105 @@
                 <w:sz w:val="20"/>
                 <w:szCs w:val="20"/>
               </w:rPr>
-              <w:t xml:space="preserve">0.171</w:t>
-            </w:r>
-          </w:p>
-        </w:tc>
-        <w:tc>
-          <w:tcPr>
-            <w:tcW w:type="dxa" w:w="1500"/>
-            <w:tcMar>
-              <w:top w:type="dxa" w:w="60"/>
-              <w:left w:type="dxa" w:w="100"/>
-              <w:bottom w:type="dxa" w:w="60"/>
-              <w:right w:type="dxa" w:w="100"/>
-            </w:tcMar>
-            <w:vAlign w:val="center"/>
-          </w:tcPr>
-          <w:p>
-            <w:pPr>
-              <w:jc w:val="center"/>
-            </w:pPr>
-            <w:r>
-              <w:rPr>
-                <w:sz w:val="20"/>
-                <w:szCs w:val="20"/>
-              </w:rPr>
-              <w:t xml:space="preserve">24 (25)</w:t>
+              <w:t xml:space="preserve">14.33%</w:t>
+            </w:r>
+          </w:p>
+        </w:tc>
+      </w:tr>
+      <w:tr>
+        <w:tc>
+          <w:tcPr>
+            <w:tcW w:type="dxa" w:w="2900"/>
+            <w:tcMar>
+              <w:top w:type="dxa" w:w="60"/>
+              <w:left w:type="dxa" w:w="100"/>
+              <w:bottom w:type="dxa" w:w="60"/>
+              <w:right w:type="dxa" w:w="100"/>
+            </w:tcMar>
+            <w:vAlign w:val="center"/>
+          </w:tcPr>
+          <w:p>
+            <w:pPr>
+              <w:jc w:val="left"/>
+            </w:pPr>
+            <w:r>
+              <w:rPr>
+                <w:sz w:val="20"/>
+                <w:szCs w:val="20"/>
+              </w:rPr>
+              <w:t xml:space="preserve">65 KB, same + longer fine-tuning (6 + 4 ep)</w:t>
+            </w:r>
+          </w:p>
+        </w:tc>
+        <w:tc>
+          <w:tcPr>
+            <w:tcW w:type="dxa" w:w="2200"/>
+            <w:tcMar>
+              <w:top w:type="dxa" w:w="60"/>
+              <w:left w:type="dxa" w:w="100"/>
+              <w:bottom w:type="dxa" w:w="60"/>
+              <w:right w:type="dxa" w:w="100"/>
+            </w:tcMar>
+            <w:vAlign w:val="center"/>
+          </w:tcPr>
+          <w:p>
+            <w:pPr>
+              <w:jc w:val="center"/>
+            </w:pPr>
+            <w:r>
+              <w:rPr>
+                <w:sz w:val="20"/>
+                <w:szCs w:val="20"/>
+              </w:rPr>
+              <w:t xml:space="preserve">client val., recall ≥ 99.99%</w:t>
+            </w:r>
+          </w:p>
+        </w:tc>
+        <w:tc>
+          <w:tcPr>
+            <w:tcW w:type="dxa" w:w="800"/>
+            <w:tcMar>
+              <w:top w:type="dxa" w:w="60"/>
+              <w:left w:type="dxa" w:w="100"/>
+              <w:bottom w:type="dxa" w:w="60"/>
+              <w:right w:type="dxa" w:w="100"/>
+            </w:tcMar>
+            <w:vAlign w:val="center"/>
+          </w:tcPr>
+          <w:p>
+            <w:pPr>
+              <w:jc w:val="center"/>
+            </w:pPr>
+            <w:r>
+              <w:rPr>
+                <w:sz w:val="20"/>
+                <w:szCs w:val="20"/>
+              </w:rPr>
+              <w:t xml:space="preserve">0.184</w:t>
+            </w:r>
+          </w:p>
+        </w:tc>
+        <w:tc>
+          <w:tcPr>
+            <w:tcW w:type="dxa" w:w="1400"/>
+            <w:tcMar>
+              <w:top w:type="dxa" w:w="60"/>
+              <w:left w:type="dxa" w:w="100"/>
+              <w:bottom w:type="dxa" w:w="60"/>
+              <w:right w:type="dxa" w:w="100"/>
+            </w:tcMar>
+            <w:vAlign w:val="center"/>
+          </w:tcPr>
+          <w:p>
+            <w:pPr>
+              <w:jc w:val="center"/>
+            </w:pPr>
+            <w:r>
+              <w:rPr>
+                <w:sz w:val="20"/>
+                <w:szCs w:val="20"/>
+              </w:rPr>
+              <w:t xml:space="preserve">31 (45)</w:t>
             </w:r>
           </w:p>
         </w:tc>
@@ -14485,6 +14631,298 @@
                 <w:sz w:val="20"/>
                 <w:szCs w:val="20"/>
               </w:rPr>
+              <w:t xml:space="preserve">99.96%</w:t>
+            </w:r>
+          </w:p>
+        </w:tc>
+        <w:tc>
+          <w:tcPr>
+            <w:tcW w:type="dxa" w:w="900"/>
+            <w:tcMar>
+              <w:top w:type="dxa" w:w="60"/>
+              <w:left w:type="dxa" w:w="100"/>
+              <w:bottom w:type="dxa" w:w="60"/>
+              <w:right w:type="dxa" w:w="100"/>
+            </w:tcMar>
+            <w:vAlign w:val="center"/>
+          </w:tcPr>
+          <w:p>
+            <w:pPr>
+              <w:jc w:val="center"/>
+            </w:pPr>
+            <w:r>
+              <w:rPr>
+                <w:sz w:val="20"/>
+                <w:szCs w:val="20"/>
+              </w:rPr>
+              <w:t xml:space="preserve">10.94%</w:t>
+            </w:r>
+          </w:p>
+        </w:tc>
+      </w:tr>
+      <w:tr>
+        <w:tc>
+          <w:tcPr>
+            <w:tcW w:type="dxa" w:w="2900"/>
+            <w:tcMar>
+              <w:top w:type="dxa" w:w="60"/>
+              <w:left w:type="dxa" w:w="100"/>
+              <w:bottom w:type="dxa" w:w="60"/>
+              <w:right w:type="dxa" w:w="100"/>
+            </w:tcMar>
+            <w:vAlign w:val="center"/>
+          </w:tcPr>
+          <w:p>
+            <w:pPr>
+              <w:jc w:val="left"/>
+            </w:pPr>
+            <w:r>
+              <w:rPr>
+                <w:sz w:val="20"/>
+                <w:szCs w:val="20"/>
+              </w:rPr>
+              <w:t xml:space="preserve">65 KB, same + federated fine-tuning (4 clients)</w:t>
+            </w:r>
+          </w:p>
+        </w:tc>
+        <w:tc>
+          <w:tcPr>
+            <w:tcW w:type="dxa" w:w="2200"/>
+            <w:tcMar>
+              <w:top w:type="dxa" w:w="60"/>
+              <w:left w:type="dxa" w:w="100"/>
+              <w:bottom w:type="dxa" w:w="60"/>
+              <w:right w:type="dxa" w:w="100"/>
+            </w:tcMar>
+            <w:vAlign w:val="center"/>
+          </w:tcPr>
+          <w:p>
+            <w:pPr>
+              <w:jc w:val="center"/>
+            </w:pPr>
+            <w:r>
+              <w:rPr>
+                <w:sz w:val="20"/>
+                <w:szCs w:val="20"/>
+              </w:rPr>
+              <w:t xml:space="preserve">client val., recall ≥ 99.95%</w:t>
+            </w:r>
+          </w:p>
+        </w:tc>
+        <w:tc>
+          <w:tcPr>
+            <w:tcW w:type="dxa" w:w="800"/>
+            <w:tcMar>
+              <w:top w:type="dxa" w:w="60"/>
+              <w:left w:type="dxa" w:w="100"/>
+              <w:bottom w:type="dxa" w:w="60"/>
+              <w:right w:type="dxa" w:w="100"/>
+            </w:tcMar>
+            <w:vAlign w:val="center"/>
+          </w:tcPr>
+          <w:p>
+            <w:pPr>
+              <w:jc w:val="center"/>
+            </w:pPr>
+            <w:r>
+              <w:rPr>
+                <w:sz w:val="20"/>
+                <w:szCs w:val="20"/>
+              </w:rPr>
+              <w:t xml:space="preserve">0.204</w:t>
+            </w:r>
+          </w:p>
+        </w:tc>
+        <w:tc>
+          <w:tcPr>
+            <w:tcW w:type="dxa" w:w="1400"/>
+            <w:tcMar>
+              <w:top w:type="dxa" w:w="60"/>
+              <w:left w:type="dxa" w:w="100"/>
+              <w:bottom w:type="dxa" w:w="60"/>
+              <w:right w:type="dxa" w:w="100"/>
+            </w:tcMar>
+            <w:vAlign w:val="center"/>
+          </w:tcPr>
+          <w:p>
+            <w:pPr>
+              <w:jc w:val="center"/>
+            </w:pPr>
+            <w:r>
+              <w:rPr>
+                <w:sz w:val="20"/>
+                <w:szCs w:val="20"/>
+              </w:rPr>
+              <w:t xml:space="preserve">51 (79)</w:t>
+            </w:r>
+          </w:p>
+        </w:tc>
+        <w:tc>
+          <w:tcPr>
+            <w:tcW w:type="dxa" w:w="1100"/>
+            <w:tcMar>
+              <w:top w:type="dxa" w:w="60"/>
+              <w:left w:type="dxa" w:w="100"/>
+              <w:bottom w:type="dxa" w:w="60"/>
+              <w:right w:type="dxa" w:w="100"/>
+            </w:tcMar>
+            <w:vAlign w:val="center"/>
+          </w:tcPr>
+          <w:p>
+            <w:pPr>
+              <w:jc w:val="center"/>
+            </w:pPr>
+            <w:r>
+              <w:rPr>
+                <w:sz w:val="20"/>
+                <w:szCs w:val="20"/>
+              </w:rPr>
+              <w:t xml:space="preserve">99.94%</w:t>
+            </w:r>
+          </w:p>
+        </w:tc>
+        <w:tc>
+          <w:tcPr>
+            <w:tcW w:type="dxa" w:w="900"/>
+            <w:tcMar>
+              <w:top w:type="dxa" w:w="60"/>
+              <w:left w:type="dxa" w:w="100"/>
+              <w:bottom w:type="dxa" w:w="60"/>
+              <w:right w:type="dxa" w:w="100"/>
+            </w:tcMar>
+            <w:vAlign w:val="center"/>
+          </w:tcPr>
+          <w:p>
+            <w:pPr>
+              <w:jc w:val="center"/>
+            </w:pPr>
+            <w:r>
+              <w:rPr>
+                <w:sz w:val="20"/>
+                <w:szCs w:val="20"/>
+              </w:rPr>
+              <w:t xml:space="preserve">9.31%</w:t>
+            </w:r>
+          </w:p>
+        </w:tc>
+      </w:tr>
+      <w:tr>
+        <w:tc>
+          <w:tcPr>
+            <w:tcW w:type="dxa" w:w="2900"/>
+            <w:tcMar>
+              <w:top w:type="dxa" w:w="60"/>
+              <w:left w:type="dxa" w:w="100"/>
+              <w:bottom w:type="dxa" w:w="60"/>
+              <w:right w:type="dxa" w:w="100"/>
+            </w:tcMar>
+            <w:vAlign w:val="center"/>
+          </w:tcPr>
+          <w:p>
+            <w:pPr>
+              <w:jc w:val="left"/>
+            </w:pPr>
+            <w:r>
+              <w:rPr>
+                <w:sz w:val="20"/>
+                <w:szCs w:val="20"/>
+              </w:rPr>
+              <w:t xml:space="preserve">65 KB, same + federated fine-tuning (4 clients)</w:t>
+            </w:r>
+          </w:p>
+        </w:tc>
+        <w:tc>
+          <w:tcPr>
+            <w:tcW w:type="dxa" w:w="2200"/>
+            <w:tcMar>
+              <w:top w:type="dxa" w:w="60"/>
+              <w:left w:type="dxa" w:w="100"/>
+              <w:bottom w:type="dxa" w:w="60"/>
+              <w:right w:type="dxa" w:w="100"/>
+            </w:tcMar>
+            <w:vAlign w:val="center"/>
+          </w:tcPr>
+          <w:p>
+            <w:pPr>
+              <w:jc w:val="center"/>
+            </w:pPr>
+            <w:r>
+              <w:rPr>
+                <w:sz w:val="20"/>
+                <w:szCs w:val="20"/>
+              </w:rPr>
+              <w:t xml:space="preserve">client val., recall ≥ 99.99%</w:t>
+            </w:r>
+          </w:p>
+        </w:tc>
+        <w:tc>
+          <w:tcPr>
+            <w:tcW w:type="dxa" w:w="800"/>
+            <w:tcMar>
+              <w:top w:type="dxa" w:w="60"/>
+              <w:left w:type="dxa" w:w="100"/>
+              <w:bottom w:type="dxa" w:w="60"/>
+              <w:right w:type="dxa" w:w="100"/>
+            </w:tcMar>
+            <w:vAlign w:val="center"/>
+          </w:tcPr>
+          <w:p>
+            <w:pPr>
+              <w:jc w:val="center"/>
+            </w:pPr>
+            <w:r>
+              <w:rPr>
+                <w:sz w:val="20"/>
+                <w:szCs w:val="20"/>
+              </w:rPr>
+              <w:t xml:space="preserve">0.180</w:t>
+            </w:r>
+          </w:p>
+        </w:tc>
+        <w:tc>
+          <w:tcPr>
+            <w:tcW w:type="dxa" w:w="1400"/>
+            <w:tcMar>
+              <w:top w:type="dxa" w:w="60"/>
+              <w:left w:type="dxa" w:w="100"/>
+              <w:bottom w:type="dxa" w:w="60"/>
+              <w:right w:type="dxa" w:w="100"/>
+            </w:tcMar>
+            <w:vAlign w:val="center"/>
+          </w:tcPr>
+          <w:p>
+            <w:pPr>
+              <w:jc w:val="center"/>
+            </w:pPr>
+            <w:r>
+              <w:rPr>
+                <w:sz w:val="20"/>
+                <w:szCs w:val="20"/>
+              </w:rPr>
+              <w:t xml:space="preserve">27 (33)</w:t>
+            </w:r>
+          </w:p>
+        </w:tc>
+        <w:tc>
+          <w:tcPr>
+            <w:tcW w:type="dxa" w:w="1100"/>
+            <w:tcMar>
+              <w:top w:type="dxa" w:w="60"/>
+              <w:left w:type="dxa" w:w="100"/>
+              <w:bottom w:type="dxa" w:w="60"/>
+              <w:right w:type="dxa" w:w="100"/>
+            </w:tcMar>
+            <w:vAlign w:val="center"/>
+          </w:tcPr>
+          <w:p>
+            <w:pPr>
+              <w:jc w:val="center"/>
+            </w:pPr>
+            <w:r>
+              <w:rPr>
+                <w:sz w:val="20"/>
+                <w:szCs w:val="20"/>
+              </w:rPr>
               <w:t xml:space="preserve">99.97%</w:t>
             </w:r>
           </w:p>
@@ -14509,7 +14947,591 @@
                 <w:sz w:val="20"/>
                 <w:szCs w:val="20"/>
               </w:rPr>
-              <w:t xml:space="preserve">14.33%</w:t>
+              <w:t xml:space="preserve">11.28%</w:t>
+            </w:r>
+          </w:p>
+        </w:tc>
+      </w:tr>
+      <w:tr>
+        <w:tc>
+          <w:tcPr>
+            <w:tcW w:type="dxa" w:w="2900"/>
+            <w:tcMar>
+              <w:top w:type="dxa" w:w="60"/>
+              <w:left w:type="dxa" w:w="100"/>
+              <w:bottom w:type="dxa" w:w="60"/>
+              <w:right w:type="dxa" w:w="100"/>
+            </w:tcMar>
+            <w:vAlign w:val="center"/>
+          </w:tcPr>
+          <w:p>
+            <w:pPr>
+              <w:jc w:val="left"/>
+            </w:pPr>
+            <w:r>
+              <w:rPr>
+                <w:sz w:val="20"/>
+                <w:szCs w:val="20"/>
+              </w:rPr>
+              <w:t xml:space="preserve">112 KB (prune 30%), distillation + clipped inputs</w:t>
+            </w:r>
+          </w:p>
+        </w:tc>
+        <w:tc>
+          <w:tcPr>
+            <w:tcW w:type="dxa" w:w="2200"/>
+            <w:tcMar>
+              <w:top w:type="dxa" w:w="60"/>
+              <w:left w:type="dxa" w:w="100"/>
+              <w:bottom w:type="dxa" w:w="60"/>
+              <w:right w:type="dxa" w:w="100"/>
+            </w:tcMar>
+            <w:vAlign w:val="center"/>
+          </w:tcPr>
+          <w:p>
+            <w:pPr>
+              <w:jc w:val="center"/>
+            </w:pPr>
+            <w:r>
+              <w:rPr>
+                <w:sz w:val="20"/>
+                <w:szCs w:val="20"/>
+              </w:rPr>
+              <w:t xml:space="preserve">client val., recall ≥ 99.95%</w:t>
+            </w:r>
+          </w:p>
+        </w:tc>
+        <w:tc>
+          <w:tcPr>
+            <w:tcW w:type="dxa" w:w="800"/>
+            <w:tcMar>
+              <w:top w:type="dxa" w:w="60"/>
+              <w:left w:type="dxa" w:w="100"/>
+              <w:bottom w:type="dxa" w:w="60"/>
+              <w:right w:type="dxa" w:w="100"/>
+            </w:tcMar>
+            <w:vAlign w:val="center"/>
+          </w:tcPr>
+          <w:p>
+            <w:pPr>
+              <w:jc w:val="center"/>
+            </w:pPr>
+            <w:r>
+              <w:rPr>
+                <w:sz w:val="20"/>
+                <w:szCs w:val="20"/>
+              </w:rPr>
+              <w:t xml:space="preserve">0.221</w:t>
+            </w:r>
+          </w:p>
+        </w:tc>
+        <w:tc>
+          <w:tcPr>
+            <w:tcW w:type="dxa" w:w="1400"/>
+            <w:tcMar>
+              <w:top w:type="dxa" w:w="60"/>
+              <w:left w:type="dxa" w:w="100"/>
+              <w:bottom w:type="dxa" w:w="60"/>
+              <w:right w:type="dxa" w:w="100"/>
+            </w:tcMar>
+            <w:vAlign w:val="center"/>
+          </w:tcPr>
+          <w:p>
+            <w:pPr>
+              <w:jc w:val="center"/>
+            </w:pPr>
+            <w:r>
+              <w:rPr>
+                <w:sz w:val="20"/>
+                <w:szCs w:val="20"/>
+              </w:rPr>
+              <w:t xml:space="preserve">54 (73)</w:t>
+            </w:r>
+          </w:p>
+        </w:tc>
+        <w:tc>
+          <w:tcPr>
+            <w:tcW w:type="dxa" w:w="1100"/>
+            <w:tcMar>
+              <w:top w:type="dxa" w:w="60"/>
+              <w:left w:type="dxa" w:w="100"/>
+              <w:bottom w:type="dxa" w:w="60"/>
+              <w:right w:type="dxa" w:w="100"/>
+            </w:tcMar>
+            <w:vAlign w:val="center"/>
+          </w:tcPr>
+          <w:p>
+            <w:pPr>
+              <w:jc w:val="center"/>
+            </w:pPr>
+            <w:r>
+              <w:rPr>
+                <w:sz w:val="20"/>
+                <w:szCs w:val="20"/>
+              </w:rPr>
+              <w:t xml:space="preserve">99.94%</w:t>
+            </w:r>
+          </w:p>
+        </w:tc>
+        <w:tc>
+          <w:tcPr>
+            <w:tcW w:type="dxa" w:w="900"/>
+            <w:tcMar>
+              <w:top w:type="dxa" w:w="60"/>
+              <w:left w:type="dxa" w:w="100"/>
+              <w:bottom w:type="dxa" w:w="60"/>
+              <w:right w:type="dxa" w:w="100"/>
+            </w:tcMar>
+            <w:vAlign w:val="center"/>
+          </w:tcPr>
+          <w:p>
+            <w:pPr>
+              <w:jc w:val="center"/>
+            </w:pPr>
+            <w:r>
+              <w:rPr>
+                <w:sz w:val="20"/>
+                <w:szCs w:val="20"/>
+              </w:rPr>
+              <w:t xml:space="preserve">7.63%</w:t>
+            </w:r>
+          </w:p>
+        </w:tc>
+      </w:tr>
+      <w:tr>
+        <w:tc>
+          <w:tcPr>
+            <w:tcW w:type="dxa" w:w="2900"/>
+            <w:tcMar>
+              <w:top w:type="dxa" w:w="60"/>
+              <w:left w:type="dxa" w:w="100"/>
+              <w:bottom w:type="dxa" w:w="60"/>
+              <w:right w:type="dxa" w:w="100"/>
+            </w:tcMar>
+            <w:vAlign w:val="center"/>
+          </w:tcPr>
+          <w:p>
+            <w:pPr>
+              <w:jc w:val="left"/>
+            </w:pPr>
+            <w:r>
+              <w:rPr>
+                <w:sz w:val="20"/>
+                <w:szCs w:val="20"/>
+              </w:rPr>
+              <w:t xml:space="preserve">112 KB (prune 30%), distillation + clipped inputs</w:t>
+            </w:r>
+          </w:p>
+        </w:tc>
+        <w:tc>
+          <w:tcPr>
+            <w:tcW w:type="dxa" w:w="2200"/>
+            <w:tcMar>
+              <w:top w:type="dxa" w:w="60"/>
+              <w:left w:type="dxa" w:w="100"/>
+              <w:bottom w:type="dxa" w:w="60"/>
+              <w:right w:type="dxa" w:w="100"/>
+            </w:tcMar>
+            <w:vAlign w:val="center"/>
+          </w:tcPr>
+          <w:p>
+            <w:pPr>
+              <w:jc w:val="center"/>
+            </w:pPr>
+            <w:r>
+              <w:rPr>
+                <w:sz w:val="20"/>
+                <w:szCs w:val="20"/>
+              </w:rPr>
+              <w:t xml:space="preserve">client val., recall ≥ 99.99%</w:t>
+            </w:r>
+          </w:p>
+        </w:tc>
+        <w:tc>
+          <w:tcPr>
+            <w:tcW w:type="dxa" w:w="800"/>
+            <w:tcMar>
+              <w:top w:type="dxa" w:w="60"/>
+              <w:left w:type="dxa" w:w="100"/>
+              <w:bottom w:type="dxa" w:w="60"/>
+              <w:right w:type="dxa" w:w="100"/>
+            </w:tcMar>
+            <w:vAlign w:val="center"/>
+          </w:tcPr>
+          <w:p>
+            <w:pPr>
+              <w:jc w:val="center"/>
+            </w:pPr>
+            <w:r>
+              <w:rPr>
+                <w:sz w:val="20"/>
+                <w:szCs w:val="20"/>
+              </w:rPr>
+              <w:t xml:space="preserve">0.189</w:t>
+            </w:r>
+          </w:p>
+        </w:tc>
+        <w:tc>
+          <w:tcPr>
+            <w:tcW w:type="dxa" w:w="1400"/>
+            <w:tcMar>
+              <w:top w:type="dxa" w:w="60"/>
+              <w:left w:type="dxa" w:w="100"/>
+              <w:bottom w:type="dxa" w:w="60"/>
+              <w:right w:type="dxa" w:w="100"/>
+            </w:tcMar>
+            <w:vAlign w:val="center"/>
+          </w:tcPr>
+          <w:p>
+            <w:pPr>
+              <w:jc w:val="center"/>
+            </w:pPr>
+            <w:r>
+              <w:rPr>
+                <w:sz w:val="20"/>
+                <w:szCs w:val="20"/>
+              </w:rPr>
+              <w:t xml:space="preserve">23 (27)</w:t>
+            </w:r>
+          </w:p>
+        </w:tc>
+        <w:tc>
+          <w:tcPr>
+            <w:tcW w:type="dxa" w:w="1100"/>
+            <w:tcMar>
+              <w:top w:type="dxa" w:w="60"/>
+              <w:left w:type="dxa" w:w="100"/>
+              <w:bottom w:type="dxa" w:w="60"/>
+              <w:right w:type="dxa" w:w="100"/>
+            </w:tcMar>
+            <w:vAlign w:val="center"/>
+          </w:tcPr>
+          <w:p>
+            <w:pPr>
+              <w:jc w:val="center"/>
+            </w:pPr>
+            <w:r>
+              <w:rPr>
+                <w:sz w:val="20"/>
+                <w:szCs w:val="20"/>
+              </w:rPr>
+              <w:t xml:space="preserve">99.97%</w:t>
+            </w:r>
+          </w:p>
+        </w:tc>
+        <w:tc>
+          <w:tcPr>
+            <w:tcW w:type="dxa" w:w="900"/>
+            <w:tcMar>
+              <w:top w:type="dxa" w:w="60"/>
+              <w:left w:type="dxa" w:w="100"/>
+              <w:bottom w:type="dxa" w:w="60"/>
+              <w:right w:type="dxa" w:w="100"/>
+            </w:tcMar>
+            <w:vAlign w:val="center"/>
+          </w:tcPr>
+          <w:p>
+            <w:pPr>
+              <w:jc w:val="center"/>
+            </w:pPr>
+            <w:r>
+              <w:rPr>
+                <w:sz w:val="20"/>
+                <w:szCs w:val="20"/>
+              </w:rPr>
+              <w:t xml:space="preserve">9.65%</w:t>
+            </w:r>
+          </w:p>
+        </w:tc>
+      </w:tr>
+      <w:tr>
+        <w:tc>
+          <w:tcPr>
+            <w:tcW w:type="dxa" w:w="2900"/>
+            <w:tcMar>
+              <w:top w:type="dxa" w:w="60"/>
+              <w:left w:type="dxa" w:w="100"/>
+              <w:bottom w:type="dxa" w:w="60"/>
+              <w:right w:type="dxa" w:w="100"/>
+            </w:tcMar>
+            <w:vAlign w:val="center"/>
+          </w:tcPr>
+          <w:p>
+            <w:pPr>
+              <w:jc w:val="left"/>
+            </w:pPr>
+            <w:r>
+              <w:rPr>
+                <w:sz w:val="20"/>
+                <w:szCs w:val="20"/>
+              </w:rPr>
+              <w:t xml:space="preserve">207 KB (no pruning), distillation + clipped inputs</w:t>
+            </w:r>
+          </w:p>
+        </w:tc>
+        <w:tc>
+          <w:tcPr>
+            <w:tcW w:type="dxa" w:w="2200"/>
+            <w:tcMar>
+              <w:top w:type="dxa" w:w="60"/>
+              <w:left w:type="dxa" w:w="100"/>
+              <w:bottom w:type="dxa" w:w="60"/>
+              <w:right w:type="dxa" w:w="100"/>
+            </w:tcMar>
+            <w:vAlign w:val="center"/>
+          </w:tcPr>
+          <w:p>
+            <w:pPr>
+              <w:jc w:val="center"/>
+            </w:pPr>
+            <w:r>
+              <w:rPr>
+                <w:sz w:val="20"/>
+                <w:szCs w:val="20"/>
+              </w:rPr>
+              <w:t xml:space="preserve">client val., recall ≥ 99.95%</w:t>
+            </w:r>
+          </w:p>
+        </w:tc>
+        <w:tc>
+          <w:tcPr>
+            <w:tcW w:type="dxa" w:w="800"/>
+            <w:tcMar>
+              <w:top w:type="dxa" w:w="60"/>
+              <w:left w:type="dxa" w:w="100"/>
+              <w:bottom w:type="dxa" w:w="60"/>
+              <w:right w:type="dxa" w:w="100"/>
+            </w:tcMar>
+            <w:vAlign w:val="center"/>
+          </w:tcPr>
+          <w:p>
+            <w:pPr>
+              <w:jc w:val="center"/>
+            </w:pPr>
+            <w:r>
+              <w:rPr>
+                <w:sz w:val="20"/>
+                <w:szCs w:val="20"/>
+              </w:rPr>
+              <w:t xml:space="preserve">0.229</w:t>
+            </w:r>
+          </w:p>
+        </w:tc>
+        <w:tc>
+          <w:tcPr>
+            <w:tcW w:type="dxa" w:w="1400"/>
+            <w:tcMar>
+              <w:top w:type="dxa" w:w="60"/>
+              <w:left w:type="dxa" w:w="100"/>
+              <w:bottom w:type="dxa" w:w="60"/>
+              <w:right w:type="dxa" w:w="100"/>
+            </w:tcMar>
+            <w:vAlign w:val="center"/>
+          </w:tcPr>
+          <w:p>
+            <w:pPr>
+              <w:jc w:val="center"/>
+            </w:pPr>
+            <w:r>
+              <w:rPr>
+                <w:sz w:val="20"/>
+                <w:szCs w:val="20"/>
+              </w:rPr>
+              <w:t xml:space="preserve">51 (52)</w:t>
+            </w:r>
+          </w:p>
+        </w:tc>
+        <w:tc>
+          <w:tcPr>
+            <w:tcW w:type="dxa" w:w="1100"/>
+            <w:tcMar>
+              <w:top w:type="dxa" w:w="60"/>
+              <w:left w:type="dxa" w:w="100"/>
+              <w:bottom w:type="dxa" w:w="60"/>
+              <w:right w:type="dxa" w:w="100"/>
+            </w:tcMar>
+            <w:vAlign w:val="center"/>
+          </w:tcPr>
+          <w:p>
+            <w:pPr>
+              <w:jc w:val="center"/>
+            </w:pPr>
+            <w:r>
+              <w:rPr>
+                <w:sz w:val="20"/>
+                <w:szCs w:val="20"/>
+              </w:rPr>
+              <w:t xml:space="preserve">99.94%</w:t>
+            </w:r>
+          </w:p>
+        </w:tc>
+        <w:tc>
+          <w:tcPr>
+            <w:tcW w:type="dxa" w:w="900"/>
+            <w:tcMar>
+              <w:top w:type="dxa" w:w="60"/>
+              <w:left w:type="dxa" w:w="100"/>
+              <w:bottom w:type="dxa" w:w="60"/>
+              <w:right w:type="dxa" w:w="100"/>
+            </w:tcMar>
+            <w:vAlign w:val="center"/>
+          </w:tcPr>
+          <w:p>
+            <w:pPr>
+              <w:jc w:val="center"/>
+            </w:pPr>
+            <w:r>
+              <w:rPr>
+                <w:sz w:val="20"/>
+                <w:szCs w:val="20"/>
+              </w:rPr>
+              <w:t xml:space="preserve">6.71%</w:t>
+            </w:r>
+          </w:p>
+        </w:tc>
+      </w:tr>
+      <w:tr>
+        <w:tc>
+          <w:tcPr>
+            <w:tcW w:type="dxa" w:w="2900"/>
+            <w:tcMar>
+              <w:top w:type="dxa" w:w="60"/>
+              <w:left w:type="dxa" w:w="100"/>
+              <w:bottom w:type="dxa" w:w="60"/>
+              <w:right w:type="dxa" w:w="100"/>
+            </w:tcMar>
+            <w:vAlign w:val="center"/>
+          </w:tcPr>
+          <w:p>
+            <w:pPr>
+              <w:jc w:val="left"/>
+            </w:pPr>
+            <w:r>
+              <w:rPr>
+                <w:sz w:val="20"/>
+                <w:szCs w:val="20"/>
+              </w:rPr>
+              <w:t xml:space="preserve">207 KB (no pruning), distillation + clipped inputs</w:t>
+            </w:r>
+          </w:p>
+        </w:tc>
+        <w:tc>
+          <w:tcPr>
+            <w:tcW w:type="dxa" w:w="2200"/>
+            <w:tcMar>
+              <w:top w:type="dxa" w:w="60"/>
+              <w:left w:type="dxa" w:w="100"/>
+              <w:bottom w:type="dxa" w:w="60"/>
+              <w:right w:type="dxa" w:w="100"/>
+            </w:tcMar>
+            <w:vAlign w:val="center"/>
+          </w:tcPr>
+          <w:p>
+            <w:pPr>
+              <w:jc w:val="center"/>
+            </w:pPr>
+            <w:r>
+              <w:rPr>
+                <w:sz w:val="20"/>
+                <w:szCs w:val="20"/>
+              </w:rPr>
+              <w:t xml:space="preserve">client val., recall ≥ 99.99%</w:t>
+            </w:r>
+          </w:p>
+        </w:tc>
+        <w:tc>
+          <w:tcPr>
+            <w:tcW w:type="dxa" w:w="800"/>
+            <w:tcMar>
+              <w:top w:type="dxa" w:w="60"/>
+              <w:left w:type="dxa" w:w="100"/>
+              <w:bottom w:type="dxa" w:w="60"/>
+              <w:right w:type="dxa" w:w="100"/>
+            </w:tcMar>
+            <w:vAlign w:val="center"/>
+          </w:tcPr>
+          <w:p>
+            <w:pPr>
+              <w:jc w:val="center"/>
+            </w:pPr>
+            <w:r>
+              <w:rPr>
+                <w:sz w:val="20"/>
+                <w:szCs w:val="20"/>
+              </w:rPr>
+              <w:t xml:space="preserve">0.182</w:t>
+            </w:r>
+          </w:p>
+        </w:tc>
+        <w:tc>
+          <w:tcPr>
+            <w:tcW w:type="dxa" w:w="1400"/>
+            <w:tcMar>
+              <w:top w:type="dxa" w:w="60"/>
+              <w:left w:type="dxa" w:w="100"/>
+              <w:bottom w:type="dxa" w:w="60"/>
+              <w:right w:type="dxa" w:w="100"/>
+            </w:tcMar>
+            <w:vAlign w:val="center"/>
+          </w:tcPr>
+          <w:p>
+            <w:pPr>
+              <w:jc w:val="center"/>
+            </w:pPr>
+            <w:r>
+              <w:rPr>
+                <w:sz w:val="20"/>
+                <w:szCs w:val="20"/>
+              </w:rPr>
+              <w:t xml:space="preserve">23 (28)</w:t>
+            </w:r>
+          </w:p>
+        </w:tc>
+        <w:tc>
+          <w:tcPr>
+            <w:tcW w:type="dxa" w:w="1100"/>
+            <w:tcMar>
+              <w:top w:type="dxa" w:w="60"/>
+              <w:left w:type="dxa" w:w="100"/>
+              <w:bottom w:type="dxa" w:w="60"/>
+              <w:right w:type="dxa" w:w="100"/>
+            </w:tcMar>
+            <w:vAlign w:val="center"/>
+          </w:tcPr>
+          <w:p>
+            <w:pPr>
+              <w:jc w:val="center"/>
+            </w:pPr>
+            <w:r>
+              <w:rPr>
+                <w:sz w:val="20"/>
+                <w:szCs w:val="20"/>
+              </w:rPr>
+              <w:t xml:space="preserve">99.97%</w:t>
+            </w:r>
+          </w:p>
+        </w:tc>
+        <w:tc>
+          <w:tcPr>
+            <w:tcW w:type="dxa" w:w="900"/>
+            <w:tcMar>
+              <w:top w:type="dxa" w:w="60"/>
+              <w:left w:type="dxa" w:w="100"/>
+              <w:bottom w:type="dxa" w:w="60"/>
+              <w:right w:type="dxa" w:w="100"/>
+            </w:tcMar>
+            <w:vAlign w:val="center"/>
+          </w:tcPr>
+          <w:p>
+            <w:pPr>
+              <w:jc w:val="center"/>
+            </w:pPr>
+            <w:r>
+              <w:rPr>
+                <w:sz w:val="20"/>
+                <w:szCs w:val="20"/>
+              </w:rPr>
+              <w:t xml:space="preserve">10.39%</w:t>
             </w:r>
           </w:p>
         </w:tc>
@@ -14526,7 +15548,7 @@
           <w:sz w:val="20"/>
           <w:szCs w:val="20"/>
         </w:rPr>
-        <w:t xml:space="preserve">Table 11. Recall-priority deployment on CIC-IDS2017 (85,173 test attacks). All 65 KB models: structured 50% → fine-tuning → QAT fine-tuning → INT8, on client 0's data; means over three fine-tuning draws. "Client val.": threshold chosen on 20,000 held-out samples of client 0 to reach the stated recall there.</w:t>
+        <w:t xml:space="preserve">Table 11. Recall-priority deployment on CIC-IDS2017 (85,173 test attacks). All models: structured pruning (50% unless stated) → fine-tuning → QAT fine-tuning → INT8, on client 0's data unless "federated fine-tuning" (FedAvg over all four clients' local data after every epoch); means over three fine-tuning draws. "Client val.": threshold chosen on 20,000 held-out samples of client 0 to reach the stated recall there.</w:t>
       </w:r>
     </w:p>
     <w:p>
@@ -14542,7 +15564,23 @@
         <w:spacing w:after="160"/>
       </w:pPr>
       <w:r>
-        <w:t xml:space="preserve">The client's own held-out data is a reliable guide. Its FAR predicts the test FAR to within 0.35 points in every draw, and the 99.9% and 99.95% recall targets are met on the test split on average (99.91% and 99.95%). The 99.99% target is not (99.97%): with about 10,000 attacks in the client validation set it allows a single miss, and the client data are SMOTE-augmented, so very high recall targets need a larger validation set. For a recall-priority CIC-IDS2017 deployment we therefore recommend distillation from the federated model, QAT fine-tuning on clipped inputs, and a threshold chosen on the fine-tuning client's held-out data for the required recall; the price is about one benign flow in ten raising an alert.</w:t>
+        <w:t xml:space="preserve">The client's own held-out data is a reliable guide. Its FAR predicts the test FAR to within 0.35 points in every draw, and the 99.9% and 99.95% recall targets are met on the test split on average (99.91% and 99.95%). The 99.99% target is not (99.97%): with about 10,000 attacks in the client validation set it allows a single miss, and the client data are SMOTE-augmented, so very high recall targets need a larger validation set.</w:t>
+      </w:r>
+    </w:p>
+    <w:p>
+      <w:pPr>
+        <w:spacing w:after="160"/>
+      </w:pPr>
+      <w:r>
+        <w:t xml:space="preserve">Three further levers improve the trade-off (lower rows of Table 11). Federated fine-tuning, in which all four clients fine-tune on their own data and the server averages the weights after every fine-tuning and QAT epoch, gives the best 65 KB operating points: 27 missed attacks at an 11.3% FAR, against 24 at 14.3% when client 0 fine-tunes alone, or 51 at 9.3%. It also removes the dependence on a single fine-tuning client (Section 5.4) without moving any data. Longer fine-tuning helps to a similar degree (31 missed at 10.9%), whereas a higher distillation temperature (T = 4) is worse (39 missed at 13.0%). Pruning less trades flash for false alarms: at 112 KB (30% pruning) the model misses 23 attacks at a 9.7% FAR, and at 207 KB (no pruning) 51 at 6.7%. The larger models thus reach the FP32 model's missed-attack counts at a lower FAR than the FP32 model itself (52 missed at 6.84%, 22 at 11.0% on the test sweep), because distillation on clipped inputs moves the whole recall–FAR curve and not only the operating point.</w:t>
+      </w:r>
+    </w:p>
+    <w:p>
+      <w:pPr>
+        <w:spacing w:after="160"/>
+      </w:pPr>
+      <w:r>
+        <w:t xml:space="preserve">The remaining misses show where the ceiling is. At the 99.99% target the best models miss 22–31 attacks, of which about six are Bot, four to eight Infiltration, two to four PortScan, and up to three Heartbleed flows. Infiltration and Heartbleed are the two smallest attack classes in CIC-IDS2017 (36 and 11 flows in the raw data), and the FP32 federated model itself misses seven Infiltration flows at each of the three thresholds for which we recorded attack types. These residual misses are therefore a property of the federated model and of the data, not of compression; Engelen et al. [24] also report labelling errors in CIC-IDS2017, including attack-labelled flows without malicious content, which we did not check for these flows. Fewer misses would require a better federated model (for example, class-aware objectives for rare attack types or corrected labels), not a better compression pipeline. For a recall-priority deployment on a 65 KB budget we recommend distillation from the federated model, QAT fine-tuning on clipped inputs with federated fine-tuning across clients, and a threshold chosen on client-held data; the price is about one benign flow in nine raising an alert. Where 112 KB of flash is available, 30% pruning lowers that to about one in ten at the same recall.</w:t>
       </w:r>
     </w:p>
     <w:p>
@@ -14732,7 +15770,7 @@
         <w:t xml:space="preserve">Choice of fine-tuning client. </w:t>
       </w:r>
       <w:r>
-        <w:t xml:space="preserve">Deployed-model quality depends on the fine-tuning client's class mix (Table 4). We chose clients a priori by attack share; a principled selection or a federated fine-tuning round is future work.</w:t>
+        <w:t xml:space="preserve">Deployed-model quality depends on the fine-tuning client's class mix (Table 4). We chose clients a priori by attack share. Federated fine-tuning over all clients removes this dependence in the recall-priority setting (Section 5.13), but we have not repeated Table 4 with it.</w:t>
       </w:r>
     </w:p>
     <w:p>
@@ -14824,7 +15862,7 @@
         <w:spacing w:after="160"/>
       </w:pPr>
       <w:r>
-        <w:t xml:space="preserve">Beyond the items in Section 7, we plan to evaluate robust feature scaling as a fix for training-time QAT on heavy-tailed IDS data, federated (multi-client) fine-tuning during compression, threshold selection against an explicit alert budget (Section 5.13 selects for a recall target only), and deployment on heterogeneous microcontrollers beyond the ESP32.</w:t>
+        <w:t xml:space="preserve">Beyond the items in Section 7, we plan to evaluate robust feature scaling as a fix for training-time QAT on heavy-tailed IDS data, federated fine-tuning for the other compression settings (Section 5.13 applies it to the recall-priority case only), threshold selection against an explicit alert budget (Section 5.13 selects for a recall target only), and deployment on heterogeneous microcontrollers beyond the ESP32.</w:t>
       </w:r>
     </w:p>
     <w:p>
@@ -14841,7 +15879,7 @@
         <w:spacing w:after="160"/>
       </w:pPr>
       <w:r>
-        <w:t xml:space="preserve">A federated MLP intrusion detector trained with FedAvgM, a shared cosine schedule, and focal loss comes close to centralized training on CIC-IDS2017 and TON_IoT and is robust to a strongly non-IID partition. It can be compressed to a 65 KB INT8 TensorFlow Lite model (12.3×) without loss using only one participating client's data, provided that client's class mix is representative, and with distillation and a client-chosen threshold the 65 KB model misses fewer attacks than the FP32 model (44 vs. 52 of 85,173) at a 10.4% false-alarm rate. Training-time QAT inside FL, by contrast, fails on heavy-tailed CIC-IDS2017 features while working on TON_IoT, and full-integer post-training quantization is unstable across calibration draws unless its calibration inputs are clipped. Federation matters most for clients with few local attacks, which alone miss up to 55% of attacks. Finally, four silent toolchain failures had invalidated the compressed-model results of our earlier report. An invariant check that re-evaluates the uncompressed federated model at every stage would have caught all of them.</w:t>
+        <w:t xml:space="preserve">A federated MLP intrusion detector trained with FedAvgM, a shared cosine schedule, and focal loss comes close to centralized training on CIC-IDS2017 and TON_IoT and is robust to a strongly non-IID partition. It can be compressed to a 65 KB INT8 TensorFlow Lite model (12.3×) without loss using only one participating client's data, provided that client's class mix is representative, and with distillation, federated fine-tuning and a client-chosen threshold the 65 KB model misses about half as many attacks as the FP32 model at its default threshold (27 vs. 52 of 85,173) at an 11.3% false-alarm rate; the remaining misses are concentrated in the rarest attack classes, which the FP32 model also misses. Training-time QAT inside FL, by contrast, fails on heavy-tailed CIC-IDS2017 features while working on TON_IoT, and full-integer post-training quantization is unstable across calibration draws unless its calibration inputs are clipped. Federation matters most for clients with few local attacks, which alone miss up to 55% of attacks. Finally, four silent toolchain failures had invalidated the compressed-model results of our earlier report. An invariant check that re-evaluates the uncompressed federated model at every stage would have caught all of them.</w:t>
       </w:r>
     </w:p>
     <w:p>

--- a/paper/TinyML_Federated_IDS_Revised.docx
+++ b/paper/TinyML_Federated_IDS_Revised.docx
@@ -276,7 +276,7 @@
         <w:spacing w:after="200"/>
       </w:pPr>
       <w:r>
-        <w:t xml:space="preserve">Federated Learning (FL) combined with TinyML is an attractive basis for privacy-preserving intrusion detection on microcontroller-class IoT devices, but the claim that a federated model can be compressed for such devices without losing detection quality is rarely tested end to end. We train a multilayer-perceptron intrusion detector with Flower (FedAvgM, cosine learning-rate decay, focal loss) on CIC-IDS2017 and TON_IoT, and compress it for TensorFlow Lite Micro using only data a federated deployment would actually hold. Three results stand out. First, federated training comes close to centralized training on the same recipe (F1 85.70 vs. 87.35 on CIC-IDS2017; 99.40 vs. 99.48 on TON_IoT), and a strongly non-IID Dirichlet(0.3) partition costs at most about one F1 point. Second, structured pruning followed by fine-tuning and QAT fine-tuning on a single participating client's local data yields a 65 KB INT8 model (12.3× smaller than FP32) with no loss relative to the federated model (F1 85.59, Attack Recall 99.66% on CIC-IDS2017; F1 98.74 on TON_IoT). How well this works depends on how closely that client's class mix matches the global one. When missed attacks must be minimized, distillation from the federated model and a threshold chosen on the client's own held-out data together with fine-tuning on all clients' local data, let the 65 KB model miss 27 of 85,173 attacks, about half as many as the FP32 model at its default threshold (52), at an 11.3% false-alarm rate. Third, training-time quantization-aware training inside FL collapses on CIC-IDS2017 (34.7% accuracy): heavy-tailed standardized features drive the learned INT8 input range to [−1231, 405]. The same method works on TON_IoT, and full-integer post-training quantization of the float model avoids that collapse but is unstable across calibration draws (F1 between 12 and 99 for the same TON_IoT model) until the calibration inputs are clipped, after which it is stable (F1 99.32–99.35). A local-only baseline shows where federation pays off: clients with few local attacks detect 45–93% of attacks alone and 98–99.8% with the federated model. We also document four silent failure modes in a common TensorFlow, tfmot, and Flower toolchain that had invalidated the compressed-model results of our own earlier report, together with the checks that catch them.</w:t>
+        <w:t xml:space="preserve">Federated Learning (FL) combined with TinyML is an attractive basis for privacy-preserving intrusion detection on microcontroller-class IoT devices, but the claim that a federated model can be compressed for such devices without losing detection quality is rarely tested end to end. We train a multilayer-perceptron intrusion detector with Flower (FedAvgM, cosine learning-rate decay, focal loss) on CIC-IDS2017 and TON_IoT, and compress it for TensorFlow Lite Micro using only data a federated deployment would actually hold. Three results stand out. First, federated training comes close to centralized training on the same recipe (F1 85.70 vs. 87.35 on CIC-IDS2017; 99.40 vs. 99.48 on TON_IoT), and a strongly non-IID Dirichlet(0.3) partition costs at most about one F1 point. Second, structured pruning followed by fine-tuning and QAT fine-tuning on a single participating client's local data yields a 65 KB INT8 model (12.3× smaller than FP32) with no loss relative to the federated model (F1 85.59, Attack Recall 99.66% on CIC-IDS2017; F1 98.74 on TON_IoT). How well this works depends on how closely that client's class mix matches the global one. When missed attacks must be minimized, distillation from the federated model and a threshold chosen on the client's own held-out data together with fine-tuning on all clients' local data, let the 65 KB model miss 27 of 85,173 attacks, about half as many as the FP32 model at its default threshold (52), at an 11.3% false-alarm rate; on TON_IoT the same recipe misses 19 of 16,214 attacks at 5.9%. Third, training-time quantization-aware training inside FL collapses on CIC-IDS2017 (34.7% accuracy): heavy-tailed standardized features drive the learned INT8 input range to [−1231, 405]. The same method works on TON_IoT, and full-integer post-training quantization of the float model avoids that collapse but is unstable across calibration draws (F1 between 12 and 99 for the same TON_IoT model) until the calibration inputs are clipped, after which it is stable (F1 99.32–99.35). A local-only baseline shows where federation pays off: clients with few local attacks detect 45–93% of attacks alone and 98–99.8% with the federated model. We also document four silent failure modes in a common TensorFlow, tfmot, and Flower toolchain that had invalidated the compressed-model results of our own earlier report, together with the checks that catch them.</w:t>
       </w:r>
     </w:p>
     <w:p>
@@ -16804,7 +16804,3907 @@
         <w:spacing w:after="160"/>
       </w:pPr>
       <w:r>
-        <w:t xml:space="preserve">The remaining misses show where the ceiling is. At the 99.99% target the best models miss 22–31 attacks, of which about six are Bot, four to eight Infiltration, two to four PortScan, and up to three Heartbleed flows. Infiltration and Heartbleed are the two smallest attack classes in CIC-IDS2017 (36 and 11 flows in the raw data), and the FP32 federated model itself misses seven Infiltration flows at each of the three thresholds for which we recorded attack types. These residual misses are therefore a property of the federated model and of the data, not of compression; Engelen et al. [24] also report labelling errors in CIC-IDS2017, including attack-labelled flows without malicious content, which we did not check for these flows. Fewer misses would require a better federated model (for example, class-aware objectives for rare attack types or corrected labels), not a better compression pipeline. For a recall-priority deployment on a 65 KB budget we recommend distillation from the federated model, QAT fine-tuning on clipped inputs with federated fine-tuning across clients, and a threshold chosen on client-held data; the price is about one benign flow in nine raising an alert. Where 112 KB of flash is available, 30% pruning lowers that to about one in ten at the same recall.</w:t>
+        <w:t xml:space="preserve">The remaining misses show where the ceiling is (Table 12). At the 99.99% target the best models miss 22–31 of 85,173 attacks. The FP32 federated model itself misses 7 of the 11 Infiltration test flows and 1 of the 4 SQL-injection flows at every threshold for which we recorded attack types, and 11–32 of 368 Bot flows depending on the threshold; Infiltration has only 25 training flows. The compressed models share these misses, and compression adds one of its own: the 65 KB models miss on average 3.3 of the 5 Heartbleed test flows, which the FP32 model detects, whereas the 112 KB model detects all five. Heartbleed has only 6 training flows, and halving the hidden layers evidently removes the capacity that represented them. All other attack types lose at most a few flows in tens of thousands. Engelen et al. [24] also report labelling errors in CIC-IDS2017, including attack-labelled flows without malicious content, which we did not check for these flows. Fewer misses would therefore require a better federated model (for example, class-aware objectives for rare attack types or corrected labels), not a better compression pipeline.</w:t>
+      </w:r>
+    </w:p>
+    <w:tbl>
+      <w:tblPr>
+        <w:tblW w:type="dxa" w:w="9600"/>
+        <w:tblBorders>
+          <w:top w:val="single" w:color="auto" w:sz="4"/>
+          <w:left w:val="single" w:color="auto" w:sz="4"/>
+          <w:bottom w:val="single" w:color="auto" w:sz="4"/>
+          <w:right w:val="single" w:color="auto" w:sz="4"/>
+          <w:insideH w:val="single" w:color="auto" w:sz="4"/>
+          <w:insideV w:val="single" w:color="auto" w:sz="4"/>
+        </w:tblBorders>
+      </w:tblPr>
+      <w:tblGrid>
+        <w:gridCol w:w="2600"/>
+        <w:gridCol w:w="1000"/>
+        <w:gridCol w:w="1400"/>
+        <w:gridCol w:w="1600"/>
+        <w:gridCol w:w="1700"/>
+        <w:gridCol w:w="1300"/>
+      </w:tblGrid>
+      <w:tr>
+        <w:trPr>
+          <w:tblHeader/>
+        </w:trPr>
+        <w:tc>
+          <w:tcPr>
+            <w:tcW w:type="dxa" w:w="2600"/>
+            <w:shd w:fill="D9E2F3" w:val="clear"/>
+            <w:tcMar>
+              <w:top w:type="dxa" w:w="60"/>
+              <w:left w:type="dxa" w:w="100"/>
+              <w:bottom w:type="dxa" w:w="60"/>
+              <w:right w:type="dxa" w:w="100"/>
+            </w:tcMar>
+            <w:vAlign w:val="center"/>
+          </w:tcPr>
+          <w:p>
+            <w:pPr>
+              <w:jc w:val="center"/>
+            </w:pPr>
+            <w:r>
+              <w:rPr>
+                <w:b/>
+                <w:bCs/>
+                <w:sz w:val="20"/>
+                <w:szCs w:val="20"/>
+              </w:rPr>
+              <w:t xml:space="preserve">Attack type (CIC-IDS2017)</w:t>
+            </w:r>
+          </w:p>
+        </w:tc>
+        <w:tc>
+          <w:tcPr>
+            <w:tcW w:type="dxa" w:w="1000"/>
+            <w:shd w:fill="D9E2F3" w:val="clear"/>
+            <w:tcMar>
+              <w:top w:type="dxa" w:w="60"/>
+              <w:left w:type="dxa" w:w="100"/>
+              <w:bottom w:type="dxa" w:w="60"/>
+              <w:right w:type="dxa" w:w="100"/>
+            </w:tcMar>
+            <w:vAlign w:val="center"/>
+          </w:tcPr>
+          <w:p>
+            <w:pPr>
+              <w:jc w:val="center"/>
+            </w:pPr>
+            <w:r>
+              <w:rPr>
+                <w:b/>
+                <w:bCs/>
+                <w:sz w:val="20"/>
+                <w:szCs w:val="20"/>
+              </w:rPr>
+              <w:t xml:space="preserve">Test flows</w:t>
+            </w:r>
+          </w:p>
+        </w:tc>
+        <w:tc>
+          <w:tcPr>
+            <w:tcW w:type="dxa" w:w="1400"/>
+            <w:shd w:fill="D9E2F3" w:val="clear"/>
+            <w:tcMar>
+              <w:top w:type="dxa" w:w="60"/>
+              <w:left w:type="dxa" w:w="100"/>
+              <w:bottom w:type="dxa" w:w="60"/>
+              <w:right w:type="dxa" w:w="100"/>
+            </w:tcMar>
+            <w:vAlign w:val="center"/>
+          </w:tcPr>
+          <w:p>
+            <w:pPr>
+              <w:jc w:val="center"/>
+            </w:pPr>
+            <w:r>
+              <w:rPr>
+                <w:b/>
+                <w:bCs/>
+                <w:sz w:val="20"/>
+                <w:szCs w:val="20"/>
+              </w:rPr>
+              <w:t xml:space="preserve">FP32, threshold 0.3</w:t>
+            </w:r>
+          </w:p>
+        </w:tc>
+        <w:tc>
+          <w:tcPr>
+            <w:tcW w:type="dxa" w:w="1600"/>
+            <w:shd w:fill="D9E2F3" w:val="clear"/>
+            <w:tcMar>
+              <w:top w:type="dxa" w:w="60"/>
+              <w:left w:type="dxa" w:w="100"/>
+              <w:bottom w:type="dxa" w:w="60"/>
+              <w:right w:type="dxa" w:w="100"/>
+            </w:tcMar>
+            <w:vAlign w:val="center"/>
+          </w:tcPr>
+          <w:p>
+            <w:pPr>
+              <w:jc w:val="center"/>
+            </w:pPr>
+            <w:r>
+              <w:rPr>
+                <w:b/>
+                <w:bCs/>
+                <w:sz w:val="20"/>
+                <w:szCs w:val="20"/>
+              </w:rPr>
+              <w:t xml:space="preserve">FP32, client val. ≥ 99.99%</w:t>
+            </w:r>
+          </w:p>
+        </w:tc>
+        <w:tc>
+          <w:tcPr>
+            <w:tcW w:type="dxa" w:w="1700"/>
+            <w:shd w:fill="D9E2F3" w:val="clear"/>
+            <w:tcMar>
+              <w:top w:type="dxa" w:w="60"/>
+              <w:left w:type="dxa" w:w="100"/>
+              <w:bottom w:type="dxa" w:w="60"/>
+              <w:right w:type="dxa" w:w="100"/>
+            </w:tcMar>
+            <w:vAlign w:val="center"/>
+          </w:tcPr>
+          <w:p>
+            <w:pPr>
+              <w:jc w:val="center"/>
+            </w:pPr>
+            <w:r>
+              <w:rPr>
+                <w:b/>
+                <w:bCs/>
+                <w:sz w:val="20"/>
+                <w:szCs w:val="20"/>
+              </w:rPr>
+              <w:t xml:space="preserve">65 KB, federated FT, ≥ 99.99%</w:t>
+            </w:r>
+          </w:p>
+        </w:tc>
+        <w:tc>
+          <w:tcPr>
+            <w:tcW w:type="dxa" w:w="1300"/>
+            <w:shd w:fill="D9E2F3" w:val="clear"/>
+            <w:tcMar>
+              <w:top w:type="dxa" w:w="60"/>
+              <w:left w:type="dxa" w:w="100"/>
+              <w:bottom w:type="dxa" w:w="60"/>
+              <w:right w:type="dxa" w:w="100"/>
+            </w:tcMar>
+            <w:vAlign w:val="center"/>
+          </w:tcPr>
+          <w:p>
+            <w:pPr>
+              <w:jc w:val="center"/>
+            </w:pPr>
+            <w:r>
+              <w:rPr>
+                <w:b/>
+                <w:bCs/>
+                <w:sz w:val="20"/>
+                <w:szCs w:val="20"/>
+              </w:rPr>
+              <w:t xml:space="preserve">112 KB, ≥ 99.99%</w:t>
+            </w:r>
+          </w:p>
+        </w:tc>
+      </w:tr>
+      <w:tr>
+        <w:tc>
+          <w:tcPr>
+            <w:tcW w:type="dxa" w:w="2600"/>
+            <w:tcMar>
+              <w:top w:type="dxa" w:w="60"/>
+              <w:left w:type="dxa" w:w="100"/>
+              <w:bottom w:type="dxa" w:w="60"/>
+              <w:right w:type="dxa" w:w="100"/>
+            </w:tcMar>
+            <w:vAlign w:val="center"/>
+          </w:tcPr>
+          <w:p>
+            <w:pPr>
+              <w:jc w:val="left"/>
+            </w:pPr>
+            <w:r>
+              <w:rPr>
+                <w:sz w:val="20"/>
+                <w:szCs w:val="20"/>
+              </w:rPr>
+              <w:t xml:space="preserve">Infiltration</w:t>
+            </w:r>
+          </w:p>
+        </w:tc>
+        <w:tc>
+          <w:tcPr>
+            <w:tcW w:type="dxa" w:w="1000"/>
+            <w:tcMar>
+              <w:top w:type="dxa" w:w="60"/>
+              <w:left w:type="dxa" w:w="100"/>
+              <w:bottom w:type="dxa" w:w="60"/>
+              <w:right w:type="dxa" w:w="100"/>
+            </w:tcMar>
+            <w:vAlign w:val="center"/>
+          </w:tcPr>
+          <w:p>
+            <w:pPr>
+              <w:jc w:val="center"/>
+            </w:pPr>
+            <w:r>
+              <w:rPr>
+                <w:sz w:val="20"/>
+                <w:szCs w:val="20"/>
+              </w:rPr>
+              <w:t xml:space="preserve">11</w:t>
+            </w:r>
+          </w:p>
+        </w:tc>
+        <w:tc>
+          <w:tcPr>
+            <w:tcW w:type="dxa" w:w="1400"/>
+            <w:tcMar>
+              <w:top w:type="dxa" w:w="60"/>
+              <w:left w:type="dxa" w:w="100"/>
+              <w:bottom w:type="dxa" w:w="60"/>
+              <w:right w:type="dxa" w:w="100"/>
+            </w:tcMar>
+            <w:vAlign w:val="center"/>
+          </w:tcPr>
+          <w:p>
+            <w:pPr>
+              <w:jc w:val="center"/>
+            </w:pPr>
+            <w:r>
+              <w:rPr>
+                <w:sz w:val="20"/>
+                <w:szCs w:val="20"/>
+              </w:rPr>
+              <w:t xml:space="preserve">7 (64%)</w:t>
+            </w:r>
+          </w:p>
+        </w:tc>
+        <w:tc>
+          <w:tcPr>
+            <w:tcW w:type="dxa" w:w="1600"/>
+            <w:tcMar>
+              <w:top w:type="dxa" w:w="60"/>
+              <w:left w:type="dxa" w:w="100"/>
+              <w:bottom w:type="dxa" w:w="60"/>
+              <w:right w:type="dxa" w:w="100"/>
+            </w:tcMar>
+            <w:vAlign w:val="center"/>
+          </w:tcPr>
+          <w:p>
+            <w:pPr>
+              <w:jc w:val="center"/>
+            </w:pPr>
+            <w:r>
+              <w:rPr>
+                <w:sz w:val="20"/>
+                <w:szCs w:val="20"/>
+              </w:rPr>
+              <w:t xml:space="preserve">7 (64%)</w:t>
+            </w:r>
+          </w:p>
+        </w:tc>
+        <w:tc>
+          <w:tcPr>
+            <w:tcW w:type="dxa" w:w="1700"/>
+            <w:tcMar>
+              <w:top w:type="dxa" w:w="60"/>
+              <w:left w:type="dxa" w:w="100"/>
+              <w:bottom w:type="dxa" w:w="60"/>
+              <w:right w:type="dxa" w:w="100"/>
+            </w:tcMar>
+            <w:vAlign w:val="center"/>
+          </w:tcPr>
+          <w:p>
+            <w:pPr>
+              <w:jc w:val="center"/>
+            </w:pPr>
+            <w:r>
+              <w:rPr>
+                <w:sz w:val="20"/>
+                <w:szCs w:val="20"/>
+              </w:rPr>
+              <w:t xml:space="preserve">8.3 (76%)</w:t>
+            </w:r>
+          </w:p>
+        </w:tc>
+        <w:tc>
+          <w:tcPr>
+            <w:tcW w:type="dxa" w:w="1300"/>
+            <w:tcMar>
+              <w:top w:type="dxa" w:w="60"/>
+              <w:left w:type="dxa" w:w="100"/>
+              <w:bottom w:type="dxa" w:w="60"/>
+              <w:right w:type="dxa" w:w="100"/>
+            </w:tcMar>
+            <w:vAlign w:val="center"/>
+          </w:tcPr>
+          <w:p>
+            <w:pPr>
+              <w:jc w:val="center"/>
+            </w:pPr>
+            <w:r>
+              <w:rPr>
+                <w:sz w:val="20"/>
+                <w:szCs w:val="20"/>
+              </w:rPr>
+              <w:t xml:space="preserve">6.3 (58%)</w:t>
+            </w:r>
+          </w:p>
+        </w:tc>
+      </w:tr>
+      <w:tr>
+        <w:tc>
+          <w:tcPr>
+            <w:tcW w:type="dxa" w:w="2600"/>
+            <w:tcMar>
+              <w:top w:type="dxa" w:w="60"/>
+              <w:left w:type="dxa" w:w="100"/>
+              <w:bottom w:type="dxa" w:w="60"/>
+              <w:right w:type="dxa" w:w="100"/>
+            </w:tcMar>
+            <w:vAlign w:val="center"/>
+          </w:tcPr>
+          <w:p>
+            <w:pPr>
+              <w:jc w:val="left"/>
+            </w:pPr>
+            <w:r>
+              <w:rPr>
+                <w:sz w:val="20"/>
+                <w:szCs w:val="20"/>
+              </w:rPr>
+              <w:t xml:space="preserve">Heartbleed</w:t>
+            </w:r>
+          </w:p>
+        </w:tc>
+        <w:tc>
+          <w:tcPr>
+            <w:tcW w:type="dxa" w:w="1000"/>
+            <w:tcMar>
+              <w:top w:type="dxa" w:w="60"/>
+              <w:left w:type="dxa" w:w="100"/>
+              <w:bottom w:type="dxa" w:w="60"/>
+              <w:right w:type="dxa" w:w="100"/>
+            </w:tcMar>
+            <w:vAlign w:val="center"/>
+          </w:tcPr>
+          <w:p>
+            <w:pPr>
+              <w:jc w:val="center"/>
+            </w:pPr>
+            <w:r>
+              <w:rPr>
+                <w:sz w:val="20"/>
+                <w:szCs w:val="20"/>
+              </w:rPr>
+              <w:t xml:space="preserve">5</w:t>
+            </w:r>
+          </w:p>
+        </w:tc>
+        <w:tc>
+          <w:tcPr>
+            <w:tcW w:type="dxa" w:w="1400"/>
+            <w:tcMar>
+              <w:top w:type="dxa" w:w="60"/>
+              <w:left w:type="dxa" w:w="100"/>
+              <w:bottom w:type="dxa" w:w="60"/>
+              <w:right w:type="dxa" w:w="100"/>
+            </w:tcMar>
+            <w:vAlign w:val="center"/>
+          </w:tcPr>
+          <w:p>
+            <w:pPr>
+              <w:jc w:val="center"/>
+            </w:pPr>
+            <w:r>
+              <w:rPr>
+                <w:sz w:val="20"/>
+                <w:szCs w:val="20"/>
+              </w:rPr>
+              <w:t xml:space="preserve">0</w:t>
+            </w:r>
+          </w:p>
+        </w:tc>
+        <w:tc>
+          <w:tcPr>
+            <w:tcW w:type="dxa" w:w="1600"/>
+            <w:tcMar>
+              <w:top w:type="dxa" w:w="60"/>
+              <w:left w:type="dxa" w:w="100"/>
+              <w:bottom w:type="dxa" w:w="60"/>
+              <w:right w:type="dxa" w:w="100"/>
+            </w:tcMar>
+            <w:vAlign w:val="center"/>
+          </w:tcPr>
+          <w:p>
+            <w:pPr>
+              <w:jc w:val="center"/>
+            </w:pPr>
+            <w:r>
+              <w:rPr>
+                <w:sz w:val="20"/>
+                <w:szCs w:val="20"/>
+              </w:rPr>
+              <w:t xml:space="preserve">0</w:t>
+            </w:r>
+          </w:p>
+        </w:tc>
+        <w:tc>
+          <w:tcPr>
+            <w:tcW w:type="dxa" w:w="1700"/>
+            <w:tcMar>
+              <w:top w:type="dxa" w:w="60"/>
+              <w:left w:type="dxa" w:w="100"/>
+              <w:bottom w:type="dxa" w:w="60"/>
+              <w:right w:type="dxa" w:w="100"/>
+            </w:tcMar>
+            <w:vAlign w:val="center"/>
+          </w:tcPr>
+          <w:p>
+            <w:pPr>
+              <w:jc w:val="center"/>
+            </w:pPr>
+            <w:r>
+              <w:rPr>
+                <w:sz w:val="20"/>
+                <w:szCs w:val="20"/>
+              </w:rPr>
+              <w:t xml:space="preserve">3.3 (67%)</w:t>
+            </w:r>
+          </w:p>
+        </w:tc>
+        <w:tc>
+          <w:tcPr>
+            <w:tcW w:type="dxa" w:w="1300"/>
+            <w:tcMar>
+              <w:top w:type="dxa" w:w="60"/>
+              <w:left w:type="dxa" w:w="100"/>
+              <w:bottom w:type="dxa" w:w="60"/>
+              <w:right w:type="dxa" w:w="100"/>
+            </w:tcMar>
+            <w:vAlign w:val="center"/>
+          </w:tcPr>
+          <w:p>
+            <w:pPr>
+              <w:jc w:val="center"/>
+            </w:pPr>
+            <w:r>
+              <w:rPr>
+                <w:sz w:val="20"/>
+                <w:szCs w:val="20"/>
+              </w:rPr>
+              <w:t xml:space="preserve">0</w:t>
+            </w:r>
+          </w:p>
+        </w:tc>
+      </w:tr>
+      <w:tr>
+        <w:tc>
+          <w:tcPr>
+            <w:tcW w:type="dxa" w:w="2600"/>
+            <w:tcMar>
+              <w:top w:type="dxa" w:w="60"/>
+              <w:left w:type="dxa" w:w="100"/>
+              <w:bottom w:type="dxa" w:w="60"/>
+              <w:right w:type="dxa" w:w="100"/>
+            </w:tcMar>
+            <w:vAlign w:val="center"/>
+          </w:tcPr>
+          <w:p>
+            <w:pPr>
+              <w:jc w:val="left"/>
+            </w:pPr>
+            <w:r>
+              <w:rPr>
+                <w:sz w:val="20"/>
+                <w:szCs w:val="20"/>
+              </w:rPr>
+              <w:t xml:space="preserve">Web Attack – SQL injection</w:t>
+            </w:r>
+          </w:p>
+        </w:tc>
+        <w:tc>
+          <w:tcPr>
+            <w:tcW w:type="dxa" w:w="1000"/>
+            <w:tcMar>
+              <w:top w:type="dxa" w:w="60"/>
+              <w:left w:type="dxa" w:w="100"/>
+              <w:bottom w:type="dxa" w:w="60"/>
+              <w:right w:type="dxa" w:w="100"/>
+            </w:tcMar>
+            <w:vAlign w:val="center"/>
+          </w:tcPr>
+          <w:p>
+            <w:pPr>
+              <w:jc w:val="center"/>
+            </w:pPr>
+            <w:r>
+              <w:rPr>
+                <w:sz w:val="20"/>
+                <w:szCs w:val="20"/>
+              </w:rPr>
+              <w:t xml:space="preserve">4</w:t>
+            </w:r>
+          </w:p>
+        </w:tc>
+        <w:tc>
+          <w:tcPr>
+            <w:tcW w:type="dxa" w:w="1400"/>
+            <w:tcMar>
+              <w:top w:type="dxa" w:w="60"/>
+              <w:left w:type="dxa" w:w="100"/>
+              <w:bottom w:type="dxa" w:w="60"/>
+              <w:right w:type="dxa" w:w="100"/>
+            </w:tcMar>
+            <w:vAlign w:val="center"/>
+          </w:tcPr>
+          <w:p>
+            <w:pPr>
+              <w:jc w:val="center"/>
+            </w:pPr>
+            <w:r>
+              <w:rPr>
+                <w:sz w:val="20"/>
+                <w:szCs w:val="20"/>
+              </w:rPr>
+              <w:t xml:space="preserve">1 (25%)</w:t>
+            </w:r>
+          </w:p>
+        </w:tc>
+        <w:tc>
+          <w:tcPr>
+            <w:tcW w:type="dxa" w:w="1600"/>
+            <w:tcMar>
+              <w:top w:type="dxa" w:w="60"/>
+              <w:left w:type="dxa" w:w="100"/>
+              <w:bottom w:type="dxa" w:w="60"/>
+              <w:right w:type="dxa" w:w="100"/>
+            </w:tcMar>
+            <w:vAlign w:val="center"/>
+          </w:tcPr>
+          <w:p>
+            <w:pPr>
+              <w:jc w:val="center"/>
+            </w:pPr>
+            <w:r>
+              <w:rPr>
+                <w:sz w:val="20"/>
+                <w:szCs w:val="20"/>
+              </w:rPr>
+              <w:t xml:space="preserve">1 (25%)</w:t>
+            </w:r>
+          </w:p>
+        </w:tc>
+        <w:tc>
+          <w:tcPr>
+            <w:tcW w:type="dxa" w:w="1700"/>
+            <w:tcMar>
+              <w:top w:type="dxa" w:w="60"/>
+              <w:left w:type="dxa" w:w="100"/>
+              <w:bottom w:type="dxa" w:w="60"/>
+              <w:right w:type="dxa" w:w="100"/>
+            </w:tcMar>
+            <w:vAlign w:val="center"/>
+          </w:tcPr>
+          <w:p>
+            <w:pPr>
+              <w:jc w:val="center"/>
+            </w:pPr>
+            <w:r>
+              <w:rPr>
+                <w:sz w:val="20"/>
+                <w:szCs w:val="20"/>
+              </w:rPr>
+              <w:t xml:space="preserve">0</w:t>
+            </w:r>
+          </w:p>
+        </w:tc>
+        <w:tc>
+          <w:tcPr>
+            <w:tcW w:type="dxa" w:w="1300"/>
+            <w:tcMar>
+              <w:top w:type="dxa" w:w="60"/>
+              <w:left w:type="dxa" w:w="100"/>
+              <w:bottom w:type="dxa" w:w="60"/>
+              <w:right w:type="dxa" w:w="100"/>
+            </w:tcMar>
+            <w:vAlign w:val="center"/>
+          </w:tcPr>
+          <w:p>
+            <w:pPr>
+              <w:jc w:val="center"/>
+            </w:pPr>
+            <w:r>
+              <w:rPr>
+                <w:sz w:val="20"/>
+                <w:szCs w:val="20"/>
+              </w:rPr>
+              <w:t xml:space="preserve">0.3 (8%)</w:t>
+            </w:r>
+          </w:p>
+        </w:tc>
+      </w:tr>
+      <w:tr>
+        <w:tc>
+          <w:tcPr>
+            <w:tcW w:type="dxa" w:w="2600"/>
+            <w:tcMar>
+              <w:top w:type="dxa" w:w="60"/>
+              <w:left w:type="dxa" w:w="100"/>
+              <w:bottom w:type="dxa" w:w="60"/>
+              <w:right w:type="dxa" w:w="100"/>
+            </w:tcMar>
+            <w:vAlign w:val="center"/>
+          </w:tcPr>
+          <w:p>
+            <w:pPr>
+              <w:jc w:val="left"/>
+            </w:pPr>
+            <w:r>
+              <w:rPr>
+                <w:sz w:val="20"/>
+                <w:szCs w:val="20"/>
+              </w:rPr>
+              <w:t xml:space="preserve">Bot</w:t>
+            </w:r>
+          </w:p>
+        </w:tc>
+        <w:tc>
+          <w:tcPr>
+            <w:tcW w:type="dxa" w:w="1000"/>
+            <w:tcMar>
+              <w:top w:type="dxa" w:w="60"/>
+              <w:left w:type="dxa" w:w="100"/>
+              <w:bottom w:type="dxa" w:w="60"/>
+              <w:right w:type="dxa" w:w="100"/>
+            </w:tcMar>
+            <w:vAlign w:val="center"/>
+          </w:tcPr>
+          <w:p>
+            <w:pPr>
+              <w:jc w:val="center"/>
+            </w:pPr>
+            <w:r>
+              <w:rPr>
+                <w:sz w:val="20"/>
+                <w:szCs w:val="20"/>
+              </w:rPr>
+              <w:t xml:space="preserve">368</w:t>
+            </w:r>
+          </w:p>
+        </w:tc>
+        <w:tc>
+          <w:tcPr>
+            <w:tcW w:type="dxa" w:w="1400"/>
+            <w:tcMar>
+              <w:top w:type="dxa" w:w="60"/>
+              <w:left w:type="dxa" w:w="100"/>
+              <w:bottom w:type="dxa" w:w="60"/>
+              <w:right w:type="dxa" w:w="100"/>
+            </w:tcMar>
+            <w:vAlign w:val="center"/>
+          </w:tcPr>
+          <w:p>
+            <w:pPr>
+              <w:jc w:val="center"/>
+            </w:pPr>
+            <w:r>
+              <w:rPr>
+                <w:sz w:val="20"/>
+                <w:szCs w:val="20"/>
+              </w:rPr>
+              <w:t xml:space="preserve">20 (5.4%)</w:t>
+            </w:r>
+          </w:p>
+        </w:tc>
+        <w:tc>
+          <w:tcPr>
+            <w:tcW w:type="dxa" w:w="1600"/>
+            <w:tcMar>
+              <w:top w:type="dxa" w:w="60"/>
+              <w:left w:type="dxa" w:w="100"/>
+              <w:bottom w:type="dxa" w:w="60"/>
+              <w:right w:type="dxa" w:w="100"/>
+            </w:tcMar>
+            <w:vAlign w:val="center"/>
+          </w:tcPr>
+          <w:p>
+            <w:pPr>
+              <w:jc w:val="center"/>
+            </w:pPr>
+            <w:r>
+              <w:rPr>
+                <w:sz w:val="20"/>
+                <w:szCs w:val="20"/>
+              </w:rPr>
+              <w:t xml:space="preserve">11 (3.0%)</w:t>
+            </w:r>
+          </w:p>
+        </w:tc>
+        <w:tc>
+          <w:tcPr>
+            <w:tcW w:type="dxa" w:w="1700"/>
+            <w:tcMar>
+              <w:top w:type="dxa" w:w="60"/>
+              <w:left w:type="dxa" w:w="100"/>
+              <w:bottom w:type="dxa" w:w="60"/>
+              <w:right w:type="dxa" w:w="100"/>
+            </w:tcMar>
+            <w:vAlign w:val="center"/>
+          </w:tcPr>
+          <w:p>
+            <w:pPr>
+              <w:jc w:val="center"/>
+            </w:pPr>
+            <w:r>
+              <w:rPr>
+                <w:sz w:val="20"/>
+                <w:szCs w:val="20"/>
+              </w:rPr>
+              <w:t xml:space="preserve">6.0 (1.6%)</w:t>
+            </w:r>
+          </w:p>
+        </w:tc>
+        <w:tc>
+          <w:tcPr>
+            <w:tcW w:type="dxa" w:w="1300"/>
+            <w:tcMar>
+              <w:top w:type="dxa" w:w="60"/>
+              <w:left w:type="dxa" w:w="100"/>
+              <w:bottom w:type="dxa" w:w="60"/>
+              <w:right w:type="dxa" w:w="100"/>
+            </w:tcMar>
+            <w:vAlign w:val="center"/>
+          </w:tcPr>
+          <w:p>
+            <w:pPr>
+              <w:jc w:val="center"/>
+            </w:pPr>
+            <w:r>
+              <w:rPr>
+                <w:sz w:val="20"/>
+                <w:szCs w:val="20"/>
+              </w:rPr>
+              <w:t xml:space="preserve">6.7 (1.8%)</w:t>
+            </w:r>
+          </w:p>
+        </w:tc>
+      </w:tr>
+      <w:tr>
+        <w:tc>
+          <w:tcPr>
+            <w:tcW w:type="dxa" w:w="2600"/>
+            <w:tcMar>
+              <w:top w:type="dxa" w:w="60"/>
+              <w:left w:type="dxa" w:w="100"/>
+              <w:bottom w:type="dxa" w:w="60"/>
+              <w:right w:type="dxa" w:w="100"/>
+            </w:tcMar>
+            <w:vAlign w:val="center"/>
+          </w:tcPr>
+          <w:p>
+            <w:pPr>
+              <w:jc w:val="left"/>
+            </w:pPr>
+            <w:r>
+              <w:rPr>
+                <w:sz w:val="20"/>
+                <w:szCs w:val="20"/>
+              </w:rPr>
+              <w:t xml:space="preserve">Web Attack – brute force</w:t>
+            </w:r>
+          </w:p>
+        </w:tc>
+        <w:tc>
+          <w:tcPr>
+            <w:tcW w:type="dxa" w:w="1000"/>
+            <w:tcMar>
+              <w:top w:type="dxa" w:w="60"/>
+              <w:left w:type="dxa" w:w="100"/>
+              <w:bottom w:type="dxa" w:w="60"/>
+              <w:right w:type="dxa" w:w="100"/>
+            </w:tcMar>
+            <w:vAlign w:val="center"/>
+          </w:tcPr>
+          <w:p>
+            <w:pPr>
+              <w:jc w:val="center"/>
+            </w:pPr>
+            <w:r>
+              <w:rPr>
+                <w:sz w:val="20"/>
+                <w:szCs w:val="20"/>
+              </w:rPr>
+              <w:t xml:space="preserve">301</w:t>
+            </w:r>
+          </w:p>
+        </w:tc>
+        <w:tc>
+          <w:tcPr>
+            <w:tcW w:type="dxa" w:w="1400"/>
+            <w:tcMar>
+              <w:top w:type="dxa" w:w="60"/>
+              <w:left w:type="dxa" w:w="100"/>
+              <w:bottom w:type="dxa" w:w="60"/>
+              <w:right w:type="dxa" w:w="100"/>
+            </w:tcMar>
+            <w:vAlign w:val="center"/>
+          </w:tcPr>
+          <w:p>
+            <w:pPr>
+              <w:jc w:val="center"/>
+            </w:pPr>
+            <w:r>
+              <w:rPr>
+                <w:sz w:val="20"/>
+                <w:szCs w:val="20"/>
+              </w:rPr>
+              <w:t xml:space="preserve">3 (1.0%)</w:t>
+            </w:r>
+          </w:p>
+        </w:tc>
+        <w:tc>
+          <w:tcPr>
+            <w:tcW w:type="dxa" w:w="1600"/>
+            <w:tcMar>
+              <w:top w:type="dxa" w:w="60"/>
+              <w:left w:type="dxa" w:w="100"/>
+              <w:bottom w:type="dxa" w:w="60"/>
+              <w:right w:type="dxa" w:w="100"/>
+            </w:tcMar>
+            <w:vAlign w:val="center"/>
+          </w:tcPr>
+          <w:p>
+            <w:pPr>
+              <w:jc w:val="center"/>
+            </w:pPr>
+            <w:r>
+              <w:rPr>
+                <w:sz w:val="20"/>
+                <w:szCs w:val="20"/>
+              </w:rPr>
+              <w:t xml:space="preserve">2 (0.7%)</w:t>
+            </w:r>
+          </w:p>
+        </w:tc>
+        <w:tc>
+          <w:tcPr>
+            <w:tcW w:type="dxa" w:w="1700"/>
+            <w:tcMar>
+              <w:top w:type="dxa" w:w="60"/>
+              <w:left w:type="dxa" w:w="100"/>
+              <w:bottom w:type="dxa" w:w="60"/>
+              <w:right w:type="dxa" w:w="100"/>
+            </w:tcMar>
+            <w:vAlign w:val="center"/>
+          </w:tcPr>
+          <w:p>
+            <w:pPr>
+              <w:jc w:val="center"/>
+            </w:pPr>
+            <w:r>
+              <w:rPr>
+                <w:sz w:val="20"/>
+                <w:szCs w:val="20"/>
+              </w:rPr>
+              <w:t xml:space="preserve">1.3 (0.4%)</w:t>
+            </w:r>
+          </w:p>
+        </w:tc>
+        <w:tc>
+          <w:tcPr>
+            <w:tcW w:type="dxa" w:w="1300"/>
+            <w:tcMar>
+              <w:top w:type="dxa" w:w="60"/>
+              <w:left w:type="dxa" w:w="100"/>
+              <w:bottom w:type="dxa" w:w="60"/>
+              <w:right w:type="dxa" w:w="100"/>
+            </w:tcMar>
+            <w:vAlign w:val="center"/>
+          </w:tcPr>
+          <w:p>
+            <w:pPr>
+              <w:jc w:val="center"/>
+            </w:pPr>
+            <w:r>
+              <w:rPr>
+                <w:sz w:val="20"/>
+                <w:szCs w:val="20"/>
+              </w:rPr>
+              <w:t xml:space="preserve">1.0 (0.3%)</w:t>
+            </w:r>
+          </w:p>
+        </w:tc>
+      </w:tr>
+      <w:tr>
+        <w:tc>
+          <w:tcPr>
+            <w:tcW w:type="dxa" w:w="2600"/>
+            <w:tcMar>
+              <w:top w:type="dxa" w:w="60"/>
+              <w:left w:type="dxa" w:w="100"/>
+              <w:bottom w:type="dxa" w:w="60"/>
+              <w:right w:type="dxa" w:w="100"/>
+            </w:tcMar>
+            <w:vAlign w:val="center"/>
+          </w:tcPr>
+          <w:p>
+            <w:pPr>
+              <w:jc w:val="left"/>
+            </w:pPr>
+            <w:r>
+              <w:rPr>
+                <w:sz w:val="20"/>
+                <w:szCs w:val="20"/>
+              </w:rPr>
+              <w:t xml:space="preserve">DoS slowloris</w:t>
+            </w:r>
+          </w:p>
+        </w:tc>
+        <w:tc>
+          <w:tcPr>
+            <w:tcW w:type="dxa" w:w="1000"/>
+            <w:tcMar>
+              <w:top w:type="dxa" w:w="60"/>
+              <w:left w:type="dxa" w:w="100"/>
+              <w:bottom w:type="dxa" w:w="60"/>
+              <w:right w:type="dxa" w:w="100"/>
+            </w:tcMar>
+            <w:vAlign w:val="center"/>
+          </w:tcPr>
+          <w:p>
+            <w:pPr>
+              <w:jc w:val="center"/>
+            </w:pPr>
+            <w:r>
+              <w:rPr>
+                <w:sz w:val="20"/>
+                <w:szCs w:val="20"/>
+              </w:rPr>
+              <w:t xml:space="preserve">1,063</w:t>
+            </w:r>
+          </w:p>
+        </w:tc>
+        <w:tc>
+          <w:tcPr>
+            <w:tcW w:type="dxa" w:w="1400"/>
+            <w:tcMar>
+              <w:top w:type="dxa" w:w="60"/>
+              <w:left w:type="dxa" w:w="100"/>
+              <w:bottom w:type="dxa" w:w="60"/>
+              <w:right w:type="dxa" w:w="100"/>
+            </w:tcMar>
+            <w:vAlign w:val="center"/>
+          </w:tcPr>
+          <w:p>
+            <w:pPr>
+              <w:jc w:val="center"/>
+            </w:pPr>
+            <w:r>
+              <w:rPr>
+                <w:sz w:val="20"/>
+                <w:szCs w:val="20"/>
+              </w:rPr>
+              <w:t xml:space="preserve">2</w:t>
+            </w:r>
+          </w:p>
+        </w:tc>
+        <w:tc>
+          <w:tcPr>
+            <w:tcW w:type="dxa" w:w="1600"/>
+            <w:tcMar>
+              <w:top w:type="dxa" w:w="60"/>
+              <w:left w:type="dxa" w:w="100"/>
+              <w:bottom w:type="dxa" w:w="60"/>
+              <w:right w:type="dxa" w:w="100"/>
+            </w:tcMar>
+            <w:vAlign w:val="center"/>
+          </w:tcPr>
+          <w:p>
+            <w:pPr>
+              <w:jc w:val="center"/>
+            </w:pPr>
+            <w:r>
+              <w:rPr>
+                <w:sz w:val="20"/>
+                <w:szCs w:val="20"/>
+              </w:rPr>
+              <w:t xml:space="preserve">2</w:t>
+            </w:r>
+          </w:p>
+        </w:tc>
+        <w:tc>
+          <w:tcPr>
+            <w:tcW w:type="dxa" w:w="1700"/>
+            <w:tcMar>
+              <w:top w:type="dxa" w:w="60"/>
+              <w:left w:type="dxa" w:w="100"/>
+              <w:bottom w:type="dxa" w:w="60"/>
+              <w:right w:type="dxa" w:w="100"/>
+            </w:tcMar>
+            <w:vAlign w:val="center"/>
+          </w:tcPr>
+          <w:p>
+            <w:pPr>
+              <w:jc w:val="center"/>
+            </w:pPr>
+            <w:r>
+              <w:rPr>
+                <w:sz w:val="20"/>
+                <w:szCs w:val="20"/>
+              </w:rPr>
+              <w:t xml:space="preserve">2.0</w:t>
+            </w:r>
+          </w:p>
+        </w:tc>
+        <w:tc>
+          <w:tcPr>
+            <w:tcW w:type="dxa" w:w="1300"/>
+            <w:tcMar>
+              <w:top w:type="dxa" w:w="60"/>
+              <w:left w:type="dxa" w:w="100"/>
+              <w:bottom w:type="dxa" w:w="60"/>
+              <w:right w:type="dxa" w:w="100"/>
+            </w:tcMar>
+            <w:vAlign w:val="center"/>
+          </w:tcPr>
+          <w:p>
+            <w:pPr>
+              <w:jc w:val="center"/>
+            </w:pPr>
+            <w:r>
+              <w:rPr>
+                <w:sz w:val="20"/>
+                <w:szCs w:val="20"/>
+              </w:rPr>
+              <w:t xml:space="preserve">1.7</w:t>
+            </w:r>
+          </w:p>
+        </w:tc>
+      </w:tr>
+      <w:tr>
+        <w:tc>
+          <w:tcPr>
+            <w:tcW w:type="dxa" w:w="2600"/>
+            <w:tcMar>
+              <w:top w:type="dxa" w:w="60"/>
+              <w:left w:type="dxa" w:w="100"/>
+              <w:bottom w:type="dxa" w:w="60"/>
+              <w:right w:type="dxa" w:w="100"/>
+            </w:tcMar>
+            <w:vAlign w:val="center"/>
+          </w:tcPr>
+          <w:p>
+            <w:pPr>
+              <w:jc w:val="left"/>
+            </w:pPr>
+            <w:r>
+              <w:rPr>
+                <w:sz w:val="20"/>
+                <w:szCs w:val="20"/>
+              </w:rPr>
+              <w:t xml:space="preserve">DoS Slowhttptest</w:t>
+            </w:r>
+          </w:p>
+        </w:tc>
+        <w:tc>
+          <w:tcPr>
+            <w:tcW w:type="dxa" w:w="1000"/>
+            <w:tcMar>
+              <w:top w:type="dxa" w:w="60"/>
+              <w:left w:type="dxa" w:w="100"/>
+              <w:bottom w:type="dxa" w:w="60"/>
+              <w:right w:type="dxa" w:w="100"/>
+            </w:tcMar>
+            <w:vAlign w:val="center"/>
+          </w:tcPr>
+          <w:p>
+            <w:pPr>
+              <w:jc w:val="center"/>
+            </w:pPr>
+            <w:r>
+              <w:rPr>
+                <w:sz w:val="20"/>
+                <w:szCs w:val="20"/>
+              </w:rPr>
+              <w:t xml:space="preserve">1,071</w:t>
+            </w:r>
+          </w:p>
+        </w:tc>
+        <w:tc>
+          <w:tcPr>
+            <w:tcW w:type="dxa" w:w="1400"/>
+            <w:tcMar>
+              <w:top w:type="dxa" w:w="60"/>
+              <w:left w:type="dxa" w:w="100"/>
+              <w:bottom w:type="dxa" w:w="60"/>
+              <w:right w:type="dxa" w:w="100"/>
+            </w:tcMar>
+            <w:vAlign w:val="center"/>
+          </w:tcPr>
+          <w:p>
+            <w:pPr>
+              <w:jc w:val="center"/>
+            </w:pPr>
+            <w:r>
+              <w:rPr>
+                <w:sz w:val="20"/>
+                <w:szCs w:val="20"/>
+              </w:rPr>
+              <w:t xml:space="preserve">2</w:t>
+            </w:r>
+          </w:p>
+        </w:tc>
+        <w:tc>
+          <w:tcPr>
+            <w:tcW w:type="dxa" w:w="1600"/>
+            <w:tcMar>
+              <w:top w:type="dxa" w:w="60"/>
+              <w:left w:type="dxa" w:w="100"/>
+              <w:bottom w:type="dxa" w:w="60"/>
+              <w:right w:type="dxa" w:w="100"/>
+            </w:tcMar>
+            <w:vAlign w:val="center"/>
+          </w:tcPr>
+          <w:p>
+            <w:pPr>
+              <w:jc w:val="center"/>
+            </w:pPr>
+            <w:r>
+              <w:rPr>
+                <w:sz w:val="20"/>
+                <w:szCs w:val="20"/>
+              </w:rPr>
+              <w:t xml:space="preserve">0</w:t>
+            </w:r>
+          </w:p>
+        </w:tc>
+        <w:tc>
+          <w:tcPr>
+            <w:tcW w:type="dxa" w:w="1700"/>
+            <w:tcMar>
+              <w:top w:type="dxa" w:w="60"/>
+              <w:left w:type="dxa" w:w="100"/>
+              <w:bottom w:type="dxa" w:w="60"/>
+              <w:right w:type="dxa" w:w="100"/>
+            </w:tcMar>
+            <w:vAlign w:val="center"/>
+          </w:tcPr>
+          <w:p>
+            <w:pPr>
+              <w:jc w:val="center"/>
+            </w:pPr>
+            <w:r>
+              <w:rPr>
+                <w:sz w:val="20"/>
+                <w:szCs w:val="20"/>
+              </w:rPr>
+              <w:t xml:space="preserve">1.0</w:t>
+            </w:r>
+          </w:p>
+        </w:tc>
+        <w:tc>
+          <w:tcPr>
+            <w:tcW w:type="dxa" w:w="1300"/>
+            <w:tcMar>
+              <w:top w:type="dxa" w:w="60"/>
+              <w:left w:type="dxa" w:w="100"/>
+              <w:bottom w:type="dxa" w:w="60"/>
+              <w:right w:type="dxa" w:w="100"/>
+            </w:tcMar>
+            <w:vAlign w:val="center"/>
+          </w:tcPr>
+          <w:p>
+            <w:pPr>
+              <w:jc w:val="center"/>
+            </w:pPr>
+            <w:r>
+              <w:rPr>
+                <w:sz w:val="20"/>
+                <w:szCs w:val="20"/>
+              </w:rPr>
+              <w:t xml:space="preserve">1.0</w:t>
+            </w:r>
+          </w:p>
+        </w:tc>
+      </w:tr>
+      <w:tr>
+        <w:tc>
+          <w:tcPr>
+            <w:tcW w:type="dxa" w:w="2600"/>
+            <w:tcMar>
+              <w:top w:type="dxa" w:w="60"/>
+              <w:left w:type="dxa" w:w="100"/>
+              <w:bottom w:type="dxa" w:w="60"/>
+              <w:right w:type="dxa" w:w="100"/>
+            </w:tcMar>
+            <w:vAlign w:val="center"/>
+          </w:tcPr>
+          <w:p>
+            <w:pPr>
+              <w:jc w:val="left"/>
+            </w:pPr>
+            <w:r>
+              <w:rPr>
+                <w:sz w:val="20"/>
+                <w:szCs w:val="20"/>
+              </w:rPr>
+              <w:t xml:space="preserve">FTP-Patator</w:t>
+            </w:r>
+          </w:p>
+        </w:tc>
+        <w:tc>
+          <w:tcPr>
+            <w:tcW w:type="dxa" w:w="1000"/>
+            <w:tcMar>
+              <w:top w:type="dxa" w:w="60"/>
+              <w:left w:type="dxa" w:w="100"/>
+              <w:bottom w:type="dxa" w:w="60"/>
+              <w:right w:type="dxa" w:w="100"/>
+            </w:tcMar>
+            <w:vAlign w:val="center"/>
+          </w:tcPr>
+          <w:p>
+            <w:pPr>
+              <w:jc w:val="center"/>
+            </w:pPr>
+            <w:r>
+              <w:rPr>
+                <w:sz w:val="20"/>
+                <w:szCs w:val="20"/>
+              </w:rPr>
+              <w:t xml:space="preserve">1,236</w:t>
+            </w:r>
+          </w:p>
+        </w:tc>
+        <w:tc>
+          <w:tcPr>
+            <w:tcW w:type="dxa" w:w="1400"/>
+            <w:tcMar>
+              <w:top w:type="dxa" w:w="60"/>
+              <w:left w:type="dxa" w:w="100"/>
+              <w:bottom w:type="dxa" w:w="60"/>
+              <w:right w:type="dxa" w:w="100"/>
+            </w:tcMar>
+            <w:vAlign w:val="center"/>
+          </w:tcPr>
+          <w:p>
+            <w:pPr>
+              <w:jc w:val="center"/>
+            </w:pPr>
+            <w:r>
+              <w:rPr>
+                <w:sz w:val="20"/>
+                <w:szCs w:val="20"/>
+              </w:rPr>
+              <w:t xml:space="preserve">3</w:t>
+            </w:r>
+          </w:p>
+        </w:tc>
+        <w:tc>
+          <w:tcPr>
+            <w:tcW w:type="dxa" w:w="1600"/>
+            <w:tcMar>
+              <w:top w:type="dxa" w:w="60"/>
+              <w:left w:type="dxa" w:w="100"/>
+              <w:bottom w:type="dxa" w:w="60"/>
+              <w:right w:type="dxa" w:w="100"/>
+            </w:tcMar>
+            <w:vAlign w:val="center"/>
+          </w:tcPr>
+          <w:p>
+            <w:pPr>
+              <w:jc w:val="center"/>
+            </w:pPr>
+            <w:r>
+              <w:rPr>
+                <w:sz w:val="20"/>
+                <w:szCs w:val="20"/>
+              </w:rPr>
+              <w:t xml:space="preserve">3</w:t>
+            </w:r>
+          </w:p>
+        </w:tc>
+        <w:tc>
+          <w:tcPr>
+            <w:tcW w:type="dxa" w:w="1700"/>
+            <w:tcMar>
+              <w:top w:type="dxa" w:w="60"/>
+              <w:left w:type="dxa" w:w="100"/>
+              <w:bottom w:type="dxa" w:w="60"/>
+              <w:right w:type="dxa" w:w="100"/>
+            </w:tcMar>
+            <w:vAlign w:val="center"/>
+          </w:tcPr>
+          <w:p>
+            <w:pPr>
+              <w:jc w:val="center"/>
+            </w:pPr>
+            <w:r>
+              <w:rPr>
+                <w:sz w:val="20"/>
+                <w:szCs w:val="20"/>
+              </w:rPr>
+              <w:t xml:space="preserve">0</w:t>
+            </w:r>
+          </w:p>
+        </w:tc>
+        <w:tc>
+          <w:tcPr>
+            <w:tcW w:type="dxa" w:w="1300"/>
+            <w:tcMar>
+              <w:top w:type="dxa" w:w="60"/>
+              <w:left w:type="dxa" w:w="100"/>
+              <w:bottom w:type="dxa" w:w="60"/>
+              <w:right w:type="dxa" w:w="100"/>
+            </w:tcMar>
+            <w:vAlign w:val="center"/>
+          </w:tcPr>
+          <w:p>
+            <w:pPr>
+              <w:jc w:val="center"/>
+            </w:pPr>
+            <w:r>
+              <w:rPr>
+                <w:sz w:val="20"/>
+                <w:szCs w:val="20"/>
+              </w:rPr>
+              <w:t xml:space="preserve">1.3</w:t>
+            </w:r>
+          </w:p>
+        </w:tc>
+      </w:tr>
+      <w:tr>
+        <w:tc>
+          <w:tcPr>
+            <w:tcW w:type="dxa" w:w="2600"/>
+            <w:tcMar>
+              <w:top w:type="dxa" w:w="60"/>
+              <w:left w:type="dxa" w:w="100"/>
+              <w:bottom w:type="dxa" w:w="60"/>
+              <w:right w:type="dxa" w:w="100"/>
+            </w:tcMar>
+            <w:vAlign w:val="center"/>
+          </w:tcPr>
+          <w:p>
+            <w:pPr>
+              <w:jc w:val="left"/>
+            </w:pPr>
+            <w:r>
+              <w:rPr>
+                <w:sz w:val="20"/>
+                <w:szCs w:val="20"/>
+              </w:rPr>
+              <w:t xml:space="preserve">SSH-Patator</w:t>
+            </w:r>
+          </w:p>
+        </w:tc>
+        <w:tc>
+          <w:tcPr>
+            <w:tcW w:type="dxa" w:w="1000"/>
+            <w:tcMar>
+              <w:top w:type="dxa" w:w="60"/>
+              <w:left w:type="dxa" w:w="100"/>
+              <w:bottom w:type="dxa" w:w="60"/>
+              <w:right w:type="dxa" w:w="100"/>
+            </w:tcMar>
+            <w:vAlign w:val="center"/>
+          </w:tcPr>
+          <w:p>
+            <w:pPr>
+              <w:jc w:val="center"/>
+            </w:pPr>
+            <w:r>
+              <w:rPr>
+                <w:sz w:val="20"/>
+                <w:szCs w:val="20"/>
+              </w:rPr>
+              <w:t xml:space="preserve">650</w:t>
+            </w:r>
+          </w:p>
+        </w:tc>
+        <w:tc>
+          <w:tcPr>
+            <w:tcW w:type="dxa" w:w="1400"/>
+            <w:tcMar>
+              <w:top w:type="dxa" w:w="60"/>
+              <w:left w:type="dxa" w:w="100"/>
+              <w:bottom w:type="dxa" w:w="60"/>
+              <w:right w:type="dxa" w:w="100"/>
+            </w:tcMar>
+            <w:vAlign w:val="center"/>
+          </w:tcPr>
+          <w:p>
+            <w:pPr>
+              <w:jc w:val="center"/>
+            </w:pPr>
+            <w:r>
+              <w:rPr>
+                <w:sz w:val="20"/>
+                <w:szCs w:val="20"/>
+              </w:rPr>
+              <w:t xml:space="preserve">1</w:t>
+            </w:r>
+          </w:p>
+        </w:tc>
+        <w:tc>
+          <w:tcPr>
+            <w:tcW w:type="dxa" w:w="1600"/>
+            <w:tcMar>
+              <w:top w:type="dxa" w:w="60"/>
+              <w:left w:type="dxa" w:w="100"/>
+              <w:bottom w:type="dxa" w:w="60"/>
+              <w:right w:type="dxa" w:w="100"/>
+            </w:tcMar>
+            <w:vAlign w:val="center"/>
+          </w:tcPr>
+          <w:p>
+            <w:pPr>
+              <w:jc w:val="center"/>
+            </w:pPr>
+            <w:r>
+              <w:rPr>
+                <w:sz w:val="20"/>
+                <w:szCs w:val="20"/>
+              </w:rPr>
+              <w:t xml:space="preserve">0</w:t>
+            </w:r>
+          </w:p>
+        </w:tc>
+        <w:tc>
+          <w:tcPr>
+            <w:tcW w:type="dxa" w:w="1700"/>
+            <w:tcMar>
+              <w:top w:type="dxa" w:w="60"/>
+              <w:left w:type="dxa" w:w="100"/>
+              <w:bottom w:type="dxa" w:w="60"/>
+              <w:right w:type="dxa" w:w="100"/>
+            </w:tcMar>
+            <w:vAlign w:val="center"/>
+          </w:tcPr>
+          <w:p>
+            <w:pPr>
+              <w:jc w:val="center"/>
+            </w:pPr>
+            <w:r>
+              <w:rPr>
+                <w:sz w:val="20"/>
+                <w:szCs w:val="20"/>
+              </w:rPr>
+              <w:t xml:space="preserve">0</w:t>
+            </w:r>
+          </w:p>
+        </w:tc>
+        <w:tc>
+          <w:tcPr>
+            <w:tcW w:type="dxa" w:w="1300"/>
+            <w:tcMar>
+              <w:top w:type="dxa" w:w="60"/>
+              <w:left w:type="dxa" w:w="100"/>
+              <w:bottom w:type="dxa" w:w="60"/>
+              <w:right w:type="dxa" w:w="100"/>
+            </w:tcMar>
+            <w:vAlign w:val="center"/>
+          </w:tcPr>
+          <w:p>
+            <w:pPr>
+              <w:jc w:val="center"/>
+            </w:pPr>
+            <w:r>
+              <w:rPr>
+                <w:sz w:val="20"/>
+                <w:szCs w:val="20"/>
+              </w:rPr>
+              <w:t xml:space="preserve">0</w:t>
+            </w:r>
+          </w:p>
+        </w:tc>
+      </w:tr>
+      <w:tr>
+        <w:tc>
+          <w:tcPr>
+            <w:tcW w:type="dxa" w:w="2600"/>
+            <w:tcMar>
+              <w:top w:type="dxa" w:w="60"/>
+              <w:left w:type="dxa" w:w="100"/>
+              <w:bottom w:type="dxa" w:w="60"/>
+              <w:right w:type="dxa" w:w="100"/>
+            </w:tcMar>
+            <w:vAlign w:val="center"/>
+          </w:tcPr>
+          <w:p>
+            <w:pPr>
+              <w:jc w:val="left"/>
+            </w:pPr>
+            <w:r>
+              <w:rPr>
+                <w:sz w:val="20"/>
+                <w:szCs w:val="20"/>
+              </w:rPr>
+              <w:t xml:space="preserve">PortScan</w:t>
+            </w:r>
+          </w:p>
+        </w:tc>
+        <w:tc>
+          <w:tcPr>
+            <w:tcW w:type="dxa" w:w="1000"/>
+            <w:tcMar>
+              <w:top w:type="dxa" w:w="60"/>
+              <w:left w:type="dxa" w:w="100"/>
+              <w:bottom w:type="dxa" w:w="60"/>
+              <w:right w:type="dxa" w:w="100"/>
+            </w:tcMar>
+            <w:vAlign w:val="center"/>
+          </w:tcPr>
+          <w:p>
+            <w:pPr>
+              <w:jc w:val="center"/>
+            </w:pPr>
+            <w:r>
+              <w:rPr>
+                <w:sz w:val="20"/>
+                <w:szCs w:val="20"/>
+              </w:rPr>
+              <w:t xml:space="preserve">18,282</w:t>
+            </w:r>
+          </w:p>
+        </w:tc>
+        <w:tc>
+          <w:tcPr>
+            <w:tcW w:type="dxa" w:w="1400"/>
+            <w:tcMar>
+              <w:top w:type="dxa" w:w="60"/>
+              <w:left w:type="dxa" w:w="100"/>
+              <w:bottom w:type="dxa" w:w="60"/>
+              <w:right w:type="dxa" w:w="100"/>
+            </w:tcMar>
+            <w:vAlign w:val="center"/>
+          </w:tcPr>
+          <w:p>
+            <w:pPr>
+              <w:jc w:val="center"/>
+            </w:pPr>
+            <w:r>
+              <w:rPr>
+                <w:sz w:val="20"/>
+                <w:szCs w:val="20"/>
+              </w:rPr>
+              <w:t xml:space="preserve">4</w:t>
+            </w:r>
+          </w:p>
+        </w:tc>
+        <w:tc>
+          <w:tcPr>
+            <w:tcW w:type="dxa" w:w="1600"/>
+            <w:tcMar>
+              <w:top w:type="dxa" w:w="60"/>
+              <w:left w:type="dxa" w:w="100"/>
+              <w:bottom w:type="dxa" w:w="60"/>
+              <w:right w:type="dxa" w:w="100"/>
+            </w:tcMar>
+            <w:vAlign w:val="center"/>
+          </w:tcPr>
+          <w:p>
+            <w:pPr>
+              <w:jc w:val="center"/>
+            </w:pPr>
+            <w:r>
+              <w:rPr>
+                <w:sz w:val="20"/>
+                <w:szCs w:val="20"/>
+              </w:rPr>
+              <w:t xml:space="preserve">3</w:t>
+            </w:r>
+          </w:p>
+        </w:tc>
+        <w:tc>
+          <w:tcPr>
+            <w:tcW w:type="dxa" w:w="1700"/>
+            <w:tcMar>
+              <w:top w:type="dxa" w:w="60"/>
+              <w:left w:type="dxa" w:w="100"/>
+              <w:bottom w:type="dxa" w:w="60"/>
+              <w:right w:type="dxa" w:w="100"/>
+            </w:tcMar>
+            <w:vAlign w:val="center"/>
+          </w:tcPr>
+          <w:p>
+            <w:pPr>
+              <w:jc w:val="center"/>
+            </w:pPr>
+            <w:r>
+              <w:rPr>
+                <w:sz w:val="20"/>
+                <w:szCs w:val="20"/>
+              </w:rPr>
+              <w:t xml:space="preserve">3.7</w:t>
+            </w:r>
+          </w:p>
+        </w:tc>
+        <w:tc>
+          <w:tcPr>
+            <w:tcW w:type="dxa" w:w="1300"/>
+            <w:tcMar>
+              <w:top w:type="dxa" w:w="60"/>
+              <w:left w:type="dxa" w:w="100"/>
+              <w:bottom w:type="dxa" w:w="60"/>
+              <w:right w:type="dxa" w:w="100"/>
+            </w:tcMar>
+            <w:vAlign w:val="center"/>
+          </w:tcPr>
+          <w:p>
+            <w:pPr>
+              <w:jc w:val="center"/>
+            </w:pPr>
+            <w:r>
+              <w:rPr>
+                <w:sz w:val="20"/>
+                <w:szCs w:val="20"/>
+              </w:rPr>
+              <w:t xml:space="preserve">3.3</w:t>
+            </w:r>
+          </w:p>
+        </w:tc>
+      </w:tr>
+      <w:tr>
+        <w:tc>
+          <w:tcPr>
+            <w:tcW w:type="dxa" w:w="2600"/>
+            <w:tcMar>
+              <w:top w:type="dxa" w:w="60"/>
+              <w:left w:type="dxa" w:w="100"/>
+              <w:bottom w:type="dxa" w:w="60"/>
+              <w:right w:type="dxa" w:w="100"/>
+            </w:tcMar>
+            <w:vAlign w:val="center"/>
+          </w:tcPr>
+          <w:p>
+            <w:pPr>
+              <w:jc w:val="left"/>
+            </w:pPr>
+            <w:r>
+              <w:rPr>
+                <w:sz w:val="20"/>
+                <w:szCs w:val="20"/>
+              </w:rPr>
+              <w:t xml:space="preserve">DDoS</w:t>
+            </w:r>
+          </w:p>
+        </w:tc>
+        <w:tc>
+          <w:tcPr>
+            <w:tcW w:type="dxa" w:w="1000"/>
+            <w:tcMar>
+              <w:top w:type="dxa" w:w="60"/>
+              <w:left w:type="dxa" w:w="100"/>
+              <w:bottom w:type="dxa" w:w="60"/>
+              <w:right w:type="dxa" w:w="100"/>
+            </w:tcMar>
+            <w:vAlign w:val="center"/>
+          </w:tcPr>
+          <w:p>
+            <w:pPr>
+              <w:jc w:val="center"/>
+            </w:pPr>
+            <w:r>
+              <w:rPr>
+                <w:sz w:val="20"/>
+                <w:szCs w:val="20"/>
+              </w:rPr>
+              <w:t xml:space="preserve">25,569</w:t>
+            </w:r>
+          </w:p>
+        </w:tc>
+        <w:tc>
+          <w:tcPr>
+            <w:tcW w:type="dxa" w:w="1400"/>
+            <w:tcMar>
+              <w:top w:type="dxa" w:w="60"/>
+              <w:left w:type="dxa" w:w="100"/>
+              <w:bottom w:type="dxa" w:w="60"/>
+              <w:right w:type="dxa" w:w="100"/>
+            </w:tcMar>
+            <w:vAlign w:val="center"/>
+          </w:tcPr>
+          <w:p>
+            <w:pPr>
+              <w:jc w:val="center"/>
+            </w:pPr>
+            <w:r>
+              <w:rPr>
+                <w:sz w:val="20"/>
+                <w:szCs w:val="20"/>
+              </w:rPr>
+              <w:t xml:space="preserve">9</w:t>
+            </w:r>
+          </w:p>
+        </w:tc>
+        <w:tc>
+          <w:tcPr>
+            <w:tcW w:type="dxa" w:w="1600"/>
+            <w:tcMar>
+              <w:top w:type="dxa" w:w="60"/>
+              <w:left w:type="dxa" w:w="100"/>
+              <w:bottom w:type="dxa" w:w="60"/>
+              <w:right w:type="dxa" w:w="100"/>
+            </w:tcMar>
+            <w:vAlign w:val="center"/>
+          </w:tcPr>
+          <w:p>
+            <w:pPr>
+              <w:jc w:val="center"/>
+            </w:pPr>
+            <w:r>
+              <w:rPr>
+                <w:sz w:val="20"/>
+                <w:szCs w:val="20"/>
+              </w:rPr>
+              <w:t xml:space="preserve">8</w:t>
+            </w:r>
+          </w:p>
+        </w:tc>
+        <w:tc>
+          <w:tcPr>
+            <w:tcW w:type="dxa" w:w="1700"/>
+            <w:tcMar>
+              <w:top w:type="dxa" w:w="60"/>
+              <w:left w:type="dxa" w:w="100"/>
+              <w:bottom w:type="dxa" w:w="60"/>
+              <w:right w:type="dxa" w:w="100"/>
+            </w:tcMar>
+            <w:vAlign w:val="center"/>
+          </w:tcPr>
+          <w:p>
+            <w:pPr>
+              <w:jc w:val="center"/>
+            </w:pPr>
+            <w:r>
+              <w:rPr>
+                <w:sz w:val="20"/>
+                <w:szCs w:val="20"/>
+              </w:rPr>
+              <w:t xml:space="preserve">1.3</w:t>
+            </w:r>
+          </w:p>
+        </w:tc>
+        <w:tc>
+          <w:tcPr>
+            <w:tcW w:type="dxa" w:w="1300"/>
+            <w:tcMar>
+              <w:top w:type="dxa" w:w="60"/>
+              <w:left w:type="dxa" w:w="100"/>
+              <w:bottom w:type="dxa" w:w="60"/>
+              <w:right w:type="dxa" w:w="100"/>
+            </w:tcMar>
+            <w:vAlign w:val="center"/>
+          </w:tcPr>
+          <w:p>
+            <w:pPr>
+              <w:jc w:val="center"/>
+            </w:pPr>
+            <w:r>
+              <w:rPr>
+                <w:sz w:val="20"/>
+                <w:szCs w:val="20"/>
+              </w:rPr>
+              <w:t xml:space="preserve">1.7</w:t>
+            </w:r>
+          </w:p>
+        </w:tc>
+      </w:tr>
+      <w:tr>
+        <w:tc>
+          <w:tcPr>
+            <w:tcW w:type="dxa" w:w="2600"/>
+            <w:tcMar>
+              <w:top w:type="dxa" w:w="60"/>
+              <w:left w:type="dxa" w:w="100"/>
+              <w:bottom w:type="dxa" w:w="60"/>
+              <w:right w:type="dxa" w:w="100"/>
+            </w:tcMar>
+            <w:vAlign w:val="center"/>
+          </w:tcPr>
+          <w:p>
+            <w:pPr>
+              <w:jc w:val="left"/>
+            </w:pPr>
+            <w:r>
+              <w:rPr>
+                <w:sz w:val="20"/>
+                <w:szCs w:val="20"/>
+              </w:rPr>
+              <w:t xml:space="preserve">All attacks</w:t>
+            </w:r>
+          </w:p>
+        </w:tc>
+        <w:tc>
+          <w:tcPr>
+            <w:tcW w:type="dxa" w:w="1000"/>
+            <w:tcMar>
+              <w:top w:type="dxa" w:w="60"/>
+              <w:left w:type="dxa" w:w="100"/>
+              <w:bottom w:type="dxa" w:w="60"/>
+              <w:right w:type="dxa" w:w="100"/>
+            </w:tcMar>
+            <w:vAlign w:val="center"/>
+          </w:tcPr>
+          <w:p>
+            <w:pPr>
+              <w:jc w:val="center"/>
+            </w:pPr>
+            <w:r>
+              <w:rPr>
+                <w:sz w:val="20"/>
+                <w:szCs w:val="20"/>
+              </w:rPr>
+              <w:t xml:space="preserve">85,173</w:t>
+            </w:r>
+          </w:p>
+        </w:tc>
+        <w:tc>
+          <w:tcPr>
+            <w:tcW w:type="dxa" w:w="1400"/>
+            <w:tcMar>
+              <w:top w:type="dxa" w:w="60"/>
+              <w:left w:type="dxa" w:w="100"/>
+              <w:bottom w:type="dxa" w:w="60"/>
+              <w:right w:type="dxa" w:w="100"/>
+            </w:tcMar>
+            <w:vAlign w:val="center"/>
+          </w:tcPr>
+          <w:p>
+            <w:pPr>
+              <w:jc w:val="center"/>
+            </w:pPr>
+            <w:r>
+              <w:rPr>
+                <w:sz w:val="20"/>
+                <w:szCs w:val="20"/>
+              </w:rPr>
+              <w:t xml:space="preserve">52 (0.061%)</w:t>
+            </w:r>
+          </w:p>
+        </w:tc>
+        <w:tc>
+          <w:tcPr>
+            <w:tcW w:type="dxa" w:w="1600"/>
+            <w:tcMar>
+              <w:top w:type="dxa" w:w="60"/>
+              <w:left w:type="dxa" w:w="100"/>
+              <w:bottom w:type="dxa" w:w="60"/>
+              <w:right w:type="dxa" w:w="100"/>
+            </w:tcMar>
+            <w:vAlign w:val="center"/>
+          </w:tcPr>
+          <w:p>
+            <w:pPr>
+              <w:jc w:val="center"/>
+            </w:pPr>
+            <w:r>
+              <w:rPr>
+                <w:sz w:val="20"/>
+                <w:szCs w:val="20"/>
+              </w:rPr>
+              <w:t xml:space="preserve">37 (0.043%)</w:t>
+            </w:r>
+          </w:p>
+        </w:tc>
+        <w:tc>
+          <w:tcPr>
+            <w:tcW w:type="dxa" w:w="1700"/>
+            <w:tcMar>
+              <w:top w:type="dxa" w:w="60"/>
+              <w:left w:type="dxa" w:w="100"/>
+              <w:bottom w:type="dxa" w:w="60"/>
+              <w:right w:type="dxa" w:w="100"/>
+            </w:tcMar>
+            <w:vAlign w:val="center"/>
+          </w:tcPr>
+          <w:p>
+            <w:pPr>
+              <w:jc w:val="center"/>
+            </w:pPr>
+            <w:r>
+              <w:rPr>
+                <w:sz w:val="20"/>
+                <w:szCs w:val="20"/>
+              </w:rPr>
+              <w:t xml:space="preserve">27 (0.032%)</w:t>
+            </w:r>
+          </w:p>
+        </w:tc>
+        <w:tc>
+          <w:tcPr>
+            <w:tcW w:type="dxa" w:w="1300"/>
+            <w:tcMar>
+              <w:top w:type="dxa" w:w="60"/>
+              <w:left w:type="dxa" w:w="100"/>
+              <w:bottom w:type="dxa" w:w="60"/>
+              <w:right w:type="dxa" w:w="100"/>
+            </w:tcMar>
+            <w:vAlign w:val="center"/>
+          </w:tcPr>
+          <w:p>
+            <w:pPr>
+              <w:jc w:val="center"/>
+            </w:pPr>
+            <w:r>
+              <w:rPr>
+                <w:sz w:val="20"/>
+                <w:szCs w:val="20"/>
+              </w:rPr>
+              <w:t xml:space="preserve">23 (0.027%)</w:t>
+            </w:r>
+          </w:p>
+        </w:tc>
+      </w:tr>
+    </w:tbl>
+    <w:p>
+      <w:pPr>
+        <w:spacing w:after="240" w:before="80"/>
+      </w:pPr>
+      <w:r>
+        <w:rPr>
+          <w:i/>
+          <w:iCs/>
+          <w:sz w:val="20"/>
+          <w:szCs w:val="20"/>
+        </w:rPr>
+        <w:t xml:space="preserve">Table 12. Missed test flows per attack type (means over three fine-tuning draws for the compressed models; share of that type's test flows in parentheses where it exceeds 0.1%). DoS Hulk (34,487 test flows), DoS GoldenEye (2,006) and Web Attack – XSS (120) are not missed by any of these four models.</w:t>
+      </w:r>
+    </w:p>
+    <w:p>
+      <w:pPr>
+        <w:spacing w:after="160"/>
+      </w:pPr>
+      <w:r>
+        <w:t xml:space="preserve">The same recipe also works on TON_IoT (Table 13), where the role of distillation is even clearer. The FP32 federated model and the deployed hard-label 55 KB model are so confident that a few client-validation attacks score near zero; reaching a 99.9% recall target on client data then pushes the threshold to almost zero, and FAR to 36–97%. Clipped inputs alone help up to a 99.9% target (21 missed at 7.0%) but collapse to a zero threshold at 99.99%. Distilled students keep their scores in the middle of the range, and their thresholds (0.16–0.22) carry over to the test split: the 55 KB distilled model with clipped inputs misses 19 of 16,214 attacks at a 5.9% FAR, the same trade-off as the FP32 model at threshold 0.2 on the test sweep (21 missed at 5.85%), and 7–10 attacks at an 11–13% FAR. Federated fine-tuning and lighter pruning bring no further gain on TON_IoT, where the 55 KB model already matches the FP32 curve. Here the selected thresholds slightly undershoot the recall targets on the test split (99.88% for a 99.9% target, 99.94–99.96% for 99.99%), because client 0's 8,000-sample validation set holds only about 4,000 attacks.</w:t>
+      </w:r>
+    </w:p>
+    <w:tbl>
+      <w:tblPr>
+        <w:tblW w:type="dxa" w:w="9500"/>
+        <w:tblBorders>
+          <w:top w:val="single" w:color="auto" w:sz="4"/>
+          <w:left w:val="single" w:color="auto" w:sz="4"/>
+          <w:bottom w:val="single" w:color="auto" w:sz="4"/>
+          <w:right w:val="single" w:color="auto" w:sz="4"/>
+          <w:insideH w:val="single" w:color="auto" w:sz="4"/>
+          <w:insideV w:val="single" w:color="auto" w:sz="4"/>
+        </w:tblBorders>
+      </w:tblPr>
+      <w:tblGrid>
+        <w:gridCol w:w="2700"/>
+        <w:gridCol w:w="1900"/>
+        <w:gridCol w:w="800"/>
+        <w:gridCol w:w="1500"/>
+        <w:gridCol w:w="900"/>
+        <w:gridCol w:w="900"/>
+        <w:gridCol w:w="800"/>
+      </w:tblGrid>
+      <w:tr>
+        <w:trPr>
+          <w:tblHeader/>
+        </w:trPr>
+        <w:tc>
+          <w:tcPr>
+            <w:tcW w:type="dxa" w:w="2700"/>
+            <w:shd w:fill="D9E2F3" w:val="clear"/>
+            <w:tcMar>
+              <w:top w:type="dxa" w:w="60"/>
+              <w:left w:type="dxa" w:w="100"/>
+              <w:bottom w:type="dxa" w:w="60"/>
+              <w:right w:type="dxa" w:w="100"/>
+            </w:tcMar>
+            <w:vAlign w:val="center"/>
+          </w:tcPr>
+          <w:p>
+            <w:pPr>
+              <w:jc w:val="center"/>
+            </w:pPr>
+            <w:r>
+              <w:rPr>
+                <w:b/>
+                <w:bCs/>
+                <w:sz w:val="20"/>
+                <w:szCs w:val="20"/>
+              </w:rPr>
+              <w:t xml:space="preserve">Model (TON_IoT)</w:t>
+            </w:r>
+          </w:p>
+        </w:tc>
+        <w:tc>
+          <w:tcPr>
+            <w:tcW w:type="dxa" w:w="1900"/>
+            <w:shd w:fill="D9E2F3" w:val="clear"/>
+            <w:tcMar>
+              <w:top w:type="dxa" w:w="60"/>
+              <w:left w:type="dxa" w:w="100"/>
+              <w:bottom w:type="dxa" w:w="60"/>
+              <w:right w:type="dxa" w:w="100"/>
+            </w:tcMar>
+            <w:vAlign w:val="center"/>
+          </w:tcPr>
+          <w:p>
+            <w:pPr>
+              <w:jc w:val="center"/>
+            </w:pPr>
+            <w:r>
+              <w:rPr>
+                <w:b/>
+                <w:bCs/>
+                <w:sz w:val="20"/>
+                <w:szCs w:val="20"/>
+              </w:rPr>
+              <w:t xml:space="preserve">Threshold selection</w:t>
+            </w:r>
+          </w:p>
+        </w:tc>
+        <w:tc>
+          <w:tcPr>
+            <w:tcW w:type="dxa" w:w="800"/>
+            <w:shd w:fill="D9E2F3" w:val="clear"/>
+            <w:tcMar>
+              <w:top w:type="dxa" w:w="60"/>
+              <w:left w:type="dxa" w:w="100"/>
+              <w:bottom w:type="dxa" w:w="60"/>
+              <w:right w:type="dxa" w:w="100"/>
+            </w:tcMar>
+            <w:vAlign w:val="center"/>
+          </w:tcPr>
+          <w:p>
+            <w:pPr>
+              <w:jc w:val="center"/>
+            </w:pPr>
+            <w:r>
+              <w:rPr>
+                <w:b/>
+                <w:bCs/>
+                <w:sz w:val="20"/>
+                <w:szCs w:val="20"/>
+              </w:rPr>
+              <w:t xml:space="preserve">Threshold</w:t>
+            </w:r>
+          </w:p>
+        </w:tc>
+        <w:tc>
+          <w:tcPr>
+            <w:tcW w:type="dxa" w:w="1500"/>
+            <w:shd w:fill="D9E2F3" w:val="clear"/>
+            <w:tcMar>
+              <w:top w:type="dxa" w:w="60"/>
+              <w:left w:type="dxa" w:w="100"/>
+              <w:bottom w:type="dxa" w:w="60"/>
+              <w:right w:type="dxa" w:w="100"/>
+            </w:tcMar>
+            <w:vAlign w:val="center"/>
+          </w:tcPr>
+          <w:p>
+            <w:pPr>
+              <w:jc w:val="center"/>
+            </w:pPr>
+            <w:r>
+              <w:rPr>
+                <w:b/>
+                <w:bCs/>
+                <w:sz w:val="20"/>
+                <w:szCs w:val="20"/>
+              </w:rPr>
+              <w:t xml:space="preserve">Missed attacks / all (mean)</w:t>
+            </w:r>
+          </w:p>
+        </w:tc>
+        <w:tc>
+          <w:tcPr>
+            <w:tcW w:type="dxa" w:w="900"/>
+            <w:shd w:fill="D9E2F3" w:val="clear"/>
+            <w:tcMar>
+              <w:top w:type="dxa" w:w="60"/>
+              <w:left w:type="dxa" w:w="100"/>
+              <w:bottom w:type="dxa" w:w="60"/>
+              <w:right w:type="dxa" w:w="100"/>
+            </w:tcMar>
+            <w:vAlign w:val="center"/>
+          </w:tcPr>
+          <w:p>
+            <w:pPr>
+              <w:jc w:val="center"/>
+            </w:pPr>
+            <w:r>
+              <w:rPr>
+                <w:b/>
+                <w:bCs/>
+                <w:sz w:val="20"/>
+                <w:szCs w:val="20"/>
+              </w:rPr>
+              <w:t xml:space="preserve">Missed share</w:t>
+            </w:r>
+          </w:p>
+        </w:tc>
+        <w:tc>
+          <w:tcPr>
+            <w:tcW w:type="dxa" w:w="900"/>
+            <w:shd w:fill="D9E2F3" w:val="clear"/>
+            <w:tcMar>
+              <w:top w:type="dxa" w:w="60"/>
+              <w:left w:type="dxa" w:w="100"/>
+              <w:bottom w:type="dxa" w:w="60"/>
+              <w:right w:type="dxa" w:w="100"/>
+            </w:tcMar>
+            <w:vAlign w:val="center"/>
+          </w:tcPr>
+          <w:p>
+            <w:pPr>
+              <w:jc w:val="center"/>
+            </w:pPr>
+            <w:r>
+              <w:rPr>
+                <w:b/>
+                <w:bCs/>
+                <w:sz w:val="20"/>
+                <w:szCs w:val="20"/>
+              </w:rPr>
+              <w:t xml:space="preserve">Worst of 3 draws</w:t>
+            </w:r>
+          </w:p>
+        </w:tc>
+        <w:tc>
+          <w:tcPr>
+            <w:tcW w:type="dxa" w:w="800"/>
+            <w:shd w:fill="D9E2F3" w:val="clear"/>
+            <w:tcMar>
+              <w:top w:type="dxa" w:w="60"/>
+              <w:left w:type="dxa" w:w="100"/>
+              <w:bottom w:type="dxa" w:w="60"/>
+              <w:right w:type="dxa" w:w="100"/>
+            </w:tcMar>
+            <w:vAlign w:val="center"/>
+          </w:tcPr>
+          <w:p>
+            <w:pPr>
+              <w:jc w:val="center"/>
+            </w:pPr>
+            <w:r>
+              <w:rPr>
+                <w:b/>
+                <w:bCs/>
+                <w:sz w:val="20"/>
+                <w:szCs w:val="20"/>
+              </w:rPr>
+              <w:t xml:space="preserve">FAR</w:t>
+            </w:r>
+          </w:p>
+        </w:tc>
+      </w:tr>
+      <w:tr>
+        <w:tc>
+          <w:tcPr>
+            <w:tcW w:type="dxa" w:w="2700"/>
+            <w:tcMar>
+              <w:top w:type="dxa" w:w="60"/>
+              <w:left w:type="dxa" w:w="100"/>
+              <w:bottom w:type="dxa" w:w="60"/>
+              <w:right w:type="dxa" w:w="100"/>
+            </w:tcMar>
+            <w:vAlign w:val="center"/>
+          </w:tcPr>
+          <w:p>
+            <w:pPr>
+              <w:jc w:val="left"/>
+            </w:pPr>
+            <w:r>
+              <w:rPr>
+                <w:sz w:val="20"/>
+                <w:szCs w:val="20"/>
+              </w:rPr>
+              <w:t xml:space="preserve">FP32 federated, 720 KB</w:t>
+            </w:r>
+          </w:p>
+        </w:tc>
+        <w:tc>
+          <w:tcPr>
+            <w:tcW w:type="dxa" w:w="1900"/>
+            <w:tcMar>
+              <w:top w:type="dxa" w:w="60"/>
+              <w:left w:type="dxa" w:w="100"/>
+              <w:bottom w:type="dxa" w:w="60"/>
+              <w:right w:type="dxa" w:w="100"/>
+            </w:tcMar>
+            <w:vAlign w:val="center"/>
+          </w:tcPr>
+          <w:p>
+            <w:pPr>
+              <w:jc w:val="center"/>
+            </w:pPr>
+            <w:r>
+              <w:rPr>
+                <w:sz w:val="20"/>
+                <w:szCs w:val="20"/>
+              </w:rPr>
+              <w:t xml:space="preserve">fixed</w:t>
+            </w:r>
+          </w:p>
+        </w:tc>
+        <w:tc>
+          <w:tcPr>
+            <w:tcW w:type="dxa" w:w="800"/>
+            <w:tcMar>
+              <w:top w:type="dxa" w:w="60"/>
+              <w:left w:type="dxa" w:w="100"/>
+              <w:bottom w:type="dxa" w:w="60"/>
+              <w:right w:type="dxa" w:w="100"/>
+            </w:tcMar>
+            <w:vAlign w:val="center"/>
+          </w:tcPr>
+          <w:p>
+            <w:pPr>
+              <w:jc w:val="center"/>
+            </w:pPr>
+            <w:r>
+              <w:rPr>
+                <w:sz w:val="20"/>
+                <w:szCs w:val="20"/>
+              </w:rPr>
+              <w:t xml:space="preserve">0.30</w:t>
+            </w:r>
+          </w:p>
+        </w:tc>
+        <w:tc>
+          <w:tcPr>
+            <w:tcW w:type="dxa" w:w="1500"/>
+            <w:tcMar>
+              <w:top w:type="dxa" w:w="60"/>
+              <w:left w:type="dxa" w:w="100"/>
+              <w:bottom w:type="dxa" w:w="60"/>
+              <w:right w:type="dxa" w:w="100"/>
+            </w:tcMar>
+            <w:vAlign w:val="center"/>
+          </w:tcPr>
+          <w:p>
+            <w:pPr>
+              <w:jc w:val="center"/>
+            </w:pPr>
+            <w:r>
+              <w:rPr>
+                <w:sz w:val="20"/>
+                <w:szCs w:val="20"/>
+              </w:rPr>
+              <w:t xml:space="preserve">61 / 16,214</w:t>
+            </w:r>
+          </w:p>
+        </w:tc>
+        <w:tc>
+          <w:tcPr>
+            <w:tcW w:type="dxa" w:w="900"/>
+            <w:tcMar>
+              <w:top w:type="dxa" w:w="60"/>
+              <w:left w:type="dxa" w:w="100"/>
+              <w:bottom w:type="dxa" w:w="60"/>
+              <w:right w:type="dxa" w:w="100"/>
+            </w:tcMar>
+            <w:vAlign w:val="center"/>
+          </w:tcPr>
+          <w:p>
+            <w:pPr>
+              <w:jc w:val="center"/>
+            </w:pPr>
+            <w:r>
+              <w:rPr>
+                <w:sz w:val="20"/>
+                <w:szCs w:val="20"/>
+              </w:rPr>
+              <w:t xml:space="preserve">0.38%</w:t>
+            </w:r>
+          </w:p>
+        </w:tc>
+        <w:tc>
+          <w:tcPr>
+            <w:tcW w:type="dxa" w:w="900"/>
+            <w:tcMar>
+              <w:top w:type="dxa" w:w="60"/>
+              <w:left w:type="dxa" w:w="100"/>
+              <w:bottom w:type="dxa" w:w="60"/>
+              <w:right w:type="dxa" w:w="100"/>
+            </w:tcMar>
+            <w:vAlign w:val="center"/>
+          </w:tcPr>
+          <w:p>
+            <w:pPr>
+              <w:jc w:val="center"/>
+            </w:pPr>
+            <w:r>
+              <w:rPr>
+                <w:sz w:val="20"/>
+                <w:szCs w:val="20"/>
+              </w:rPr>
+              <w:t xml:space="preserve"/>
+            </w:r>
+          </w:p>
+        </w:tc>
+        <w:tc>
+          <w:tcPr>
+            <w:tcW w:type="dxa" w:w="800"/>
+            <w:tcMar>
+              <w:top w:type="dxa" w:w="60"/>
+              <w:left w:type="dxa" w:w="100"/>
+              <w:bottom w:type="dxa" w:w="60"/>
+              <w:right w:type="dxa" w:w="100"/>
+            </w:tcMar>
+            <w:vAlign w:val="center"/>
+          </w:tcPr>
+          <w:p>
+            <w:pPr>
+              <w:jc w:val="center"/>
+            </w:pPr>
+            <w:r>
+              <w:rPr>
+                <w:sz w:val="20"/>
+                <w:szCs w:val="20"/>
+              </w:rPr>
+              <w:t xml:space="preserve">2.76%</w:t>
+            </w:r>
+          </w:p>
+        </w:tc>
+      </w:tr>
+      <w:tr>
+        <w:tc>
+          <w:tcPr>
+            <w:tcW w:type="dxa" w:w="2700"/>
+            <w:tcMar>
+              <w:top w:type="dxa" w:w="60"/>
+              <w:left w:type="dxa" w:w="100"/>
+              <w:bottom w:type="dxa" w:w="60"/>
+              <w:right w:type="dxa" w:w="100"/>
+            </w:tcMar>
+            <w:vAlign w:val="center"/>
+          </w:tcPr>
+          <w:p>
+            <w:pPr>
+              <w:jc w:val="left"/>
+            </w:pPr>
+            <w:r>
+              <w:rPr>
+                <w:sz w:val="20"/>
+                <w:szCs w:val="20"/>
+              </w:rPr>
+              <w:t xml:space="preserve">FP32 federated, 720 KB</w:t>
+            </w:r>
+          </w:p>
+        </w:tc>
+        <w:tc>
+          <w:tcPr>
+            <w:tcW w:type="dxa" w:w="1900"/>
+            <w:tcMar>
+              <w:top w:type="dxa" w:w="60"/>
+              <w:left w:type="dxa" w:w="100"/>
+              <w:bottom w:type="dxa" w:w="60"/>
+              <w:right w:type="dxa" w:w="100"/>
+            </w:tcMar>
+            <w:vAlign w:val="center"/>
+          </w:tcPr>
+          <w:p>
+            <w:pPr>
+              <w:jc w:val="center"/>
+            </w:pPr>
+            <w:r>
+              <w:rPr>
+                <w:sz w:val="20"/>
+                <w:szCs w:val="20"/>
+              </w:rPr>
+              <w:t xml:space="preserve">client val., recall ≥ 99.9%</w:t>
+            </w:r>
+          </w:p>
+        </w:tc>
+        <w:tc>
+          <w:tcPr>
+            <w:tcW w:type="dxa" w:w="800"/>
+            <w:tcMar>
+              <w:top w:type="dxa" w:w="60"/>
+              <w:left w:type="dxa" w:w="100"/>
+              <w:bottom w:type="dxa" w:w="60"/>
+              <w:right w:type="dxa" w:w="100"/>
+            </w:tcMar>
+            <w:vAlign w:val="center"/>
+          </w:tcPr>
+          <w:p>
+            <w:pPr>
+              <w:jc w:val="center"/>
+            </w:pPr>
+            <w:r>
+              <w:rPr>
+                <w:sz w:val="20"/>
+                <w:szCs w:val="20"/>
+              </w:rPr>
+              <w:t xml:space="preserve">0.021</w:t>
+            </w:r>
+          </w:p>
+        </w:tc>
+        <w:tc>
+          <w:tcPr>
+            <w:tcW w:type="dxa" w:w="1500"/>
+            <w:tcMar>
+              <w:top w:type="dxa" w:w="60"/>
+              <w:left w:type="dxa" w:w="100"/>
+              <w:bottom w:type="dxa" w:w="60"/>
+              <w:right w:type="dxa" w:w="100"/>
+            </w:tcMar>
+            <w:vAlign w:val="center"/>
+          </w:tcPr>
+          <w:p>
+            <w:pPr>
+              <w:jc w:val="center"/>
+            </w:pPr>
+            <w:r>
+              <w:rPr>
+                <w:sz w:val="20"/>
+                <w:szCs w:val="20"/>
+              </w:rPr>
+              <w:t xml:space="preserve">2 / 16,214</w:t>
+            </w:r>
+          </w:p>
+        </w:tc>
+        <w:tc>
+          <w:tcPr>
+            <w:tcW w:type="dxa" w:w="900"/>
+            <w:tcMar>
+              <w:top w:type="dxa" w:w="60"/>
+              <w:left w:type="dxa" w:w="100"/>
+              <w:bottom w:type="dxa" w:w="60"/>
+              <w:right w:type="dxa" w:w="100"/>
+            </w:tcMar>
+            <w:vAlign w:val="center"/>
+          </w:tcPr>
+          <w:p>
+            <w:pPr>
+              <w:jc w:val="center"/>
+            </w:pPr>
+            <w:r>
+              <w:rPr>
+                <w:sz w:val="20"/>
+                <w:szCs w:val="20"/>
+              </w:rPr>
+              <w:t xml:space="preserve">0.012%</w:t>
+            </w:r>
+          </w:p>
+        </w:tc>
+        <w:tc>
+          <w:tcPr>
+            <w:tcW w:type="dxa" w:w="900"/>
+            <w:tcMar>
+              <w:top w:type="dxa" w:w="60"/>
+              <w:left w:type="dxa" w:w="100"/>
+              <w:bottom w:type="dxa" w:w="60"/>
+              <w:right w:type="dxa" w:w="100"/>
+            </w:tcMar>
+            <w:vAlign w:val="center"/>
+          </w:tcPr>
+          <w:p>
+            <w:pPr>
+              <w:jc w:val="center"/>
+            </w:pPr>
+            <w:r>
+              <w:rPr>
+                <w:sz w:val="20"/>
+                <w:szCs w:val="20"/>
+              </w:rPr>
+              <w:t xml:space="preserve"/>
+            </w:r>
+          </w:p>
+        </w:tc>
+        <w:tc>
+          <w:tcPr>
+            <w:tcW w:type="dxa" w:w="800"/>
+            <w:tcMar>
+              <w:top w:type="dxa" w:w="60"/>
+              <w:left w:type="dxa" w:w="100"/>
+              <w:bottom w:type="dxa" w:w="60"/>
+              <w:right w:type="dxa" w:w="100"/>
+            </w:tcMar>
+            <w:vAlign w:val="center"/>
+          </w:tcPr>
+          <w:p>
+            <w:pPr>
+              <w:jc w:val="center"/>
+            </w:pPr>
+            <w:r>
+              <w:rPr>
+                <w:sz w:val="20"/>
+                <w:szCs w:val="20"/>
+              </w:rPr>
+              <w:t xml:space="preserve">96.76%</w:t>
+            </w:r>
+          </w:p>
+        </w:tc>
+      </w:tr>
+      <w:tr>
+        <w:tc>
+          <w:tcPr>
+            <w:tcW w:type="dxa" w:w="2700"/>
+            <w:tcMar>
+              <w:top w:type="dxa" w:w="60"/>
+              <w:left w:type="dxa" w:w="100"/>
+              <w:bottom w:type="dxa" w:w="60"/>
+              <w:right w:type="dxa" w:w="100"/>
+            </w:tcMar>
+            <w:vAlign w:val="center"/>
+          </w:tcPr>
+          <w:p>
+            <w:pPr>
+              <w:jc w:val="left"/>
+            </w:pPr>
+            <w:r>
+              <w:rPr>
+                <w:sz w:val="20"/>
+                <w:szCs w:val="20"/>
+              </w:rPr>
+              <w:t xml:space="preserve">55 KB, deployed recipe</w:t>
+            </w:r>
+          </w:p>
+        </w:tc>
+        <w:tc>
+          <w:tcPr>
+            <w:tcW w:type="dxa" w:w="1900"/>
+            <w:tcMar>
+              <w:top w:type="dxa" w:w="60"/>
+              <w:left w:type="dxa" w:w="100"/>
+              <w:bottom w:type="dxa" w:w="60"/>
+              <w:right w:type="dxa" w:w="100"/>
+            </w:tcMar>
+            <w:vAlign w:val="center"/>
+          </w:tcPr>
+          <w:p>
+            <w:pPr>
+              <w:jc w:val="center"/>
+            </w:pPr>
+            <w:r>
+              <w:rPr>
+                <w:sz w:val="20"/>
+                <w:szCs w:val="20"/>
+              </w:rPr>
+              <w:t xml:space="preserve">fixed</w:t>
+            </w:r>
+          </w:p>
+        </w:tc>
+        <w:tc>
+          <w:tcPr>
+            <w:tcW w:type="dxa" w:w="800"/>
+            <w:tcMar>
+              <w:top w:type="dxa" w:w="60"/>
+              <w:left w:type="dxa" w:w="100"/>
+              <w:bottom w:type="dxa" w:w="60"/>
+              <w:right w:type="dxa" w:w="100"/>
+            </w:tcMar>
+            <w:vAlign w:val="center"/>
+          </w:tcPr>
+          <w:p>
+            <w:pPr>
+              <w:jc w:val="center"/>
+            </w:pPr>
+            <w:r>
+              <w:rPr>
+                <w:sz w:val="20"/>
+                <w:szCs w:val="20"/>
+              </w:rPr>
+              <w:t xml:space="preserve">0.30</w:t>
+            </w:r>
+          </w:p>
+        </w:tc>
+        <w:tc>
+          <w:tcPr>
+            <w:tcW w:type="dxa" w:w="1500"/>
+            <w:tcMar>
+              <w:top w:type="dxa" w:w="60"/>
+              <w:left w:type="dxa" w:w="100"/>
+              <w:bottom w:type="dxa" w:w="60"/>
+              <w:right w:type="dxa" w:w="100"/>
+            </w:tcMar>
+            <w:vAlign w:val="center"/>
+          </w:tcPr>
+          <w:p>
+            <w:pPr>
+              <w:jc w:val="center"/>
+            </w:pPr>
+            <w:r>
+              <w:rPr>
+                <w:sz w:val="20"/>
+                <w:szCs w:val="20"/>
+              </w:rPr>
+              <w:t xml:space="preserve">182 / 16,214</w:t>
+            </w:r>
+          </w:p>
+        </w:tc>
+        <w:tc>
+          <w:tcPr>
+            <w:tcW w:type="dxa" w:w="900"/>
+            <w:tcMar>
+              <w:top w:type="dxa" w:w="60"/>
+              <w:left w:type="dxa" w:w="100"/>
+              <w:bottom w:type="dxa" w:w="60"/>
+              <w:right w:type="dxa" w:w="100"/>
+            </w:tcMar>
+            <w:vAlign w:val="center"/>
+          </w:tcPr>
+          <w:p>
+            <w:pPr>
+              <w:jc w:val="center"/>
+            </w:pPr>
+            <w:r>
+              <w:rPr>
+                <w:sz w:val="20"/>
+                <w:szCs w:val="20"/>
+              </w:rPr>
+              <w:t xml:space="preserve">1.12%</w:t>
+            </w:r>
+          </w:p>
+        </w:tc>
+        <w:tc>
+          <w:tcPr>
+            <w:tcW w:type="dxa" w:w="900"/>
+            <w:tcMar>
+              <w:top w:type="dxa" w:w="60"/>
+              <w:left w:type="dxa" w:w="100"/>
+              <w:bottom w:type="dxa" w:w="60"/>
+              <w:right w:type="dxa" w:w="100"/>
+            </w:tcMar>
+            <w:vAlign w:val="center"/>
+          </w:tcPr>
+          <w:p>
+            <w:pPr>
+              <w:jc w:val="center"/>
+            </w:pPr>
+            <w:r>
+              <w:rPr>
+                <w:sz w:val="20"/>
+                <w:szCs w:val="20"/>
+              </w:rPr>
+              <w:t xml:space="preserve">233</w:t>
+            </w:r>
+          </w:p>
+        </w:tc>
+        <w:tc>
+          <w:tcPr>
+            <w:tcW w:type="dxa" w:w="800"/>
+            <w:tcMar>
+              <w:top w:type="dxa" w:w="60"/>
+              <w:left w:type="dxa" w:w="100"/>
+              <w:bottom w:type="dxa" w:w="60"/>
+              <w:right w:type="dxa" w:w="100"/>
+            </w:tcMar>
+            <w:vAlign w:val="center"/>
+          </w:tcPr>
+          <w:p>
+            <w:pPr>
+              <w:jc w:val="center"/>
+            </w:pPr>
+            <w:r>
+              <w:rPr>
+                <w:sz w:val="20"/>
+                <w:szCs w:val="20"/>
+              </w:rPr>
+              <w:t xml:space="preserve">3.01%</w:t>
+            </w:r>
+          </w:p>
+        </w:tc>
+      </w:tr>
+      <w:tr>
+        <w:tc>
+          <w:tcPr>
+            <w:tcW w:type="dxa" w:w="2700"/>
+            <w:tcMar>
+              <w:top w:type="dxa" w:w="60"/>
+              <w:left w:type="dxa" w:w="100"/>
+              <w:bottom w:type="dxa" w:w="60"/>
+              <w:right w:type="dxa" w:w="100"/>
+            </w:tcMar>
+            <w:vAlign w:val="center"/>
+          </w:tcPr>
+          <w:p>
+            <w:pPr>
+              <w:jc w:val="left"/>
+            </w:pPr>
+            <w:r>
+              <w:rPr>
+                <w:sz w:val="20"/>
+                <w:szCs w:val="20"/>
+              </w:rPr>
+              <w:t xml:space="preserve">55 KB, deployed recipe</w:t>
+            </w:r>
+          </w:p>
+        </w:tc>
+        <w:tc>
+          <w:tcPr>
+            <w:tcW w:type="dxa" w:w="1900"/>
+            <w:tcMar>
+              <w:top w:type="dxa" w:w="60"/>
+              <w:left w:type="dxa" w:w="100"/>
+              <w:bottom w:type="dxa" w:w="60"/>
+              <w:right w:type="dxa" w:w="100"/>
+            </w:tcMar>
+            <w:vAlign w:val="center"/>
+          </w:tcPr>
+          <w:p>
+            <w:pPr>
+              <w:jc w:val="center"/>
+            </w:pPr>
+            <w:r>
+              <w:rPr>
+                <w:sz w:val="20"/>
+                <w:szCs w:val="20"/>
+              </w:rPr>
+              <w:t xml:space="preserve">client val., recall ≥ 99.9%</w:t>
+            </w:r>
+          </w:p>
+        </w:tc>
+        <w:tc>
+          <w:tcPr>
+            <w:tcW w:type="dxa" w:w="800"/>
+            <w:tcMar>
+              <w:top w:type="dxa" w:w="60"/>
+              <w:left w:type="dxa" w:w="100"/>
+              <w:bottom w:type="dxa" w:w="60"/>
+              <w:right w:type="dxa" w:w="100"/>
+            </w:tcMar>
+            <w:vAlign w:val="center"/>
+          </w:tcPr>
+          <w:p>
+            <w:pPr>
+              <w:jc w:val="center"/>
+            </w:pPr>
+            <w:r>
+              <w:rPr>
+                <w:sz w:val="20"/>
+                <w:szCs w:val="20"/>
+              </w:rPr>
+              <w:t xml:space="preserve">0.040</w:t>
+            </w:r>
+          </w:p>
+        </w:tc>
+        <w:tc>
+          <w:tcPr>
+            <w:tcW w:type="dxa" w:w="1500"/>
+            <w:tcMar>
+              <w:top w:type="dxa" w:w="60"/>
+              <w:left w:type="dxa" w:w="100"/>
+              <w:bottom w:type="dxa" w:w="60"/>
+              <w:right w:type="dxa" w:w="100"/>
+            </w:tcMar>
+            <w:vAlign w:val="center"/>
+          </w:tcPr>
+          <w:p>
+            <w:pPr>
+              <w:jc w:val="center"/>
+            </w:pPr>
+            <w:r>
+              <w:rPr>
+                <w:sz w:val="20"/>
+                <w:szCs w:val="20"/>
+              </w:rPr>
+              <w:t xml:space="preserve">16 / 16,214</w:t>
+            </w:r>
+          </w:p>
+        </w:tc>
+        <w:tc>
+          <w:tcPr>
+            <w:tcW w:type="dxa" w:w="900"/>
+            <w:tcMar>
+              <w:top w:type="dxa" w:w="60"/>
+              <w:left w:type="dxa" w:w="100"/>
+              <w:bottom w:type="dxa" w:w="60"/>
+              <w:right w:type="dxa" w:w="100"/>
+            </w:tcMar>
+            <w:vAlign w:val="center"/>
+          </w:tcPr>
+          <w:p>
+            <w:pPr>
+              <w:jc w:val="center"/>
+            </w:pPr>
+            <w:r>
+              <w:rPr>
+                <w:sz w:val="20"/>
+                <w:szCs w:val="20"/>
+              </w:rPr>
+              <w:t xml:space="preserve">0.099%</w:t>
+            </w:r>
+          </w:p>
+        </w:tc>
+        <w:tc>
+          <w:tcPr>
+            <w:tcW w:type="dxa" w:w="900"/>
+            <w:tcMar>
+              <w:top w:type="dxa" w:w="60"/>
+              <w:left w:type="dxa" w:w="100"/>
+              <w:bottom w:type="dxa" w:w="60"/>
+              <w:right w:type="dxa" w:w="100"/>
+            </w:tcMar>
+            <w:vAlign w:val="center"/>
+          </w:tcPr>
+          <w:p>
+            <w:pPr>
+              <w:jc w:val="center"/>
+            </w:pPr>
+            <w:r>
+              <w:rPr>
+                <w:sz w:val="20"/>
+                <w:szCs w:val="20"/>
+              </w:rPr>
+              <w:t xml:space="preserve">29</w:t>
+            </w:r>
+          </w:p>
+        </w:tc>
+        <w:tc>
+          <w:tcPr>
+            <w:tcW w:type="dxa" w:w="800"/>
+            <w:tcMar>
+              <w:top w:type="dxa" w:w="60"/>
+              <w:left w:type="dxa" w:w="100"/>
+              <w:bottom w:type="dxa" w:w="60"/>
+              <w:right w:type="dxa" w:w="100"/>
+            </w:tcMar>
+            <w:vAlign w:val="center"/>
+          </w:tcPr>
+          <w:p>
+            <w:pPr>
+              <w:jc w:val="center"/>
+            </w:pPr>
+            <w:r>
+              <w:rPr>
+                <w:sz w:val="20"/>
+                <w:szCs w:val="20"/>
+              </w:rPr>
+              <w:t xml:space="preserve">36.44%</w:t>
+            </w:r>
+          </w:p>
+        </w:tc>
+      </w:tr>
+      <w:tr>
+        <w:tc>
+          <w:tcPr>
+            <w:tcW w:type="dxa" w:w="2700"/>
+            <w:tcMar>
+              <w:top w:type="dxa" w:w="60"/>
+              <w:left w:type="dxa" w:w="100"/>
+              <w:bottom w:type="dxa" w:w="60"/>
+              <w:right w:type="dxa" w:w="100"/>
+            </w:tcMar>
+            <w:vAlign w:val="center"/>
+          </w:tcPr>
+          <w:p>
+            <w:pPr>
+              <w:jc w:val="left"/>
+            </w:pPr>
+            <w:r>
+              <w:rPr>
+                <w:sz w:val="20"/>
+                <w:szCs w:val="20"/>
+              </w:rPr>
+              <w:t xml:space="preserve">55 KB, QAT on clipped inputs</w:t>
+            </w:r>
+          </w:p>
+        </w:tc>
+        <w:tc>
+          <w:tcPr>
+            <w:tcW w:type="dxa" w:w="1900"/>
+            <w:tcMar>
+              <w:top w:type="dxa" w:w="60"/>
+              <w:left w:type="dxa" w:w="100"/>
+              <w:bottom w:type="dxa" w:w="60"/>
+              <w:right w:type="dxa" w:w="100"/>
+            </w:tcMar>
+            <w:vAlign w:val="center"/>
+          </w:tcPr>
+          <w:p>
+            <w:pPr>
+              <w:jc w:val="center"/>
+            </w:pPr>
+            <w:r>
+              <w:rPr>
+                <w:sz w:val="20"/>
+                <w:szCs w:val="20"/>
+              </w:rPr>
+              <w:t xml:space="preserve">fixed</w:t>
+            </w:r>
+          </w:p>
+        </w:tc>
+        <w:tc>
+          <w:tcPr>
+            <w:tcW w:type="dxa" w:w="800"/>
+            <w:tcMar>
+              <w:top w:type="dxa" w:w="60"/>
+              <w:left w:type="dxa" w:w="100"/>
+              <w:bottom w:type="dxa" w:w="60"/>
+              <w:right w:type="dxa" w:w="100"/>
+            </w:tcMar>
+            <w:vAlign w:val="center"/>
+          </w:tcPr>
+          <w:p>
+            <w:pPr>
+              <w:jc w:val="center"/>
+            </w:pPr>
+            <w:r>
+              <w:rPr>
+                <w:sz w:val="20"/>
+                <w:szCs w:val="20"/>
+              </w:rPr>
+              <w:t xml:space="preserve">0.30</w:t>
+            </w:r>
+          </w:p>
+        </w:tc>
+        <w:tc>
+          <w:tcPr>
+            <w:tcW w:type="dxa" w:w="1500"/>
+            <w:tcMar>
+              <w:top w:type="dxa" w:w="60"/>
+              <w:left w:type="dxa" w:w="100"/>
+              <w:bottom w:type="dxa" w:w="60"/>
+              <w:right w:type="dxa" w:w="100"/>
+            </w:tcMar>
+            <w:vAlign w:val="center"/>
+          </w:tcPr>
+          <w:p>
+            <w:pPr>
+              <w:jc w:val="center"/>
+            </w:pPr>
+            <w:r>
+              <w:rPr>
+                <w:sz w:val="20"/>
+                <w:szCs w:val="20"/>
+              </w:rPr>
+              <w:t xml:space="preserve">80 / 16,214</w:t>
+            </w:r>
+          </w:p>
+        </w:tc>
+        <w:tc>
+          <w:tcPr>
+            <w:tcW w:type="dxa" w:w="900"/>
+            <w:tcMar>
+              <w:top w:type="dxa" w:w="60"/>
+              <w:left w:type="dxa" w:w="100"/>
+              <w:bottom w:type="dxa" w:w="60"/>
+              <w:right w:type="dxa" w:w="100"/>
+            </w:tcMar>
+            <w:vAlign w:val="center"/>
+          </w:tcPr>
+          <w:p>
+            <w:pPr>
+              <w:jc w:val="center"/>
+            </w:pPr>
+            <w:r>
+              <w:rPr>
+                <w:sz w:val="20"/>
+                <w:szCs w:val="20"/>
+              </w:rPr>
+              <w:t xml:space="preserve">0.49%</w:t>
+            </w:r>
+          </w:p>
+        </w:tc>
+        <w:tc>
+          <w:tcPr>
+            <w:tcW w:type="dxa" w:w="900"/>
+            <w:tcMar>
+              <w:top w:type="dxa" w:w="60"/>
+              <w:left w:type="dxa" w:w="100"/>
+              <w:bottom w:type="dxa" w:w="60"/>
+              <w:right w:type="dxa" w:w="100"/>
+            </w:tcMar>
+            <w:vAlign w:val="center"/>
+          </w:tcPr>
+          <w:p>
+            <w:pPr>
+              <w:jc w:val="center"/>
+            </w:pPr>
+            <w:r>
+              <w:rPr>
+                <w:sz w:val="20"/>
+                <w:szCs w:val="20"/>
+              </w:rPr>
+              <w:t xml:space="preserve">89</w:t>
+            </w:r>
+          </w:p>
+        </w:tc>
+        <w:tc>
+          <w:tcPr>
+            <w:tcW w:type="dxa" w:w="800"/>
+            <w:tcMar>
+              <w:top w:type="dxa" w:w="60"/>
+              <w:left w:type="dxa" w:w="100"/>
+              <w:bottom w:type="dxa" w:w="60"/>
+              <w:right w:type="dxa" w:w="100"/>
+            </w:tcMar>
+            <w:vAlign w:val="center"/>
+          </w:tcPr>
+          <w:p>
+            <w:pPr>
+              <w:jc w:val="center"/>
+            </w:pPr>
+            <w:r>
+              <w:rPr>
+                <w:sz w:val="20"/>
+                <w:szCs w:val="20"/>
+              </w:rPr>
+              <w:t xml:space="preserve">2.33%</w:t>
+            </w:r>
+          </w:p>
+        </w:tc>
+      </w:tr>
+      <w:tr>
+        <w:tc>
+          <w:tcPr>
+            <w:tcW w:type="dxa" w:w="2700"/>
+            <w:tcMar>
+              <w:top w:type="dxa" w:w="60"/>
+              <w:left w:type="dxa" w:w="100"/>
+              <w:bottom w:type="dxa" w:w="60"/>
+              <w:right w:type="dxa" w:w="100"/>
+            </w:tcMar>
+            <w:vAlign w:val="center"/>
+          </w:tcPr>
+          <w:p>
+            <w:pPr>
+              <w:jc w:val="left"/>
+            </w:pPr>
+            <w:r>
+              <w:rPr>
+                <w:sz w:val="20"/>
+                <w:szCs w:val="20"/>
+              </w:rPr>
+              <w:t xml:space="preserve">55 KB, QAT on clipped inputs</w:t>
+            </w:r>
+          </w:p>
+        </w:tc>
+        <w:tc>
+          <w:tcPr>
+            <w:tcW w:type="dxa" w:w="1900"/>
+            <w:tcMar>
+              <w:top w:type="dxa" w:w="60"/>
+              <w:left w:type="dxa" w:w="100"/>
+              <w:bottom w:type="dxa" w:w="60"/>
+              <w:right w:type="dxa" w:w="100"/>
+            </w:tcMar>
+            <w:vAlign w:val="center"/>
+          </w:tcPr>
+          <w:p>
+            <w:pPr>
+              <w:jc w:val="center"/>
+            </w:pPr>
+            <w:r>
+              <w:rPr>
+                <w:sz w:val="20"/>
+                <w:szCs w:val="20"/>
+              </w:rPr>
+              <w:t xml:space="preserve">client val., recall ≥ 99.9%</w:t>
+            </w:r>
+          </w:p>
+        </w:tc>
+        <w:tc>
+          <w:tcPr>
+            <w:tcW w:type="dxa" w:w="800"/>
+            <w:tcMar>
+              <w:top w:type="dxa" w:w="60"/>
+              <w:left w:type="dxa" w:w="100"/>
+              <w:bottom w:type="dxa" w:w="60"/>
+              <w:right w:type="dxa" w:w="100"/>
+            </w:tcMar>
+            <w:vAlign w:val="center"/>
+          </w:tcPr>
+          <w:p>
+            <w:pPr>
+              <w:jc w:val="center"/>
+            </w:pPr>
+            <w:r>
+              <w:rPr>
+                <w:sz w:val="20"/>
+                <w:szCs w:val="20"/>
+              </w:rPr>
+              <w:t xml:space="preserve">0.038</w:t>
+            </w:r>
+          </w:p>
+        </w:tc>
+        <w:tc>
+          <w:tcPr>
+            <w:tcW w:type="dxa" w:w="1500"/>
+            <w:tcMar>
+              <w:top w:type="dxa" w:w="60"/>
+              <w:left w:type="dxa" w:w="100"/>
+              <w:bottom w:type="dxa" w:w="60"/>
+              <w:right w:type="dxa" w:w="100"/>
+            </w:tcMar>
+            <w:vAlign w:val="center"/>
+          </w:tcPr>
+          <w:p>
+            <w:pPr>
+              <w:jc w:val="center"/>
+            </w:pPr>
+            <w:r>
+              <w:rPr>
+                <w:sz w:val="20"/>
+                <w:szCs w:val="20"/>
+              </w:rPr>
+              <w:t xml:space="preserve">21 / 16,214</w:t>
+            </w:r>
+          </w:p>
+        </w:tc>
+        <w:tc>
+          <w:tcPr>
+            <w:tcW w:type="dxa" w:w="900"/>
+            <w:tcMar>
+              <w:top w:type="dxa" w:w="60"/>
+              <w:left w:type="dxa" w:w="100"/>
+              <w:bottom w:type="dxa" w:w="60"/>
+              <w:right w:type="dxa" w:w="100"/>
+            </w:tcMar>
+            <w:vAlign w:val="center"/>
+          </w:tcPr>
+          <w:p>
+            <w:pPr>
+              <w:jc w:val="center"/>
+            </w:pPr>
+            <w:r>
+              <w:rPr>
+                <w:sz w:val="20"/>
+                <w:szCs w:val="20"/>
+              </w:rPr>
+              <w:t xml:space="preserve">0.13%</w:t>
+            </w:r>
+          </w:p>
+        </w:tc>
+        <w:tc>
+          <w:tcPr>
+            <w:tcW w:type="dxa" w:w="900"/>
+            <w:tcMar>
+              <w:top w:type="dxa" w:w="60"/>
+              <w:left w:type="dxa" w:w="100"/>
+              <w:bottom w:type="dxa" w:w="60"/>
+              <w:right w:type="dxa" w:w="100"/>
+            </w:tcMar>
+            <w:vAlign w:val="center"/>
+          </w:tcPr>
+          <w:p>
+            <w:pPr>
+              <w:jc w:val="center"/>
+            </w:pPr>
+            <w:r>
+              <w:rPr>
+                <w:sz w:val="20"/>
+                <w:szCs w:val="20"/>
+              </w:rPr>
+              <w:t xml:space="preserve">25</w:t>
+            </w:r>
+          </w:p>
+        </w:tc>
+        <w:tc>
+          <w:tcPr>
+            <w:tcW w:type="dxa" w:w="800"/>
+            <w:tcMar>
+              <w:top w:type="dxa" w:w="60"/>
+              <w:left w:type="dxa" w:w="100"/>
+              <w:bottom w:type="dxa" w:w="60"/>
+              <w:right w:type="dxa" w:w="100"/>
+            </w:tcMar>
+            <w:vAlign w:val="center"/>
+          </w:tcPr>
+          <w:p>
+            <w:pPr>
+              <w:jc w:val="center"/>
+            </w:pPr>
+            <w:r>
+              <w:rPr>
+                <w:sz w:val="20"/>
+                <w:szCs w:val="20"/>
+              </w:rPr>
+              <w:t xml:space="preserve">7.02%</w:t>
+            </w:r>
+          </w:p>
+        </w:tc>
+      </w:tr>
+      <w:tr>
+        <w:tc>
+          <w:tcPr>
+            <w:tcW w:type="dxa" w:w="2700"/>
+            <w:tcMar>
+              <w:top w:type="dxa" w:w="60"/>
+              <w:left w:type="dxa" w:w="100"/>
+              <w:bottom w:type="dxa" w:w="60"/>
+              <w:right w:type="dxa" w:w="100"/>
+            </w:tcMar>
+            <w:vAlign w:val="center"/>
+          </w:tcPr>
+          <w:p>
+            <w:pPr>
+              <w:jc w:val="left"/>
+            </w:pPr>
+            <w:r>
+              <w:rPr>
+                <w:sz w:val="20"/>
+                <w:szCs w:val="20"/>
+              </w:rPr>
+              <w:t xml:space="preserve">55 KB, distillation + clipped inputs</w:t>
+            </w:r>
+          </w:p>
+        </w:tc>
+        <w:tc>
+          <w:tcPr>
+            <w:tcW w:type="dxa" w:w="1900"/>
+            <w:tcMar>
+              <w:top w:type="dxa" w:w="60"/>
+              <w:left w:type="dxa" w:w="100"/>
+              <w:bottom w:type="dxa" w:w="60"/>
+              <w:right w:type="dxa" w:w="100"/>
+            </w:tcMar>
+            <w:vAlign w:val="center"/>
+          </w:tcPr>
+          <w:p>
+            <w:pPr>
+              <w:jc w:val="center"/>
+            </w:pPr>
+            <w:r>
+              <w:rPr>
+                <w:sz w:val="20"/>
+                <w:szCs w:val="20"/>
+              </w:rPr>
+              <w:t xml:space="preserve">client val., recall ≥ 99.9%</w:t>
+            </w:r>
+          </w:p>
+        </w:tc>
+        <w:tc>
+          <w:tcPr>
+            <w:tcW w:type="dxa" w:w="800"/>
+            <w:tcMar>
+              <w:top w:type="dxa" w:w="60"/>
+              <w:left w:type="dxa" w:w="100"/>
+              <w:bottom w:type="dxa" w:w="60"/>
+              <w:right w:type="dxa" w:w="100"/>
+            </w:tcMar>
+            <w:vAlign w:val="center"/>
+          </w:tcPr>
+          <w:p>
+            <w:pPr>
+              <w:jc w:val="center"/>
+            </w:pPr>
+            <w:r>
+              <w:rPr>
+                <w:sz w:val="20"/>
+                <w:szCs w:val="20"/>
+              </w:rPr>
+              <w:t xml:space="preserve">0.220</w:t>
+            </w:r>
+          </w:p>
+        </w:tc>
+        <w:tc>
+          <w:tcPr>
+            <w:tcW w:type="dxa" w:w="1500"/>
+            <w:tcMar>
+              <w:top w:type="dxa" w:w="60"/>
+              <w:left w:type="dxa" w:w="100"/>
+              <w:bottom w:type="dxa" w:w="60"/>
+              <w:right w:type="dxa" w:w="100"/>
+            </w:tcMar>
+            <w:vAlign w:val="center"/>
+          </w:tcPr>
+          <w:p>
+            <w:pPr>
+              <w:jc w:val="center"/>
+            </w:pPr>
+            <w:r>
+              <w:rPr>
+                <w:sz w:val="20"/>
+                <w:szCs w:val="20"/>
+              </w:rPr>
+              <w:t xml:space="preserve">19 / 16,214</w:t>
+            </w:r>
+          </w:p>
+        </w:tc>
+        <w:tc>
+          <w:tcPr>
+            <w:tcW w:type="dxa" w:w="900"/>
+            <w:tcMar>
+              <w:top w:type="dxa" w:w="60"/>
+              <w:left w:type="dxa" w:w="100"/>
+              <w:bottom w:type="dxa" w:w="60"/>
+              <w:right w:type="dxa" w:w="100"/>
+            </w:tcMar>
+            <w:vAlign w:val="center"/>
+          </w:tcPr>
+          <w:p>
+            <w:pPr>
+              <w:jc w:val="center"/>
+            </w:pPr>
+            <w:r>
+              <w:rPr>
+                <w:sz w:val="20"/>
+                <w:szCs w:val="20"/>
+              </w:rPr>
+              <w:t xml:space="preserve">0.12%</w:t>
+            </w:r>
+          </w:p>
+        </w:tc>
+        <w:tc>
+          <w:tcPr>
+            <w:tcW w:type="dxa" w:w="900"/>
+            <w:tcMar>
+              <w:top w:type="dxa" w:w="60"/>
+              <w:left w:type="dxa" w:w="100"/>
+              <w:bottom w:type="dxa" w:w="60"/>
+              <w:right w:type="dxa" w:w="100"/>
+            </w:tcMar>
+            <w:vAlign w:val="center"/>
+          </w:tcPr>
+          <w:p>
+            <w:pPr>
+              <w:jc w:val="center"/>
+            </w:pPr>
+            <w:r>
+              <w:rPr>
+                <w:sz w:val="20"/>
+                <w:szCs w:val="20"/>
+              </w:rPr>
+              <w:t xml:space="preserve">20</w:t>
+            </w:r>
+          </w:p>
+        </w:tc>
+        <w:tc>
+          <w:tcPr>
+            <w:tcW w:type="dxa" w:w="800"/>
+            <w:tcMar>
+              <w:top w:type="dxa" w:w="60"/>
+              <w:left w:type="dxa" w:w="100"/>
+              <w:bottom w:type="dxa" w:w="60"/>
+              <w:right w:type="dxa" w:w="100"/>
+            </w:tcMar>
+            <w:vAlign w:val="center"/>
+          </w:tcPr>
+          <w:p>
+            <w:pPr>
+              <w:jc w:val="center"/>
+            </w:pPr>
+            <w:r>
+              <w:rPr>
+                <w:sz w:val="20"/>
+                <w:szCs w:val="20"/>
+              </w:rPr>
+              <w:t xml:space="preserve">5.94%</w:t>
+            </w:r>
+          </w:p>
+        </w:tc>
+      </w:tr>
+      <w:tr>
+        <w:tc>
+          <w:tcPr>
+            <w:tcW w:type="dxa" w:w="2700"/>
+            <w:tcMar>
+              <w:top w:type="dxa" w:w="60"/>
+              <w:left w:type="dxa" w:w="100"/>
+              <w:bottom w:type="dxa" w:w="60"/>
+              <w:right w:type="dxa" w:w="100"/>
+            </w:tcMar>
+            <w:vAlign w:val="center"/>
+          </w:tcPr>
+          <w:p>
+            <w:pPr>
+              <w:jc w:val="left"/>
+            </w:pPr>
+            <w:r>
+              <w:rPr>
+                <w:sz w:val="20"/>
+                <w:szCs w:val="20"/>
+              </w:rPr>
+              <w:t xml:space="preserve">55 KB, distillation + clipped inputs</w:t>
+            </w:r>
+          </w:p>
+        </w:tc>
+        <w:tc>
+          <w:tcPr>
+            <w:tcW w:type="dxa" w:w="1900"/>
+            <w:tcMar>
+              <w:top w:type="dxa" w:w="60"/>
+              <w:left w:type="dxa" w:w="100"/>
+              <w:bottom w:type="dxa" w:w="60"/>
+              <w:right w:type="dxa" w:w="100"/>
+            </w:tcMar>
+            <w:vAlign w:val="center"/>
+          </w:tcPr>
+          <w:p>
+            <w:pPr>
+              <w:jc w:val="center"/>
+            </w:pPr>
+            <w:r>
+              <w:rPr>
+                <w:sz w:val="20"/>
+                <w:szCs w:val="20"/>
+              </w:rPr>
+              <w:t xml:space="preserve">client val., recall ≥ 99.99%</w:t>
+            </w:r>
+          </w:p>
+        </w:tc>
+        <w:tc>
+          <w:tcPr>
+            <w:tcW w:type="dxa" w:w="800"/>
+            <w:tcMar>
+              <w:top w:type="dxa" w:w="60"/>
+              <w:left w:type="dxa" w:w="100"/>
+              <w:bottom w:type="dxa" w:w="60"/>
+              <w:right w:type="dxa" w:w="100"/>
+            </w:tcMar>
+            <w:vAlign w:val="center"/>
+          </w:tcPr>
+          <w:p>
+            <w:pPr>
+              <w:jc w:val="center"/>
+            </w:pPr>
+            <w:r>
+              <w:rPr>
+                <w:sz w:val="20"/>
+                <w:szCs w:val="20"/>
+              </w:rPr>
+              <w:t xml:space="preserve">0.171</w:t>
+            </w:r>
+          </w:p>
+        </w:tc>
+        <w:tc>
+          <w:tcPr>
+            <w:tcW w:type="dxa" w:w="1500"/>
+            <w:tcMar>
+              <w:top w:type="dxa" w:w="60"/>
+              <w:left w:type="dxa" w:w="100"/>
+              <w:bottom w:type="dxa" w:w="60"/>
+              <w:right w:type="dxa" w:w="100"/>
+            </w:tcMar>
+            <w:vAlign w:val="center"/>
+          </w:tcPr>
+          <w:p>
+            <w:pPr>
+              <w:jc w:val="center"/>
+            </w:pPr>
+            <w:r>
+              <w:rPr>
+                <w:sz w:val="20"/>
+                <w:szCs w:val="20"/>
+              </w:rPr>
+              <w:t xml:space="preserve">10 / 16,214</w:t>
+            </w:r>
+          </w:p>
+        </w:tc>
+        <w:tc>
+          <w:tcPr>
+            <w:tcW w:type="dxa" w:w="900"/>
+            <w:tcMar>
+              <w:top w:type="dxa" w:w="60"/>
+              <w:left w:type="dxa" w:w="100"/>
+              <w:bottom w:type="dxa" w:w="60"/>
+              <w:right w:type="dxa" w:w="100"/>
+            </w:tcMar>
+            <w:vAlign w:val="center"/>
+          </w:tcPr>
+          <w:p>
+            <w:pPr>
+              <w:jc w:val="center"/>
+            </w:pPr>
+            <w:r>
+              <w:rPr>
+                <w:sz w:val="20"/>
+                <w:szCs w:val="20"/>
+              </w:rPr>
+              <w:t xml:space="preserve">0.062%</w:t>
+            </w:r>
+          </w:p>
+        </w:tc>
+        <w:tc>
+          <w:tcPr>
+            <w:tcW w:type="dxa" w:w="900"/>
+            <w:tcMar>
+              <w:top w:type="dxa" w:w="60"/>
+              <w:left w:type="dxa" w:w="100"/>
+              <w:bottom w:type="dxa" w:w="60"/>
+              <w:right w:type="dxa" w:w="100"/>
+            </w:tcMar>
+            <w:vAlign w:val="center"/>
+          </w:tcPr>
+          <w:p>
+            <w:pPr>
+              <w:jc w:val="center"/>
+            </w:pPr>
+            <w:r>
+              <w:rPr>
+                <w:sz w:val="20"/>
+                <w:szCs w:val="20"/>
+              </w:rPr>
+              <w:t xml:space="preserve">10</w:t>
+            </w:r>
+          </w:p>
+        </w:tc>
+        <w:tc>
+          <w:tcPr>
+            <w:tcW w:type="dxa" w:w="800"/>
+            <w:tcMar>
+              <w:top w:type="dxa" w:w="60"/>
+              <w:left w:type="dxa" w:w="100"/>
+              <w:bottom w:type="dxa" w:w="60"/>
+              <w:right w:type="dxa" w:w="100"/>
+            </w:tcMar>
+            <w:vAlign w:val="center"/>
+          </w:tcPr>
+          <w:p>
+            <w:pPr>
+              <w:jc w:val="center"/>
+            </w:pPr>
+            <w:r>
+              <w:rPr>
+                <w:sz w:val="20"/>
+                <w:szCs w:val="20"/>
+              </w:rPr>
+              <w:t xml:space="preserve">11.17%</w:t>
+            </w:r>
+          </w:p>
+        </w:tc>
+      </w:tr>
+      <w:tr>
+        <w:tc>
+          <w:tcPr>
+            <w:tcW w:type="dxa" w:w="2700"/>
+            <w:tcMar>
+              <w:top w:type="dxa" w:w="60"/>
+              <w:left w:type="dxa" w:w="100"/>
+              <w:bottom w:type="dxa" w:w="60"/>
+              <w:right w:type="dxa" w:w="100"/>
+            </w:tcMar>
+            <w:vAlign w:val="center"/>
+          </w:tcPr>
+          <w:p>
+            <w:pPr>
+              <w:jc w:val="left"/>
+            </w:pPr>
+            <w:r>
+              <w:rPr>
+                <w:sz w:val="20"/>
+                <w:szCs w:val="20"/>
+              </w:rPr>
+              <w:t xml:space="preserve">55 KB, same + federated fine-tuning (4 clients)</w:t>
+            </w:r>
+          </w:p>
+        </w:tc>
+        <w:tc>
+          <w:tcPr>
+            <w:tcW w:type="dxa" w:w="1900"/>
+            <w:tcMar>
+              <w:top w:type="dxa" w:w="60"/>
+              <w:left w:type="dxa" w:w="100"/>
+              <w:bottom w:type="dxa" w:w="60"/>
+              <w:right w:type="dxa" w:w="100"/>
+            </w:tcMar>
+            <w:vAlign w:val="center"/>
+          </w:tcPr>
+          <w:p>
+            <w:pPr>
+              <w:jc w:val="center"/>
+            </w:pPr>
+            <w:r>
+              <w:rPr>
+                <w:sz w:val="20"/>
+                <w:szCs w:val="20"/>
+              </w:rPr>
+              <w:t xml:space="preserve">client val., recall ≥ 99.99%</w:t>
+            </w:r>
+          </w:p>
+        </w:tc>
+        <w:tc>
+          <w:tcPr>
+            <w:tcW w:type="dxa" w:w="800"/>
+            <w:tcMar>
+              <w:top w:type="dxa" w:w="60"/>
+              <w:left w:type="dxa" w:w="100"/>
+              <w:bottom w:type="dxa" w:w="60"/>
+              <w:right w:type="dxa" w:w="100"/>
+            </w:tcMar>
+            <w:vAlign w:val="center"/>
+          </w:tcPr>
+          <w:p>
+            <w:pPr>
+              <w:jc w:val="center"/>
+            </w:pPr>
+            <w:r>
+              <w:rPr>
+                <w:sz w:val="20"/>
+                <w:szCs w:val="20"/>
+              </w:rPr>
+              <w:t xml:space="preserve">0.159</w:t>
+            </w:r>
+          </w:p>
+        </w:tc>
+        <w:tc>
+          <w:tcPr>
+            <w:tcW w:type="dxa" w:w="1500"/>
+            <w:tcMar>
+              <w:top w:type="dxa" w:w="60"/>
+              <w:left w:type="dxa" w:w="100"/>
+              <w:bottom w:type="dxa" w:w="60"/>
+              <w:right w:type="dxa" w:w="100"/>
+            </w:tcMar>
+            <w:vAlign w:val="center"/>
+          </w:tcPr>
+          <w:p>
+            <w:pPr>
+              <w:jc w:val="center"/>
+            </w:pPr>
+            <w:r>
+              <w:rPr>
+                <w:sz w:val="20"/>
+                <w:szCs w:val="20"/>
+              </w:rPr>
+              <w:t xml:space="preserve">7 / 16,214</w:t>
+            </w:r>
+          </w:p>
+        </w:tc>
+        <w:tc>
+          <w:tcPr>
+            <w:tcW w:type="dxa" w:w="900"/>
+            <w:tcMar>
+              <w:top w:type="dxa" w:w="60"/>
+              <w:left w:type="dxa" w:w="100"/>
+              <w:bottom w:type="dxa" w:w="60"/>
+              <w:right w:type="dxa" w:w="100"/>
+            </w:tcMar>
+            <w:vAlign w:val="center"/>
+          </w:tcPr>
+          <w:p>
+            <w:pPr>
+              <w:jc w:val="center"/>
+            </w:pPr>
+            <w:r>
+              <w:rPr>
+                <w:sz w:val="20"/>
+                <w:szCs w:val="20"/>
+              </w:rPr>
+              <w:t xml:space="preserve">0.045%</w:t>
+            </w:r>
+          </w:p>
+        </w:tc>
+        <w:tc>
+          <w:tcPr>
+            <w:tcW w:type="dxa" w:w="900"/>
+            <w:tcMar>
+              <w:top w:type="dxa" w:w="60"/>
+              <w:left w:type="dxa" w:w="100"/>
+              <w:bottom w:type="dxa" w:w="60"/>
+              <w:right w:type="dxa" w:w="100"/>
+            </w:tcMar>
+            <w:vAlign w:val="center"/>
+          </w:tcPr>
+          <w:p>
+            <w:pPr>
+              <w:jc w:val="center"/>
+            </w:pPr>
+            <w:r>
+              <w:rPr>
+                <w:sz w:val="20"/>
+                <w:szCs w:val="20"/>
+              </w:rPr>
+              <w:t xml:space="preserve">10</w:t>
+            </w:r>
+          </w:p>
+        </w:tc>
+        <w:tc>
+          <w:tcPr>
+            <w:tcW w:type="dxa" w:w="800"/>
+            <w:tcMar>
+              <w:top w:type="dxa" w:w="60"/>
+              <w:left w:type="dxa" w:w="100"/>
+              <w:bottom w:type="dxa" w:w="60"/>
+              <w:right w:type="dxa" w:w="100"/>
+            </w:tcMar>
+            <w:vAlign w:val="center"/>
+          </w:tcPr>
+          <w:p>
+            <w:pPr>
+              <w:jc w:val="center"/>
+            </w:pPr>
+            <w:r>
+              <w:rPr>
+                <w:sz w:val="20"/>
+                <w:szCs w:val="20"/>
+              </w:rPr>
+              <w:t xml:space="preserve">12.60%</w:t>
+            </w:r>
+          </w:p>
+        </w:tc>
+      </w:tr>
+      <w:tr>
+        <w:tc>
+          <w:tcPr>
+            <w:tcW w:type="dxa" w:w="2700"/>
+            <w:tcMar>
+              <w:top w:type="dxa" w:w="60"/>
+              <w:left w:type="dxa" w:w="100"/>
+              <w:bottom w:type="dxa" w:w="60"/>
+              <w:right w:type="dxa" w:w="100"/>
+            </w:tcMar>
+            <w:vAlign w:val="center"/>
+          </w:tcPr>
+          <w:p>
+            <w:pPr>
+              <w:jc w:val="left"/>
+            </w:pPr>
+            <w:r>
+              <w:rPr>
+                <w:sz w:val="20"/>
+                <w:szCs w:val="20"/>
+              </w:rPr>
+              <w:t xml:space="preserve">98 KB (prune 30%), distillation + clipped inputs</w:t>
+            </w:r>
+          </w:p>
+        </w:tc>
+        <w:tc>
+          <w:tcPr>
+            <w:tcW w:type="dxa" w:w="1900"/>
+            <w:tcMar>
+              <w:top w:type="dxa" w:w="60"/>
+              <w:left w:type="dxa" w:w="100"/>
+              <w:bottom w:type="dxa" w:w="60"/>
+              <w:right w:type="dxa" w:w="100"/>
+            </w:tcMar>
+            <w:vAlign w:val="center"/>
+          </w:tcPr>
+          <w:p>
+            <w:pPr>
+              <w:jc w:val="center"/>
+            </w:pPr>
+            <w:r>
+              <w:rPr>
+                <w:sz w:val="20"/>
+                <w:szCs w:val="20"/>
+              </w:rPr>
+              <w:t xml:space="preserve">client val., recall ≥ 99.9%</w:t>
+            </w:r>
+          </w:p>
+        </w:tc>
+        <w:tc>
+          <w:tcPr>
+            <w:tcW w:type="dxa" w:w="800"/>
+            <w:tcMar>
+              <w:top w:type="dxa" w:w="60"/>
+              <w:left w:type="dxa" w:w="100"/>
+              <w:bottom w:type="dxa" w:w="60"/>
+              <w:right w:type="dxa" w:w="100"/>
+            </w:tcMar>
+            <w:vAlign w:val="center"/>
+          </w:tcPr>
+          <w:p>
+            <w:pPr>
+              <w:jc w:val="center"/>
+            </w:pPr>
+            <w:r>
+              <w:rPr>
+                <w:sz w:val="20"/>
+                <w:szCs w:val="20"/>
+              </w:rPr>
+              <w:t xml:space="preserve">0.210</w:t>
+            </w:r>
+          </w:p>
+        </w:tc>
+        <w:tc>
+          <w:tcPr>
+            <w:tcW w:type="dxa" w:w="1500"/>
+            <w:tcMar>
+              <w:top w:type="dxa" w:w="60"/>
+              <w:left w:type="dxa" w:w="100"/>
+              <w:bottom w:type="dxa" w:w="60"/>
+              <w:right w:type="dxa" w:w="100"/>
+            </w:tcMar>
+            <w:vAlign w:val="center"/>
+          </w:tcPr>
+          <w:p>
+            <w:pPr>
+              <w:jc w:val="center"/>
+            </w:pPr>
+            <w:r>
+              <w:rPr>
+                <w:sz w:val="20"/>
+                <w:szCs w:val="20"/>
+              </w:rPr>
+              <w:t xml:space="preserve">21 / 16,214</w:t>
+            </w:r>
+          </w:p>
+        </w:tc>
+        <w:tc>
+          <w:tcPr>
+            <w:tcW w:type="dxa" w:w="900"/>
+            <w:tcMar>
+              <w:top w:type="dxa" w:w="60"/>
+              <w:left w:type="dxa" w:w="100"/>
+              <w:bottom w:type="dxa" w:w="60"/>
+              <w:right w:type="dxa" w:w="100"/>
+            </w:tcMar>
+            <w:vAlign w:val="center"/>
+          </w:tcPr>
+          <w:p>
+            <w:pPr>
+              <w:jc w:val="center"/>
+            </w:pPr>
+            <w:r>
+              <w:rPr>
+                <w:sz w:val="20"/>
+                <w:szCs w:val="20"/>
+              </w:rPr>
+              <w:t xml:space="preserve">0.13%</w:t>
+            </w:r>
+          </w:p>
+        </w:tc>
+        <w:tc>
+          <w:tcPr>
+            <w:tcW w:type="dxa" w:w="900"/>
+            <w:tcMar>
+              <w:top w:type="dxa" w:w="60"/>
+              <w:left w:type="dxa" w:w="100"/>
+              <w:bottom w:type="dxa" w:w="60"/>
+              <w:right w:type="dxa" w:w="100"/>
+            </w:tcMar>
+            <w:vAlign w:val="center"/>
+          </w:tcPr>
+          <w:p>
+            <w:pPr>
+              <w:jc w:val="center"/>
+            </w:pPr>
+            <w:r>
+              <w:rPr>
+                <w:sz w:val="20"/>
+                <w:szCs w:val="20"/>
+              </w:rPr>
+              <w:t xml:space="preserve">25</w:t>
+            </w:r>
+          </w:p>
+        </w:tc>
+        <w:tc>
+          <w:tcPr>
+            <w:tcW w:type="dxa" w:w="800"/>
+            <w:tcMar>
+              <w:top w:type="dxa" w:w="60"/>
+              <w:left w:type="dxa" w:w="100"/>
+              <w:bottom w:type="dxa" w:w="60"/>
+              <w:right w:type="dxa" w:w="100"/>
+            </w:tcMar>
+            <w:vAlign w:val="center"/>
+          </w:tcPr>
+          <w:p>
+            <w:pPr>
+              <w:jc w:val="center"/>
+            </w:pPr>
+            <w:r>
+              <w:rPr>
+                <w:sz w:val="20"/>
+                <w:szCs w:val="20"/>
+              </w:rPr>
+              <w:t xml:space="preserve">5.79%</w:t>
+            </w:r>
+          </w:p>
+        </w:tc>
+      </w:tr>
+    </w:tbl>
+    <w:p>
+      <w:pPr>
+        <w:spacing w:after="240" w:before="80"/>
+      </w:pPr>
+      <w:r>
+        <w:rPr>
+          <w:i/>
+          <w:iCs/>
+          <w:sz w:val="20"/>
+          <w:szCs w:val="20"/>
+        </w:rPr>
+        <w:t xml:space="preserve">Table 13. Recall-priority deployment on TON_IoT (16,214 test attacks), same procedure as Table 11; the client validation set is 8,000 held-out samples of client 0.</w:t>
+      </w:r>
+    </w:p>
+    <w:p>
+      <w:pPr>
+        <w:spacing w:after="160"/>
+      </w:pPr>
+      <w:r>
+        <w:t xml:space="preserve">For a recall-priority deployment we therefore recommend one recipe for both datasets: distillation from the federated model, QAT fine-tuning on clipped inputs, and a threshold chosen on client-held data for the required recall. Federated fine-tuning across clients helps on CIC-IDS2017 and is neutral on TON_IoT. On a 65 KB budget for CIC-IDS2017 the price is about one benign flow in nine raising an alert; where 112 KB of flash is available, 30% pruning lowers that to about one in ten at the same recall and keeps the rare Heartbleed attacks. On TON_IoT the 55 KB model reaches the FP32 model's trade-off at about one false alarm in seventeen benign records.</w:t>
       </w:r>
     </w:p>
     <w:p>

--- a/paper/TinyML_Federated_IDS_Revised.docx
+++ b/paper/TinyML_Federated_IDS_Revised.docx
@@ -276,7 +276,7 @@
         <w:spacing w:after="200"/>
       </w:pPr>
       <w:r>
-        <w:t xml:space="preserve">Federated Learning (FL) combined with TinyML is an attractive basis for privacy-preserving intrusion detection on microcontroller-class IoT devices, but the claim that a federated model can be compressed for such devices without losing detection quality is rarely tested end to end. We train a multilayer-perceptron intrusion detector with Flower (FedAvgM, cosine learning-rate decay, focal loss) on CIC-IDS2017 and TON_IoT, and compress it for TensorFlow Lite Micro using only data a federated deployment would actually hold. Three results stand out. First, federated training comes close to centralized training on the same recipe (F1 85.70 vs. 87.35 on CIC-IDS2017; 99.40 vs. 99.48 on TON_IoT), and a strongly non-IID Dirichlet(0.3) partition costs at most about one F1 point. Second, structured pruning followed by fine-tuning and QAT fine-tuning on a single participating client's local data yields a 65 KB INT8 model (12.3× smaller than FP32) with no loss relative to the federated model (F1 85.59, Attack Recall 99.66% on CIC-IDS2017; F1 98.74 on TON_IoT). How well this works depends on how closely that client's class mix matches the global one. When missed attacks must be minimized, distillation from the federated model and a threshold chosen on the client's own held-out data together with fine-tuning on all clients' local data, let the 65 KB model miss 27 of 85,173 attacks, about half as many as the FP32 model at its default threshold (52), at an 11.3% false-alarm rate; on TON_IoT the same recipe misses 19 of 16,214 attacks at 5.9%. Third, training-time quantization-aware training inside FL collapses on CIC-IDS2017 (34.7% accuracy): heavy-tailed standardized features drive the learned INT8 input range to [−1231, 405]. The same method works on TON_IoT, and full-integer post-training quantization of the float model avoids that collapse but is unstable across calibration draws (F1 between 12 and 99 for the same TON_IoT model) until the calibration inputs are clipped, after which it is stable (F1 99.32–99.35). A local-only baseline shows where federation pays off: clients with few local attacks detect 45–93% of attacks alone and 98–99.8% with the federated model. We also document four silent failure modes in a common TensorFlow, tfmot, and Flower toolchain that had invalidated the compressed-model results of our own earlier report, together with the checks that catch them.</w:t>
+        <w:t xml:space="preserve">Federated Learning (FL) combined with TinyML is an attractive basis for privacy-preserving intrusion detection on microcontroller-class IoT devices, but the claim that a federated model can be compressed for such devices without losing detection quality is rarely tested end to end. We train a multilayer-perceptron intrusion detector with Flower (FedAvgM, cosine learning-rate decay, focal loss) on CIC-IDS2017 and TON_IoT, and compress it for TensorFlow Lite Micro using only data a federated deployment would actually hold. Three results stand out. First, federated training comes close to centralized training on the same recipe (F1 85.70 vs. 87.35 on CIC-IDS2017; 99.40 vs. 99.48 on TON_IoT), and a strongly non-IID Dirichlet(0.3) partition costs at most about one F1 point. Second, structured pruning followed by fine-tuning and QAT fine-tuning on a single participating client's local data yields a 65 KB INT8 model (12.3× smaller than FP32) with no loss relative to the federated model (F1 85.59, Attack Recall 99.66% on CIC-IDS2017; F1 98.74 on TON_IoT). How well this works depends on how closely that client's class mix matches the global one. When missed attacks must be minimized, distillation from the federated model and a threshold chosen on the client's own held-out data together with fine-tuning on all clients' local data, let the 65 KB model miss 27 of 85,173 attacks, about half as many as the FP32 model at its default threshold (52), at an 11.3% false-alarm rate; on TON_IoT the same recipe misses 19 of 16,214 attacks at 5.9%. For on-device deployment we use a 112 KB CIC-IDS2017 variant (23 of 85,173 missed at 9.7%, mean over fine-tuning draws) and the 55 KB TON_IoT model. Third, training-time quantization-aware training inside FL collapses on CIC-IDS2017 (34.7% accuracy): heavy-tailed standardized features drive the learned INT8 input range to [−1231, 405]. The same method works on TON_IoT, and full-integer post-training quantization of the float model avoids that collapse but is unstable across calibration draws (F1 between 12 and 99 for the same TON_IoT model) until the calibration inputs are clipped, after which it is stable (F1 99.32–99.35). A local-only baseline shows where federation pays off: clients with few local attacks detect 45–93% of attacks alone and 98–99.8% with the federated model. We also document four silent failure modes in a common TensorFlow, tfmot, and Flower toolchain that had invalidated the compressed-model results of our own earlier report, together with the checks that catch them.</w:t>
       </w:r>
     </w:p>
     <w:p>
@@ -3647,7 +3647,7 @@
                 <w:sz w:val="20"/>
                 <w:szCs w:val="20"/>
               </w:rPr>
-              <w:t xml:space="preserve">Prune 50% → client FT → QAT FT → INT8 (deployed)</w:t>
+              <w:t xml:space="preserve">Prune 50% → client FT → QAT FT → INT8 (base recipe)</w:t>
             </w:r>
           </w:p>
         </w:tc>
@@ -3986,7 +3986,7 @@
         <w:spacing w:after="160"/>
       </w:pPr>
       <w:r>
-        <w:t xml:space="preserve">INT8 PTQ alone gives 3.5× at a cost of about one F1 point on both datasets for the calibration draw used here, but that cost varies widely from draw to draw (Section 5.9). Pruning half of each hidden layer gives a further 3.5×, but only if the pruned model is fine-tuned. Without fine-tuning, the pruned model breaks down (F1 42.28 on CIC-IDS2017, FAR 18% on TON_IoT). With fine-tuning and QAT fine-tuning on one client's local data, the deployed INT8 model is 65.4 KB on CIC-IDS2017 (802.5 / 65.4 = 12.27×) and 55.2 KB on TON_IoT (13.05×), and it matches the float federated model (F1 85.59 vs. 85.70 and 98.74 vs. 99.40). The deployed CIC-IDS2017 model has 94.28% accuracy, 75.00% precision, and 99.66% Attack Recall. The QAT fine-tuning step matters on TON_IoT, where client-fine-tuned PTQ reaches only F1 90.50.</w:t>
+        <w:t xml:space="preserve">INT8 PTQ alone gives 3.5× at a cost of about one F1 point on both datasets for the calibration draw used here, but that cost varies widely from draw to draw (Section 5.9). Pruning half of each hidden layer gives a further 3.5×, but only if the pruned model is fine-tuned. Without fine-tuning, the pruned model breaks down (F1 42.28 on CIC-IDS2017, FAR 18% on TON_IoT). With fine-tuning and QAT fine-tuning on one client's local data, the resulting INT8 model is 65.4 KB on CIC-IDS2017 (802.5 / 65.4 = 12.27×) and 55.2 KB on TON_IoT (13.05×), and it matches the float federated model (F1 85.59 vs. 85.70 and 98.74 vs. 99.40). This CIC-IDS2017 model has 94.28% accuracy, 75.00% precision, and 99.66% Attack Recall. The QAT fine-tuning step matters on TON_IoT, where client-fine-tuned PTQ reaches only F1 90.50.</w:t>
       </w:r>
     </w:p>
     <w:p>
@@ -3994,7 +3994,7 @@
         <w:spacing w:after="160"/>
       </w:pPr>
       <w:r>
-        <w:t xml:space="preserve">Pooled fine-tuning scores higher on CIC-IDS2017 (F1 90.72), but only by shifting the operating point toward precision (FAR 2.98%): it misses 4,216 of 85,173 attacks (4.95%), against 291 for the deployed client-fine-tuned model. The pooled sample's 20% attack share is closer to the test distribution than client 0's 50%. We treat this as an upper bound that requires server-held data, not as a federated result.</w:t>
+        <w:t xml:space="preserve">Pooled fine-tuning scores higher on CIC-IDS2017 (F1 90.72), but only by shifting the operating point toward precision (FAR 2.98%): it misses 4,216 of 85,173 attacks (4.95%), against 291 for the client-fine-tuned model. The pooled sample's 20% attack share is closer to the test distribution than client 0's 50%. We treat this as an upper bound that requires server-held data, not as a federated result.</w:t>
       </w:r>
     </w:p>
     <w:p>
@@ -4106,7 +4106,7 @@
                 <w:sz w:val="20"/>
                 <w:szCs w:val="20"/>
               </w:rPr>
-              <w:t xml:space="preserve">Deployed INT8 F1</w:t>
+              <w:t xml:space="preserve">INT8 F1 (base recipe)</w:t>
             </w:r>
           </w:p>
         </w:tc>
@@ -4787,7 +4787,7 @@
           <w:sz w:val="20"/>
           <w:szCs w:val="20"/>
         </w:rPr>
-        <w:t xml:space="preserve">Table 4. Deployed-model quality as a function of the client that performs fine-tuning (prune 50% → client FT → QAT FT → INT8).</w:t>
+        <w:t xml:space="preserve">Table 4. Compressed-model quality as a function of the client that performs fine-tuning (prune 50% → client FT → QAT FT → INT8).</w:t>
       </w:r>
     </w:p>
     <w:p>
@@ -4872,7 +4872,7 @@
           <w:sz w:val="20"/>
           <w:szCs w:val="20"/>
         </w:rPr>
-        <w:t xml:space="preserve">Figure 1. F1 vs. deployed INT8 model size for structured-pruning ratios 30–90% (labels), with fine-tuning on one client's local data followed by QAT fine-tuning or PTQ, and without fine-tuning. Dashed line: the uncompressed federated model.</w:t>
+        <w:t xml:space="preserve">Figure 1. F1 vs. INT8 model size for structured-pruning ratios 30–90% (labels), with fine-tuning on one client's local data followed by QAT fine-tuning or PTQ, and without fine-tuning. Dashed line: the uncompressed federated model.</w:t>
       </w:r>
     </w:p>
     <w:p>
@@ -4889,7 +4889,7 @@
         <w:spacing w:after="160"/>
       </w:pPr>
       <w:r>
-        <w:t xml:space="preserve">The WIP version reported that training-time QAT (fake quantization from the first federated round) helps at aggressive compression and hurts at moderate compression. That observation came from runs affected by the weight-exchange and QAT-stripping errors of Section 6.2. With both corrected, training-time QAT inside FL fails on CIC-IDS2017. The federated QAT model reaches 34.74% accuracy (F1 34.30, FAR 78.7%), and its float weights reach only F1 46.8. The reason is visible in the learned quantizer state. The input quantizer's moving-average range is [−1231, 405], and activation ranges reach 2342, because standardized CIC-IDS2017 features are heavy-tailed (rare flows lie hundreds to thousands of standard deviations from the mean). One INT8 step then spans about 6.4 standard deviations, so ordinary inputs collapse to the zero point. On TON_IoT, whose features are less extreme, the same procedure works (federated QAT model: accuracy 98.22%, F1 98.84). PTQ of a float federated model does not collapse on either dataset (Table 3), although Section 5.9 shows that its accuracy varies widely across calibration draws, and neither does QAT fine-tuning of a pruned float model, because its calibration happens on a small fine-tuning set after training. We therefore use post-training QAT fine-tuning, not training-time QAT, in the deployed pipeline. Robust input scaling (clipping or a log transform before standardization) is a plausible fix for training-time QAT that we have not evaluated.</w:t>
+        <w:t xml:space="preserve">The WIP version reported that training-time QAT (fake quantization from the first federated round) helps at aggressive compression and hurts at moderate compression. That observation came from runs affected by the weight-exchange and QAT-stripping errors of Section 6.2. With both corrected, training-time QAT inside FL fails on CIC-IDS2017. The federated QAT model reaches 34.74% accuracy (F1 34.30, FAR 78.7%), and its float weights reach only F1 46.8. The reason is visible in the learned quantizer state. The input quantizer's moving-average range is [−1231, 405], and activation ranges reach 2342, because standardized CIC-IDS2017 features are heavy-tailed (rare flows lie hundreds to thousands of standard deviations from the mean). One INT8 step then spans about 6.4 standard deviations, so ordinary inputs collapse to the zero point. On TON_IoT, whose features are less extreme, the same procedure works (federated QAT model: accuracy 98.22%, F1 98.84). PTQ of a float federated model does not collapse on either dataset (Table 3), although Section 5.9 shows that its accuracy varies widely across calibration draws, and neither does QAT fine-tuning of a pruned float model, because its calibration happens on a small fine-tuning set after training. We therefore use post-training QAT fine-tuning, not training-time QAT, in the compression pipeline. Robust input scaling (clipping or a log transform before standardization) is a plausible fix for training-time QAT that we have not evaluated.</w:t>
       </w:r>
     </w:p>
     <w:p>
@@ -5825,7 +5825,7 @@
                 <w:sz w:val="20"/>
                 <w:szCs w:val="20"/>
               </w:rPr>
-              <w:t xml:space="preserve">Prune 50% → client FT → QAT FT (deployed)</w:t>
+              <w:t xml:space="preserve">Prune 50% → client FT → QAT FT (base recipe)</w:t>
             </w:r>
           </w:p>
         </w:tc>
@@ -6181,7 +6181,7 @@
         <w:spacing w:after="160"/>
       </w:pPr>
       <w:r>
-        <w:t xml:space="preserve">For the deployed CIC-IDS2017 model (65.4 KB INT8), 99.66% Attack Recall means 0.34% of attack flows are missed (291 of 85,173 test attacks). The 6.82% FAR means about one in fifteen benign flows raises an alert. For the deployed TON_IoT model, 1.65% of attacks are missed (268 of 16,214) and 2.88% of benign records are flagged. The fixed 0.3 threshold deliberately favours recall. A deployment that must miss as few attacks as possible should instead pick the threshold on held-out data for a target recall: Section 5.13 shows that the 65 KB model can then miss 27 of 85,173 attacks (FP32 model at 0.3: 52) at an 11.3% FAR. Section 5.4 shows that the fine-tuning client's class mix shifts this trade-off as well.</w:t>
+        <w:t xml:space="preserve">We deploy one model per dataset, chosen in Section 5.13 for recall priority: for CIC-IDS2017 the 112 KB INT8 model (30% pruning, distillation and QAT fine-tuning on clipped inputs, threshold 0.191 chosen on client data), and for TON_IoT the 55 KB INT8 model of the same recipe (50% pruning, threshold 0.215). On the test split the CIC-IDS2017 model misses 27 of 85,173 attacks (0.032%) and flags 10.0% of benign flows, about one in ten; the TON_IoT model misses 19 of 16,214 attacks (0.12%) and flags 6.1% of benign records, about one in sixteen. For comparison, the base recipe of Table 3 at the fixed 0.3 threshold misses 291 of 85,173 CIC-IDS2017 attacks (FAR 6.82%) and 268 of 16,214 TON_IoT attacks (FAR 2.88%). The trade-off is therefore explicit: roughly ten times fewer missed attacks for 1.5–2 times as many false alarms. A deployment with a fixed alert budget would choose the threshold on client data for that budget instead; Section 5.4 shows that the fine-tuning client's class mix shifts the trade-off as well.</w:t>
       </w:r>
     </w:p>
     <w:p>
@@ -7139,7 +7139,7 @@
                 <w:sz w:val="20"/>
                 <w:szCs w:val="20"/>
               </w:rPr>
-              <w:t xml:space="preserve">INT8 via QAT fine-tuning (deployed, Table 3)</w:t>
+              <w:t xml:space="preserve">INT8 via QAT fine-tuning (base recipe, Table 3)</w:t>
             </w:r>
           </w:p>
         </w:tc>
@@ -8396,7 +8396,7 @@
         <w:spacing w:after="160"/>
       </w:pPr>
       <w:r>
-        <w:t xml:space="preserve">QAT fine-tuning learns its activation ranges as moving averages during fine-tuning. It is more stable than PTQ but not independent of the fine-tuning draw. Repeating the deployed recipe with five different 10,000-sample fine-tuning draws from client 0 gives F1 98.74–99.38 on TON_IoT (PTQ of the same pruned models: 97.44–99.21) and 86.77–89.28 on CIC-IDS2017 (PTQ: 79.37–89.05). The Table 3 deployment (F1 85.59) lies below all five repeated draws, so it is a conservative rather than a selected result. A spread of about 2.5 F1 from the fine-tuning draw alone should be kept in mind when reading Tables 3–4 and Figure 1.</w:t>
+        <w:t xml:space="preserve">QAT fine-tuning learns its activation ranges as moving averages during fine-tuning. It is more stable than PTQ but not independent of the fine-tuning draw. Repeating the base recipe with five different 10,000-sample fine-tuning draws from client 0 gives F1 98.74–99.38 on TON_IoT (PTQ of the same pruned models: 97.44–99.21) and 86.77–89.28 on CIC-IDS2017 (PTQ: 79.37–89.05). The Table 3 deployment (F1 85.59) lies below all five repeated draws, so it is a conservative rather than a selected result. A spread of about 2.5 F1 from the fine-tuning draw alone should be kept in mind when reading Tables 3–4 and Figure 1.</w:t>
       </w:r>
     </w:p>
     <w:p>
@@ -9215,7 +9215,7 @@
         <w:spacing w:after="160"/>
       </w:pPr>
       <w:r>
-        <w:t xml:space="preserve">On TON_IoT, distillation gives the most compact models in this paper: the 1/8-width distilled student keeps F1 99.16 at 11.2 KB with plain INT8 PTQ (64× smaller than the FP32 federated model), and distillation makes the student robust to INT8 PTQ (at most 0.11 F1 lost, against up to 2.3 F1 for scratch students). On CIC-IDS2017, distillation does not help. The distilled students inherit the teacher's recall-heavy operating point (Attack Recall 99.5–99.7%, FAR 5.6–6.5%), while scratch students in FP32 and PTQ form trade some recall for precision (Attack Recall 98.9–99.5%, FAR 4.5–5.3%), which raises their F1 at the fixed 0.3 threshold. The highest F1 in Table 8, 91.10 for the 1/8-width scratch student after QAT fine-tuning, is an outlier against the same student's FP32 and PTQ results (88.29, 88.51) and reaches its F1 by missing 3.68% of attacks (3,137 of 85,173, against 291 for the deployed model). We therefore do not select it, and differences of one or two F1 points in this table should be read as operating-point shifts under a single seed rather than as better detectors.</w:t>
+        <w:t xml:space="preserve">On TON_IoT, distillation gives the most compact models in this paper: the 1/8-width distilled student keeps F1 99.16 at 11.2 KB with plain INT8 PTQ (64× smaller than the FP32 federated model), and distillation makes the student robust to INT8 PTQ (at most 0.11 F1 lost, against up to 2.3 F1 for scratch students). On CIC-IDS2017, distillation does not help. The distilled students inherit the teacher's recall-heavy operating point (Attack Recall 99.5–99.7%, FAR 5.6–6.5%), while scratch students in FP32 and PTQ form trade some recall for precision (Attack Recall 98.9–99.5%, FAR 4.5–5.3%), which raises their F1 at the fixed 0.3 threshold. The highest F1 in Table 8, 91.10 for the 1/8-width scratch student after QAT fine-tuning, is an outlier against the same student's FP32 and PTQ results (88.29, 88.51) and reaches its F1 by missing 3.68% of attacks (3,137 of 85,173, against 291 for the base-recipe model of Table 3). We therefore do not select it, and differences of one or two F1 points in this table should be read as operating-point shifts under a single seed rather than as better detectors.</w:t>
       </w:r>
     </w:p>
     <w:p>
@@ -12014,7 +12014,7 @@
                 <w:sz w:val="20"/>
                 <w:szCs w:val="20"/>
               </w:rPr>
-              <w:t xml:space="preserve">Structured 50% → FT → QAT (deployed recipe)</w:t>
+              <w:t xml:space="preserve">Structured 50% → FT → QAT (base recipe)</w:t>
             </w:r>
           </w:p>
         </w:tc>
@@ -13611,7 +13611,7 @@
           <w:sz w:val="20"/>
           <w:szCs w:val="20"/>
         </w:rPr>
-        <w:t xml:space="preserve">Table 10. Complete compression pipelines from the near-IID federated model, using only client 0's data; mean and range over three fine-tuning draws (test split, threshold 0.3). Flash is the TFLite file that TensorFlow Lite Micro stores; gzip shows what a compressed weight format or an over-the-air update would transfer. Clipping is at ±5 standard deviations. CIC-IDS2017 missed attacks are means over draws (85,173 test attacks). Table 3's single draw of the deployed recipe (F1 85.59) lies below this table's range for the same pipeline.</w:t>
+        <w:t xml:space="preserve">Table 10. Complete compression pipelines from the near-IID federated model, using only client 0's data; mean and range over three fine-tuning draws (test split, threshold 0.3). Flash is the TFLite file that TensorFlow Lite Micro stores; gzip shows what a compressed weight format or an over-the-air update would transfer. Clipping is at ±5 standard deviations. CIC-IDS2017 missed attacks are means over draws (85,173 test attacks). Table 3's single draw of the base recipe (F1 85.59) lies below this table's range for the same pipeline.</w:t>
       </w:r>
     </w:p>
     <w:p>
@@ -13627,7 +13627,7 @@
         <w:spacing w:after="160"/>
       </w:pPr>
       <w:r>
-        <w:t xml:space="preserve">Clipping the inputs at ±5 standard deviations helps every pipeline on TON_IoT. PTQ becomes stable (structured + PTQ: range 97.44–99.21 → 99.34–99.39), and QAT fine-tuning on clipped inputs matches the FP32 model at 55 KB (F1 99.40, range 99.34–99.44, 73 missed attacks against 158 for the deployed recipe). On CIC-IDS2017, clipped calibration also removes the PTQ collapses (structured + PTQ: 79.37–87.27 → 86.86–88.09) and, for the unpruned model, lowers both FAR and missed attacks. After pruning and fine-tuning, however, clipping raises F1 by moving the operating point toward precision: QAT on clipped inputs reaches the highest structured-pruning F1 (90.36) but misses 1,163 attacks on average (one draw 2,747), against 498 for the deployed recipe. Distillation fine-tuning goes the other way: it lowers CIC-IDS2017 F1 to 86.04 but misses the fewest attacks of any 65 KB pipeline (274), because the student inherits the teacher's recall-heavy operating point (Section 5.10). Quantizing before pruning changes nothing beyond the draw-to-draw spread (99.12 vs. 99.08 and 88.64 vs. 88.37).</w:t>
+        <w:t xml:space="preserve">Clipping the inputs at ±5 standard deviations helps every pipeline on TON_IoT. PTQ becomes stable (structured + PTQ: range 97.44–99.21 → 99.34–99.39), and QAT fine-tuning on clipped inputs matches the FP32 model at 55 KB (F1 99.40, range 99.34–99.44, 73 missed attacks against 158 for the base recipe). On CIC-IDS2017, clipped calibration also removes the PTQ collapses (structured + PTQ: 79.37–87.27 → 86.86–88.09) and, for the unpruned model, lowers both FAR and missed attacks. After pruning and fine-tuning, however, clipping raises F1 by moving the operating point toward precision: QAT on clipped inputs reaches the highest structured-pruning F1 (90.36) but misses 1,163 attacks on average (one draw 2,747), against 498 for the base recipe. Distillation fine-tuning goes the other way: it lowers CIC-IDS2017 F1 to 86.04 but misses the fewest attacks of any 65 KB pipeline (274), because the student inherits the teacher's recall-heavy operating point (Section 5.10). Quantizing before pruning changes nothing beyond the draw-to-draw spread (99.12 vs. 99.08 and 88.64 vs. 88.37).</w:t>
       </w:r>
     </w:p>
     <w:p>
@@ -13635,7 +13635,7 @@
         <w:spacing w:after="160"/>
       </w:pPr>
       <w:r>
-        <w:t xml:space="preserve">Three recommendations follow. First, always clip calibration inputs for PTQ; it costs nothing and removes the failures of Section 5.9. Second, for a TensorFlow Lite Micro target, use structured pruning; unstructured sparsity helps only if the runtime or the update channel compresses weights. Third, on CIC-IDS2017 no pipeline dominates: at 65 KB the choice between QAT on clipped inputs (higher F1, more missed attacks), the deployed recipe, and distillation fine-tuning (fewest missed attacks) is a choice of operating point, which should be made with a validation-set threshold rather than by picking a pipeline (Section 5.13). On TON_IoT, structured pruning followed by QAT fine-tuning on clipped inputs is the best 55 KB model we found and loses nothing relative to the federated FP32 model.</w:t>
+        <w:t xml:space="preserve">Three recommendations follow. First, always clip calibration inputs for PTQ; it costs nothing and removes the failures of Section 5.9. Second, for a TensorFlow Lite Micro target, use structured pruning; unstructured sparsity helps only if the runtime or the update channel compresses weights. Third, on CIC-IDS2017 no pipeline dominates: at 65 KB the choice between QAT on clipped inputs (higher F1, more missed attacks), the base recipe, and distillation fine-tuning (fewest missed attacks) is a choice of operating point, which should be made with a validation-set threshold rather than by picking a pipeline (Section 5.13). On TON_IoT, structured pruning followed by QAT fine-tuning on clipped inputs is the best 55 KB model we found and loses nothing relative to the federated FP32 model.</w:t>
       </w:r>
     </w:p>
     <w:p>
@@ -13652,7 +13652,7 @@
         <w:spacing w:after="160"/>
       </w:pPr>
       <w:r>
-        <w:t xml:space="preserve">For intrusion detection a missed attack usually costs more than a false alarm. The FP32 federated model misses 52 of 85,173 CIC-IDS2017 test attacks at the 0.3 threshold, whereas the 65 KB deployed model misses 463 on average over three fine-tuning draws (Table 10 setting). We therefore ask how close the 65 KB model can get to the FP32 model's missed-attack count without pooled data. Two levers are combined: fine-tuning targets that preserve the teacher's recall (distillation from the federated model with α = 0.5 or α = 0, or a 4× loss weight on attacks), and a decision threshold chosen on client 0's own held-out data (20,000 samples disjoint from every fine-tuning draw) as the largest threshold that reaches a target Attack Recall there. The test split is never used for selection.</w:t>
+        <w:t xml:space="preserve">For intrusion detection a missed attack usually costs more than a false alarm. The FP32 federated model misses 52 of 85,173 CIC-IDS2017 test attacks at the 0.3 threshold, whereas the 65 KB base-recipe model misses 463 on average over three fine-tuning draws (Table 10 setting). We therefore ask how close the 65 KB model can get to the FP32 model's missed-attack count without pooled data. Two levers are combined: fine-tuning targets that preserve the teacher's recall (distillation from the federated model with α = 0.5 or α = 0, or a 4× loss weight on attacks), and a decision threshold chosen on client 0's own held-out data (20,000 samples disjoint from every fine-tuning draw) as the largest threshold that reaches a target Attack Recall there. The test split is never used for selection.</w:t>
       </w:r>
     </w:p>
     <w:tbl>
@@ -14231,7 +14231,7 @@
                 <w:sz w:val="20"/>
                 <w:szCs w:val="20"/>
               </w:rPr>
-              <w:t xml:space="preserve">65 KB, deployed recipe</w:t>
+              <w:t xml:space="preserve">65 KB, base recipe</w:t>
             </w:r>
           </w:p>
         </w:tc>
@@ -14401,7 +14401,7 @@
                 <w:sz w:val="20"/>
                 <w:szCs w:val="20"/>
               </w:rPr>
-              <w:t xml:space="preserve">65 KB, deployed recipe</w:t>
+              <w:t xml:space="preserve">65 KB, base recipe</w:t>
             </w:r>
           </w:p>
         </w:tc>
@@ -16780,7 +16780,7 @@
         <w:spacing w:after="160"/>
       </w:pPr>
       <w:r>
-        <w:t xml:space="preserve">Lowering the threshold of the deployed model alone does reach the FP32 model's missed-attack count (44), but only at a 23.4% FAR. The hard-label QAT model pushes most attack and benign scores into the lowest output levels, and the selected thresholds (0.004–0.012) are one to three steps of the INT8 output's 1/256 resolution, so the threshold cannot be tuned finely. Distillation keeps the student's scores in the middle of the range, where the INT8 output has resolution (selected thresholds 0.15–0.26), and clipping the inputs during fine-tuning (Section 5.12) separates the classes further. Together they let the 65 KB model miss 44 attacks, fewer than the FP32 model at 0.3, at a 10.4% FAR, or 24 attacks at a 14.3% FAR. A 4× attack weight, pure teacher targets (α = 0; 66 missed at 18.5% FAR), and five times more fine-tuning data (50,000 samples; 40 missed at 17.9% FAR) do not do better. Measured at equal recall, compression still costs FAR: on the test sweep the FP32 model misses 22 attacks at an 11.0% FAR, against 24 at 14.3% for the best 65 KB model.</w:t>
+        <w:t xml:space="preserve">Lowering the threshold of the base-recipe model alone does reach the FP32 model's missed-attack count (44), but only at a 23.4% FAR. The hard-label QAT model pushes most attack and benign scores into the lowest output levels, and the selected thresholds (0.004–0.012) are one to three steps of the INT8 output's 1/256 resolution, so the threshold cannot be tuned finely. Distillation keeps the student's scores in the middle of the range, where the INT8 output has resolution (selected thresholds 0.15–0.26), and clipping the inputs during fine-tuning (Section 5.12) separates the classes further. Together they let the 65 KB model miss 44 attacks, fewer than the FP32 model at 0.3, at a 10.4% FAR, or 24 attacks at a 14.3% FAR. A 4× attack weight, pure teacher targets (α = 0; 66 missed at 18.5% FAR), and five times more fine-tuning data (50,000 samples; 40 missed at 17.9% FAR) do not do better. Measured at equal recall, compression still costs FAR: on the test sweep the FP32 model misses 22 attacks at an 11.0% FAR, against 24 at 14.3% for the best 65 KB model.</w:t>
       </w:r>
     </w:p>
     <w:p>
@@ -18766,7 +18766,7 @@
         <w:spacing w:after="160"/>
       </w:pPr>
       <w:r>
-        <w:t xml:space="preserve">The same recipe also works on TON_IoT (Table 13), where the role of distillation is even clearer. The FP32 federated model and the deployed hard-label 55 KB model are so confident that a few client-validation attacks score near zero; reaching a 99.9% recall target on client data then pushes the threshold to almost zero, and FAR to 36–97%. Clipped inputs alone help up to a 99.9% target (21 missed at 7.0%) but collapse to a zero threshold at 99.99%. Distilled students keep their scores in the middle of the range, and their thresholds (0.16–0.22) carry over to the test split: the 55 KB distilled model with clipped inputs misses 19 of 16,214 attacks at a 5.9% FAR, the same trade-off as the FP32 model at threshold 0.2 on the test sweep (21 missed at 5.85%), and 7–10 attacks at an 11–13% FAR. Federated fine-tuning and lighter pruning bring no further gain on TON_IoT, where the 55 KB model already matches the FP32 curve. Here the selected thresholds slightly undershoot the recall targets on the test split (99.88% for a 99.9% target, 99.94–99.96% for 99.99%), because client 0's 8,000-sample validation set holds only about 4,000 attacks.</w:t>
+        <w:t xml:space="preserve">The same recipe also works on TON_IoT (Table 13), where the role of distillation is even clearer. The FP32 federated model and the base-recipe hard-label 55 KB model are so confident that a few client-validation attacks score near zero; reaching a 99.9% recall target on client data then pushes the threshold to almost zero, and FAR to 36–97%. Clipped inputs alone help up to a 99.9% target (21 missed at 7.0%) but collapse to a zero threshold at 99.99%. Distilled students keep their scores in the middle of the range, and their thresholds (0.16–0.22) carry over to the test split: the 55 KB distilled model with clipped inputs misses 19 of 16,214 attacks at a 5.9% FAR, the same trade-off as the FP32 model at threshold 0.2 on the test sweep (21 missed at 5.85%), and 7–10 attacks at an 11–13% FAR. Federated fine-tuning and lighter pruning bring no further gain on TON_IoT, where the 55 KB model already matches the FP32 curve. Here the selected thresholds slightly undershoot the recall targets on the test split (99.88% for a 99.9% target, 99.94–99.96% for 99.99%), because client 0's 8,000-sample validation set holds only about 4,000 attacks.</w:t>
       </w:r>
     </w:p>
     <w:tbl>
@@ -19345,7 +19345,7 @@
                 <w:sz w:val="20"/>
                 <w:szCs w:val="20"/>
               </w:rPr>
-              <w:t xml:space="preserve">55 KB, deployed recipe</w:t>
+              <w:t xml:space="preserve">55 KB, base recipe</w:t>
             </w:r>
           </w:p>
         </w:tc>
@@ -19515,7 +19515,7 @@
                 <w:sz w:val="20"/>
                 <w:szCs w:val="20"/>
               </w:rPr>
-              <w:t xml:space="preserve">55 KB, deployed recipe</w:t>
+              <w:t xml:space="preserve">55 KB, base recipe</w:t>
             </w:r>
           </w:p>
         </w:tc>
@@ -20704,7 +20704,7 @@
         <w:spacing w:after="160"/>
       </w:pPr>
       <w:r>
-        <w:t xml:space="preserve">For a recall-priority deployment we therefore recommend one recipe for both datasets: distillation from the federated model, QAT fine-tuning on clipped inputs, and a threshold chosen on client-held data for the required recall. Federated fine-tuning across clients helps on CIC-IDS2017 and is neutral on TON_IoT. On a 65 KB budget for CIC-IDS2017 the price is about one benign flow in nine raising an alert; where 112 KB of flash is available, 30% pruning lowers that to about one in ten at the same recall and keeps the rare Heartbleed attacks. On TON_IoT the 55 KB model reaches the FP32 model's trade-off at about one false alarm in seventeen benign records.</w:t>
+        <w:t xml:space="preserve">For a recall-priority deployment we therefore recommend one recipe for both datasets: distillation from the federated model, QAT fine-tuning on clipped inputs, and a threshold chosen on client-held data for the required recall. Federated fine-tuning across clients helps on CIC-IDS2017 and is neutral on TON_IoT. On a 65 KB budget for CIC-IDS2017 the price is about one benign flow in nine raising an alert; where 112 KB of flash is available, 30% pruning lowers that to about one in ten at the same recall and keeps the rare Heartbleed attacks. On TON_IoT the 55 KB model reaches the FP32 model's trade-off at about one false alarm in seventeen benign records. These two models (the first fine-tuning draw of each) are the ones we deploy (Section 5.8) and benchmark on the ESP32 (Section 6.1).</w:t>
       </w:r>
     </w:p>
     <w:p>
@@ -20730,7 +20730,7 @@
         <w:spacing w:after="160"/>
       </w:pPr>
       <w:r>
-        <w:t xml:space="preserve">IoT deployments vary in MCU architecture, memory, and clock, and interpreter latency on a workstation does not establish on-device latency. We provide ESP32 firmware that embeds an FP32 model and an INT8 deployment model of the architecture used here. It checks on-device outputs against the host TFLite interpreter on fixed inputs and times 100 inferences per model. A host build against the same TensorFlow Lite Micro library reproduces the interpreter outputs exactly (FP32) and within one quantization step (INT8). Tensor-arena use is 2–4 KB, well within ESP32 SRAM. </w:t>
+        <w:t xml:space="preserve">IoT deployments vary in MCU architecture, memory, and clock, and interpreter latency on a workstation does not establish on-device latency. We provide ESP32 firmware that embeds both deployment models (CIC-IDS2017, 112 KB INT8; TON_IoT, 55 KB INT8) and the FP32 federated models they were compressed from (803 KB and 720 KB). It checks on-device outputs against the host TFLite interpreter on fixed inputs, including decision agreement at each model's deployment threshold, and times 100 inferences per model. A host build against the same TensorFlow Lite Micro library reproduces the interpreter outputs exactly (FP32) and within three INT8 output steps (at most 0.012, INT8), with all decisions in agreement. Tensor-arena use is 2.2–4.6 KB, well within ESP32 SRAM. </w:t>
       </w:r>
       <w:r>
         <w:rPr>
@@ -20738,7 +20738,7 @@
           <w:bCs/>
           <w:color w:val="C00000"/>
         </w:rPr>
-        <w:t xml:space="preserve">[PENDING: ESP32 latency, arena use and parity for the final deployment models (Appendix B)]</w:t>
+        <w:t xml:space="preserve">[PENDING: ESP32 latency, arena use and parity measured on hardware (Appendix B)]</w:t>
       </w:r>
     </w:p>
     <w:p>
@@ -21398,7 +21398,7 @@
         <w:t xml:space="preserve">1. </w:t>
       </w:r>
       <w:r>
-        <w:t xml:space="preserve">Models: the firmware embeds an FP32 model and an INT8 deployment model (models/*.tflite), converted to 16-byte-aligned C arrays at build time (esp32_tflite_project/gen_model_data.py). scripts/prepare_esp32_benchmark.py swaps in any model pair and regenerates the parity vectors.</w:t>
+        <w:t xml:space="preserve">Models: the firmware embeds the two deployment models and their FP32 federated models (models/*.tflite, 1.7 MB in total), converted to 16-byte-aligned C arrays at build time (esp32_tflite_project/gen_model_data.py). scripts/prepare_esp32_benchmark.py stages the models, records each model's deployment threshold, and regenerates the parity vectors.</w:t>
       </w:r>
     </w:p>
     <w:p>
@@ -21413,7 +21413,7 @@
         <w:t xml:space="preserve">2. </w:t>
       </w:r>
       <w:r>
-        <w:t xml:space="preserve">Build and flash (PlatformIO, TensorFlowLite_ESP32 1.0.0, huge_app partition table so the FP32 model fits): pio run -e &lt;esp32dev | esp32-s3-devkitc-1 | esp32-c3-devkitm-1&gt; -t upload.</w:t>
+        <w:t xml:space="preserve">Build and flash (PlatformIO, TensorFlowLite_ESP32 1.0.0, huge_app partition table so the FP32 models fit): pio run -e &lt;esp32dev | esp32-s3-devkitc-1 | esp32-c3-devkitm-1&gt; -t upload.</w:t>
       </w:r>
     </w:p>
     <w:p>
@@ -21428,7 +21428,7 @@
         <w:t xml:space="preserve">3. </w:t>
       </w:r>
       <w:r>
-        <w:t xml:space="preserve">Parity check: for 8 fixed standardized input vectors, the firmware compares each model's on-device output with the host TFLite output (include/test_vectors.h) and reports the maximum absolute difference and decision agreement. A host build against the same TensorFlow Lite Micro library matched exactly (FP32) and within one quantization step (INT8, 1/256).</w:t>
+        <w:t xml:space="preserve">Parity check: for 8 fixed standardized input vectors per dataset (78 features for CIC-IDS2017, 37 for TON_IoT), the firmware compares each model's on-device output with the host TFLite output (include/test_vectors.h) and reports the maximum absolute difference and decision agreement at the model's deployment threshold. A host build against the same TensorFlow Lite Micro library matched exactly (FP32) and within three quantization steps (INT8, 3/256), with 8/8 decisions in agreement for every model.</w:t>
       </w:r>
     </w:p>
     <w:p>
@@ -21443,7 +21443,7 @@
         <w:t xml:space="preserve">4. </w:t>
       </w:r>
       <w:r>
-        <w:t xml:space="preserve">Timing: after 5 warm-up inferences, 100 timed Invoke() calls per model are measured with micros(). The firmware reports chip model, core count, CPU clock and ESP-IDF version. Tensor-arena use is 2–4 KB (16 KB allocated).</w:t>
+        <w:t xml:space="preserve">Timing: after 5 warm-up inferences, 100 timed Invoke() calls per model are measured with micros(). The firmware reports chip model, core count, CPU clock and ESP-IDF version. Tensor-arena use is 2.2–4.6 KB (16 KB allocated).</w:t>
       </w:r>
     </w:p>
     <w:p>
@@ -21471,7 +21471,7 @@
           <w:bCs/>
           <w:color w:val="C00000"/>
         </w:rPr>
-        <w:t xml:space="preserve">[PENDING: swap in the final deployment models (Table 3) and run on hardware]</w:t>
+        <w:t xml:space="preserve">[PENDING: run on hardware and report latency]</w:t>
       </w:r>
     </w:p>
     <w:sectPr>

--- a/paper/TinyML_Federated_IDS_Revised.docx
+++ b/paper/TinyML_Federated_IDS_Revised.docx
@@ -276,7 +276,7 @@
         <w:spacing w:after="200"/>
       </w:pPr>
       <w:r>
-        <w:t xml:space="preserve">Federated Learning (FL) combined with TinyML is an attractive basis for privacy-preserving intrusion detection on microcontroller-class IoT devices, but the claim that a federated model can be compressed for such devices without losing detection quality is rarely tested end to end. We train a multilayer-perceptron intrusion detector with Flower (FedAvgM, cosine learning-rate decay, focal loss) on CIC-IDS2017 and TON_IoT, and compress it for TensorFlow Lite Micro using only data a federated deployment would actually hold. Three results stand out. First, federated training comes close to centralized training on the same recipe (F1 85.70 vs. 87.35 on CIC-IDS2017; 99.40 vs. 99.48 on TON_IoT), and a strongly non-IID Dirichlet(0.3) partition costs at most about one F1 point. Second, structured pruning followed by fine-tuning and QAT fine-tuning on a single participating client's local data yields a 65 KB INT8 model (12.3× smaller than FP32) with no loss relative to the federated model (F1 85.59, Attack Recall 99.66% on CIC-IDS2017; F1 98.74 on TON_IoT). How well this works depends on how closely that client's class mix matches the global one. When missed attacks must be minimized, distillation from the federated model and a threshold chosen on the client's own held-out data together with fine-tuning on all clients' local data, let the 65 KB model miss 27 of 85,173 attacks, about half as many as the FP32 model at its default threshold (52), at an 11.3% false-alarm rate; on TON_IoT the same recipe misses 19 of 16,214 attacks at 5.9%. For on-device deployment we use a 112 KB CIC-IDS2017 variant (23 of 85,173 missed at 9.7%, mean over fine-tuning draws) and the 55 KB TON_IoT model. Third, training-time quantization-aware training inside FL collapses on CIC-IDS2017 (34.7% accuracy): heavy-tailed standardized features drive the learned INT8 input range to [−1231, 405]. The same method works on TON_IoT, and full-integer post-training quantization of the float model avoids that collapse but is unstable across calibration draws (F1 between 12 and 99 for the same TON_IoT model) until the calibration inputs are clipped, after which it is stable (F1 99.32–99.35). A local-only baseline shows where federation pays off: clients with few local attacks detect 45–93% of attacks alone and 98–99.8% with the federated model. We also document four silent failure modes in a common TensorFlow, tfmot, and Flower toolchain that had invalidated the compressed-model results of our own earlier report, together with the checks that catch them.</w:t>
+        <w:t xml:space="preserve">Federated Learning (FL) combined with TinyML is an attractive basis for privacy-preserving intrusion detection on microcontroller-class IoT devices, but the claim that a federated model can be compressed for such devices without losing detection quality is rarely tested end to end. We train a multilayer-perceptron intrusion detector with Flower (FedAvgM, cosine learning-rate decay, focal loss) on CIC-IDS2017 and TON_IoT, and compress it for TensorFlow Lite Micro using only data a federated deployment would actually hold. Three results stand out. First, federated training comes close to centralized training on the same recipe (F1 85.70 vs. 87.35 on CIC-IDS2017; 99.40 vs. 99.48 on TON_IoT), and a strongly non-IID Dirichlet(0.3) partition costs at most about one F1 point. Second, structured pruning followed by fine-tuning and QAT fine-tuning on a single participating client's local data yields a 65 KB INT8 model (12.3× smaller than FP32) with no loss relative to the federated model (F1 85.59, Attack Recall 99.66% on CIC-IDS2017; F1 98.74 on TON_IoT). How well this works depends on how closely that client's class mix matches the global one. When missed attacks must be minimized, distillation from the federated model and a threshold chosen on the client's own held-out data together with fine-tuning on all clients' local data, let the 65 KB model miss 27 of 85,173 attacks, about half as many as the FP32 model at its default threshold (52), at an 11.3% false-alarm rate; on TON_IoT the same recipe misses 19 of 16,215 attacks at 5.9%. For on-device deployment we use a 112 KB CIC-IDS2017 variant (23 of 85,173 missed at 9.7%, mean over fine-tuning draws) and the 55 KB TON_IoT model. Third, training-time quantization-aware training inside FL collapses on CIC-IDS2017 (34.7% accuracy): heavy-tailed standardized features drive the learned INT8 input range to [−1231, 405]. The same method works on TON_IoT, and full-integer post-training quantization of the float model avoids that collapse but is unstable across calibration draws (F1 between 12 and 99 for the same TON_IoT model) until the calibration inputs are clipped, after which it is stable (F1 99.32–99.35). A local-only baseline shows where federation pays off: clients with few local attacks detect 45–93% of attacks alone and 98–99.8% with the federated model. We also document four silent failure modes in a common TensorFlow, tfmot, and Flower toolchain that had invalidated the compressed-model results of our own earlier report, together with the checks that catch them.</w:t>
       </w:r>
     </w:p>
     <w:p>
@@ -1424,7 +1424,7 @@
                 <w:sz w:val="20"/>
                 <w:szCs w:val="20"/>
               </w:rPr>
-              <w:t xml:space="preserve">59 / 16,214 (0.36%)</w:t>
+              <w:t xml:space="preserve">59 / 16,215 (0.36%)</w:t>
             </w:r>
           </w:p>
         </w:tc>
@@ -1594,7 +1594,7 @@
                 <w:sz w:val="20"/>
                 <w:szCs w:val="20"/>
               </w:rPr>
-              <w:t xml:space="preserve">61 / 16,214 (0.38%)</w:t>
+              <w:t xml:space="preserve">61 / 16,215 (0.38%)</w:t>
             </w:r>
           </w:p>
         </w:tc>
@@ -1764,7 +1764,7 @@
                 <w:sz w:val="20"/>
                 <w:szCs w:val="20"/>
               </w:rPr>
-              <w:t xml:space="preserve">44 / 16,214 (0.27%)</w:t>
+              <w:t xml:space="preserve">44 / 16,215 (0.27%)</w:t>
             </w:r>
           </w:p>
         </w:tc>
@@ -2524,7 +2524,7 @@
                 <w:sz w:val="20"/>
                 <w:szCs w:val="20"/>
               </w:rPr>
-              <w:t xml:space="preserve">61 / 16,214 (0.38%)</w:t>
+              <w:t xml:space="preserve">61 / 16,215 (0.38%)</w:t>
             </w:r>
           </w:p>
         </w:tc>
@@ -2694,7 +2694,7 @@
                 <w:sz w:val="20"/>
                 <w:szCs w:val="20"/>
               </w:rPr>
-              <w:t xml:space="preserve">326 / 16,214 (2.01%)</w:t>
+              <w:t xml:space="preserve">326 / 16,215 (2.01%)</w:t>
             </w:r>
           </w:p>
         </w:tc>
@@ -2941,7 +2941,7 @@
                 <w:sz w:val="20"/>
                 <w:szCs w:val="20"/>
               </w:rPr>
-              <w:t xml:space="preserve">TON missed of 16,214</w:t>
+              <w:t xml:space="preserve">TON missed of 16,215</w:t>
             </w:r>
           </w:p>
         </w:tc>
@@ -4648,7 +4648,7 @@
                 <w:sz w:val="20"/>
                 <w:szCs w:val="20"/>
               </w:rPr>
-              <w:t xml:space="preserve">268 / 16,214 (1.65%)</w:t>
+              <w:t xml:space="preserve">268 / 16,215 (1.65%)</w:t>
             </w:r>
           </w:p>
         </w:tc>
@@ -4770,7 +4770,7 @@
                 <w:sz w:val="20"/>
                 <w:szCs w:val="20"/>
               </w:rPr>
-              <w:t xml:space="preserve">264 / 16,214 (1.63%)</w:t>
+              <w:t xml:space="preserve">264 / 16,215 (1.63%)</w:t>
             </w:r>
           </w:p>
         </w:tc>
@@ -6181,7 +6181,7 @@
         <w:spacing w:after="160"/>
       </w:pPr>
       <w:r>
-        <w:t xml:space="preserve">We deploy one model per dataset, chosen in Section 5.13 for recall priority: for CIC-IDS2017 the 112 KB INT8 model (30% pruning, distillation and QAT fine-tuning on clipped inputs, threshold 0.191 chosen on client data), and for TON_IoT the 55 KB INT8 model of the same recipe (50% pruning, threshold 0.215). On the test split the CIC-IDS2017 model misses 27 of 85,173 attacks (0.032%) and flags 10.0% of benign flows, about one in ten; the TON_IoT model misses 19 of 16,214 attacks (0.12%) and flags 6.1% of benign records, about one in sixteen. For comparison, the base recipe of Table 3 at the fixed 0.3 threshold misses 291 of 85,173 CIC-IDS2017 attacks (FAR 6.82%) and 268 of 16,214 TON_IoT attacks (FAR 2.88%). The trade-off is therefore explicit: roughly ten times fewer missed attacks for 1.5–2 times as many false alarms. A deployment with a fixed alert budget would choose the threshold on client data for that budget instead; Section 5.4 shows that the fine-tuning client's class mix shifts the trade-off as well.</w:t>
+        <w:t xml:space="preserve">We deploy one model per dataset, chosen in Section 5.13 for recall priority: for CIC-IDS2017 the 112 KB INT8 model (30% pruning, distillation and QAT fine-tuning on clipped inputs, threshold 0.191 chosen on client data), and for TON_IoT the 55 KB INT8 model of the same recipe (50% pruning, threshold 0.215). On the test split the CIC-IDS2017 model misses 27 of 85,173 attacks (0.032%) and flags 10.0% of benign flows, about one in ten; the TON_IoT model misses 19 of 16,215 attacks (0.12%) and flags 6.1% of benign records, about one in sixteen. For comparison, the base recipe of Table 3 at the fixed 0.3 threshold misses 291 of 85,173 CIC-IDS2017 attacks (FAR 6.82%) and 268 of 16,215 TON_IoT attacks (FAR 2.88%). The trade-off is therefore explicit: roughly ten times fewer missed attacks for 1.5–2 times as many false alarms. A deployment with a fixed alert budget would choose the threshold on client data for that budget instead; Section 5.4 shows that the fine-tuning client's class mix shifts the trade-off as well.</w:t>
       </w:r>
     </w:p>
     <w:p>
@@ -10253,7 +10253,7 @@
                 <w:sz w:val="20"/>
                 <w:szCs w:val="20"/>
               </w:rPr>
-              <w:t xml:space="preserve">34–57 / 16,214 (0.21–0.35%)</w:t>
+              <w:t xml:space="preserve">34–57 / 16,215 (0.21–0.35%)</w:t>
             </w:r>
           </w:p>
         </w:tc>
@@ -10301,7 +10301,7 @@
                 <w:sz w:val="20"/>
                 <w:szCs w:val="20"/>
               </w:rPr>
-              <w:t xml:space="preserve">61 / 16,214 (0.38%)</w:t>
+              <w:t xml:space="preserve">61 / 16,215 (0.38%)</w:t>
             </w:r>
           </w:p>
         </w:tc>
@@ -10399,7 +10399,7 @@
                 <w:sz w:val="20"/>
                 <w:szCs w:val="20"/>
               </w:rPr>
-              <w:t xml:space="preserve">2,897 / 16,214 (17.87%)</w:t>
+              <w:t xml:space="preserve">2,897 / 16,215 (17.87%)</w:t>
             </w:r>
           </w:p>
         </w:tc>
@@ -10447,7 +10447,7 @@
                 <w:sz w:val="20"/>
                 <w:szCs w:val="20"/>
               </w:rPr>
-              <w:t xml:space="preserve">326 / 16,214 (2.01%)</w:t>
+              <w:t xml:space="preserve">326 / 16,215 (2.01%)</w:t>
             </w:r>
           </w:p>
         </w:tc>
@@ -10545,7 +10545,7 @@
                 <w:sz w:val="20"/>
                 <w:szCs w:val="20"/>
               </w:rPr>
-              <w:t xml:space="preserve">13 / 16,214 (0.080%)</w:t>
+              <w:t xml:space="preserve">13 / 16,215 (0.080%)</w:t>
             </w:r>
           </w:p>
         </w:tc>
@@ -10691,7 +10691,7 @@
                 <w:sz w:val="20"/>
                 <w:szCs w:val="20"/>
               </w:rPr>
-              <w:t xml:space="preserve">33 / 16,214 (0.20%)</w:t>
+              <w:t xml:space="preserve">33 / 16,215 (0.20%)</w:t>
             </w:r>
           </w:p>
         </w:tc>
@@ -10837,7 +10837,7 @@
                 <w:sz w:val="20"/>
                 <w:szCs w:val="20"/>
               </w:rPr>
-              <w:t xml:space="preserve">1,099 / 16,214 (6.78%)</w:t>
+              <w:t xml:space="preserve">1,099 / 16,215 (6.78%)</w:t>
             </w:r>
           </w:p>
         </w:tc>
@@ -10902,7 +10902,7 @@
           <w:sz w:val="20"/>
           <w:szCs w:val="20"/>
         </w:rPr>
-        <w:t xml:space="preserve">Table 9. Each client trained alone vs. the federated model of the same partition (float models, test split, threshold 0.3). Test attacks: 85,173 (CIC-IDS2017), 16,214 (TON_IoT). One federated model serves all clients of a partition.</w:t>
+        <w:t xml:space="preserve">Table 9. Each client trained alone vs. the federated model of the same partition (float models, test split, threshold 0.3). Test attacks: 85,173 (CIC-IDS2017), 16,215 (TON_IoT). One federated model serves all clients of a partition.</w:t>
       </w:r>
     </w:p>
     <w:p>
@@ -18766,7 +18766,7 @@
         <w:spacing w:after="160"/>
       </w:pPr>
       <w:r>
-        <w:t xml:space="preserve">The same recipe also works on TON_IoT (Table 13), where the role of distillation is even clearer. The FP32 federated model and the base-recipe hard-label 55 KB model are so confident that a few client-validation attacks score near zero; reaching a 99.9% recall target on client data then pushes the threshold to almost zero, and FAR to 36–97%. Clipped inputs alone help up to a 99.9% target (21 missed at 7.0%) but collapse to a zero threshold at 99.99%. Distilled students keep their scores in the middle of the range, and their thresholds (0.16–0.22) carry over to the test split: the 55 KB distilled model with clipped inputs misses 19 of 16,214 attacks at a 5.9% FAR, the same trade-off as the FP32 model at threshold 0.2 on the test sweep (21 missed at 5.85%), and 7–10 attacks at an 11–13% FAR. Federated fine-tuning and lighter pruning bring no further gain on TON_IoT, where the 55 KB model already matches the FP32 curve. Here the selected thresholds slightly undershoot the recall targets on the test split (99.88% for a 99.9% target, 99.94–99.96% for 99.99%), because client 0's 8,000-sample validation set holds only about 4,000 attacks.</w:t>
+        <w:t xml:space="preserve">The same recipe also works on TON_IoT (Table 13), where the role of distillation is even clearer. The FP32 federated model and the base-recipe hard-label 55 KB model are so confident that a few client-validation attacks score near zero; reaching a 99.9% recall target on client data then pushes the threshold to almost zero, and FAR to 36–97%. Clipped inputs alone help up to a 99.9% target (21 missed at 7.0%) but collapse to a zero threshold at 99.99%. Distilled students keep their scores in the middle of the range, and their thresholds (0.16–0.22) carry over to the test split: the 55 KB distilled model with clipped inputs misses 19 of 16,215 attacks at a 5.9% FAR, the same trade-off as the FP32 model at threshold 0.2 on the test sweep (21 missed at 5.85%), and 7–10 attacks at an 11–13% FAR. Federated fine-tuning and lighter pruning bring no further gain on TON_IoT, where the 55 KB model already matches the FP32 curve. Here the selected thresholds slightly undershoot the recall targets on the test split (99.88% for a 99.9% target, 99.94–99.96% for 99.99%), because client 0's 8,000-sample validation set holds only about 4,000 attacks.</w:t>
       </w:r>
     </w:p>
     <w:tbl>
@@ -19077,7 +19077,7 @@
                 <w:sz w:val="20"/>
                 <w:szCs w:val="20"/>
               </w:rPr>
-              <w:t xml:space="preserve">61 / 16,214</w:t>
+              <w:t xml:space="preserve">61 / 16,215</w:t>
             </w:r>
           </w:p>
         </w:tc>
@@ -19247,7 +19247,7 @@
                 <w:sz w:val="20"/>
                 <w:szCs w:val="20"/>
               </w:rPr>
-              <w:t xml:space="preserve">2 / 16,214</w:t>
+              <w:t xml:space="preserve">2 / 16,215</w:t>
             </w:r>
           </w:p>
         </w:tc>
@@ -19417,7 +19417,7 @@
                 <w:sz w:val="20"/>
                 <w:szCs w:val="20"/>
               </w:rPr>
-              <w:t xml:space="preserve">182 / 16,214</w:t>
+              <w:t xml:space="preserve">182 / 16,215</w:t>
             </w:r>
           </w:p>
         </w:tc>
@@ -19587,7 +19587,7 @@
                 <w:sz w:val="20"/>
                 <w:szCs w:val="20"/>
               </w:rPr>
-              <w:t xml:space="preserve">16 / 16,214</w:t>
+              <w:t xml:space="preserve">16 / 16,215</w:t>
             </w:r>
           </w:p>
         </w:tc>
@@ -19757,7 +19757,7 @@
                 <w:sz w:val="20"/>
                 <w:szCs w:val="20"/>
               </w:rPr>
-              <w:t xml:space="preserve">80 / 16,214</w:t>
+              <w:t xml:space="preserve">80 / 16,215</w:t>
             </w:r>
           </w:p>
         </w:tc>
@@ -19927,7 +19927,7 @@
                 <w:sz w:val="20"/>
                 <w:szCs w:val="20"/>
               </w:rPr>
-              <w:t xml:space="preserve">21 / 16,214</w:t>
+              <w:t xml:space="preserve">21 / 16,215</w:t>
             </w:r>
           </w:p>
         </w:tc>
@@ -20097,7 +20097,7 @@
                 <w:sz w:val="20"/>
                 <w:szCs w:val="20"/>
               </w:rPr>
-              <w:t xml:space="preserve">19 / 16,214</w:t>
+              <w:t xml:space="preserve">19 / 16,215</w:t>
             </w:r>
           </w:p>
         </w:tc>
@@ -20267,7 +20267,7 @@
                 <w:sz w:val="20"/>
                 <w:szCs w:val="20"/>
               </w:rPr>
-              <w:t xml:space="preserve">10 / 16,214</w:t>
+              <w:t xml:space="preserve">10 / 16,215</w:t>
             </w:r>
           </w:p>
         </w:tc>
@@ -20437,7 +20437,7 @@
                 <w:sz w:val="20"/>
                 <w:szCs w:val="20"/>
               </w:rPr>
-              <w:t xml:space="preserve">7 / 16,214</w:t>
+              <w:t xml:space="preserve">7 / 16,215</w:t>
             </w:r>
           </w:p>
         </w:tc>
@@ -20607,7 +20607,7 @@
                 <w:sz w:val="20"/>
                 <w:szCs w:val="20"/>
               </w:rPr>
-              <w:t xml:space="preserve">21 / 16,214</w:t>
+              <w:t xml:space="preserve">21 / 16,215</w:t>
             </w:r>
           </w:p>
         </w:tc>
@@ -20696,7 +20696,7 @@
           <w:sz w:val="20"/>
           <w:szCs w:val="20"/>
         </w:rPr>
-        <w:t xml:space="preserve">Table 13. Recall-priority deployment on TON_IoT (16,214 test attacks), same procedure as Table 11; the client validation set is 8,000 held-out samples of client 0.</w:t>
+        <w:t xml:space="preserve">Table 13. Recall-priority deployment on TON_IoT (16,215 test attacks), same procedure as Table 11; the client validation set is 8,000 held-out samples of client 0.</w:t>
       </w:r>
     </w:p>
     <w:p>

--- a/paper/TinyML_Federated_IDS_Revised.docx
+++ b/paper/TinyML_Federated_IDS_Revised.docx
@@ -276,7 +276,7 @@
         <w:spacing w:after="200"/>
       </w:pPr>
       <w:r>
-        <w:t xml:space="preserve">Federated Learning (FL) combined with TinyML is an attractive basis for privacy-preserving intrusion detection on microcontroller-class IoT devices, but the claim that a federated model can be compressed for such devices without losing detection quality is rarely tested end to end. We train a multilayer-perceptron intrusion detector with Flower (FedAvgM, cosine learning-rate decay, focal loss) on CIC-IDS2017 and TON_IoT, and compress it for TensorFlow Lite Micro using only data a federated deployment would actually hold. Three results stand out. First, federated training comes close to centralized training on the same recipe (F1 85.70 vs. 87.35 on CIC-IDS2017; 99.40 vs. 99.48 on TON_IoT), and a strongly non-IID Dirichlet(0.3) partition costs at most about one F1 point. Second, structured pruning followed by fine-tuning and QAT fine-tuning on a single participating client's local data yields a 65 KB INT8 model (12.3× smaller than FP32) with no loss relative to the federated model (F1 85.59, Attack Recall 99.66% on CIC-IDS2017; F1 98.74 on TON_IoT). How well this works depends on how closely that client's class mix matches the global one. When missed attacks must be minimized, distillation from the federated model and a threshold chosen on the client's own held-out data together with fine-tuning on all clients' local data, let the 65 KB model miss 27 of 85,173 attacks, about half as many as the FP32 model at its default threshold (52), at an 11.3% false-alarm rate; on TON_IoT the same recipe misses 19 of 16,215 attacks at 5.9%. For on-device deployment we use a 112 KB CIC-IDS2017 variant (23 of 85,173 missed at 9.7%, mean over fine-tuning draws) and the 55 KB TON_IoT model. Third, training-time quantization-aware training inside FL collapses on CIC-IDS2017 (34.7% accuracy): heavy-tailed standardized features drive the learned INT8 input range to [−1231, 405]. The same method works on TON_IoT, and full-integer post-training quantization of the float model avoids that collapse but is unstable across calibration draws (F1 between 12 and 99 for the same TON_IoT model) until the calibration inputs are clipped, after which it is stable (F1 99.32–99.35). A local-only baseline shows where federation pays off: clients with few local attacks detect 45–93% of attacks alone and 98–99.8% with the federated model. We also document four silent failure modes in a common TensorFlow, tfmot, and Flower toolchain that had invalidated the compressed-model results of our own earlier report, together with the checks that catch them.</w:t>
+        <w:t xml:space="preserve">Federated Learning (FL) combined with TinyML is an attractive basis for privacy-preserving intrusion detection on microcontroller-class IoT devices, but the claim that a federated model can be compressed for such devices without losing detection quality is rarely tested end to end. We train a multilayer-perceptron intrusion detector with Flower (FedAvgM, cosine learning-rate decay, focal loss) on CIC-IDS2017 and TON_IoT, and compress it for TensorFlow Lite Micro using only data a federated deployment would actually hold. Three results stand out. First, federated training comes close to centralized training on the same recipe (F1 85.70 vs. 87.35 on CIC-IDS2017; 99.40 vs. 99.48 on TON_IoT), and a strongly non-IID Dirichlet(0.3) partition costs at most about one F1 point. Second, structured pruning followed by fine-tuning and QAT fine-tuning on a single participating client's local data yields a 65 KB INT8 model (12.3× smaller than FP32) with no loss relative to the federated model (F1 85.59, Attack Recall 99.66% on CIC-IDS2017; F1 98.74 on TON_IoT). How well this works depends on how closely that client's class mix matches the global one. When missed attacks must be minimized, distillation from the federated model and a threshold chosen on the client's own held-out data together with fine-tuning on all clients' local data, let the 65 KB model miss 27 of 85,173 attacks, about half as many as the FP32 model at its default threshold (52), at an 11.3% false-alarm rate; on TON_IoT, after a validation-selected improvement of the federated model (text-derived features, focal α = 0.5), the 55 KB model misses 12 of 16,215 attacks at 6.6%. For on-device deployment we use a 112 KB CIC-IDS2017 variant (23 of 85,173 missed at 9.7%, mean over fine-tuning draws) and this 55 KB TON_IoT model. Third, training-time quantization-aware training inside FL collapses on CIC-IDS2017 (34.7% accuracy): heavy-tailed standardized features drive the learned INT8 input range to [−1231, 405]. The same method works on TON_IoT, and full-integer post-training quantization of the float model avoids that collapse but is unstable across calibration draws (F1 between 12 and 99 for the same TON_IoT model) until the calibration inputs are clipped, after which it is stable (F1 99.32–99.35). A local-only baseline shows where federation pays off: clients with few local attacks detect 45–93% of attacks alone and 98–99.8% with the federated model. We also document four silent failure modes in a common TensorFlow, tfmot, and Flower toolchain that had invalidated the compressed-model results of our own earlier report, together with the checks that catch them.</w:t>
       </w:r>
     </w:p>
     <w:p>
@@ -445,7 +445,7 @@
         <w:spacing w:after="160"/>
       </w:pPr>
       <w:r>
-        <w:t xml:space="preserve">TON_IoT [15]: the network train/test file (211,043 records). To avoid shortcut features, we drop host identifiers and ephemeral ports (src_ip, dst_ip, src_port; the file has no timestamp column) and keep dst_port, which corresponds to CIC-IDS2017's Destination Port feature. Text columns with at most 50 distinct values (protocol, service, connection state, DNS/SSL/HTTP flags) are label-encoded, and high-cardinality free text (DNS query, URI) is dropped, leaving 37 features. Duplicates are removed (105,176 unique records: 24,106 normal, 81,070 attack) and the same split, scaling, and SMOTE steps are applied (test set: 21,036 records).</w:t>
+        <w:t xml:space="preserve">TON_IoT [15]: the network train/test file (211,043 records). To avoid shortcut features, we drop host identifiers and ephemeral ports (src_ip, dst_ip, src_port; the file has no timestamp column) and keep dst_port, which corresponds to CIC-IDS2017's Destination Port feature. Text columns with at most 50 distinct values (protocol, service, connection state, DNS/SSL/HTTP flags) are label-encoded, and high-cardinality free text (DNS query, URI) is dropped, leaving 37 features. Duplicates are removed (105,176 unique records: 24,106 normal, 81,070 attack) and the same split, scaling, and SMOTE steps are applied (test set: 21,036 records). Section 5.14 additionally evaluates an improved TON_IoT federated model, selected on validation data, that adds six row-local features derived from the DNS query and the URI (length, digit count, and non-alphanumeric count of each field; 43 features) and uses focal α = 0.5; unless stated otherwise, TON_IoT results use the original 37-feature model.</w:t>
       </w:r>
     </w:p>
     <w:p>
@@ -6181,7 +6181,7 @@
         <w:spacing w:after="160"/>
       </w:pPr>
       <w:r>
-        <w:t xml:space="preserve">We deploy one model per dataset, chosen in Section 5.13 for recall priority: for CIC-IDS2017 the 112 KB INT8 model (30% pruning, distillation and QAT fine-tuning on clipped inputs, threshold 0.191 chosen on client data), and for TON_IoT the 55 KB INT8 model of the same recipe (50% pruning, threshold 0.215). On the test split the CIC-IDS2017 model misses 27 of 85,173 attacks (0.032%) and flags 10.0% of benign flows, about one in ten; the TON_IoT model misses 19 of 16,215 attacks (0.12%) and flags 6.1% of benign records, about one in sixteen. For comparison, the base recipe of Table 3 at the fixed 0.3 threshold misses 291 of 85,173 CIC-IDS2017 attacks (FAR 6.82%) and 268 of 16,215 TON_IoT attacks (FAR 2.88%). The trade-off is therefore explicit: roughly ten times fewer missed attacks for 1.5–2 times as many false alarms. A deployment with a fixed alert budget would choose the threshold on client data for that budget instead; Section 5.4 shows that the fine-tuning client's class mix shifts the trade-off as well.</w:t>
+        <w:t xml:space="preserve">We deploy one model per dataset, chosen in Section 5.13 for recall priority: for CIC-IDS2017 the 112 KB INT8 model (30% pruning, distillation and QAT fine-tuning on clipped inputs, threshold 0.191 chosen on client data), and for TON_IoT the 55 KB INT8 model of the same recipe with federated fine-tuning, built from the improved federated model of Section 5.14 (50% pruning, threshold 0.207). On the test split the CIC-IDS2017 model misses 27 of 85,173 attacks (0.032%) and flags 10.0% of benign flows, about one in ten; the TON_IoT model misses 12 of 16,215 attacks (0.074%) and flags 6.5% of benign records, about one in fifteen. For comparison, the base recipe of Table 3 at the fixed 0.3 threshold misses 291 of 85,173 CIC-IDS2017 attacks (FAR 6.82%) and 268 of 16,215 TON_IoT attacks (FAR 2.88%). The trade-off is therefore explicit: roughly ten to twenty times fewer missed attacks for 1.5–2.3 times as many false alarms. A deployment with a fixed alert budget would choose the threshold on client data for that budget instead; Section 5.4 shows that the fine-tuning client's class mix shifts the trade-off as well.</w:t>
       </w:r>
     </w:p>
     <w:p>
@@ -20704,7 +20704,3120 @@
         <w:spacing w:after="160"/>
       </w:pPr>
       <w:r>
-        <w:t xml:space="preserve">For a recall-priority deployment we therefore recommend one recipe for both datasets: distillation from the federated model, QAT fine-tuning on clipped inputs, and a threshold chosen on client-held data for the required recall. Federated fine-tuning across clients helps on CIC-IDS2017 and is neutral on TON_IoT. On a 65 KB budget for CIC-IDS2017 the price is about one benign flow in nine raising an alert; where 112 KB of flash is available, 30% pruning lowers that to about one in ten at the same recall and keeps the rare Heartbleed attacks. On TON_IoT the 55 KB model reaches the FP32 model's trade-off at about one false alarm in seventeen benign records. These two models (the first fine-tuning draw of each) are the ones we deploy (Section 5.8) and benchmark on the ESP32 (Section 6.1).</w:t>
+        <w:t xml:space="preserve">For a recall-priority deployment we therefore recommend one recipe for both datasets: distillation from the federated model, QAT fine-tuning on clipped inputs, and a threshold chosen on client-held data for the required recall. Federated fine-tuning across clients helps on CIC-IDS2017; on TON_IoT it is neutral for the original federated model and helps for the improved one (Section 5.14). On a 65 KB budget for CIC-IDS2017 the price is about one benign flow in nine raising an alert; where 112 KB of flash is available, 30% pruning lowers that to about one in ten at the same recall and keeps the rare Heartbleed attacks. On TON_IoT the 55 KB model reaches the FP32 model's trade-off at about one false alarm in seventeen benign records; Section 5.14 improves the TON_IoT federated model itself, and with it this result. The CIC-IDS2017 112 KB model (first fine-tuning draw) and the TON_IoT model of Section 5.14 are the ones we deploy (Section 5.8) and benchmark on the ESP32 (Section 6.1).</w:t>
+      </w:r>
+    </w:p>
+    <w:p>
+      <w:pPr>
+        <w:pStyle w:val="Heading2"/>
+        <w:spacing w:after="140" w:before="260"/>
+      </w:pPr>
+      <w:r>
+        <w:t xml:space="preserve">5.14 Improving the TON_IoT Federated Model</w:t>
+      </w:r>
+    </w:p>
+    <w:p>
+      <w:pPr>
+        <w:spacing w:after="160"/>
+      </w:pPr>
+      <w:r>
+        <w:t xml:space="preserve">After compression reached the FP32 model's trade-off on TON_IoT (Table 13), the remaining room lay in the federated model itself. Three properties of our TON_IoT setup were inherited from CIC-IDS2017 without being tuned: focal α = 0.35 down-weights the attack class, which on TON_IoT is the majority; SMOTE therefore synthesizes benign rather than attack records; and the DNS query and URI fields are dropped entirely. We trained eight variants of the federated model with 10% of the training split held out and selected among them only on that validation set, by the false-alarm rate at the threshold that reaches 99.9% validation recall (Table 14). The test split was not used for selection.</w:t>
+      </w:r>
+    </w:p>
+    <w:tbl>
+      <w:tblPr>
+        <w:tblW w:type="dxa" w:w="9000"/>
+        <w:tblBorders>
+          <w:top w:val="single" w:color="auto" w:sz="4"/>
+          <w:left w:val="single" w:color="auto" w:sz="4"/>
+          <w:bottom w:val="single" w:color="auto" w:sz="4"/>
+          <w:right w:val="single" w:color="auto" w:sz="4"/>
+          <w:insideH w:val="single" w:color="auto" w:sz="4"/>
+          <w:insideV w:val="single" w:color="auto" w:sz="4"/>
+        </w:tblBorders>
+      </w:tblPr>
+      <w:tblGrid>
+        <w:gridCol w:w="3600"/>
+        <w:gridCol w:w="1500"/>
+        <w:gridCol w:w="1000"/>
+        <w:gridCol w:w="1900"/>
+        <w:gridCol w:w="1000"/>
+      </w:tblGrid>
+      <w:tr>
+        <w:trPr>
+          <w:tblHeader/>
+        </w:trPr>
+        <w:tc>
+          <w:tcPr>
+            <w:tcW w:type="dxa" w:w="3600"/>
+            <w:shd w:fill="D9E2F3" w:val="clear"/>
+            <w:tcMar>
+              <w:top w:type="dxa" w:w="60"/>
+              <w:left w:type="dxa" w:w="100"/>
+              <w:bottom w:type="dxa" w:w="60"/>
+              <w:right w:type="dxa" w:w="100"/>
+            </w:tcMar>
+            <w:vAlign w:val="center"/>
+          </w:tcPr>
+          <w:p>
+            <w:pPr>
+              <w:jc w:val="center"/>
+            </w:pPr>
+            <w:r>
+              <w:rPr>
+                <w:b/>
+                <w:bCs/>
+                <w:sz w:val="20"/>
+                <w:szCs w:val="20"/>
+              </w:rPr>
+              <w:t xml:space="preserve">Variant (TON_IoT, federated, 60 rounds)</w:t>
+            </w:r>
+          </w:p>
+        </w:tc>
+        <w:tc>
+          <w:tcPr>
+            <w:tcW w:type="dxa" w:w="1500"/>
+            <w:shd w:fill="D9E2F3" w:val="clear"/>
+            <w:tcMar>
+              <w:top w:type="dxa" w:w="60"/>
+              <w:left w:type="dxa" w:w="100"/>
+              <w:bottom w:type="dxa" w:w="60"/>
+              <w:right w:type="dxa" w:w="100"/>
+            </w:tcMar>
+            <w:vAlign w:val="center"/>
+          </w:tcPr>
+          <w:p>
+            <w:pPr>
+              <w:jc w:val="center"/>
+            </w:pPr>
+            <w:r>
+              <w:rPr>
+                <w:b/>
+                <w:bCs/>
+                <w:sz w:val="20"/>
+                <w:szCs w:val="20"/>
+              </w:rPr>
+              <w:t xml:space="preserve">FAR at 99.9% val. recall</w:t>
+            </w:r>
+          </w:p>
+        </w:tc>
+        <w:tc>
+          <w:tcPr>
+            <w:tcW w:type="dxa" w:w="1000"/>
+            <w:shd w:fill="D9E2F3" w:val="clear"/>
+            <w:tcMar>
+              <w:top w:type="dxa" w:w="60"/>
+              <w:left w:type="dxa" w:w="100"/>
+              <w:bottom w:type="dxa" w:w="60"/>
+              <w:right w:type="dxa" w:w="100"/>
+            </w:tcMar>
+            <w:vAlign w:val="center"/>
+          </w:tcPr>
+          <w:p>
+            <w:pPr>
+              <w:jc w:val="center"/>
+            </w:pPr>
+            <w:r>
+              <w:rPr>
+                <w:b/>
+                <w:bCs/>
+                <w:sz w:val="20"/>
+                <w:szCs w:val="20"/>
+              </w:rPr>
+              <w:t xml:space="preserve">F1 at 0.3</w:t>
+            </w:r>
+          </w:p>
+        </w:tc>
+        <w:tc>
+          <w:tcPr>
+            <w:tcW w:type="dxa" w:w="1900"/>
+            <w:shd w:fill="D9E2F3" w:val="clear"/>
+            <w:tcMar>
+              <w:top w:type="dxa" w:w="60"/>
+              <w:left w:type="dxa" w:w="100"/>
+              <w:bottom w:type="dxa" w:w="60"/>
+              <w:right w:type="dxa" w:w="100"/>
+            </w:tcMar>
+            <w:vAlign w:val="center"/>
+          </w:tcPr>
+          <w:p>
+            <w:pPr>
+              <w:jc w:val="center"/>
+            </w:pPr>
+            <w:r>
+              <w:rPr>
+                <w:b/>
+                <w:bCs/>
+                <w:sz w:val="20"/>
+                <w:szCs w:val="20"/>
+              </w:rPr>
+              <w:t xml:space="preserve">Missed val. attacks at 0.3 (of 6,485)</w:t>
+            </w:r>
+          </w:p>
+        </w:tc>
+        <w:tc>
+          <w:tcPr>
+            <w:tcW w:type="dxa" w:w="1000"/>
+            <w:shd w:fill="D9E2F3" w:val="clear"/>
+            <w:tcMar>
+              <w:top w:type="dxa" w:w="60"/>
+              <w:left w:type="dxa" w:w="100"/>
+              <w:bottom w:type="dxa" w:w="60"/>
+              <w:right w:type="dxa" w:w="100"/>
+            </w:tcMar>
+            <w:vAlign w:val="center"/>
+          </w:tcPr>
+          <w:p>
+            <w:pPr>
+              <w:jc w:val="center"/>
+            </w:pPr>
+            <w:r>
+              <w:rPr>
+                <w:b/>
+                <w:bCs/>
+                <w:sz w:val="20"/>
+                <w:szCs w:val="20"/>
+              </w:rPr>
+              <w:t xml:space="preserve">PR-AUC</w:t>
+            </w:r>
+          </w:p>
+        </w:tc>
+      </w:tr>
+      <w:tr>
+        <w:tc>
+          <w:tcPr>
+            <w:tcW w:type="dxa" w:w="3600"/>
+            <w:tcMar>
+              <w:top w:type="dxa" w:w="60"/>
+              <w:left w:type="dxa" w:w="100"/>
+              <w:bottom w:type="dxa" w:w="60"/>
+              <w:right w:type="dxa" w:w="100"/>
+            </w:tcMar>
+            <w:vAlign w:val="center"/>
+          </w:tcPr>
+          <w:p>
+            <w:pPr>
+              <w:jc w:val="left"/>
+            </w:pPr>
+            <w:r>
+              <w:rPr>
+                <w:sz w:val="20"/>
+                <w:szCs w:val="20"/>
+              </w:rPr>
+              <w:t xml:space="preserve">Original model (37 features, α = 0.35, SMOTE)</w:t>
+            </w:r>
+          </w:p>
+        </w:tc>
+        <w:tc>
+          <w:tcPr>
+            <w:tcW w:type="dxa" w:w="1500"/>
+            <w:tcMar>
+              <w:top w:type="dxa" w:w="60"/>
+              <w:left w:type="dxa" w:w="100"/>
+              <w:bottom w:type="dxa" w:w="60"/>
+              <w:right w:type="dxa" w:w="100"/>
+            </w:tcMar>
+            <w:vAlign w:val="center"/>
+          </w:tcPr>
+          <w:p>
+            <w:pPr>
+              <w:jc w:val="center"/>
+            </w:pPr>
+            <w:r>
+              <w:rPr>
+                <w:sz w:val="20"/>
+                <w:szCs w:val="20"/>
+              </w:rPr>
+              <w:t xml:space="preserve">6.84%</w:t>
+            </w:r>
+          </w:p>
+        </w:tc>
+        <w:tc>
+          <w:tcPr>
+            <w:tcW w:type="dxa" w:w="1000"/>
+            <w:tcMar>
+              <w:top w:type="dxa" w:w="60"/>
+              <w:left w:type="dxa" w:w="100"/>
+              <w:bottom w:type="dxa" w:w="60"/>
+              <w:right w:type="dxa" w:w="100"/>
+            </w:tcMar>
+            <w:vAlign w:val="center"/>
+          </w:tcPr>
+          <w:p>
+            <w:pPr>
+              <w:jc w:val="center"/>
+            </w:pPr>
+            <w:r>
+              <w:rPr>
+                <w:sz w:val="20"/>
+                <w:szCs w:val="20"/>
+              </w:rPr>
+              <w:t xml:space="preserve">99.36</w:t>
+            </w:r>
+          </w:p>
+        </w:tc>
+        <w:tc>
+          <w:tcPr>
+            <w:tcW w:type="dxa" w:w="1900"/>
+            <w:tcMar>
+              <w:top w:type="dxa" w:w="60"/>
+              <w:left w:type="dxa" w:w="100"/>
+              <w:bottom w:type="dxa" w:w="60"/>
+              <w:right w:type="dxa" w:w="100"/>
+            </w:tcMar>
+            <w:vAlign w:val="center"/>
+          </w:tcPr>
+          <w:p>
+            <w:pPr>
+              <w:jc w:val="center"/>
+            </w:pPr>
+            <w:r>
+              <w:rPr>
+                <w:sz w:val="20"/>
+                <w:szCs w:val="20"/>
+              </w:rPr>
+              <w:t xml:space="preserve">18</w:t>
+            </w:r>
+          </w:p>
+        </w:tc>
+        <w:tc>
+          <w:tcPr>
+            <w:tcW w:type="dxa" w:w="1000"/>
+            <w:tcMar>
+              <w:top w:type="dxa" w:w="60"/>
+              <w:left w:type="dxa" w:w="100"/>
+              <w:bottom w:type="dxa" w:w="60"/>
+              <w:right w:type="dxa" w:w="100"/>
+            </w:tcMar>
+            <w:vAlign w:val="center"/>
+          </w:tcPr>
+          <w:p>
+            <w:pPr>
+              <w:jc w:val="center"/>
+            </w:pPr>
+            <w:r>
+              <w:rPr>
+                <w:sz w:val="20"/>
+                <w:szCs w:val="20"/>
+              </w:rPr>
+              <w:t xml:space="preserve">0.99932</w:t>
+            </w:r>
+          </w:p>
+        </w:tc>
+      </w:tr>
+      <w:tr>
+        <w:tc>
+          <w:tcPr>
+            <w:tcW w:type="dxa" w:w="3600"/>
+            <w:tcMar>
+              <w:top w:type="dxa" w:w="60"/>
+              <w:left w:type="dxa" w:w="100"/>
+              <w:bottom w:type="dxa" w:w="60"/>
+              <w:right w:type="dxa" w:w="100"/>
+            </w:tcMar>
+            <w:vAlign w:val="center"/>
+          </w:tcPr>
+          <w:p>
+            <w:pPr>
+              <w:jc w:val="left"/>
+            </w:pPr>
+            <w:r>
+              <w:rPr>
+                <w:sz w:val="20"/>
+                <w:szCs w:val="20"/>
+              </w:rPr>
+              <w:t xml:space="preserve">Focal α = 0.5</w:t>
+            </w:r>
+          </w:p>
+        </w:tc>
+        <w:tc>
+          <w:tcPr>
+            <w:tcW w:type="dxa" w:w="1500"/>
+            <w:tcMar>
+              <w:top w:type="dxa" w:w="60"/>
+              <w:left w:type="dxa" w:w="100"/>
+              <w:bottom w:type="dxa" w:w="60"/>
+              <w:right w:type="dxa" w:w="100"/>
+            </w:tcMar>
+            <w:vAlign w:val="center"/>
+          </w:tcPr>
+          <w:p>
+            <w:pPr>
+              <w:jc w:val="center"/>
+            </w:pPr>
+            <w:r>
+              <w:rPr>
+                <w:sz w:val="20"/>
+                <w:szCs w:val="20"/>
+              </w:rPr>
+              <w:t xml:space="preserve">3.78%</w:t>
+            </w:r>
+          </w:p>
+        </w:tc>
+        <w:tc>
+          <w:tcPr>
+            <w:tcW w:type="dxa" w:w="1000"/>
+            <w:tcMar>
+              <w:top w:type="dxa" w:w="60"/>
+              <w:left w:type="dxa" w:w="100"/>
+              <w:bottom w:type="dxa" w:w="60"/>
+              <w:right w:type="dxa" w:w="100"/>
+            </w:tcMar>
+            <w:vAlign w:val="center"/>
+          </w:tcPr>
+          <w:p>
+            <w:pPr>
+              <w:jc w:val="center"/>
+            </w:pPr>
+            <w:r>
+              <w:rPr>
+                <w:sz w:val="20"/>
+                <w:szCs w:val="20"/>
+              </w:rPr>
+              <w:t xml:space="preserve">99.35</w:t>
+            </w:r>
+          </w:p>
+        </w:tc>
+        <w:tc>
+          <w:tcPr>
+            <w:tcW w:type="dxa" w:w="1900"/>
+            <w:tcMar>
+              <w:top w:type="dxa" w:w="60"/>
+              <w:left w:type="dxa" w:w="100"/>
+              <w:bottom w:type="dxa" w:w="60"/>
+              <w:right w:type="dxa" w:w="100"/>
+            </w:tcMar>
+            <w:vAlign w:val="center"/>
+          </w:tcPr>
+          <w:p>
+            <w:pPr>
+              <w:jc w:val="center"/>
+            </w:pPr>
+            <w:r>
+              <w:rPr>
+                <w:sz w:val="20"/>
+                <w:szCs w:val="20"/>
+              </w:rPr>
+              <w:t xml:space="preserve">12</w:t>
+            </w:r>
+          </w:p>
+        </w:tc>
+        <w:tc>
+          <w:tcPr>
+            <w:tcW w:type="dxa" w:w="1000"/>
+            <w:tcMar>
+              <w:top w:type="dxa" w:w="60"/>
+              <w:left w:type="dxa" w:w="100"/>
+              <w:bottom w:type="dxa" w:w="60"/>
+              <w:right w:type="dxa" w:w="100"/>
+            </w:tcMar>
+            <w:vAlign w:val="center"/>
+          </w:tcPr>
+          <w:p>
+            <w:pPr>
+              <w:jc w:val="center"/>
+            </w:pPr>
+            <w:r>
+              <w:rPr>
+                <w:sz w:val="20"/>
+                <w:szCs w:val="20"/>
+              </w:rPr>
+              <w:t xml:space="preserve">0.99941</w:t>
+            </w:r>
+          </w:p>
+        </w:tc>
+      </w:tr>
+      <w:tr>
+        <w:tc>
+          <w:tcPr>
+            <w:tcW w:type="dxa" w:w="3600"/>
+            <w:tcMar>
+              <w:top w:type="dxa" w:w="60"/>
+              <w:left w:type="dxa" w:w="100"/>
+              <w:bottom w:type="dxa" w:w="60"/>
+              <w:right w:type="dxa" w:w="100"/>
+            </w:tcMar>
+            <w:vAlign w:val="center"/>
+          </w:tcPr>
+          <w:p>
+            <w:pPr>
+              <w:jc w:val="left"/>
+            </w:pPr>
+            <w:r>
+              <w:rPr>
+                <w:sz w:val="20"/>
+                <w:szCs w:val="20"/>
+              </w:rPr>
+              <w:t xml:space="preserve">Focal α = 0.65</w:t>
+            </w:r>
+          </w:p>
+        </w:tc>
+        <w:tc>
+          <w:tcPr>
+            <w:tcW w:type="dxa" w:w="1500"/>
+            <w:tcMar>
+              <w:top w:type="dxa" w:w="60"/>
+              <w:left w:type="dxa" w:w="100"/>
+              <w:bottom w:type="dxa" w:w="60"/>
+              <w:right w:type="dxa" w:w="100"/>
+            </w:tcMar>
+            <w:vAlign w:val="center"/>
+          </w:tcPr>
+          <w:p>
+            <w:pPr>
+              <w:jc w:val="center"/>
+            </w:pPr>
+            <w:r>
+              <w:rPr>
+                <w:sz w:val="20"/>
+                <w:szCs w:val="20"/>
+              </w:rPr>
+              <w:t xml:space="preserve">7.72%</w:t>
+            </w:r>
+          </w:p>
+        </w:tc>
+        <w:tc>
+          <w:tcPr>
+            <w:tcW w:type="dxa" w:w="1000"/>
+            <w:tcMar>
+              <w:top w:type="dxa" w:w="60"/>
+              <w:left w:type="dxa" w:w="100"/>
+              <w:bottom w:type="dxa" w:w="60"/>
+              <w:right w:type="dxa" w:w="100"/>
+            </w:tcMar>
+            <w:vAlign w:val="center"/>
+          </w:tcPr>
+          <w:p>
+            <w:pPr>
+              <w:jc w:val="center"/>
+            </w:pPr>
+            <w:r>
+              <w:rPr>
+                <w:sz w:val="20"/>
+                <w:szCs w:val="20"/>
+              </w:rPr>
+              <w:t xml:space="preserve">99.06</w:t>
+            </w:r>
+          </w:p>
+        </w:tc>
+        <w:tc>
+          <w:tcPr>
+            <w:tcW w:type="dxa" w:w="1900"/>
+            <w:tcMar>
+              <w:top w:type="dxa" w:w="60"/>
+              <w:left w:type="dxa" w:w="100"/>
+              <w:bottom w:type="dxa" w:w="60"/>
+              <w:right w:type="dxa" w:w="100"/>
+            </w:tcMar>
+            <w:vAlign w:val="center"/>
+          </w:tcPr>
+          <w:p>
+            <w:pPr>
+              <w:jc w:val="center"/>
+            </w:pPr>
+            <w:r>
+              <w:rPr>
+                <w:sz w:val="20"/>
+                <w:szCs w:val="20"/>
+              </w:rPr>
+              <w:t xml:space="preserve">8</w:t>
+            </w:r>
+          </w:p>
+        </w:tc>
+        <w:tc>
+          <w:tcPr>
+            <w:tcW w:type="dxa" w:w="1000"/>
+            <w:tcMar>
+              <w:top w:type="dxa" w:w="60"/>
+              <w:left w:type="dxa" w:w="100"/>
+              <w:bottom w:type="dxa" w:w="60"/>
+              <w:right w:type="dxa" w:w="100"/>
+            </w:tcMar>
+            <w:vAlign w:val="center"/>
+          </w:tcPr>
+          <w:p>
+            <w:pPr>
+              <w:jc w:val="center"/>
+            </w:pPr>
+            <w:r>
+              <w:rPr>
+                <w:sz w:val="20"/>
+                <w:szCs w:val="20"/>
+              </w:rPr>
+              <w:t xml:space="preserve">0.99927</w:t>
+            </w:r>
+          </w:p>
+        </w:tc>
+      </w:tr>
+      <w:tr>
+        <w:tc>
+          <w:tcPr>
+            <w:tcW w:type="dxa" w:w="3600"/>
+            <w:tcMar>
+              <w:top w:type="dxa" w:w="60"/>
+              <w:left w:type="dxa" w:w="100"/>
+              <w:bottom w:type="dxa" w:w="60"/>
+              <w:right w:type="dxa" w:w="100"/>
+            </w:tcMar>
+            <w:vAlign w:val="center"/>
+          </w:tcPr>
+          <w:p>
+            <w:pPr>
+              <w:jc w:val="left"/>
+            </w:pPr>
+            <w:r>
+              <w:rPr>
+                <w:sz w:val="20"/>
+                <w:szCs w:val="20"/>
+              </w:rPr>
+              <w:t xml:space="preserve">No SMOTE</w:t>
+            </w:r>
+          </w:p>
+        </w:tc>
+        <w:tc>
+          <w:tcPr>
+            <w:tcW w:type="dxa" w:w="1500"/>
+            <w:tcMar>
+              <w:top w:type="dxa" w:w="60"/>
+              <w:left w:type="dxa" w:w="100"/>
+              <w:bottom w:type="dxa" w:w="60"/>
+              <w:right w:type="dxa" w:w="100"/>
+            </w:tcMar>
+            <w:vAlign w:val="center"/>
+          </w:tcPr>
+          <w:p>
+            <w:pPr>
+              <w:jc w:val="center"/>
+            </w:pPr>
+            <w:r>
+              <w:rPr>
+                <w:sz w:val="20"/>
+                <w:szCs w:val="20"/>
+              </w:rPr>
+              <w:t xml:space="preserve">4.30%</w:t>
+            </w:r>
+          </w:p>
+        </w:tc>
+        <w:tc>
+          <w:tcPr>
+            <w:tcW w:type="dxa" w:w="1000"/>
+            <w:tcMar>
+              <w:top w:type="dxa" w:w="60"/>
+              <w:left w:type="dxa" w:w="100"/>
+              <w:bottom w:type="dxa" w:w="60"/>
+              <w:right w:type="dxa" w:w="100"/>
+            </w:tcMar>
+            <w:vAlign w:val="center"/>
+          </w:tcPr>
+          <w:p>
+            <w:pPr>
+              <w:jc w:val="center"/>
+            </w:pPr>
+            <w:r>
+              <w:rPr>
+                <w:sz w:val="20"/>
+                <w:szCs w:val="20"/>
+              </w:rPr>
+              <w:t xml:space="preserve">99.28</w:t>
+            </w:r>
+          </w:p>
+        </w:tc>
+        <w:tc>
+          <w:tcPr>
+            <w:tcW w:type="dxa" w:w="1900"/>
+            <w:tcMar>
+              <w:top w:type="dxa" w:w="60"/>
+              <w:left w:type="dxa" w:w="100"/>
+              <w:bottom w:type="dxa" w:w="60"/>
+              <w:right w:type="dxa" w:w="100"/>
+            </w:tcMar>
+            <w:vAlign w:val="center"/>
+          </w:tcPr>
+          <w:p>
+            <w:pPr>
+              <w:jc w:val="center"/>
+            </w:pPr>
+            <w:r>
+              <w:rPr>
+                <w:sz w:val="20"/>
+                <w:szCs w:val="20"/>
+              </w:rPr>
+              <w:t xml:space="preserve">12</w:t>
+            </w:r>
+          </w:p>
+        </w:tc>
+        <w:tc>
+          <w:tcPr>
+            <w:tcW w:type="dxa" w:w="1000"/>
+            <w:tcMar>
+              <w:top w:type="dxa" w:w="60"/>
+              <w:left w:type="dxa" w:w="100"/>
+              <w:bottom w:type="dxa" w:w="60"/>
+              <w:right w:type="dxa" w:w="100"/>
+            </w:tcMar>
+            <w:vAlign w:val="center"/>
+          </w:tcPr>
+          <w:p>
+            <w:pPr>
+              <w:jc w:val="center"/>
+            </w:pPr>
+            <w:r>
+              <w:rPr>
+                <w:sz w:val="20"/>
+                <w:szCs w:val="20"/>
+              </w:rPr>
+              <w:t xml:space="preserve">0.99957</w:t>
+            </w:r>
+          </w:p>
+        </w:tc>
+      </w:tr>
+      <w:tr>
+        <w:tc>
+          <w:tcPr>
+            <w:tcW w:type="dxa" w:w="3600"/>
+            <w:tcMar>
+              <w:top w:type="dxa" w:w="60"/>
+              <w:left w:type="dxa" w:w="100"/>
+              <w:bottom w:type="dxa" w:w="60"/>
+              <w:right w:type="dxa" w:w="100"/>
+            </w:tcMar>
+            <w:vAlign w:val="center"/>
+          </w:tcPr>
+          <w:p>
+            <w:pPr>
+              <w:jc w:val="left"/>
+            </w:pPr>
+            <w:r>
+              <w:rPr>
+                <w:sz w:val="20"/>
+                <w:szCs w:val="20"/>
+              </w:rPr>
+              <w:t xml:space="preserve">Text-derived features (43 features)</w:t>
+            </w:r>
+          </w:p>
+        </w:tc>
+        <w:tc>
+          <w:tcPr>
+            <w:tcW w:type="dxa" w:w="1500"/>
+            <w:tcMar>
+              <w:top w:type="dxa" w:w="60"/>
+              <w:left w:type="dxa" w:w="100"/>
+              <w:bottom w:type="dxa" w:w="60"/>
+              <w:right w:type="dxa" w:w="100"/>
+            </w:tcMar>
+            <w:vAlign w:val="center"/>
+          </w:tcPr>
+          <w:p>
+            <w:pPr>
+              <w:jc w:val="center"/>
+            </w:pPr>
+            <w:r>
+              <w:rPr>
+                <w:sz w:val="20"/>
+                <w:szCs w:val="20"/>
+              </w:rPr>
+              <w:t xml:space="preserve">3.21%</w:t>
+            </w:r>
+          </w:p>
+        </w:tc>
+        <w:tc>
+          <w:tcPr>
+            <w:tcW w:type="dxa" w:w="1000"/>
+            <w:tcMar>
+              <w:top w:type="dxa" w:w="60"/>
+              <w:left w:type="dxa" w:w="100"/>
+              <w:bottom w:type="dxa" w:w="60"/>
+              <w:right w:type="dxa" w:w="100"/>
+            </w:tcMar>
+            <w:vAlign w:val="center"/>
+          </w:tcPr>
+          <w:p>
+            <w:pPr>
+              <w:jc w:val="center"/>
+            </w:pPr>
+            <w:r>
+              <w:rPr>
+                <w:sz w:val="20"/>
+                <w:szCs w:val="20"/>
+              </w:rPr>
+              <w:t xml:space="preserve">99.45</w:t>
+            </w:r>
+          </w:p>
+        </w:tc>
+        <w:tc>
+          <w:tcPr>
+            <w:tcW w:type="dxa" w:w="1900"/>
+            <w:tcMar>
+              <w:top w:type="dxa" w:w="60"/>
+              <w:left w:type="dxa" w:w="100"/>
+              <w:bottom w:type="dxa" w:w="60"/>
+              <w:right w:type="dxa" w:w="100"/>
+            </w:tcMar>
+            <w:vAlign w:val="center"/>
+          </w:tcPr>
+          <w:p>
+            <w:pPr>
+              <w:jc w:val="center"/>
+            </w:pPr>
+            <w:r>
+              <w:rPr>
+                <w:sz w:val="20"/>
+                <w:szCs w:val="20"/>
+              </w:rPr>
+              <w:t xml:space="preserve">6</w:t>
+            </w:r>
+          </w:p>
+        </w:tc>
+        <w:tc>
+          <w:tcPr>
+            <w:tcW w:type="dxa" w:w="1000"/>
+            <w:tcMar>
+              <w:top w:type="dxa" w:w="60"/>
+              <w:left w:type="dxa" w:w="100"/>
+              <w:bottom w:type="dxa" w:w="60"/>
+              <w:right w:type="dxa" w:w="100"/>
+            </w:tcMar>
+            <w:vAlign w:val="center"/>
+          </w:tcPr>
+          <w:p>
+            <w:pPr>
+              <w:jc w:val="center"/>
+            </w:pPr>
+            <w:r>
+              <w:rPr>
+                <w:sz w:val="20"/>
+                <w:szCs w:val="20"/>
+              </w:rPr>
+              <w:t xml:space="preserve">0.99942</w:t>
+            </w:r>
+          </w:p>
+        </w:tc>
+      </w:tr>
+      <w:tr>
+        <w:tc>
+          <w:tcPr>
+            <w:tcW w:type="dxa" w:w="3600"/>
+            <w:tcMar>
+              <w:top w:type="dxa" w:w="60"/>
+              <w:left w:type="dxa" w:w="100"/>
+              <w:bottom w:type="dxa" w:w="60"/>
+              <w:right w:type="dxa" w:w="100"/>
+            </w:tcMar>
+            <w:vAlign w:val="center"/>
+          </w:tcPr>
+          <w:p>
+            <w:pPr>
+              <w:jc w:val="left"/>
+            </w:pPr>
+            <w:r>
+              <w:rPr>
+                <w:sz w:val="20"/>
+                <w:szCs w:val="20"/>
+              </w:rPr>
+              <w:t xml:space="preserve">100 rounds</w:t>
+            </w:r>
+          </w:p>
+        </w:tc>
+        <w:tc>
+          <w:tcPr>
+            <w:tcW w:type="dxa" w:w="1500"/>
+            <w:tcMar>
+              <w:top w:type="dxa" w:w="60"/>
+              <w:left w:type="dxa" w:w="100"/>
+              <w:bottom w:type="dxa" w:w="60"/>
+              <w:right w:type="dxa" w:w="100"/>
+            </w:tcMar>
+            <w:vAlign w:val="center"/>
+          </w:tcPr>
+          <w:p>
+            <w:pPr>
+              <w:jc w:val="center"/>
+            </w:pPr>
+            <w:r>
+              <w:rPr>
+                <w:sz w:val="20"/>
+                <w:szCs w:val="20"/>
+              </w:rPr>
+              <w:t xml:space="preserve">5.18%</w:t>
+            </w:r>
+          </w:p>
+        </w:tc>
+        <w:tc>
+          <w:tcPr>
+            <w:tcW w:type="dxa" w:w="1000"/>
+            <w:tcMar>
+              <w:top w:type="dxa" w:w="60"/>
+              <w:left w:type="dxa" w:w="100"/>
+              <w:bottom w:type="dxa" w:w="60"/>
+              <w:right w:type="dxa" w:w="100"/>
+            </w:tcMar>
+            <w:vAlign w:val="center"/>
+          </w:tcPr>
+          <w:p>
+            <w:pPr>
+              <w:jc w:val="center"/>
+            </w:pPr>
+            <w:r>
+              <w:rPr>
+                <w:sz w:val="20"/>
+                <w:szCs w:val="20"/>
+              </w:rPr>
+              <w:t xml:space="preserve">99.36</w:t>
+            </w:r>
+          </w:p>
+        </w:tc>
+        <w:tc>
+          <w:tcPr>
+            <w:tcW w:type="dxa" w:w="1900"/>
+            <w:tcMar>
+              <w:top w:type="dxa" w:w="60"/>
+              <w:left w:type="dxa" w:w="100"/>
+              <w:bottom w:type="dxa" w:w="60"/>
+              <w:right w:type="dxa" w:w="100"/>
+            </w:tcMar>
+            <w:vAlign w:val="center"/>
+          </w:tcPr>
+          <w:p>
+            <w:pPr>
+              <w:jc w:val="center"/>
+            </w:pPr>
+            <w:r>
+              <w:rPr>
+                <w:sz w:val="20"/>
+                <w:szCs w:val="20"/>
+              </w:rPr>
+              <w:t xml:space="preserve">14</w:t>
+            </w:r>
+          </w:p>
+        </w:tc>
+        <w:tc>
+          <w:tcPr>
+            <w:tcW w:type="dxa" w:w="1000"/>
+            <w:tcMar>
+              <w:top w:type="dxa" w:w="60"/>
+              <w:left w:type="dxa" w:w="100"/>
+              <w:bottom w:type="dxa" w:w="60"/>
+              <w:right w:type="dxa" w:w="100"/>
+            </w:tcMar>
+            <w:vAlign w:val="center"/>
+          </w:tcPr>
+          <w:p>
+            <w:pPr>
+              <w:jc w:val="center"/>
+            </w:pPr>
+            <w:r>
+              <w:rPr>
+                <w:sz w:val="20"/>
+                <w:szCs w:val="20"/>
+              </w:rPr>
+              <w:t xml:space="preserve">0.99806</w:t>
+            </w:r>
+          </w:p>
+        </w:tc>
+      </w:tr>
+      <w:tr>
+        <w:tc>
+          <w:tcPr>
+            <w:tcW w:type="dxa" w:w="3600"/>
+            <w:tcMar>
+              <w:top w:type="dxa" w:w="60"/>
+              <w:left w:type="dxa" w:w="100"/>
+              <w:bottom w:type="dxa" w:w="60"/>
+              <w:right w:type="dxa" w:w="100"/>
+            </w:tcMar>
+            <w:vAlign w:val="center"/>
+          </w:tcPr>
+          <w:p>
+            <w:pPr>
+              <w:jc w:val="left"/>
+            </w:pPr>
+            <w:r>
+              <w:rPr>
+                <w:sz w:val="20"/>
+                <w:szCs w:val="20"/>
+              </w:rPr>
+              <w:t xml:space="preserve">Text-derived features + focal α = 0.5 (selected)</w:t>
+            </w:r>
+          </w:p>
+        </w:tc>
+        <w:tc>
+          <w:tcPr>
+            <w:tcW w:type="dxa" w:w="1500"/>
+            <w:tcMar>
+              <w:top w:type="dxa" w:w="60"/>
+              <w:left w:type="dxa" w:w="100"/>
+              <w:bottom w:type="dxa" w:w="60"/>
+              <w:right w:type="dxa" w:w="100"/>
+            </w:tcMar>
+            <w:vAlign w:val="center"/>
+          </w:tcPr>
+          <w:p>
+            <w:pPr>
+              <w:jc w:val="center"/>
+            </w:pPr>
+            <w:r>
+              <w:rPr>
+                <w:sz w:val="20"/>
+                <w:szCs w:val="20"/>
+              </w:rPr>
+              <w:t xml:space="preserve">3.01%</w:t>
+            </w:r>
+          </w:p>
+        </w:tc>
+        <w:tc>
+          <w:tcPr>
+            <w:tcW w:type="dxa" w:w="1000"/>
+            <w:tcMar>
+              <w:top w:type="dxa" w:w="60"/>
+              <w:left w:type="dxa" w:w="100"/>
+              <w:bottom w:type="dxa" w:w="60"/>
+              <w:right w:type="dxa" w:w="100"/>
+            </w:tcMar>
+            <w:vAlign w:val="center"/>
+          </w:tcPr>
+          <w:p>
+            <w:pPr>
+              <w:jc w:val="center"/>
+            </w:pPr>
+            <w:r>
+              <w:rPr>
+                <w:sz w:val="20"/>
+                <w:szCs w:val="20"/>
+              </w:rPr>
+              <w:t xml:space="preserve">99.39</w:t>
+            </w:r>
+          </w:p>
+        </w:tc>
+        <w:tc>
+          <w:tcPr>
+            <w:tcW w:type="dxa" w:w="1900"/>
+            <w:tcMar>
+              <w:top w:type="dxa" w:w="60"/>
+              <w:left w:type="dxa" w:w="100"/>
+              <w:bottom w:type="dxa" w:w="60"/>
+              <w:right w:type="dxa" w:w="100"/>
+            </w:tcMar>
+            <w:vAlign w:val="center"/>
+          </w:tcPr>
+          <w:p>
+            <w:pPr>
+              <w:jc w:val="center"/>
+            </w:pPr>
+            <w:r>
+              <w:rPr>
+                <w:sz w:val="20"/>
+                <w:szCs w:val="20"/>
+              </w:rPr>
+              <w:t xml:space="preserve">5</w:t>
+            </w:r>
+          </w:p>
+        </w:tc>
+        <w:tc>
+          <w:tcPr>
+            <w:tcW w:type="dxa" w:w="1000"/>
+            <w:tcMar>
+              <w:top w:type="dxa" w:w="60"/>
+              <w:left w:type="dxa" w:w="100"/>
+              <w:bottom w:type="dxa" w:w="60"/>
+              <w:right w:type="dxa" w:w="100"/>
+            </w:tcMar>
+            <w:vAlign w:val="center"/>
+          </w:tcPr>
+          <w:p>
+            <w:pPr>
+              <w:jc w:val="center"/>
+            </w:pPr>
+            <w:r>
+              <w:rPr>
+                <w:sz w:val="20"/>
+                <w:szCs w:val="20"/>
+              </w:rPr>
+              <w:t xml:space="preserve">0.99887</w:t>
+            </w:r>
+          </w:p>
+        </w:tc>
+      </w:tr>
+      <w:tr>
+        <w:tc>
+          <w:tcPr>
+            <w:tcW w:type="dxa" w:w="3600"/>
+            <w:tcMar>
+              <w:top w:type="dxa" w:w="60"/>
+              <w:left w:type="dxa" w:w="100"/>
+              <w:bottom w:type="dxa" w:w="60"/>
+              <w:right w:type="dxa" w:w="100"/>
+            </w:tcMar>
+            <w:vAlign w:val="center"/>
+          </w:tcPr>
+          <w:p>
+            <w:pPr>
+              <w:jc w:val="left"/>
+            </w:pPr>
+            <w:r>
+              <w:rPr>
+                <w:sz w:val="20"/>
+                <w:szCs w:val="20"/>
+              </w:rPr>
+              <w:t xml:space="preserve">Text-derived features + no SMOTE</w:t>
+            </w:r>
+          </w:p>
+        </w:tc>
+        <w:tc>
+          <w:tcPr>
+            <w:tcW w:type="dxa" w:w="1500"/>
+            <w:tcMar>
+              <w:top w:type="dxa" w:w="60"/>
+              <w:left w:type="dxa" w:w="100"/>
+              <w:bottom w:type="dxa" w:w="60"/>
+              <w:right w:type="dxa" w:w="100"/>
+            </w:tcMar>
+            <w:vAlign w:val="center"/>
+          </w:tcPr>
+          <w:p>
+            <w:pPr>
+              <w:jc w:val="center"/>
+            </w:pPr>
+            <w:r>
+              <w:rPr>
+                <w:sz w:val="20"/>
+                <w:szCs w:val="20"/>
+              </w:rPr>
+              <w:t xml:space="preserve">3.06%</w:t>
+            </w:r>
+          </w:p>
+        </w:tc>
+        <w:tc>
+          <w:tcPr>
+            <w:tcW w:type="dxa" w:w="1000"/>
+            <w:tcMar>
+              <w:top w:type="dxa" w:w="60"/>
+              <w:left w:type="dxa" w:w="100"/>
+              <w:bottom w:type="dxa" w:w="60"/>
+              <w:right w:type="dxa" w:w="100"/>
+            </w:tcMar>
+            <w:vAlign w:val="center"/>
+          </w:tcPr>
+          <w:p>
+            <w:pPr>
+              <w:jc w:val="center"/>
+            </w:pPr>
+            <w:r>
+              <w:rPr>
+                <w:sz w:val="20"/>
+                <w:szCs w:val="20"/>
+              </w:rPr>
+              <w:t xml:space="preserve">99.41</w:t>
+            </w:r>
+          </w:p>
+        </w:tc>
+        <w:tc>
+          <w:tcPr>
+            <w:tcW w:type="dxa" w:w="1900"/>
+            <w:tcMar>
+              <w:top w:type="dxa" w:w="60"/>
+              <w:left w:type="dxa" w:w="100"/>
+              <w:bottom w:type="dxa" w:w="60"/>
+              <w:right w:type="dxa" w:w="100"/>
+            </w:tcMar>
+            <w:vAlign w:val="center"/>
+          </w:tcPr>
+          <w:p>
+            <w:pPr>
+              <w:jc w:val="center"/>
+            </w:pPr>
+            <w:r>
+              <w:rPr>
+                <w:sz w:val="20"/>
+                <w:szCs w:val="20"/>
+              </w:rPr>
+              <w:t xml:space="preserve">3</w:t>
+            </w:r>
+          </w:p>
+        </w:tc>
+        <w:tc>
+          <w:tcPr>
+            <w:tcW w:type="dxa" w:w="1000"/>
+            <w:tcMar>
+              <w:top w:type="dxa" w:w="60"/>
+              <w:left w:type="dxa" w:w="100"/>
+              <w:bottom w:type="dxa" w:w="60"/>
+              <w:right w:type="dxa" w:w="100"/>
+            </w:tcMar>
+            <w:vAlign w:val="center"/>
+          </w:tcPr>
+          <w:p>
+            <w:pPr>
+              <w:jc w:val="center"/>
+            </w:pPr>
+            <w:r>
+              <w:rPr>
+                <w:sz w:val="20"/>
+                <w:szCs w:val="20"/>
+              </w:rPr>
+              <w:t xml:space="preserve">0.99960</w:t>
+            </w:r>
+          </w:p>
+        </w:tc>
+      </w:tr>
+    </w:tbl>
+    <w:p>
+      <w:pPr>
+        <w:spacing w:after="240" w:before="80"/>
+      </w:pPr>
+      <w:r>
+        <w:rPr>
+          <w:i/>
+          <w:iCs/>
+          <w:sz w:val="20"/>
+          <w:szCs w:val="20"/>
+        </w:rPr>
+        <w:t xml:space="preserve">Table 14. Federated-training variants for TON_IoT, evaluated on a validation split held out from the training data (8,414 records, 6,485 attacks). The selected variant was retrained on the full training split and evaluated once on the test split (Table 15).</w:t>
+      </w:r>
+    </w:p>
+    <w:p>
+      <w:pPr>
+        <w:spacing w:after="160"/>
+      </w:pPr>
+      <w:r>
+        <w:t xml:space="preserve">The text-derived features and the higher focal α each roughly halve the validation false-alarm rate at 99.9% recall, and together they are best (3.01% vs. 6.84%); α = 0.65 and longer training do not help. Retrained on the full training split, the selected model misses 19 instead of 61 of the 16,215 test attacks at the fixed 0.3 threshold (FAR 3.61% vs. 2.76%), and at an equal 99.9% test recall its FAR falls from 7.16% to 4.52% (ROC-AUC 0.99895 vs. 0.99860). Missed DoS, MITM, and DDoS records fall from 16, 14, and 10 to 3, 5, and 1.</w:t>
+      </w:r>
+    </w:p>
+    <w:tbl>
+      <w:tblPr>
+        <w:tblW w:type="dxa" w:w="9800"/>
+        <w:tblBorders>
+          <w:top w:val="single" w:color="auto" w:sz="4"/>
+          <w:left w:val="single" w:color="auto" w:sz="4"/>
+          <w:bottom w:val="single" w:color="auto" w:sz="4"/>
+          <w:right w:val="single" w:color="auto" w:sz="4"/>
+          <w:insideH w:val="single" w:color="auto" w:sz="4"/>
+          <w:insideV w:val="single" w:color="auto" w:sz="4"/>
+        </w:tblBorders>
+      </w:tblPr>
+      <w:tblGrid>
+        <w:gridCol w:w="3000"/>
+        <w:gridCol w:w="1900"/>
+        <w:gridCol w:w="800"/>
+        <w:gridCol w:w="1500"/>
+        <w:gridCol w:w="900"/>
+        <w:gridCol w:w="900"/>
+        <w:gridCol w:w="800"/>
+      </w:tblGrid>
+      <w:tr>
+        <w:trPr>
+          <w:tblHeader/>
+        </w:trPr>
+        <w:tc>
+          <w:tcPr>
+            <w:tcW w:type="dxa" w:w="3000"/>
+            <w:shd w:fill="D9E2F3" w:val="clear"/>
+            <w:tcMar>
+              <w:top w:type="dxa" w:w="60"/>
+              <w:left w:type="dxa" w:w="100"/>
+              <w:bottom w:type="dxa" w:w="60"/>
+              <w:right w:type="dxa" w:w="100"/>
+            </w:tcMar>
+            <w:vAlign w:val="center"/>
+          </w:tcPr>
+          <w:p>
+            <w:pPr>
+              <w:jc w:val="center"/>
+            </w:pPr>
+            <w:r>
+              <w:rPr>
+                <w:b/>
+                <w:bCs/>
+                <w:sz w:val="20"/>
+                <w:szCs w:val="20"/>
+              </w:rPr>
+              <w:t xml:space="preserve">Model (TON_IoT, improved federated model)</w:t>
+            </w:r>
+          </w:p>
+        </w:tc>
+        <w:tc>
+          <w:tcPr>
+            <w:tcW w:type="dxa" w:w="1900"/>
+            <w:shd w:fill="D9E2F3" w:val="clear"/>
+            <w:tcMar>
+              <w:top w:type="dxa" w:w="60"/>
+              <w:left w:type="dxa" w:w="100"/>
+              <w:bottom w:type="dxa" w:w="60"/>
+              <w:right w:type="dxa" w:w="100"/>
+            </w:tcMar>
+            <w:vAlign w:val="center"/>
+          </w:tcPr>
+          <w:p>
+            <w:pPr>
+              <w:jc w:val="center"/>
+            </w:pPr>
+            <w:r>
+              <w:rPr>
+                <w:b/>
+                <w:bCs/>
+                <w:sz w:val="20"/>
+                <w:szCs w:val="20"/>
+              </w:rPr>
+              <w:t xml:space="preserve">Threshold selection</w:t>
+            </w:r>
+          </w:p>
+        </w:tc>
+        <w:tc>
+          <w:tcPr>
+            <w:tcW w:type="dxa" w:w="800"/>
+            <w:shd w:fill="D9E2F3" w:val="clear"/>
+            <w:tcMar>
+              <w:top w:type="dxa" w:w="60"/>
+              <w:left w:type="dxa" w:w="100"/>
+              <w:bottom w:type="dxa" w:w="60"/>
+              <w:right w:type="dxa" w:w="100"/>
+            </w:tcMar>
+            <w:vAlign w:val="center"/>
+          </w:tcPr>
+          <w:p>
+            <w:pPr>
+              <w:jc w:val="center"/>
+            </w:pPr>
+            <w:r>
+              <w:rPr>
+                <w:b/>
+                <w:bCs/>
+                <w:sz w:val="20"/>
+                <w:szCs w:val="20"/>
+              </w:rPr>
+              <w:t xml:space="preserve">Threshold</w:t>
+            </w:r>
+          </w:p>
+        </w:tc>
+        <w:tc>
+          <w:tcPr>
+            <w:tcW w:type="dxa" w:w="1500"/>
+            <w:shd w:fill="D9E2F3" w:val="clear"/>
+            <w:tcMar>
+              <w:top w:type="dxa" w:w="60"/>
+              <w:left w:type="dxa" w:w="100"/>
+              <w:bottom w:type="dxa" w:w="60"/>
+              <w:right w:type="dxa" w:w="100"/>
+            </w:tcMar>
+            <w:vAlign w:val="center"/>
+          </w:tcPr>
+          <w:p>
+            <w:pPr>
+              <w:jc w:val="center"/>
+            </w:pPr>
+            <w:r>
+              <w:rPr>
+                <w:b/>
+                <w:bCs/>
+                <w:sz w:val="20"/>
+                <w:szCs w:val="20"/>
+              </w:rPr>
+              <w:t xml:space="preserve">Missed attacks / all (mean)</w:t>
+            </w:r>
+          </w:p>
+        </w:tc>
+        <w:tc>
+          <w:tcPr>
+            <w:tcW w:type="dxa" w:w="900"/>
+            <w:shd w:fill="D9E2F3" w:val="clear"/>
+            <w:tcMar>
+              <w:top w:type="dxa" w:w="60"/>
+              <w:left w:type="dxa" w:w="100"/>
+              <w:bottom w:type="dxa" w:w="60"/>
+              <w:right w:type="dxa" w:w="100"/>
+            </w:tcMar>
+            <w:vAlign w:val="center"/>
+          </w:tcPr>
+          <w:p>
+            <w:pPr>
+              <w:jc w:val="center"/>
+            </w:pPr>
+            <w:r>
+              <w:rPr>
+                <w:b/>
+                <w:bCs/>
+                <w:sz w:val="20"/>
+                <w:szCs w:val="20"/>
+              </w:rPr>
+              <w:t xml:space="preserve">Missed share</w:t>
+            </w:r>
+          </w:p>
+        </w:tc>
+        <w:tc>
+          <w:tcPr>
+            <w:tcW w:type="dxa" w:w="900"/>
+            <w:shd w:fill="D9E2F3" w:val="clear"/>
+            <w:tcMar>
+              <w:top w:type="dxa" w:w="60"/>
+              <w:left w:type="dxa" w:w="100"/>
+              <w:bottom w:type="dxa" w:w="60"/>
+              <w:right w:type="dxa" w:w="100"/>
+            </w:tcMar>
+            <w:vAlign w:val="center"/>
+          </w:tcPr>
+          <w:p>
+            <w:pPr>
+              <w:jc w:val="center"/>
+            </w:pPr>
+            <w:r>
+              <w:rPr>
+                <w:b/>
+                <w:bCs/>
+                <w:sz w:val="20"/>
+                <w:szCs w:val="20"/>
+              </w:rPr>
+              <w:t xml:space="preserve">Worst of 3 draws</w:t>
+            </w:r>
+          </w:p>
+        </w:tc>
+        <w:tc>
+          <w:tcPr>
+            <w:tcW w:type="dxa" w:w="800"/>
+            <w:shd w:fill="D9E2F3" w:val="clear"/>
+            <w:tcMar>
+              <w:top w:type="dxa" w:w="60"/>
+              <w:left w:type="dxa" w:w="100"/>
+              <w:bottom w:type="dxa" w:w="60"/>
+              <w:right w:type="dxa" w:w="100"/>
+            </w:tcMar>
+            <w:vAlign w:val="center"/>
+          </w:tcPr>
+          <w:p>
+            <w:pPr>
+              <w:jc w:val="center"/>
+            </w:pPr>
+            <w:r>
+              <w:rPr>
+                <w:b/>
+                <w:bCs/>
+                <w:sz w:val="20"/>
+                <w:szCs w:val="20"/>
+              </w:rPr>
+              <w:t xml:space="preserve">FAR</w:t>
+            </w:r>
+          </w:p>
+        </w:tc>
+      </w:tr>
+      <w:tr>
+        <w:tc>
+          <w:tcPr>
+            <w:tcW w:type="dxa" w:w="3000"/>
+            <w:tcMar>
+              <w:top w:type="dxa" w:w="60"/>
+              <w:left w:type="dxa" w:w="100"/>
+              <w:bottom w:type="dxa" w:w="60"/>
+              <w:right w:type="dxa" w:w="100"/>
+            </w:tcMar>
+            <w:vAlign w:val="center"/>
+          </w:tcPr>
+          <w:p>
+            <w:pPr>
+              <w:jc w:val="left"/>
+            </w:pPr>
+            <w:r>
+              <w:rPr>
+                <w:sz w:val="20"/>
+                <w:szCs w:val="20"/>
+              </w:rPr>
+              <w:t xml:space="preserve">Original FP32 federated model, 720 KB (reference)</w:t>
+            </w:r>
+          </w:p>
+        </w:tc>
+        <w:tc>
+          <w:tcPr>
+            <w:tcW w:type="dxa" w:w="1900"/>
+            <w:tcMar>
+              <w:top w:type="dxa" w:w="60"/>
+              <w:left w:type="dxa" w:w="100"/>
+              <w:bottom w:type="dxa" w:w="60"/>
+              <w:right w:type="dxa" w:w="100"/>
+            </w:tcMar>
+            <w:vAlign w:val="center"/>
+          </w:tcPr>
+          <w:p>
+            <w:pPr>
+              <w:jc w:val="center"/>
+            </w:pPr>
+            <w:r>
+              <w:rPr>
+                <w:sz w:val="20"/>
+                <w:szCs w:val="20"/>
+              </w:rPr>
+              <w:t xml:space="preserve">fixed</w:t>
+            </w:r>
+          </w:p>
+        </w:tc>
+        <w:tc>
+          <w:tcPr>
+            <w:tcW w:type="dxa" w:w="800"/>
+            <w:tcMar>
+              <w:top w:type="dxa" w:w="60"/>
+              <w:left w:type="dxa" w:w="100"/>
+              <w:bottom w:type="dxa" w:w="60"/>
+              <w:right w:type="dxa" w:w="100"/>
+            </w:tcMar>
+            <w:vAlign w:val="center"/>
+          </w:tcPr>
+          <w:p>
+            <w:pPr>
+              <w:jc w:val="center"/>
+            </w:pPr>
+            <w:r>
+              <w:rPr>
+                <w:sz w:val="20"/>
+                <w:szCs w:val="20"/>
+              </w:rPr>
+              <w:t xml:space="preserve">0.30</w:t>
+            </w:r>
+          </w:p>
+        </w:tc>
+        <w:tc>
+          <w:tcPr>
+            <w:tcW w:type="dxa" w:w="1500"/>
+            <w:tcMar>
+              <w:top w:type="dxa" w:w="60"/>
+              <w:left w:type="dxa" w:w="100"/>
+              <w:bottom w:type="dxa" w:w="60"/>
+              <w:right w:type="dxa" w:w="100"/>
+            </w:tcMar>
+            <w:vAlign w:val="center"/>
+          </w:tcPr>
+          <w:p>
+            <w:pPr>
+              <w:jc w:val="center"/>
+            </w:pPr>
+            <w:r>
+              <w:rPr>
+                <w:sz w:val="20"/>
+                <w:szCs w:val="20"/>
+              </w:rPr>
+              <w:t xml:space="preserve">61 / 16,215</w:t>
+            </w:r>
+          </w:p>
+        </w:tc>
+        <w:tc>
+          <w:tcPr>
+            <w:tcW w:type="dxa" w:w="900"/>
+            <w:tcMar>
+              <w:top w:type="dxa" w:w="60"/>
+              <w:left w:type="dxa" w:w="100"/>
+              <w:bottom w:type="dxa" w:w="60"/>
+              <w:right w:type="dxa" w:w="100"/>
+            </w:tcMar>
+            <w:vAlign w:val="center"/>
+          </w:tcPr>
+          <w:p>
+            <w:pPr>
+              <w:jc w:val="center"/>
+            </w:pPr>
+            <w:r>
+              <w:rPr>
+                <w:sz w:val="20"/>
+                <w:szCs w:val="20"/>
+              </w:rPr>
+              <w:t xml:space="preserve">0.38%</w:t>
+            </w:r>
+          </w:p>
+        </w:tc>
+        <w:tc>
+          <w:tcPr>
+            <w:tcW w:type="dxa" w:w="900"/>
+            <w:tcMar>
+              <w:top w:type="dxa" w:w="60"/>
+              <w:left w:type="dxa" w:w="100"/>
+              <w:bottom w:type="dxa" w:w="60"/>
+              <w:right w:type="dxa" w:w="100"/>
+            </w:tcMar>
+            <w:vAlign w:val="center"/>
+          </w:tcPr>
+          <w:p>
+            <w:pPr>
+              <w:jc w:val="center"/>
+            </w:pPr>
+            <w:r>
+              <w:rPr>
+                <w:sz w:val="20"/>
+                <w:szCs w:val="20"/>
+              </w:rPr>
+              <w:t xml:space="preserve"/>
+            </w:r>
+          </w:p>
+        </w:tc>
+        <w:tc>
+          <w:tcPr>
+            <w:tcW w:type="dxa" w:w="800"/>
+            <w:tcMar>
+              <w:top w:type="dxa" w:w="60"/>
+              <w:left w:type="dxa" w:w="100"/>
+              <w:bottom w:type="dxa" w:w="60"/>
+              <w:right w:type="dxa" w:w="100"/>
+            </w:tcMar>
+            <w:vAlign w:val="center"/>
+          </w:tcPr>
+          <w:p>
+            <w:pPr>
+              <w:jc w:val="center"/>
+            </w:pPr>
+            <w:r>
+              <w:rPr>
+                <w:sz w:val="20"/>
+                <w:szCs w:val="20"/>
+              </w:rPr>
+              <w:t xml:space="preserve">2.76%</w:t>
+            </w:r>
+          </w:p>
+        </w:tc>
+      </w:tr>
+      <w:tr>
+        <w:tc>
+          <w:tcPr>
+            <w:tcW w:type="dxa" w:w="3000"/>
+            <w:tcMar>
+              <w:top w:type="dxa" w:w="60"/>
+              <w:left w:type="dxa" w:w="100"/>
+              <w:bottom w:type="dxa" w:w="60"/>
+              <w:right w:type="dxa" w:w="100"/>
+            </w:tcMar>
+            <w:vAlign w:val="center"/>
+          </w:tcPr>
+          <w:p>
+            <w:pPr>
+              <w:jc w:val="left"/>
+            </w:pPr>
+            <w:r>
+              <w:rPr>
+                <w:sz w:val="20"/>
+                <w:szCs w:val="20"/>
+              </w:rPr>
+              <w:t xml:space="preserve">Improved FP32 federated model, 732 KB</w:t>
+            </w:r>
+          </w:p>
+        </w:tc>
+        <w:tc>
+          <w:tcPr>
+            <w:tcW w:type="dxa" w:w="1900"/>
+            <w:tcMar>
+              <w:top w:type="dxa" w:w="60"/>
+              <w:left w:type="dxa" w:w="100"/>
+              <w:bottom w:type="dxa" w:w="60"/>
+              <w:right w:type="dxa" w:w="100"/>
+            </w:tcMar>
+            <w:vAlign w:val="center"/>
+          </w:tcPr>
+          <w:p>
+            <w:pPr>
+              <w:jc w:val="center"/>
+            </w:pPr>
+            <w:r>
+              <w:rPr>
+                <w:sz w:val="20"/>
+                <w:szCs w:val="20"/>
+              </w:rPr>
+              <w:t xml:space="preserve">fixed</w:t>
+            </w:r>
+          </w:p>
+        </w:tc>
+        <w:tc>
+          <w:tcPr>
+            <w:tcW w:type="dxa" w:w="800"/>
+            <w:tcMar>
+              <w:top w:type="dxa" w:w="60"/>
+              <w:left w:type="dxa" w:w="100"/>
+              <w:bottom w:type="dxa" w:w="60"/>
+              <w:right w:type="dxa" w:w="100"/>
+            </w:tcMar>
+            <w:vAlign w:val="center"/>
+          </w:tcPr>
+          <w:p>
+            <w:pPr>
+              <w:jc w:val="center"/>
+            </w:pPr>
+            <w:r>
+              <w:rPr>
+                <w:sz w:val="20"/>
+                <w:szCs w:val="20"/>
+              </w:rPr>
+              <w:t xml:space="preserve">0.30</w:t>
+            </w:r>
+          </w:p>
+        </w:tc>
+        <w:tc>
+          <w:tcPr>
+            <w:tcW w:type="dxa" w:w="1500"/>
+            <w:tcMar>
+              <w:top w:type="dxa" w:w="60"/>
+              <w:left w:type="dxa" w:w="100"/>
+              <w:bottom w:type="dxa" w:w="60"/>
+              <w:right w:type="dxa" w:w="100"/>
+            </w:tcMar>
+            <w:vAlign w:val="center"/>
+          </w:tcPr>
+          <w:p>
+            <w:pPr>
+              <w:jc w:val="center"/>
+            </w:pPr>
+            <w:r>
+              <w:rPr>
+                <w:sz w:val="20"/>
+                <w:szCs w:val="20"/>
+              </w:rPr>
+              <w:t xml:space="preserve">19 / 16,215</w:t>
+            </w:r>
+          </w:p>
+        </w:tc>
+        <w:tc>
+          <w:tcPr>
+            <w:tcW w:type="dxa" w:w="900"/>
+            <w:tcMar>
+              <w:top w:type="dxa" w:w="60"/>
+              <w:left w:type="dxa" w:w="100"/>
+              <w:bottom w:type="dxa" w:w="60"/>
+              <w:right w:type="dxa" w:w="100"/>
+            </w:tcMar>
+            <w:vAlign w:val="center"/>
+          </w:tcPr>
+          <w:p>
+            <w:pPr>
+              <w:jc w:val="center"/>
+            </w:pPr>
+            <w:r>
+              <w:rPr>
+                <w:sz w:val="20"/>
+                <w:szCs w:val="20"/>
+              </w:rPr>
+              <w:t xml:space="preserve">0.12%</w:t>
+            </w:r>
+          </w:p>
+        </w:tc>
+        <w:tc>
+          <w:tcPr>
+            <w:tcW w:type="dxa" w:w="900"/>
+            <w:tcMar>
+              <w:top w:type="dxa" w:w="60"/>
+              <w:left w:type="dxa" w:w="100"/>
+              <w:bottom w:type="dxa" w:w="60"/>
+              <w:right w:type="dxa" w:w="100"/>
+            </w:tcMar>
+            <w:vAlign w:val="center"/>
+          </w:tcPr>
+          <w:p>
+            <w:pPr>
+              <w:jc w:val="center"/>
+            </w:pPr>
+            <w:r>
+              <w:rPr>
+                <w:sz w:val="20"/>
+                <w:szCs w:val="20"/>
+              </w:rPr>
+              <w:t xml:space="preserve"/>
+            </w:r>
+          </w:p>
+        </w:tc>
+        <w:tc>
+          <w:tcPr>
+            <w:tcW w:type="dxa" w:w="800"/>
+            <w:tcMar>
+              <w:top w:type="dxa" w:w="60"/>
+              <w:left w:type="dxa" w:w="100"/>
+              <w:bottom w:type="dxa" w:w="60"/>
+              <w:right w:type="dxa" w:w="100"/>
+            </w:tcMar>
+            <w:vAlign w:val="center"/>
+          </w:tcPr>
+          <w:p>
+            <w:pPr>
+              <w:jc w:val="center"/>
+            </w:pPr>
+            <w:r>
+              <w:rPr>
+                <w:sz w:val="20"/>
+                <w:szCs w:val="20"/>
+              </w:rPr>
+              <w:t xml:space="preserve">3.61%</w:t>
+            </w:r>
+          </w:p>
+        </w:tc>
+      </w:tr>
+      <w:tr>
+        <w:tc>
+          <w:tcPr>
+            <w:tcW w:type="dxa" w:w="3000"/>
+            <w:tcMar>
+              <w:top w:type="dxa" w:w="60"/>
+              <w:left w:type="dxa" w:w="100"/>
+              <w:bottom w:type="dxa" w:w="60"/>
+              <w:right w:type="dxa" w:w="100"/>
+            </w:tcMar>
+            <w:vAlign w:val="center"/>
+          </w:tcPr>
+          <w:p>
+            <w:pPr>
+              <w:jc w:val="left"/>
+            </w:pPr>
+            <w:r>
+              <w:rPr>
+                <w:sz w:val="20"/>
+                <w:szCs w:val="20"/>
+              </w:rPr>
+              <w:t xml:space="preserve">Improved FP32 federated model, 732 KB</w:t>
+            </w:r>
+          </w:p>
+        </w:tc>
+        <w:tc>
+          <w:tcPr>
+            <w:tcW w:type="dxa" w:w="1900"/>
+            <w:tcMar>
+              <w:top w:type="dxa" w:w="60"/>
+              <w:left w:type="dxa" w:w="100"/>
+              <w:bottom w:type="dxa" w:w="60"/>
+              <w:right w:type="dxa" w:w="100"/>
+            </w:tcMar>
+            <w:vAlign w:val="center"/>
+          </w:tcPr>
+          <w:p>
+            <w:pPr>
+              <w:jc w:val="center"/>
+            </w:pPr>
+            <w:r>
+              <w:rPr>
+                <w:sz w:val="20"/>
+                <w:szCs w:val="20"/>
+              </w:rPr>
+              <w:t xml:space="preserve">client val., recall ≥ 99.95%</w:t>
+            </w:r>
+          </w:p>
+        </w:tc>
+        <w:tc>
+          <w:tcPr>
+            <w:tcW w:type="dxa" w:w="800"/>
+            <w:tcMar>
+              <w:top w:type="dxa" w:w="60"/>
+              <w:left w:type="dxa" w:w="100"/>
+              <w:bottom w:type="dxa" w:w="60"/>
+              <w:right w:type="dxa" w:w="100"/>
+            </w:tcMar>
+            <w:vAlign w:val="center"/>
+          </w:tcPr>
+          <w:p>
+            <w:pPr>
+              <w:jc w:val="center"/>
+            </w:pPr>
+            <w:r>
+              <w:rPr>
+                <w:sz w:val="20"/>
+                <w:szCs w:val="20"/>
+              </w:rPr>
+              <w:t xml:space="preserve">0.259</w:t>
+            </w:r>
+          </w:p>
+        </w:tc>
+        <w:tc>
+          <w:tcPr>
+            <w:tcW w:type="dxa" w:w="1500"/>
+            <w:tcMar>
+              <w:top w:type="dxa" w:w="60"/>
+              <w:left w:type="dxa" w:w="100"/>
+              <w:bottom w:type="dxa" w:w="60"/>
+              <w:right w:type="dxa" w:w="100"/>
+            </w:tcMar>
+            <w:vAlign w:val="center"/>
+          </w:tcPr>
+          <w:p>
+            <w:pPr>
+              <w:jc w:val="center"/>
+            </w:pPr>
+            <w:r>
+              <w:rPr>
+                <w:sz w:val="20"/>
+                <w:szCs w:val="20"/>
+              </w:rPr>
+              <w:t xml:space="preserve">9 / 16,215</w:t>
+            </w:r>
+          </w:p>
+        </w:tc>
+        <w:tc>
+          <w:tcPr>
+            <w:tcW w:type="dxa" w:w="900"/>
+            <w:tcMar>
+              <w:top w:type="dxa" w:w="60"/>
+              <w:left w:type="dxa" w:w="100"/>
+              <w:bottom w:type="dxa" w:w="60"/>
+              <w:right w:type="dxa" w:w="100"/>
+            </w:tcMar>
+            <w:vAlign w:val="center"/>
+          </w:tcPr>
+          <w:p>
+            <w:pPr>
+              <w:jc w:val="center"/>
+            </w:pPr>
+            <w:r>
+              <w:rPr>
+                <w:sz w:val="20"/>
+                <w:szCs w:val="20"/>
+              </w:rPr>
+              <w:t xml:space="preserve">0.056%</w:t>
+            </w:r>
+          </w:p>
+        </w:tc>
+        <w:tc>
+          <w:tcPr>
+            <w:tcW w:type="dxa" w:w="900"/>
+            <w:tcMar>
+              <w:top w:type="dxa" w:w="60"/>
+              <w:left w:type="dxa" w:w="100"/>
+              <w:bottom w:type="dxa" w:w="60"/>
+              <w:right w:type="dxa" w:w="100"/>
+            </w:tcMar>
+            <w:vAlign w:val="center"/>
+          </w:tcPr>
+          <w:p>
+            <w:pPr>
+              <w:jc w:val="center"/>
+            </w:pPr>
+            <w:r>
+              <w:rPr>
+                <w:sz w:val="20"/>
+                <w:szCs w:val="20"/>
+              </w:rPr>
+              <w:t xml:space="preserve"/>
+            </w:r>
+          </w:p>
+        </w:tc>
+        <w:tc>
+          <w:tcPr>
+            <w:tcW w:type="dxa" w:w="800"/>
+            <w:tcMar>
+              <w:top w:type="dxa" w:w="60"/>
+              <w:left w:type="dxa" w:w="100"/>
+              <w:bottom w:type="dxa" w:w="60"/>
+              <w:right w:type="dxa" w:w="100"/>
+            </w:tcMar>
+            <w:vAlign w:val="center"/>
+          </w:tcPr>
+          <w:p>
+            <w:pPr>
+              <w:jc w:val="center"/>
+            </w:pPr>
+            <w:r>
+              <w:rPr>
+                <w:sz w:val="20"/>
+                <w:szCs w:val="20"/>
+              </w:rPr>
+              <w:t xml:space="preserve">4.71%</w:t>
+            </w:r>
+          </w:p>
+        </w:tc>
+      </w:tr>
+      <w:tr>
+        <w:tc>
+          <w:tcPr>
+            <w:tcW w:type="dxa" w:w="3000"/>
+            <w:tcMar>
+              <w:top w:type="dxa" w:w="60"/>
+              <w:left w:type="dxa" w:w="100"/>
+              <w:bottom w:type="dxa" w:w="60"/>
+              <w:right w:type="dxa" w:w="100"/>
+            </w:tcMar>
+            <w:vAlign w:val="center"/>
+          </w:tcPr>
+          <w:p>
+            <w:pPr>
+              <w:jc w:val="left"/>
+            </w:pPr>
+            <w:r>
+              <w:rPr>
+                <w:sz w:val="20"/>
+                <w:szCs w:val="20"/>
+              </w:rPr>
+              <w:t xml:space="preserve">55 KB, base recipe</w:t>
+            </w:r>
+          </w:p>
+        </w:tc>
+        <w:tc>
+          <w:tcPr>
+            <w:tcW w:type="dxa" w:w="1900"/>
+            <w:tcMar>
+              <w:top w:type="dxa" w:w="60"/>
+              <w:left w:type="dxa" w:w="100"/>
+              <w:bottom w:type="dxa" w:w="60"/>
+              <w:right w:type="dxa" w:w="100"/>
+            </w:tcMar>
+            <w:vAlign w:val="center"/>
+          </w:tcPr>
+          <w:p>
+            <w:pPr>
+              <w:jc w:val="center"/>
+            </w:pPr>
+            <w:r>
+              <w:rPr>
+                <w:sz w:val="20"/>
+                <w:szCs w:val="20"/>
+              </w:rPr>
+              <w:t xml:space="preserve">fixed</w:t>
+            </w:r>
+          </w:p>
+        </w:tc>
+        <w:tc>
+          <w:tcPr>
+            <w:tcW w:type="dxa" w:w="800"/>
+            <w:tcMar>
+              <w:top w:type="dxa" w:w="60"/>
+              <w:left w:type="dxa" w:w="100"/>
+              <w:bottom w:type="dxa" w:w="60"/>
+              <w:right w:type="dxa" w:w="100"/>
+            </w:tcMar>
+            <w:vAlign w:val="center"/>
+          </w:tcPr>
+          <w:p>
+            <w:pPr>
+              <w:jc w:val="center"/>
+            </w:pPr>
+            <w:r>
+              <w:rPr>
+                <w:sz w:val="20"/>
+                <w:szCs w:val="20"/>
+              </w:rPr>
+              <w:t xml:space="preserve">0.30</w:t>
+            </w:r>
+          </w:p>
+        </w:tc>
+        <w:tc>
+          <w:tcPr>
+            <w:tcW w:type="dxa" w:w="1500"/>
+            <w:tcMar>
+              <w:top w:type="dxa" w:w="60"/>
+              <w:left w:type="dxa" w:w="100"/>
+              <w:bottom w:type="dxa" w:w="60"/>
+              <w:right w:type="dxa" w:w="100"/>
+            </w:tcMar>
+            <w:vAlign w:val="center"/>
+          </w:tcPr>
+          <w:p>
+            <w:pPr>
+              <w:jc w:val="center"/>
+            </w:pPr>
+            <w:r>
+              <w:rPr>
+                <w:sz w:val="20"/>
+                <w:szCs w:val="20"/>
+              </w:rPr>
+              <w:t xml:space="preserve">168 / 16,215</w:t>
+            </w:r>
+          </w:p>
+        </w:tc>
+        <w:tc>
+          <w:tcPr>
+            <w:tcW w:type="dxa" w:w="900"/>
+            <w:tcMar>
+              <w:top w:type="dxa" w:w="60"/>
+              <w:left w:type="dxa" w:w="100"/>
+              <w:bottom w:type="dxa" w:w="60"/>
+              <w:right w:type="dxa" w:w="100"/>
+            </w:tcMar>
+            <w:vAlign w:val="center"/>
+          </w:tcPr>
+          <w:p>
+            <w:pPr>
+              <w:jc w:val="center"/>
+            </w:pPr>
+            <w:r>
+              <w:rPr>
+                <w:sz w:val="20"/>
+                <w:szCs w:val="20"/>
+              </w:rPr>
+              <w:t xml:space="preserve">1.04%</w:t>
+            </w:r>
+          </w:p>
+        </w:tc>
+        <w:tc>
+          <w:tcPr>
+            <w:tcW w:type="dxa" w:w="900"/>
+            <w:tcMar>
+              <w:top w:type="dxa" w:w="60"/>
+              <w:left w:type="dxa" w:w="100"/>
+              <w:bottom w:type="dxa" w:w="60"/>
+              <w:right w:type="dxa" w:w="100"/>
+            </w:tcMar>
+            <w:vAlign w:val="center"/>
+          </w:tcPr>
+          <w:p>
+            <w:pPr>
+              <w:jc w:val="center"/>
+            </w:pPr>
+            <w:r>
+              <w:rPr>
+                <w:sz w:val="20"/>
+                <w:szCs w:val="20"/>
+              </w:rPr>
+              <w:t xml:space="preserve">274</w:t>
+            </w:r>
+          </w:p>
+        </w:tc>
+        <w:tc>
+          <w:tcPr>
+            <w:tcW w:type="dxa" w:w="800"/>
+            <w:tcMar>
+              <w:top w:type="dxa" w:w="60"/>
+              <w:left w:type="dxa" w:w="100"/>
+              <w:bottom w:type="dxa" w:w="60"/>
+              <w:right w:type="dxa" w:w="100"/>
+            </w:tcMar>
+            <w:vAlign w:val="center"/>
+          </w:tcPr>
+          <w:p>
+            <w:pPr>
+              <w:jc w:val="center"/>
+            </w:pPr>
+            <w:r>
+              <w:rPr>
+                <w:sz w:val="20"/>
+                <w:szCs w:val="20"/>
+              </w:rPr>
+              <w:t xml:space="preserve">6.45%</w:t>
+            </w:r>
+          </w:p>
+        </w:tc>
+      </w:tr>
+      <w:tr>
+        <w:tc>
+          <w:tcPr>
+            <w:tcW w:type="dxa" w:w="3000"/>
+            <w:tcMar>
+              <w:top w:type="dxa" w:w="60"/>
+              <w:left w:type="dxa" w:w="100"/>
+              <w:bottom w:type="dxa" w:w="60"/>
+              <w:right w:type="dxa" w:w="100"/>
+            </w:tcMar>
+            <w:vAlign w:val="center"/>
+          </w:tcPr>
+          <w:p>
+            <w:pPr>
+              <w:jc w:val="left"/>
+            </w:pPr>
+            <w:r>
+              <w:rPr>
+                <w:sz w:val="20"/>
+                <w:szCs w:val="20"/>
+              </w:rPr>
+              <w:t xml:space="preserve">55 KB, distillation + clipped inputs</w:t>
+            </w:r>
+          </w:p>
+        </w:tc>
+        <w:tc>
+          <w:tcPr>
+            <w:tcW w:type="dxa" w:w="1900"/>
+            <w:tcMar>
+              <w:top w:type="dxa" w:w="60"/>
+              <w:left w:type="dxa" w:w="100"/>
+              <w:bottom w:type="dxa" w:w="60"/>
+              <w:right w:type="dxa" w:w="100"/>
+            </w:tcMar>
+            <w:vAlign w:val="center"/>
+          </w:tcPr>
+          <w:p>
+            <w:pPr>
+              <w:jc w:val="center"/>
+            </w:pPr>
+            <w:r>
+              <w:rPr>
+                <w:sz w:val="20"/>
+                <w:szCs w:val="20"/>
+              </w:rPr>
+              <w:t xml:space="preserve">client val., recall ≥ 99.99%</w:t>
+            </w:r>
+          </w:p>
+        </w:tc>
+        <w:tc>
+          <w:tcPr>
+            <w:tcW w:type="dxa" w:w="800"/>
+            <w:tcMar>
+              <w:top w:type="dxa" w:w="60"/>
+              <w:left w:type="dxa" w:w="100"/>
+              <w:bottom w:type="dxa" w:w="60"/>
+              <w:right w:type="dxa" w:w="100"/>
+            </w:tcMar>
+            <w:vAlign w:val="center"/>
+          </w:tcPr>
+          <w:p>
+            <w:pPr>
+              <w:jc w:val="center"/>
+            </w:pPr>
+            <w:r>
+              <w:rPr>
+                <w:sz w:val="20"/>
+                <w:szCs w:val="20"/>
+              </w:rPr>
+              <w:t xml:space="preserve">0.165</w:t>
+            </w:r>
+          </w:p>
+        </w:tc>
+        <w:tc>
+          <w:tcPr>
+            <w:tcW w:type="dxa" w:w="1500"/>
+            <w:tcMar>
+              <w:top w:type="dxa" w:w="60"/>
+              <w:left w:type="dxa" w:w="100"/>
+              <w:bottom w:type="dxa" w:w="60"/>
+              <w:right w:type="dxa" w:w="100"/>
+            </w:tcMar>
+            <w:vAlign w:val="center"/>
+          </w:tcPr>
+          <w:p>
+            <w:pPr>
+              <w:jc w:val="center"/>
+            </w:pPr>
+            <w:r>
+              <w:rPr>
+                <w:sz w:val="20"/>
+                <w:szCs w:val="20"/>
+              </w:rPr>
+              <w:t xml:space="preserve">4 / 16,215</w:t>
+            </w:r>
+          </w:p>
+        </w:tc>
+        <w:tc>
+          <w:tcPr>
+            <w:tcW w:type="dxa" w:w="900"/>
+            <w:tcMar>
+              <w:top w:type="dxa" w:w="60"/>
+              <w:left w:type="dxa" w:w="100"/>
+              <w:bottom w:type="dxa" w:w="60"/>
+              <w:right w:type="dxa" w:w="100"/>
+            </w:tcMar>
+            <w:vAlign w:val="center"/>
+          </w:tcPr>
+          <w:p>
+            <w:pPr>
+              <w:jc w:val="center"/>
+            </w:pPr>
+            <w:r>
+              <w:rPr>
+                <w:sz w:val="20"/>
+                <w:szCs w:val="20"/>
+              </w:rPr>
+              <w:t xml:space="preserve">0.023%</w:t>
+            </w:r>
+          </w:p>
+        </w:tc>
+        <w:tc>
+          <w:tcPr>
+            <w:tcW w:type="dxa" w:w="900"/>
+            <w:tcMar>
+              <w:top w:type="dxa" w:w="60"/>
+              <w:left w:type="dxa" w:w="100"/>
+              <w:bottom w:type="dxa" w:w="60"/>
+              <w:right w:type="dxa" w:w="100"/>
+            </w:tcMar>
+            <w:vAlign w:val="center"/>
+          </w:tcPr>
+          <w:p>
+            <w:pPr>
+              <w:jc w:val="center"/>
+            </w:pPr>
+            <w:r>
+              <w:rPr>
+                <w:sz w:val="20"/>
+                <w:szCs w:val="20"/>
+              </w:rPr>
+              <w:t xml:space="preserve">8</w:t>
+            </w:r>
+          </w:p>
+        </w:tc>
+        <w:tc>
+          <w:tcPr>
+            <w:tcW w:type="dxa" w:w="800"/>
+            <w:tcMar>
+              <w:top w:type="dxa" w:w="60"/>
+              <w:left w:type="dxa" w:w="100"/>
+              <w:bottom w:type="dxa" w:w="60"/>
+              <w:right w:type="dxa" w:w="100"/>
+            </w:tcMar>
+            <w:vAlign w:val="center"/>
+          </w:tcPr>
+          <w:p>
+            <w:pPr>
+              <w:jc w:val="center"/>
+            </w:pPr>
+            <w:r>
+              <w:rPr>
+                <w:sz w:val="20"/>
+                <w:szCs w:val="20"/>
+              </w:rPr>
+              <w:t xml:space="preserve">12.30%</w:t>
+            </w:r>
+          </w:p>
+        </w:tc>
+      </w:tr>
+      <w:tr>
+        <w:tc>
+          <w:tcPr>
+            <w:tcW w:type="dxa" w:w="3000"/>
+            <w:tcMar>
+              <w:top w:type="dxa" w:w="60"/>
+              <w:left w:type="dxa" w:w="100"/>
+              <w:bottom w:type="dxa" w:w="60"/>
+              <w:right w:type="dxa" w:w="100"/>
+            </w:tcMar>
+            <w:vAlign w:val="center"/>
+          </w:tcPr>
+          <w:p>
+            <w:pPr>
+              <w:jc w:val="left"/>
+            </w:pPr>
+            <w:r>
+              <w:rPr>
+                <w:sz w:val="20"/>
+                <w:szCs w:val="20"/>
+              </w:rPr>
+              <w:t xml:space="preserve">55 KB, same + federated fine-tuning (4 clients)</w:t>
+            </w:r>
+          </w:p>
+        </w:tc>
+        <w:tc>
+          <w:tcPr>
+            <w:tcW w:type="dxa" w:w="1900"/>
+            <w:tcMar>
+              <w:top w:type="dxa" w:w="60"/>
+              <w:left w:type="dxa" w:w="100"/>
+              <w:bottom w:type="dxa" w:w="60"/>
+              <w:right w:type="dxa" w:w="100"/>
+            </w:tcMar>
+            <w:vAlign w:val="center"/>
+          </w:tcPr>
+          <w:p>
+            <w:pPr>
+              <w:jc w:val="center"/>
+            </w:pPr>
+            <w:r>
+              <w:rPr>
+                <w:sz w:val="20"/>
+                <w:szCs w:val="20"/>
+              </w:rPr>
+              <w:t xml:space="preserve">client val., recall ≥ 99.9%</w:t>
+            </w:r>
+          </w:p>
+        </w:tc>
+        <w:tc>
+          <w:tcPr>
+            <w:tcW w:type="dxa" w:w="800"/>
+            <w:tcMar>
+              <w:top w:type="dxa" w:w="60"/>
+              <w:left w:type="dxa" w:w="100"/>
+              <w:bottom w:type="dxa" w:w="60"/>
+              <w:right w:type="dxa" w:w="100"/>
+            </w:tcMar>
+            <w:vAlign w:val="center"/>
+          </w:tcPr>
+          <w:p>
+            <w:pPr>
+              <w:jc w:val="center"/>
+            </w:pPr>
+            <w:r>
+              <w:rPr>
+                <w:sz w:val="20"/>
+                <w:szCs w:val="20"/>
+              </w:rPr>
+              <w:t xml:space="preserve">0.244</w:t>
+            </w:r>
+          </w:p>
+        </w:tc>
+        <w:tc>
+          <w:tcPr>
+            <w:tcW w:type="dxa" w:w="1500"/>
+            <w:tcMar>
+              <w:top w:type="dxa" w:w="60"/>
+              <w:left w:type="dxa" w:w="100"/>
+              <w:bottom w:type="dxa" w:w="60"/>
+              <w:right w:type="dxa" w:w="100"/>
+            </w:tcMar>
+            <w:vAlign w:val="center"/>
+          </w:tcPr>
+          <w:p>
+            <w:pPr>
+              <w:jc w:val="center"/>
+            </w:pPr>
+            <w:r>
+              <w:rPr>
+                <w:sz w:val="20"/>
+                <w:szCs w:val="20"/>
+              </w:rPr>
+              <w:t xml:space="preserve">30 / 16,215</w:t>
+            </w:r>
+          </w:p>
+        </w:tc>
+        <w:tc>
+          <w:tcPr>
+            <w:tcW w:type="dxa" w:w="900"/>
+            <w:tcMar>
+              <w:top w:type="dxa" w:w="60"/>
+              <w:left w:type="dxa" w:w="100"/>
+              <w:bottom w:type="dxa" w:w="60"/>
+              <w:right w:type="dxa" w:w="100"/>
+            </w:tcMar>
+            <w:vAlign w:val="center"/>
+          </w:tcPr>
+          <w:p>
+            <w:pPr>
+              <w:jc w:val="center"/>
+            </w:pPr>
+            <w:r>
+              <w:rPr>
+                <w:sz w:val="20"/>
+                <w:szCs w:val="20"/>
+              </w:rPr>
+              <w:t xml:space="preserve">0.19%</w:t>
+            </w:r>
+          </w:p>
+        </w:tc>
+        <w:tc>
+          <w:tcPr>
+            <w:tcW w:type="dxa" w:w="900"/>
+            <w:tcMar>
+              <w:top w:type="dxa" w:w="60"/>
+              <w:left w:type="dxa" w:w="100"/>
+              <w:bottom w:type="dxa" w:w="60"/>
+              <w:right w:type="dxa" w:w="100"/>
+            </w:tcMar>
+            <w:vAlign w:val="center"/>
+          </w:tcPr>
+          <w:p>
+            <w:pPr>
+              <w:jc w:val="center"/>
+            </w:pPr>
+            <w:r>
+              <w:rPr>
+                <w:sz w:val="20"/>
+                <w:szCs w:val="20"/>
+              </w:rPr>
+              <w:t xml:space="preserve">32</w:t>
+            </w:r>
+          </w:p>
+        </w:tc>
+        <w:tc>
+          <w:tcPr>
+            <w:tcW w:type="dxa" w:w="800"/>
+            <w:tcMar>
+              <w:top w:type="dxa" w:w="60"/>
+              <w:left w:type="dxa" w:w="100"/>
+              <w:bottom w:type="dxa" w:w="60"/>
+              <w:right w:type="dxa" w:w="100"/>
+            </w:tcMar>
+            <w:vAlign w:val="center"/>
+          </w:tcPr>
+          <w:p>
+            <w:pPr>
+              <w:jc w:val="center"/>
+            </w:pPr>
+            <w:r>
+              <w:rPr>
+                <w:sz w:val="20"/>
+                <w:szCs w:val="20"/>
+              </w:rPr>
+              <w:t xml:space="preserve">3.68%</w:t>
+            </w:r>
+          </w:p>
+        </w:tc>
+      </w:tr>
+      <w:tr>
+        <w:tc>
+          <w:tcPr>
+            <w:tcW w:type="dxa" w:w="3000"/>
+            <w:tcMar>
+              <w:top w:type="dxa" w:w="60"/>
+              <w:left w:type="dxa" w:w="100"/>
+              <w:bottom w:type="dxa" w:w="60"/>
+              <w:right w:type="dxa" w:w="100"/>
+            </w:tcMar>
+            <w:vAlign w:val="center"/>
+          </w:tcPr>
+          <w:p>
+            <w:pPr>
+              <w:jc w:val="left"/>
+            </w:pPr>
+            <w:r>
+              <w:rPr>
+                <w:sz w:val="20"/>
+                <w:szCs w:val="20"/>
+              </w:rPr>
+              <w:t xml:space="preserve">55 KB, same + federated fine-tuning (4 clients)</w:t>
+            </w:r>
+          </w:p>
+        </w:tc>
+        <w:tc>
+          <w:tcPr>
+            <w:tcW w:type="dxa" w:w="1900"/>
+            <w:tcMar>
+              <w:top w:type="dxa" w:w="60"/>
+              <w:left w:type="dxa" w:w="100"/>
+              <w:bottom w:type="dxa" w:w="60"/>
+              <w:right w:type="dxa" w:w="100"/>
+            </w:tcMar>
+            <w:vAlign w:val="center"/>
+          </w:tcPr>
+          <w:p>
+            <w:pPr>
+              <w:jc w:val="center"/>
+            </w:pPr>
+            <w:r>
+              <w:rPr>
+                <w:sz w:val="20"/>
+                <w:szCs w:val="20"/>
+              </w:rPr>
+              <w:t xml:space="preserve">client val., recall ≥ 99.95%</w:t>
+            </w:r>
+          </w:p>
+        </w:tc>
+        <w:tc>
+          <w:tcPr>
+            <w:tcW w:type="dxa" w:w="800"/>
+            <w:tcMar>
+              <w:top w:type="dxa" w:w="60"/>
+              <w:left w:type="dxa" w:w="100"/>
+              <w:bottom w:type="dxa" w:w="60"/>
+              <w:right w:type="dxa" w:w="100"/>
+            </w:tcMar>
+            <w:vAlign w:val="center"/>
+          </w:tcPr>
+          <w:p>
+            <w:pPr>
+              <w:jc w:val="center"/>
+            </w:pPr>
+            <w:r>
+              <w:rPr>
+                <w:sz w:val="20"/>
+                <w:szCs w:val="20"/>
+              </w:rPr>
+              <w:t xml:space="preserve">0.215</w:t>
+            </w:r>
+          </w:p>
+        </w:tc>
+        <w:tc>
+          <w:tcPr>
+            <w:tcW w:type="dxa" w:w="1500"/>
+            <w:tcMar>
+              <w:top w:type="dxa" w:w="60"/>
+              <w:left w:type="dxa" w:w="100"/>
+              <w:bottom w:type="dxa" w:w="60"/>
+              <w:right w:type="dxa" w:w="100"/>
+            </w:tcMar>
+            <w:vAlign w:val="center"/>
+          </w:tcPr>
+          <w:p>
+            <w:pPr>
+              <w:jc w:val="center"/>
+            </w:pPr>
+            <w:r>
+              <w:rPr>
+                <w:sz w:val="20"/>
+                <w:szCs w:val="20"/>
+              </w:rPr>
+              <w:t xml:space="preserve">18 / 16,215</w:t>
+            </w:r>
+          </w:p>
+        </w:tc>
+        <w:tc>
+          <w:tcPr>
+            <w:tcW w:type="dxa" w:w="900"/>
+            <w:tcMar>
+              <w:top w:type="dxa" w:w="60"/>
+              <w:left w:type="dxa" w:w="100"/>
+              <w:bottom w:type="dxa" w:w="60"/>
+              <w:right w:type="dxa" w:w="100"/>
+            </w:tcMar>
+            <w:vAlign w:val="center"/>
+          </w:tcPr>
+          <w:p>
+            <w:pPr>
+              <w:jc w:val="center"/>
+            </w:pPr>
+            <w:r>
+              <w:rPr>
+                <w:sz w:val="20"/>
+                <w:szCs w:val="20"/>
+              </w:rPr>
+              <w:t xml:space="preserve">0.11%</w:t>
+            </w:r>
+          </w:p>
+        </w:tc>
+        <w:tc>
+          <w:tcPr>
+            <w:tcW w:type="dxa" w:w="900"/>
+            <w:tcMar>
+              <w:top w:type="dxa" w:w="60"/>
+              <w:left w:type="dxa" w:w="100"/>
+              <w:bottom w:type="dxa" w:w="60"/>
+              <w:right w:type="dxa" w:w="100"/>
+            </w:tcMar>
+            <w:vAlign w:val="center"/>
+          </w:tcPr>
+          <w:p>
+            <w:pPr>
+              <w:jc w:val="center"/>
+            </w:pPr>
+            <w:r>
+              <w:rPr>
+                <w:sz w:val="20"/>
+                <w:szCs w:val="20"/>
+              </w:rPr>
+              <w:t xml:space="preserve">20</w:t>
+            </w:r>
+          </w:p>
+        </w:tc>
+        <w:tc>
+          <w:tcPr>
+            <w:tcW w:type="dxa" w:w="800"/>
+            <w:tcMar>
+              <w:top w:type="dxa" w:w="60"/>
+              <w:left w:type="dxa" w:w="100"/>
+              <w:bottom w:type="dxa" w:w="60"/>
+              <w:right w:type="dxa" w:w="100"/>
+            </w:tcMar>
+            <w:vAlign w:val="center"/>
+          </w:tcPr>
+          <w:p>
+            <w:pPr>
+              <w:jc w:val="center"/>
+            </w:pPr>
+            <w:r>
+              <w:rPr>
+                <w:sz w:val="20"/>
+                <w:szCs w:val="20"/>
+              </w:rPr>
+              <w:t xml:space="preserve">5.61%</w:t>
+            </w:r>
+          </w:p>
+        </w:tc>
+      </w:tr>
+      <w:tr>
+        <w:tc>
+          <w:tcPr>
+            <w:tcW w:type="dxa" w:w="3000"/>
+            <w:tcMar>
+              <w:top w:type="dxa" w:w="60"/>
+              <w:left w:type="dxa" w:w="100"/>
+              <w:bottom w:type="dxa" w:w="60"/>
+              <w:right w:type="dxa" w:w="100"/>
+            </w:tcMar>
+            <w:vAlign w:val="center"/>
+          </w:tcPr>
+          <w:p>
+            <w:pPr>
+              <w:jc w:val="left"/>
+            </w:pPr>
+            <w:r>
+              <w:rPr>
+                <w:sz w:val="20"/>
+                <w:szCs w:val="20"/>
+              </w:rPr>
+              <w:t xml:space="preserve">55 KB, same + federated fine-tuning (4 clients)</w:t>
+            </w:r>
+          </w:p>
+        </w:tc>
+        <w:tc>
+          <w:tcPr>
+            <w:tcW w:type="dxa" w:w="1900"/>
+            <w:tcMar>
+              <w:top w:type="dxa" w:w="60"/>
+              <w:left w:type="dxa" w:w="100"/>
+              <w:bottom w:type="dxa" w:w="60"/>
+              <w:right w:type="dxa" w:w="100"/>
+            </w:tcMar>
+            <w:vAlign w:val="center"/>
+          </w:tcPr>
+          <w:p>
+            <w:pPr>
+              <w:jc w:val="center"/>
+            </w:pPr>
+            <w:r>
+              <w:rPr>
+                <w:sz w:val="20"/>
+                <w:szCs w:val="20"/>
+              </w:rPr>
+              <w:t xml:space="preserve">client val., recall ≥ 99.99%</w:t>
+            </w:r>
+          </w:p>
+        </w:tc>
+        <w:tc>
+          <w:tcPr>
+            <w:tcW w:type="dxa" w:w="800"/>
+            <w:tcMar>
+              <w:top w:type="dxa" w:w="60"/>
+              <w:left w:type="dxa" w:w="100"/>
+              <w:bottom w:type="dxa" w:w="60"/>
+              <w:right w:type="dxa" w:w="100"/>
+            </w:tcMar>
+            <w:vAlign w:val="center"/>
+          </w:tcPr>
+          <w:p>
+            <w:pPr>
+              <w:jc w:val="center"/>
+            </w:pPr>
+            <w:r>
+              <w:rPr>
+                <w:sz w:val="20"/>
+                <w:szCs w:val="20"/>
+              </w:rPr>
+              <w:t xml:space="preserve">0.203</w:t>
+            </w:r>
+          </w:p>
+        </w:tc>
+        <w:tc>
+          <w:tcPr>
+            <w:tcW w:type="dxa" w:w="1500"/>
+            <w:tcMar>
+              <w:top w:type="dxa" w:w="60"/>
+              <w:left w:type="dxa" w:w="100"/>
+              <w:bottom w:type="dxa" w:w="60"/>
+              <w:right w:type="dxa" w:w="100"/>
+            </w:tcMar>
+            <w:vAlign w:val="center"/>
+          </w:tcPr>
+          <w:p>
+            <w:pPr>
+              <w:jc w:val="center"/>
+            </w:pPr>
+            <w:r>
+              <w:rPr>
+                <w:sz w:val="20"/>
+                <w:szCs w:val="20"/>
+              </w:rPr>
+              <w:t xml:space="preserve">12 / 16,215</w:t>
+            </w:r>
+          </w:p>
+        </w:tc>
+        <w:tc>
+          <w:tcPr>
+            <w:tcW w:type="dxa" w:w="900"/>
+            <w:tcMar>
+              <w:top w:type="dxa" w:w="60"/>
+              <w:left w:type="dxa" w:w="100"/>
+              <w:bottom w:type="dxa" w:w="60"/>
+              <w:right w:type="dxa" w:w="100"/>
+            </w:tcMar>
+            <w:vAlign w:val="center"/>
+          </w:tcPr>
+          <w:p>
+            <w:pPr>
+              <w:jc w:val="center"/>
+            </w:pPr>
+            <w:r>
+              <w:rPr>
+                <w:sz w:val="20"/>
+                <w:szCs w:val="20"/>
+              </w:rPr>
+              <w:t xml:space="preserve">0.074%</w:t>
+            </w:r>
+          </w:p>
+        </w:tc>
+        <w:tc>
+          <w:tcPr>
+            <w:tcW w:type="dxa" w:w="900"/>
+            <w:tcMar>
+              <w:top w:type="dxa" w:w="60"/>
+              <w:left w:type="dxa" w:w="100"/>
+              <w:bottom w:type="dxa" w:w="60"/>
+              <w:right w:type="dxa" w:w="100"/>
+            </w:tcMar>
+            <w:vAlign w:val="center"/>
+          </w:tcPr>
+          <w:p>
+            <w:pPr>
+              <w:jc w:val="center"/>
+            </w:pPr>
+            <w:r>
+              <w:rPr>
+                <w:sz w:val="20"/>
+                <w:szCs w:val="20"/>
+              </w:rPr>
+              <w:t xml:space="preserve">14</w:t>
+            </w:r>
+          </w:p>
+        </w:tc>
+        <w:tc>
+          <w:tcPr>
+            <w:tcW w:type="dxa" w:w="800"/>
+            <w:tcMar>
+              <w:top w:type="dxa" w:w="60"/>
+              <w:left w:type="dxa" w:w="100"/>
+              <w:bottom w:type="dxa" w:w="60"/>
+              <w:right w:type="dxa" w:w="100"/>
+            </w:tcMar>
+            <w:vAlign w:val="center"/>
+          </w:tcPr>
+          <w:p>
+            <w:pPr>
+              <w:jc w:val="center"/>
+            </w:pPr>
+            <w:r>
+              <w:rPr>
+                <w:sz w:val="20"/>
+                <w:szCs w:val="20"/>
+              </w:rPr>
+              <w:t xml:space="preserve">6.61%</w:t>
+            </w:r>
+          </w:p>
+        </w:tc>
+      </w:tr>
+      <w:tr>
+        <w:tc>
+          <w:tcPr>
+            <w:tcW w:type="dxa" w:w="3000"/>
+            <w:tcMar>
+              <w:top w:type="dxa" w:w="60"/>
+              <w:left w:type="dxa" w:w="100"/>
+              <w:bottom w:type="dxa" w:w="60"/>
+              <w:right w:type="dxa" w:w="100"/>
+            </w:tcMar>
+            <w:vAlign w:val="center"/>
+          </w:tcPr>
+          <w:p>
+            <w:pPr>
+              <w:jc w:val="left"/>
+            </w:pPr>
+            <w:r>
+              <w:rPr>
+                <w:sz w:val="20"/>
+                <w:szCs w:val="20"/>
+              </w:rPr>
+              <w:t xml:space="preserve">100 KB (prune 30%), distillation + clipped inputs</w:t>
+            </w:r>
+          </w:p>
+        </w:tc>
+        <w:tc>
+          <w:tcPr>
+            <w:tcW w:type="dxa" w:w="1900"/>
+            <w:tcMar>
+              <w:top w:type="dxa" w:w="60"/>
+              <w:left w:type="dxa" w:w="100"/>
+              <w:bottom w:type="dxa" w:w="60"/>
+              <w:right w:type="dxa" w:w="100"/>
+            </w:tcMar>
+            <w:vAlign w:val="center"/>
+          </w:tcPr>
+          <w:p>
+            <w:pPr>
+              <w:jc w:val="center"/>
+            </w:pPr>
+            <w:r>
+              <w:rPr>
+                <w:sz w:val="20"/>
+                <w:szCs w:val="20"/>
+              </w:rPr>
+              <w:t xml:space="preserve">client val., recall ≥ 99.99%</w:t>
+            </w:r>
+          </w:p>
+        </w:tc>
+        <w:tc>
+          <w:tcPr>
+            <w:tcW w:type="dxa" w:w="800"/>
+            <w:tcMar>
+              <w:top w:type="dxa" w:w="60"/>
+              <w:left w:type="dxa" w:w="100"/>
+              <w:bottom w:type="dxa" w:w="60"/>
+              <w:right w:type="dxa" w:w="100"/>
+            </w:tcMar>
+            <w:vAlign w:val="center"/>
+          </w:tcPr>
+          <w:p>
+            <w:pPr>
+              <w:jc w:val="center"/>
+            </w:pPr>
+            <w:r>
+              <w:rPr>
+                <w:sz w:val="20"/>
+                <w:szCs w:val="20"/>
+              </w:rPr>
+              <w:t xml:space="preserve">0.186</w:t>
+            </w:r>
+          </w:p>
+        </w:tc>
+        <w:tc>
+          <w:tcPr>
+            <w:tcW w:type="dxa" w:w="1500"/>
+            <w:tcMar>
+              <w:top w:type="dxa" w:w="60"/>
+              <w:left w:type="dxa" w:w="100"/>
+              <w:bottom w:type="dxa" w:w="60"/>
+              <w:right w:type="dxa" w:w="100"/>
+            </w:tcMar>
+            <w:vAlign w:val="center"/>
+          </w:tcPr>
+          <w:p>
+            <w:pPr>
+              <w:jc w:val="center"/>
+            </w:pPr>
+            <w:r>
+              <w:rPr>
+                <w:sz w:val="20"/>
+                <w:szCs w:val="20"/>
+              </w:rPr>
+              <w:t xml:space="preserve">5 / 16,215</w:t>
+            </w:r>
+          </w:p>
+        </w:tc>
+        <w:tc>
+          <w:tcPr>
+            <w:tcW w:type="dxa" w:w="900"/>
+            <w:tcMar>
+              <w:top w:type="dxa" w:w="60"/>
+              <w:left w:type="dxa" w:w="100"/>
+              <w:bottom w:type="dxa" w:w="60"/>
+              <w:right w:type="dxa" w:w="100"/>
+            </w:tcMar>
+            <w:vAlign w:val="center"/>
+          </w:tcPr>
+          <w:p>
+            <w:pPr>
+              <w:jc w:val="center"/>
+            </w:pPr>
+            <w:r>
+              <w:rPr>
+                <w:sz w:val="20"/>
+                <w:szCs w:val="20"/>
+              </w:rPr>
+              <w:t xml:space="preserve">0.031%</w:t>
+            </w:r>
+          </w:p>
+        </w:tc>
+        <w:tc>
+          <w:tcPr>
+            <w:tcW w:type="dxa" w:w="900"/>
+            <w:tcMar>
+              <w:top w:type="dxa" w:w="60"/>
+              <w:left w:type="dxa" w:w="100"/>
+              <w:bottom w:type="dxa" w:w="60"/>
+              <w:right w:type="dxa" w:w="100"/>
+            </w:tcMar>
+            <w:vAlign w:val="center"/>
+          </w:tcPr>
+          <w:p>
+            <w:pPr>
+              <w:jc w:val="center"/>
+            </w:pPr>
+            <w:r>
+              <w:rPr>
+                <w:sz w:val="20"/>
+                <w:szCs w:val="20"/>
+              </w:rPr>
+              <w:t xml:space="preserve">8</w:t>
+            </w:r>
+          </w:p>
+        </w:tc>
+        <w:tc>
+          <w:tcPr>
+            <w:tcW w:type="dxa" w:w="800"/>
+            <w:tcMar>
+              <w:top w:type="dxa" w:w="60"/>
+              <w:left w:type="dxa" w:w="100"/>
+              <w:bottom w:type="dxa" w:w="60"/>
+              <w:right w:type="dxa" w:w="100"/>
+            </w:tcMar>
+            <w:vAlign w:val="center"/>
+          </w:tcPr>
+          <w:p>
+            <w:pPr>
+              <w:jc w:val="center"/>
+            </w:pPr>
+            <w:r>
+              <w:rPr>
+                <w:sz w:val="20"/>
+                <w:szCs w:val="20"/>
+              </w:rPr>
+              <w:t xml:space="preserve">9.07%</w:t>
+            </w:r>
+          </w:p>
+        </w:tc>
+      </w:tr>
+      <w:tr>
+        <w:tc>
+          <w:tcPr>
+            <w:tcW w:type="dxa" w:w="3000"/>
+            <w:tcMar>
+              <w:top w:type="dxa" w:w="60"/>
+              <w:left w:type="dxa" w:w="100"/>
+              <w:bottom w:type="dxa" w:w="60"/>
+              <w:right w:type="dxa" w:w="100"/>
+            </w:tcMar>
+            <w:vAlign w:val="center"/>
+          </w:tcPr>
+          <w:p>
+            <w:pPr>
+              <w:jc w:val="left"/>
+            </w:pPr>
+            <w:r>
+              <w:rPr>
+                <w:sz w:val="20"/>
+                <w:szCs w:val="20"/>
+              </w:rPr>
+              <w:t xml:space="preserve">Original model's 55 KB deployment (Table 13)</w:t>
+            </w:r>
+          </w:p>
+        </w:tc>
+        <w:tc>
+          <w:tcPr>
+            <w:tcW w:type="dxa" w:w="1900"/>
+            <w:tcMar>
+              <w:top w:type="dxa" w:w="60"/>
+              <w:left w:type="dxa" w:w="100"/>
+              <w:bottom w:type="dxa" w:w="60"/>
+              <w:right w:type="dxa" w:w="100"/>
+            </w:tcMar>
+            <w:vAlign w:val="center"/>
+          </w:tcPr>
+          <w:p>
+            <w:pPr>
+              <w:jc w:val="center"/>
+            </w:pPr>
+            <w:r>
+              <w:rPr>
+                <w:sz w:val="20"/>
+                <w:szCs w:val="20"/>
+              </w:rPr>
+              <w:t xml:space="preserve">client val., recall ≥ 99.9%</w:t>
+            </w:r>
+          </w:p>
+        </w:tc>
+        <w:tc>
+          <w:tcPr>
+            <w:tcW w:type="dxa" w:w="800"/>
+            <w:tcMar>
+              <w:top w:type="dxa" w:w="60"/>
+              <w:left w:type="dxa" w:w="100"/>
+              <w:bottom w:type="dxa" w:w="60"/>
+              <w:right w:type="dxa" w:w="100"/>
+            </w:tcMar>
+            <w:vAlign w:val="center"/>
+          </w:tcPr>
+          <w:p>
+            <w:pPr>
+              <w:jc w:val="center"/>
+            </w:pPr>
+            <w:r>
+              <w:rPr>
+                <w:sz w:val="20"/>
+                <w:szCs w:val="20"/>
+              </w:rPr>
+              <w:t xml:space="preserve">0.220</w:t>
+            </w:r>
+          </w:p>
+        </w:tc>
+        <w:tc>
+          <w:tcPr>
+            <w:tcW w:type="dxa" w:w="1500"/>
+            <w:tcMar>
+              <w:top w:type="dxa" w:w="60"/>
+              <w:left w:type="dxa" w:w="100"/>
+              <w:bottom w:type="dxa" w:w="60"/>
+              <w:right w:type="dxa" w:w="100"/>
+            </w:tcMar>
+            <w:vAlign w:val="center"/>
+          </w:tcPr>
+          <w:p>
+            <w:pPr>
+              <w:jc w:val="center"/>
+            </w:pPr>
+            <w:r>
+              <w:rPr>
+                <w:sz w:val="20"/>
+                <w:szCs w:val="20"/>
+              </w:rPr>
+              <w:t xml:space="preserve">19 / 16,215</w:t>
+            </w:r>
+          </w:p>
+        </w:tc>
+        <w:tc>
+          <w:tcPr>
+            <w:tcW w:type="dxa" w:w="900"/>
+            <w:tcMar>
+              <w:top w:type="dxa" w:w="60"/>
+              <w:left w:type="dxa" w:w="100"/>
+              <w:bottom w:type="dxa" w:w="60"/>
+              <w:right w:type="dxa" w:w="100"/>
+            </w:tcMar>
+            <w:vAlign w:val="center"/>
+          </w:tcPr>
+          <w:p>
+            <w:pPr>
+              <w:jc w:val="center"/>
+            </w:pPr>
+            <w:r>
+              <w:rPr>
+                <w:sz w:val="20"/>
+                <w:szCs w:val="20"/>
+              </w:rPr>
+              <w:t xml:space="preserve">0.12%</w:t>
+            </w:r>
+          </w:p>
+        </w:tc>
+        <w:tc>
+          <w:tcPr>
+            <w:tcW w:type="dxa" w:w="900"/>
+            <w:tcMar>
+              <w:top w:type="dxa" w:w="60"/>
+              <w:left w:type="dxa" w:w="100"/>
+              <w:bottom w:type="dxa" w:w="60"/>
+              <w:right w:type="dxa" w:w="100"/>
+            </w:tcMar>
+            <w:vAlign w:val="center"/>
+          </w:tcPr>
+          <w:p>
+            <w:pPr>
+              <w:jc w:val="center"/>
+            </w:pPr>
+            <w:r>
+              <w:rPr>
+                <w:sz w:val="20"/>
+                <w:szCs w:val="20"/>
+              </w:rPr>
+              <w:t xml:space="preserve">20</w:t>
+            </w:r>
+          </w:p>
+        </w:tc>
+        <w:tc>
+          <w:tcPr>
+            <w:tcW w:type="dxa" w:w="800"/>
+            <w:tcMar>
+              <w:top w:type="dxa" w:w="60"/>
+              <w:left w:type="dxa" w:w="100"/>
+              <w:bottom w:type="dxa" w:w="60"/>
+              <w:right w:type="dxa" w:w="100"/>
+            </w:tcMar>
+            <w:vAlign w:val="center"/>
+          </w:tcPr>
+          <w:p>
+            <w:pPr>
+              <w:jc w:val="center"/>
+            </w:pPr>
+            <w:r>
+              <w:rPr>
+                <w:sz w:val="20"/>
+                <w:szCs w:val="20"/>
+              </w:rPr>
+              <w:t xml:space="preserve">5.94%</w:t>
+            </w:r>
+          </w:p>
+        </w:tc>
+      </w:tr>
+    </w:tbl>
+    <w:p>
+      <w:pPr>
+        <w:spacing w:after="240" w:before="80"/>
+      </w:pPr>
+      <w:r>
+        <w:rPr>
+          <w:i/>
+          <w:iCs/>
+          <w:sz w:val="20"/>
+          <w:szCs w:val="20"/>
+        </w:rPr>
+        <w:t xml:space="preserve">Table 15. Recall-priority compression of the improved TON_IoT federated model (same procedure as Tables 11 and 13; client 0's data, three fine-tuning draws).</w:t>
+      </w:r>
+    </w:p>
+    <w:p>
+      <w:pPr>
+        <w:spacing w:after="160"/>
+      </w:pPr>
+      <w:r>
+        <w:t xml:space="preserve">Compressing the improved model with the recipe of Section 5.13 gives better 55 KB models than before, and here federated fine-tuning makes them stable across draws. At a 99.99% client-validation target, the 55 KB federated-fine-tuned model misses 12 of 16,215 attacks (at most 14 over draws) at a 6.6% FAR (at most 6.8%), against 19 at 5.9% for the original model's 55 KB deployment; at a 99.9% target it misses 30 at a 3.7% FAR. Client-only fine-tuning misses fewer attacks on average (4) but its FAR varies between 7.2% and 17.3% across draws. XSS accounts for about half of the remaining misses. We deploy the first draw of the 55 KB federated-fine-tuned model (12 missed, FAR 6.49%, threshold 0.207). Two caveats apply. The variants of Table 14 were designed after we saw that the original TON_IoT model left room for improvement, although the choice among them used validation data only. And only this section, Section 5.8, and Section 6.1 use the improved model; the earlier TON_IoT tables use the original 37-feature model and were not re-run.</w:t>
       </w:r>
     </w:p>
     <w:p>
@@ -20730,7 +23843,7 @@
         <w:spacing w:after="160"/>
       </w:pPr>
       <w:r>
-        <w:t xml:space="preserve">IoT deployments vary in MCU architecture, memory, and clock, and interpreter latency on a workstation does not establish on-device latency. We provide ESP32 firmware that embeds both deployment models (CIC-IDS2017, 112 KB INT8; TON_IoT, 55 KB INT8) and the FP32 federated models they were compressed from (803 KB and 720 KB). It checks on-device outputs against the host TFLite interpreter on fixed inputs, including decision agreement at each model's deployment threshold, and times 100 inferences per model. A host build against the same TensorFlow Lite Micro library reproduces the interpreter outputs exactly (FP32) and within three INT8 output steps (at most 0.012, INT8), with all decisions in agreement. Tensor-arena use is 2.2–4.6 KB, well within ESP32 SRAM. </w:t>
+        <w:t xml:space="preserve">IoT deployments vary in MCU architecture, memory, and clock, and interpreter latency on a workstation does not establish on-device latency. We provide ESP32 firmware that embeds both deployment models (CIC-IDS2017, 112 KB INT8; TON_IoT, 55 KB INT8) and the FP32 federated models they were compressed from (803 KB and 732 KB). It checks on-device outputs against the host TFLite interpreter on fixed inputs, including decision agreement at each model's deployment threshold, and times 100 inferences per model. A host build against the same TensorFlow Lite Micro library reproduces the interpreter outputs exactly (FP32) and within one INT8 output step (at most 0.004), with all decisions in agreement. Tensor-arena use is 2.2–4.6 KB, well within ESP32 SRAM. </w:t>
       </w:r>
       <w:r>
         <w:rPr>
@@ -20925,6 +24038,21 @@
       </w:r>
       <w:r>
         <w:t xml:space="preserve">All results use one MLP; the QAT failure mode (Section 5.6) may differ for architectures with input normalization layers.</w:t>
+      </w:r>
+    </w:p>
+    <w:p>
+      <w:pPr>
+        <w:spacing w:after="140"/>
+      </w:pPr>
+      <w:r>
+        <w:rPr>
+          <w:b/>
+          <w:bCs/>
+        </w:rPr>
+        <w:t xml:space="preserve">Two TON_IoT federated models. </w:t>
+      </w:r>
+      <w:r>
+        <w:t xml:space="preserve">Only Sections 5.8, 5.14, and 6.1 use the improved TON_IoT federated model; the other TON_IoT results use the original 37-feature model and were not re-run with the improved one.</w:t>
       </w:r>
     </w:p>
     <w:p>
@@ -21428,7 +24556,7 @@
         <w:t xml:space="preserve">3. </w:t>
       </w:r>
       <w:r>
-        <w:t xml:space="preserve">Parity check: for 8 fixed standardized input vectors per dataset (78 features for CIC-IDS2017, 37 for TON_IoT), the firmware compares each model's on-device output with the host TFLite output (include/test_vectors.h) and reports the maximum absolute difference and decision agreement at the model's deployment threshold. A host build against the same TensorFlow Lite Micro library matched exactly (FP32) and within three quantization steps (INT8, 3/256), with 8/8 decisions in agreement for every model.</w:t>
+        <w:t xml:space="preserve">Parity check: for 8 fixed standardized input vectors per dataset (78 features for CIC-IDS2017, 43 for the improved TON_IoT model), the firmware compares each model's on-device output with the host TFLite output (include/test_vectors.h) and reports the maximum absolute difference and decision agreement at the model's deployment threshold. A host build against the same TensorFlow Lite Micro library matched exactly (FP32) and within one quantization step (INT8, 1/256), with 8/8 decisions in agreement for every model.</w:t>
       </w:r>
     </w:p>
     <w:p>

--- a/paper/TinyML_Federated_IDS_Revised.docx
+++ b/paper/TinyML_Federated_IDS_Revised.docx
@@ -276,7 +276,7 @@
         <w:spacing w:after="200"/>
       </w:pPr>
       <w:r>
-        <w:t xml:space="preserve">Federated Learning (FL) combined with TinyML is an attractive basis for privacy-preserving intrusion detection on microcontroller-class IoT devices, but the claim that a federated model can be compressed for such devices without losing detection quality is rarely tested end to end. We train a multilayer-perceptron intrusion detector with Flower (FedAvgM, cosine learning-rate decay, focal loss) on CIC-IDS2017 and TON_IoT, and compress it for TensorFlow Lite Micro using only data a federated deployment would actually hold. Three results stand out. First, federated training comes close to centralized training on the same recipe (F1 85.70 vs. 87.35 on CIC-IDS2017; 99.40 vs. 99.48 on TON_IoT), and a strongly non-IID Dirichlet(0.3) partition costs at most about one F1 point. Second, structured pruning followed by fine-tuning and QAT fine-tuning on a single participating client's local data yields a 65 KB INT8 model (12.3× smaller than FP32) with no loss relative to the federated model (F1 85.59, Attack Recall 99.66% on CIC-IDS2017; F1 98.74 on TON_IoT). How well this works depends on how closely that client's class mix matches the global one. When missed attacks must be minimized, distillation from the federated model and a threshold chosen on the client's own held-out data together with fine-tuning on all clients' local data, let the 65 KB model miss 27 of 85,173 attacks, about half as many as the FP32 model at its default threshold (52), at an 11.3% false-alarm rate; on TON_IoT, after a validation-selected improvement of the federated model (text-derived features, focal α = 0.5), the 55 KB model misses 12 of 16,215 attacks at 6.6%. For on-device deployment we use a 112 KB CIC-IDS2017 variant (23 of 85,173 missed at 9.7%, mean over fine-tuning draws) and this 55 KB TON_IoT model. Third, training-time quantization-aware training inside FL collapses on CIC-IDS2017 (34.7% accuracy): heavy-tailed standardized features drive the learned INT8 input range to [−1231, 405]. The same method works on TON_IoT, and full-integer post-training quantization of the float model avoids that collapse but is unstable across calibration draws (F1 between 12 and 99 for the same TON_IoT model) until the calibration inputs are clipped, after which it is stable (F1 99.32–99.35). A local-only baseline shows where federation pays off: clients with few local attacks detect 45–93% of attacks alone and 98–99.8% with the federated model. We also document four silent failure modes in a common TensorFlow, tfmot, and Flower toolchain that had invalidated the compressed-model results of our own earlier report, together with the checks that catch them.</w:t>
+        <w:t xml:space="preserve">Federated Learning (FL) combined with TinyML is an attractive basis for privacy-preserving intrusion detection on microcontroller-class IoT devices, but the claim that a federated model can be compressed for such devices without losing detection quality is rarely tested end to end. We train a multilayer-perceptron intrusion detector with Flower (FedAvgM, cosine learning-rate decay, focal loss) on CIC-IDS2017 and TON_IoT, and compress it for TensorFlow Lite Micro using only data a federated deployment would actually hold. Three results stand out. First, federated training comes close to centralized training on the same recipe (F1 85.70 vs. 87.35 on CIC-IDS2017; 99.41 vs. 99.68 on TON_IoT), and a strongly non-IID Dirichlet(0.3) partition costs at most about one F1 point. Second, structured pruning followed by fine-tuning and QAT fine-tuning on a single participating client's local data yields a 65 KB INT8 model (12.3× smaller than FP32) with no loss relative to the federated model (F1 85.59, Attack Recall 99.66% on CIC-IDS2017; F1 98.67 on TON_IoT). How well this works depends on how closely that client's class mix matches the global one. When missed attacks must be minimized, distillation from the federated model and a threshold chosen on the client's own held-out data together with fine-tuning on all clients' local data, let the 65 KB model miss 27 of 85,173 attacks, about half as many as the FP32 model at its default threshold (52), at an 11.3% false-alarm rate; on TON_IoT the same recipe lets a 55 KB model miss 12 of 16,215 attacks at 6.6%. For on-device deployment we use a 112 KB CIC-IDS2017 variant (23 of 85,173 missed at 9.7%, mean over fine-tuning draws) and this 55 KB TON_IoT model. Third, training-time quantization-aware training inside FL collapses on CIC-IDS2017 (34.7% accuracy): heavy-tailed standardized features drive the learned INT8 input range to [−1231, 405]. The same method works on TON_IoT, and full-integer post-training quantization of the float model avoids that collapse but is unstable across calibration draws (F1 between 33 and 99 for the same TON_IoT model) until the calibration inputs are clipped, after which it is stable (F1 99.19 for every calibration set). A local-only baseline shows where federation pays off: clients with few local attacks detect 45–93% of attacks alone and 99.8–99.99% with the federated model. We also document four silent failure modes in a common TensorFlow, tfmot, and Flower toolchain that had invalidated the compressed-model results of our own earlier report, together with the checks that catch them.</w:t>
       </w:r>
     </w:p>
     <w:p>
@@ -445,7 +445,7 @@
         <w:spacing w:after="160"/>
       </w:pPr>
       <w:r>
-        <w:t xml:space="preserve">TON_IoT [15]: the network train/test file (211,043 records). To avoid shortcut features, we drop host identifiers and ephemeral ports (src_ip, dst_ip, src_port; the file has no timestamp column) and keep dst_port, which corresponds to CIC-IDS2017's Destination Port feature. Text columns with at most 50 distinct values (protocol, service, connection state, DNS/SSL/HTTP flags) are label-encoded, and high-cardinality free text (DNS query, URI) is dropped, leaving 37 features. Duplicates are removed (105,176 unique records: 24,106 normal, 81,070 attack) and the same split, scaling, and SMOTE steps are applied (test set: 21,036 records). Section 5.14 additionally evaluates an improved TON_IoT federated model, selected on validation data, that adds six row-local features derived from the DNS query and the URI (length, digit count, and non-alphanumeric count of each field; 43 features) and uses focal α = 0.5; unless stated otherwise, TON_IoT results use the original 37-feature model.</w:t>
+        <w:t xml:space="preserve">TON_IoT [15]: the network train/test file (211,043 records). To avoid shortcut features, we drop host identifiers and ephemeral ports (src_ip, dst_ip, src_port; the file has no timestamp column) and keep dst_port, which corresponds to CIC-IDS2017's Destination Port feature. Text columns with at most 50 distinct values (protocol, service, connection state, DNS/SSL/HTTP flags) are label-encoded. High-cardinality free text (DNS query, URI) is not used directly; instead we add six row-local features from it (length, digit count, and non-alphanumeric count of each field, 0 when absent), which cannot leak information across records, giving 43 features. Duplicates are removed (105,176 unique records: 24,106 normal, 81,070 attack) and the same split, scaling, and SMOTE steps are applied (test set: 21,036 records). These features and the TON_IoT focal-loss setting (Section 3.2) were selected on validation data (Section 5.14). Deduplication is keyed on the other 37 features, so the record set and the split do not depend on the text-derived features.</w:t>
       </w:r>
     </w:p>
     <w:p>
@@ -462,7 +462,7 @@
         <w:spacing w:after="160"/>
       </w:pPr>
       <w:r>
-        <w:t xml:space="preserve">The model is an MLP (512→256→128, ReLU, each hidden layer followed by BatchNormalization and Dropout, sigmoid output). We train it with Flower using four clients, FedAvgM (server momentum 0.5, server learning rate 0.1) [10], 60 rounds × 3 local epochs, batch size 128, and Adam. The server broadcasts a cosine learning-rate schedule (10⁻³ → 10⁻⁴) so that all clients decay in lock-step. Class imbalance is further addressed with focal loss [12] (α = 0.35, carried over from preliminary experiments in which larger α values were unstable) and class weights. Client data is partitioned either near-IID (each class split evenly across clients) or with a Dirichlet(α = 0.3) label partition (Section 5.2). The centralized baseline trains the identical model and loss for the same total epoch budget (180 epochs) with the same per-round cosine schedule. Training-time QAT is off in the main pipeline; Section 5.6 explains why.</w:t>
+        <w:t xml:space="preserve">The model is an MLP (512→256→128, ReLU, each hidden layer followed by BatchNormalization and Dropout, sigmoid output). We train it with Flower using four clients, FedAvgM (server momentum 0.5, server learning rate 0.1) [10], 60 rounds × 3 local epochs, batch size 128, and Adam. The server broadcasts a cosine learning-rate schedule (10⁻³ → 10⁻⁴) so that all clients decay in lock-step. Class imbalance is further addressed with focal loss [12] (α = 0.35 for CIC-IDS2017, carried over from preliminary experiments in which larger α values were unstable; α = 0.5 for TON_IoT, where attacks are the majority class, selected on validation data in Section 5.14) and class weights. Client data is partitioned either near-IID (each class split evenly across clients) or with a Dirichlet(α = 0.3) label partition (Section 5.2). The centralized baseline trains the identical model and loss for the same total epoch budget (180 epochs) with the same per-round cosine schedule. Training-time QAT is off in the main pipeline; Section 5.6 explains why.</w:t>
       </w:r>
     </w:p>
     <w:p>
@@ -1304,7 +1304,7 @@
                 <w:sz w:val="20"/>
                 <w:szCs w:val="20"/>
               </w:rPr>
-              <w:t xml:space="preserve">99.20%</w:t>
+              <w:t xml:space="preserve">99.51%</w:t>
             </w:r>
           </w:p>
         </w:tc>
@@ -1328,7 +1328,7 @@
                 <w:sz w:val="20"/>
                 <w:szCs w:val="20"/>
               </w:rPr>
-              <w:t xml:space="preserve">99.32%</w:t>
+              <w:t xml:space="preserve">99.43%</w:t>
             </w:r>
           </w:p>
         </w:tc>
@@ -1352,7 +1352,7 @@
                 <w:sz w:val="20"/>
                 <w:szCs w:val="20"/>
               </w:rPr>
-              <w:t xml:space="preserve">99.64%</w:t>
+              <w:t xml:space="preserve">99.94%</w:t>
             </w:r>
           </w:p>
         </w:tc>
@@ -1376,7 +1376,7 @@
                 <w:sz w:val="20"/>
                 <w:szCs w:val="20"/>
               </w:rPr>
-              <w:t xml:space="preserve">99.48%</w:t>
+              <w:t xml:space="preserve">99.68%</w:t>
             </w:r>
           </w:p>
         </w:tc>
@@ -1400,7 +1400,7 @@
                 <w:sz w:val="20"/>
                 <w:szCs w:val="20"/>
               </w:rPr>
-              <w:t xml:space="preserve">2.28%</w:t>
+              <w:t xml:space="preserve">1.93%</w:t>
             </w:r>
           </w:p>
         </w:tc>
@@ -1424,7 +1424,7 @@
                 <w:sz w:val="20"/>
                 <w:szCs w:val="20"/>
               </w:rPr>
-              <w:t xml:space="preserve">59 / 16,215 (0.36%)</w:t>
+              <w:t xml:space="preserve">10 / 16,215 (0.062%)</w:t>
             </w:r>
           </w:p>
         </w:tc>
@@ -1498,7 +1498,7 @@
                 <w:sz w:val="20"/>
                 <w:szCs w:val="20"/>
               </w:rPr>
-              <w:t xml:space="preserve">99.18%</w:t>
+              <w:t xml:space="preserve">98.94%</w:t>
             </w:r>
           </w:p>
         </w:tc>
@@ -1522,7 +1522,7 @@
                 <w:sz w:val="20"/>
                 <w:szCs w:val="20"/>
               </w:rPr>
-              <w:t xml:space="preserve">99.62%</w:t>
+              <w:t xml:space="preserve">99.88%</w:t>
             </w:r>
           </w:p>
         </w:tc>
@@ -1546,7 +1546,7 @@
                 <w:sz w:val="20"/>
                 <w:szCs w:val="20"/>
               </w:rPr>
-              <w:t xml:space="preserve">99.40%</w:t>
+              <w:t xml:space="preserve">99.41%</w:t>
             </w:r>
           </w:p>
         </w:tc>
@@ -1570,7 +1570,7 @@
                 <w:sz w:val="20"/>
                 <w:szCs w:val="20"/>
               </w:rPr>
-              <w:t xml:space="preserve">2.76%</w:t>
+              <w:t xml:space="preserve">3.61%</w:t>
             </w:r>
           </w:p>
         </w:tc>
@@ -1594,7 +1594,7 @@
                 <w:sz w:val="20"/>
                 <w:szCs w:val="20"/>
               </w:rPr>
-              <w:t xml:space="preserve">61 / 16,215 (0.38%)</w:t>
+              <w:t xml:space="preserve">19 / 16,215 (0.12%)</w:t>
             </w:r>
           </w:p>
         </w:tc>
@@ -1620,6 +1620,176 @@
                 <w:sz w:val="20"/>
                 <w:szCs w:val="20"/>
               </w:rPr>
+              <w:t xml:space="preserve">TON_IoT — federated, second training run</w:t>
+            </w:r>
+          </w:p>
+        </w:tc>
+        <w:tc>
+          <w:tcPr>
+            <w:tcW w:type="dxa" w:w="950"/>
+            <w:tcMar>
+              <w:top w:type="dxa" w:w="60"/>
+              <w:left w:type="dxa" w:w="100"/>
+              <w:bottom w:type="dxa" w:w="60"/>
+              <w:right w:type="dxa" w:w="100"/>
+            </w:tcMar>
+            <w:vAlign w:val="center"/>
+          </w:tcPr>
+          <w:p>
+            <w:pPr>
+              <w:jc w:val="center"/>
+            </w:pPr>
+            <w:r>
+              <w:rPr>
+                <w:sz w:val="20"/>
+                <w:szCs w:val="20"/>
+              </w:rPr>
+              <w:t xml:space="preserve">99.04%</w:t>
+            </w:r>
+          </w:p>
+        </w:tc>
+        <w:tc>
+          <w:tcPr>
+            <w:tcW w:type="dxa" w:w="950"/>
+            <w:tcMar>
+              <w:top w:type="dxa" w:w="60"/>
+              <w:left w:type="dxa" w:w="100"/>
+              <w:bottom w:type="dxa" w:w="60"/>
+              <w:right w:type="dxa" w:w="100"/>
+            </w:tcMar>
+            <w:vAlign w:val="center"/>
+          </w:tcPr>
+          <w:p>
+            <w:pPr>
+              <w:jc w:val="center"/>
+            </w:pPr>
+            <w:r>
+              <w:rPr>
+                <w:sz w:val="20"/>
+                <w:szCs w:val="20"/>
+              </w:rPr>
+              <w:t xml:space="preserve">98.91%</w:t>
+            </w:r>
+          </w:p>
+        </w:tc>
+        <w:tc>
+          <w:tcPr>
+            <w:tcW w:type="dxa" w:w="1000"/>
+            <w:tcMar>
+              <w:top w:type="dxa" w:w="60"/>
+              <w:left w:type="dxa" w:w="100"/>
+              <w:bottom w:type="dxa" w:w="60"/>
+              <w:right w:type="dxa" w:w="100"/>
+            </w:tcMar>
+            <w:vAlign w:val="center"/>
+          </w:tcPr>
+          <w:p>
+            <w:pPr>
+              <w:jc w:val="center"/>
+            </w:pPr>
+            <w:r>
+              <w:rPr>
+                <w:sz w:val="20"/>
+                <w:szCs w:val="20"/>
+              </w:rPr>
+              <w:t xml:space="preserve">99.86%</w:t>
+            </w:r>
+          </w:p>
+        </w:tc>
+        <w:tc>
+          <w:tcPr>
+            <w:tcW w:type="dxa" w:w="900"/>
+            <w:tcMar>
+              <w:top w:type="dxa" w:w="60"/>
+              <w:left w:type="dxa" w:w="100"/>
+              <w:bottom w:type="dxa" w:w="60"/>
+              <w:right w:type="dxa" w:w="100"/>
+            </w:tcMar>
+            <w:vAlign w:val="center"/>
+          </w:tcPr>
+          <w:p>
+            <w:pPr>
+              <w:jc w:val="center"/>
+            </w:pPr>
+            <w:r>
+              <w:rPr>
+                <w:sz w:val="20"/>
+                <w:szCs w:val="20"/>
+              </w:rPr>
+              <w:t xml:space="preserve">99.38%</w:t>
+            </w:r>
+          </w:p>
+        </w:tc>
+        <w:tc>
+          <w:tcPr>
+            <w:tcW w:type="dxa" w:w="850"/>
+            <w:tcMar>
+              <w:top w:type="dxa" w:w="60"/>
+              <w:left w:type="dxa" w:w="100"/>
+              <w:bottom w:type="dxa" w:w="60"/>
+              <w:right w:type="dxa" w:w="100"/>
+            </w:tcMar>
+            <w:vAlign w:val="center"/>
+          </w:tcPr>
+          <w:p>
+            <w:pPr>
+              <w:jc w:val="center"/>
+            </w:pPr>
+            <w:r>
+              <w:rPr>
+                <w:sz w:val="20"/>
+                <w:szCs w:val="20"/>
+              </w:rPr>
+              <w:t xml:space="preserve">3.71%</w:t>
+            </w:r>
+          </w:p>
+        </w:tc>
+        <w:tc>
+          <w:tcPr>
+            <w:tcW w:type="dxa" w:w="1900"/>
+            <w:tcMar>
+              <w:top w:type="dxa" w:w="60"/>
+              <w:left w:type="dxa" w:w="100"/>
+              <w:bottom w:type="dxa" w:w="60"/>
+              <w:right w:type="dxa" w:w="100"/>
+            </w:tcMar>
+            <w:vAlign w:val="center"/>
+          </w:tcPr>
+          <w:p>
+            <w:pPr>
+              <w:jc w:val="center"/>
+            </w:pPr>
+            <w:r>
+              <w:rPr>
+                <w:sz w:val="20"/>
+                <w:szCs w:val="20"/>
+              </w:rPr>
+              <w:t xml:space="preserve">23 / 16,215 (0.14%)</w:t>
+            </w:r>
+          </w:p>
+        </w:tc>
+      </w:tr>
+      <w:tr>
+        <w:tc>
+          <w:tcPr>
+            <w:tcW w:type="dxa" w:w="2600"/>
+            <w:tcMar>
+              <w:top w:type="dxa" w:w="60"/>
+              <w:left w:type="dxa" w:w="100"/>
+              <w:bottom w:type="dxa" w:w="60"/>
+              <w:right w:type="dxa" w:w="100"/>
+            </w:tcMar>
+            <w:vAlign w:val="center"/>
+          </w:tcPr>
+          <w:p>
+            <w:pPr>
+              <w:jc w:val="left"/>
+            </w:pPr>
+            <w:r>
+              <w:rPr>
+                <w:sz w:val="20"/>
+                <w:szCs w:val="20"/>
+              </w:rPr>
               <w:t xml:space="preserve">TON_IoT — federated, fixed LR</w:t>
             </w:r>
           </w:p>
@@ -1644,7 +1814,7 @@
                 <w:sz w:val="20"/>
                 <w:szCs w:val="20"/>
               </w:rPr>
-              <w:t xml:space="preserve">99.02%</w:t>
+              <w:t xml:space="preserve">98.97%</w:t>
             </w:r>
           </w:p>
         </w:tc>
@@ -1668,7 +1838,7 @@
                 <w:sz w:val="20"/>
                 <w:szCs w:val="20"/>
               </w:rPr>
-              <w:t xml:space="preserve">99.00%</w:t>
+              <w:t xml:space="preserve">98.82%</w:t>
             </w:r>
           </w:p>
         </w:tc>
@@ -1692,7 +1862,7 @@
                 <w:sz w:val="20"/>
                 <w:szCs w:val="20"/>
               </w:rPr>
-              <w:t xml:space="preserve">99.73%</w:t>
+              <w:t xml:space="preserve">99.86%</w:t>
             </w:r>
           </w:p>
         </w:tc>
@@ -1716,7 +1886,7 @@
                 <w:sz w:val="20"/>
                 <w:szCs w:val="20"/>
               </w:rPr>
-              <w:t xml:space="preserve">99.36%</w:t>
+              <w:t xml:space="preserve">99.34%</w:t>
             </w:r>
           </w:p>
         </w:tc>
@@ -1740,7 +1910,7 @@
                 <w:sz w:val="20"/>
                 <w:szCs w:val="20"/>
               </w:rPr>
-              <w:t xml:space="preserve">3.38%</w:t>
+              <w:t xml:space="preserve">4.00%</w:t>
             </w:r>
           </w:p>
         </w:tc>
@@ -1764,7 +1934,7 @@
                 <w:sz w:val="20"/>
                 <w:szCs w:val="20"/>
               </w:rPr>
-              <w:t xml:space="preserve">44 / 16,215 (0.27%)</w:t>
+              <w:t xml:space="preserve">23 / 16,215 (0.14%)</w:t>
             </w:r>
           </w:p>
         </w:tc>
@@ -1789,10 +1959,10 @@
         <w:spacing w:after="160"/>
       </w:pPr>
       <w:r>
-        <w:t xml:space="preserve">Federated training comes within 1.65 F1 points of centralized training on CIC-IDS2017 and within 0.08 on TON_IoT. On CIC-IDS2017 the gap lies almost entirely in precision (FAR 6.84% vs. 5.92%); both models detect more than 99.9% of attacks. </w:t>
+        <w:t xml:space="preserve">Federated training comes within 1.65 F1 points of centralized training on CIC-IDS2017 and within 0.27 on TON_IoT. On both datasets the gap lies mostly in precision (FAR 6.84% vs. 5.92% and 3.61% vs. 1.93%); all four models detect more than 99.8% of attacks. A second, independent federated training run on TON_IoT reaches F1 99.38 (23 instead of 19 missed attacks), so run-to-run variation there is small compared with the effects we discuss. </w:t>
       </w:r>
       <w:r>
-        <w:t xml:space="preserve">A fixed learning rate (10⁻³ throughout) does as well as the cosine schedule on both datasets: F1 87.20 vs. 85.70 on CIC-IDS2017 and 99.36 vs. 99.40 on TON_IoT. The WIP version attributed a jump in Attack Recall from 46.7% to 93.85% to the cosine schedule. With the weight-exchange error of Section 6.2 corrected, a fixed-LR federated model already reaches 99.84% Attack Recall, so that jump was an artifact of the erroneous pipeline and we withdraw the claim. We keep the cosine schedule only because the remaining experiments were run with it; it is not a contribution of this paper.</w:t>
+        <w:t xml:space="preserve">A fixed learning rate (10⁻³ throughout) does as well as the cosine schedule on both datasets: F1 87.20 vs. 85.70 on CIC-IDS2017 and 99.34 vs. 99.41 on TON_IoT. The WIP version attributed a jump in Attack Recall from 46.7% to 93.85% to the cosine schedule. With the weight-exchange error of Section 6.2 corrected, a fixed-LR federated model already reaches 99.84% Attack Recall, so that jump was an artifact of the erroneous pipeline and we withdraw the claim. We keep the cosine schedule only because the remaining experiments were run with it; it is not a contribution of this paper.</w:t>
       </w:r>
     </w:p>
     <w:p>
@@ -2452,7 +2622,7 @@
                 <w:sz w:val="20"/>
                 <w:szCs w:val="20"/>
               </w:rPr>
-              <w:t xml:space="preserve">99.40%</w:t>
+              <w:t xml:space="preserve">99.41%</w:t>
             </w:r>
           </w:p>
         </w:tc>
@@ -2476,7 +2646,7 @@
                 <w:sz w:val="20"/>
                 <w:szCs w:val="20"/>
               </w:rPr>
-              <w:t xml:space="preserve">99.62%</w:t>
+              <w:t xml:space="preserve">99.88%</w:t>
             </w:r>
           </w:p>
         </w:tc>
@@ -2500,7 +2670,7 @@
                 <w:sz w:val="20"/>
                 <w:szCs w:val="20"/>
               </w:rPr>
-              <w:t xml:space="preserve">2.76%</w:t>
+              <w:t xml:space="preserve">3.61%</w:t>
             </w:r>
           </w:p>
         </w:tc>
@@ -2524,7 +2694,7 @@
                 <w:sz w:val="20"/>
                 <w:szCs w:val="20"/>
               </w:rPr>
-              <w:t xml:space="preserve">61 / 16,215 (0.38%)</w:t>
+              <w:t xml:space="preserve">19 / 16,215 (0.12%)</w:t>
             </w:r>
           </w:p>
         </w:tc>
@@ -2598,7 +2768,7 @@
                 <w:sz w:val="20"/>
                 <w:szCs w:val="20"/>
               </w:rPr>
-              <w:t xml:space="preserve">97.63%</w:t>
+              <w:t xml:space="preserve">97.81%</w:t>
             </w:r>
           </w:p>
         </w:tc>
@@ -2622,7 +2792,7 @@
                 <w:sz w:val="20"/>
                 <w:szCs w:val="20"/>
               </w:rPr>
-              <w:t xml:space="preserve">98.45%</w:t>
+              <w:t xml:space="preserve">98.60%</w:t>
             </w:r>
           </w:p>
         </w:tc>
@@ -2646,7 +2816,7 @@
                 <w:sz w:val="20"/>
                 <w:szCs w:val="20"/>
               </w:rPr>
-              <w:t xml:space="preserve">97.99%</w:t>
+              <w:t xml:space="preserve">99.99%</w:t>
             </w:r>
           </w:p>
         </w:tc>
@@ -2670,7 +2840,7 @@
                 <w:sz w:val="20"/>
                 <w:szCs w:val="20"/>
               </w:rPr>
-              <w:t xml:space="preserve">3.59%</w:t>
+              <w:t xml:space="preserve">9.52%</w:t>
             </w:r>
           </w:p>
         </w:tc>
@@ -2694,7 +2864,7 @@
                 <w:sz w:val="20"/>
                 <w:szCs w:val="20"/>
               </w:rPr>
-              <w:t xml:space="preserve">326 / 16,215 (2.01%)</w:t>
+              <w:t xml:space="preserve">1 / 16,215 (0.006%)</w:t>
             </w:r>
           </w:p>
         </w:tc>
@@ -2719,7 +2889,7 @@
         <w:spacing w:after="160"/>
       </w:pPr>
       <w:r>
-        <w:t xml:space="preserve">The Dirichlet partition is extreme: on CIC-IDS2017 one client holds 73% of the training data and two clients see almost no attacks. Still, FedAvgM with the shared cosine schedule loses only 0.11 F1 on CIC-IDS2017 and 0.95 F1 on TON_IoT, where Attack Recall drops by 1.6 points and FAR rises from 2.76% to 3.59%. In the WIP-era runs, the non-IID partition appeared to collapse training (F1 63.5). That collapse was an artifact of the weight-exchange error described in Section 6.2.</w:t>
+        <w:t xml:space="preserve">The Dirichlet partition is extreme: on CIC-IDS2017 one client holds 73% of the training data and two clients see almost no attacks. Still, FedAvgM with the shared cosine schedule loses only 0.11 F1 on CIC-IDS2017 and 0.81 F1 on TON_IoT, where the Dirichlet model becomes recall-heavy: it misses a single attack, but FAR rises from 3.61% to 9.52%. In the WIP-era runs, the non-IID partition appeared to collapse training (F1 63.5). That collapse was an artifact of the weight-exchange error described in Section 6.2.</w:t>
       </w:r>
     </w:p>
     <w:p>
@@ -3063,7 +3233,7 @@
                 <w:sz w:val="20"/>
                 <w:szCs w:val="20"/>
               </w:rPr>
-              <w:t xml:space="preserve">720.6 KB</w:t>
+              <w:t xml:space="preserve">732.4 KB</w:t>
             </w:r>
           </w:p>
         </w:tc>
@@ -3087,7 +3257,7 @@
                 <w:sz w:val="20"/>
                 <w:szCs w:val="20"/>
               </w:rPr>
-              <w:t xml:space="preserve">99.40 / 2.76%</w:t>
+              <w:t xml:space="preserve">99.41 / 3.61%</w:t>
             </w:r>
           </w:p>
         </w:tc>
@@ -3111,7 +3281,7 @@
                 <w:sz w:val="20"/>
                 <w:szCs w:val="20"/>
               </w:rPr>
-              <w:t xml:space="preserve">61 (0.38%)</w:t>
+              <w:t xml:space="preserve">19 (0.12%)</w:t>
             </w:r>
           </w:p>
         </w:tc>
@@ -3233,7 +3403,7 @@
                 <w:sz w:val="20"/>
                 <w:szCs w:val="20"/>
               </w:rPr>
-              <w:t xml:space="preserve">206.4 KB</w:t>
+              <w:t xml:space="preserve">209.4 KB</w:t>
             </w:r>
           </w:p>
         </w:tc>
@@ -3257,7 +3427,7 @@
                 <w:sz w:val="20"/>
                 <w:szCs w:val="20"/>
               </w:rPr>
-              <w:t xml:space="preserve">98.38 / 2.70%</w:t>
+              <w:t xml:space="preserve">98.96 / 3.86%</w:t>
             </w:r>
           </w:p>
         </w:tc>
@@ -3281,7 +3451,7 @@
                 <w:sz w:val="20"/>
                 <w:szCs w:val="20"/>
               </w:rPr>
-              <w:t xml:space="preserve">392 (2.42%)</w:t>
+              <w:t xml:space="preserve">153 (0.94%)</w:t>
             </w:r>
           </w:p>
         </w:tc>
@@ -3403,7 +3573,7 @@
                 <w:sz w:val="20"/>
                 <w:szCs w:val="20"/>
               </w:rPr>
-              <w:t xml:space="preserve">64.9 KB</w:t>
+              <w:t xml:space="preserve">66.3 KB</w:t>
             </w:r>
           </w:p>
         </w:tc>
@@ -3427,7 +3597,7 @@
                 <w:sz w:val="20"/>
                 <w:szCs w:val="20"/>
               </w:rPr>
-              <w:t xml:space="preserve">96.78 / 18.15%</w:t>
+              <w:t xml:space="preserve">95.30 / 30.20%</w:t>
             </w:r>
           </w:p>
         </w:tc>
@@ -3451,7 +3621,7 @@
                 <w:sz w:val="20"/>
                 <w:szCs w:val="20"/>
               </w:rPr>
-              <w:t xml:space="preserve">192 (1.18%)</w:t>
+              <w:t xml:space="preserve">129 (0.80%)</w:t>
             </w:r>
           </w:p>
         </w:tc>
@@ -3573,7 +3743,7 @@
                 <w:sz w:val="20"/>
                 <w:szCs w:val="20"/>
               </w:rPr>
-              <w:t xml:space="preserve">64.9 KB</w:t>
+              <w:t xml:space="preserve">66.3 KB</w:t>
             </w:r>
           </w:p>
         </w:tc>
@@ -3597,7 +3767,7 @@
                 <w:sz w:val="20"/>
                 <w:szCs w:val="20"/>
               </w:rPr>
-              <w:t xml:space="preserve">90.50 / 14.00%</w:t>
+              <w:t xml:space="preserve">90.20 / 13.23%</w:t>
             </w:r>
           </w:p>
         </w:tc>
@@ -3621,7 +3791,7 @@
                 <w:sz w:val="20"/>
                 <w:szCs w:val="20"/>
               </w:rPr>
-              <w:t xml:space="preserve">2,255 (13.91%)</w:t>
+              <w:t xml:space="preserve">2,369 (14.61%)</w:t>
             </w:r>
           </w:p>
         </w:tc>
@@ -3743,7 +3913,7 @@
                 <w:sz w:val="20"/>
                 <w:szCs w:val="20"/>
               </w:rPr>
-              <w:t xml:space="preserve">55.2 KB</w:t>
+              <w:t xml:space="preserve">56.7 KB</w:t>
             </w:r>
           </w:p>
         </w:tc>
@@ -3767,7 +3937,7 @@
                 <w:sz w:val="20"/>
                 <w:szCs w:val="20"/>
               </w:rPr>
-              <w:t xml:space="preserve">98.74 / 2.88%</w:t>
+              <w:t xml:space="preserve">98.67 / 2.26%</w:t>
             </w:r>
           </w:p>
         </w:tc>
@@ -3791,7 +3961,7 @@
                 <w:sz w:val="20"/>
                 <w:szCs w:val="20"/>
               </w:rPr>
-              <w:t xml:space="preserve">268 (1.65%)</w:t>
+              <w:t xml:space="preserve">319 (1.97%)</w:t>
             </w:r>
           </w:p>
         </w:tc>
@@ -3913,7 +4083,7 @@
                 <w:sz w:val="20"/>
                 <w:szCs w:val="20"/>
               </w:rPr>
-              <w:t xml:space="preserve">55.2 KB</w:t>
+              <w:t xml:space="preserve">56.7 KB</w:t>
             </w:r>
           </w:p>
         </w:tc>
@@ -3937,7 +4107,7 @@
                 <w:sz w:val="20"/>
                 <w:szCs w:val="20"/>
               </w:rPr>
-              <w:t xml:space="preserve">99.17 / 3.28%</w:t>
+              <w:t xml:space="preserve">99.16 / 3.48%</w:t>
             </w:r>
           </w:p>
         </w:tc>
@@ -3961,7 +4131,7 @@
                 <w:sz w:val="20"/>
                 <w:szCs w:val="20"/>
               </w:rPr>
-              <w:t xml:space="preserve">111 (0.68%)</w:t>
+              <w:t xml:space="preserve">105 (0.65%)</w:t>
             </w:r>
           </w:p>
         </w:tc>
@@ -3986,7 +4156,7 @@
         <w:spacing w:after="160"/>
       </w:pPr>
       <w:r>
-        <w:t xml:space="preserve">INT8 PTQ alone gives 3.5× at a cost of about one F1 point on both datasets for the calibration draw used here, but that cost varies widely from draw to draw (Section 5.9). Pruning half of each hidden layer gives a further 3.5×, but only if the pruned model is fine-tuned. Without fine-tuning, the pruned model breaks down (F1 42.28 on CIC-IDS2017, FAR 18% on TON_IoT). With fine-tuning and QAT fine-tuning on one client's local data, the resulting INT8 model is 65.4 KB on CIC-IDS2017 (802.5 / 65.4 = 12.27×) and 55.2 KB on TON_IoT (13.05×), and it matches the float federated model (F1 85.59 vs. 85.70 and 98.74 vs. 99.40). This CIC-IDS2017 model has 94.28% accuracy, 75.00% precision, and 99.66% Attack Recall. The QAT fine-tuning step matters on TON_IoT, where client-fine-tuned PTQ reaches only F1 90.50.</w:t>
+        <w:t xml:space="preserve">INT8 PTQ alone gives 3.5× at a cost of about one F1 point on both datasets for the calibration draw used here, but that cost varies widely from draw to draw (Section 5.9). Pruning half of each hidden layer gives a further 3.5×, but only if the pruned model is fine-tuned. Without fine-tuning, the pruned model breaks down (F1 42.28 on CIC-IDS2017, FAR 30% on TON_IoT). With fine-tuning and QAT fine-tuning on one client's local data, the resulting INT8 model is 65.4 KB on CIC-IDS2017 (802.5 / 65.4 = 12.27×) and 56.7 KB on TON_IoT (12.92×), and it stays close to the float federated model (F1 85.59 vs. 85.70 and 98.67 vs. 99.41). This CIC-IDS2017 model has 94.28% accuracy, 75.00% precision, and 99.66% Attack Recall. The QAT fine-tuning step matters on TON_IoT, where client-fine-tuned PTQ reaches only F1 90.20.</w:t>
       </w:r>
     </w:p>
     <w:p>
@@ -4600,7 +4770,7 @@
                 <w:sz w:val="20"/>
                 <w:szCs w:val="20"/>
               </w:rPr>
-              <w:t xml:space="preserve">98.74</w:t>
+              <w:t xml:space="preserve">98.67</w:t>
             </w:r>
           </w:p>
         </w:tc>
@@ -4624,7 +4794,7 @@
                 <w:sz w:val="20"/>
                 <w:szCs w:val="20"/>
               </w:rPr>
-              <w:t xml:space="preserve">2.88%</w:t>
+              <w:t xml:space="preserve">2.26%</w:t>
             </w:r>
           </w:p>
         </w:tc>
@@ -4648,7 +4818,7 @@
                 <w:sz w:val="20"/>
                 <w:szCs w:val="20"/>
               </w:rPr>
-              <w:t xml:space="preserve">268 / 16,215 (1.65%)</w:t>
+              <w:t xml:space="preserve">319 / 16,215 (1.97%)</w:t>
             </w:r>
           </w:p>
         </w:tc>
@@ -4722,7 +4892,7 @@
                 <w:sz w:val="20"/>
                 <w:szCs w:val="20"/>
               </w:rPr>
-              <w:t xml:space="preserve">98.72</w:t>
+              <w:t xml:space="preserve">98.80</w:t>
             </w:r>
           </w:p>
         </w:tc>
@@ -4746,7 +4916,7 @@
                 <w:sz w:val="20"/>
                 <w:szCs w:val="20"/>
               </w:rPr>
-              <w:t xml:space="preserve">3.11%</w:t>
+              <w:t xml:space="preserve">2.88%</w:t>
             </w:r>
           </w:p>
         </w:tc>
@@ -4770,7 +4940,7 @@
                 <w:sz w:val="20"/>
                 <w:szCs w:val="20"/>
               </w:rPr>
-              <w:t xml:space="preserve">264 / 16,215 (1.63%)</w:t>
+              <w:t xml:space="preserve">248 / 16,215 (1.53%)</w:t>
             </w:r>
           </w:p>
         </w:tc>
@@ -4812,7 +4982,7 @@
         <w:spacing w:after="160"/>
       </w:pPr>
       <w:r>
-        <w:t xml:space="preserve">We sweep the structured-pruning ratio from 30% to 90% on the near-IID federated models. Each ratio is tested with no fine-tuning, client fine-tuning + PTQ, and client fine-tuning + QAT fine-tuning (Figure 1). This replaces the 48-configuration sweep of the WIP version, which was produced by the erroneous pipeline. Without fine-tuning, pruning breaks the CIC-IDS2017 model from 50% onward (from 70% it predicts every flow as an attack) and steadily degrades the TON_IoT model. With client fine-tuning, CIC-IDS2017 degrades gracefully: 30% pruning (112–126 KB) gives F1 87.6–89.7, 70% pruning (31 KB, 26×) gives 84.4–85.0, 85% (14 KB, 57×) gives 81.3–82.9, and 90% (9.9 KB, 81×) gives 78.0. PTQ and QAT fine-tuning track each other closely. On TON_IoT, client fine-tuning + QAT holds F1 between 98.6 and 98.9 all the way to 90% pruning (7.9 KB, 91× smaller than FP32), whereas client fine-tuning + PTQ fluctuates between 90.5 and 98.4. QAT fine-tuning is therefore the choice that is reliable on both datasets. On CIC-IDS2017 the useful range ends around 70% pruning (31 KB) if F1 within about 1.3 points of the federated model is required.</w:t>
+        <w:t xml:space="preserve">We sweep the structured-pruning ratio from 30% to 90% on the near-IID federated models. Each ratio is tested with no fine-tuning, client fine-tuning + PTQ, and client fine-tuning + QAT fine-tuning (Figure 1). This replaces the 48-configuration sweep of the WIP version, which was produced by the erroneous pipeline. Without fine-tuning, pruning breaks the CIC-IDS2017 model from 50% onward (from 70% it predicts every flow as an attack) and degrades the TON_IoT model until, from 85%, it too predicts every record as an attack. With client fine-tuning, CIC-IDS2017 degrades gracefully: 30% pruning (112–126 KB) gives F1 87.6–89.7, 70% pruning (31 KB, 26×) gives 84.4–85.0, 85% (14 KB, 57×) gives 81.3–82.9, and 90% (9.9 KB, 81×) gives 78.0. PTQ and QAT fine-tuning track each other closely. On TON_IoT, client fine-tuning + QAT holds F1 between 98.65 and 98.74 all the way to 90% pruning (8.2 KB, 90× smaller than FP32), whereas client fine-tuning + PTQ stays between 87.7 and 91.5. QAT fine-tuning is therefore the choice that is reliable on both datasets. On CIC-IDS2017 the useful range ends around 70% pruning (31 KB) if F1 within about 1.3 points of the federated model is required.</w:t>
       </w:r>
     </w:p>
     <w:p>
@@ -4889,7 +5059,7 @@
         <w:spacing w:after="160"/>
       </w:pPr>
       <w:r>
-        <w:t xml:space="preserve">The WIP version reported that training-time QAT (fake quantization from the first federated round) helps at aggressive compression and hurts at moderate compression. That observation came from runs affected by the weight-exchange and QAT-stripping errors of Section 6.2. With both corrected, training-time QAT inside FL fails on CIC-IDS2017. The federated QAT model reaches 34.74% accuracy (F1 34.30, FAR 78.7%), and its float weights reach only F1 46.8. The reason is visible in the learned quantizer state. The input quantizer's moving-average range is [−1231, 405], and activation ranges reach 2342, because standardized CIC-IDS2017 features are heavy-tailed (rare flows lie hundreds to thousands of standard deviations from the mean). One INT8 step then spans about 6.4 standard deviations, so ordinary inputs collapse to the zero point. On TON_IoT, whose features are less extreme, the same procedure works (federated QAT model: accuracy 98.22%, F1 98.84). PTQ of a float federated model does not collapse on either dataset (Table 3), although Section 5.9 shows that its accuracy varies widely across calibration draws, and neither does QAT fine-tuning of a pruned float model, because its calibration happens on a small fine-tuning set after training. We therefore use post-training QAT fine-tuning, not training-time QAT, in the compression pipeline. Robust input scaling (clipping or a log transform before standardization) is a plausible fix for training-time QAT that we have not evaluated.</w:t>
+        <w:t xml:space="preserve">The WIP version reported that training-time QAT (fake quantization from the first federated round) helps at aggressive compression and hurts at moderate compression. That observation came from runs affected by the weight-exchange and QAT-stripping errors of Section 6.2. With both corrected, training-time QAT inside FL fails on CIC-IDS2017. The federated QAT model reaches 34.74% accuracy (F1 34.30, FAR 78.7%), and its float weights reach only F1 46.8. The reason is visible in the learned quantizer state. The input quantizer's moving-average range is [−1231, 405], and activation ranges reach 2342, because standardized CIC-IDS2017 features are heavy-tailed (rare flows lie hundreds to thousands of standard deviations from the mean). One INT8 step then spans about 6.4 standard deviations, so ordinary inputs collapse to the zero point. On TON_IoT, whose features are less extreme, the same procedure works (federated QAT model: accuracy 98.14%, F1 98.79, 166 of 16,215 attacks missed). PTQ of a float federated model does not collapse on either dataset (Table 3), although Section 5.9 shows that its accuracy varies widely across calibration draws, and neither does QAT fine-tuning of a pruned float model, because its calibration happens on a small fine-tuning set after training. We therefore use post-training QAT fine-tuning, not training-time QAT, in the compression pipeline. Robust input scaling (clipping or a log transform before standardization) is a plausible fix for training-time QAT that we have not evaluated.</w:t>
       </w:r>
     </w:p>
     <w:p>
@@ -5289,7 +5459,7 @@
                 <w:sz w:val="20"/>
                 <w:szCs w:val="20"/>
               </w:rPr>
-              <w:t xml:space="preserve">23.0%</w:t>
+              <w:t xml:space="preserve">22.9%</w:t>
             </w:r>
           </w:p>
         </w:tc>
@@ -5411,7 +5581,7 @@
                 <w:sz w:val="20"/>
                 <w:szCs w:val="20"/>
               </w:rPr>
-              <w:t xml:space="preserve">99.2%</w:t>
+              <w:t xml:space="preserve">99.5%</w:t>
             </w:r>
           </w:p>
         </w:tc>
@@ -5581,7 +5751,7 @@
                 <w:sz w:val="20"/>
                 <w:szCs w:val="20"/>
               </w:rPr>
-              <w:t xml:space="preserve">97.5%</w:t>
+              <w:t xml:space="preserve">98.4%</w:t>
             </w:r>
           </w:p>
         </w:tc>
@@ -5629,7 +5799,7 @@
                 <w:sz w:val="20"/>
                 <w:szCs w:val="20"/>
               </w:rPr>
-              <w:t xml:space="preserve">23.0%</w:t>
+              <w:t xml:space="preserve">22.9%</w:t>
             </w:r>
           </w:p>
         </w:tc>
@@ -5751,7 +5921,7 @@
                 <w:sz w:val="20"/>
                 <w:szCs w:val="20"/>
               </w:rPr>
-              <w:t xml:space="preserve">86.1%</w:t>
+              <w:t xml:space="preserve">85.7%</w:t>
             </w:r>
           </w:p>
         </w:tc>
@@ -5921,7 +6091,7 @@
                 <w:sz w:val="20"/>
                 <w:szCs w:val="20"/>
               </w:rPr>
-              <w:t xml:space="preserve">98.1%</w:t>
+              <w:t xml:space="preserve">98.0%</w:t>
             </w:r>
           </w:p>
         </w:tc>
@@ -6115,7 +6285,7 @@
                 <w:sz w:val="20"/>
                 <w:szCs w:val="20"/>
               </w:rPr>
-              <w:t xml:space="preserve">56.2%</w:t>
+              <w:t xml:space="preserve">91.1%</w:t>
             </w:r>
           </w:p>
         </w:tc>
@@ -6139,7 +6309,7 @@
                 <w:sz w:val="20"/>
                 <w:szCs w:val="20"/>
               </w:rPr>
-              <w:t xml:space="preserve">55.6%</w:t>
+              <w:t xml:space="preserve">91.1%</w:t>
             </w:r>
           </w:p>
         </w:tc>
@@ -6164,7 +6334,7 @@
         <w:spacing w:after="160"/>
       </w:pPr>
       <w:r>
-        <w:t xml:space="preserve">On CIC-IDS2017, INT8 PTQ preserves the federated model's robustness (PGD 55.6% → 60.4%). Pruning followed by fine-tuning reduces it. Of the pruned models, the QAT-fine-tuned deployment model (PGD 45.6%) is clearly more robust than the PTQ one (23.9%), which echoes the quantization-robustness interaction reported in [21–23]. The centralized model is markedly more fragile (PGD 29.0%) even though it is attacked only by transfer. On TON_IoT, ε = 0.1 is strong enough that every model except the pooled-fine-tuned one predicts all perturbed records as benign. Two caveats apply. First, these are unconstrained L∞ perturbations in standardized feature space that ignore feature semantics (integer counts, encoded categories), so they overstate what a network attacker can realize. Second, the per-model differences come from a single seed, and the PTQ rows from a single calibration draw (Section 5.9). We report them as relative robustness under a common perturbation, not as absolute security guarantees.</w:t>
+        <w:t xml:space="preserve">On CIC-IDS2017, INT8 PTQ preserves the federated model's robustness (PGD 55.6% → 60.4%). Pruning followed by fine-tuning reduces it. Of the pruned models, the QAT-fine-tuned deployment model (PGD 45.6%) is clearly more robust than the PTQ one (23.9%), which echoes the quantization-robustness interaction reported in [21–23]. The centralized model is markedly more fragile (PGD 29.0%) even though it is attacked only by transfer. On TON_IoT, ε = 0.1 is strong enough that every model except the pooled-fine-tuned one predicts all perturbed records as benign; the pooled-fine-tuned model keeps 91.1% accuracy, but it uses server-held data and is therefore only an upper bound. Two caveats apply. First, these are unconstrained L∞ perturbations in standardized feature space that ignore feature semantics (integer counts, encoded categories), so they overstate what a network attacker can realize. Second, the per-model differences come from a single seed, and the PTQ rows from a single calibration draw (Section 5.9). We report them as relative robustness under a common perturbation, not as absolute security guarantees.</w:t>
       </w:r>
     </w:p>
     <w:p>
@@ -6181,7 +6351,7 @@
         <w:spacing w:after="160"/>
       </w:pPr>
       <w:r>
-        <w:t xml:space="preserve">We deploy one model per dataset, chosen in Section 5.13 for recall priority: for CIC-IDS2017 the 112 KB INT8 model (30% pruning, distillation and QAT fine-tuning on clipped inputs, threshold 0.191 chosen on client data), and for TON_IoT the 55 KB INT8 model of the same recipe with federated fine-tuning, built from the improved federated model of Section 5.14 (50% pruning, threshold 0.207). On the test split the CIC-IDS2017 model misses 27 of 85,173 attacks (0.032%) and flags 10.0% of benign flows, about one in ten; the TON_IoT model misses 12 of 16,215 attacks (0.074%) and flags 6.5% of benign records, about one in fifteen. For comparison, the base recipe of Table 3 at the fixed 0.3 threshold misses 291 of 85,173 CIC-IDS2017 attacks (FAR 6.82%) and 268 of 16,215 TON_IoT attacks (FAR 2.88%). The trade-off is therefore explicit: roughly ten to twenty times fewer missed attacks for 1.5–2.3 times as many false alarms. A deployment with a fixed alert budget would choose the threshold on client data for that budget instead; Section 5.4 shows that the fine-tuning client's class mix shifts the trade-off as well.</w:t>
+        <w:t xml:space="preserve">We deploy one model per dataset, chosen in Section 5.13 for recall priority: for CIC-IDS2017 the 112 KB INT8 model (30% pruning, distillation and QAT fine-tuning on clipped inputs, threshold 0.191 chosen on client data), and for TON_IoT the 55 KB INT8 model of the same recipe with federated fine-tuning (50% pruning, threshold 0.207). On the test split the CIC-IDS2017 model misses 27 of 85,173 attacks (0.032%) and flags 10.0% of benign flows, about one in ten; the TON_IoT model misses 12 of 16,215 attacks (0.074%) and flags 6.5% of benign records, about one in fifteen. For comparison, the base recipe of Table 3 at the fixed 0.3 threshold misses 291 of 85,173 CIC-IDS2017 attacks (FAR 6.82%) and 319 of 16,215 TON_IoT attacks (FAR 2.26%). The trade-off is therefore explicit: roughly 11–27 times fewer missed attacks for 1.5–2.9 times as many false alarms. A deployment with a fixed alert budget would choose the threshold on client data for that budget instead; Section 5.4 shows that the fine-tuning client's class mix shifts the trade-off as well.</w:t>
       </w:r>
     </w:p>
     <w:p>
@@ -6505,7 +6675,7 @@
                 <w:sz w:val="20"/>
                 <w:szCs w:val="20"/>
               </w:rPr>
-              <w:t xml:space="preserve">721 KB · 99.40</w:t>
+              <w:t xml:space="preserve">732 KB · 99.41</w:t>
             </w:r>
           </w:p>
         </w:tc>
@@ -6529,7 +6699,7 @@
                 <w:sz w:val="20"/>
                 <w:szCs w:val="20"/>
               </w:rPr>
-              <w:t xml:space="preserve">202 KB · 99.35</w:t>
+              <w:t xml:space="preserve">208 KB · 99.42</w:t>
             </w:r>
           </w:p>
         </w:tc>
@@ -6651,7 +6821,7 @@
                 <w:sz w:val="20"/>
                 <w:szCs w:val="20"/>
               </w:rPr>
-              <w:t xml:space="preserve">196 KB · 99.40</w:t>
+              <w:t xml:space="preserve">199 KB · 99.41</w:t>
             </w:r>
           </w:p>
         </w:tc>
@@ -6675,7 +6845,7 @@
                 <w:sz w:val="20"/>
                 <w:szCs w:val="20"/>
               </w:rPr>
-              <w:t xml:space="preserve">59 KB · 99.35</w:t>
+              <w:t xml:space="preserve">61 KB · 99.43</w:t>
             </w:r>
           </w:p>
         </w:tc>
@@ -6797,7 +6967,7 @@
                 <w:sz w:val="20"/>
                 <w:szCs w:val="20"/>
               </w:rPr>
-              <w:t xml:space="preserve">363 KB · 99.40</w:t>
+              <w:t xml:space="preserve">369 KB · 99.41</w:t>
             </w:r>
           </w:p>
         </w:tc>
@@ -6821,7 +6991,7 @@
                 <w:sz w:val="20"/>
                 <w:szCs w:val="20"/>
               </w:rPr>
-              <w:t xml:space="preserve">103 KB · 99.35</w:t>
+              <w:t xml:space="preserve">106 KB · 99.42</w:t>
             </w:r>
           </w:p>
         </w:tc>
@@ -6943,7 +7113,7 @@
                 <w:sz w:val="20"/>
                 <w:szCs w:val="20"/>
               </w:rPr>
-              <w:t xml:space="preserve">206 KB · 91.24</w:t>
+              <w:t xml:space="preserve">209 KB · 97.69</w:t>
             </w:r>
           </w:p>
         </w:tc>
@@ -6967,7 +7137,7 @@
                 <w:sz w:val="20"/>
                 <w:szCs w:val="20"/>
               </w:rPr>
-              <w:t xml:space="preserve">65 KB · 90.50</w:t>
+              <w:t xml:space="preserve">66 KB · 90.20</w:t>
             </w:r>
           </w:p>
         </w:tc>
@@ -7089,7 +7259,7 @@
                 <w:sz w:val="20"/>
                 <w:szCs w:val="20"/>
               </w:rPr>
-              <w:t xml:space="preserve">217 KB · 99.40</w:t>
+              <w:t xml:space="preserve">220 KB · 99.40</w:t>
             </w:r>
           </w:p>
         </w:tc>
@@ -7113,7 +7283,7 @@
                 <w:sz w:val="20"/>
                 <w:szCs w:val="20"/>
               </w:rPr>
-              <w:t xml:space="preserve">70 KB · 99.35</w:t>
+              <w:t xml:space="preserve">72 KB · 99.41</w:t>
             </w:r>
           </w:p>
         </w:tc>
@@ -7259,7 +7429,7 @@
                 <w:sz w:val="20"/>
                 <w:szCs w:val="20"/>
               </w:rPr>
-              <w:t xml:space="preserve">55 KB · 98.74</w:t>
+              <w:t xml:space="preserve">57 KB · 98.67</w:t>
             </w:r>
           </w:p>
         </w:tc>
@@ -7276,7 +7446,7 @@
           <w:sz w:val="20"/>
           <w:szCs w:val="20"/>
         </w:rPr>
-        <w:t xml:space="preserve">Table 6. Size and F1 for post-training quantization methods (test split, threshold 0.3). Calibration for INT8 and int16x8 uses one draw of 500 samples of client 0's data (Table 7 shows the spread over draws). "Pruned + client FT" is prune 50% → 3 epochs of fine-tuning on 10,000 client-0 samples. FAR for the full-integer INT8 rows on TON_IoT is 14.3% and 14.0%; for all float-activation and int16x8 rows it is within 0.5 points of FP32.</w:t>
+        <w:t xml:space="preserve">Table 6. Size and F1 for post-training quantization methods (test split, threshold 0.3). Calibration for INT8 and int16x8 uses one draw of 500 samples of client 0's data (Table 7 shows the spread over draws). "Pruned + client FT" is prune 50% → 3 epochs of fine-tuning on 10,000 client-0 samples. FAR for the full-integer INT8 rows on TON_IoT is 3.8% and 13.2%; for all float-activation and int16x8 rows it is within 0.5 points of FP32.</w:t>
       </w:r>
     </w:p>
     <w:p>
@@ -7284,7 +7454,7 @@
         <w:spacing w:after="160"/>
       </w:pPr>
       <w:r>
-        <w:t xml:space="preserve">Every method that keeps activations in float or 16 bits loses at most 0.25 F1 on both datasets (dynamic range even gains 0.7 on the pruned CIC-IDS2017 model), so weight precision is not the bottleneck. Full-integer INT8 is the only post-training method that loses accuracy: 0.7 F1 on the CIC-IDS2017 federated model, 2.5 F1 on the pruned CIC-IDS2017 model, and 8.2–8.9 F1 on TON_IoT, where FAR rises from 2.8% to 14%. Because int16x8 uses the same INT8 weights and recovers fully, the loss comes from 8-bit activations.</w:t>
+        <w:t xml:space="preserve">Every method that keeps activations in float or 16 bits loses at most 0.25 F1 on both datasets (dynamic range even gains 0.7 on the pruned CIC-IDS2017 model), so weight precision is not the bottleneck. Full-integer INT8 is the only post-training method that loses accuracy: 0.7 F1 on the CIC-IDS2017 federated model, 2.5 F1 on the pruned CIC-IDS2017 model, and 1.7 F1 (federated model) and 9.2 F1 (pruned model) on TON_IoT, where the pruned model's FAR rises from 2.0% to 13.2%. Because int16x8 uses the same INT8 weights and recovers fully, the loss comes from 8-bit activations.</w:t>
       </w:r>
     </w:p>
     <w:p>
@@ -7292,7 +7462,7 @@
         <w:spacing w:after="160"/>
       </w:pPr>
       <w:r>
-        <w:t xml:space="preserve">Full-integer PTQ is also unstable. Table 3 (500 pooled samples) and Table 6 (500 client-0 samples) each rest on a single calibration draw and disagree on TON_IoT (F1 98.38 vs. 91.24). We therefore converted each federated model 45 more times, varying the calibration source (pooled data or any one of the four clients), the number of samples (100, 500, 2,000), and the random draw (three per setting). The source does not matter: for every source the median F1 is 98.97–99.30 on TON_IoT and 83.1–83.8 on CIC-IDS2017. The draw does (Table 7). On TON_IoT the same model ranges from F1 12.28 to 99.38, and on CIC-IDS2017 from 29.16 to 85.02. More calibration data makes it worse, not better: with 100 samples, 12 of 15 TON_IoT conversions are within one F1 point of FP32, with 2,000 samples only 3 of 15, and 10 of those 15 fall below F1 95. Allowing float fallback in the converter changes nothing.</w:t>
+        <w:t xml:space="preserve">Full-integer PTQ is also unstable. Table 3 (500 pooled samples) and Table 6 (500 client-0 samples) each rest on a single calibration draw and disagree on TON_IoT (F1 98.96 vs. 97.69). We therefore converted each federated model 45 more times, varying the calibration source (pooled data or any one of the four clients), the number of samples (100, 500, 2,000), and the random draw (three per setting). The source does not matter: for every source the median F1 is 98.97–99.36 on TON_IoT and 83.1–83.8 on CIC-IDS2017. The draw does (Table 7). On TON_IoT the same model ranges from F1 32.72 to 99.40, and on CIC-IDS2017 from 29.16 to 85.02. More calibration data makes it worse, not better: with 100 samples, 14 of 15 TON_IoT conversions are within one F1 point of FP32, with 2,000 samples only 5 of 15, and 7 of those 15 fall below F1 95. Allowing float fallback in the converter changes nothing.</w:t>
       </w:r>
     </w:p>
     <w:tbl>
@@ -7555,7 +7725,7 @@
                 <w:sz w:val="20"/>
                 <w:szCs w:val="20"/>
               </w:rPr>
-              <w:t xml:space="preserve">99.31</w:t>
+              <w:t xml:space="preserve">99.36</w:t>
             </w:r>
           </w:p>
         </w:tc>
@@ -7579,7 +7749,7 @@
                 <w:sz w:val="20"/>
                 <w:szCs w:val="20"/>
               </w:rPr>
-              <w:t xml:space="preserve">90.99</w:t>
+              <w:t xml:space="preserve">96.11</w:t>
             </w:r>
           </w:p>
         </w:tc>
@@ -7603,7 +7773,7 @@
                 <w:sz w:val="20"/>
                 <w:szCs w:val="20"/>
               </w:rPr>
-              <w:t xml:space="preserve">12 / 15</w:t>
+              <w:t xml:space="preserve">14 / 15</w:t>
             </w:r>
           </w:p>
         </w:tc>
@@ -7725,7 +7895,7 @@
                 <w:sz w:val="20"/>
                 <w:szCs w:val="20"/>
               </w:rPr>
-              <w:t xml:space="preserve">99.30</w:t>
+              <w:t xml:space="preserve">99.37</w:t>
             </w:r>
           </w:p>
         </w:tc>
@@ -7749,7 +7919,7 @@
                 <w:sz w:val="20"/>
                 <w:szCs w:val="20"/>
               </w:rPr>
-              <w:t xml:space="preserve">26.19</w:t>
+              <w:t xml:space="preserve">54.01</w:t>
             </w:r>
           </w:p>
         </w:tc>
@@ -7773,7 +7943,7 @@
                 <w:sz w:val="20"/>
                 <w:szCs w:val="20"/>
               </w:rPr>
-              <w:t xml:space="preserve">11 / 15</w:t>
+              <w:t xml:space="preserve">13 / 15</w:t>
             </w:r>
           </w:p>
         </w:tc>
@@ -7895,7 +8065,7 @@
                 <w:sz w:val="20"/>
                 <w:szCs w:val="20"/>
               </w:rPr>
-              <w:t xml:space="preserve">91.23</w:t>
+              <w:t xml:space="preserve">97.68</w:t>
             </w:r>
           </w:p>
         </w:tc>
@@ -7919,7 +8089,7 @@
                 <w:sz w:val="20"/>
                 <w:szCs w:val="20"/>
               </w:rPr>
-              <w:t xml:space="preserve">12.28</w:t>
+              <w:t xml:space="preserve">32.72</w:t>
             </w:r>
           </w:p>
         </w:tc>
@@ -7943,7 +8113,7 @@
                 <w:sz w:val="20"/>
                 <w:szCs w:val="20"/>
               </w:rPr>
-              <w:t xml:space="preserve">3 / 15</w:t>
+              <w:t xml:space="preserve">5 / 15</w:t>
             </w:r>
           </w:p>
         </w:tc>
@@ -8065,7 +8235,7 @@
                 <w:sz w:val="20"/>
                 <w:szCs w:val="20"/>
               </w:rPr>
-              <w:t xml:space="preserve">99.34</w:t>
+              <w:t xml:space="preserve">99.19</w:t>
             </w:r>
           </w:p>
         </w:tc>
@@ -8089,7 +8259,7 @@
                 <w:sz w:val="20"/>
                 <w:szCs w:val="20"/>
               </w:rPr>
-              <w:t xml:space="preserve">99.32</w:t>
+              <w:t xml:space="preserve">99.19</w:t>
             </w:r>
           </w:p>
         </w:tc>
@@ -8235,7 +8405,7 @@
                 <w:sz w:val="20"/>
                 <w:szCs w:val="20"/>
               </w:rPr>
-              <w:t xml:space="preserve">99.40</w:t>
+              <w:t xml:space="preserve">99.41</w:t>
             </w:r>
           </w:p>
         </w:tc>
@@ -8380,7 +8550,7 @@
         <w:spacing w:after="160"/>
       </w:pPr>
       <w:r>
-        <w:t xml:space="preserve">The activation ranges point to the heavy-tailed inputs of Section 5.6. The TFLite converter sets each activation range from the minimum and maximum it sees during calibration, and a larger calibration set is more likely to contain a rare extreme record. The worst conversions coincide with the widest ranges: the three TON_IoT conversions with F1 12–22 all have a hidden-layer maximum near 500, and the worst CIC-IDS2017 conversion (F1 29.16) one of 9,609, against 52–230 for most of the others. The relation is not strictly monotonic (two TON_IoT conversions with small ranges land at F1 91.2), so outliers are the main but not the only cause. The difference between Tables 3 and 6 is therefore a draw effect, not an effect of federated data, and any single full-integer PTQ number, including Table 3's, is one sample from a wide distribution.</w:t>
+        <w:t xml:space="preserve">The activation ranges point to the heavy-tailed inputs of Section 5.6. The TFLite converter sets each activation range from the minimum and maximum it sees during calibration, and a larger calibration set is more likely to contain a rare extreme record. The worst conversions coincide with the widest ranges: the TON_IoT conversions with hidden-layer maxima near 400 reach only F1 33–75, and the worst CIC-IDS2017 conversion (F1 29.16) has a maximum of 9,609, against roughly 50–210 for most well-behaved conversions. The relation is not strictly monotonic (on TON_IoT, maxima of 142–165 already give F1 54–69, while one of 209 keeps 97.7), so outliers are the main but not the only cause. The difference between Tables 3 and 6 is therefore a draw effect, not an effect of federated data, and any single full-integer PTQ number, including Table 3's, is one sample from a wide distribution.</w:t>
       </w:r>
     </w:p>
     <w:p>
@@ -8388,7 +8558,7 @@
         <w:spacing w:after="160"/>
       </w:pPr>
       <w:r>
-        <w:t xml:space="preserve">A one-line change removes the instability: clip the calibration inputs to ±5 standard deviations before conversion (inputs beyond the calibrated range then saturate at inference). Over the same 15 calibration sets of 2,000 samples, clipped calibration gives F1 99.32–99.35 on TON_IoT (FP32 99.40) and 83.02–84.85 on CIC-IDS2017 (FP32 85.70), against 12.28–99.35 and 29.16–84.99 without clipping (Table 7). Clipping at ±10 works equally well, while ±3 is too tight for TON_IoT (F1 96.7–96.9). The remaining loss of about one F1 point on CIC-IDS2017 is the cost of 8-bit activations seen in Table 6. This is the same remedy that Section 5.6 suggests for training-time QAT, applied only at calibration time.</w:t>
+        <w:t xml:space="preserve">A one-line change removes the instability: clip the calibration inputs to ±5 standard deviations before conversion (inputs beyond the calibrated range then saturate at inference). Over the same 15 calibration sets of 2,000 samples, clipped calibration gives F1 99.19 for all 15 sets on TON_IoT (FP32 99.41) and 83.02–84.85 on CIC-IDS2017 (FP32 85.70), against 32.72–99.09 and 29.16–84.99 without clipping (Table 7). Clipping at ±10 works as well (TON_IoT 99.37–99.39), while ±3 is too tight for TON_IoT (F1 98.30–98.79). The remaining loss of about one F1 point on CIC-IDS2017 is the cost of 8-bit activations seen in Table 6. This is the same remedy that Section 5.6 suggests for training-time QAT, applied only at calibration time.</w:t>
       </w:r>
     </w:p>
     <w:p>
@@ -8396,7 +8566,7 @@
         <w:spacing w:after="160"/>
       </w:pPr>
       <w:r>
-        <w:t xml:space="preserve">QAT fine-tuning learns its activation ranges as moving averages during fine-tuning. It is more stable than PTQ but not independent of the fine-tuning draw. Repeating the base recipe with five different 10,000-sample fine-tuning draws from client 0 gives F1 98.74–99.38 on TON_IoT (PTQ of the same pruned models: 97.44–99.21) and 86.77–89.28 on CIC-IDS2017 (PTQ: 79.37–89.05). The Table 3 deployment (F1 85.59) lies below all five repeated draws, so it is a conservative rather than a selected result. A spread of about 2.5 F1 from the fine-tuning draw alone should be kept in mind when reading Tables 3–4 and Figure 1.</w:t>
+        <w:t xml:space="preserve">QAT fine-tuning learns its activation ranges as moving averages during fine-tuning. It is more stable than PTQ but not independent of the fine-tuning draw. Repeating the base recipe with five different 10,000-sample fine-tuning draws from client 0 gives F1 98.79–99.51 on TON_IoT (PTQ of the same pruned models: 96.89–99.19) and 86.77–89.28 on CIC-IDS2017 (PTQ: 79.37–89.05). The Table 3 deployment (F1 85.59) lies below all five repeated draws, so it is a conservative rather than a selected result. A spread of about 2.5 F1 from the fine-tuning draw alone should be kept in mind when reading Tables 3–4 and Figure 1.</w:t>
       </w:r>
     </w:p>
     <w:p>
@@ -8656,7 +8826,7 @@
                 <w:sz w:val="20"/>
                 <w:szCs w:val="20"/>
               </w:rPr>
-              <w:t xml:space="preserve">75.1 / 64.9 KB</w:t>
+              <w:t xml:space="preserve">75.1 / 66.4 KB</w:t>
             </w:r>
           </w:p>
         </w:tc>
@@ -8728,7 +8898,7 @@
                 <w:sz w:val="20"/>
                 <w:szCs w:val="20"/>
               </w:rPr>
-              <w:t xml:space="preserve">99.35 / 99.31 / 98.90</w:t>
+              <w:t xml:space="preserve">99.46 / 99.37 / 99.05</w:t>
             </w:r>
           </w:p>
         </w:tc>
@@ -8752,7 +8922,7 @@
                 <w:sz w:val="20"/>
                 <w:szCs w:val="20"/>
               </w:rPr>
-              <w:t xml:space="preserve">99.35 / 97.06 / 98.93</w:t>
+              <w:t xml:space="preserve">99.42 / 98.81 / 99.08</w:t>
             </w:r>
           </w:p>
         </w:tc>
@@ -8802,7 +8972,7 @@
                 <w:sz w:val="20"/>
                 <w:szCs w:val="20"/>
               </w:rPr>
-              <w:t xml:space="preserve">29.2 / 24.1 KB</w:t>
+              <w:t xml:space="preserve">29.2 / 24.8 KB</w:t>
             </w:r>
           </w:p>
         </w:tc>
@@ -8874,7 +9044,7 @@
                 <w:sz w:val="20"/>
                 <w:szCs w:val="20"/>
               </w:rPr>
-              <w:t xml:space="preserve">99.35 / 99.24 / 99.01</w:t>
+              <w:t xml:space="preserve">99.42 / 99.13 / 98.96</w:t>
             </w:r>
           </w:p>
         </w:tc>
@@ -8898,7 +9068,7 @@
                 <w:sz w:val="20"/>
                 <w:szCs w:val="20"/>
               </w:rPr>
-              <w:t xml:space="preserve">99.36 / 98.75 / 98.98</w:t>
+              <w:t xml:space="preserve">99.43 / 98.73 / 99.05</w:t>
             </w:r>
           </w:p>
         </w:tc>
@@ -8948,7 +9118,7 @@
                 <w:sz w:val="20"/>
                 <w:szCs w:val="20"/>
               </w:rPr>
-              <w:t xml:space="preserve">13.7 / 11.2 KB</w:t>
+              <w:t xml:space="preserve">13.7 / 11.6 KB</w:t>
             </w:r>
           </w:p>
         </w:tc>
@@ -9020,7 +9190,7 @@
                 <w:sz w:val="20"/>
                 <w:szCs w:val="20"/>
               </w:rPr>
-              <w:t xml:space="preserve">99.16 / 99.16 / 98.82</w:t>
+              <w:t xml:space="preserve">99.20 / 99.21 / 98.78</w:t>
             </w:r>
           </w:p>
         </w:tc>
@@ -9044,7 +9214,7 @@
                 <w:sz w:val="20"/>
                 <w:szCs w:val="20"/>
               </w:rPr>
-              <w:t xml:space="preserve">99.14 / 98.70 / 98.81</w:t>
+              <w:t xml:space="preserve">99.37 / 98.82 / 99.00</w:t>
             </w:r>
           </w:p>
         </w:tc>
@@ -9094,7 +9264,7 @@
                 <w:sz w:val="20"/>
                 <w:szCs w:val="20"/>
               </w:rPr>
-              <w:t xml:space="preserve">802.5 / 720.6 KB</w:t>
+              <w:t xml:space="preserve">802.5 / 732.4 KB</w:t>
             </w:r>
           </w:p>
         </w:tc>
@@ -9166,7 +9336,7 @@
                 <w:sz w:val="20"/>
                 <w:szCs w:val="20"/>
               </w:rPr>
-              <w:t xml:space="preserve">99.40</w:t>
+              <w:t xml:space="preserve">99.41</w:t>
             </w:r>
           </w:p>
         </w:tc>
@@ -9207,7 +9377,7 @@
           <w:sz w:val="20"/>
           <w:szCs w:val="20"/>
         </w:rPr>
-        <w:t xml:space="preserve">Table 8. F1 of client-local students, given as FP32 / INT8 PTQ / INT8 QAT fine-tuned. KD: distilled from the federated model; scratch: trained on client 0's hard labels only. QAT-fine-tuned students are about 15% smaller than the PTQ sizes shown (e.g. 11.9 / 9.4 KB at 1/8 width).</w:t>
+        <w:t xml:space="preserve">Table 8. F1 of client-local students, given as FP32 / INT8 PTQ / INT8 QAT fine-tuned. KD: distilled from the federated model; scratch: trained on client 0's hard labels only. QAT-fine-tuned students are about 15% smaller than the PTQ sizes shown (e.g. 11.9 / 9.8 KB at 1/8 width).</w:t>
       </w:r>
     </w:p>
     <w:p>
@@ -9215,7 +9385,7 @@
         <w:spacing w:after="160"/>
       </w:pPr>
       <w:r>
-        <w:t xml:space="preserve">On TON_IoT, distillation gives the most compact models in this paper: the 1/8-width distilled student keeps F1 99.16 at 11.2 KB with plain INT8 PTQ (64× smaller than the FP32 federated model), and distillation makes the student robust to INT8 PTQ (at most 0.11 F1 lost, against up to 2.3 F1 for scratch students). On CIC-IDS2017, distillation does not help. The distilled students inherit the teacher's recall-heavy operating point (Attack Recall 99.5–99.7%, FAR 5.6–6.5%), while scratch students in FP32 and PTQ form trade some recall for precision (Attack Recall 98.9–99.5%, FAR 4.5–5.3%), which raises their F1 at the fixed 0.3 threshold. The highest F1 in Table 8, 91.10 for the 1/8-width scratch student after QAT fine-tuning, is an outlier against the same student's FP32 and PTQ results (88.29, 88.51) and reaches its F1 by missing 3.68% of attacks (3,137 of 85,173, against 291 for the base-recipe model of Table 3). We therefore do not select it, and differences of one or two F1 points in this table should be read as operating-point shifts under a single seed rather than as better detectors.</w:t>
+        <w:t xml:space="preserve">On TON_IoT, distillation gives the most compact models in this paper: the 1/8-width distilled student keeps F1 99.21 at 11.6 KB with plain INT8 PTQ (63× smaller than the FP32 federated model), and distillation makes the student more robust to INT8 PTQ (at most 0.29 F1 lost, against 0.55–0.70 F1 for scratch students). On CIC-IDS2017, distillation does not help. The distilled students inherit the teacher's recall-heavy operating point (Attack Recall 99.5–99.7%, FAR 5.6–6.5%), while scratch students in FP32 and PTQ form trade some recall for precision (Attack Recall 98.9–99.5%, FAR 4.5–5.3%), which raises their F1 at the fixed 0.3 threshold. The highest F1 in Table 8, 91.10 for the 1/8-width scratch student after QAT fine-tuning, is an outlier against the same student's FP32 and PTQ results (88.29, 88.51) and reaches its F1 by missing 3.68% of attacks (3,137 of 85,173, against 291 for the base-recipe model of Table 3). We therefore do not select it, and differences of one or two F1 points in this table should be read as operating-point shifts under a single seed rather than as better detectors.</w:t>
       </w:r>
     </w:p>
     <w:p>
@@ -10229,7 +10399,7 @@
                 <w:sz w:val="20"/>
                 <w:szCs w:val="20"/>
               </w:rPr>
-              <w:t xml:space="preserve">99.16–99.31 / 99.65–99.79% / 3.5–4.8%</w:t>
+              <w:t xml:space="preserve">99.08–99.35 / 99.69–99.81% / 3.6–5.6%</w:t>
             </w:r>
           </w:p>
         </w:tc>
@@ -10253,7 +10423,7 @@
                 <w:sz w:val="20"/>
                 <w:szCs w:val="20"/>
               </w:rPr>
-              <w:t xml:space="preserve">34–57 / 16,215 (0.21–0.35%)</w:t>
+              <w:t xml:space="preserve">31–51 / 16,215 (0.19–0.31%)</w:t>
             </w:r>
           </w:p>
         </w:tc>
@@ -10277,7 +10447,7 @@
                 <w:sz w:val="20"/>
                 <w:szCs w:val="20"/>
               </w:rPr>
-              <w:t xml:space="preserve">99.40 / 99.62% / 2.76%</w:t>
+              <w:t xml:space="preserve">99.41 / 99.88% / 3.61%</w:t>
             </w:r>
           </w:p>
         </w:tc>
@@ -10301,7 +10471,7 @@
                 <w:sz w:val="20"/>
                 <w:szCs w:val="20"/>
               </w:rPr>
-              <w:t xml:space="preserve">61 / 16,215 (0.38%)</w:t>
+              <w:t xml:space="preserve">19 / 16,215 (0.12%)</w:t>
             </w:r>
           </w:p>
         </w:tc>
@@ -10375,7 +10545,7 @@
                 <w:sz w:val="20"/>
                 <w:szCs w:val="20"/>
               </w:rPr>
-              <w:t xml:space="preserve">90.16 / 82.13% / 0.23%</w:t>
+              <w:t xml:space="preserve">92.15 / 85.53% / 0.35%</w:t>
             </w:r>
           </w:p>
         </w:tc>
@@ -10399,7 +10569,7 @@
                 <w:sz w:val="20"/>
                 <w:szCs w:val="20"/>
               </w:rPr>
-              <w:t xml:space="preserve">2,897 / 16,215 (17.87%)</w:t>
+              <w:t xml:space="preserve">2,346 / 16,215 (14.47%)</w:t>
             </w:r>
           </w:p>
         </w:tc>
@@ -10423,7 +10593,7 @@
                 <w:sz w:val="20"/>
                 <w:szCs w:val="20"/>
               </w:rPr>
-              <w:t xml:space="preserve">98.45 / 97.99% / 3.59%</w:t>
+              <w:t xml:space="preserve">98.60 / 99.99% / 9.52%</w:t>
             </w:r>
           </w:p>
         </w:tc>
@@ -10447,7 +10617,7 @@
                 <w:sz w:val="20"/>
                 <w:szCs w:val="20"/>
               </w:rPr>
-              <w:t xml:space="preserve">326 / 16,215 (2.01%)</w:t>
+              <w:t xml:space="preserve">1 / 16,215 (0.006%)</w:t>
             </w:r>
           </w:p>
         </w:tc>
@@ -10521,7 +10691,7 @@
                 <w:sz w:val="20"/>
                 <w:szCs w:val="20"/>
               </w:rPr>
-              <w:t xml:space="preserve">96.90 / 99.92% / 21.20%</w:t>
+              <w:t xml:space="preserve">98.40 / 99.99% / 10.93%</w:t>
             </w:r>
           </w:p>
         </w:tc>
@@ -10545,7 +10715,7 @@
                 <w:sz w:val="20"/>
                 <w:szCs w:val="20"/>
               </w:rPr>
-              <w:t xml:space="preserve">13 / 16,215 (0.080%)</w:t>
+              <w:t xml:space="preserve">1 / 16,215 (0.006%)</w:t>
             </w:r>
           </w:p>
         </w:tc>
@@ -10667,7 +10837,7 @@
                 <w:sz w:val="20"/>
                 <w:szCs w:val="20"/>
               </w:rPr>
-              <w:t xml:space="preserve">99.02 / 99.80% / 5.97%</w:t>
+              <w:t xml:space="preserve">98.75 / 99.73% / 7.59%</w:t>
             </w:r>
           </w:p>
         </w:tc>
@@ -10691,7 +10861,7 @@
                 <w:sz w:val="20"/>
                 <w:szCs w:val="20"/>
               </w:rPr>
-              <w:t xml:space="preserve">33 / 16,215 (0.20%)</w:t>
+              <w:t xml:space="preserve">44 / 16,215 (0.27%)</w:t>
             </w:r>
           </w:p>
         </w:tc>
@@ -10813,7 +10983,7 @@
                 <w:sz w:val="20"/>
                 <w:szCs w:val="20"/>
               </w:rPr>
-              <w:t xml:space="preserve">96.34 / 93.22% / 1.00%</w:t>
+              <w:t xml:space="preserve">96.42 / 93.39% / 1.06%</w:t>
             </w:r>
           </w:p>
         </w:tc>
@@ -10837,7 +11007,7 @@
                 <w:sz w:val="20"/>
                 <w:szCs w:val="20"/>
               </w:rPr>
-              <w:t xml:space="preserve">1,099 / 16,215 (6.78%)</w:t>
+              <w:t xml:space="preserve">1,072 / 16,215 (6.61%)</w:t>
             </w:r>
           </w:p>
         </w:tc>
@@ -10910,7 +11080,7 @@
         <w:spacing w:after="160"/>
       </w:pPr>
       <w:r>
-        <w:t xml:space="preserve">Federation pays off where the reviewers' non-IID concern points: clients whose local data contains few attacks. Alone, CIC-IDS2017 Dirichlet client 0 (0.1% attacks) detects 44.97% of attacks and client 2 (2.6%) 91.11%; TON_IoT client 0 (0.4%) detects 82.13% and client 3 (8.5%) 93.22%. On the same partitions the federated model detects 99.83% (CIC-IDS2017) and 97.99% (TON_IoT). The attack-heavy TON_IoT client 1 (92.8% attacks) has the opposite problem: alone, it flags 21.2% of benign records, against 3.59% for the federated model. Clients that already hold large, representative data gain little or nothing. On near-IID CIC-IDS2017 each client alone reaches F1 88.3–90.0 against 85.70 for the federated model, at a precision-heavier operating point that misses 3.6–19 times as many attacks (185–982 vs. 52). The near-IID partition, which gives every client several hundred thousand representative flows, is therefore the setting in which federation is least needed, and the Dirichlet partition is the one in which it is needed. Three caveats apply: local and federated training budgets are not matched (10 local epochs vs. 60 rounds × 3 epochs), each configuration ran once, and at the fixed 0.3 threshold the F1 differences among data-rich clients mainly reflect operating points.</w:t>
+        <w:t xml:space="preserve">Federation pays off where the reviewers' non-IID concern points: clients whose local data contains few attacks. Alone, CIC-IDS2017 Dirichlet client 0 (0.1% attacks) detects 44.97% of attacks and client 2 (2.6%) 91.11%; TON_IoT client 0 (0.4%) detects 85.53% and client 3 (8.5%) 93.39%. On the same partitions the federated model detects 99.83% (CIC-IDS2017) and 99.99% (TON_IoT). The attack-heavy TON_IoT client 1 (92.8% attacks) gains little: alone it flags 10.9% of benign records, the federated Dirichlet model 9.5%. Clients that already hold large, representative data gain little or nothing. On near-IID CIC-IDS2017 each client alone reaches F1 88.3–90.0 against 85.70 for the federated model, at a precision-heavier operating point that misses 3.6–19 times as many attacks (185–982 vs. 52). The near-IID partition, which gives every client several hundred thousand representative flows, is therefore the setting in which federation is least needed, and the Dirichlet partition is the one in which it is needed. Three caveats apply: local and federated training budgets are not matched (10 local epochs vs. 60 rounds × 3 epochs), each configuration ran once, and at the fixed 0.3 threshold the F1 differences among data-rich clients mainly reflect operating points.</w:t>
       </w:r>
     </w:p>
     <w:p>
@@ -11162,7 +11332,7 @@
                 <w:sz w:val="20"/>
                 <w:szCs w:val="20"/>
               </w:rPr>
-              <w:t xml:space="preserve">720 / 803</w:t>
+              <w:t xml:space="preserve">732 / 803</w:t>
             </w:r>
           </w:p>
         </w:tc>
@@ -11186,7 +11356,7 @@
                 <w:sz w:val="20"/>
                 <w:szCs w:val="20"/>
               </w:rPr>
-              <w:t xml:space="preserve">672 / 755</w:t>
+              <w:t xml:space="preserve">684 / 755</w:t>
             </w:r>
           </w:p>
         </w:tc>
@@ -11210,7 +11380,7 @@
                 <w:sz w:val="20"/>
                 <w:szCs w:val="20"/>
               </w:rPr>
-              <w:t xml:space="preserve">99.40</w:t>
+              <w:t xml:space="preserve">99.41</w:t>
             </w:r>
           </w:p>
         </w:tc>
@@ -11308,7 +11478,7 @@
                 <w:sz w:val="20"/>
                 <w:szCs w:val="20"/>
               </w:rPr>
-              <w:t xml:space="preserve">206 / 227</w:t>
+              <w:t xml:space="preserve">209 / 227</w:t>
             </w:r>
           </w:p>
         </w:tc>
@@ -11332,7 +11502,7 @@
                 <w:sz w:val="20"/>
                 <w:szCs w:val="20"/>
               </w:rPr>
-              <w:t xml:space="preserve">156 / 150</w:t>
+              <w:t xml:space="preserve">160 / 150</w:t>
             </w:r>
           </w:p>
         </w:tc>
@@ -11356,7 +11526,7 @@
                 <w:sz w:val="20"/>
                 <w:szCs w:val="20"/>
               </w:rPr>
-              <w:t xml:space="preserve">98.87 (98.37–99.26)</w:t>
+              <w:t xml:space="preserve">99.10 (98.92–99.40)</w:t>
             </w:r>
           </w:p>
         </w:tc>
@@ -11454,7 +11624,7 @@
                 <w:sz w:val="20"/>
                 <w:szCs w:val="20"/>
               </w:rPr>
-              <w:t xml:space="preserve">206 / 227</w:t>
+              <w:t xml:space="preserve">209 / 227</w:t>
             </w:r>
           </w:p>
         </w:tc>
@@ -11478,7 +11648,7 @@
                 <w:sz w:val="20"/>
                 <w:szCs w:val="20"/>
               </w:rPr>
-              <w:t xml:space="preserve">156 / 150</w:t>
+              <w:t xml:space="preserve">160 / 150</w:t>
             </w:r>
           </w:p>
         </w:tc>
@@ -11502,7 +11672,7 @@
                 <w:sz w:val="20"/>
                 <w:szCs w:val="20"/>
               </w:rPr>
-              <w:t xml:space="preserve">99.34 (99.34–99.34)</w:t>
+              <w:t xml:space="preserve">99.18 (99.18–99.19)</w:t>
             </w:r>
           </w:p>
         </w:tc>
@@ -11600,7 +11770,7 @@
                 <w:sz w:val="20"/>
                 <w:szCs w:val="20"/>
               </w:rPr>
-              <w:t xml:space="preserve">186 / 207</w:t>
+              <w:t xml:space="preserve">189 / 207</w:t>
             </w:r>
           </w:p>
         </w:tc>
@@ -11624,7 +11794,7 @@
                 <w:sz w:val="20"/>
                 <w:szCs w:val="20"/>
               </w:rPr>
-              <w:t xml:space="preserve">125 / 99</w:t>
+              <w:t xml:space="preserve">131 / 99</w:t>
             </w:r>
           </w:p>
         </w:tc>
@@ -11648,7 +11818,7 @@
                 <w:sz w:val="20"/>
                 <w:szCs w:val="20"/>
               </w:rPr>
-              <w:t xml:space="preserve">99.10 (98.98–99.33)</w:t>
+              <w:t xml:space="preserve">99.22 (99.07–99.52)</w:t>
             </w:r>
           </w:p>
         </w:tc>
@@ -11746,7 +11916,7 @@
                 <w:sz w:val="20"/>
                 <w:szCs w:val="20"/>
               </w:rPr>
-              <w:t xml:space="preserve">65 / 75</w:t>
+              <w:t xml:space="preserve">66 / 75</w:t>
             </w:r>
           </w:p>
         </w:tc>
@@ -11770,7 +11940,7 @@
                 <w:sz w:val="20"/>
                 <w:szCs w:val="20"/>
               </w:rPr>
-              <w:t xml:space="preserve">47 / 47</w:t>
+              <w:t xml:space="preserve">49 / 47</w:t>
             </w:r>
           </w:p>
         </w:tc>
@@ -11794,7 +11964,7 @@
                 <w:sz w:val="20"/>
                 <w:szCs w:val="20"/>
               </w:rPr>
-              <w:t xml:space="preserve">98.50 (97.44–99.21)</w:t>
+              <w:t xml:space="preserve">98.32 (96.89–99.19)</w:t>
             </w:r>
           </w:p>
         </w:tc>
@@ -11892,7 +12062,7 @@
                 <w:sz w:val="20"/>
                 <w:szCs w:val="20"/>
               </w:rPr>
-              <w:t xml:space="preserve">65 / 75</w:t>
+              <w:t xml:space="preserve">66 / 75</w:t>
             </w:r>
           </w:p>
         </w:tc>
@@ -11916,7 +12086,7 @@
                 <w:sz w:val="20"/>
                 <w:szCs w:val="20"/>
               </w:rPr>
-              <w:t xml:space="preserve">47 / 47</w:t>
+              <w:t xml:space="preserve">49 / 47</w:t>
             </w:r>
           </w:p>
         </w:tc>
@@ -11940,7 +12110,7 @@
                 <w:sz w:val="20"/>
                 <w:szCs w:val="20"/>
               </w:rPr>
-              <w:t xml:space="preserve">99.37 (99.34–99.39)</w:t>
+              <w:t xml:space="preserve">99.42 (99.40–99.44)</w:t>
             </w:r>
           </w:p>
         </w:tc>
@@ -12038,7 +12208,7 @@
                 <w:sz w:val="20"/>
                 <w:szCs w:val="20"/>
               </w:rPr>
-              <w:t xml:space="preserve">55 / 65</w:t>
+              <w:t xml:space="preserve">57 / 65</w:t>
             </w:r>
           </w:p>
         </w:tc>
@@ -12062,7 +12232,7 @@
                 <w:sz w:val="20"/>
                 <w:szCs w:val="20"/>
               </w:rPr>
-              <w:t xml:space="preserve">39 / 34</w:t>
+              <w:t xml:space="preserve">40 / 34</w:t>
             </w:r>
           </w:p>
         </w:tc>
@@ -12086,7 +12256,7 @@
                 <w:sz w:val="20"/>
                 <w:szCs w:val="20"/>
               </w:rPr>
-              <w:t xml:space="preserve">99.08 (98.88–99.38)</w:t>
+              <w:t xml:space="preserve">99.12 (98.89–99.51)</w:t>
             </w:r>
           </w:p>
         </w:tc>
@@ -12184,7 +12354,7 @@
                 <w:sz w:val="20"/>
                 <w:szCs w:val="20"/>
               </w:rPr>
-              <w:t xml:space="preserve">55 / 65</w:t>
+              <w:t xml:space="preserve">57 / 65</w:t>
             </w:r>
           </w:p>
         </w:tc>
@@ -12208,7 +12378,7 @@
                 <w:sz w:val="20"/>
                 <w:szCs w:val="20"/>
               </w:rPr>
-              <w:t xml:space="preserve">39 / 35</w:t>
+              <w:t xml:space="preserve">41 / 35</w:t>
             </w:r>
           </w:p>
         </w:tc>
@@ -12232,7 +12402,7 @@
                 <w:sz w:val="20"/>
                 <w:szCs w:val="20"/>
               </w:rPr>
-              <w:t xml:space="preserve">99.40 (99.34–99.44)</w:t>
+              <w:t xml:space="preserve">99.49 (99.47–99.51)</w:t>
             </w:r>
           </w:p>
         </w:tc>
@@ -12330,7 +12500,7 @@
                 <w:sz w:val="20"/>
                 <w:szCs w:val="20"/>
               </w:rPr>
-              <w:t xml:space="preserve">55 / 65</w:t>
+              <w:t xml:space="preserve">57 / 65</w:t>
             </w:r>
           </w:p>
         </w:tc>
@@ -12354,7 +12524,7 @@
                 <w:sz w:val="20"/>
                 <w:szCs w:val="20"/>
               </w:rPr>
-              <w:t xml:space="preserve">39 / 34</w:t>
+              <w:t xml:space="preserve">40 / 34</w:t>
             </w:r>
           </w:p>
         </w:tc>
@@ -12378,7 +12548,7 @@
                 <w:sz w:val="20"/>
                 <w:szCs w:val="20"/>
               </w:rPr>
-              <w:t xml:space="preserve">99.13 (98.97–99.43)</w:t>
+              <w:t xml:space="preserve">99.19 (99.01–99.49)</w:t>
             </w:r>
           </w:p>
         </w:tc>
@@ -12476,7 +12646,7 @@
                 <w:sz w:val="20"/>
                 <w:szCs w:val="20"/>
               </w:rPr>
-              <w:t xml:space="preserve">65 / 75</w:t>
+              <w:t xml:space="preserve">66 / 75</w:t>
             </w:r>
           </w:p>
         </w:tc>
@@ -12500,7 +12670,7 @@
                 <w:sz w:val="20"/>
                 <w:szCs w:val="20"/>
               </w:rPr>
-              <w:t xml:space="preserve">47 / 47</w:t>
+              <w:t xml:space="preserve">49 / 47</w:t>
             </w:r>
           </w:p>
         </w:tc>
@@ -12524,7 +12694,7 @@
                 <w:sz w:val="20"/>
                 <w:szCs w:val="20"/>
               </w:rPr>
-              <w:t xml:space="preserve">99.37 (99.36–99.38)</w:t>
+              <w:t xml:space="preserve">99.42 (99.34–99.47)</w:t>
             </w:r>
           </w:p>
         </w:tc>
@@ -12622,7 +12792,7 @@
                 <w:sz w:val="20"/>
                 <w:szCs w:val="20"/>
               </w:rPr>
-              <w:t xml:space="preserve">55 / 65</w:t>
+              <w:t xml:space="preserve">57 / 65</w:t>
             </w:r>
           </w:p>
         </w:tc>
@@ -12646,7 +12816,7 @@
                 <w:sz w:val="20"/>
                 <w:szCs w:val="20"/>
               </w:rPr>
-              <w:t xml:space="preserve">39 / 34</w:t>
+              <w:t xml:space="preserve">41 / 34</w:t>
             </w:r>
           </w:p>
         </w:tc>
@@ -12670,7 +12840,7 @@
                 <w:sz w:val="20"/>
                 <w:szCs w:val="20"/>
               </w:rPr>
-              <w:t xml:space="preserve">99.12 (98.98–99.36)</w:t>
+              <w:t xml:space="preserve">99.17 (98.97–99.48)</w:t>
             </w:r>
           </w:p>
         </w:tc>
@@ -12768,7 +12938,7 @@
                 <w:sz w:val="20"/>
                 <w:szCs w:val="20"/>
               </w:rPr>
-              <w:t xml:space="preserve">206 / 227</w:t>
+              <w:t xml:space="preserve">209 / 227</w:t>
             </w:r>
           </w:p>
         </w:tc>
@@ -12792,7 +12962,7 @@
                 <w:sz w:val="20"/>
                 <w:szCs w:val="20"/>
               </w:rPr>
-              <w:t xml:space="preserve">124 / 128</w:t>
+              <w:t xml:space="preserve">127 / 128</w:t>
             </w:r>
           </w:p>
         </w:tc>
@@ -12816,7 +12986,7 @@
                 <w:sz w:val="20"/>
                 <w:szCs w:val="20"/>
               </w:rPr>
-              <w:t xml:space="preserve">99.40 (99.39–99.41)</w:t>
+              <w:t xml:space="preserve">99.47 (99.46–99.47)</w:t>
             </w:r>
           </w:p>
         </w:tc>
@@ -12914,7 +13084,7 @@
                 <w:sz w:val="20"/>
                 <w:szCs w:val="20"/>
               </w:rPr>
-              <w:t xml:space="preserve">186 / 207</w:t>
+              <w:t xml:space="preserve">189 / 207</w:t>
             </w:r>
           </w:p>
         </w:tc>
@@ -12938,7 +13108,7 @@
                 <w:sz w:val="20"/>
                 <w:szCs w:val="20"/>
               </w:rPr>
-              <w:t xml:space="preserve">100 / 90</w:t>
+              <w:t xml:space="preserve">104 / 90</w:t>
             </w:r>
           </w:p>
         </w:tc>
@@ -12962,7 +13132,7 @@
                 <w:sz w:val="20"/>
                 <w:szCs w:val="20"/>
               </w:rPr>
-              <w:t xml:space="preserve">99.12 (99.00–99.35)</w:t>
+              <w:t xml:space="preserve">99.18 (99.03–99.42)</w:t>
             </w:r>
           </w:p>
         </w:tc>
@@ -13060,7 +13230,7 @@
                 <w:sz w:val="20"/>
                 <w:szCs w:val="20"/>
               </w:rPr>
-              <w:t xml:space="preserve">206 / 227</w:t>
+              <w:t xml:space="preserve">209 / 227</w:t>
             </w:r>
           </w:p>
         </w:tc>
@@ -13084,7 +13254,7 @@
                 <w:sz w:val="20"/>
                 <w:szCs w:val="20"/>
               </w:rPr>
-              <w:t xml:space="preserve">71 / 76</w:t>
+              <w:t xml:space="preserve">72 / 76</w:t>
             </w:r>
           </w:p>
         </w:tc>
@@ -13108,7 +13278,7 @@
                 <w:sz w:val="20"/>
                 <w:szCs w:val="20"/>
               </w:rPr>
-              <w:t xml:space="preserve">99.34 (99.31–99.37)</w:t>
+              <w:t xml:space="preserve">99.38 (99.36–99.39)</w:t>
             </w:r>
           </w:p>
         </w:tc>
@@ -13206,7 +13376,7 @@
                 <w:sz w:val="20"/>
                 <w:szCs w:val="20"/>
               </w:rPr>
-              <w:t xml:space="preserve">186 / 207</w:t>
+              <w:t xml:space="preserve">189 / 207</w:t>
             </w:r>
           </w:p>
         </w:tc>
@@ -13230,7 +13400,7 @@
                 <w:sz w:val="20"/>
                 <w:szCs w:val="20"/>
               </w:rPr>
-              <w:t xml:space="preserve">56 / 57</w:t>
+              <w:t xml:space="preserve">58 / 57</w:t>
             </w:r>
           </w:p>
         </w:tc>
@@ -13254,7 +13424,7 @@
                 <w:sz w:val="20"/>
                 <w:szCs w:val="20"/>
               </w:rPr>
-              <w:t xml:space="preserve">98.85 (98.51–99.36)</w:t>
+              <w:t xml:space="preserve">99.03 (98.82–99.43)</w:t>
             </w:r>
           </w:p>
         </w:tc>
@@ -13352,7 +13522,7 @@
                 <w:sz w:val="20"/>
                 <w:szCs w:val="20"/>
               </w:rPr>
-              <w:t xml:space="preserve">186 / 207</w:t>
+              <w:t xml:space="preserve">189 / 207</w:t>
             </w:r>
           </w:p>
         </w:tc>
@@ -13376,7 +13546,7 @@
                 <w:sz w:val="20"/>
                 <w:szCs w:val="20"/>
               </w:rPr>
-              <w:t xml:space="preserve">76 / 62</w:t>
+              <w:t xml:space="preserve">80 / 62</w:t>
             </w:r>
           </w:p>
         </w:tc>
@@ -13400,7 +13570,7 @@
                 <w:sz w:val="20"/>
                 <w:szCs w:val="20"/>
               </w:rPr>
-              <w:t xml:space="preserve">99.07 (98.89–99.33)</w:t>
+              <w:t xml:space="preserve">99.06 (98.86–99.46)</w:t>
             </w:r>
           </w:p>
         </w:tc>
@@ -13498,7 +13668,7 @@
                 <w:sz w:val="20"/>
                 <w:szCs w:val="20"/>
               </w:rPr>
-              <w:t xml:space="preserve">55 / 65</w:t>
+              <w:t xml:space="preserve">56 / 65</w:t>
             </w:r>
           </w:p>
         </w:tc>
@@ -13522,7 +13692,7 @@
                 <w:sz w:val="20"/>
                 <w:szCs w:val="20"/>
               </w:rPr>
-              <w:t xml:space="preserve">31 / 31</w:t>
+              <w:t xml:space="preserve">33 / 31</w:t>
             </w:r>
           </w:p>
         </w:tc>
@@ -13546,7 +13716,7 @@
                 <w:sz w:val="20"/>
                 <w:szCs w:val="20"/>
               </w:rPr>
-              <w:t xml:space="preserve">98.95 (98.70–99.37)</w:t>
+              <w:t xml:space="preserve">99.01 (98.74–99.46)</w:t>
             </w:r>
           </w:p>
         </w:tc>
@@ -13619,7 +13789,7 @@
         <w:spacing w:after="160"/>
       </w:pPr>
       <w:r>
-        <w:t xml:space="preserve">Only structured pruning shrinks what the microcontroller stores. TensorFlow Lite Micro keeps weights dense, so magnitude pruning leaves the flash size at that of the unpruned INT8 model (186–227 KB) even at 80% sparsity; it only reduces the gzip size (to 56–76 KB at 80%), which matters for transferring model updates but not for flash. Adding magnitude pruning on top of structured pruning likewise leaves flash at 55–65 KB and reduces gzip to 31 KB. PQAT keeps the target sparsity (50% and 80%; slightly more on CIC-IDS2017, where INT8 rounding adds zeros), whereas standard QAT after 80% magnitude pruning lets part of the pruned weights grow back (to 62% zeros on TON_IoT and 75% on CIC-IDS2017, where INT8 rounding alone already zeroes 33–40% of the QAT-fine-tuned weights).</w:t>
+        <w:t xml:space="preserve">Only structured pruning shrinks what the microcontroller stores. TensorFlow Lite Micro keeps weights dense, so magnitude pruning leaves the flash size at that of the unpruned INT8 model (189–227 KB) even at 80% sparsity; it only reduces the gzip size (to 57–80 KB at 80%), which matters for transferring model updates but not for flash. Adding magnitude pruning on top of structured pruning likewise leaves flash at 56–65 KB and reduces gzip to 31–33 KB. PQAT keeps the target sparsity (50% and 80%; slightly more on CIC-IDS2017, where INT8 rounding adds zeros), whereas standard QAT after 80% magnitude pruning lets part of the pruned weights grow back (to 60% zeros on TON_IoT and 75% on CIC-IDS2017, where INT8 rounding alone already zeroes 33–40% of the QAT-fine-tuned weights).</w:t>
       </w:r>
     </w:p>
     <w:p>
@@ -13627,7 +13797,7 @@
         <w:spacing w:after="160"/>
       </w:pPr>
       <w:r>
-        <w:t xml:space="preserve">Clipping the inputs at ±5 standard deviations helps every pipeline on TON_IoT. PTQ becomes stable (structured + PTQ: range 97.44–99.21 → 99.34–99.39), and QAT fine-tuning on clipped inputs matches the FP32 model at 55 KB (F1 99.40, range 99.34–99.44, 73 missed attacks against 158 for the base recipe). On CIC-IDS2017, clipped calibration also removes the PTQ collapses (structured + PTQ: 79.37–87.27 → 86.86–88.09) and, for the unpruned model, lowers both FAR and missed attacks. After pruning and fine-tuning, however, clipping raises F1 by moving the operating point toward precision: QAT on clipped inputs reaches the highest structured-pruning F1 (90.36) but misses 1,163 attacks on average (one draw 2,747), against 498 for the base recipe. Distillation fine-tuning goes the other way: it lowers CIC-IDS2017 F1 to 86.04 but misses the fewest attacks of any 65 KB pipeline (274), because the student inherits the teacher's recall-heavy operating point (Section 5.10). Quantizing before pruning changes nothing beyond the draw-to-draw spread (99.12 vs. 99.08 and 88.64 vs. 88.37).</w:t>
+        <w:t xml:space="preserve">Clipping the inputs at ±5 standard deviations helps every pipeline on TON_IoT. PTQ becomes stable (structured + PTQ: range 96.89–99.19 → 99.40–99.44), and QAT fine-tuning on clipped inputs slightly exceeds the FP32 model's F1 at 57 KB (99.49 vs. 99.41, range 99.47–99.51) while missing 84 attacks on average against 174 for the base recipe. On CIC-IDS2017, clipped calibration also removes the PTQ collapses (structured + PTQ: 79.37–87.27 → 86.86–88.09) and, for the unpruned model, lowers both FAR and missed attacks. After pruning and fine-tuning, however, clipping raises F1 by moving the operating point toward precision: QAT on clipped inputs reaches the highest structured-pruning F1 (90.36) but misses 1,163 attacks on average (one draw 2,747), against 498 for the base recipe. Distillation fine-tuning goes the other way: it lowers CIC-IDS2017 F1 to 86.04 but misses the fewest attacks of any 65 KB pipeline (274), because the student inherits the teacher's recall-heavy operating point (Section 5.10). Quantizing before pruning changes nothing beyond the draw-to-draw spread (99.17 vs. 99.12 and 88.64 vs. 88.37).</w:t>
       </w:r>
     </w:p>
     <w:p>
@@ -13635,7 +13805,7 @@
         <w:spacing w:after="160"/>
       </w:pPr>
       <w:r>
-        <w:t xml:space="preserve">Three recommendations follow. First, always clip calibration inputs for PTQ; it costs nothing and removes the failures of Section 5.9. Second, for a TensorFlow Lite Micro target, use structured pruning; unstructured sparsity helps only if the runtime or the update channel compresses weights. Third, on CIC-IDS2017 no pipeline dominates: at 65 KB the choice between QAT on clipped inputs (higher F1, more missed attacks), the base recipe, and distillation fine-tuning (fewest missed attacks) is a choice of operating point, which should be made with a validation-set threshold rather than by picking a pipeline (Section 5.13). On TON_IoT, structured pruning followed by QAT fine-tuning on clipped inputs is the best 55 KB model we found and loses nothing relative to the federated FP32 model.</w:t>
+        <w:t xml:space="preserve">Three recommendations follow. First, always clip calibration inputs for PTQ; it costs nothing and removes the failures of Section 5.9. Second, for a TensorFlow Lite Micro target, use structured pruning; unstructured sparsity helps only if the runtime or the update channel compresses weights. Third, on CIC-IDS2017 no pipeline dominates: at 65 KB the choice between QAT on clipped inputs (higher F1, more missed attacks), the base recipe, and distillation fine-tuning (fewest missed attacks) is a choice of operating point, which should be made with a validation-set threshold rather than by picking a pipeline (Section 5.13). On TON_IoT, structured pruning followed by QAT fine-tuning on clipped inputs is the best 57 KB pipeline at the fixed threshold and loses nothing in F1 relative to the federated FP32 model.</w:t>
       </w:r>
     </w:p>
     <w:p>
@@ -18766,7 +18936,7 @@
         <w:spacing w:after="160"/>
       </w:pPr>
       <w:r>
-        <w:t xml:space="preserve">The same recipe also works on TON_IoT (Table 13), where the role of distillation is even clearer. The FP32 federated model and the base-recipe hard-label 55 KB model are so confident that a few client-validation attacks score near zero; reaching a 99.9% recall target on client data then pushes the threshold to almost zero, and FAR to 36–97%. Clipped inputs alone help up to a 99.9% target (21 missed at 7.0%) but collapse to a zero threshold at 99.99%. Distilled students keep their scores in the middle of the range, and their thresholds (0.16–0.22) carry over to the test split: the 55 KB distilled model with clipped inputs misses 19 of 16,215 attacks at a 5.9% FAR, the same trade-off as the FP32 model at threshold 0.2 on the test sweep (21 missed at 5.85%), and 7–10 attacks at an 11–13% FAR. Federated fine-tuning and lighter pruning bring no further gain on TON_IoT, where the 55 KB model already matches the FP32 curve. Here the selected thresholds slightly undershoot the recall targets on the test split (99.88% for a 99.9% target, 99.94–99.96% for 99.99%), because client 0's 8,000-sample validation set holds only about 4,000 attacks.</w:t>
+        <w:t xml:space="preserve">The same recipe also works on TON_IoT (Table 13), where the role of distillation is even clearer. Without distillation, the compressed models are so confident that a few client-validation attacks score near zero; reaching a 99.9% recall target on client data then pushes their threshold to almost zero and FAR to about 37%, with or without clipped inputs. Distilled students keep their scores in the middle of the range, and their thresholds (0.17–0.25) carry over to the test split. With federated fine-tuning the 55 KB model is also stable across draws: at a 99.99% client-validation target it misses 12 of 16,215 attacks (at most 14 over draws) at a 6.6% FAR (at most 6.8%), and at a 99.9% target 30 at 3.7%. Client-only fine-tuning misses fewer attacks on average (4) but its FAR varies between 7.2% and 17.3% across draws. The FP32 federated model reaches 9 missed attacks at a 4.7% FAR, so the 55 KB model pays roughly two FAR points at a similar miss count. XSS accounts for about half of the remaining misses. On TON_IoT the selected thresholds undershoot the recall targets on the test split (99.82% for a 99.9% target, 99.93% for 99.99% with federated fine-tuning), because client 0's 8,000-sample validation set holds only about 4,000 attacks.</w:t>
       </w:r>
     </w:p>
     <w:tbl>
@@ -19005,7 +19175,7 @@
                 <w:sz w:val="20"/>
                 <w:szCs w:val="20"/>
               </w:rPr>
-              <w:t xml:space="preserve">FP32 federated, 720 KB</w:t>
+              <w:t xml:space="preserve">FP32 federated, 732 KB</w:t>
             </w:r>
           </w:p>
         </w:tc>
@@ -19077,7 +19247,7 @@
                 <w:sz w:val="20"/>
                 <w:szCs w:val="20"/>
               </w:rPr>
-              <w:t xml:space="preserve">61 / 16,215</w:t>
+              <w:t xml:space="preserve">19 / 16,215</w:t>
             </w:r>
           </w:p>
         </w:tc>
@@ -19101,7 +19271,7 @@
                 <w:sz w:val="20"/>
                 <w:szCs w:val="20"/>
               </w:rPr>
-              <w:t xml:space="preserve">0.38%</w:t>
+              <w:t xml:space="preserve">0.12%</w:t>
             </w:r>
           </w:p>
         </w:tc>
@@ -19149,7 +19319,7 @@
                 <w:sz w:val="20"/>
                 <w:szCs w:val="20"/>
               </w:rPr>
-              <w:t xml:space="preserve">2.76%</w:t>
+              <w:t xml:space="preserve">3.61%</w:t>
             </w:r>
           </w:p>
         </w:tc>
@@ -19175,7 +19345,7 @@
                 <w:sz w:val="20"/>
                 <w:szCs w:val="20"/>
               </w:rPr>
-              <w:t xml:space="preserve">FP32 federated, 720 KB</w:t>
+              <w:t xml:space="preserve">FP32 federated, 732 KB</w:t>
             </w:r>
           </w:p>
         </w:tc>
@@ -19199,7 +19369,7 @@
                 <w:sz w:val="20"/>
                 <w:szCs w:val="20"/>
               </w:rPr>
-              <w:t xml:space="preserve">client val., recall ≥ 99.9%</w:t>
+              <w:t xml:space="preserve">client val., recall ≥ 99.95%</w:t>
             </w:r>
           </w:p>
         </w:tc>
@@ -19223,7 +19393,7 @@
                 <w:sz w:val="20"/>
                 <w:szCs w:val="20"/>
               </w:rPr>
-              <w:t xml:space="preserve">0.021</w:t>
+              <w:t xml:space="preserve">0.259</w:t>
             </w:r>
           </w:p>
         </w:tc>
@@ -19247,7 +19417,7 @@
                 <w:sz w:val="20"/>
                 <w:szCs w:val="20"/>
               </w:rPr>
-              <w:t xml:space="preserve">2 / 16,215</w:t>
+              <w:t xml:space="preserve">9 / 16,215</w:t>
             </w:r>
           </w:p>
         </w:tc>
@@ -19271,7 +19441,7 @@
                 <w:sz w:val="20"/>
                 <w:szCs w:val="20"/>
               </w:rPr>
-              <w:t xml:space="preserve">0.012%</w:t>
+              <w:t xml:space="preserve">0.056%</w:t>
             </w:r>
           </w:p>
         </w:tc>
@@ -19319,7 +19489,7 @@
                 <w:sz w:val="20"/>
                 <w:szCs w:val="20"/>
               </w:rPr>
-              <w:t xml:space="preserve">96.76%</w:t>
+              <w:t xml:space="preserve">4.71%</w:t>
             </w:r>
           </w:p>
         </w:tc>
@@ -19417,7 +19587,7 @@
                 <w:sz w:val="20"/>
                 <w:szCs w:val="20"/>
               </w:rPr>
-              <w:t xml:space="preserve">182 / 16,215</w:t>
+              <w:t xml:space="preserve">168 / 16,215</w:t>
             </w:r>
           </w:p>
         </w:tc>
@@ -19441,7 +19611,7 @@
                 <w:sz w:val="20"/>
                 <w:szCs w:val="20"/>
               </w:rPr>
-              <w:t xml:space="preserve">1.12%</w:t>
+              <w:t xml:space="preserve">1.04%</w:t>
             </w:r>
           </w:p>
         </w:tc>
@@ -19465,7 +19635,7 @@
                 <w:sz w:val="20"/>
                 <w:szCs w:val="20"/>
               </w:rPr>
-              <w:t xml:space="preserve">233</w:t>
+              <w:t xml:space="preserve">274</w:t>
             </w:r>
           </w:p>
         </w:tc>
@@ -19489,7 +19659,7 @@
                 <w:sz w:val="20"/>
                 <w:szCs w:val="20"/>
               </w:rPr>
-              <w:t xml:space="preserve">3.01%</w:t>
+              <w:t xml:space="preserve">6.45%</w:t>
             </w:r>
           </w:p>
         </w:tc>
@@ -19563,7 +19733,7 @@
                 <w:sz w:val="20"/>
                 <w:szCs w:val="20"/>
               </w:rPr>
-              <w:t xml:space="preserve">0.040</w:t>
+              <w:t xml:space="preserve">0.038</w:t>
             </w:r>
           </w:p>
         </w:tc>
@@ -19587,7 +19757,7 @@
                 <w:sz w:val="20"/>
                 <w:szCs w:val="20"/>
               </w:rPr>
-              <w:t xml:space="preserve">16 / 16,215</w:t>
+              <w:t xml:space="preserve">15 / 16,215</w:t>
             </w:r>
           </w:p>
         </w:tc>
@@ -19611,7 +19781,7 @@
                 <w:sz w:val="20"/>
                 <w:szCs w:val="20"/>
               </w:rPr>
-              <w:t xml:space="preserve">0.099%</w:t>
+              <w:t xml:space="preserve">0.094%</w:t>
             </w:r>
           </w:p>
         </w:tc>
@@ -19635,7 +19805,7 @@
                 <w:sz w:val="20"/>
                 <w:szCs w:val="20"/>
               </w:rPr>
-              <w:t xml:space="preserve">29</w:t>
+              <w:t xml:space="preserve">16</w:t>
             </w:r>
           </w:p>
         </w:tc>
@@ -19659,7 +19829,7 @@
                 <w:sz w:val="20"/>
                 <w:szCs w:val="20"/>
               </w:rPr>
-              <w:t xml:space="preserve">36.44%</w:t>
+              <w:t xml:space="preserve">37.65%</w:t>
             </w:r>
           </w:p>
         </w:tc>
@@ -19709,7 +19879,7 @@
                 <w:sz w:val="20"/>
                 <w:szCs w:val="20"/>
               </w:rPr>
-              <w:t xml:space="preserve">fixed</w:t>
+              <w:t xml:space="preserve">client val., recall ≥ 99.9%</w:t>
             </w:r>
           </w:p>
         </w:tc>
@@ -19733,7 +19903,7 @@
                 <w:sz w:val="20"/>
                 <w:szCs w:val="20"/>
               </w:rPr>
-              <w:t xml:space="preserve">0.30</w:t>
+              <w:t xml:space="preserve">0.023</w:t>
             </w:r>
           </w:p>
         </w:tc>
@@ -19757,7 +19927,7 @@
                 <w:sz w:val="20"/>
                 <w:szCs w:val="20"/>
               </w:rPr>
-              <w:t xml:space="preserve">80 / 16,215</w:t>
+              <w:t xml:space="preserve">13 / 16,215</w:t>
             </w:r>
           </w:p>
         </w:tc>
@@ -19781,7 +19951,7 @@
                 <w:sz w:val="20"/>
                 <w:szCs w:val="20"/>
               </w:rPr>
-              <w:t xml:space="preserve">0.49%</w:t>
+              <w:t xml:space="preserve">0.080%</w:t>
             </w:r>
           </w:p>
         </w:tc>
@@ -19805,7 +19975,7 @@
                 <w:sz w:val="20"/>
                 <w:szCs w:val="20"/>
               </w:rPr>
-              <w:t xml:space="preserve">89</w:t>
+              <w:t xml:space="preserve">28</w:t>
             </w:r>
           </w:p>
         </w:tc>
@@ -19829,7 +19999,7 @@
                 <w:sz w:val="20"/>
                 <w:szCs w:val="20"/>
               </w:rPr>
-              <w:t xml:space="preserve">2.33%</w:t>
+              <w:t xml:space="preserve">37.25%</w:t>
             </w:r>
           </w:p>
         </w:tc>
@@ -19855,7 +20025,7 @@
                 <w:sz w:val="20"/>
                 <w:szCs w:val="20"/>
               </w:rPr>
-              <w:t xml:space="preserve">55 KB, QAT on clipped inputs</w:t>
+              <w:t xml:space="preserve">55 KB, distillation + clipped inputs</w:t>
             </w:r>
           </w:p>
         </w:tc>
@@ -19903,7 +20073,7 @@
                 <w:sz w:val="20"/>
                 <w:szCs w:val="20"/>
               </w:rPr>
-              <w:t xml:space="preserve">0.038</w:t>
+              <w:t xml:space="preserve">0.249</w:t>
             </w:r>
           </w:p>
         </w:tc>
@@ -19975,7 +20145,7 @@
                 <w:sz w:val="20"/>
                 <w:szCs w:val="20"/>
               </w:rPr>
-              <w:t xml:space="preserve">25</w:t>
+              <w:t xml:space="preserve">29</w:t>
             </w:r>
           </w:p>
         </w:tc>
@@ -19999,7 +20169,7 @@
                 <w:sz w:val="20"/>
                 <w:szCs w:val="20"/>
               </w:rPr>
-              <w:t xml:space="preserve">7.02%</w:t>
+              <w:t xml:space="preserve">4.91%</w:t>
             </w:r>
           </w:p>
         </w:tc>
@@ -20049,7 +20219,7 @@
                 <w:sz w:val="20"/>
                 <w:szCs w:val="20"/>
               </w:rPr>
-              <w:t xml:space="preserve">client val., recall ≥ 99.9%</w:t>
+              <w:t xml:space="preserve">client val., recall ≥ 99.99%</w:t>
             </w:r>
           </w:p>
         </w:tc>
@@ -20073,7 +20243,7 @@
                 <w:sz w:val="20"/>
                 <w:szCs w:val="20"/>
               </w:rPr>
-              <w:t xml:space="preserve">0.220</w:t>
+              <w:t xml:space="preserve">0.165</w:t>
             </w:r>
           </w:p>
         </w:tc>
@@ -20097,7 +20267,7 @@
                 <w:sz w:val="20"/>
                 <w:szCs w:val="20"/>
               </w:rPr>
-              <w:t xml:space="preserve">19 / 16,215</w:t>
+              <w:t xml:space="preserve">4 / 16,215</w:t>
             </w:r>
           </w:p>
         </w:tc>
@@ -20121,7 +20291,7 @@
                 <w:sz w:val="20"/>
                 <w:szCs w:val="20"/>
               </w:rPr>
-              <w:t xml:space="preserve">0.12%</w:t>
+              <w:t xml:space="preserve">0.023%</w:t>
             </w:r>
           </w:p>
         </w:tc>
@@ -20145,7 +20315,7 @@
                 <w:sz w:val="20"/>
                 <w:szCs w:val="20"/>
               </w:rPr>
-              <w:t xml:space="preserve">20</w:t>
+              <w:t xml:space="preserve">8</w:t>
             </w:r>
           </w:p>
         </w:tc>
@@ -20169,7 +20339,7 @@
                 <w:sz w:val="20"/>
                 <w:szCs w:val="20"/>
               </w:rPr>
-              <w:t xml:space="preserve">5.94%</w:t>
+              <w:t xml:space="preserve">12.30%</w:t>
             </w:r>
           </w:p>
         </w:tc>
@@ -20195,7 +20365,7 @@
                 <w:sz w:val="20"/>
                 <w:szCs w:val="20"/>
               </w:rPr>
-              <w:t xml:space="preserve">55 KB, distillation + clipped inputs</w:t>
+              <w:t xml:space="preserve">55 KB, same + federated fine-tuning (4 clients)</w:t>
             </w:r>
           </w:p>
         </w:tc>
@@ -20219,7 +20389,7 @@
                 <w:sz w:val="20"/>
                 <w:szCs w:val="20"/>
               </w:rPr>
-              <w:t xml:space="preserve">client val., recall ≥ 99.99%</w:t>
+              <w:t xml:space="preserve">client val., recall ≥ 99.9%</w:t>
             </w:r>
           </w:p>
         </w:tc>
@@ -20243,7 +20413,7 @@
                 <w:sz w:val="20"/>
                 <w:szCs w:val="20"/>
               </w:rPr>
-              <w:t xml:space="preserve">0.171</w:t>
+              <w:t xml:space="preserve">0.244</w:t>
             </w:r>
           </w:p>
         </w:tc>
@@ -20267,7 +20437,7 @@
                 <w:sz w:val="20"/>
                 <w:szCs w:val="20"/>
               </w:rPr>
-              <w:t xml:space="preserve">10 / 16,215</w:t>
+              <w:t xml:space="preserve">30 / 16,215</w:t>
             </w:r>
           </w:p>
         </w:tc>
@@ -20291,7 +20461,7 @@
                 <w:sz w:val="20"/>
                 <w:szCs w:val="20"/>
               </w:rPr>
-              <w:t xml:space="preserve">0.062%</w:t>
+              <w:t xml:space="preserve">0.19%</w:t>
             </w:r>
           </w:p>
         </w:tc>
@@ -20315,7 +20485,7 @@
                 <w:sz w:val="20"/>
                 <w:szCs w:val="20"/>
               </w:rPr>
-              <w:t xml:space="preserve">10</w:t>
+              <w:t xml:space="preserve">32</w:t>
             </w:r>
           </w:p>
         </w:tc>
@@ -20339,7 +20509,7 @@
                 <w:sz w:val="20"/>
                 <w:szCs w:val="20"/>
               </w:rPr>
-              <w:t xml:space="preserve">11.17%</w:t>
+              <w:t xml:space="preserve">3.68%</w:t>
             </w:r>
           </w:p>
         </w:tc>
@@ -20389,7 +20559,7 @@
                 <w:sz w:val="20"/>
                 <w:szCs w:val="20"/>
               </w:rPr>
-              <w:t xml:space="preserve">client val., recall ≥ 99.99%</w:t>
+              <w:t xml:space="preserve">client val., recall ≥ 99.95%</w:t>
             </w:r>
           </w:p>
         </w:tc>
@@ -20413,7 +20583,7 @@
                 <w:sz w:val="20"/>
                 <w:szCs w:val="20"/>
               </w:rPr>
-              <w:t xml:space="preserve">0.159</w:t>
+              <w:t xml:space="preserve">0.215</w:t>
             </w:r>
           </w:p>
         </w:tc>
@@ -20437,7 +20607,7 @@
                 <w:sz w:val="20"/>
                 <w:szCs w:val="20"/>
               </w:rPr>
-              <w:t xml:space="preserve">7 / 16,215</w:t>
+              <w:t xml:space="preserve">18 / 16,215</w:t>
             </w:r>
           </w:p>
         </w:tc>
@@ -20461,7 +20631,7 @@
                 <w:sz w:val="20"/>
                 <w:szCs w:val="20"/>
               </w:rPr>
-              <w:t xml:space="preserve">0.045%</w:t>
+              <w:t xml:space="preserve">0.11%</w:t>
             </w:r>
           </w:p>
         </w:tc>
@@ -20485,7 +20655,7 @@
                 <w:sz w:val="20"/>
                 <w:szCs w:val="20"/>
               </w:rPr>
-              <w:t xml:space="preserve">10</w:t>
+              <w:t xml:space="preserve">20</w:t>
             </w:r>
           </w:p>
         </w:tc>
@@ -20509,7 +20679,7 @@
                 <w:sz w:val="20"/>
                 <w:szCs w:val="20"/>
               </w:rPr>
-              <w:t xml:space="preserve">12.60%</w:t>
+              <w:t xml:space="preserve">5.61%</w:t>
             </w:r>
           </w:p>
         </w:tc>
@@ -20535,7 +20705,7 @@
                 <w:sz w:val="20"/>
                 <w:szCs w:val="20"/>
               </w:rPr>
-              <w:t xml:space="preserve">98 KB (prune 30%), distillation + clipped inputs</w:t>
+              <w:t xml:space="preserve">55 KB, same + federated fine-tuning (4 clients)</w:t>
             </w:r>
           </w:p>
         </w:tc>
@@ -20559,7 +20729,7 @@
                 <w:sz w:val="20"/>
                 <w:szCs w:val="20"/>
               </w:rPr>
-              <w:t xml:space="preserve">client val., recall ≥ 99.9%</w:t>
+              <w:t xml:space="preserve">client val., recall ≥ 99.99%</w:t>
             </w:r>
           </w:p>
         </w:tc>
@@ -20583,7 +20753,7 @@
                 <w:sz w:val="20"/>
                 <w:szCs w:val="20"/>
               </w:rPr>
-              <w:t xml:space="preserve">0.210</w:t>
+              <w:t xml:space="preserve">0.203</w:t>
             </w:r>
           </w:p>
         </w:tc>
@@ -20607,7 +20777,7 @@
                 <w:sz w:val="20"/>
                 <w:szCs w:val="20"/>
               </w:rPr>
-              <w:t xml:space="preserve">21 / 16,215</w:t>
+              <w:t xml:space="preserve">12 / 16,215</w:t>
             </w:r>
           </w:p>
         </w:tc>
@@ -20631,7 +20801,7 @@
                 <w:sz w:val="20"/>
                 <w:szCs w:val="20"/>
               </w:rPr>
-              <w:t xml:space="preserve">0.13%</w:t>
+              <w:t xml:space="preserve">0.074%</w:t>
             </w:r>
           </w:p>
         </w:tc>
@@ -20655,7 +20825,7 @@
                 <w:sz w:val="20"/>
                 <w:szCs w:val="20"/>
               </w:rPr>
-              <w:t xml:space="preserve">25</w:t>
+              <w:t xml:space="preserve">14</w:t>
             </w:r>
           </w:p>
         </w:tc>
@@ -20679,7 +20849,177 @@
                 <w:sz w:val="20"/>
                 <w:szCs w:val="20"/>
               </w:rPr>
-              <w:t xml:space="preserve">5.79%</w:t>
+              <w:t xml:space="preserve">6.61%</w:t>
+            </w:r>
+          </w:p>
+        </w:tc>
+      </w:tr>
+      <w:tr>
+        <w:tc>
+          <w:tcPr>
+            <w:tcW w:type="dxa" w:w="2700"/>
+            <w:tcMar>
+              <w:top w:type="dxa" w:w="60"/>
+              <w:left w:type="dxa" w:w="100"/>
+              <w:bottom w:type="dxa" w:w="60"/>
+              <w:right w:type="dxa" w:w="100"/>
+            </w:tcMar>
+            <w:vAlign w:val="center"/>
+          </w:tcPr>
+          <w:p>
+            <w:pPr>
+              <w:jc w:val="left"/>
+            </w:pPr>
+            <w:r>
+              <w:rPr>
+                <w:sz w:val="20"/>
+                <w:szCs w:val="20"/>
+              </w:rPr>
+              <w:t xml:space="preserve">100 KB (prune 30%), distillation + clipped inputs</w:t>
+            </w:r>
+          </w:p>
+        </w:tc>
+        <w:tc>
+          <w:tcPr>
+            <w:tcW w:type="dxa" w:w="1900"/>
+            <w:tcMar>
+              <w:top w:type="dxa" w:w="60"/>
+              <w:left w:type="dxa" w:w="100"/>
+              <w:bottom w:type="dxa" w:w="60"/>
+              <w:right w:type="dxa" w:w="100"/>
+            </w:tcMar>
+            <w:vAlign w:val="center"/>
+          </w:tcPr>
+          <w:p>
+            <w:pPr>
+              <w:jc w:val="center"/>
+            </w:pPr>
+            <w:r>
+              <w:rPr>
+                <w:sz w:val="20"/>
+                <w:szCs w:val="20"/>
+              </w:rPr>
+              <w:t xml:space="preserve">client val., recall ≥ 99.99%</w:t>
+            </w:r>
+          </w:p>
+        </w:tc>
+        <w:tc>
+          <w:tcPr>
+            <w:tcW w:type="dxa" w:w="800"/>
+            <w:tcMar>
+              <w:top w:type="dxa" w:w="60"/>
+              <w:left w:type="dxa" w:w="100"/>
+              <w:bottom w:type="dxa" w:w="60"/>
+              <w:right w:type="dxa" w:w="100"/>
+            </w:tcMar>
+            <w:vAlign w:val="center"/>
+          </w:tcPr>
+          <w:p>
+            <w:pPr>
+              <w:jc w:val="center"/>
+            </w:pPr>
+            <w:r>
+              <w:rPr>
+                <w:sz w:val="20"/>
+                <w:szCs w:val="20"/>
+              </w:rPr>
+              <w:t xml:space="preserve">0.186</w:t>
+            </w:r>
+          </w:p>
+        </w:tc>
+        <w:tc>
+          <w:tcPr>
+            <w:tcW w:type="dxa" w:w="1500"/>
+            <w:tcMar>
+              <w:top w:type="dxa" w:w="60"/>
+              <w:left w:type="dxa" w:w="100"/>
+              <w:bottom w:type="dxa" w:w="60"/>
+              <w:right w:type="dxa" w:w="100"/>
+            </w:tcMar>
+            <w:vAlign w:val="center"/>
+          </w:tcPr>
+          <w:p>
+            <w:pPr>
+              <w:jc w:val="center"/>
+            </w:pPr>
+            <w:r>
+              <w:rPr>
+                <w:sz w:val="20"/>
+                <w:szCs w:val="20"/>
+              </w:rPr>
+              <w:t xml:space="preserve">5 / 16,215</w:t>
+            </w:r>
+          </w:p>
+        </w:tc>
+        <w:tc>
+          <w:tcPr>
+            <w:tcW w:type="dxa" w:w="900"/>
+            <w:tcMar>
+              <w:top w:type="dxa" w:w="60"/>
+              <w:left w:type="dxa" w:w="100"/>
+              <w:bottom w:type="dxa" w:w="60"/>
+              <w:right w:type="dxa" w:w="100"/>
+            </w:tcMar>
+            <w:vAlign w:val="center"/>
+          </w:tcPr>
+          <w:p>
+            <w:pPr>
+              <w:jc w:val="center"/>
+            </w:pPr>
+            <w:r>
+              <w:rPr>
+                <w:sz w:val="20"/>
+                <w:szCs w:val="20"/>
+              </w:rPr>
+              <w:t xml:space="preserve">0.031%</w:t>
+            </w:r>
+          </w:p>
+        </w:tc>
+        <w:tc>
+          <w:tcPr>
+            <w:tcW w:type="dxa" w:w="900"/>
+            <w:tcMar>
+              <w:top w:type="dxa" w:w="60"/>
+              <w:left w:type="dxa" w:w="100"/>
+              <w:bottom w:type="dxa" w:w="60"/>
+              <w:right w:type="dxa" w:w="100"/>
+            </w:tcMar>
+            <w:vAlign w:val="center"/>
+          </w:tcPr>
+          <w:p>
+            <w:pPr>
+              <w:jc w:val="center"/>
+            </w:pPr>
+            <w:r>
+              <w:rPr>
+                <w:sz w:val="20"/>
+                <w:szCs w:val="20"/>
+              </w:rPr>
+              <w:t xml:space="preserve">8</w:t>
+            </w:r>
+          </w:p>
+        </w:tc>
+        <w:tc>
+          <w:tcPr>
+            <w:tcW w:type="dxa" w:w="800"/>
+            <w:tcMar>
+              <w:top w:type="dxa" w:w="60"/>
+              <w:left w:type="dxa" w:w="100"/>
+              <w:bottom w:type="dxa" w:w="60"/>
+              <w:right w:type="dxa" w:w="100"/>
+            </w:tcMar>
+            <w:vAlign w:val="center"/>
+          </w:tcPr>
+          <w:p>
+            <w:pPr>
+              <w:jc w:val="center"/>
+            </w:pPr>
+            <w:r>
+              <w:rPr>
+                <w:sz w:val="20"/>
+                <w:szCs w:val="20"/>
+              </w:rPr>
+              <w:t xml:space="preserve">9.07%</w:t>
             </w:r>
           </w:p>
         </w:tc>
@@ -20704,7 +21044,7 @@
         <w:spacing w:after="160"/>
       </w:pPr>
       <w:r>
-        <w:t xml:space="preserve">For a recall-priority deployment we therefore recommend one recipe for both datasets: distillation from the federated model, QAT fine-tuning on clipped inputs, and a threshold chosen on client-held data for the required recall. Federated fine-tuning across clients helps on CIC-IDS2017; on TON_IoT it is neutral for the original federated model and helps for the improved one (Section 5.14). On a 65 KB budget for CIC-IDS2017 the price is about one benign flow in nine raising an alert; where 112 KB of flash is available, 30% pruning lowers that to about one in ten at the same recall and keeps the rare Heartbleed attacks. On TON_IoT the 55 KB model reaches the FP32 model's trade-off at about one false alarm in seventeen benign records; Section 5.14 improves the TON_IoT federated model itself, and with it this result. The CIC-IDS2017 112 KB model (first fine-tuning draw) and the TON_IoT model of Section 5.14 are the ones we deploy (Section 5.8) and benchmark on the ESP32 (Section 6.1).</w:t>
+        <w:t xml:space="preserve">For a recall-priority deployment we therefore recommend one recipe for both datasets: distillation from the federated model, QAT fine-tuning on clipped inputs with federated fine-tuning across clients, and a threshold chosen on client-held data for the required recall. On a 65 KB budget for CIC-IDS2017 the price is about one benign flow in nine raising an alert; where 112 KB of flash is available, 30% pruning lowers that to about one in ten at the same recall and keeps the rare Heartbleed attacks. On TON_IoT the 55 KB model misses 12 of 16,215 attacks at about one false alarm in fifteen benign records. We deploy the CIC-IDS2017 112 KB model and the TON_IoT 55 KB federated-fine-tuned model (first fine-tuning draw of each; Section 5.8) and benchmark them on the ESP32 (Section 6.1).</w:t>
       </w:r>
     </w:p>
     <w:p>
@@ -20713,7 +21053,7 @@
         <w:spacing w:after="140" w:before="260"/>
       </w:pPr>
       <w:r>
-        <w:t xml:space="preserve">5.14 Improving the TON_IoT Federated Model</w:t>
+        <w:t xml:space="preserve">5.14 How the TON_IoT Recipe Was Chosen</w:t>
       </w:r>
     </w:p>
     <w:p>
@@ -20721,7 +21061,7 @@
         <w:spacing w:after="160"/>
       </w:pPr>
       <w:r>
-        <w:t xml:space="preserve">After compression reached the FP32 model's trade-off on TON_IoT (Table 13), the remaining room lay in the federated model itself. Three properties of our TON_IoT setup were inherited from CIC-IDS2017 without being tuned: focal α = 0.35 down-weights the attack class, which on TON_IoT is the majority; SMOTE therefore synthesizes benign rather than attack records; and the DNS query and URI fields are dropped entirely. We trained eight variants of the federated model with 10% of the training split held out and selected among them only on that validation set, by the false-alarm rate at the threshold that reaches 99.9% validation recall (Table 14). The test split was not used for selection.</w:t>
+        <w:t xml:space="preserve">Our first TON_IoT runs reused three settings from CIC-IDS2017 without tuning them: focal α = 0.35 down-weights the attack class, which on TON_IoT is the majority; SMOTE therefore synthesizes benign rather than attack records; and the DNS query and URI fields were dropped entirely (37 features). We trained eight variants of the federated model with 10% of the training split held out and selected among them only on that validation set, by the false-alarm rate at the threshold that reaches 99.9% validation recall (Table 14). The test split was not used for selection, and all TON_IoT results in this paper use the selected recipe.</w:t>
       </w:r>
     </w:p>
     <w:tbl>
@@ -20904,7 +21244,7 @@
                 <w:sz w:val="20"/>
                 <w:szCs w:val="20"/>
               </w:rPr>
-              <w:t xml:space="preserve">Original model (37 features, α = 0.35, SMOTE)</w:t>
+              <w:t xml:space="preserve">Initial recipe (37 features, α = 0.35, SMOTE)</w:t>
             </w:r>
           </w:p>
         </w:tc>
@@ -21871,7 +22211,7 @@
           <w:sz w:val="20"/>
           <w:szCs w:val="20"/>
         </w:rPr>
-        <w:t xml:space="preserve">Table 14. Federated-training variants for TON_IoT, evaluated on a validation split held out from the training data (8,414 records, 6,485 attacks). The selected variant was retrained on the full training split and evaluated once on the test split (Table 15).</w:t>
+        <w:t xml:space="preserve">Table 14. Federated-training variants for TON_IoT, evaluated on a validation split held out from the training data (8,414 records, 6,485 attacks). The selected variant was retrained on the full training split; that model is the TON_IoT federated model throughout the paper.</w:t>
       </w:r>
     </w:p>
     <w:p>
@@ -21879,1945 +22219,7 @@
         <w:spacing w:after="160"/>
       </w:pPr>
       <w:r>
-        <w:t xml:space="preserve">The text-derived features and the higher focal α each roughly halve the validation false-alarm rate at 99.9% recall, and together they are best (3.01% vs. 6.84%); α = 0.65 and longer training do not help. Retrained on the full training split, the selected model misses 19 instead of 61 of the 16,215 test attacks at the fixed 0.3 threshold (FAR 3.61% vs. 2.76%), and at an equal 99.9% test recall its FAR falls from 7.16% to 4.52% (ROC-AUC 0.99895 vs. 0.99860). Missed DoS, MITM, and DDoS records fall from 16, 14, and 10 to 3, 5, and 1.</w:t>
-      </w:r>
-    </w:p>
-    <w:tbl>
-      <w:tblPr>
-        <w:tblW w:type="dxa" w:w="9800"/>
-        <w:tblBorders>
-          <w:top w:val="single" w:color="auto" w:sz="4"/>
-          <w:left w:val="single" w:color="auto" w:sz="4"/>
-          <w:bottom w:val="single" w:color="auto" w:sz="4"/>
-          <w:right w:val="single" w:color="auto" w:sz="4"/>
-          <w:insideH w:val="single" w:color="auto" w:sz="4"/>
-          <w:insideV w:val="single" w:color="auto" w:sz="4"/>
-        </w:tblBorders>
-      </w:tblPr>
-      <w:tblGrid>
-        <w:gridCol w:w="3000"/>
-        <w:gridCol w:w="1900"/>
-        <w:gridCol w:w="800"/>
-        <w:gridCol w:w="1500"/>
-        <w:gridCol w:w="900"/>
-        <w:gridCol w:w="900"/>
-        <w:gridCol w:w="800"/>
-      </w:tblGrid>
-      <w:tr>
-        <w:trPr>
-          <w:tblHeader/>
-        </w:trPr>
-        <w:tc>
-          <w:tcPr>
-            <w:tcW w:type="dxa" w:w="3000"/>
-            <w:shd w:fill="D9E2F3" w:val="clear"/>
-            <w:tcMar>
-              <w:top w:type="dxa" w:w="60"/>
-              <w:left w:type="dxa" w:w="100"/>
-              <w:bottom w:type="dxa" w:w="60"/>
-              <w:right w:type="dxa" w:w="100"/>
-            </w:tcMar>
-            <w:vAlign w:val="center"/>
-          </w:tcPr>
-          <w:p>
-            <w:pPr>
-              <w:jc w:val="center"/>
-            </w:pPr>
-            <w:r>
-              <w:rPr>
-                <w:b/>
-                <w:bCs/>
-                <w:sz w:val="20"/>
-                <w:szCs w:val="20"/>
-              </w:rPr>
-              <w:t xml:space="preserve">Model (TON_IoT, improved federated model)</w:t>
-            </w:r>
-          </w:p>
-        </w:tc>
-        <w:tc>
-          <w:tcPr>
-            <w:tcW w:type="dxa" w:w="1900"/>
-            <w:shd w:fill="D9E2F3" w:val="clear"/>
-            <w:tcMar>
-              <w:top w:type="dxa" w:w="60"/>
-              <w:left w:type="dxa" w:w="100"/>
-              <w:bottom w:type="dxa" w:w="60"/>
-              <w:right w:type="dxa" w:w="100"/>
-            </w:tcMar>
-            <w:vAlign w:val="center"/>
-          </w:tcPr>
-          <w:p>
-            <w:pPr>
-              <w:jc w:val="center"/>
-            </w:pPr>
-            <w:r>
-              <w:rPr>
-                <w:b/>
-                <w:bCs/>
-                <w:sz w:val="20"/>
-                <w:szCs w:val="20"/>
-              </w:rPr>
-              <w:t xml:space="preserve">Threshold selection</w:t>
-            </w:r>
-          </w:p>
-        </w:tc>
-        <w:tc>
-          <w:tcPr>
-            <w:tcW w:type="dxa" w:w="800"/>
-            <w:shd w:fill="D9E2F3" w:val="clear"/>
-            <w:tcMar>
-              <w:top w:type="dxa" w:w="60"/>
-              <w:left w:type="dxa" w:w="100"/>
-              <w:bottom w:type="dxa" w:w="60"/>
-              <w:right w:type="dxa" w:w="100"/>
-            </w:tcMar>
-            <w:vAlign w:val="center"/>
-          </w:tcPr>
-          <w:p>
-            <w:pPr>
-              <w:jc w:val="center"/>
-            </w:pPr>
-            <w:r>
-              <w:rPr>
-                <w:b/>
-                <w:bCs/>
-                <w:sz w:val="20"/>
-                <w:szCs w:val="20"/>
-              </w:rPr>
-              <w:t xml:space="preserve">Threshold</w:t>
-            </w:r>
-          </w:p>
-        </w:tc>
-        <w:tc>
-          <w:tcPr>
-            <w:tcW w:type="dxa" w:w="1500"/>
-            <w:shd w:fill="D9E2F3" w:val="clear"/>
-            <w:tcMar>
-              <w:top w:type="dxa" w:w="60"/>
-              <w:left w:type="dxa" w:w="100"/>
-              <w:bottom w:type="dxa" w:w="60"/>
-              <w:right w:type="dxa" w:w="100"/>
-            </w:tcMar>
-            <w:vAlign w:val="center"/>
-          </w:tcPr>
-          <w:p>
-            <w:pPr>
-              <w:jc w:val="center"/>
-            </w:pPr>
-            <w:r>
-              <w:rPr>
-                <w:b/>
-                <w:bCs/>
-                <w:sz w:val="20"/>
-                <w:szCs w:val="20"/>
-              </w:rPr>
-              <w:t xml:space="preserve">Missed attacks / all (mean)</w:t>
-            </w:r>
-          </w:p>
-        </w:tc>
-        <w:tc>
-          <w:tcPr>
-            <w:tcW w:type="dxa" w:w="900"/>
-            <w:shd w:fill="D9E2F3" w:val="clear"/>
-            <w:tcMar>
-              <w:top w:type="dxa" w:w="60"/>
-              <w:left w:type="dxa" w:w="100"/>
-              <w:bottom w:type="dxa" w:w="60"/>
-              <w:right w:type="dxa" w:w="100"/>
-            </w:tcMar>
-            <w:vAlign w:val="center"/>
-          </w:tcPr>
-          <w:p>
-            <w:pPr>
-              <w:jc w:val="center"/>
-            </w:pPr>
-            <w:r>
-              <w:rPr>
-                <w:b/>
-                <w:bCs/>
-                <w:sz w:val="20"/>
-                <w:szCs w:val="20"/>
-              </w:rPr>
-              <w:t xml:space="preserve">Missed share</w:t>
-            </w:r>
-          </w:p>
-        </w:tc>
-        <w:tc>
-          <w:tcPr>
-            <w:tcW w:type="dxa" w:w="900"/>
-            <w:shd w:fill="D9E2F3" w:val="clear"/>
-            <w:tcMar>
-              <w:top w:type="dxa" w:w="60"/>
-              <w:left w:type="dxa" w:w="100"/>
-              <w:bottom w:type="dxa" w:w="60"/>
-              <w:right w:type="dxa" w:w="100"/>
-            </w:tcMar>
-            <w:vAlign w:val="center"/>
-          </w:tcPr>
-          <w:p>
-            <w:pPr>
-              <w:jc w:val="center"/>
-            </w:pPr>
-            <w:r>
-              <w:rPr>
-                <w:b/>
-                <w:bCs/>
-                <w:sz w:val="20"/>
-                <w:szCs w:val="20"/>
-              </w:rPr>
-              <w:t xml:space="preserve">Worst of 3 draws</w:t>
-            </w:r>
-          </w:p>
-        </w:tc>
-        <w:tc>
-          <w:tcPr>
-            <w:tcW w:type="dxa" w:w="800"/>
-            <w:shd w:fill="D9E2F3" w:val="clear"/>
-            <w:tcMar>
-              <w:top w:type="dxa" w:w="60"/>
-              <w:left w:type="dxa" w:w="100"/>
-              <w:bottom w:type="dxa" w:w="60"/>
-              <w:right w:type="dxa" w:w="100"/>
-            </w:tcMar>
-            <w:vAlign w:val="center"/>
-          </w:tcPr>
-          <w:p>
-            <w:pPr>
-              <w:jc w:val="center"/>
-            </w:pPr>
-            <w:r>
-              <w:rPr>
-                <w:b/>
-                <w:bCs/>
-                <w:sz w:val="20"/>
-                <w:szCs w:val="20"/>
-              </w:rPr>
-              <w:t xml:space="preserve">FAR</w:t>
-            </w:r>
-          </w:p>
-        </w:tc>
-      </w:tr>
-      <w:tr>
-        <w:tc>
-          <w:tcPr>
-            <w:tcW w:type="dxa" w:w="3000"/>
-            <w:tcMar>
-              <w:top w:type="dxa" w:w="60"/>
-              <w:left w:type="dxa" w:w="100"/>
-              <w:bottom w:type="dxa" w:w="60"/>
-              <w:right w:type="dxa" w:w="100"/>
-            </w:tcMar>
-            <w:vAlign w:val="center"/>
-          </w:tcPr>
-          <w:p>
-            <w:pPr>
-              <w:jc w:val="left"/>
-            </w:pPr>
-            <w:r>
-              <w:rPr>
-                <w:sz w:val="20"/>
-                <w:szCs w:val="20"/>
-              </w:rPr>
-              <w:t xml:space="preserve">Original FP32 federated model, 720 KB (reference)</w:t>
-            </w:r>
-          </w:p>
-        </w:tc>
-        <w:tc>
-          <w:tcPr>
-            <w:tcW w:type="dxa" w:w="1900"/>
-            <w:tcMar>
-              <w:top w:type="dxa" w:w="60"/>
-              <w:left w:type="dxa" w:w="100"/>
-              <w:bottom w:type="dxa" w:w="60"/>
-              <w:right w:type="dxa" w:w="100"/>
-            </w:tcMar>
-            <w:vAlign w:val="center"/>
-          </w:tcPr>
-          <w:p>
-            <w:pPr>
-              <w:jc w:val="center"/>
-            </w:pPr>
-            <w:r>
-              <w:rPr>
-                <w:sz w:val="20"/>
-                <w:szCs w:val="20"/>
-              </w:rPr>
-              <w:t xml:space="preserve">fixed</w:t>
-            </w:r>
-          </w:p>
-        </w:tc>
-        <w:tc>
-          <w:tcPr>
-            <w:tcW w:type="dxa" w:w="800"/>
-            <w:tcMar>
-              <w:top w:type="dxa" w:w="60"/>
-              <w:left w:type="dxa" w:w="100"/>
-              <w:bottom w:type="dxa" w:w="60"/>
-              <w:right w:type="dxa" w:w="100"/>
-            </w:tcMar>
-            <w:vAlign w:val="center"/>
-          </w:tcPr>
-          <w:p>
-            <w:pPr>
-              <w:jc w:val="center"/>
-            </w:pPr>
-            <w:r>
-              <w:rPr>
-                <w:sz w:val="20"/>
-                <w:szCs w:val="20"/>
-              </w:rPr>
-              <w:t xml:space="preserve">0.30</w:t>
-            </w:r>
-          </w:p>
-        </w:tc>
-        <w:tc>
-          <w:tcPr>
-            <w:tcW w:type="dxa" w:w="1500"/>
-            <w:tcMar>
-              <w:top w:type="dxa" w:w="60"/>
-              <w:left w:type="dxa" w:w="100"/>
-              <w:bottom w:type="dxa" w:w="60"/>
-              <w:right w:type="dxa" w:w="100"/>
-            </w:tcMar>
-            <w:vAlign w:val="center"/>
-          </w:tcPr>
-          <w:p>
-            <w:pPr>
-              <w:jc w:val="center"/>
-            </w:pPr>
-            <w:r>
-              <w:rPr>
-                <w:sz w:val="20"/>
-                <w:szCs w:val="20"/>
-              </w:rPr>
-              <w:t xml:space="preserve">61 / 16,215</w:t>
-            </w:r>
-          </w:p>
-        </w:tc>
-        <w:tc>
-          <w:tcPr>
-            <w:tcW w:type="dxa" w:w="900"/>
-            <w:tcMar>
-              <w:top w:type="dxa" w:w="60"/>
-              <w:left w:type="dxa" w:w="100"/>
-              <w:bottom w:type="dxa" w:w="60"/>
-              <w:right w:type="dxa" w:w="100"/>
-            </w:tcMar>
-            <w:vAlign w:val="center"/>
-          </w:tcPr>
-          <w:p>
-            <w:pPr>
-              <w:jc w:val="center"/>
-            </w:pPr>
-            <w:r>
-              <w:rPr>
-                <w:sz w:val="20"/>
-                <w:szCs w:val="20"/>
-              </w:rPr>
-              <w:t xml:space="preserve">0.38%</w:t>
-            </w:r>
-          </w:p>
-        </w:tc>
-        <w:tc>
-          <w:tcPr>
-            <w:tcW w:type="dxa" w:w="900"/>
-            <w:tcMar>
-              <w:top w:type="dxa" w:w="60"/>
-              <w:left w:type="dxa" w:w="100"/>
-              <w:bottom w:type="dxa" w:w="60"/>
-              <w:right w:type="dxa" w:w="100"/>
-            </w:tcMar>
-            <w:vAlign w:val="center"/>
-          </w:tcPr>
-          <w:p>
-            <w:pPr>
-              <w:jc w:val="center"/>
-            </w:pPr>
-            <w:r>
-              <w:rPr>
-                <w:sz w:val="20"/>
-                <w:szCs w:val="20"/>
-              </w:rPr>
-              <w:t xml:space="preserve"/>
-            </w:r>
-          </w:p>
-        </w:tc>
-        <w:tc>
-          <w:tcPr>
-            <w:tcW w:type="dxa" w:w="800"/>
-            <w:tcMar>
-              <w:top w:type="dxa" w:w="60"/>
-              <w:left w:type="dxa" w:w="100"/>
-              <w:bottom w:type="dxa" w:w="60"/>
-              <w:right w:type="dxa" w:w="100"/>
-            </w:tcMar>
-            <w:vAlign w:val="center"/>
-          </w:tcPr>
-          <w:p>
-            <w:pPr>
-              <w:jc w:val="center"/>
-            </w:pPr>
-            <w:r>
-              <w:rPr>
-                <w:sz w:val="20"/>
-                <w:szCs w:val="20"/>
-              </w:rPr>
-              <w:t xml:space="preserve">2.76%</w:t>
-            </w:r>
-          </w:p>
-        </w:tc>
-      </w:tr>
-      <w:tr>
-        <w:tc>
-          <w:tcPr>
-            <w:tcW w:type="dxa" w:w="3000"/>
-            <w:tcMar>
-              <w:top w:type="dxa" w:w="60"/>
-              <w:left w:type="dxa" w:w="100"/>
-              <w:bottom w:type="dxa" w:w="60"/>
-              <w:right w:type="dxa" w:w="100"/>
-            </w:tcMar>
-            <w:vAlign w:val="center"/>
-          </w:tcPr>
-          <w:p>
-            <w:pPr>
-              <w:jc w:val="left"/>
-            </w:pPr>
-            <w:r>
-              <w:rPr>
-                <w:sz w:val="20"/>
-                <w:szCs w:val="20"/>
-              </w:rPr>
-              <w:t xml:space="preserve">Improved FP32 federated model, 732 KB</w:t>
-            </w:r>
-          </w:p>
-        </w:tc>
-        <w:tc>
-          <w:tcPr>
-            <w:tcW w:type="dxa" w:w="1900"/>
-            <w:tcMar>
-              <w:top w:type="dxa" w:w="60"/>
-              <w:left w:type="dxa" w:w="100"/>
-              <w:bottom w:type="dxa" w:w="60"/>
-              <w:right w:type="dxa" w:w="100"/>
-            </w:tcMar>
-            <w:vAlign w:val="center"/>
-          </w:tcPr>
-          <w:p>
-            <w:pPr>
-              <w:jc w:val="center"/>
-            </w:pPr>
-            <w:r>
-              <w:rPr>
-                <w:sz w:val="20"/>
-                <w:szCs w:val="20"/>
-              </w:rPr>
-              <w:t xml:space="preserve">fixed</w:t>
-            </w:r>
-          </w:p>
-        </w:tc>
-        <w:tc>
-          <w:tcPr>
-            <w:tcW w:type="dxa" w:w="800"/>
-            <w:tcMar>
-              <w:top w:type="dxa" w:w="60"/>
-              <w:left w:type="dxa" w:w="100"/>
-              <w:bottom w:type="dxa" w:w="60"/>
-              <w:right w:type="dxa" w:w="100"/>
-            </w:tcMar>
-            <w:vAlign w:val="center"/>
-          </w:tcPr>
-          <w:p>
-            <w:pPr>
-              <w:jc w:val="center"/>
-            </w:pPr>
-            <w:r>
-              <w:rPr>
-                <w:sz w:val="20"/>
-                <w:szCs w:val="20"/>
-              </w:rPr>
-              <w:t xml:space="preserve">0.30</w:t>
-            </w:r>
-          </w:p>
-        </w:tc>
-        <w:tc>
-          <w:tcPr>
-            <w:tcW w:type="dxa" w:w="1500"/>
-            <w:tcMar>
-              <w:top w:type="dxa" w:w="60"/>
-              <w:left w:type="dxa" w:w="100"/>
-              <w:bottom w:type="dxa" w:w="60"/>
-              <w:right w:type="dxa" w:w="100"/>
-            </w:tcMar>
-            <w:vAlign w:val="center"/>
-          </w:tcPr>
-          <w:p>
-            <w:pPr>
-              <w:jc w:val="center"/>
-            </w:pPr>
-            <w:r>
-              <w:rPr>
-                <w:sz w:val="20"/>
-                <w:szCs w:val="20"/>
-              </w:rPr>
-              <w:t xml:space="preserve">19 / 16,215</w:t>
-            </w:r>
-          </w:p>
-        </w:tc>
-        <w:tc>
-          <w:tcPr>
-            <w:tcW w:type="dxa" w:w="900"/>
-            <w:tcMar>
-              <w:top w:type="dxa" w:w="60"/>
-              <w:left w:type="dxa" w:w="100"/>
-              <w:bottom w:type="dxa" w:w="60"/>
-              <w:right w:type="dxa" w:w="100"/>
-            </w:tcMar>
-            <w:vAlign w:val="center"/>
-          </w:tcPr>
-          <w:p>
-            <w:pPr>
-              <w:jc w:val="center"/>
-            </w:pPr>
-            <w:r>
-              <w:rPr>
-                <w:sz w:val="20"/>
-                <w:szCs w:val="20"/>
-              </w:rPr>
-              <w:t xml:space="preserve">0.12%</w:t>
-            </w:r>
-          </w:p>
-        </w:tc>
-        <w:tc>
-          <w:tcPr>
-            <w:tcW w:type="dxa" w:w="900"/>
-            <w:tcMar>
-              <w:top w:type="dxa" w:w="60"/>
-              <w:left w:type="dxa" w:w="100"/>
-              <w:bottom w:type="dxa" w:w="60"/>
-              <w:right w:type="dxa" w:w="100"/>
-            </w:tcMar>
-            <w:vAlign w:val="center"/>
-          </w:tcPr>
-          <w:p>
-            <w:pPr>
-              <w:jc w:val="center"/>
-            </w:pPr>
-            <w:r>
-              <w:rPr>
-                <w:sz w:val="20"/>
-                <w:szCs w:val="20"/>
-              </w:rPr>
-              <w:t xml:space="preserve"/>
-            </w:r>
-          </w:p>
-        </w:tc>
-        <w:tc>
-          <w:tcPr>
-            <w:tcW w:type="dxa" w:w="800"/>
-            <w:tcMar>
-              <w:top w:type="dxa" w:w="60"/>
-              <w:left w:type="dxa" w:w="100"/>
-              <w:bottom w:type="dxa" w:w="60"/>
-              <w:right w:type="dxa" w:w="100"/>
-            </w:tcMar>
-            <w:vAlign w:val="center"/>
-          </w:tcPr>
-          <w:p>
-            <w:pPr>
-              <w:jc w:val="center"/>
-            </w:pPr>
-            <w:r>
-              <w:rPr>
-                <w:sz w:val="20"/>
-                <w:szCs w:val="20"/>
-              </w:rPr>
-              <w:t xml:space="preserve">3.61%</w:t>
-            </w:r>
-          </w:p>
-        </w:tc>
-      </w:tr>
-      <w:tr>
-        <w:tc>
-          <w:tcPr>
-            <w:tcW w:type="dxa" w:w="3000"/>
-            <w:tcMar>
-              <w:top w:type="dxa" w:w="60"/>
-              <w:left w:type="dxa" w:w="100"/>
-              <w:bottom w:type="dxa" w:w="60"/>
-              <w:right w:type="dxa" w:w="100"/>
-            </w:tcMar>
-            <w:vAlign w:val="center"/>
-          </w:tcPr>
-          <w:p>
-            <w:pPr>
-              <w:jc w:val="left"/>
-            </w:pPr>
-            <w:r>
-              <w:rPr>
-                <w:sz w:val="20"/>
-                <w:szCs w:val="20"/>
-              </w:rPr>
-              <w:t xml:space="preserve">Improved FP32 federated model, 732 KB</w:t>
-            </w:r>
-          </w:p>
-        </w:tc>
-        <w:tc>
-          <w:tcPr>
-            <w:tcW w:type="dxa" w:w="1900"/>
-            <w:tcMar>
-              <w:top w:type="dxa" w:w="60"/>
-              <w:left w:type="dxa" w:w="100"/>
-              <w:bottom w:type="dxa" w:w="60"/>
-              <w:right w:type="dxa" w:w="100"/>
-            </w:tcMar>
-            <w:vAlign w:val="center"/>
-          </w:tcPr>
-          <w:p>
-            <w:pPr>
-              <w:jc w:val="center"/>
-            </w:pPr>
-            <w:r>
-              <w:rPr>
-                <w:sz w:val="20"/>
-                <w:szCs w:val="20"/>
-              </w:rPr>
-              <w:t xml:space="preserve">client val., recall ≥ 99.95%</w:t>
-            </w:r>
-          </w:p>
-        </w:tc>
-        <w:tc>
-          <w:tcPr>
-            <w:tcW w:type="dxa" w:w="800"/>
-            <w:tcMar>
-              <w:top w:type="dxa" w:w="60"/>
-              <w:left w:type="dxa" w:w="100"/>
-              <w:bottom w:type="dxa" w:w="60"/>
-              <w:right w:type="dxa" w:w="100"/>
-            </w:tcMar>
-            <w:vAlign w:val="center"/>
-          </w:tcPr>
-          <w:p>
-            <w:pPr>
-              <w:jc w:val="center"/>
-            </w:pPr>
-            <w:r>
-              <w:rPr>
-                <w:sz w:val="20"/>
-                <w:szCs w:val="20"/>
-              </w:rPr>
-              <w:t xml:space="preserve">0.259</w:t>
-            </w:r>
-          </w:p>
-        </w:tc>
-        <w:tc>
-          <w:tcPr>
-            <w:tcW w:type="dxa" w:w="1500"/>
-            <w:tcMar>
-              <w:top w:type="dxa" w:w="60"/>
-              <w:left w:type="dxa" w:w="100"/>
-              <w:bottom w:type="dxa" w:w="60"/>
-              <w:right w:type="dxa" w:w="100"/>
-            </w:tcMar>
-            <w:vAlign w:val="center"/>
-          </w:tcPr>
-          <w:p>
-            <w:pPr>
-              <w:jc w:val="center"/>
-            </w:pPr>
-            <w:r>
-              <w:rPr>
-                <w:sz w:val="20"/>
-                <w:szCs w:val="20"/>
-              </w:rPr>
-              <w:t xml:space="preserve">9 / 16,215</w:t>
-            </w:r>
-          </w:p>
-        </w:tc>
-        <w:tc>
-          <w:tcPr>
-            <w:tcW w:type="dxa" w:w="900"/>
-            <w:tcMar>
-              <w:top w:type="dxa" w:w="60"/>
-              <w:left w:type="dxa" w:w="100"/>
-              <w:bottom w:type="dxa" w:w="60"/>
-              <w:right w:type="dxa" w:w="100"/>
-            </w:tcMar>
-            <w:vAlign w:val="center"/>
-          </w:tcPr>
-          <w:p>
-            <w:pPr>
-              <w:jc w:val="center"/>
-            </w:pPr>
-            <w:r>
-              <w:rPr>
-                <w:sz w:val="20"/>
-                <w:szCs w:val="20"/>
-              </w:rPr>
-              <w:t xml:space="preserve">0.056%</w:t>
-            </w:r>
-          </w:p>
-        </w:tc>
-        <w:tc>
-          <w:tcPr>
-            <w:tcW w:type="dxa" w:w="900"/>
-            <w:tcMar>
-              <w:top w:type="dxa" w:w="60"/>
-              <w:left w:type="dxa" w:w="100"/>
-              <w:bottom w:type="dxa" w:w="60"/>
-              <w:right w:type="dxa" w:w="100"/>
-            </w:tcMar>
-            <w:vAlign w:val="center"/>
-          </w:tcPr>
-          <w:p>
-            <w:pPr>
-              <w:jc w:val="center"/>
-            </w:pPr>
-            <w:r>
-              <w:rPr>
-                <w:sz w:val="20"/>
-                <w:szCs w:val="20"/>
-              </w:rPr>
-              <w:t xml:space="preserve"/>
-            </w:r>
-          </w:p>
-        </w:tc>
-        <w:tc>
-          <w:tcPr>
-            <w:tcW w:type="dxa" w:w="800"/>
-            <w:tcMar>
-              <w:top w:type="dxa" w:w="60"/>
-              <w:left w:type="dxa" w:w="100"/>
-              <w:bottom w:type="dxa" w:w="60"/>
-              <w:right w:type="dxa" w:w="100"/>
-            </w:tcMar>
-            <w:vAlign w:val="center"/>
-          </w:tcPr>
-          <w:p>
-            <w:pPr>
-              <w:jc w:val="center"/>
-            </w:pPr>
-            <w:r>
-              <w:rPr>
-                <w:sz w:val="20"/>
-                <w:szCs w:val="20"/>
-              </w:rPr>
-              <w:t xml:space="preserve">4.71%</w:t>
-            </w:r>
-          </w:p>
-        </w:tc>
-      </w:tr>
-      <w:tr>
-        <w:tc>
-          <w:tcPr>
-            <w:tcW w:type="dxa" w:w="3000"/>
-            <w:tcMar>
-              <w:top w:type="dxa" w:w="60"/>
-              <w:left w:type="dxa" w:w="100"/>
-              <w:bottom w:type="dxa" w:w="60"/>
-              <w:right w:type="dxa" w:w="100"/>
-            </w:tcMar>
-            <w:vAlign w:val="center"/>
-          </w:tcPr>
-          <w:p>
-            <w:pPr>
-              <w:jc w:val="left"/>
-            </w:pPr>
-            <w:r>
-              <w:rPr>
-                <w:sz w:val="20"/>
-                <w:szCs w:val="20"/>
-              </w:rPr>
-              <w:t xml:space="preserve">55 KB, base recipe</w:t>
-            </w:r>
-          </w:p>
-        </w:tc>
-        <w:tc>
-          <w:tcPr>
-            <w:tcW w:type="dxa" w:w="1900"/>
-            <w:tcMar>
-              <w:top w:type="dxa" w:w="60"/>
-              <w:left w:type="dxa" w:w="100"/>
-              <w:bottom w:type="dxa" w:w="60"/>
-              <w:right w:type="dxa" w:w="100"/>
-            </w:tcMar>
-            <w:vAlign w:val="center"/>
-          </w:tcPr>
-          <w:p>
-            <w:pPr>
-              <w:jc w:val="center"/>
-            </w:pPr>
-            <w:r>
-              <w:rPr>
-                <w:sz w:val="20"/>
-                <w:szCs w:val="20"/>
-              </w:rPr>
-              <w:t xml:space="preserve">fixed</w:t>
-            </w:r>
-          </w:p>
-        </w:tc>
-        <w:tc>
-          <w:tcPr>
-            <w:tcW w:type="dxa" w:w="800"/>
-            <w:tcMar>
-              <w:top w:type="dxa" w:w="60"/>
-              <w:left w:type="dxa" w:w="100"/>
-              <w:bottom w:type="dxa" w:w="60"/>
-              <w:right w:type="dxa" w:w="100"/>
-            </w:tcMar>
-            <w:vAlign w:val="center"/>
-          </w:tcPr>
-          <w:p>
-            <w:pPr>
-              <w:jc w:val="center"/>
-            </w:pPr>
-            <w:r>
-              <w:rPr>
-                <w:sz w:val="20"/>
-                <w:szCs w:val="20"/>
-              </w:rPr>
-              <w:t xml:space="preserve">0.30</w:t>
-            </w:r>
-          </w:p>
-        </w:tc>
-        <w:tc>
-          <w:tcPr>
-            <w:tcW w:type="dxa" w:w="1500"/>
-            <w:tcMar>
-              <w:top w:type="dxa" w:w="60"/>
-              <w:left w:type="dxa" w:w="100"/>
-              <w:bottom w:type="dxa" w:w="60"/>
-              <w:right w:type="dxa" w:w="100"/>
-            </w:tcMar>
-            <w:vAlign w:val="center"/>
-          </w:tcPr>
-          <w:p>
-            <w:pPr>
-              <w:jc w:val="center"/>
-            </w:pPr>
-            <w:r>
-              <w:rPr>
-                <w:sz w:val="20"/>
-                <w:szCs w:val="20"/>
-              </w:rPr>
-              <w:t xml:space="preserve">168 / 16,215</w:t>
-            </w:r>
-          </w:p>
-        </w:tc>
-        <w:tc>
-          <w:tcPr>
-            <w:tcW w:type="dxa" w:w="900"/>
-            <w:tcMar>
-              <w:top w:type="dxa" w:w="60"/>
-              <w:left w:type="dxa" w:w="100"/>
-              <w:bottom w:type="dxa" w:w="60"/>
-              <w:right w:type="dxa" w:w="100"/>
-            </w:tcMar>
-            <w:vAlign w:val="center"/>
-          </w:tcPr>
-          <w:p>
-            <w:pPr>
-              <w:jc w:val="center"/>
-            </w:pPr>
-            <w:r>
-              <w:rPr>
-                <w:sz w:val="20"/>
-                <w:szCs w:val="20"/>
-              </w:rPr>
-              <w:t xml:space="preserve">1.04%</w:t>
-            </w:r>
-          </w:p>
-        </w:tc>
-        <w:tc>
-          <w:tcPr>
-            <w:tcW w:type="dxa" w:w="900"/>
-            <w:tcMar>
-              <w:top w:type="dxa" w:w="60"/>
-              <w:left w:type="dxa" w:w="100"/>
-              <w:bottom w:type="dxa" w:w="60"/>
-              <w:right w:type="dxa" w:w="100"/>
-            </w:tcMar>
-            <w:vAlign w:val="center"/>
-          </w:tcPr>
-          <w:p>
-            <w:pPr>
-              <w:jc w:val="center"/>
-            </w:pPr>
-            <w:r>
-              <w:rPr>
-                <w:sz w:val="20"/>
-                <w:szCs w:val="20"/>
-              </w:rPr>
-              <w:t xml:space="preserve">274</w:t>
-            </w:r>
-          </w:p>
-        </w:tc>
-        <w:tc>
-          <w:tcPr>
-            <w:tcW w:type="dxa" w:w="800"/>
-            <w:tcMar>
-              <w:top w:type="dxa" w:w="60"/>
-              <w:left w:type="dxa" w:w="100"/>
-              <w:bottom w:type="dxa" w:w="60"/>
-              <w:right w:type="dxa" w:w="100"/>
-            </w:tcMar>
-            <w:vAlign w:val="center"/>
-          </w:tcPr>
-          <w:p>
-            <w:pPr>
-              <w:jc w:val="center"/>
-            </w:pPr>
-            <w:r>
-              <w:rPr>
-                <w:sz w:val="20"/>
-                <w:szCs w:val="20"/>
-              </w:rPr>
-              <w:t xml:space="preserve">6.45%</w:t>
-            </w:r>
-          </w:p>
-        </w:tc>
-      </w:tr>
-      <w:tr>
-        <w:tc>
-          <w:tcPr>
-            <w:tcW w:type="dxa" w:w="3000"/>
-            <w:tcMar>
-              <w:top w:type="dxa" w:w="60"/>
-              <w:left w:type="dxa" w:w="100"/>
-              <w:bottom w:type="dxa" w:w="60"/>
-              <w:right w:type="dxa" w:w="100"/>
-            </w:tcMar>
-            <w:vAlign w:val="center"/>
-          </w:tcPr>
-          <w:p>
-            <w:pPr>
-              <w:jc w:val="left"/>
-            </w:pPr>
-            <w:r>
-              <w:rPr>
-                <w:sz w:val="20"/>
-                <w:szCs w:val="20"/>
-              </w:rPr>
-              <w:t xml:space="preserve">55 KB, distillation + clipped inputs</w:t>
-            </w:r>
-          </w:p>
-        </w:tc>
-        <w:tc>
-          <w:tcPr>
-            <w:tcW w:type="dxa" w:w="1900"/>
-            <w:tcMar>
-              <w:top w:type="dxa" w:w="60"/>
-              <w:left w:type="dxa" w:w="100"/>
-              <w:bottom w:type="dxa" w:w="60"/>
-              <w:right w:type="dxa" w:w="100"/>
-            </w:tcMar>
-            <w:vAlign w:val="center"/>
-          </w:tcPr>
-          <w:p>
-            <w:pPr>
-              <w:jc w:val="center"/>
-            </w:pPr>
-            <w:r>
-              <w:rPr>
-                <w:sz w:val="20"/>
-                <w:szCs w:val="20"/>
-              </w:rPr>
-              <w:t xml:space="preserve">client val., recall ≥ 99.99%</w:t>
-            </w:r>
-          </w:p>
-        </w:tc>
-        <w:tc>
-          <w:tcPr>
-            <w:tcW w:type="dxa" w:w="800"/>
-            <w:tcMar>
-              <w:top w:type="dxa" w:w="60"/>
-              <w:left w:type="dxa" w:w="100"/>
-              <w:bottom w:type="dxa" w:w="60"/>
-              <w:right w:type="dxa" w:w="100"/>
-            </w:tcMar>
-            <w:vAlign w:val="center"/>
-          </w:tcPr>
-          <w:p>
-            <w:pPr>
-              <w:jc w:val="center"/>
-            </w:pPr>
-            <w:r>
-              <w:rPr>
-                <w:sz w:val="20"/>
-                <w:szCs w:val="20"/>
-              </w:rPr>
-              <w:t xml:space="preserve">0.165</w:t>
-            </w:r>
-          </w:p>
-        </w:tc>
-        <w:tc>
-          <w:tcPr>
-            <w:tcW w:type="dxa" w:w="1500"/>
-            <w:tcMar>
-              <w:top w:type="dxa" w:w="60"/>
-              <w:left w:type="dxa" w:w="100"/>
-              <w:bottom w:type="dxa" w:w="60"/>
-              <w:right w:type="dxa" w:w="100"/>
-            </w:tcMar>
-            <w:vAlign w:val="center"/>
-          </w:tcPr>
-          <w:p>
-            <w:pPr>
-              <w:jc w:val="center"/>
-            </w:pPr>
-            <w:r>
-              <w:rPr>
-                <w:sz w:val="20"/>
-                <w:szCs w:val="20"/>
-              </w:rPr>
-              <w:t xml:space="preserve">4 / 16,215</w:t>
-            </w:r>
-          </w:p>
-        </w:tc>
-        <w:tc>
-          <w:tcPr>
-            <w:tcW w:type="dxa" w:w="900"/>
-            <w:tcMar>
-              <w:top w:type="dxa" w:w="60"/>
-              <w:left w:type="dxa" w:w="100"/>
-              <w:bottom w:type="dxa" w:w="60"/>
-              <w:right w:type="dxa" w:w="100"/>
-            </w:tcMar>
-            <w:vAlign w:val="center"/>
-          </w:tcPr>
-          <w:p>
-            <w:pPr>
-              <w:jc w:val="center"/>
-            </w:pPr>
-            <w:r>
-              <w:rPr>
-                <w:sz w:val="20"/>
-                <w:szCs w:val="20"/>
-              </w:rPr>
-              <w:t xml:space="preserve">0.023%</w:t>
-            </w:r>
-          </w:p>
-        </w:tc>
-        <w:tc>
-          <w:tcPr>
-            <w:tcW w:type="dxa" w:w="900"/>
-            <w:tcMar>
-              <w:top w:type="dxa" w:w="60"/>
-              <w:left w:type="dxa" w:w="100"/>
-              <w:bottom w:type="dxa" w:w="60"/>
-              <w:right w:type="dxa" w:w="100"/>
-            </w:tcMar>
-            <w:vAlign w:val="center"/>
-          </w:tcPr>
-          <w:p>
-            <w:pPr>
-              <w:jc w:val="center"/>
-            </w:pPr>
-            <w:r>
-              <w:rPr>
-                <w:sz w:val="20"/>
-                <w:szCs w:val="20"/>
-              </w:rPr>
-              <w:t xml:space="preserve">8</w:t>
-            </w:r>
-          </w:p>
-        </w:tc>
-        <w:tc>
-          <w:tcPr>
-            <w:tcW w:type="dxa" w:w="800"/>
-            <w:tcMar>
-              <w:top w:type="dxa" w:w="60"/>
-              <w:left w:type="dxa" w:w="100"/>
-              <w:bottom w:type="dxa" w:w="60"/>
-              <w:right w:type="dxa" w:w="100"/>
-            </w:tcMar>
-            <w:vAlign w:val="center"/>
-          </w:tcPr>
-          <w:p>
-            <w:pPr>
-              <w:jc w:val="center"/>
-            </w:pPr>
-            <w:r>
-              <w:rPr>
-                <w:sz w:val="20"/>
-                <w:szCs w:val="20"/>
-              </w:rPr>
-              <w:t xml:space="preserve">12.30%</w:t>
-            </w:r>
-          </w:p>
-        </w:tc>
-      </w:tr>
-      <w:tr>
-        <w:tc>
-          <w:tcPr>
-            <w:tcW w:type="dxa" w:w="3000"/>
-            <w:tcMar>
-              <w:top w:type="dxa" w:w="60"/>
-              <w:left w:type="dxa" w:w="100"/>
-              <w:bottom w:type="dxa" w:w="60"/>
-              <w:right w:type="dxa" w:w="100"/>
-            </w:tcMar>
-            <w:vAlign w:val="center"/>
-          </w:tcPr>
-          <w:p>
-            <w:pPr>
-              <w:jc w:val="left"/>
-            </w:pPr>
-            <w:r>
-              <w:rPr>
-                <w:sz w:val="20"/>
-                <w:szCs w:val="20"/>
-              </w:rPr>
-              <w:t xml:space="preserve">55 KB, same + federated fine-tuning (4 clients)</w:t>
-            </w:r>
-          </w:p>
-        </w:tc>
-        <w:tc>
-          <w:tcPr>
-            <w:tcW w:type="dxa" w:w="1900"/>
-            <w:tcMar>
-              <w:top w:type="dxa" w:w="60"/>
-              <w:left w:type="dxa" w:w="100"/>
-              <w:bottom w:type="dxa" w:w="60"/>
-              <w:right w:type="dxa" w:w="100"/>
-            </w:tcMar>
-            <w:vAlign w:val="center"/>
-          </w:tcPr>
-          <w:p>
-            <w:pPr>
-              <w:jc w:val="center"/>
-            </w:pPr>
-            <w:r>
-              <w:rPr>
-                <w:sz w:val="20"/>
-                <w:szCs w:val="20"/>
-              </w:rPr>
-              <w:t xml:space="preserve">client val., recall ≥ 99.9%</w:t>
-            </w:r>
-          </w:p>
-        </w:tc>
-        <w:tc>
-          <w:tcPr>
-            <w:tcW w:type="dxa" w:w="800"/>
-            <w:tcMar>
-              <w:top w:type="dxa" w:w="60"/>
-              <w:left w:type="dxa" w:w="100"/>
-              <w:bottom w:type="dxa" w:w="60"/>
-              <w:right w:type="dxa" w:w="100"/>
-            </w:tcMar>
-            <w:vAlign w:val="center"/>
-          </w:tcPr>
-          <w:p>
-            <w:pPr>
-              <w:jc w:val="center"/>
-            </w:pPr>
-            <w:r>
-              <w:rPr>
-                <w:sz w:val="20"/>
-                <w:szCs w:val="20"/>
-              </w:rPr>
-              <w:t xml:space="preserve">0.244</w:t>
-            </w:r>
-          </w:p>
-        </w:tc>
-        <w:tc>
-          <w:tcPr>
-            <w:tcW w:type="dxa" w:w="1500"/>
-            <w:tcMar>
-              <w:top w:type="dxa" w:w="60"/>
-              <w:left w:type="dxa" w:w="100"/>
-              <w:bottom w:type="dxa" w:w="60"/>
-              <w:right w:type="dxa" w:w="100"/>
-            </w:tcMar>
-            <w:vAlign w:val="center"/>
-          </w:tcPr>
-          <w:p>
-            <w:pPr>
-              <w:jc w:val="center"/>
-            </w:pPr>
-            <w:r>
-              <w:rPr>
-                <w:sz w:val="20"/>
-                <w:szCs w:val="20"/>
-              </w:rPr>
-              <w:t xml:space="preserve">30 / 16,215</w:t>
-            </w:r>
-          </w:p>
-        </w:tc>
-        <w:tc>
-          <w:tcPr>
-            <w:tcW w:type="dxa" w:w="900"/>
-            <w:tcMar>
-              <w:top w:type="dxa" w:w="60"/>
-              <w:left w:type="dxa" w:w="100"/>
-              <w:bottom w:type="dxa" w:w="60"/>
-              <w:right w:type="dxa" w:w="100"/>
-            </w:tcMar>
-            <w:vAlign w:val="center"/>
-          </w:tcPr>
-          <w:p>
-            <w:pPr>
-              <w:jc w:val="center"/>
-            </w:pPr>
-            <w:r>
-              <w:rPr>
-                <w:sz w:val="20"/>
-                <w:szCs w:val="20"/>
-              </w:rPr>
-              <w:t xml:space="preserve">0.19%</w:t>
-            </w:r>
-          </w:p>
-        </w:tc>
-        <w:tc>
-          <w:tcPr>
-            <w:tcW w:type="dxa" w:w="900"/>
-            <w:tcMar>
-              <w:top w:type="dxa" w:w="60"/>
-              <w:left w:type="dxa" w:w="100"/>
-              <w:bottom w:type="dxa" w:w="60"/>
-              <w:right w:type="dxa" w:w="100"/>
-            </w:tcMar>
-            <w:vAlign w:val="center"/>
-          </w:tcPr>
-          <w:p>
-            <w:pPr>
-              <w:jc w:val="center"/>
-            </w:pPr>
-            <w:r>
-              <w:rPr>
-                <w:sz w:val="20"/>
-                <w:szCs w:val="20"/>
-              </w:rPr>
-              <w:t xml:space="preserve">32</w:t>
-            </w:r>
-          </w:p>
-        </w:tc>
-        <w:tc>
-          <w:tcPr>
-            <w:tcW w:type="dxa" w:w="800"/>
-            <w:tcMar>
-              <w:top w:type="dxa" w:w="60"/>
-              <w:left w:type="dxa" w:w="100"/>
-              <w:bottom w:type="dxa" w:w="60"/>
-              <w:right w:type="dxa" w:w="100"/>
-            </w:tcMar>
-            <w:vAlign w:val="center"/>
-          </w:tcPr>
-          <w:p>
-            <w:pPr>
-              <w:jc w:val="center"/>
-            </w:pPr>
-            <w:r>
-              <w:rPr>
-                <w:sz w:val="20"/>
-                <w:szCs w:val="20"/>
-              </w:rPr>
-              <w:t xml:space="preserve">3.68%</w:t>
-            </w:r>
-          </w:p>
-        </w:tc>
-      </w:tr>
-      <w:tr>
-        <w:tc>
-          <w:tcPr>
-            <w:tcW w:type="dxa" w:w="3000"/>
-            <w:tcMar>
-              <w:top w:type="dxa" w:w="60"/>
-              <w:left w:type="dxa" w:w="100"/>
-              <w:bottom w:type="dxa" w:w="60"/>
-              <w:right w:type="dxa" w:w="100"/>
-            </w:tcMar>
-            <w:vAlign w:val="center"/>
-          </w:tcPr>
-          <w:p>
-            <w:pPr>
-              <w:jc w:val="left"/>
-            </w:pPr>
-            <w:r>
-              <w:rPr>
-                <w:sz w:val="20"/>
-                <w:szCs w:val="20"/>
-              </w:rPr>
-              <w:t xml:space="preserve">55 KB, same + federated fine-tuning (4 clients)</w:t>
-            </w:r>
-          </w:p>
-        </w:tc>
-        <w:tc>
-          <w:tcPr>
-            <w:tcW w:type="dxa" w:w="1900"/>
-            <w:tcMar>
-              <w:top w:type="dxa" w:w="60"/>
-              <w:left w:type="dxa" w:w="100"/>
-              <w:bottom w:type="dxa" w:w="60"/>
-              <w:right w:type="dxa" w:w="100"/>
-            </w:tcMar>
-            <w:vAlign w:val="center"/>
-          </w:tcPr>
-          <w:p>
-            <w:pPr>
-              <w:jc w:val="center"/>
-            </w:pPr>
-            <w:r>
-              <w:rPr>
-                <w:sz w:val="20"/>
-                <w:szCs w:val="20"/>
-              </w:rPr>
-              <w:t xml:space="preserve">client val., recall ≥ 99.95%</w:t>
-            </w:r>
-          </w:p>
-        </w:tc>
-        <w:tc>
-          <w:tcPr>
-            <w:tcW w:type="dxa" w:w="800"/>
-            <w:tcMar>
-              <w:top w:type="dxa" w:w="60"/>
-              <w:left w:type="dxa" w:w="100"/>
-              <w:bottom w:type="dxa" w:w="60"/>
-              <w:right w:type="dxa" w:w="100"/>
-            </w:tcMar>
-            <w:vAlign w:val="center"/>
-          </w:tcPr>
-          <w:p>
-            <w:pPr>
-              <w:jc w:val="center"/>
-            </w:pPr>
-            <w:r>
-              <w:rPr>
-                <w:sz w:val="20"/>
-                <w:szCs w:val="20"/>
-              </w:rPr>
-              <w:t xml:space="preserve">0.215</w:t>
-            </w:r>
-          </w:p>
-        </w:tc>
-        <w:tc>
-          <w:tcPr>
-            <w:tcW w:type="dxa" w:w="1500"/>
-            <w:tcMar>
-              <w:top w:type="dxa" w:w="60"/>
-              <w:left w:type="dxa" w:w="100"/>
-              <w:bottom w:type="dxa" w:w="60"/>
-              <w:right w:type="dxa" w:w="100"/>
-            </w:tcMar>
-            <w:vAlign w:val="center"/>
-          </w:tcPr>
-          <w:p>
-            <w:pPr>
-              <w:jc w:val="center"/>
-            </w:pPr>
-            <w:r>
-              <w:rPr>
-                <w:sz w:val="20"/>
-                <w:szCs w:val="20"/>
-              </w:rPr>
-              <w:t xml:space="preserve">18 / 16,215</w:t>
-            </w:r>
-          </w:p>
-        </w:tc>
-        <w:tc>
-          <w:tcPr>
-            <w:tcW w:type="dxa" w:w="900"/>
-            <w:tcMar>
-              <w:top w:type="dxa" w:w="60"/>
-              <w:left w:type="dxa" w:w="100"/>
-              <w:bottom w:type="dxa" w:w="60"/>
-              <w:right w:type="dxa" w:w="100"/>
-            </w:tcMar>
-            <w:vAlign w:val="center"/>
-          </w:tcPr>
-          <w:p>
-            <w:pPr>
-              <w:jc w:val="center"/>
-            </w:pPr>
-            <w:r>
-              <w:rPr>
-                <w:sz w:val="20"/>
-                <w:szCs w:val="20"/>
-              </w:rPr>
-              <w:t xml:space="preserve">0.11%</w:t>
-            </w:r>
-          </w:p>
-        </w:tc>
-        <w:tc>
-          <w:tcPr>
-            <w:tcW w:type="dxa" w:w="900"/>
-            <w:tcMar>
-              <w:top w:type="dxa" w:w="60"/>
-              <w:left w:type="dxa" w:w="100"/>
-              <w:bottom w:type="dxa" w:w="60"/>
-              <w:right w:type="dxa" w:w="100"/>
-            </w:tcMar>
-            <w:vAlign w:val="center"/>
-          </w:tcPr>
-          <w:p>
-            <w:pPr>
-              <w:jc w:val="center"/>
-            </w:pPr>
-            <w:r>
-              <w:rPr>
-                <w:sz w:val="20"/>
-                <w:szCs w:val="20"/>
-              </w:rPr>
-              <w:t xml:space="preserve">20</w:t>
-            </w:r>
-          </w:p>
-        </w:tc>
-        <w:tc>
-          <w:tcPr>
-            <w:tcW w:type="dxa" w:w="800"/>
-            <w:tcMar>
-              <w:top w:type="dxa" w:w="60"/>
-              <w:left w:type="dxa" w:w="100"/>
-              <w:bottom w:type="dxa" w:w="60"/>
-              <w:right w:type="dxa" w:w="100"/>
-            </w:tcMar>
-            <w:vAlign w:val="center"/>
-          </w:tcPr>
-          <w:p>
-            <w:pPr>
-              <w:jc w:val="center"/>
-            </w:pPr>
-            <w:r>
-              <w:rPr>
-                <w:sz w:val="20"/>
-                <w:szCs w:val="20"/>
-              </w:rPr>
-              <w:t xml:space="preserve">5.61%</w:t>
-            </w:r>
-          </w:p>
-        </w:tc>
-      </w:tr>
-      <w:tr>
-        <w:tc>
-          <w:tcPr>
-            <w:tcW w:type="dxa" w:w="3000"/>
-            <w:tcMar>
-              <w:top w:type="dxa" w:w="60"/>
-              <w:left w:type="dxa" w:w="100"/>
-              <w:bottom w:type="dxa" w:w="60"/>
-              <w:right w:type="dxa" w:w="100"/>
-            </w:tcMar>
-            <w:vAlign w:val="center"/>
-          </w:tcPr>
-          <w:p>
-            <w:pPr>
-              <w:jc w:val="left"/>
-            </w:pPr>
-            <w:r>
-              <w:rPr>
-                <w:sz w:val="20"/>
-                <w:szCs w:val="20"/>
-              </w:rPr>
-              <w:t xml:space="preserve">55 KB, same + federated fine-tuning (4 clients)</w:t>
-            </w:r>
-          </w:p>
-        </w:tc>
-        <w:tc>
-          <w:tcPr>
-            <w:tcW w:type="dxa" w:w="1900"/>
-            <w:tcMar>
-              <w:top w:type="dxa" w:w="60"/>
-              <w:left w:type="dxa" w:w="100"/>
-              <w:bottom w:type="dxa" w:w="60"/>
-              <w:right w:type="dxa" w:w="100"/>
-            </w:tcMar>
-            <w:vAlign w:val="center"/>
-          </w:tcPr>
-          <w:p>
-            <w:pPr>
-              <w:jc w:val="center"/>
-            </w:pPr>
-            <w:r>
-              <w:rPr>
-                <w:sz w:val="20"/>
-                <w:szCs w:val="20"/>
-              </w:rPr>
-              <w:t xml:space="preserve">client val., recall ≥ 99.99%</w:t>
-            </w:r>
-          </w:p>
-        </w:tc>
-        <w:tc>
-          <w:tcPr>
-            <w:tcW w:type="dxa" w:w="800"/>
-            <w:tcMar>
-              <w:top w:type="dxa" w:w="60"/>
-              <w:left w:type="dxa" w:w="100"/>
-              <w:bottom w:type="dxa" w:w="60"/>
-              <w:right w:type="dxa" w:w="100"/>
-            </w:tcMar>
-            <w:vAlign w:val="center"/>
-          </w:tcPr>
-          <w:p>
-            <w:pPr>
-              <w:jc w:val="center"/>
-            </w:pPr>
-            <w:r>
-              <w:rPr>
-                <w:sz w:val="20"/>
-                <w:szCs w:val="20"/>
-              </w:rPr>
-              <w:t xml:space="preserve">0.203</w:t>
-            </w:r>
-          </w:p>
-        </w:tc>
-        <w:tc>
-          <w:tcPr>
-            <w:tcW w:type="dxa" w:w="1500"/>
-            <w:tcMar>
-              <w:top w:type="dxa" w:w="60"/>
-              <w:left w:type="dxa" w:w="100"/>
-              <w:bottom w:type="dxa" w:w="60"/>
-              <w:right w:type="dxa" w:w="100"/>
-            </w:tcMar>
-            <w:vAlign w:val="center"/>
-          </w:tcPr>
-          <w:p>
-            <w:pPr>
-              <w:jc w:val="center"/>
-            </w:pPr>
-            <w:r>
-              <w:rPr>
-                <w:sz w:val="20"/>
-                <w:szCs w:val="20"/>
-              </w:rPr>
-              <w:t xml:space="preserve">12 / 16,215</w:t>
-            </w:r>
-          </w:p>
-        </w:tc>
-        <w:tc>
-          <w:tcPr>
-            <w:tcW w:type="dxa" w:w="900"/>
-            <w:tcMar>
-              <w:top w:type="dxa" w:w="60"/>
-              <w:left w:type="dxa" w:w="100"/>
-              <w:bottom w:type="dxa" w:w="60"/>
-              <w:right w:type="dxa" w:w="100"/>
-            </w:tcMar>
-            <w:vAlign w:val="center"/>
-          </w:tcPr>
-          <w:p>
-            <w:pPr>
-              <w:jc w:val="center"/>
-            </w:pPr>
-            <w:r>
-              <w:rPr>
-                <w:sz w:val="20"/>
-                <w:szCs w:val="20"/>
-              </w:rPr>
-              <w:t xml:space="preserve">0.074%</w:t>
-            </w:r>
-          </w:p>
-        </w:tc>
-        <w:tc>
-          <w:tcPr>
-            <w:tcW w:type="dxa" w:w="900"/>
-            <w:tcMar>
-              <w:top w:type="dxa" w:w="60"/>
-              <w:left w:type="dxa" w:w="100"/>
-              <w:bottom w:type="dxa" w:w="60"/>
-              <w:right w:type="dxa" w:w="100"/>
-            </w:tcMar>
-            <w:vAlign w:val="center"/>
-          </w:tcPr>
-          <w:p>
-            <w:pPr>
-              <w:jc w:val="center"/>
-            </w:pPr>
-            <w:r>
-              <w:rPr>
-                <w:sz w:val="20"/>
-                <w:szCs w:val="20"/>
-              </w:rPr>
-              <w:t xml:space="preserve">14</w:t>
-            </w:r>
-          </w:p>
-        </w:tc>
-        <w:tc>
-          <w:tcPr>
-            <w:tcW w:type="dxa" w:w="800"/>
-            <w:tcMar>
-              <w:top w:type="dxa" w:w="60"/>
-              <w:left w:type="dxa" w:w="100"/>
-              <w:bottom w:type="dxa" w:w="60"/>
-              <w:right w:type="dxa" w:w="100"/>
-            </w:tcMar>
-            <w:vAlign w:val="center"/>
-          </w:tcPr>
-          <w:p>
-            <w:pPr>
-              <w:jc w:val="center"/>
-            </w:pPr>
-            <w:r>
-              <w:rPr>
-                <w:sz w:val="20"/>
-                <w:szCs w:val="20"/>
-              </w:rPr>
-              <w:t xml:space="preserve">6.61%</w:t>
-            </w:r>
-          </w:p>
-        </w:tc>
-      </w:tr>
-      <w:tr>
-        <w:tc>
-          <w:tcPr>
-            <w:tcW w:type="dxa" w:w="3000"/>
-            <w:tcMar>
-              <w:top w:type="dxa" w:w="60"/>
-              <w:left w:type="dxa" w:w="100"/>
-              <w:bottom w:type="dxa" w:w="60"/>
-              <w:right w:type="dxa" w:w="100"/>
-            </w:tcMar>
-            <w:vAlign w:val="center"/>
-          </w:tcPr>
-          <w:p>
-            <w:pPr>
-              <w:jc w:val="left"/>
-            </w:pPr>
-            <w:r>
-              <w:rPr>
-                <w:sz w:val="20"/>
-                <w:szCs w:val="20"/>
-              </w:rPr>
-              <w:t xml:space="preserve">100 KB (prune 30%), distillation + clipped inputs</w:t>
-            </w:r>
-          </w:p>
-        </w:tc>
-        <w:tc>
-          <w:tcPr>
-            <w:tcW w:type="dxa" w:w="1900"/>
-            <w:tcMar>
-              <w:top w:type="dxa" w:w="60"/>
-              <w:left w:type="dxa" w:w="100"/>
-              <w:bottom w:type="dxa" w:w="60"/>
-              <w:right w:type="dxa" w:w="100"/>
-            </w:tcMar>
-            <w:vAlign w:val="center"/>
-          </w:tcPr>
-          <w:p>
-            <w:pPr>
-              <w:jc w:val="center"/>
-            </w:pPr>
-            <w:r>
-              <w:rPr>
-                <w:sz w:val="20"/>
-                <w:szCs w:val="20"/>
-              </w:rPr>
-              <w:t xml:space="preserve">client val., recall ≥ 99.99%</w:t>
-            </w:r>
-          </w:p>
-        </w:tc>
-        <w:tc>
-          <w:tcPr>
-            <w:tcW w:type="dxa" w:w="800"/>
-            <w:tcMar>
-              <w:top w:type="dxa" w:w="60"/>
-              <w:left w:type="dxa" w:w="100"/>
-              <w:bottom w:type="dxa" w:w="60"/>
-              <w:right w:type="dxa" w:w="100"/>
-            </w:tcMar>
-            <w:vAlign w:val="center"/>
-          </w:tcPr>
-          <w:p>
-            <w:pPr>
-              <w:jc w:val="center"/>
-            </w:pPr>
-            <w:r>
-              <w:rPr>
-                <w:sz w:val="20"/>
-                <w:szCs w:val="20"/>
-              </w:rPr>
-              <w:t xml:space="preserve">0.186</w:t>
-            </w:r>
-          </w:p>
-        </w:tc>
-        <w:tc>
-          <w:tcPr>
-            <w:tcW w:type="dxa" w:w="1500"/>
-            <w:tcMar>
-              <w:top w:type="dxa" w:w="60"/>
-              <w:left w:type="dxa" w:w="100"/>
-              <w:bottom w:type="dxa" w:w="60"/>
-              <w:right w:type="dxa" w:w="100"/>
-            </w:tcMar>
-            <w:vAlign w:val="center"/>
-          </w:tcPr>
-          <w:p>
-            <w:pPr>
-              <w:jc w:val="center"/>
-            </w:pPr>
-            <w:r>
-              <w:rPr>
-                <w:sz w:val="20"/>
-                <w:szCs w:val="20"/>
-              </w:rPr>
-              <w:t xml:space="preserve">5 / 16,215</w:t>
-            </w:r>
-          </w:p>
-        </w:tc>
-        <w:tc>
-          <w:tcPr>
-            <w:tcW w:type="dxa" w:w="900"/>
-            <w:tcMar>
-              <w:top w:type="dxa" w:w="60"/>
-              <w:left w:type="dxa" w:w="100"/>
-              <w:bottom w:type="dxa" w:w="60"/>
-              <w:right w:type="dxa" w:w="100"/>
-            </w:tcMar>
-            <w:vAlign w:val="center"/>
-          </w:tcPr>
-          <w:p>
-            <w:pPr>
-              <w:jc w:val="center"/>
-            </w:pPr>
-            <w:r>
-              <w:rPr>
-                <w:sz w:val="20"/>
-                <w:szCs w:val="20"/>
-              </w:rPr>
-              <w:t xml:space="preserve">0.031%</w:t>
-            </w:r>
-          </w:p>
-        </w:tc>
-        <w:tc>
-          <w:tcPr>
-            <w:tcW w:type="dxa" w:w="900"/>
-            <w:tcMar>
-              <w:top w:type="dxa" w:w="60"/>
-              <w:left w:type="dxa" w:w="100"/>
-              <w:bottom w:type="dxa" w:w="60"/>
-              <w:right w:type="dxa" w:w="100"/>
-            </w:tcMar>
-            <w:vAlign w:val="center"/>
-          </w:tcPr>
-          <w:p>
-            <w:pPr>
-              <w:jc w:val="center"/>
-            </w:pPr>
-            <w:r>
-              <w:rPr>
-                <w:sz w:val="20"/>
-                <w:szCs w:val="20"/>
-              </w:rPr>
-              <w:t xml:space="preserve">8</w:t>
-            </w:r>
-          </w:p>
-        </w:tc>
-        <w:tc>
-          <w:tcPr>
-            <w:tcW w:type="dxa" w:w="800"/>
-            <w:tcMar>
-              <w:top w:type="dxa" w:w="60"/>
-              <w:left w:type="dxa" w:w="100"/>
-              <w:bottom w:type="dxa" w:w="60"/>
-              <w:right w:type="dxa" w:w="100"/>
-            </w:tcMar>
-            <w:vAlign w:val="center"/>
-          </w:tcPr>
-          <w:p>
-            <w:pPr>
-              <w:jc w:val="center"/>
-            </w:pPr>
-            <w:r>
-              <w:rPr>
-                <w:sz w:val="20"/>
-                <w:szCs w:val="20"/>
-              </w:rPr>
-              <w:t xml:space="preserve">9.07%</w:t>
-            </w:r>
-          </w:p>
-        </w:tc>
-      </w:tr>
-      <w:tr>
-        <w:tc>
-          <w:tcPr>
-            <w:tcW w:type="dxa" w:w="3000"/>
-            <w:tcMar>
-              <w:top w:type="dxa" w:w="60"/>
-              <w:left w:type="dxa" w:w="100"/>
-              <w:bottom w:type="dxa" w:w="60"/>
-              <w:right w:type="dxa" w:w="100"/>
-            </w:tcMar>
-            <w:vAlign w:val="center"/>
-          </w:tcPr>
-          <w:p>
-            <w:pPr>
-              <w:jc w:val="left"/>
-            </w:pPr>
-            <w:r>
-              <w:rPr>
-                <w:sz w:val="20"/>
-                <w:szCs w:val="20"/>
-              </w:rPr>
-              <w:t xml:space="preserve">Original model's 55 KB deployment (Table 13)</w:t>
-            </w:r>
-          </w:p>
-        </w:tc>
-        <w:tc>
-          <w:tcPr>
-            <w:tcW w:type="dxa" w:w="1900"/>
-            <w:tcMar>
-              <w:top w:type="dxa" w:w="60"/>
-              <w:left w:type="dxa" w:w="100"/>
-              <w:bottom w:type="dxa" w:w="60"/>
-              <w:right w:type="dxa" w:w="100"/>
-            </w:tcMar>
-            <w:vAlign w:val="center"/>
-          </w:tcPr>
-          <w:p>
-            <w:pPr>
-              <w:jc w:val="center"/>
-            </w:pPr>
-            <w:r>
-              <w:rPr>
-                <w:sz w:val="20"/>
-                <w:szCs w:val="20"/>
-              </w:rPr>
-              <w:t xml:space="preserve">client val., recall ≥ 99.9%</w:t>
-            </w:r>
-          </w:p>
-        </w:tc>
-        <w:tc>
-          <w:tcPr>
-            <w:tcW w:type="dxa" w:w="800"/>
-            <w:tcMar>
-              <w:top w:type="dxa" w:w="60"/>
-              <w:left w:type="dxa" w:w="100"/>
-              <w:bottom w:type="dxa" w:w="60"/>
-              <w:right w:type="dxa" w:w="100"/>
-            </w:tcMar>
-            <w:vAlign w:val="center"/>
-          </w:tcPr>
-          <w:p>
-            <w:pPr>
-              <w:jc w:val="center"/>
-            </w:pPr>
-            <w:r>
-              <w:rPr>
-                <w:sz w:val="20"/>
-                <w:szCs w:val="20"/>
-              </w:rPr>
-              <w:t xml:space="preserve">0.220</w:t>
-            </w:r>
-          </w:p>
-        </w:tc>
-        <w:tc>
-          <w:tcPr>
-            <w:tcW w:type="dxa" w:w="1500"/>
-            <w:tcMar>
-              <w:top w:type="dxa" w:w="60"/>
-              <w:left w:type="dxa" w:w="100"/>
-              <w:bottom w:type="dxa" w:w="60"/>
-              <w:right w:type="dxa" w:w="100"/>
-            </w:tcMar>
-            <w:vAlign w:val="center"/>
-          </w:tcPr>
-          <w:p>
-            <w:pPr>
-              <w:jc w:val="center"/>
-            </w:pPr>
-            <w:r>
-              <w:rPr>
-                <w:sz w:val="20"/>
-                <w:szCs w:val="20"/>
-              </w:rPr>
-              <w:t xml:space="preserve">19 / 16,215</w:t>
-            </w:r>
-          </w:p>
-        </w:tc>
-        <w:tc>
-          <w:tcPr>
-            <w:tcW w:type="dxa" w:w="900"/>
-            <w:tcMar>
-              <w:top w:type="dxa" w:w="60"/>
-              <w:left w:type="dxa" w:w="100"/>
-              <w:bottom w:type="dxa" w:w="60"/>
-              <w:right w:type="dxa" w:w="100"/>
-            </w:tcMar>
-            <w:vAlign w:val="center"/>
-          </w:tcPr>
-          <w:p>
-            <w:pPr>
-              <w:jc w:val="center"/>
-            </w:pPr>
-            <w:r>
-              <w:rPr>
-                <w:sz w:val="20"/>
-                <w:szCs w:val="20"/>
-              </w:rPr>
-              <w:t xml:space="preserve">0.12%</w:t>
-            </w:r>
-          </w:p>
-        </w:tc>
-        <w:tc>
-          <w:tcPr>
-            <w:tcW w:type="dxa" w:w="900"/>
-            <w:tcMar>
-              <w:top w:type="dxa" w:w="60"/>
-              <w:left w:type="dxa" w:w="100"/>
-              <w:bottom w:type="dxa" w:w="60"/>
-              <w:right w:type="dxa" w:w="100"/>
-            </w:tcMar>
-            <w:vAlign w:val="center"/>
-          </w:tcPr>
-          <w:p>
-            <w:pPr>
-              <w:jc w:val="center"/>
-            </w:pPr>
-            <w:r>
-              <w:rPr>
-                <w:sz w:val="20"/>
-                <w:szCs w:val="20"/>
-              </w:rPr>
-              <w:t xml:space="preserve">20</w:t>
-            </w:r>
-          </w:p>
-        </w:tc>
-        <w:tc>
-          <w:tcPr>
-            <w:tcW w:type="dxa" w:w="800"/>
-            <w:tcMar>
-              <w:top w:type="dxa" w:w="60"/>
-              <w:left w:type="dxa" w:w="100"/>
-              <w:bottom w:type="dxa" w:w="60"/>
-              <w:right w:type="dxa" w:w="100"/>
-            </w:tcMar>
-            <w:vAlign w:val="center"/>
-          </w:tcPr>
-          <w:p>
-            <w:pPr>
-              <w:jc w:val="center"/>
-            </w:pPr>
-            <w:r>
-              <w:rPr>
-                <w:sz w:val="20"/>
-                <w:szCs w:val="20"/>
-              </w:rPr>
-              <w:t xml:space="preserve">5.94%</w:t>
-            </w:r>
-          </w:p>
-        </w:tc>
-      </w:tr>
-    </w:tbl>
-    <w:p>
-      <w:pPr>
-        <w:spacing w:after="240" w:before="80"/>
-      </w:pPr>
-      <w:r>
-        <w:rPr>
-          <w:i/>
-          <w:iCs/>
-          <w:sz w:val="20"/>
-          <w:szCs w:val="20"/>
-        </w:rPr>
-        <w:t xml:space="preserve">Table 15. Recall-priority compression of the improved TON_IoT federated model (same procedure as Tables 11 and 13; client 0's data, three fine-tuning draws).</w:t>
-      </w:r>
-    </w:p>
-    <w:p>
-      <w:pPr>
-        <w:spacing w:after="160"/>
-      </w:pPr>
-      <w:r>
-        <w:t xml:space="preserve">Compressing the improved model with the recipe of Section 5.13 gives better 55 KB models than before, and here federated fine-tuning makes them stable across draws. At a 99.99% client-validation target, the 55 KB federated-fine-tuned model misses 12 of 16,215 attacks (at most 14 over draws) at a 6.6% FAR (at most 6.8%), against 19 at 5.9% for the original model's 55 KB deployment; at a 99.9% target it misses 30 at a 3.7% FAR. Client-only fine-tuning misses fewer attacks on average (4) but its FAR varies between 7.2% and 17.3% across draws. XSS accounts for about half of the remaining misses. We deploy the first draw of the 55 KB federated-fine-tuned model (12 missed, FAR 6.49%, threshold 0.207). Two caveats apply. The variants of Table 14 were designed after we saw that the original TON_IoT model left room for improvement, although the choice among them used validation data only. And only this section, Section 5.8, and Section 6.1 use the improved model; the earlier TON_IoT tables use the original 37-feature model and were not re-run.</w:t>
+        <w:t xml:space="preserve">The text-derived features and the higher focal α each roughly halve the validation false-alarm rate at 99.9% recall, and together they are best (3.01% vs. 6.84%); α = 0.65 and longer training do not help. On the test split, the model trained with the initial recipe misses 61 of 16,215 attacks at the 0.3 threshold (FAR 2.76%), against 19 (FAR 3.61%) for the selected recipe, and at an equal 99.9% test recall its FAR is 7.16% against 4.52% (ROC-AUC 0.99860 vs. 0.99895). Missed DoS, MITM, and DDoS records fall from 16, 14, and 10 to 3, 5, and 1. A second, independent federated training run of the selected recipe gives F1 99.38 and 23 missed attacks (Table 1). The variants were designed after we saw that the initial TON_IoT model left room for improvement, but the choice among them used validation data only.</w:t>
       </w:r>
     </w:p>
     <w:p>
@@ -23953,7 +22355,7 @@
         <w:spacing w:after="160"/>
       </w:pPr>
       <w:r>
-        <w:t xml:space="preserve">The meta-review asked what this work contributes beyond composing known techniques. We consider four results non-obvious from the individual literatures: (1) a federated IDS that is within about 1.7 F1 of centralized training and nearly insensitive to an extreme Dirichlet(0.3) partition on two datasets; (2) compression to 65 KB with no loss using only one client's data, together with a quantified dependence on that client's class mix; (3) the dataset-dependent failure of training-time QAT under FL, traced to heavy-tailed features rather than to optimization; and (4) the four silent failure modes and the invariant that detects them; and (5) the instability of full-integer PTQ across calibration draws and a one-line fix (clipped calibration), together with a local-only baseline that locates the benefit of federation in clients with few local attacks. The paper is an evidence-backed characterization, not a new algorithm, and we state that explicitly.</w:t>
+        <w:t xml:space="preserve">The meta-review asked what this work contributes beyond composing known techniques. We consider four results non-obvious from the individual literatures: (1) a federated IDS that is within about 1.7 F1 of centralized training and loses less than one F1 point under an extreme Dirichlet(0.3) partition on two datasets; (2) compression to 65 KB with no loss using only one client's data, together with a quantified dependence on that client's class mix; (3) the dataset-dependent failure of training-time QAT under FL, traced to heavy-tailed features rather than to optimization; and (4) the four silent failure modes and the invariant that detects them; and (5) the instability of full-integer PTQ across calibration draws and a one-line fix (clipped calibration), together with a local-only baseline that locates the benefit of federation in clients with few local attacks. The paper is an evidence-backed characterization, not a new algorithm, and we state that explicitly.</w:t>
       </w:r>
     </w:p>
     <w:p>
@@ -23977,7 +22379,7 @@
         <w:t xml:space="preserve">Single seed. </w:t>
       </w:r>
       <w:r>
-        <w:t xml:space="preserve">Every configuration was run once. Differences below about one F1 point (e.g. near-IID vs. Dirichlet on CIC-IDS2017) should not be over-interpreted until seed variance is measured.</w:t>
+        <w:t xml:space="preserve">Every configuration was run once, except for a second federated training run on TON_IoT, which differs by 0.03 F1 (Table 1), and the repeated fine-tuning draws of Sections 5.9 and 5.12–5.13. Differences below about one F1 point (e.g. near-IID vs. Dirichlet on CIC-IDS2017) should not be over-interpreted until seed variance is measured more broadly.</w:t>
       </w:r>
     </w:p>
     <w:p>
@@ -24038,21 +22440,6 @@
       </w:r>
       <w:r>
         <w:t xml:space="preserve">All results use one MLP; the QAT failure mode (Section 5.6) may differ for architectures with input normalization layers.</w:t>
-      </w:r>
-    </w:p>
-    <w:p>
-      <w:pPr>
-        <w:spacing w:after="140"/>
-      </w:pPr>
-      <w:r>
-        <w:rPr>
-          <w:b/>
-          <w:bCs/>
-        </w:rPr>
-        <w:t xml:space="preserve">Two TON_IoT federated models. </w:t>
-      </w:r>
-      <w:r>
-        <w:t xml:space="preserve">Only Sections 5.8, 5.14, and 6.1 use the improved TON_IoT federated model; the other TON_IoT results use the original 37-feature model and were not re-run with the improved one.</w:t>
       </w:r>
     </w:p>
     <w:p>
@@ -24131,7 +22518,7 @@
         <w:spacing w:after="160"/>
       </w:pPr>
       <w:r>
-        <w:t xml:space="preserve">A federated MLP intrusion detector trained with FedAvgM, a shared cosine schedule, and focal loss comes close to centralized training on CIC-IDS2017 and TON_IoT and is robust to a strongly non-IID partition. It can be compressed to a 65 KB INT8 TensorFlow Lite model (12.3×) without loss using only one participating client's data, provided that client's class mix is representative, and with distillation, federated fine-tuning and a client-chosen threshold the 65 KB model misses about half as many attacks as the FP32 model at its default threshold (27 vs. 52 of 85,173) at an 11.3% false-alarm rate; the remaining misses are concentrated in the rarest attack classes, which the FP32 model also misses. Training-time QAT inside FL, by contrast, fails on heavy-tailed CIC-IDS2017 features while working on TON_IoT, and full-integer post-training quantization is unstable across calibration draws unless its calibration inputs are clipped. Federation matters most for clients with few local attacks, which alone miss up to 55% of attacks. Finally, four silent toolchain failures had invalidated the compressed-model results of our earlier report. An invariant check that re-evaluates the uncompressed federated model at every stage would have caught all of them.</w:t>
+        <w:t xml:space="preserve">A federated MLP intrusion detector trained with FedAvgM, a shared cosine schedule, and focal loss comes close to centralized training on CIC-IDS2017 and TON_IoT and loses less than one F1 point under a strongly non-IID partition. It can be compressed to a 65 KB INT8 TensorFlow Lite model (12.3×) without loss using only one participating client's data, provided that client's class mix is representative, and with distillation, federated fine-tuning and a client-chosen threshold the 65 KB model misses about half as many attacks as the FP32 model at its default threshold (27 vs. 52 of 85,173) at an 11.3% false-alarm rate; the remaining misses are concentrated in the rarest attack classes, which the FP32 model also misses. Training-time QAT inside FL, by contrast, fails on heavy-tailed CIC-IDS2017 features while working on TON_IoT, and full-integer post-training quantization is unstable across calibration draws unless its calibration inputs are clipped. Federation matters most for clients with few local attacks, which alone miss up to 55% of attacks. Finally, four silent toolchain failures had invalidated the compressed-model results of our earlier report. An invariant check that re-evaluates the uncompressed federated model at every stage would have caught all of them.</w:t>
       </w:r>
     </w:p>
     <w:p>
@@ -24556,7 +22943,7 @@
         <w:t xml:space="preserve">3. </w:t>
       </w:r>
       <w:r>
-        <w:t xml:space="preserve">Parity check: for 8 fixed standardized input vectors per dataset (78 features for CIC-IDS2017, 43 for the improved TON_IoT model), the firmware compares each model's on-device output with the host TFLite output (include/test_vectors.h) and reports the maximum absolute difference and decision agreement at the model's deployment threshold. A host build against the same TensorFlow Lite Micro library matched exactly (FP32) and within one quantization step (INT8, 1/256), with 8/8 decisions in agreement for every model.</w:t>
+        <w:t xml:space="preserve">Parity check: for 8 fixed standardized input vectors per dataset (78 features for CIC-IDS2017, 43 for TON_IoT), the firmware compares each model's on-device output with the host TFLite output (include/test_vectors.h) and reports the maximum absolute difference and decision agreement at the model's deployment threshold. A host build against the same TensorFlow Lite Micro library matched exactly (FP32) and within one quantization step (INT8, 1/256), with 8/8 decisions in agreement for every model.</w:t>
       </w:r>
     </w:p>
     <w:p>

--- a/paper/TinyML_Federated_IDS_Revised.docx
+++ b/paper/TinyML_Federated_IDS_Revised.docx
@@ -276,7 +276,7 @@
         <w:spacing w:after="200"/>
       </w:pPr>
       <w:r>
-        <w:t xml:space="preserve">Federated Learning (FL) combined with TinyML is an attractive basis for privacy-preserving intrusion detection on microcontroller-class IoT devices, but the claim that a federated model can be compressed for such devices without losing detection quality is rarely tested end to end. We train a multilayer-perceptron intrusion detector with Flower (FedAvgM, cosine learning-rate decay, focal loss) on CIC-IDS2017 and TON_IoT, and compress it for TensorFlow Lite Micro using only data a federated deployment would actually hold. Three results stand out. First, federated training comes close to centralized training on the same recipe (F1 85.70 vs. 87.35 on CIC-IDS2017; 99.41 vs. 99.68 on TON_IoT), and a strongly non-IID Dirichlet(0.3) partition costs at most about one F1 point. Second, structured pruning followed by fine-tuning and QAT fine-tuning on a single participating client's local data yields a 65 KB INT8 model (12.3× smaller than FP32) with no loss relative to the federated model (F1 85.59, Attack Recall 99.66% on CIC-IDS2017; F1 98.67 on TON_IoT). How well this works depends on how closely that client's class mix matches the global one. When missed attacks must be minimized, distillation from the federated model and a threshold chosen on the client's own held-out data together with fine-tuning on all clients' local data, let the 65 KB model miss 27 of 85,173 attacks, about half as many as the FP32 model at its default threshold (52), at an 11.3% false-alarm rate; on TON_IoT the same recipe lets a 55 KB model miss 12 of 16,215 attacks at 6.6%. For on-device deployment we use a 112 KB CIC-IDS2017 variant (23 of 85,173 missed at 9.7%, mean over fine-tuning draws) and this 55 KB TON_IoT model. Third, training-time quantization-aware training inside FL collapses on CIC-IDS2017 (34.7% accuracy): heavy-tailed standardized features drive the learned INT8 input range to [−1231, 405]. The same method works on TON_IoT, and full-integer post-training quantization of the float model avoids that collapse but is unstable across calibration draws (F1 between 33 and 99 for the same TON_IoT model) until the calibration inputs are clipped, after which it is stable (F1 99.19 for every calibration set). A local-only baseline shows where federation pays off: clients with few local attacks detect 45–93% of attacks alone and 99.8–99.99% with the federated model. We also document four silent failure modes in a common TensorFlow, tfmot, and Flower toolchain that had invalidated the compressed-model results of our own earlier report, together with the checks that catch them.</w:t>
+        <w:t xml:space="preserve">Federated Learning (FL) combined with TinyML is an attractive basis for privacy-preserving intrusion detection on microcontroller-class IoT devices, but the claim that a federated model can be compressed for such devices without losing detection quality is rarely tested end to end. We train a multilayer-perceptron intrusion detector with Flower (FedAvgM, cosine learning-rate decay, focal loss) on CIC-IDS2017 and TON_IoT, and compress it for TensorFlow Lite Micro using only data a federated deployment would actually hold. Three results stand out. First, federated training comes close to centralized training on the same recipe (F1 85.70 vs. 87.35 on CIC-IDS2017; 99.41 vs. 99.68 on TON_IoT), and a strongly non-IID Dirichlet(0.3) partition costs at most about one F1 point. Second, structured pruning followed by fine-tuning and QAT fine-tuning on a single participating client's local data yields a 65 KB INT8 model (12.3× smaller than FP32) with no loss relative to the federated model (F1 85.59, Attack Recall 99.66% on CIC-IDS2017; F1 98.67 on TON_IoT). How well this works depends on how closely that client's class mix matches the global one. When missed attacks must be minimized, distillation from the federated model and a threshold chosen on the client's own held-out data together with fine-tuning on all clients' local data, let the 65 KB model miss 27 of 85,173 attacks, about half as many as the FP32 model at its default threshold (52), at an 11.3% false-alarm rate; on TON_IoT the same recipe lets a 57 KB model miss 12 of 16,215 attacks at 6.6%. For on-device deployment we use a 112 KB CIC-IDS2017 variant (23 of 85,173 missed at 9.7%, mean over fine-tuning draws) and this 57 KB TON_IoT model. Third, training-time quantization-aware training inside FL collapses on CIC-IDS2017 (34.7% accuracy): heavy-tailed standardized features drive the learned INT8 input range to [−1231, 405]. The same method works on TON_IoT, and full-integer post-training quantization of the float model avoids that collapse but is unstable across calibration draws (F1 between 33 and 99 for the same TON_IoT model) until the calibration inputs are clipped, after which it is stable (F1 99.19 for every calibration set). A local-only baseline shows where federation pays off: clients with few local attacks detect 45–93% of attacks alone and 99.8–99.99% with the federated model. We also document four silent failure modes in a common TensorFlow, tfmot, and Flower toolchain that had invalidated the compressed-model results of our own earlier report, together with the checks that catch them.</w:t>
       </w:r>
     </w:p>
     <w:p>
@@ -6351,7 +6351,7 @@
         <w:spacing w:after="160"/>
       </w:pPr>
       <w:r>
-        <w:t xml:space="preserve">We deploy one model per dataset, chosen in Section 5.13 for recall priority: for CIC-IDS2017 the 112 KB INT8 model (30% pruning, distillation and QAT fine-tuning on clipped inputs, threshold 0.191 chosen on client data), and for TON_IoT the 55 KB INT8 model of the same recipe with federated fine-tuning (50% pruning, threshold 0.207). On the test split the CIC-IDS2017 model misses 27 of 85,173 attacks (0.032%) and flags 10.0% of benign flows, about one in ten; the TON_IoT model misses 12 of 16,215 attacks (0.074%) and flags 6.5% of benign records, about one in fifteen. For comparison, the base recipe of Table 3 at the fixed 0.3 threshold misses 291 of 85,173 CIC-IDS2017 attacks (FAR 6.82%) and 319 of 16,215 TON_IoT attacks (FAR 2.26%). The trade-off is therefore explicit: roughly 11–27 times fewer missed attacks for 1.5–2.9 times as many false alarms. A deployment with a fixed alert budget would choose the threshold on client data for that budget instead; Section 5.4 shows that the fine-tuning client's class mix shifts the trade-off as well.</w:t>
+        <w:t xml:space="preserve">We deploy one model per dataset, chosen in Section 5.13 for recall priority: for CIC-IDS2017 the 112 KB INT8 model (30% pruning, distillation and QAT fine-tuning on clipped inputs, threshold 0.191 chosen on client data), and for TON_IoT the 57 KB INT8 model of the same recipe with federated fine-tuning (50% pruning, threshold 0.207). On the test split the CIC-IDS2017 model misses 27 of 85,173 attacks (0.032%) and flags 10.0% of benign flows, about one in ten; the TON_IoT model misses 12 of 16,215 attacks (0.074%) and flags 6.5% of benign records, about one in fifteen. For comparison, the base recipe of Table 3 at the fixed 0.3 threshold misses 291 of 85,173 CIC-IDS2017 attacks (FAR 6.82%) and 319 of 16,215 TON_IoT attacks (FAR 2.26%). The trade-off is therefore explicit: roughly 11–27 times fewer missed attacks for 1.5–2.9 times as many false alarms. A deployment with a fixed alert budget would choose the threshold on client data for that budget instead; Section 5.4 shows that the fine-tuning client's class mix shifts the trade-off as well.</w:t>
       </w:r>
     </w:p>
     <w:p>
@@ -18936,7 +18936,7 @@
         <w:spacing w:after="160"/>
       </w:pPr>
       <w:r>
-        <w:t xml:space="preserve">The same recipe also works on TON_IoT (Table 13), where the role of distillation is even clearer. Without distillation, the compressed models are so confident that a few client-validation attacks score near zero; reaching a 99.9% recall target on client data then pushes their threshold to almost zero and FAR to about 37%, with or without clipped inputs. Distilled students keep their scores in the middle of the range, and their thresholds (0.17–0.25) carry over to the test split. With federated fine-tuning the 55 KB model is also stable across draws: at a 99.99% client-validation target it misses 12 of 16,215 attacks (at most 14 over draws) at a 6.6% FAR (at most 6.8%), and at a 99.9% target 30 at 3.7%. Client-only fine-tuning misses fewer attacks on average (4) but its FAR varies between 7.2% and 17.3% across draws. The FP32 federated model reaches 9 missed attacks at a 4.7% FAR, so the 55 KB model pays roughly two FAR points at a similar miss count. XSS accounts for about half of the remaining misses. On TON_IoT the selected thresholds undershoot the recall targets on the test split (99.82% for a 99.9% target, 99.93% for 99.99% with federated fine-tuning), because client 0's 8,000-sample validation set holds only about 4,000 attacks.</w:t>
+        <w:t xml:space="preserve">The same recipe also works on TON_IoT (Table 13), where the role of distillation is even clearer. Without distillation, the compressed models are so confident that a few client-validation attacks score near zero; reaching a 99.9% recall target on client data then pushes their threshold to almost zero and FAR to about 37%, with or without clipped inputs. Distilled students keep their scores in the middle of the range, and their thresholds (0.17–0.25) carry over to the test split. With federated fine-tuning the 57 KB model is also stable across draws: at a 99.99% client-validation target it misses 12 of 16,215 attacks (at most 14 over draws) at a 6.6% FAR (at most 6.8%), and at a 99.9% target 30 at 3.7%. Client-only fine-tuning misses fewer attacks on average (4) but its FAR varies between 7.2% and 17.3% across draws. The FP32 federated model reaches 9 missed attacks at a 4.7% FAR, so the 57 KB model pays roughly two FAR points at a similar miss count. XSS accounts for about half of the remaining misses. On TON_IoT the selected thresholds undershoot the recall targets on the test split (99.82% for a 99.9% target, 99.93% for 99.99% with federated fine-tuning), because client 0's 8,000-sample validation set holds only about 4,000 attacks.</w:t>
       </w:r>
     </w:p>
     <w:tbl>
@@ -19515,7 +19515,7 @@
                 <w:sz w:val="20"/>
                 <w:szCs w:val="20"/>
               </w:rPr>
-              <w:t xml:space="preserve">55 KB, base recipe</w:t>
+              <w:t xml:space="preserve">57 KB, base recipe</w:t>
             </w:r>
           </w:p>
         </w:tc>
@@ -19685,7 +19685,7 @@
                 <w:sz w:val="20"/>
                 <w:szCs w:val="20"/>
               </w:rPr>
-              <w:t xml:space="preserve">55 KB, base recipe</w:t>
+              <w:t xml:space="preserve">57 KB, base recipe</w:t>
             </w:r>
           </w:p>
         </w:tc>
@@ -19855,7 +19855,7 @@
                 <w:sz w:val="20"/>
                 <w:szCs w:val="20"/>
               </w:rPr>
-              <w:t xml:space="preserve">55 KB, QAT on clipped inputs</w:t>
+              <w:t xml:space="preserve">57 KB, QAT on clipped inputs</w:t>
             </w:r>
           </w:p>
         </w:tc>
@@ -20025,7 +20025,7 @@
                 <w:sz w:val="20"/>
                 <w:szCs w:val="20"/>
               </w:rPr>
-              <w:t xml:space="preserve">55 KB, distillation + clipped inputs</w:t>
+              <w:t xml:space="preserve">57 KB, distillation + clipped inputs</w:t>
             </w:r>
           </w:p>
         </w:tc>
@@ -20195,7 +20195,7 @@
                 <w:sz w:val="20"/>
                 <w:szCs w:val="20"/>
               </w:rPr>
-              <w:t xml:space="preserve">55 KB, distillation + clipped inputs</w:t>
+              <w:t xml:space="preserve">57 KB, distillation + clipped inputs</w:t>
             </w:r>
           </w:p>
         </w:tc>
@@ -20365,7 +20365,7 @@
                 <w:sz w:val="20"/>
                 <w:szCs w:val="20"/>
               </w:rPr>
-              <w:t xml:space="preserve">55 KB, same + federated fine-tuning (4 clients)</w:t>
+              <w:t xml:space="preserve">57 KB, same + federated fine-tuning (4 clients)</w:t>
             </w:r>
           </w:p>
         </w:tc>
@@ -20535,7 +20535,7 @@
                 <w:sz w:val="20"/>
                 <w:szCs w:val="20"/>
               </w:rPr>
-              <w:t xml:space="preserve">55 KB, same + federated fine-tuning (4 clients)</w:t>
+              <w:t xml:space="preserve">57 KB, same + federated fine-tuning (4 clients)</w:t>
             </w:r>
           </w:p>
         </w:tc>
@@ -20705,7 +20705,7 @@
                 <w:sz w:val="20"/>
                 <w:szCs w:val="20"/>
               </w:rPr>
-              <w:t xml:space="preserve">55 KB, same + federated fine-tuning (4 clients)</w:t>
+              <w:t xml:space="preserve">57 KB, same + federated fine-tuning (4 clients)</w:t>
             </w:r>
           </w:p>
         </w:tc>
@@ -21044,7 +21044,7 @@
         <w:spacing w:after="160"/>
       </w:pPr>
       <w:r>
-        <w:t xml:space="preserve">For a recall-priority deployment we therefore recommend one recipe for both datasets: distillation from the federated model, QAT fine-tuning on clipped inputs with federated fine-tuning across clients, and a threshold chosen on client-held data for the required recall. On a 65 KB budget for CIC-IDS2017 the price is about one benign flow in nine raising an alert; where 112 KB of flash is available, 30% pruning lowers that to about one in ten at the same recall and keeps the rare Heartbleed attacks. On TON_IoT the 55 KB model misses 12 of 16,215 attacks at about one false alarm in fifteen benign records. We deploy the CIC-IDS2017 112 KB model and the TON_IoT 55 KB federated-fine-tuned model (first fine-tuning draw of each; Section 5.8) and benchmark them on the ESP32 (Section 6.1).</w:t>
+        <w:t xml:space="preserve">For a recall-priority deployment we therefore recommend one recipe for both datasets: distillation from the federated model, QAT fine-tuning on clipped inputs with federated fine-tuning across clients, and a threshold chosen on client-held data for the required recall. On a 65 KB budget for CIC-IDS2017 the price is about one benign flow in nine raising an alert; where 112 KB of flash is available, 30% pruning lowers that to about one in ten at the same recall and keeps the rare Heartbleed attacks. On TON_IoT the 57 KB model misses 12 of 16,215 attacks at about one false alarm in fifteen benign records. We deploy the CIC-IDS2017 112 KB model and the TON_IoT 57 KB federated-fine-tuned model (first fine-tuning draw of each; Section 5.8) and benchmark them on the ESP32 (Section 6.1).</w:t>
       </w:r>
     </w:p>
     <w:p>
@@ -22245,7 +22245,7 @@
         <w:spacing w:after="160"/>
       </w:pPr>
       <w:r>
-        <w:t xml:space="preserve">IoT deployments vary in MCU architecture, memory, and clock, and interpreter latency on a workstation does not establish on-device latency. We provide ESP32 firmware that embeds both deployment models (CIC-IDS2017, 112 KB INT8; TON_IoT, 55 KB INT8) and the FP32 federated models they were compressed from (803 KB and 732 KB). It checks on-device outputs against the host TFLite interpreter on fixed inputs, including decision agreement at each model's deployment threshold, and times 100 inferences per model. A host build against the same TensorFlow Lite Micro library reproduces the interpreter outputs exactly (FP32) and within one INT8 output step (at most 0.004), with all decisions in agreement. Tensor-arena use is 2.2–4.6 KB, well within ESP32 SRAM. </w:t>
+        <w:t xml:space="preserve">IoT deployments vary in MCU architecture, memory, and clock, and interpreter latency on a workstation does not establish on-device latency. We provide ESP32 firmware that embeds both deployment models (CIC-IDS2017, 112 KB INT8; TON_IoT, 57 KB INT8) and the FP32 federated models they were compressed from (803 KB and 732 KB). It checks on-device outputs against the host TFLite interpreter on fixed inputs, including decision agreement at each model's deployment threshold, and times 100 inferences per model. A host build against the same TensorFlow Lite Micro library reproduces the interpreter outputs exactly (FP32) and within one INT8 output step (at most 0.004), with all decisions in agreement. Tensor-arena use is 2.2–4.6 KB, well within ESP32 SRAM. </w:t>
       </w:r>
       <w:r>
         <w:rPr>
@@ -22556,7 +22556,7 @@
           <w:sz w:val="20"/>
           <w:szCs w:val="20"/>
         </w:rPr>
-        <w:t xml:space="preserve">[2] Colby Banbury, Chia-Yu Zhou, and Igor Fedorov. 2020. TinyML: Machine Learning with TensorFlow Lite on Arduino and Ultra-Low-Power Microcontrollers. arXiv preprint arXiv:2003.05403 (2020).</w:t>
+        <w:t xml:space="preserve">[2] Colby R. Banbury, Vijay Janapa Reddi, Max Lam, William Fu, Amin Fazel, Jeremy Holleman, Xinyuan Huang, Robert Hurtado, David Kanter, Anton Lokhmotov, David Patterson, Danilo Pau, Jae-sun Seo, Jeff Sieracki, Urmish Thakker, Marian Verhelst, and Poonam Yadav. 2020. Benchmarking TinyML Systems: Challenges and Direction. arXiv preprint arXiv:2003.04821 (2020).</w:t>
       </w:r>
     </w:p>
     <w:p>

--- a/paper/TinyML_Federated_IDS_Revised.docx
+++ b/paper/TinyML_Federated_IDS_Revised.docx
@@ -382,6 +382,14 @@
     </w:p>
     <w:p>
       <w:pPr>
+        <w:spacing w:after="160"/>
+      </w:pPr>
+      <w:r>
+        <w:t xml:space="preserve">Calibration need not use the extremes of each activation: percentile and entropy (KL) calibration [25] and the MSE-optimal clip of ACIQ [26] clip the ranges, and Wu et al. recommend calibrating first and then fine-tuning with QAT [25]. PACT [27] and LSQ [28] learn the clip or the step size during QAT, and DFQ quantizes without data by equalizing weight ranges across layers (cross-layer equalization, CLE) [29]. Distillation has been combined with quantization before [30], and TensorFlow Model Optimization provides sparsity-preserving QAT because standard QAT re-densifies pruned weights [33]. In federated learning, quantization has mainly been used to compress model updates [31]; Gupta et al. train federated models that stay accurate under later quantization [32]. Our input clipping (Section 5.9) is an instance of clipped calibration; Section 5.15 compares it with these estimators and with QAT-range, data-free and learned-clipping variants on our models.</w:t>
+      </w:r>
+    </w:p>
+    <w:p>
+      <w:pPr>
         <w:pStyle w:val="Heading2"/>
         <w:spacing w:after="140" w:before="260"/>
       </w:pPr>
@@ -8566,7 +8574,7 @@
         <w:spacing w:after="160"/>
       </w:pPr>
       <w:r>
-        <w:t xml:space="preserve">QAT fine-tuning learns its activation ranges as moving averages during fine-tuning. It is more stable than PTQ but not independent of the fine-tuning draw. Repeating the base recipe with five different 10,000-sample fine-tuning draws from client 0 gives F1 98.79–99.51 on TON_IoT (PTQ of the same pruned models: 96.89–99.19) and 86.77–89.28 on CIC-IDS2017 (PTQ: 79.37–89.05). The Table 3 deployment (F1 85.59) lies below all five repeated draws, so it is a conservative rather than a selected result. A spread of about 2.5 F1 from the fine-tuning draw alone should be kept in mind when reading Tables 3–4 and Figure 1.</w:t>
+        <w:t xml:space="preserve">QAT fine-tuning is more stable than PTQ (Section 5.15 explains why) but not independent of the fine-tuning draw. Repeating the base recipe with five different 10,000-sample fine-tuning draws from client 0 gives F1 98.79–99.51 on TON_IoT (PTQ of the same pruned models: 96.89–99.19) and 86.77–89.28 on CIC-IDS2017 (PTQ: 79.37–89.05). The Table 3 deployment (F1 85.59) lies below all five repeated draws, so it is a conservative rather than a selected result. A spread of about 2.5 F1 from the fine-tuning draw alone should be kept in mind when reading Tables 3–4 and Figure 1.</w:t>
       </w:r>
     </w:p>
     <w:p>
@@ -22220,6 +22228,4171 @@
       </w:pPr>
       <w:r>
         <w:t xml:space="preserve">The text-derived features and the higher focal α each roughly halve the validation false-alarm rate at 99.9% recall, and together they are best (3.01% vs. 6.84%); α = 0.65 and longer training do not help. On the test split, the model trained with the initial recipe misses 61 of 16,215 attacks at the 0.3 threshold (FAR 2.76%), against 19 (FAR 3.61%) for the selected recipe, and at an equal 99.9% test recall its FAR is 7.16% against 4.52% (ROC-AUC 0.99860 vs. 0.99895). Missed DoS, MITM, and DDoS records fall from 16, 14, and 10 to 3, 5, and 1. A second, independent federated training run of the selected recipe gives F1 99.38 and 23 missed attacks (Table 1). The variants were designed after we saw that the initial TON_IoT model left room for improvement, but the choice among them used validation data only.</w:t>
+      </w:r>
+    </w:p>
+    <w:p>
+      <w:pPr>
+        <w:pStyle w:val="Heading2"/>
+        <w:spacing w:after="140" w:before="260"/>
+      </w:pPr>
+      <w:r>
+        <w:t xml:space="preserve">5.15 Calibration Estimators, QAT Ranges, and Data-Free Calibration</w:t>
+      </w:r>
+    </w:p>
+    <w:p>
+      <w:pPr>
+        <w:spacing w:after="160"/>
+      </w:pPr>
+      <w:r>
+        <w:t xml:space="preserve">We tested the quantization methods of Section 2.3 on our federated models. To compare range estimators with everything else fixed, we build the tfmot fake-quantization model, set its activation ranges directly, and convert it; with min/max ranges this reproduces TensorFlow Lite's per-tensor PTQ exactly (same F1, FAR and missed attacks on every calibration set). TensorFlow Lite's default PTQ uses per-channel weight scales, whereas QAT exports use per-tensor scales, so Table 15 lists both.</w:t>
+      </w:r>
+    </w:p>
+    <w:tbl>
+      <w:tblPr>
+        <w:tblW w:type="dxa" w:w="8900"/>
+        <w:tblBorders>
+          <w:top w:val="single" w:color="auto" w:sz="4"/>
+          <w:left w:val="single" w:color="auto" w:sz="4"/>
+          <w:bottom w:val="single" w:color="auto" w:sz="4"/>
+          <w:right w:val="single" w:color="auto" w:sz="4"/>
+          <w:insideH w:val="single" w:color="auto" w:sz="4"/>
+          <w:insideV w:val="single" w:color="auto" w:sz="4"/>
+        </w:tblBorders>
+      </w:tblPr>
+      <w:tblGrid>
+        <w:gridCol w:w="1000"/>
+        <w:gridCol w:w="2500"/>
+        <w:gridCol w:w="1100"/>
+        <w:gridCol w:w="900"/>
+        <w:gridCol w:w="700"/>
+        <w:gridCol w:w="1100"/>
+        <w:gridCol w:w="900"/>
+        <w:gridCol w:w="700"/>
+      </w:tblGrid>
+      <w:tr>
+        <w:trPr>
+          <w:tblHeader/>
+        </w:trPr>
+        <w:tc>
+          <w:tcPr>
+            <w:tcW w:type="dxa" w:w="1000"/>
+            <w:shd w:fill="D9E2F3" w:val="clear"/>
+            <w:tcMar>
+              <w:top w:type="dxa" w:w="60"/>
+              <w:left w:type="dxa" w:w="100"/>
+              <w:bottom w:type="dxa" w:w="60"/>
+              <w:right w:type="dxa" w:w="100"/>
+            </w:tcMar>
+            <w:vAlign w:val="center"/>
+          </w:tcPr>
+          <w:p>
+            <w:pPr>
+              <w:jc w:val="center"/>
+            </w:pPr>
+            <w:r>
+              <w:rPr>
+                <w:b/>
+                <w:bCs/>
+                <w:sz w:val="20"/>
+                <w:szCs w:val="20"/>
+              </w:rPr>
+              <w:t xml:space="preserve">Weights</w:t>
+            </w:r>
+          </w:p>
+        </w:tc>
+        <w:tc>
+          <w:tcPr>
+            <w:tcW w:type="dxa" w:w="2500"/>
+            <w:shd w:fill="D9E2F3" w:val="clear"/>
+            <w:tcMar>
+              <w:top w:type="dxa" w:w="60"/>
+              <w:left w:type="dxa" w:w="100"/>
+              <w:bottom w:type="dxa" w:w="60"/>
+              <w:right w:type="dxa" w:w="100"/>
+            </w:tcMar>
+            <w:vAlign w:val="center"/>
+          </w:tcPr>
+          <w:p>
+            <w:pPr>
+              <w:jc w:val="center"/>
+            </w:pPr>
+            <w:r>
+              <w:rPr>
+                <w:b/>
+                <w:bCs/>
+                <w:sz w:val="20"/>
+                <w:szCs w:val="20"/>
+              </w:rPr>
+              <w:t xml:space="preserve">Range estimator</w:t>
+            </w:r>
+          </w:p>
+        </w:tc>
+        <w:tc>
+          <w:tcPr>
+            <w:tcW w:type="dxa" w:w="1100"/>
+            <w:shd w:fill="D9E2F3" w:val="clear"/>
+            <w:tcMar>
+              <w:top w:type="dxa" w:w="60"/>
+              <w:left w:type="dxa" w:w="100"/>
+              <w:bottom w:type="dxa" w:w="60"/>
+              <w:right w:type="dxa" w:w="100"/>
+            </w:tcMar>
+            <w:vAlign w:val="center"/>
+          </w:tcPr>
+          <w:p>
+            <w:pPr>
+              <w:jc w:val="center"/>
+            </w:pPr>
+            <w:r>
+              <w:rPr>
+                <w:b/>
+                <w:bCs/>
+                <w:sz w:val="20"/>
+                <w:szCs w:val="20"/>
+              </w:rPr>
+              <w:t xml:space="preserve">CIC F1 [min]</w:t>
+            </w:r>
+          </w:p>
+        </w:tc>
+        <w:tc>
+          <w:tcPr>
+            <w:tcW w:type="dxa" w:w="900"/>
+            <w:shd w:fill="D9E2F3" w:val="clear"/>
+            <w:tcMar>
+              <w:top w:type="dxa" w:w="60"/>
+              <w:left w:type="dxa" w:w="100"/>
+              <w:bottom w:type="dxa" w:w="60"/>
+              <w:right w:type="dxa" w:w="100"/>
+            </w:tcMar>
+            <w:vAlign w:val="center"/>
+          </w:tcPr>
+          <w:p>
+            <w:pPr>
+              <w:jc w:val="center"/>
+            </w:pPr>
+            <w:r>
+              <w:rPr>
+                <w:b/>
+                <w:bCs/>
+                <w:sz w:val="20"/>
+                <w:szCs w:val="20"/>
+              </w:rPr>
+              <w:t xml:space="preserve">CIC missed / 85,173</w:t>
+            </w:r>
+          </w:p>
+        </w:tc>
+        <w:tc>
+          <w:tcPr>
+            <w:tcW w:type="dxa" w:w="700"/>
+            <w:shd w:fill="D9E2F3" w:val="clear"/>
+            <w:tcMar>
+              <w:top w:type="dxa" w:w="60"/>
+              <w:left w:type="dxa" w:w="100"/>
+              <w:bottom w:type="dxa" w:w="60"/>
+              <w:right w:type="dxa" w:w="100"/>
+            </w:tcMar>
+            <w:vAlign w:val="center"/>
+          </w:tcPr>
+          <w:p>
+            <w:pPr>
+              <w:jc w:val="center"/>
+            </w:pPr>
+            <w:r>
+              <w:rPr>
+                <w:b/>
+                <w:bCs/>
+                <w:sz w:val="20"/>
+                <w:szCs w:val="20"/>
+              </w:rPr>
+              <w:t xml:space="preserve">CIC FAR</w:t>
+            </w:r>
+          </w:p>
+        </w:tc>
+        <w:tc>
+          <w:tcPr>
+            <w:tcW w:type="dxa" w:w="1100"/>
+            <w:shd w:fill="D9E2F3" w:val="clear"/>
+            <w:tcMar>
+              <w:top w:type="dxa" w:w="60"/>
+              <w:left w:type="dxa" w:w="100"/>
+              <w:bottom w:type="dxa" w:w="60"/>
+              <w:right w:type="dxa" w:w="100"/>
+            </w:tcMar>
+            <w:vAlign w:val="center"/>
+          </w:tcPr>
+          <w:p>
+            <w:pPr>
+              <w:jc w:val="center"/>
+            </w:pPr>
+            <w:r>
+              <w:rPr>
+                <w:b/>
+                <w:bCs/>
+                <w:sz w:val="20"/>
+                <w:szCs w:val="20"/>
+              </w:rPr>
+              <w:t xml:space="preserve">TON F1 [min]</w:t>
+            </w:r>
+          </w:p>
+        </w:tc>
+        <w:tc>
+          <w:tcPr>
+            <w:tcW w:type="dxa" w:w="900"/>
+            <w:shd w:fill="D9E2F3" w:val="clear"/>
+            <w:tcMar>
+              <w:top w:type="dxa" w:w="60"/>
+              <w:left w:type="dxa" w:w="100"/>
+              <w:bottom w:type="dxa" w:w="60"/>
+              <w:right w:type="dxa" w:w="100"/>
+            </w:tcMar>
+            <w:vAlign w:val="center"/>
+          </w:tcPr>
+          <w:p>
+            <w:pPr>
+              <w:jc w:val="center"/>
+            </w:pPr>
+            <w:r>
+              <w:rPr>
+                <w:b/>
+                <w:bCs/>
+                <w:sz w:val="20"/>
+                <w:szCs w:val="20"/>
+              </w:rPr>
+              <w:t xml:space="preserve">TON missed / 16,215</w:t>
+            </w:r>
+          </w:p>
+        </w:tc>
+        <w:tc>
+          <w:tcPr>
+            <w:tcW w:type="dxa" w:w="700"/>
+            <w:shd w:fill="D9E2F3" w:val="clear"/>
+            <w:tcMar>
+              <w:top w:type="dxa" w:w="60"/>
+              <w:left w:type="dxa" w:w="100"/>
+              <w:bottom w:type="dxa" w:w="60"/>
+              <w:right w:type="dxa" w:w="100"/>
+            </w:tcMar>
+            <w:vAlign w:val="center"/>
+          </w:tcPr>
+          <w:p>
+            <w:pPr>
+              <w:jc w:val="center"/>
+            </w:pPr>
+            <w:r>
+              <w:rPr>
+                <w:b/>
+                <w:bCs/>
+                <w:sz w:val="20"/>
+                <w:szCs w:val="20"/>
+              </w:rPr>
+              <w:t xml:space="preserve">TON FAR</w:t>
+            </w:r>
+          </w:p>
+        </w:tc>
+      </w:tr>
+      <w:tr>
+        <w:tc>
+          <w:tcPr>
+            <w:tcW w:type="dxa" w:w="1000"/>
+            <w:tcMar>
+              <w:top w:type="dxa" w:w="60"/>
+              <w:left w:type="dxa" w:w="100"/>
+              <w:bottom w:type="dxa" w:w="60"/>
+              <w:right w:type="dxa" w:w="100"/>
+            </w:tcMar>
+            <w:vAlign w:val="center"/>
+          </w:tcPr>
+          <w:p>
+            <w:pPr>
+              <w:jc w:val="left"/>
+            </w:pPr>
+            <w:r>
+              <w:rPr>
+                <w:sz w:val="20"/>
+                <w:szCs w:val="20"/>
+              </w:rPr>
+              <w:t xml:space="preserve">per-channel</w:t>
+            </w:r>
+          </w:p>
+        </w:tc>
+        <w:tc>
+          <w:tcPr>
+            <w:tcW w:type="dxa" w:w="2500"/>
+            <w:tcMar>
+              <w:top w:type="dxa" w:w="60"/>
+              <w:left w:type="dxa" w:w="100"/>
+              <w:bottom w:type="dxa" w:w="60"/>
+              <w:right w:type="dxa" w:w="100"/>
+            </w:tcMar>
+            <w:vAlign w:val="center"/>
+          </w:tcPr>
+          <w:p>
+            <w:pPr>
+              <w:jc w:val="center"/>
+            </w:pPr>
+            <w:r>
+              <w:rPr>
+                <w:sz w:val="20"/>
+                <w:szCs w:val="20"/>
+              </w:rPr>
+              <w:t xml:space="preserve">min/max (TFLite default)</w:t>
+            </w:r>
+          </w:p>
+        </w:tc>
+        <w:tc>
+          <w:tcPr>
+            <w:tcW w:type="dxa" w:w="1100"/>
+            <w:tcMar>
+              <w:top w:type="dxa" w:w="60"/>
+              <w:left w:type="dxa" w:w="100"/>
+              <w:bottom w:type="dxa" w:w="60"/>
+              <w:right w:type="dxa" w:w="100"/>
+            </w:tcMar>
+            <w:vAlign w:val="center"/>
+          </w:tcPr>
+          <w:p>
+            <w:pPr>
+              <w:jc w:val="center"/>
+            </w:pPr>
+            <w:r>
+              <w:rPr>
+                <w:sz w:val="20"/>
+                <w:szCs w:val="20"/>
+              </w:rPr>
+              <w:t xml:space="preserve">77.67 [29.16]</w:t>
+            </w:r>
+          </w:p>
+        </w:tc>
+        <w:tc>
+          <w:tcPr>
+            <w:tcW w:type="dxa" w:w="900"/>
+            <w:tcMar>
+              <w:top w:type="dxa" w:w="60"/>
+              <w:left w:type="dxa" w:w="100"/>
+              <w:bottom w:type="dxa" w:w="60"/>
+              <w:right w:type="dxa" w:w="100"/>
+            </w:tcMar>
+            <w:vAlign w:val="center"/>
+          </w:tcPr>
+          <w:p>
+            <w:pPr>
+              <w:jc w:val="center"/>
+            </w:pPr>
+            <w:r>
+              <w:rPr>
+                <w:sz w:val="20"/>
+                <w:szCs w:val="20"/>
+              </w:rPr>
+              <w:t xml:space="preserve">349</w:t>
+            </w:r>
+          </w:p>
+        </w:tc>
+        <w:tc>
+          <w:tcPr>
+            <w:tcW w:type="dxa" w:w="700"/>
+            <w:tcMar>
+              <w:top w:type="dxa" w:w="60"/>
+              <w:left w:type="dxa" w:w="100"/>
+              <w:bottom w:type="dxa" w:w="60"/>
+              <w:right w:type="dxa" w:w="100"/>
+            </w:tcMar>
+            <w:vAlign w:val="center"/>
+          </w:tcPr>
+          <w:p>
+            <w:pPr>
+              <w:jc w:val="center"/>
+            </w:pPr>
+            <w:r>
+              <w:rPr>
+                <w:sz w:val="20"/>
+                <w:szCs w:val="20"/>
+              </w:rPr>
+              <w:t xml:space="preserve">15.51%</w:t>
+            </w:r>
+          </w:p>
+        </w:tc>
+        <w:tc>
+          <w:tcPr>
+            <w:tcW w:type="dxa" w:w="1100"/>
+            <w:tcMar>
+              <w:top w:type="dxa" w:w="60"/>
+              <w:left w:type="dxa" w:w="100"/>
+              <w:bottom w:type="dxa" w:w="60"/>
+              <w:right w:type="dxa" w:w="100"/>
+            </w:tcMar>
+            <w:vAlign w:val="center"/>
+          </w:tcPr>
+          <w:p>
+            <w:pPr>
+              <w:jc w:val="center"/>
+            </w:pPr>
+            <w:r>
+              <w:rPr>
+                <w:sz w:val="20"/>
+                <w:szCs w:val="20"/>
+              </w:rPr>
+              <w:t xml:space="preserve">77.91 [32.72]</w:t>
+            </w:r>
+          </w:p>
+        </w:tc>
+        <w:tc>
+          <w:tcPr>
+            <w:tcW w:type="dxa" w:w="900"/>
+            <w:tcMar>
+              <w:top w:type="dxa" w:w="60"/>
+              <w:left w:type="dxa" w:w="100"/>
+              <w:bottom w:type="dxa" w:w="60"/>
+              <w:right w:type="dxa" w:w="100"/>
+            </w:tcMar>
+            <w:vAlign w:val="center"/>
+          </w:tcPr>
+          <w:p>
+            <w:pPr>
+              <w:jc w:val="center"/>
+            </w:pPr>
+            <w:r>
+              <w:rPr>
+                <w:sz w:val="20"/>
+                <w:szCs w:val="20"/>
+              </w:rPr>
+              <w:t xml:space="preserve">4,779</w:t>
+            </w:r>
+          </w:p>
+        </w:tc>
+        <w:tc>
+          <w:tcPr>
+            <w:tcW w:type="dxa" w:w="700"/>
+            <w:tcMar>
+              <w:top w:type="dxa" w:w="60"/>
+              <w:left w:type="dxa" w:w="100"/>
+              <w:bottom w:type="dxa" w:w="60"/>
+              <w:right w:type="dxa" w:w="100"/>
+            </w:tcMar>
+            <w:vAlign w:val="center"/>
+          </w:tcPr>
+          <w:p>
+            <w:pPr>
+              <w:jc w:val="center"/>
+            </w:pPr>
+            <w:r>
+              <w:rPr>
+                <w:sz w:val="20"/>
+                <w:szCs w:val="20"/>
+              </w:rPr>
+              <w:t xml:space="preserve">2.99%</w:t>
+            </w:r>
+          </w:p>
+        </w:tc>
+      </w:tr>
+      <w:tr>
+        <w:tc>
+          <w:tcPr>
+            <w:tcW w:type="dxa" w:w="1000"/>
+            <w:tcMar>
+              <w:top w:type="dxa" w:w="60"/>
+              <w:left w:type="dxa" w:w="100"/>
+              <w:bottom w:type="dxa" w:w="60"/>
+              <w:right w:type="dxa" w:w="100"/>
+            </w:tcMar>
+            <w:vAlign w:val="center"/>
+          </w:tcPr>
+          <w:p>
+            <w:pPr>
+              <w:jc w:val="left"/>
+            </w:pPr>
+            <w:r>
+              <w:rPr>
+                <w:sz w:val="20"/>
+                <w:szCs w:val="20"/>
+              </w:rPr>
+              <w:t xml:space="preserve">per-channel</w:t>
+            </w:r>
+          </w:p>
+        </w:tc>
+        <w:tc>
+          <w:tcPr>
+            <w:tcW w:type="dxa" w:w="2500"/>
+            <w:tcMar>
+              <w:top w:type="dxa" w:w="60"/>
+              <w:left w:type="dxa" w:w="100"/>
+              <w:bottom w:type="dxa" w:w="60"/>
+              <w:right w:type="dxa" w:w="100"/>
+            </w:tcMar>
+            <w:vAlign w:val="center"/>
+          </w:tcPr>
+          <w:p>
+            <w:pPr>
+              <w:jc w:val="center"/>
+            </w:pPr>
+            <w:r>
+              <w:rPr>
+                <w:sz w:val="20"/>
+                <w:szCs w:val="20"/>
+              </w:rPr>
+              <w:t xml:space="preserve">inputs clipped ±5 SD (ours)</w:t>
+            </w:r>
+          </w:p>
+        </w:tc>
+        <w:tc>
+          <w:tcPr>
+            <w:tcW w:type="dxa" w:w="1100"/>
+            <w:tcMar>
+              <w:top w:type="dxa" w:w="60"/>
+              <w:left w:type="dxa" w:w="100"/>
+              <w:bottom w:type="dxa" w:w="60"/>
+              <w:right w:type="dxa" w:w="100"/>
+            </w:tcMar>
+            <w:vAlign w:val="center"/>
+          </w:tcPr>
+          <w:p>
+            <w:pPr>
+              <w:jc w:val="center"/>
+            </w:pPr>
+            <w:r>
+              <w:rPr>
+                <w:sz w:val="20"/>
+                <w:szCs w:val="20"/>
+              </w:rPr>
+              <w:t xml:space="preserve">84.38 [83.02]</w:t>
+            </w:r>
+          </w:p>
+        </w:tc>
+        <w:tc>
+          <w:tcPr>
+            <w:tcW w:type="dxa" w:w="900"/>
+            <w:tcMar>
+              <w:top w:type="dxa" w:w="60"/>
+              <w:left w:type="dxa" w:w="100"/>
+              <w:bottom w:type="dxa" w:w="60"/>
+              <w:right w:type="dxa" w:w="100"/>
+            </w:tcMar>
+            <w:vAlign w:val="center"/>
+          </w:tcPr>
+          <w:p>
+            <w:pPr>
+              <w:jc w:val="center"/>
+            </w:pPr>
+            <w:r>
+              <w:rPr>
+                <w:sz w:val="20"/>
+                <w:szCs w:val="20"/>
+              </w:rPr>
+              <w:t xml:space="preserve">68</w:t>
+            </w:r>
+          </w:p>
+        </w:tc>
+        <w:tc>
+          <w:tcPr>
+            <w:tcW w:type="dxa" w:w="700"/>
+            <w:tcMar>
+              <w:top w:type="dxa" w:w="60"/>
+              <w:left w:type="dxa" w:w="100"/>
+              <w:bottom w:type="dxa" w:w="60"/>
+              <w:right w:type="dxa" w:w="100"/>
+            </w:tcMar>
+            <w:vAlign w:val="center"/>
+          </w:tcPr>
+          <w:p>
+            <w:pPr>
+              <w:jc w:val="center"/>
+            </w:pPr>
+            <w:r>
+              <w:rPr>
+                <w:sz w:val="20"/>
+                <w:szCs w:val="20"/>
+              </w:rPr>
+              <w:t xml:space="preserve">7.58%</w:t>
+            </w:r>
+          </w:p>
+        </w:tc>
+        <w:tc>
+          <w:tcPr>
+            <w:tcW w:type="dxa" w:w="1100"/>
+            <w:tcMar>
+              <w:top w:type="dxa" w:w="60"/>
+              <w:left w:type="dxa" w:w="100"/>
+              <w:bottom w:type="dxa" w:w="60"/>
+              <w:right w:type="dxa" w:w="100"/>
+            </w:tcMar>
+            <w:vAlign w:val="center"/>
+          </w:tcPr>
+          <w:p>
+            <w:pPr>
+              <w:jc w:val="center"/>
+            </w:pPr>
+            <w:r>
+              <w:rPr>
+                <w:sz w:val="20"/>
+                <w:szCs w:val="20"/>
+              </w:rPr>
+              <w:t xml:space="preserve">99.19 [99.19]</w:t>
+            </w:r>
+          </w:p>
+        </w:tc>
+        <w:tc>
+          <w:tcPr>
+            <w:tcW w:type="dxa" w:w="900"/>
+            <w:tcMar>
+              <w:top w:type="dxa" w:w="60"/>
+              <w:left w:type="dxa" w:w="100"/>
+              <w:bottom w:type="dxa" w:w="60"/>
+              <w:right w:type="dxa" w:w="100"/>
+            </w:tcMar>
+            <w:vAlign w:val="center"/>
+          </w:tcPr>
+          <w:p>
+            <w:pPr>
+              <w:jc w:val="center"/>
+            </w:pPr>
+            <w:r>
+              <w:rPr>
+                <w:sz w:val="20"/>
+                <w:szCs w:val="20"/>
+              </w:rPr>
+              <w:t xml:space="preserve">27</w:t>
+            </w:r>
+          </w:p>
+        </w:tc>
+        <w:tc>
+          <w:tcPr>
+            <w:tcW w:type="dxa" w:w="700"/>
+            <w:tcMar>
+              <w:top w:type="dxa" w:w="60"/>
+              <w:left w:type="dxa" w:w="100"/>
+              <w:bottom w:type="dxa" w:w="60"/>
+              <w:right w:type="dxa" w:w="100"/>
+            </w:tcMar>
+            <w:vAlign w:val="center"/>
+          </w:tcPr>
+          <w:p>
+            <w:pPr>
+              <w:jc w:val="center"/>
+            </w:pPr>
+            <w:r>
+              <w:rPr>
+                <w:sz w:val="20"/>
+                <w:szCs w:val="20"/>
+              </w:rPr>
+              <w:t xml:space="preserve">4.94%</w:t>
+            </w:r>
+          </w:p>
+        </w:tc>
+      </w:tr>
+      <w:tr>
+        <w:tc>
+          <w:tcPr>
+            <w:tcW w:type="dxa" w:w="1000"/>
+            <w:tcMar>
+              <w:top w:type="dxa" w:w="60"/>
+              <w:left w:type="dxa" w:w="100"/>
+              <w:bottom w:type="dxa" w:w="60"/>
+              <w:right w:type="dxa" w:w="100"/>
+            </w:tcMar>
+            <w:vAlign w:val="center"/>
+          </w:tcPr>
+          <w:p>
+            <w:pPr>
+              <w:jc w:val="left"/>
+            </w:pPr>
+            <w:r>
+              <w:rPr>
+                <w:sz w:val="20"/>
+                <w:szCs w:val="20"/>
+              </w:rPr>
+              <w:t xml:space="preserve">per-tensor</w:t>
+            </w:r>
+          </w:p>
+        </w:tc>
+        <w:tc>
+          <w:tcPr>
+            <w:tcW w:type="dxa" w:w="2500"/>
+            <w:tcMar>
+              <w:top w:type="dxa" w:w="60"/>
+              <w:left w:type="dxa" w:w="100"/>
+              <w:bottom w:type="dxa" w:w="60"/>
+              <w:right w:type="dxa" w:w="100"/>
+            </w:tcMar>
+            <w:vAlign w:val="center"/>
+          </w:tcPr>
+          <w:p>
+            <w:pPr>
+              <w:jc w:val="center"/>
+            </w:pPr>
+            <w:r>
+              <w:rPr>
+                <w:sz w:val="20"/>
+                <w:szCs w:val="20"/>
+              </w:rPr>
+              <w:t xml:space="preserve">min/max</w:t>
+            </w:r>
+          </w:p>
+        </w:tc>
+        <w:tc>
+          <w:tcPr>
+            <w:tcW w:type="dxa" w:w="1100"/>
+            <w:tcMar>
+              <w:top w:type="dxa" w:w="60"/>
+              <w:left w:type="dxa" w:w="100"/>
+              <w:bottom w:type="dxa" w:w="60"/>
+              <w:right w:type="dxa" w:w="100"/>
+            </w:tcMar>
+            <w:vAlign w:val="center"/>
+          </w:tcPr>
+          <w:p>
+            <w:pPr>
+              <w:jc w:val="center"/>
+            </w:pPr>
+            <w:r>
+              <w:rPr>
+                <w:sz w:val="20"/>
+                <w:szCs w:val="20"/>
+              </w:rPr>
+              <w:t xml:space="preserve">76.64 [29.20]</w:t>
+            </w:r>
+          </w:p>
+        </w:tc>
+        <w:tc>
+          <w:tcPr>
+            <w:tcW w:type="dxa" w:w="900"/>
+            <w:tcMar>
+              <w:top w:type="dxa" w:w="60"/>
+              <w:left w:type="dxa" w:w="100"/>
+              <w:bottom w:type="dxa" w:w="60"/>
+              <w:right w:type="dxa" w:w="100"/>
+            </w:tcMar>
+            <w:vAlign w:val="center"/>
+          </w:tcPr>
+          <w:p>
+            <w:pPr>
+              <w:jc w:val="center"/>
+            </w:pPr>
+            <w:r>
+              <w:rPr>
+                <w:sz w:val="20"/>
+                <w:szCs w:val="20"/>
+              </w:rPr>
+              <w:t xml:space="preserve">397</w:t>
+            </w:r>
+          </w:p>
+        </w:tc>
+        <w:tc>
+          <w:tcPr>
+            <w:tcW w:type="dxa" w:w="700"/>
+            <w:tcMar>
+              <w:top w:type="dxa" w:w="60"/>
+              <w:left w:type="dxa" w:w="100"/>
+              <w:bottom w:type="dxa" w:w="60"/>
+              <w:right w:type="dxa" w:w="100"/>
+            </w:tcMar>
+            <w:vAlign w:val="center"/>
+          </w:tcPr>
+          <w:p>
+            <w:pPr>
+              <w:jc w:val="center"/>
+            </w:pPr>
+            <w:r>
+              <w:rPr>
+                <w:sz w:val="20"/>
+                <w:szCs w:val="20"/>
+              </w:rPr>
+              <w:t xml:space="preserve">16.14%</w:t>
+            </w:r>
+          </w:p>
+        </w:tc>
+        <w:tc>
+          <w:tcPr>
+            <w:tcW w:type="dxa" w:w="1100"/>
+            <w:tcMar>
+              <w:top w:type="dxa" w:w="60"/>
+              <w:left w:type="dxa" w:w="100"/>
+              <w:bottom w:type="dxa" w:w="60"/>
+              <w:right w:type="dxa" w:w="100"/>
+            </w:tcMar>
+            <w:vAlign w:val="center"/>
+          </w:tcPr>
+          <w:p>
+            <w:pPr>
+              <w:jc w:val="center"/>
+            </w:pPr>
+            <w:r>
+              <w:rPr>
+                <w:sz w:val="20"/>
+                <w:szCs w:val="20"/>
+              </w:rPr>
+              <w:t xml:space="preserve">81.00 [36.06]</w:t>
+            </w:r>
+          </w:p>
+        </w:tc>
+        <w:tc>
+          <w:tcPr>
+            <w:tcW w:type="dxa" w:w="900"/>
+            <w:tcMar>
+              <w:top w:type="dxa" w:w="60"/>
+              <w:left w:type="dxa" w:w="100"/>
+              <w:bottom w:type="dxa" w:w="60"/>
+              <w:right w:type="dxa" w:w="100"/>
+            </w:tcMar>
+            <w:vAlign w:val="center"/>
+          </w:tcPr>
+          <w:p>
+            <w:pPr>
+              <w:jc w:val="center"/>
+            </w:pPr>
+            <w:r>
+              <w:rPr>
+                <w:sz w:val="20"/>
+                <w:szCs w:val="20"/>
+              </w:rPr>
+              <w:t xml:space="preserve">4,156</w:t>
+            </w:r>
+          </w:p>
+        </w:tc>
+        <w:tc>
+          <w:tcPr>
+            <w:tcW w:type="dxa" w:w="700"/>
+            <w:tcMar>
+              <w:top w:type="dxa" w:w="60"/>
+              <w:left w:type="dxa" w:w="100"/>
+              <w:bottom w:type="dxa" w:w="60"/>
+              <w:right w:type="dxa" w:w="100"/>
+            </w:tcMar>
+            <w:vAlign w:val="center"/>
+          </w:tcPr>
+          <w:p>
+            <w:pPr>
+              <w:jc w:val="center"/>
+            </w:pPr>
+            <w:r>
+              <w:rPr>
+                <w:sz w:val="20"/>
+                <w:szCs w:val="20"/>
+              </w:rPr>
+              <w:t xml:space="preserve">4.48%</w:t>
+            </w:r>
+          </w:p>
+        </w:tc>
+      </w:tr>
+      <w:tr>
+        <w:tc>
+          <w:tcPr>
+            <w:tcW w:type="dxa" w:w="1000"/>
+            <w:tcMar>
+              <w:top w:type="dxa" w:w="60"/>
+              <w:left w:type="dxa" w:w="100"/>
+              <w:bottom w:type="dxa" w:w="60"/>
+              <w:right w:type="dxa" w:w="100"/>
+            </w:tcMar>
+            <w:vAlign w:val="center"/>
+          </w:tcPr>
+          <w:p>
+            <w:pPr>
+              <w:jc w:val="left"/>
+            </w:pPr>
+            <w:r>
+              <w:rPr>
+                <w:sz w:val="20"/>
+                <w:szCs w:val="20"/>
+              </w:rPr>
+              <w:t xml:space="preserve">per-tensor</w:t>
+            </w:r>
+          </w:p>
+        </w:tc>
+        <w:tc>
+          <w:tcPr>
+            <w:tcW w:type="dxa" w:w="2500"/>
+            <w:tcMar>
+              <w:top w:type="dxa" w:w="60"/>
+              <w:left w:type="dxa" w:w="100"/>
+              <w:bottom w:type="dxa" w:w="60"/>
+              <w:right w:type="dxa" w:w="100"/>
+            </w:tcMar>
+            <w:vAlign w:val="center"/>
+          </w:tcPr>
+          <w:p>
+            <w:pPr>
+              <w:jc w:val="center"/>
+            </w:pPr>
+            <w:r>
+              <w:rPr>
+                <w:sz w:val="20"/>
+                <w:szCs w:val="20"/>
+              </w:rPr>
+              <w:t xml:space="preserve">percentile 99.9 [25]</w:t>
+            </w:r>
+          </w:p>
+        </w:tc>
+        <w:tc>
+          <w:tcPr>
+            <w:tcW w:type="dxa" w:w="1100"/>
+            <w:tcMar>
+              <w:top w:type="dxa" w:w="60"/>
+              <w:left w:type="dxa" w:w="100"/>
+              <w:bottom w:type="dxa" w:w="60"/>
+              <w:right w:type="dxa" w:w="100"/>
+            </w:tcMar>
+            <w:vAlign w:val="center"/>
+          </w:tcPr>
+          <w:p>
+            <w:pPr>
+              <w:jc w:val="center"/>
+            </w:pPr>
+            <w:r>
+              <w:rPr>
+                <w:sz w:val="20"/>
+                <w:szCs w:val="20"/>
+              </w:rPr>
+              <w:t xml:space="preserve">83.16 [82.11]</w:t>
+            </w:r>
+          </w:p>
+        </w:tc>
+        <w:tc>
+          <w:tcPr>
+            <w:tcW w:type="dxa" w:w="900"/>
+            <w:tcMar>
+              <w:top w:type="dxa" w:w="60"/>
+              <w:left w:type="dxa" w:w="100"/>
+              <w:bottom w:type="dxa" w:w="60"/>
+              <w:right w:type="dxa" w:w="100"/>
+            </w:tcMar>
+            <w:vAlign w:val="center"/>
+          </w:tcPr>
+          <w:p>
+            <w:pPr>
+              <w:jc w:val="center"/>
+            </w:pPr>
+            <w:r>
+              <w:rPr>
+                <w:sz w:val="20"/>
+                <w:szCs w:val="20"/>
+              </w:rPr>
+              <w:t xml:space="preserve">58</w:t>
+            </w:r>
+          </w:p>
+        </w:tc>
+        <w:tc>
+          <w:tcPr>
+            <w:tcW w:type="dxa" w:w="700"/>
+            <w:tcMar>
+              <w:top w:type="dxa" w:w="60"/>
+              <w:left w:type="dxa" w:w="100"/>
+              <w:bottom w:type="dxa" w:w="60"/>
+              <w:right w:type="dxa" w:w="100"/>
+            </w:tcMar>
+            <w:vAlign w:val="center"/>
+          </w:tcPr>
+          <w:p>
+            <w:pPr>
+              <w:jc w:val="center"/>
+            </w:pPr>
+            <w:r>
+              <w:rPr>
+                <w:sz w:val="20"/>
+                <w:szCs w:val="20"/>
+              </w:rPr>
+              <w:t xml:space="preserve">8.30%</w:t>
+            </w:r>
+          </w:p>
+        </w:tc>
+        <w:tc>
+          <w:tcPr>
+            <w:tcW w:type="dxa" w:w="1100"/>
+            <w:tcMar>
+              <w:top w:type="dxa" w:w="60"/>
+              <w:left w:type="dxa" w:w="100"/>
+              <w:bottom w:type="dxa" w:w="60"/>
+              <w:right w:type="dxa" w:w="100"/>
+            </w:tcMar>
+            <w:vAlign w:val="center"/>
+          </w:tcPr>
+          <w:p>
+            <w:pPr>
+              <w:jc w:val="center"/>
+            </w:pPr>
+            <w:r>
+              <w:rPr>
+                <w:sz w:val="20"/>
+                <w:szCs w:val="20"/>
+              </w:rPr>
+              <w:t xml:space="preserve">99.39 [99.38]</w:t>
+            </w:r>
+          </w:p>
+        </w:tc>
+        <w:tc>
+          <w:tcPr>
+            <w:tcW w:type="dxa" w:w="900"/>
+            <w:tcMar>
+              <w:top w:type="dxa" w:w="60"/>
+              <w:left w:type="dxa" w:w="100"/>
+              <w:bottom w:type="dxa" w:w="60"/>
+              <w:right w:type="dxa" w:w="100"/>
+            </w:tcMar>
+            <w:vAlign w:val="center"/>
+          </w:tcPr>
+          <w:p>
+            <w:pPr>
+              <w:jc w:val="center"/>
+            </w:pPr>
+            <w:r>
+              <w:rPr>
+                <w:sz w:val="20"/>
+                <w:szCs w:val="20"/>
+              </w:rPr>
+              <w:t xml:space="preserve">26</w:t>
+            </w:r>
+          </w:p>
+        </w:tc>
+        <w:tc>
+          <w:tcPr>
+            <w:tcW w:type="dxa" w:w="700"/>
+            <w:tcMar>
+              <w:top w:type="dxa" w:w="60"/>
+              <w:left w:type="dxa" w:w="100"/>
+              <w:bottom w:type="dxa" w:w="60"/>
+              <w:right w:type="dxa" w:w="100"/>
+            </w:tcMar>
+            <w:vAlign w:val="center"/>
+          </w:tcPr>
+          <w:p>
+            <w:pPr>
+              <w:jc w:val="center"/>
+            </w:pPr>
+            <w:r>
+              <w:rPr>
+                <w:sz w:val="20"/>
+                <w:szCs w:val="20"/>
+              </w:rPr>
+              <w:t xml:space="preserve">3.55%</w:t>
+            </w:r>
+          </w:p>
+        </w:tc>
+      </w:tr>
+      <w:tr>
+        <w:tc>
+          <w:tcPr>
+            <w:tcW w:type="dxa" w:w="1000"/>
+            <w:tcMar>
+              <w:top w:type="dxa" w:w="60"/>
+              <w:left w:type="dxa" w:w="100"/>
+              <w:bottom w:type="dxa" w:w="60"/>
+              <w:right w:type="dxa" w:w="100"/>
+            </w:tcMar>
+            <w:vAlign w:val="center"/>
+          </w:tcPr>
+          <w:p>
+            <w:pPr>
+              <w:jc w:val="left"/>
+            </w:pPr>
+            <w:r>
+              <w:rPr>
+                <w:sz w:val="20"/>
+                <w:szCs w:val="20"/>
+              </w:rPr>
+              <w:t xml:space="preserve">per-tensor</w:t>
+            </w:r>
+          </w:p>
+        </w:tc>
+        <w:tc>
+          <w:tcPr>
+            <w:tcW w:type="dxa" w:w="2500"/>
+            <w:tcMar>
+              <w:top w:type="dxa" w:w="60"/>
+              <w:left w:type="dxa" w:w="100"/>
+              <w:bottom w:type="dxa" w:w="60"/>
+              <w:right w:type="dxa" w:w="100"/>
+            </w:tcMar>
+            <w:vAlign w:val="center"/>
+          </w:tcPr>
+          <w:p>
+            <w:pPr>
+              <w:jc w:val="center"/>
+            </w:pPr>
+            <w:r>
+              <w:rPr>
+                <w:sz w:val="20"/>
+                <w:szCs w:val="20"/>
+              </w:rPr>
+              <w:t xml:space="preserve">percentile 99.99</w:t>
+            </w:r>
+          </w:p>
+        </w:tc>
+        <w:tc>
+          <w:tcPr>
+            <w:tcW w:type="dxa" w:w="1100"/>
+            <w:tcMar>
+              <w:top w:type="dxa" w:w="60"/>
+              <w:left w:type="dxa" w:w="100"/>
+              <w:bottom w:type="dxa" w:w="60"/>
+              <w:right w:type="dxa" w:w="100"/>
+            </w:tcMar>
+            <w:vAlign w:val="center"/>
+          </w:tcPr>
+          <w:p>
+            <w:pPr>
+              <w:jc w:val="center"/>
+            </w:pPr>
+            <w:r>
+              <w:rPr>
+                <w:sz w:val="20"/>
+                <w:szCs w:val="20"/>
+              </w:rPr>
+              <w:t xml:space="preserve">79.27 [31.51]</w:t>
+            </w:r>
+          </w:p>
+        </w:tc>
+        <w:tc>
+          <w:tcPr>
+            <w:tcW w:type="dxa" w:w="900"/>
+            <w:tcMar>
+              <w:top w:type="dxa" w:w="60"/>
+              <w:left w:type="dxa" w:w="100"/>
+              <w:bottom w:type="dxa" w:w="60"/>
+              <w:right w:type="dxa" w:w="100"/>
+            </w:tcMar>
+            <w:vAlign w:val="center"/>
+          </w:tcPr>
+          <w:p>
+            <w:pPr>
+              <w:jc w:val="center"/>
+            </w:pPr>
+            <w:r>
+              <w:rPr>
+                <w:sz w:val="20"/>
+                <w:szCs w:val="20"/>
+              </w:rPr>
+              <w:t xml:space="preserve">543</w:t>
+            </w:r>
+          </w:p>
+        </w:tc>
+        <w:tc>
+          <w:tcPr>
+            <w:tcW w:type="dxa" w:w="700"/>
+            <w:tcMar>
+              <w:top w:type="dxa" w:w="60"/>
+              <w:left w:type="dxa" w:w="100"/>
+              <w:bottom w:type="dxa" w:w="60"/>
+              <w:right w:type="dxa" w:w="100"/>
+            </w:tcMar>
+            <w:vAlign w:val="center"/>
+          </w:tcPr>
+          <w:p>
+            <w:pPr>
+              <w:jc w:val="center"/>
+            </w:pPr>
+            <w:r>
+              <w:rPr>
+                <w:sz w:val="20"/>
+                <w:szCs w:val="20"/>
+              </w:rPr>
+              <w:t xml:space="preserve">13.34%</w:t>
+            </w:r>
+          </w:p>
+        </w:tc>
+        <w:tc>
+          <w:tcPr>
+            <w:tcW w:type="dxa" w:w="1100"/>
+            <w:tcMar>
+              <w:top w:type="dxa" w:w="60"/>
+              <w:left w:type="dxa" w:w="100"/>
+              <w:bottom w:type="dxa" w:w="60"/>
+              <w:right w:type="dxa" w:w="100"/>
+            </w:tcMar>
+            <w:vAlign w:val="center"/>
+          </w:tcPr>
+          <w:p>
+            <w:pPr>
+              <w:jc w:val="center"/>
+            </w:pPr>
+            <w:r>
+              <w:rPr>
+                <w:sz w:val="20"/>
+                <w:szCs w:val="20"/>
+              </w:rPr>
+              <w:t xml:space="preserve">99.31 [98.81]</w:t>
+            </w:r>
+          </w:p>
+        </w:tc>
+        <w:tc>
+          <w:tcPr>
+            <w:tcW w:type="dxa" w:w="900"/>
+            <w:tcMar>
+              <w:top w:type="dxa" w:w="60"/>
+              <w:left w:type="dxa" w:w="100"/>
+              <w:bottom w:type="dxa" w:w="60"/>
+              <w:right w:type="dxa" w:w="100"/>
+            </w:tcMar>
+            <w:vAlign w:val="center"/>
+          </w:tcPr>
+          <w:p>
+            <w:pPr>
+              <w:jc w:val="center"/>
+            </w:pPr>
+            <w:r>
+              <w:rPr>
+                <w:sz w:val="20"/>
+                <w:szCs w:val="20"/>
+              </w:rPr>
+              <w:t xml:space="preserve">50</w:t>
+            </w:r>
+          </w:p>
+        </w:tc>
+        <w:tc>
+          <w:tcPr>
+            <w:tcW w:type="dxa" w:w="700"/>
+            <w:tcMar>
+              <w:top w:type="dxa" w:w="60"/>
+              <w:left w:type="dxa" w:w="100"/>
+              <w:bottom w:type="dxa" w:w="60"/>
+              <w:right w:type="dxa" w:w="100"/>
+            </w:tcMar>
+            <w:vAlign w:val="center"/>
+          </w:tcPr>
+          <w:p>
+            <w:pPr>
+              <w:jc w:val="center"/>
+            </w:pPr>
+            <w:r>
+              <w:rPr>
+                <w:sz w:val="20"/>
+                <w:szCs w:val="20"/>
+              </w:rPr>
+              <w:t xml:space="preserve">3.62%</w:t>
+            </w:r>
+          </w:p>
+        </w:tc>
+      </w:tr>
+      <w:tr>
+        <w:tc>
+          <w:tcPr>
+            <w:tcW w:type="dxa" w:w="1000"/>
+            <w:tcMar>
+              <w:top w:type="dxa" w:w="60"/>
+              <w:left w:type="dxa" w:w="100"/>
+              <w:bottom w:type="dxa" w:w="60"/>
+              <w:right w:type="dxa" w:w="100"/>
+            </w:tcMar>
+            <w:vAlign w:val="center"/>
+          </w:tcPr>
+          <w:p>
+            <w:pPr>
+              <w:jc w:val="left"/>
+            </w:pPr>
+            <w:r>
+              <w:rPr>
+                <w:sz w:val="20"/>
+                <w:szCs w:val="20"/>
+              </w:rPr>
+              <w:t xml:space="preserve">per-tensor</w:t>
+            </w:r>
+          </w:p>
+        </w:tc>
+        <w:tc>
+          <w:tcPr>
+            <w:tcW w:type="dxa" w:w="2500"/>
+            <w:tcMar>
+              <w:top w:type="dxa" w:w="60"/>
+              <w:left w:type="dxa" w:w="100"/>
+              <w:bottom w:type="dxa" w:w="60"/>
+              <w:right w:type="dxa" w:w="100"/>
+            </w:tcMar>
+            <w:vAlign w:val="center"/>
+          </w:tcPr>
+          <w:p>
+            <w:pPr>
+              <w:jc w:val="center"/>
+            </w:pPr>
+            <w:r>
+              <w:rPr>
+                <w:sz w:val="20"/>
+                <w:szCs w:val="20"/>
+              </w:rPr>
+              <w:t xml:space="preserve">MSE-optimal clip (ACIQ objective [26])</w:t>
+            </w:r>
+          </w:p>
+        </w:tc>
+        <w:tc>
+          <w:tcPr>
+            <w:tcW w:type="dxa" w:w="1100"/>
+            <w:tcMar>
+              <w:top w:type="dxa" w:w="60"/>
+              <w:left w:type="dxa" w:w="100"/>
+              <w:bottom w:type="dxa" w:w="60"/>
+              <w:right w:type="dxa" w:w="100"/>
+            </w:tcMar>
+            <w:vAlign w:val="center"/>
+          </w:tcPr>
+          <w:p>
+            <w:pPr>
+              <w:jc w:val="center"/>
+            </w:pPr>
+            <w:r>
+              <w:rPr>
+                <w:sz w:val="20"/>
+                <w:szCs w:val="20"/>
+              </w:rPr>
+              <w:t xml:space="preserve">77.28 [29.28]</w:t>
+            </w:r>
+          </w:p>
+        </w:tc>
+        <w:tc>
+          <w:tcPr>
+            <w:tcW w:type="dxa" w:w="900"/>
+            <w:tcMar>
+              <w:top w:type="dxa" w:w="60"/>
+              <w:left w:type="dxa" w:w="100"/>
+              <w:bottom w:type="dxa" w:w="60"/>
+              <w:right w:type="dxa" w:w="100"/>
+            </w:tcMar>
+            <w:vAlign w:val="center"/>
+          </w:tcPr>
+          <w:p>
+            <w:pPr>
+              <w:jc w:val="center"/>
+            </w:pPr>
+            <w:r>
+              <w:rPr>
+                <w:sz w:val="20"/>
+                <w:szCs w:val="20"/>
+              </w:rPr>
+              <w:t xml:space="preserve">630</w:t>
+            </w:r>
+          </w:p>
+        </w:tc>
+        <w:tc>
+          <w:tcPr>
+            <w:tcW w:type="dxa" w:w="700"/>
+            <w:tcMar>
+              <w:top w:type="dxa" w:w="60"/>
+              <w:left w:type="dxa" w:w="100"/>
+              <w:bottom w:type="dxa" w:w="60"/>
+              <w:right w:type="dxa" w:w="100"/>
+            </w:tcMar>
+            <w:vAlign w:val="center"/>
+          </w:tcPr>
+          <w:p>
+            <w:pPr>
+              <w:jc w:val="center"/>
+            </w:pPr>
+            <w:r>
+              <w:rPr>
+                <w:sz w:val="20"/>
+                <w:szCs w:val="20"/>
+              </w:rPr>
+              <w:t xml:space="preserve">15.50%</w:t>
+            </w:r>
+          </w:p>
+        </w:tc>
+        <w:tc>
+          <w:tcPr>
+            <w:tcW w:type="dxa" w:w="1100"/>
+            <w:tcMar>
+              <w:top w:type="dxa" w:w="60"/>
+              <w:left w:type="dxa" w:w="100"/>
+              <w:bottom w:type="dxa" w:w="60"/>
+              <w:right w:type="dxa" w:w="100"/>
+            </w:tcMar>
+            <w:vAlign w:val="center"/>
+          </w:tcPr>
+          <w:p>
+            <w:pPr>
+              <w:jc w:val="center"/>
+            </w:pPr>
+            <w:r>
+              <w:rPr>
+                <w:sz w:val="20"/>
+                <w:szCs w:val="20"/>
+              </w:rPr>
+              <w:t xml:space="preserve">88.68 [34.62]</w:t>
+            </w:r>
+          </w:p>
+        </w:tc>
+        <w:tc>
+          <w:tcPr>
+            <w:tcW w:type="dxa" w:w="900"/>
+            <w:tcMar>
+              <w:top w:type="dxa" w:w="60"/>
+              <w:left w:type="dxa" w:w="100"/>
+              <w:bottom w:type="dxa" w:w="60"/>
+              <w:right w:type="dxa" w:w="100"/>
+            </w:tcMar>
+            <w:vAlign w:val="center"/>
+          </w:tcPr>
+          <w:p>
+            <w:pPr>
+              <w:jc w:val="center"/>
+            </w:pPr>
+            <w:r>
+              <w:rPr>
+                <w:sz w:val="20"/>
+                <w:szCs w:val="20"/>
+              </w:rPr>
+              <w:t xml:space="preserve">2,395</w:t>
+            </w:r>
+          </w:p>
+        </w:tc>
+        <w:tc>
+          <w:tcPr>
+            <w:tcW w:type="dxa" w:w="700"/>
+            <w:tcMar>
+              <w:top w:type="dxa" w:w="60"/>
+              <w:left w:type="dxa" w:w="100"/>
+              <w:bottom w:type="dxa" w:w="60"/>
+              <w:right w:type="dxa" w:w="100"/>
+            </w:tcMar>
+            <w:vAlign w:val="center"/>
+          </w:tcPr>
+          <w:p>
+            <w:pPr>
+              <w:jc w:val="center"/>
+            </w:pPr>
+            <w:r>
+              <w:rPr>
+                <w:sz w:val="20"/>
+                <w:szCs w:val="20"/>
+              </w:rPr>
+              <w:t xml:space="preserve">4.72%</w:t>
+            </w:r>
+          </w:p>
+        </w:tc>
+      </w:tr>
+      <w:tr>
+        <w:tc>
+          <w:tcPr>
+            <w:tcW w:type="dxa" w:w="1000"/>
+            <w:tcMar>
+              <w:top w:type="dxa" w:w="60"/>
+              <w:left w:type="dxa" w:w="100"/>
+              <w:bottom w:type="dxa" w:w="60"/>
+              <w:right w:type="dxa" w:w="100"/>
+            </w:tcMar>
+            <w:vAlign w:val="center"/>
+          </w:tcPr>
+          <w:p>
+            <w:pPr>
+              <w:jc w:val="left"/>
+            </w:pPr>
+            <w:r>
+              <w:rPr>
+                <w:sz w:val="20"/>
+                <w:szCs w:val="20"/>
+              </w:rPr>
+              <w:t xml:space="preserve">per-tensor</w:t>
+            </w:r>
+          </w:p>
+        </w:tc>
+        <w:tc>
+          <w:tcPr>
+            <w:tcW w:type="dxa" w:w="2500"/>
+            <w:tcMar>
+              <w:top w:type="dxa" w:w="60"/>
+              <w:left w:type="dxa" w:w="100"/>
+              <w:bottom w:type="dxa" w:w="60"/>
+              <w:right w:type="dxa" w:w="100"/>
+            </w:tcMar>
+            <w:vAlign w:val="center"/>
+          </w:tcPr>
+          <w:p>
+            <w:pPr>
+              <w:jc w:val="center"/>
+            </w:pPr>
+            <w:r>
+              <w:rPr>
+                <w:sz w:val="20"/>
+                <w:szCs w:val="20"/>
+              </w:rPr>
+              <w:t xml:space="preserve">KL / entropy [25]</w:t>
+            </w:r>
+          </w:p>
+        </w:tc>
+        <w:tc>
+          <w:tcPr>
+            <w:tcW w:type="dxa" w:w="1100"/>
+            <w:tcMar>
+              <w:top w:type="dxa" w:w="60"/>
+              <w:left w:type="dxa" w:w="100"/>
+              <w:bottom w:type="dxa" w:w="60"/>
+              <w:right w:type="dxa" w:w="100"/>
+            </w:tcMar>
+            <w:vAlign w:val="center"/>
+          </w:tcPr>
+          <w:p>
+            <w:pPr>
+              <w:jc w:val="center"/>
+            </w:pPr>
+            <w:r>
+              <w:rPr>
+                <w:sz w:val="20"/>
+                <w:szCs w:val="20"/>
+              </w:rPr>
+              <w:t xml:space="preserve">80.93 [44.16]</w:t>
+            </w:r>
+          </w:p>
+        </w:tc>
+        <w:tc>
+          <w:tcPr>
+            <w:tcW w:type="dxa" w:w="900"/>
+            <w:tcMar>
+              <w:top w:type="dxa" w:w="60"/>
+              <w:left w:type="dxa" w:w="100"/>
+              <w:bottom w:type="dxa" w:w="60"/>
+              <w:right w:type="dxa" w:w="100"/>
+            </w:tcMar>
+            <w:vAlign w:val="center"/>
+          </w:tcPr>
+          <w:p>
+            <w:pPr>
+              <w:jc w:val="center"/>
+            </w:pPr>
+            <w:r>
+              <w:rPr>
+                <w:sz w:val="20"/>
+                <w:szCs w:val="20"/>
+              </w:rPr>
+              <w:t xml:space="preserve">565</w:t>
+            </w:r>
+          </w:p>
+        </w:tc>
+        <w:tc>
+          <w:tcPr>
+            <w:tcW w:type="dxa" w:w="700"/>
+            <w:tcMar>
+              <w:top w:type="dxa" w:w="60"/>
+              <w:left w:type="dxa" w:w="100"/>
+              <w:bottom w:type="dxa" w:w="60"/>
+              <w:right w:type="dxa" w:w="100"/>
+            </w:tcMar>
+            <w:vAlign w:val="center"/>
+          </w:tcPr>
+          <w:p>
+            <w:pPr>
+              <w:jc w:val="center"/>
+            </w:pPr>
+            <w:r>
+              <w:rPr>
+                <w:sz w:val="20"/>
+                <w:szCs w:val="20"/>
+              </w:rPr>
+              <w:t xml:space="preserve">10.68%</w:t>
+            </w:r>
+          </w:p>
+        </w:tc>
+        <w:tc>
+          <w:tcPr>
+            <w:tcW w:type="dxa" w:w="1100"/>
+            <w:tcMar>
+              <w:top w:type="dxa" w:w="60"/>
+              <w:left w:type="dxa" w:w="100"/>
+              <w:bottom w:type="dxa" w:w="60"/>
+              <w:right w:type="dxa" w:w="100"/>
+            </w:tcMar>
+            <w:vAlign w:val="center"/>
+          </w:tcPr>
+          <w:p>
+            <w:pPr>
+              <w:jc w:val="center"/>
+            </w:pPr>
+            <w:r>
+              <w:rPr>
+                <w:sz w:val="20"/>
+                <w:szCs w:val="20"/>
+              </w:rPr>
+              <w:t xml:space="preserve">98.97 [96.69]</w:t>
+            </w:r>
+          </w:p>
+        </w:tc>
+        <w:tc>
+          <w:tcPr>
+            <w:tcW w:type="dxa" w:w="900"/>
+            <w:tcMar>
+              <w:top w:type="dxa" w:w="60"/>
+              <w:left w:type="dxa" w:w="100"/>
+              <w:bottom w:type="dxa" w:w="60"/>
+              <w:right w:type="dxa" w:w="100"/>
+            </w:tcMar>
+            <w:vAlign w:val="center"/>
+          </w:tcPr>
+          <w:p>
+            <w:pPr>
+              <w:jc w:val="center"/>
+            </w:pPr>
+            <w:r>
+              <w:rPr>
+                <w:sz w:val="20"/>
+                <w:szCs w:val="20"/>
+              </w:rPr>
+              <w:t xml:space="preserve">131</w:t>
+            </w:r>
+          </w:p>
+        </w:tc>
+        <w:tc>
+          <w:tcPr>
+            <w:tcW w:type="dxa" w:w="700"/>
+            <w:tcMar>
+              <w:top w:type="dxa" w:w="60"/>
+              <w:left w:type="dxa" w:w="100"/>
+              <w:bottom w:type="dxa" w:w="60"/>
+              <w:right w:type="dxa" w:w="100"/>
+            </w:tcMar>
+            <w:vAlign w:val="center"/>
+          </w:tcPr>
+          <w:p>
+            <w:pPr>
+              <w:jc w:val="center"/>
+            </w:pPr>
+            <w:r>
+              <w:rPr>
+                <w:sz w:val="20"/>
+                <w:szCs w:val="20"/>
+              </w:rPr>
+              <w:t xml:space="preserve">4.20%</w:t>
+            </w:r>
+          </w:p>
+        </w:tc>
+      </w:tr>
+      <w:tr>
+        <w:tc>
+          <w:tcPr>
+            <w:tcW w:type="dxa" w:w="1000"/>
+            <w:tcMar>
+              <w:top w:type="dxa" w:w="60"/>
+              <w:left w:type="dxa" w:w="100"/>
+              <w:bottom w:type="dxa" w:w="60"/>
+              <w:right w:type="dxa" w:w="100"/>
+            </w:tcMar>
+            <w:vAlign w:val="center"/>
+          </w:tcPr>
+          <w:p>
+            <w:pPr>
+              <w:jc w:val="left"/>
+            </w:pPr>
+            <w:r>
+              <w:rPr>
+                <w:sz w:val="20"/>
+                <w:szCs w:val="20"/>
+              </w:rPr>
+              <w:t xml:space="preserve">per-tensor</w:t>
+            </w:r>
+          </w:p>
+        </w:tc>
+        <w:tc>
+          <w:tcPr>
+            <w:tcW w:type="dxa" w:w="2500"/>
+            <w:tcMar>
+              <w:top w:type="dxa" w:w="60"/>
+              <w:left w:type="dxa" w:w="100"/>
+              <w:bottom w:type="dxa" w:w="60"/>
+              <w:right w:type="dxa" w:w="100"/>
+            </w:tcMar>
+            <w:vAlign w:val="center"/>
+          </w:tcPr>
+          <w:p>
+            <w:pPr>
+              <w:jc w:val="center"/>
+            </w:pPr>
+            <w:r>
+              <w:rPr>
+                <w:sz w:val="20"/>
+                <w:szCs w:val="20"/>
+              </w:rPr>
+              <w:t xml:space="preserve">inputs clipped ±5 SD</w:t>
+            </w:r>
+          </w:p>
+        </w:tc>
+        <w:tc>
+          <w:tcPr>
+            <w:tcW w:type="dxa" w:w="1100"/>
+            <w:tcMar>
+              <w:top w:type="dxa" w:w="60"/>
+              <w:left w:type="dxa" w:w="100"/>
+              <w:bottom w:type="dxa" w:w="60"/>
+              <w:right w:type="dxa" w:w="100"/>
+            </w:tcMar>
+            <w:vAlign w:val="center"/>
+          </w:tcPr>
+          <w:p>
+            <w:pPr>
+              <w:jc w:val="center"/>
+            </w:pPr>
+            <w:r>
+              <w:rPr>
+                <w:sz w:val="20"/>
+                <w:szCs w:val="20"/>
+              </w:rPr>
+              <w:t xml:space="preserve">82.93 [82.09]</w:t>
+            </w:r>
+          </w:p>
+        </w:tc>
+        <w:tc>
+          <w:tcPr>
+            <w:tcW w:type="dxa" w:w="900"/>
+            <w:tcMar>
+              <w:top w:type="dxa" w:w="60"/>
+              <w:left w:type="dxa" w:w="100"/>
+              <w:bottom w:type="dxa" w:w="60"/>
+              <w:right w:type="dxa" w:w="100"/>
+            </w:tcMar>
+            <w:vAlign w:val="center"/>
+          </w:tcPr>
+          <w:p>
+            <w:pPr>
+              <w:jc w:val="center"/>
+            </w:pPr>
+            <w:r>
+              <w:rPr>
+                <w:sz w:val="20"/>
+                <w:szCs w:val="20"/>
+              </w:rPr>
+              <w:t xml:space="preserve">239</w:t>
+            </w:r>
+          </w:p>
+        </w:tc>
+        <w:tc>
+          <w:tcPr>
+            <w:tcW w:type="dxa" w:w="700"/>
+            <w:tcMar>
+              <w:top w:type="dxa" w:w="60"/>
+              <w:left w:type="dxa" w:w="100"/>
+              <w:bottom w:type="dxa" w:w="60"/>
+              <w:right w:type="dxa" w:w="100"/>
+            </w:tcMar>
+            <w:vAlign w:val="center"/>
+          </w:tcPr>
+          <w:p>
+            <w:pPr>
+              <w:jc w:val="center"/>
+            </w:pPr>
+            <w:r>
+              <w:rPr>
+                <w:sz w:val="20"/>
+                <w:szCs w:val="20"/>
+              </w:rPr>
+              <w:t xml:space="preserve">8.37%</w:t>
+            </w:r>
+          </w:p>
+        </w:tc>
+        <w:tc>
+          <w:tcPr>
+            <w:tcW w:type="dxa" w:w="1100"/>
+            <w:tcMar>
+              <w:top w:type="dxa" w:w="60"/>
+              <w:left w:type="dxa" w:w="100"/>
+              <w:bottom w:type="dxa" w:w="60"/>
+              <w:right w:type="dxa" w:w="100"/>
+            </w:tcMar>
+            <w:vAlign w:val="center"/>
+          </w:tcPr>
+          <w:p>
+            <w:pPr>
+              <w:jc w:val="center"/>
+            </w:pPr>
+            <w:r>
+              <w:rPr>
+                <w:sz w:val="20"/>
+                <w:szCs w:val="20"/>
+              </w:rPr>
+              <w:t xml:space="preserve">99.19 [99.18]</w:t>
+            </w:r>
+          </w:p>
+        </w:tc>
+        <w:tc>
+          <w:tcPr>
+            <w:tcW w:type="dxa" w:w="900"/>
+            <w:tcMar>
+              <w:top w:type="dxa" w:w="60"/>
+              <w:left w:type="dxa" w:w="100"/>
+              <w:bottom w:type="dxa" w:w="60"/>
+              <w:right w:type="dxa" w:w="100"/>
+            </w:tcMar>
+            <w:vAlign w:val="center"/>
+          </w:tcPr>
+          <w:p>
+            <w:pPr>
+              <w:jc w:val="center"/>
+            </w:pPr>
+            <w:r>
+              <w:rPr>
+                <w:sz w:val="20"/>
+                <w:szCs w:val="20"/>
+              </w:rPr>
+              <w:t xml:space="preserve">27</w:t>
+            </w:r>
+          </w:p>
+        </w:tc>
+        <w:tc>
+          <w:tcPr>
+            <w:tcW w:type="dxa" w:w="700"/>
+            <w:tcMar>
+              <w:top w:type="dxa" w:w="60"/>
+              <w:left w:type="dxa" w:w="100"/>
+              <w:bottom w:type="dxa" w:w="60"/>
+              <w:right w:type="dxa" w:w="100"/>
+            </w:tcMar>
+            <w:vAlign w:val="center"/>
+          </w:tcPr>
+          <w:p>
+            <w:pPr>
+              <w:jc w:val="center"/>
+            </w:pPr>
+            <w:r>
+              <w:rPr>
+                <w:sz w:val="20"/>
+                <w:szCs w:val="20"/>
+              </w:rPr>
+              <w:t xml:space="preserve">4.94%</w:t>
+            </w:r>
+          </w:p>
+        </w:tc>
+      </w:tr>
+      <w:tr>
+        <w:tc>
+          <w:tcPr>
+            <w:tcW w:type="dxa" w:w="1000"/>
+            <w:tcMar>
+              <w:top w:type="dxa" w:w="60"/>
+              <w:left w:type="dxa" w:w="100"/>
+              <w:bottom w:type="dxa" w:w="60"/>
+              <w:right w:type="dxa" w:w="100"/>
+            </w:tcMar>
+            <w:vAlign w:val="center"/>
+          </w:tcPr>
+          <w:p>
+            <w:pPr>
+              <w:jc w:val="left"/>
+            </w:pPr>
+            <w:r>
+              <w:rPr>
+                <w:sz w:val="20"/>
+                <w:szCs w:val="20"/>
+              </w:rPr>
+              <w:t xml:space="preserve">per-tensor</w:t>
+            </w:r>
+          </w:p>
+        </w:tc>
+        <w:tc>
+          <w:tcPr>
+            <w:tcW w:type="dxa" w:w="2500"/>
+            <w:tcMar>
+              <w:top w:type="dxa" w:w="60"/>
+              <w:left w:type="dxa" w:w="100"/>
+              <w:bottom w:type="dxa" w:w="60"/>
+              <w:right w:type="dxa" w:w="100"/>
+            </w:tcMar>
+            <w:vAlign w:val="center"/>
+          </w:tcPr>
+          <w:p>
+            <w:pPr>
+              <w:jc w:val="center"/>
+            </w:pPr>
+            <w:r>
+              <w:rPr>
+                <w:sz w:val="20"/>
+                <w:szCs w:val="20"/>
+              </w:rPr>
+              <w:t xml:space="preserve">CLE + inputs clipped ±5 SD (3 sets)</w:t>
+            </w:r>
+          </w:p>
+        </w:tc>
+        <w:tc>
+          <w:tcPr>
+            <w:tcW w:type="dxa" w:w="1100"/>
+            <w:tcMar>
+              <w:top w:type="dxa" w:w="60"/>
+              <w:left w:type="dxa" w:w="100"/>
+              <w:bottom w:type="dxa" w:w="60"/>
+              <w:right w:type="dxa" w:w="100"/>
+            </w:tcMar>
+            <w:vAlign w:val="center"/>
+          </w:tcPr>
+          <w:p>
+            <w:pPr>
+              <w:jc w:val="center"/>
+            </w:pPr>
+            <w:r>
+              <w:rPr>
+                <w:sz w:val="20"/>
+                <w:szCs w:val="20"/>
+              </w:rPr>
+              <w:t xml:space="preserve">84.46 [84.04]</w:t>
+            </w:r>
+          </w:p>
+        </w:tc>
+        <w:tc>
+          <w:tcPr>
+            <w:tcW w:type="dxa" w:w="900"/>
+            <w:tcMar>
+              <w:top w:type="dxa" w:w="60"/>
+              <w:left w:type="dxa" w:w="100"/>
+              <w:bottom w:type="dxa" w:w="60"/>
+              <w:right w:type="dxa" w:w="100"/>
+            </w:tcMar>
+            <w:vAlign w:val="center"/>
+          </w:tcPr>
+          <w:p>
+            <w:pPr>
+              <w:jc w:val="center"/>
+            </w:pPr>
+            <w:r>
+              <w:rPr>
+                <w:sz w:val="20"/>
+                <w:szCs w:val="20"/>
+              </w:rPr>
+              <w:t xml:space="preserve">58</w:t>
+            </w:r>
+          </w:p>
+        </w:tc>
+        <w:tc>
+          <w:tcPr>
+            <w:tcW w:type="dxa" w:w="700"/>
+            <w:tcMar>
+              <w:top w:type="dxa" w:w="60"/>
+              <w:left w:type="dxa" w:w="100"/>
+              <w:bottom w:type="dxa" w:w="60"/>
+              <w:right w:type="dxa" w:w="100"/>
+            </w:tcMar>
+            <w:vAlign w:val="center"/>
+          </w:tcPr>
+          <w:p>
+            <w:pPr>
+              <w:jc w:val="center"/>
+            </w:pPr>
+            <w:r>
+              <w:rPr>
+                <w:sz w:val="20"/>
+                <w:szCs w:val="20"/>
+              </w:rPr>
+              <w:t xml:space="preserve">7.54%</w:t>
+            </w:r>
+          </w:p>
+        </w:tc>
+        <w:tc>
+          <w:tcPr>
+            <w:tcW w:type="dxa" w:w="1100"/>
+            <w:tcMar>
+              <w:top w:type="dxa" w:w="60"/>
+              <w:left w:type="dxa" w:w="100"/>
+              <w:bottom w:type="dxa" w:w="60"/>
+              <w:right w:type="dxa" w:w="100"/>
+            </w:tcMar>
+            <w:vAlign w:val="center"/>
+          </w:tcPr>
+          <w:p>
+            <w:pPr>
+              <w:jc w:val="center"/>
+            </w:pPr>
+            <w:r>
+              <w:rPr>
+                <w:sz w:val="20"/>
+                <w:szCs w:val="20"/>
+              </w:rPr>
+              <w:t xml:space="preserve">99.18 [99.18]</w:t>
+            </w:r>
+          </w:p>
+        </w:tc>
+        <w:tc>
+          <w:tcPr>
+            <w:tcW w:type="dxa" w:w="900"/>
+            <w:tcMar>
+              <w:top w:type="dxa" w:w="60"/>
+              <w:left w:type="dxa" w:w="100"/>
+              <w:bottom w:type="dxa" w:w="60"/>
+              <w:right w:type="dxa" w:w="100"/>
+            </w:tcMar>
+            <w:vAlign w:val="center"/>
+          </w:tcPr>
+          <w:p>
+            <w:pPr>
+              <w:jc w:val="center"/>
+            </w:pPr>
+            <w:r>
+              <w:rPr>
+                <w:sz w:val="20"/>
+                <w:szCs w:val="20"/>
+              </w:rPr>
+              <w:t xml:space="preserve">29</w:t>
+            </w:r>
+          </w:p>
+        </w:tc>
+        <w:tc>
+          <w:tcPr>
+            <w:tcW w:type="dxa" w:w="700"/>
+            <w:tcMar>
+              <w:top w:type="dxa" w:w="60"/>
+              <w:left w:type="dxa" w:w="100"/>
+              <w:bottom w:type="dxa" w:w="60"/>
+              <w:right w:type="dxa" w:w="100"/>
+            </w:tcMar>
+            <w:vAlign w:val="center"/>
+          </w:tcPr>
+          <w:p>
+            <w:pPr>
+              <w:jc w:val="center"/>
+            </w:pPr>
+            <w:r>
+              <w:rPr>
+                <w:sz w:val="20"/>
+                <w:szCs w:val="20"/>
+              </w:rPr>
+              <w:t xml:space="preserve">4.93%</w:t>
+            </w:r>
+          </w:p>
+        </w:tc>
+      </w:tr>
+      <w:tr>
+        <w:tc>
+          <w:tcPr>
+            <w:tcW w:type="dxa" w:w="1000"/>
+            <w:tcMar>
+              <w:top w:type="dxa" w:w="60"/>
+              <w:left w:type="dxa" w:w="100"/>
+              <w:bottom w:type="dxa" w:w="60"/>
+              <w:right w:type="dxa" w:w="100"/>
+            </w:tcMar>
+            <w:vAlign w:val="center"/>
+          </w:tcPr>
+          <w:p>
+            <w:pPr>
+              <w:jc w:val="left"/>
+            </w:pPr>
+            <w:r>
+              <w:rPr>
+                <w:sz w:val="20"/>
+                <w:szCs w:val="20"/>
+              </w:rPr>
+              <w:t xml:space="preserve">per-channel</w:t>
+            </w:r>
+          </w:p>
+        </w:tc>
+        <w:tc>
+          <w:tcPr>
+            <w:tcW w:type="dxa" w:w="2500"/>
+            <w:tcMar>
+              <w:top w:type="dxa" w:w="60"/>
+              <w:left w:type="dxa" w:w="100"/>
+              <w:bottom w:type="dxa" w:w="60"/>
+              <w:right w:type="dxa" w:w="100"/>
+            </w:tcMar>
+            <w:vAlign w:val="center"/>
+          </w:tcPr>
+          <w:p>
+            <w:pPr>
+              <w:jc w:val="center"/>
+            </w:pPr>
+            <w:r>
+              <w:rPr>
+                <w:sz w:val="20"/>
+                <w:szCs w:val="20"/>
+              </w:rPr>
+              <w:t xml:space="preserve">data-free: synthetic N(0, I) inputs</w:t>
+            </w:r>
+          </w:p>
+        </w:tc>
+        <w:tc>
+          <w:tcPr>
+            <w:tcW w:type="dxa" w:w="1100"/>
+            <w:tcMar>
+              <w:top w:type="dxa" w:w="60"/>
+              <w:left w:type="dxa" w:w="100"/>
+              <w:bottom w:type="dxa" w:w="60"/>
+              <w:right w:type="dxa" w:w="100"/>
+            </w:tcMar>
+            <w:vAlign w:val="center"/>
+          </w:tcPr>
+          <w:p>
+            <w:pPr>
+              <w:jc w:val="center"/>
+            </w:pPr>
+            <w:r>
+              <w:rPr>
+                <w:sz w:val="20"/>
+                <w:szCs w:val="20"/>
+              </w:rPr>
+              <w:t xml:space="preserve">82.22 [80.58]</w:t>
+            </w:r>
+          </w:p>
+        </w:tc>
+        <w:tc>
+          <w:tcPr>
+            <w:tcW w:type="dxa" w:w="900"/>
+            <w:tcMar>
+              <w:top w:type="dxa" w:w="60"/>
+              <w:left w:type="dxa" w:w="100"/>
+              <w:bottom w:type="dxa" w:w="60"/>
+              <w:right w:type="dxa" w:w="100"/>
+            </w:tcMar>
+            <w:vAlign w:val="center"/>
+          </w:tcPr>
+          <w:p>
+            <w:pPr>
+              <w:jc w:val="center"/>
+            </w:pPr>
+            <w:r>
+              <w:rPr>
+                <w:sz w:val="20"/>
+                <w:szCs w:val="20"/>
+              </w:rPr>
+              <w:t xml:space="preserve">54</w:t>
+            </w:r>
+          </w:p>
+        </w:tc>
+        <w:tc>
+          <w:tcPr>
+            <w:tcW w:type="dxa" w:w="700"/>
+            <w:tcMar>
+              <w:top w:type="dxa" w:w="60"/>
+              <w:left w:type="dxa" w:w="100"/>
+              <w:bottom w:type="dxa" w:w="60"/>
+              <w:right w:type="dxa" w:w="100"/>
+            </w:tcMar>
+            <w:vAlign w:val="center"/>
+          </w:tcPr>
+          <w:p>
+            <w:pPr>
+              <w:jc w:val="center"/>
+            </w:pPr>
+            <w:r>
+              <w:rPr>
+                <w:sz w:val="20"/>
+                <w:szCs w:val="20"/>
+              </w:rPr>
+              <w:t xml:space="preserve">8.87%</w:t>
+            </w:r>
+          </w:p>
+        </w:tc>
+        <w:tc>
+          <w:tcPr>
+            <w:tcW w:type="dxa" w:w="1100"/>
+            <w:tcMar>
+              <w:top w:type="dxa" w:w="60"/>
+              <w:left w:type="dxa" w:w="100"/>
+              <w:bottom w:type="dxa" w:w="60"/>
+              <w:right w:type="dxa" w:w="100"/>
+            </w:tcMar>
+            <w:vAlign w:val="center"/>
+          </w:tcPr>
+          <w:p>
+            <w:pPr>
+              <w:jc w:val="center"/>
+            </w:pPr>
+            <w:r>
+              <w:rPr>
+                <w:sz w:val="20"/>
+                <w:szCs w:val="20"/>
+              </w:rPr>
+              <w:t xml:space="preserve">99.16 [99.08]</w:t>
+            </w:r>
+          </w:p>
+        </w:tc>
+        <w:tc>
+          <w:tcPr>
+            <w:tcW w:type="dxa" w:w="900"/>
+            <w:tcMar>
+              <w:top w:type="dxa" w:w="60"/>
+              <w:left w:type="dxa" w:w="100"/>
+              <w:bottom w:type="dxa" w:w="60"/>
+              <w:right w:type="dxa" w:w="100"/>
+            </w:tcMar>
+            <w:vAlign w:val="center"/>
+          </w:tcPr>
+          <w:p>
+            <w:pPr>
+              <w:jc w:val="center"/>
+            </w:pPr>
+            <w:r>
+              <w:rPr>
+                <w:sz w:val="20"/>
+                <w:szCs w:val="20"/>
+              </w:rPr>
+              <w:t xml:space="preserve">29</w:t>
+            </w:r>
+          </w:p>
+        </w:tc>
+        <w:tc>
+          <w:tcPr>
+            <w:tcW w:type="dxa" w:w="700"/>
+            <w:tcMar>
+              <w:top w:type="dxa" w:w="60"/>
+              <w:left w:type="dxa" w:w="100"/>
+              <w:bottom w:type="dxa" w:w="60"/>
+              <w:right w:type="dxa" w:w="100"/>
+            </w:tcMar>
+            <w:vAlign w:val="center"/>
+          </w:tcPr>
+          <w:p>
+            <w:pPr>
+              <w:jc w:val="center"/>
+            </w:pPr>
+            <w:r>
+              <w:rPr>
+                <w:sz w:val="20"/>
+                <w:szCs w:val="20"/>
+              </w:rPr>
+              <w:t xml:space="preserve">5.06%</w:t>
+            </w:r>
+          </w:p>
+        </w:tc>
+      </w:tr>
+      <w:tr>
+        <w:tc>
+          <w:tcPr>
+            <w:tcW w:type="dxa" w:w="1000"/>
+            <w:tcMar>
+              <w:top w:type="dxa" w:w="60"/>
+              <w:left w:type="dxa" w:w="100"/>
+              <w:bottom w:type="dxa" w:w="60"/>
+              <w:right w:type="dxa" w:w="100"/>
+            </w:tcMar>
+            <w:vAlign w:val="center"/>
+          </w:tcPr>
+          <w:p>
+            <w:pPr>
+              <w:jc w:val="left"/>
+            </w:pPr>
+            <w:r>
+              <w:rPr>
+                <w:sz w:val="20"/>
+                <w:szCs w:val="20"/>
+              </w:rPr>
+              <w:t xml:space="preserve">per-tensor</w:t>
+            </w:r>
+          </w:p>
+        </w:tc>
+        <w:tc>
+          <w:tcPr>
+            <w:tcW w:type="dxa" w:w="2500"/>
+            <w:tcMar>
+              <w:top w:type="dxa" w:w="60"/>
+              <w:left w:type="dxa" w:w="100"/>
+              <w:bottom w:type="dxa" w:w="60"/>
+              <w:right w:type="dxa" w:w="100"/>
+            </w:tcMar>
+            <w:vAlign w:val="center"/>
+          </w:tcPr>
+          <w:p>
+            <w:pPr>
+              <w:jc w:val="center"/>
+            </w:pPr>
+            <w:r>
+              <w:rPr>
+                <w:sz w:val="20"/>
+                <w:szCs w:val="20"/>
+              </w:rPr>
+              <w:t xml:space="preserve">data-free: BN statistics, k = 4</w:t>
+            </w:r>
+          </w:p>
+        </w:tc>
+        <w:tc>
+          <w:tcPr>
+            <w:tcW w:type="dxa" w:w="1100"/>
+            <w:tcMar>
+              <w:top w:type="dxa" w:w="60"/>
+              <w:left w:type="dxa" w:w="100"/>
+              <w:bottom w:type="dxa" w:w="60"/>
+              <w:right w:type="dxa" w:w="100"/>
+            </w:tcMar>
+            <w:vAlign w:val="center"/>
+          </w:tcPr>
+          <w:p>
+            <w:pPr>
+              <w:jc w:val="center"/>
+            </w:pPr>
+            <w:r>
+              <w:rPr>
+                <w:sz w:val="20"/>
+                <w:szCs w:val="20"/>
+              </w:rPr>
+              <w:t xml:space="preserve">83.03</w:t>
+            </w:r>
+          </w:p>
+        </w:tc>
+        <w:tc>
+          <w:tcPr>
+            <w:tcW w:type="dxa" w:w="900"/>
+            <w:tcMar>
+              <w:top w:type="dxa" w:w="60"/>
+              <w:left w:type="dxa" w:w="100"/>
+              <w:bottom w:type="dxa" w:w="60"/>
+              <w:right w:type="dxa" w:w="100"/>
+            </w:tcMar>
+            <w:vAlign w:val="center"/>
+          </w:tcPr>
+          <w:p>
+            <w:pPr>
+              <w:jc w:val="center"/>
+            </w:pPr>
+            <w:r>
+              <w:rPr>
+                <w:sz w:val="20"/>
+                <w:szCs w:val="20"/>
+              </w:rPr>
+              <w:t xml:space="preserve">72</w:t>
+            </w:r>
+          </w:p>
+        </w:tc>
+        <w:tc>
+          <w:tcPr>
+            <w:tcW w:type="dxa" w:w="700"/>
+            <w:tcMar>
+              <w:top w:type="dxa" w:w="60"/>
+              <w:left w:type="dxa" w:w="100"/>
+              <w:bottom w:type="dxa" w:w="60"/>
+              <w:right w:type="dxa" w:w="100"/>
+            </w:tcMar>
+            <w:vAlign w:val="center"/>
+          </w:tcPr>
+          <w:p>
+            <w:pPr>
+              <w:jc w:val="center"/>
+            </w:pPr>
+            <w:r>
+              <w:rPr>
+                <w:sz w:val="20"/>
+                <w:szCs w:val="20"/>
+              </w:rPr>
+              <w:t xml:space="preserve">8.37%</w:t>
+            </w:r>
+          </w:p>
+        </w:tc>
+        <w:tc>
+          <w:tcPr>
+            <w:tcW w:type="dxa" w:w="1100"/>
+            <w:tcMar>
+              <w:top w:type="dxa" w:w="60"/>
+              <w:left w:type="dxa" w:w="100"/>
+              <w:bottom w:type="dxa" w:w="60"/>
+              <w:right w:type="dxa" w:w="100"/>
+            </w:tcMar>
+            <w:vAlign w:val="center"/>
+          </w:tcPr>
+          <w:p>
+            <w:pPr>
+              <w:jc w:val="center"/>
+            </w:pPr>
+            <w:r>
+              <w:rPr>
+                <w:sz w:val="20"/>
+                <w:szCs w:val="20"/>
+              </w:rPr>
+              <w:t xml:space="preserve">99.17</w:t>
+            </w:r>
+          </w:p>
+        </w:tc>
+        <w:tc>
+          <w:tcPr>
+            <w:tcW w:type="dxa" w:w="900"/>
+            <w:tcMar>
+              <w:top w:type="dxa" w:w="60"/>
+              <w:left w:type="dxa" w:w="100"/>
+              <w:bottom w:type="dxa" w:w="60"/>
+              <w:right w:type="dxa" w:w="100"/>
+            </w:tcMar>
+            <w:vAlign w:val="center"/>
+          </w:tcPr>
+          <w:p>
+            <w:pPr>
+              <w:jc w:val="center"/>
+            </w:pPr>
+            <w:r>
+              <w:rPr>
+                <w:sz w:val="20"/>
+                <w:szCs w:val="20"/>
+              </w:rPr>
+              <w:t xml:space="preserve">26</w:t>
+            </w:r>
+          </w:p>
+        </w:tc>
+        <w:tc>
+          <w:tcPr>
+            <w:tcW w:type="dxa" w:w="700"/>
+            <w:tcMar>
+              <w:top w:type="dxa" w:w="60"/>
+              <w:left w:type="dxa" w:w="100"/>
+              <w:bottom w:type="dxa" w:w="60"/>
+              <w:right w:type="dxa" w:w="100"/>
+            </w:tcMar>
+            <w:vAlign w:val="center"/>
+          </w:tcPr>
+          <w:p>
+            <w:pPr>
+              <w:jc w:val="center"/>
+            </w:pPr>
+            <w:r>
+              <w:rPr>
+                <w:sz w:val="20"/>
+                <w:szCs w:val="20"/>
+              </w:rPr>
+              <w:t xml:space="preserve">5.06%</w:t>
+            </w:r>
+          </w:p>
+        </w:tc>
+      </w:tr>
+      <w:tr>
+        <w:tc>
+          <w:tcPr>
+            <w:tcW w:type="dxa" w:w="1000"/>
+            <w:tcMar>
+              <w:top w:type="dxa" w:w="60"/>
+              <w:left w:type="dxa" w:w="100"/>
+              <w:bottom w:type="dxa" w:w="60"/>
+              <w:right w:type="dxa" w:w="100"/>
+            </w:tcMar>
+            <w:vAlign w:val="center"/>
+          </w:tcPr>
+          <w:p>
+            <w:pPr>
+              <w:jc w:val="left"/>
+            </w:pPr>
+            <w:r>
+              <w:rPr>
+                <w:sz w:val="20"/>
+                <w:szCs w:val="20"/>
+              </w:rPr>
+              <w:t xml:space="preserve">per-tensor</w:t>
+            </w:r>
+          </w:p>
+        </w:tc>
+        <w:tc>
+          <w:tcPr>
+            <w:tcW w:type="dxa" w:w="2500"/>
+            <w:tcMar>
+              <w:top w:type="dxa" w:w="60"/>
+              <w:left w:type="dxa" w:w="100"/>
+              <w:bottom w:type="dxa" w:w="60"/>
+              <w:right w:type="dxa" w:w="100"/>
+            </w:tcMar>
+            <w:vAlign w:val="center"/>
+          </w:tcPr>
+          <w:p>
+            <w:pPr>
+              <w:jc w:val="center"/>
+            </w:pPr>
+            <w:r>
+              <w:rPr>
+                <w:sz w:val="20"/>
+                <w:szCs w:val="20"/>
+              </w:rPr>
+              <w:t xml:space="preserve">data-free: BN statistics, k = 6</w:t>
+            </w:r>
+          </w:p>
+        </w:tc>
+        <w:tc>
+          <w:tcPr>
+            <w:tcW w:type="dxa" w:w="1100"/>
+            <w:tcMar>
+              <w:top w:type="dxa" w:w="60"/>
+              <w:left w:type="dxa" w:w="100"/>
+              <w:bottom w:type="dxa" w:w="60"/>
+              <w:right w:type="dxa" w:w="100"/>
+            </w:tcMar>
+            <w:vAlign w:val="center"/>
+          </w:tcPr>
+          <w:p>
+            <w:pPr>
+              <w:jc w:val="center"/>
+            </w:pPr>
+            <w:r>
+              <w:rPr>
+                <w:sz w:val="20"/>
+                <w:szCs w:val="20"/>
+              </w:rPr>
+              <w:t xml:space="preserve">82.51</w:t>
+            </w:r>
+          </w:p>
+        </w:tc>
+        <w:tc>
+          <w:tcPr>
+            <w:tcW w:type="dxa" w:w="900"/>
+            <w:tcMar>
+              <w:top w:type="dxa" w:w="60"/>
+              <w:left w:type="dxa" w:w="100"/>
+              <w:bottom w:type="dxa" w:w="60"/>
+              <w:right w:type="dxa" w:w="100"/>
+            </w:tcMar>
+            <w:vAlign w:val="center"/>
+          </w:tcPr>
+          <w:p>
+            <w:pPr>
+              <w:jc w:val="center"/>
+            </w:pPr>
+            <w:r>
+              <w:rPr>
+                <w:sz w:val="20"/>
+                <w:szCs w:val="20"/>
+              </w:rPr>
+              <w:t xml:space="preserve">66</w:t>
+            </w:r>
+          </w:p>
+        </w:tc>
+        <w:tc>
+          <w:tcPr>
+            <w:tcW w:type="dxa" w:w="700"/>
+            <w:tcMar>
+              <w:top w:type="dxa" w:w="60"/>
+              <w:left w:type="dxa" w:w="100"/>
+              <w:bottom w:type="dxa" w:w="60"/>
+              <w:right w:type="dxa" w:w="100"/>
+            </w:tcMar>
+            <w:vAlign w:val="center"/>
+          </w:tcPr>
+          <w:p>
+            <w:pPr>
+              <w:jc w:val="center"/>
+            </w:pPr>
+            <w:r>
+              <w:rPr>
+                <w:sz w:val="20"/>
+                <w:szCs w:val="20"/>
+              </w:rPr>
+              <w:t xml:space="preserve">8.69%</w:t>
+            </w:r>
+          </w:p>
+        </w:tc>
+        <w:tc>
+          <w:tcPr>
+            <w:tcW w:type="dxa" w:w="1100"/>
+            <w:tcMar>
+              <w:top w:type="dxa" w:w="60"/>
+              <w:left w:type="dxa" w:w="100"/>
+              <w:bottom w:type="dxa" w:w="60"/>
+              <w:right w:type="dxa" w:w="100"/>
+            </w:tcMar>
+            <w:vAlign w:val="center"/>
+          </w:tcPr>
+          <w:p>
+            <w:pPr>
+              <w:jc w:val="center"/>
+            </w:pPr>
+            <w:r>
+              <w:rPr>
+                <w:sz w:val="20"/>
+                <w:szCs w:val="20"/>
+              </w:rPr>
+              <w:t xml:space="preserve">99.26</w:t>
+            </w:r>
+          </w:p>
+        </w:tc>
+        <w:tc>
+          <w:tcPr>
+            <w:tcW w:type="dxa" w:w="900"/>
+            <w:tcMar>
+              <w:top w:type="dxa" w:w="60"/>
+              <w:left w:type="dxa" w:w="100"/>
+              <w:bottom w:type="dxa" w:w="60"/>
+              <w:right w:type="dxa" w:w="100"/>
+            </w:tcMar>
+            <w:vAlign w:val="center"/>
+          </w:tcPr>
+          <w:p>
+            <w:pPr>
+              <w:jc w:val="center"/>
+            </w:pPr>
+            <w:r>
+              <w:rPr>
+                <w:sz w:val="20"/>
+                <w:szCs w:val="20"/>
+              </w:rPr>
+              <w:t xml:space="preserve">27</w:t>
+            </w:r>
+          </w:p>
+        </w:tc>
+        <w:tc>
+          <w:tcPr>
+            <w:tcW w:type="dxa" w:w="700"/>
+            <w:tcMar>
+              <w:top w:type="dxa" w:w="60"/>
+              <w:left w:type="dxa" w:w="100"/>
+              <w:bottom w:type="dxa" w:w="60"/>
+              <w:right w:type="dxa" w:w="100"/>
+            </w:tcMar>
+            <w:vAlign w:val="center"/>
+          </w:tcPr>
+          <w:p>
+            <w:pPr>
+              <w:jc w:val="center"/>
+            </w:pPr>
+            <w:r>
+              <w:rPr>
+                <w:sz w:val="20"/>
+                <w:szCs w:val="20"/>
+              </w:rPr>
+              <w:t xml:space="preserve">4.44%</w:t>
+            </w:r>
+          </w:p>
+        </w:tc>
+      </w:tr>
+      <w:tr>
+        <w:tc>
+          <w:tcPr>
+            <w:tcW w:type="dxa" w:w="1000"/>
+            <w:tcMar>
+              <w:top w:type="dxa" w:w="60"/>
+              <w:left w:type="dxa" w:w="100"/>
+              <w:bottom w:type="dxa" w:w="60"/>
+              <w:right w:type="dxa" w:w="100"/>
+            </w:tcMar>
+            <w:vAlign w:val="center"/>
+          </w:tcPr>
+          <w:p>
+            <w:pPr>
+              <w:jc w:val="left"/>
+            </w:pPr>
+            <w:r>
+              <w:rPr>
+                <w:sz w:val="20"/>
+                <w:szCs w:val="20"/>
+              </w:rPr>
+              <w:t xml:space="preserve">per-tensor</w:t>
+            </w:r>
+          </w:p>
+        </w:tc>
+        <w:tc>
+          <w:tcPr>
+            <w:tcW w:type="dxa" w:w="2500"/>
+            <w:tcMar>
+              <w:top w:type="dxa" w:w="60"/>
+              <w:left w:type="dxa" w:w="100"/>
+              <w:bottom w:type="dxa" w:w="60"/>
+              <w:right w:type="dxa" w:w="100"/>
+            </w:tcMar>
+            <w:vAlign w:val="center"/>
+          </w:tcPr>
+          <w:p>
+            <w:pPr>
+              <w:jc w:val="center"/>
+            </w:pPr>
+            <w:r>
+              <w:rPr>
+                <w:sz w:val="20"/>
+                <w:szCs w:val="20"/>
+              </w:rPr>
+              <w:t xml:space="preserve">data-free: CLE + BN statistics, k = 6</w:t>
+            </w:r>
+          </w:p>
+        </w:tc>
+        <w:tc>
+          <w:tcPr>
+            <w:tcW w:type="dxa" w:w="1100"/>
+            <w:tcMar>
+              <w:top w:type="dxa" w:w="60"/>
+              <w:left w:type="dxa" w:w="100"/>
+              <w:bottom w:type="dxa" w:w="60"/>
+              <w:right w:type="dxa" w:w="100"/>
+            </w:tcMar>
+            <w:vAlign w:val="center"/>
+          </w:tcPr>
+          <w:p>
+            <w:pPr>
+              <w:jc w:val="center"/>
+            </w:pPr>
+            <w:r>
+              <w:rPr>
+                <w:sz w:val="20"/>
+                <w:szCs w:val="20"/>
+              </w:rPr>
+              <w:t xml:space="preserve">84.64</w:t>
+            </w:r>
+          </w:p>
+        </w:tc>
+        <w:tc>
+          <w:tcPr>
+            <w:tcW w:type="dxa" w:w="900"/>
+            <w:tcMar>
+              <w:top w:type="dxa" w:w="60"/>
+              <w:left w:type="dxa" w:w="100"/>
+              <w:bottom w:type="dxa" w:w="60"/>
+              <w:right w:type="dxa" w:w="100"/>
+            </w:tcMar>
+            <w:vAlign w:val="center"/>
+          </w:tcPr>
+          <w:p>
+            <w:pPr>
+              <w:jc w:val="center"/>
+            </w:pPr>
+            <w:r>
+              <w:rPr>
+                <w:sz w:val="20"/>
+                <w:szCs w:val="20"/>
+              </w:rPr>
+              <w:t xml:space="preserve">55</w:t>
+            </w:r>
+          </w:p>
+        </w:tc>
+        <w:tc>
+          <w:tcPr>
+            <w:tcW w:type="dxa" w:w="700"/>
+            <w:tcMar>
+              <w:top w:type="dxa" w:w="60"/>
+              <w:left w:type="dxa" w:w="100"/>
+              <w:bottom w:type="dxa" w:w="60"/>
+              <w:right w:type="dxa" w:w="100"/>
+            </w:tcMar>
+            <w:vAlign w:val="center"/>
+          </w:tcPr>
+          <w:p>
+            <w:pPr>
+              <w:jc w:val="center"/>
+            </w:pPr>
+            <w:r>
+              <w:rPr>
+                <w:sz w:val="20"/>
+                <w:szCs w:val="20"/>
+              </w:rPr>
+              <w:t xml:space="preserve">7.44%</w:t>
+            </w:r>
+          </w:p>
+        </w:tc>
+        <w:tc>
+          <w:tcPr>
+            <w:tcW w:type="dxa" w:w="1100"/>
+            <w:tcMar>
+              <w:top w:type="dxa" w:w="60"/>
+              <w:left w:type="dxa" w:w="100"/>
+              <w:bottom w:type="dxa" w:w="60"/>
+              <w:right w:type="dxa" w:w="100"/>
+            </w:tcMar>
+            <w:vAlign w:val="center"/>
+          </w:tcPr>
+          <w:p>
+            <w:pPr>
+              <w:jc w:val="center"/>
+            </w:pPr>
+            <w:r>
+              <w:rPr>
+                <w:sz w:val="20"/>
+                <w:szCs w:val="20"/>
+              </w:rPr>
+              <w:t xml:space="preserve">99.25</w:t>
+            </w:r>
+          </w:p>
+        </w:tc>
+        <w:tc>
+          <w:tcPr>
+            <w:tcW w:type="dxa" w:w="900"/>
+            <w:tcMar>
+              <w:top w:type="dxa" w:w="60"/>
+              <w:left w:type="dxa" w:w="100"/>
+              <w:bottom w:type="dxa" w:w="60"/>
+              <w:right w:type="dxa" w:w="100"/>
+            </w:tcMar>
+            <w:vAlign w:val="center"/>
+          </w:tcPr>
+          <w:p>
+            <w:pPr>
+              <w:jc w:val="center"/>
+            </w:pPr>
+            <w:r>
+              <w:rPr>
+                <w:sz w:val="20"/>
+                <w:szCs w:val="20"/>
+              </w:rPr>
+              <w:t xml:space="preserve">30</w:t>
+            </w:r>
+          </w:p>
+        </w:tc>
+        <w:tc>
+          <w:tcPr>
+            <w:tcW w:type="dxa" w:w="700"/>
+            <w:tcMar>
+              <w:top w:type="dxa" w:w="60"/>
+              <w:left w:type="dxa" w:w="100"/>
+              <w:bottom w:type="dxa" w:w="60"/>
+              <w:right w:type="dxa" w:w="100"/>
+            </w:tcMar>
+            <w:vAlign w:val="center"/>
+          </w:tcPr>
+          <w:p>
+            <w:pPr>
+              <w:jc w:val="center"/>
+            </w:pPr>
+            <w:r>
+              <w:rPr>
+                <w:sz w:val="20"/>
+                <w:szCs w:val="20"/>
+              </w:rPr>
+              <w:t xml:space="preserve">4.48%</w:t>
+            </w:r>
+          </w:p>
+        </w:tc>
+      </w:tr>
+      <w:tr>
+        <w:tc>
+          <w:tcPr>
+            <w:tcW w:type="dxa" w:w="1000"/>
+            <w:tcMar>
+              <w:top w:type="dxa" w:w="60"/>
+              <w:left w:type="dxa" w:w="100"/>
+              <w:bottom w:type="dxa" w:w="60"/>
+              <w:right w:type="dxa" w:w="100"/>
+            </w:tcMar>
+            <w:vAlign w:val="center"/>
+          </w:tcPr>
+          <w:p>
+            <w:pPr>
+              <w:jc w:val="left"/>
+            </w:pPr>
+            <w:r>
+              <w:rPr>
+                <w:sz w:val="20"/>
+                <w:szCs w:val="20"/>
+              </w:rPr>
+              <w:t xml:space="preserve">—</w:t>
+            </w:r>
+          </w:p>
+        </w:tc>
+        <w:tc>
+          <w:tcPr>
+            <w:tcW w:type="dxa" w:w="2500"/>
+            <w:tcMar>
+              <w:top w:type="dxa" w:w="60"/>
+              <w:left w:type="dxa" w:w="100"/>
+              <w:bottom w:type="dxa" w:w="60"/>
+              <w:right w:type="dxa" w:w="100"/>
+            </w:tcMar>
+            <w:vAlign w:val="center"/>
+          </w:tcPr>
+          <w:p>
+            <w:pPr>
+              <w:jc w:val="center"/>
+            </w:pPr>
+            <w:r>
+              <w:rPr>
+                <w:sz w:val="20"/>
+                <w:szCs w:val="20"/>
+              </w:rPr>
+              <w:t xml:space="preserve">FP32 federated model</w:t>
+            </w:r>
+          </w:p>
+        </w:tc>
+        <w:tc>
+          <w:tcPr>
+            <w:tcW w:type="dxa" w:w="1100"/>
+            <w:tcMar>
+              <w:top w:type="dxa" w:w="60"/>
+              <w:left w:type="dxa" w:w="100"/>
+              <w:bottom w:type="dxa" w:w="60"/>
+              <w:right w:type="dxa" w:w="100"/>
+            </w:tcMar>
+            <w:vAlign w:val="center"/>
+          </w:tcPr>
+          <w:p>
+            <w:pPr>
+              <w:jc w:val="center"/>
+            </w:pPr>
+            <w:r>
+              <w:rPr>
+                <w:sz w:val="20"/>
+                <w:szCs w:val="20"/>
+              </w:rPr>
+              <w:t xml:space="preserve">85.70</w:t>
+            </w:r>
+          </w:p>
+        </w:tc>
+        <w:tc>
+          <w:tcPr>
+            <w:tcW w:type="dxa" w:w="900"/>
+            <w:tcMar>
+              <w:top w:type="dxa" w:w="60"/>
+              <w:left w:type="dxa" w:w="100"/>
+              <w:bottom w:type="dxa" w:w="60"/>
+              <w:right w:type="dxa" w:w="100"/>
+            </w:tcMar>
+            <w:vAlign w:val="center"/>
+          </w:tcPr>
+          <w:p>
+            <w:pPr>
+              <w:jc w:val="center"/>
+            </w:pPr>
+            <w:r>
+              <w:rPr>
+                <w:sz w:val="20"/>
+                <w:szCs w:val="20"/>
+              </w:rPr>
+              <w:t xml:space="preserve">52</w:t>
+            </w:r>
+          </w:p>
+        </w:tc>
+        <w:tc>
+          <w:tcPr>
+            <w:tcW w:type="dxa" w:w="700"/>
+            <w:tcMar>
+              <w:top w:type="dxa" w:w="60"/>
+              <w:left w:type="dxa" w:w="100"/>
+              <w:bottom w:type="dxa" w:w="60"/>
+              <w:right w:type="dxa" w:w="100"/>
+            </w:tcMar>
+            <w:vAlign w:val="center"/>
+          </w:tcPr>
+          <w:p>
+            <w:pPr>
+              <w:jc w:val="center"/>
+            </w:pPr>
+            <w:r>
+              <w:rPr>
+                <w:sz w:val="20"/>
+                <w:szCs w:val="20"/>
+              </w:rPr>
+              <w:t xml:space="preserve">6.84%</w:t>
+            </w:r>
+          </w:p>
+        </w:tc>
+        <w:tc>
+          <w:tcPr>
+            <w:tcW w:type="dxa" w:w="1100"/>
+            <w:tcMar>
+              <w:top w:type="dxa" w:w="60"/>
+              <w:left w:type="dxa" w:w="100"/>
+              <w:bottom w:type="dxa" w:w="60"/>
+              <w:right w:type="dxa" w:w="100"/>
+            </w:tcMar>
+            <w:vAlign w:val="center"/>
+          </w:tcPr>
+          <w:p>
+            <w:pPr>
+              <w:jc w:val="center"/>
+            </w:pPr>
+            <w:r>
+              <w:rPr>
+                <w:sz w:val="20"/>
+                <w:szCs w:val="20"/>
+              </w:rPr>
+              <w:t xml:space="preserve">99.41</w:t>
+            </w:r>
+          </w:p>
+        </w:tc>
+        <w:tc>
+          <w:tcPr>
+            <w:tcW w:type="dxa" w:w="900"/>
+            <w:tcMar>
+              <w:top w:type="dxa" w:w="60"/>
+              <w:left w:type="dxa" w:w="100"/>
+              <w:bottom w:type="dxa" w:w="60"/>
+              <w:right w:type="dxa" w:w="100"/>
+            </w:tcMar>
+            <w:vAlign w:val="center"/>
+          </w:tcPr>
+          <w:p>
+            <w:pPr>
+              <w:jc w:val="center"/>
+            </w:pPr>
+            <w:r>
+              <w:rPr>
+                <w:sz w:val="20"/>
+                <w:szCs w:val="20"/>
+              </w:rPr>
+              <w:t xml:space="preserve">19</w:t>
+            </w:r>
+          </w:p>
+        </w:tc>
+        <w:tc>
+          <w:tcPr>
+            <w:tcW w:type="dxa" w:w="700"/>
+            <w:tcMar>
+              <w:top w:type="dxa" w:w="60"/>
+              <w:left w:type="dxa" w:w="100"/>
+              <w:bottom w:type="dxa" w:w="60"/>
+              <w:right w:type="dxa" w:w="100"/>
+            </w:tcMar>
+            <w:vAlign w:val="center"/>
+          </w:tcPr>
+          <w:p>
+            <w:pPr>
+              <w:jc w:val="center"/>
+            </w:pPr>
+            <w:r>
+              <w:rPr>
+                <w:sz w:val="20"/>
+                <w:szCs w:val="20"/>
+              </w:rPr>
+              <w:t xml:space="preserve">3.61%</w:t>
+            </w:r>
+          </w:p>
+        </w:tc>
+      </w:tr>
+    </w:tbl>
+    <w:p>
+      <w:pPr>
+        <w:spacing w:after="240" w:before="80"/>
+      </w:pPr>
+      <w:r>
+        <w:rPr>
+          <w:i/>
+          <w:iCs/>
+          <w:sz w:val="20"/>
+          <w:szCs w:val="20"/>
+        </w:rPr>
+        <w:t xml:space="preserve">Table 15. Full-integer PTQ of the unpruned near-IID federated models with different range estimators: mean F1 [minimum], mean missed attacks, mean FAR. Real-data rows use the 15 calibration sets of Table 7 (2,000 samples). Data-free rows use no client data: synthetic inputs are 3 draws of 2,000 standard-normal vectors; BN rows set each hidden range to max over channels of (mean + k·SD) from the federated BatchNorm statistics. CLE = cross-layer equalization [29]. Source: runs 2026-10-05_x1_calib_methods and _x3_data_free_calib.</w:t>
+      </w:r>
+    </w:p>
+    <w:p>
+      <w:pPr>
+        <w:spacing w:after="160"/>
+      </w:pPr>
+      <w:r>
+        <w:t xml:space="preserve">Only estimators that clip hard remove the collapses: the 99.9th percentile and our ±5 SD input clip. The 99.99th percentile, the MSE-optimal clip and KL calibration still fail on some calibration sets (minimum F1 29–44 on CIC-IDS2017, 35–97 on TON_IoT): the rare extreme records that stretch the ranges are too rare to move a per-tensor MSE or KL objective. With the same per-tensor weights, the 99.9th percentile is at least as good as our clip (TON_IoT FAR 3.55% vs. 4.94%; CIC-IDS2017 misses 58 vs. 239). Per-channel weights barely change min/max calibration, but with clipped inputs they cut CIC-IDS2017 misses from 239 to 68, and CLE recovers the same effect for per-tensor weights (58).</w:t>
+      </w:r>
+    </w:p>
+    <w:p>
+      <w:pPr>
+        <w:spacing w:after="160"/>
+      </w:pPr>
+      <w:r>
+        <w:t xml:space="preserve">The server can also calibrate without any client data. Because the inputs are standardized, synthetic standard-normal inputs are a usable calibration set, and the federated BatchNorm statistics, which FedAvg averages like any other weight, give each post-ReLU activation's mean and standard deviation. Both match clipped real-data calibration on both datasets, and CLE with BatchNorm-derived ranges (k = 6) gives the best CIC-IDS2017 PTQ result (F1 84.64, 55 missed). k = 3 is too tight (532 and 282 missed).</w:t>
+      </w:r>
+    </w:p>
+    <w:tbl>
+      <w:tblPr>
+        <w:tblW w:type="dxa" w:w="8700"/>
+        <w:tblBorders>
+          <w:top w:val="single" w:color="auto" w:sz="4"/>
+          <w:left w:val="single" w:color="auto" w:sz="4"/>
+          <w:bottom w:val="single" w:color="auto" w:sz="4"/>
+          <w:right w:val="single" w:color="auto" w:sz="4"/>
+          <w:insideH w:val="single" w:color="auto" w:sz="4"/>
+          <w:insideV w:val="single" w:color="auto" w:sz="4"/>
+        </w:tblBorders>
+      </w:tblPr>
+      <w:tblGrid>
+        <w:gridCol w:w="3300"/>
+        <w:gridCol w:w="1600"/>
+        <w:gridCol w:w="1100"/>
+        <w:gridCol w:w="1600"/>
+        <w:gridCol w:w="1100"/>
+      </w:tblGrid>
+      <w:tr>
+        <w:trPr>
+          <w:tblHeader/>
+        </w:trPr>
+        <w:tc>
+          <w:tcPr>
+            <w:tcW w:type="dxa" w:w="3300"/>
+            <w:shd w:fill="D9E2F3" w:val="clear"/>
+            <w:tcMar>
+              <w:top w:type="dxa" w:w="60"/>
+              <w:left w:type="dxa" w:w="100"/>
+              <w:bottom w:type="dxa" w:w="60"/>
+              <w:right w:type="dxa" w:w="100"/>
+            </w:tcMar>
+            <w:vAlign w:val="center"/>
+          </w:tcPr>
+          <w:p>
+            <w:pPr>
+              <w:jc w:val="center"/>
+            </w:pPr>
+            <w:r>
+              <w:rPr>
+                <w:b/>
+                <w:bCs/>
+                <w:sz w:val="20"/>
+                <w:szCs w:val="20"/>
+              </w:rPr>
+              <w:t xml:space="preserve">Variant (base recipe, 5 fine-tuning draws)</w:t>
+            </w:r>
+          </w:p>
+        </w:tc>
+        <w:tc>
+          <w:tcPr>
+            <w:tcW w:type="dxa" w:w="1600"/>
+            <w:shd w:fill="D9E2F3" w:val="clear"/>
+            <w:tcMar>
+              <w:top w:type="dxa" w:w="60"/>
+              <w:left w:type="dxa" w:w="100"/>
+              <w:bottom w:type="dxa" w:w="60"/>
+              <w:right w:type="dxa" w:w="100"/>
+            </w:tcMar>
+            <w:vAlign w:val="center"/>
+          </w:tcPr>
+          <w:p>
+            <w:pPr>
+              <w:jc w:val="center"/>
+            </w:pPr>
+            <w:r>
+              <w:rPr>
+                <w:b/>
+                <w:bCs/>
+                <w:sz w:val="20"/>
+                <w:szCs w:val="20"/>
+              </w:rPr>
+              <w:t xml:space="preserve">CIC F1 [range]</w:t>
+            </w:r>
+          </w:p>
+        </w:tc>
+        <w:tc>
+          <w:tcPr>
+            <w:tcW w:type="dxa" w:w="1100"/>
+            <w:shd w:fill="D9E2F3" w:val="clear"/>
+            <w:tcMar>
+              <w:top w:type="dxa" w:w="60"/>
+              <w:left w:type="dxa" w:w="100"/>
+              <w:bottom w:type="dxa" w:w="60"/>
+              <w:right w:type="dxa" w:w="100"/>
+            </w:tcMar>
+            <w:vAlign w:val="center"/>
+          </w:tcPr>
+          <w:p>
+            <w:pPr>
+              <w:jc w:val="center"/>
+            </w:pPr>
+            <w:r>
+              <w:rPr>
+                <w:b/>
+                <w:bCs/>
+                <w:sz w:val="20"/>
+                <w:szCs w:val="20"/>
+              </w:rPr>
+              <w:t xml:space="preserve">CIC missed / 85,173</w:t>
+            </w:r>
+          </w:p>
+        </w:tc>
+        <w:tc>
+          <w:tcPr>
+            <w:tcW w:type="dxa" w:w="1600"/>
+            <w:shd w:fill="D9E2F3" w:val="clear"/>
+            <w:tcMar>
+              <w:top w:type="dxa" w:w="60"/>
+              <w:left w:type="dxa" w:w="100"/>
+              <w:bottom w:type="dxa" w:w="60"/>
+              <w:right w:type="dxa" w:w="100"/>
+            </w:tcMar>
+            <w:vAlign w:val="center"/>
+          </w:tcPr>
+          <w:p>
+            <w:pPr>
+              <w:jc w:val="center"/>
+            </w:pPr>
+            <w:r>
+              <w:rPr>
+                <w:b/>
+                <w:bCs/>
+                <w:sz w:val="20"/>
+                <w:szCs w:val="20"/>
+              </w:rPr>
+              <w:t xml:space="preserve">TON F1 [range]</w:t>
+            </w:r>
+          </w:p>
+        </w:tc>
+        <w:tc>
+          <w:tcPr>
+            <w:tcW w:type="dxa" w:w="1100"/>
+            <w:shd w:fill="D9E2F3" w:val="clear"/>
+            <w:tcMar>
+              <w:top w:type="dxa" w:w="60"/>
+              <w:left w:type="dxa" w:w="100"/>
+              <w:bottom w:type="dxa" w:w="60"/>
+              <w:right w:type="dxa" w:w="100"/>
+            </w:tcMar>
+            <w:vAlign w:val="center"/>
+          </w:tcPr>
+          <w:p>
+            <w:pPr>
+              <w:jc w:val="center"/>
+            </w:pPr>
+            <w:r>
+              <w:rPr>
+                <w:b/>
+                <w:bCs/>
+                <w:sz w:val="20"/>
+                <w:szCs w:val="20"/>
+              </w:rPr>
+              <w:t xml:space="preserve">TON missed / 16,215</w:t>
+            </w:r>
+          </w:p>
+        </w:tc>
+      </w:tr>
+      <w:tr>
+        <w:tc>
+          <w:tcPr>
+            <w:tcW w:type="dxa" w:w="3300"/>
+            <w:tcMar>
+              <w:top w:type="dxa" w:w="60"/>
+              <w:left w:type="dxa" w:w="100"/>
+              <w:bottom w:type="dxa" w:w="60"/>
+              <w:right w:type="dxa" w:w="100"/>
+            </w:tcMar>
+            <w:vAlign w:val="center"/>
+          </w:tcPr>
+          <w:p>
+            <w:pPr>
+              <w:jc w:val="left"/>
+            </w:pPr>
+            <w:r>
+              <w:rPr>
+                <w:sz w:val="20"/>
+                <w:szCs w:val="20"/>
+              </w:rPr>
+              <w:t xml:space="preserve">PTQ, min/max (TFLite)</w:t>
+            </w:r>
+          </w:p>
+        </w:tc>
+        <w:tc>
+          <w:tcPr>
+            <w:tcW w:type="dxa" w:w="1600"/>
+            <w:tcMar>
+              <w:top w:type="dxa" w:w="60"/>
+              <w:left w:type="dxa" w:w="100"/>
+              <w:bottom w:type="dxa" w:w="60"/>
+              <w:right w:type="dxa" w:w="100"/>
+            </w:tcMar>
+            <w:vAlign w:val="center"/>
+          </w:tcPr>
+          <w:p>
+            <w:pPr>
+              <w:jc w:val="center"/>
+            </w:pPr>
+            <w:r>
+              <w:rPr>
+                <w:sz w:val="20"/>
+                <w:szCs w:val="20"/>
+              </w:rPr>
+              <w:t xml:space="preserve">85.81 [79.37–89.05]</w:t>
+            </w:r>
+          </w:p>
+        </w:tc>
+        <w:tc>
+          <w:tcPr>
+            <w:tcW w:type="dxa" w:w="1100"/>
+            <w:tcMar>
+              <w:top w:type="dxa" w:w="60"/>
+              <w:left w:type="dxa" w:w="100"/>
+              <w:bottom w:type="dxa" w:w="60"/>
+              <w:right w:type="dxa" w:w="100"/>
+            </w:tcMar>
+            <w:vAlign w:val="center"/>
+          </w:tcPr>
+          <w:p>
+            <w:pPr>
+              <w:jc w:val="center"/>
+            </w:pPr>
+            <w:r>
+              <w:rPr>
+                <w:sz w:val="20"/>
+                <w:szCs w:val="20"/>
+              </w:rPr>
+              <w:t xml:space="preserve">562</w:t>
+            </w:r>
+          </w:p>
+        </w:tc>
+        <w:tc>
+          <w:tcPr>
+            <w:tcW w:type="dxa" w:w="1600"/>
+            <w:tcMar>
+              <w:top w:type="dxa" w:w="60"/>
+              <w:left w:type="dxa" w:w="100"/>
+              <w:bottom w:type="dxa" w:w="60"/>
+              <w:right w:type="dxa" w:w="100"/>
+            </w:tcMar>
+            <w:vAlign w:val="center"/>
+          </w:tcPr>
+          <w:p>
+            <w:pPr>
+              <w:jc w:val="center"/>
+            </w:pPr>
+            <w:r>
+              <w:rPr>
+                <w:sz w:val="20"/>
+                <w:szCs w:val="20"/>
+              </w:rPr>
+              <w:t xml:space="preserve">98.62 [96.89–99.19]</w:t>
+            </w:r>
+          </w:p>
+        </w:tc>
+        <w:tc>
+          <w:tcPr>
+            <w:tcW w:type="dxa" w:w="1100"/>
+            <w:tcMar>
+              <w:top w:type="dxa" w:w="60"/>
+              <w:left w:type="dxa" w:w="100"/>
+              <w:bottom w:type="dxa" w:w="60"/>
+              <w:right w:type="dxa" w:w="100"/>
+            </w:tcMar>
+            <w:vAlign w:val="center"/>
+          </w:tcPr>
+          <w:p>
+            <w:pPr>
+              <w:jc w:val="center"/>
+            </w:pPr>
+            <w:r>
+              <w:rPr>
+                <w:sz w:val="20"/>
+                <w:szCs w:val="20"/>
+              </w:rPr>
+              <w:t xml:space="preserve">351</w:t>
+            </w:r>
+          </w:p>
+        </w:tc>
+      </w:tr>
+      <w:tr>
+        <w:tc>
+          <w:tcPr>
+            <w:tcW w:type="dxa" w:w="3300"/>
+            <w:tcMar>
+              <w:top w:type="dxa" w:w="60"/>
+              <w:left w:type="dxa" w:w="100"/>
+              <w:bottom w:type="dxa" w:w="60"/>
+              <w:right w:type="dxa" w:w="100"/>
+            </w:tcMar>
+            <w:vAlign w:val="center"/>
+          </w:tcPr>
+          <w:p>
+            <w:pPr>
+              <w:jc w:val="left"/>
+            </w:pPr>
+            <w:r>
+              <w:rPr>
+                <w:sz w:val="20"/>
+                <w:szCs w:val="20"/>
+              </w:rPr>
+              <w:t xml:space="preserve">QAT, tfmot default</w:t>
+            </w:r>
+          </w:p>
+        </w:tc>
+        <w:tc>
+          <w:tcPr>
+            <w:tcW w:type="dxa" w:w="1600"/>
+            <w:tcMar>
+              <w:top w:type="dxa" w:w="60"/>
+              <w:left w:type="dxa" w:w="100"/>
+              <w:bottom w:type="dxa" w:w="60"/>
+              <w:right w:type="dxa" w:w="100"/>
+            </w:tcMar>
+            <w:vAlign w:val="center"/>
+          </w:tcPr>
+          <w:p>
+            <w:pPr>
+              <w:jc w:val="center"/>
+            </w:pPr>
+            <w:r>
+              <w:rPr>
+                <w:sz w:val="20"/>
+                <w:szCs w:val="20"/>
+              </w:rPr>
+              <w:t xml:space="preserve">88.02 [86.77–89.28]</w:t>
+            </w:r>
+          </w:p>
+        </w:tc>
+        <w:tc>
+          <w:tcPr>
+            <w:tcW w:type="dxa" w:w="1100"/>
+            <w:tcMar>
+              <w:top w:type="dxa" w:w="60"/>
+              <w:left w:type="dxa" w:w="100"/>
+              <w:bottom w:type="dxa" w:w="60"/>
+              <w:right w:type="dxa" w:w="100"/>
+            </w:tcMar>
+            <w:vAlign w:val="center"/>
+          </w:tcPr>
+          <w:p>
+            <w:pPr>
+              <w:jc w:val="center"/>
+            </w:pPr>
+            <w:r>
+              <w:rPr>
+                <w:sz w:val="20"/>
+                <w:szCs w:val="20"/>
+              </w:rPr>
+              <w:t xml:space="preserve">513</w:t>
+            </w:r>
+          </w:p>
+        </w:tc>
+        <w:tc>
+          <w:tcPr>
+            <w:tcW w:type="dxa" w:w="1600"/>
+            <w:tcMar>
+              <w:top w:type="dxa" w:w="60"/>
+              <w:left w:type="dxa" w:w="100"/>
+              <w:bottom w:type="dxa" w:w="60"/>
+              <w:right w:type="dxa" w:w="100"/>
+            </w:tcMar>
+            <w:vAlign w:val="center"/>
+          </w:tcPr>
+          <w:p>
+            <w:pPr>
+              <w:jc w:val="center"/>
+            </w:pPr>
+            <w:r>
+              <w:rPr>
+                <w:sz w:val="20"/>
+                <w:szCs w:val="20"/>
+              </w:rPr>
+              <w:t xml:space="preserve">99.00 [98.79–99.51]</w:t>
+            </w:r>
+          </w:p>
+        </w:tc>
+        <w:tc>
+          <w:tcPr>
+            <w:tcW w:type="dxa" w:w="1100"/>
+            <w:tcMar>
+              <w:top w:type="dxa" w:w="60"/>
+              <w:left w:type="dxa" w:w="100"/>
+              <w:bottom w:type="dxa" w:w="60"/>
+              <w:right w:type="dxa" w:w="100"/>
+            </w:tcMar>
+            <w:vAlign w:val="center"/>
+          </w:tcPr>
+          <w:p>
+            <w:pPr>
+              <w:jc w:val="center"/>
+            </w:pPr>
+            <w:r>
+              <w:rPr>
+                <w:sz w:val="20"/>
+                <w:szCs w:val="20"/>
+              </w:rPr>
+              <w:t xml:space="preserve">204</w:t>
+            </w:r>
+          </w:p>
+        </w:tc>
+      </w:tr>
+      <w:tr>
+        <w:tc>
+          <w:tcPr>
+            <w:tcW w:type="dxa" w:w="3300"/>
+            <w:tcMar>
+              <w:top w:type="dxa" w:w="60"/>
+              <w:left w:type="dxa" w:w="100"/>
+              <w:bottom w:type="dxa" w:w="60"/>
+              <w:right w:type="dxa" w:w="100"/>
+            </w:tcMar>
+            <w:vAlign w:val="center"/>
+          </w:tcPr>
+          <w:p>
+            <w:pPr>
+              <w:jc w:val="left"/>
+            </w:pPr>
+            <w:r>
+              <w:rPr>
+                <w:sz w:val="20"/>
+                <w:szCs w:val="20"/>
+              </w:rPr>
+              <w:t xml:space="preserve">QAT, calibrated start (5 estimators)</w:t>
+            </w:r>
+          </w:p>
+        </w:tc>
+        <w:tc>
+          <w:tcPr>
+            <w:tcW w:type="dxa" w:w="1600"/>
+            <w:tcMar>
+              <w:top w:type="dxa" w:w="60"/>
+              <w:left w:type="dxa" w:w="100"/>
+              <w:bottom w:type="dxa" w:w="60"/>
+              <w:right w:type="dxa" w:w="100"/>
+            </w:tcMar>
+            <w:vAlign w:val="center"/>
+          </w:tcPr>
+          <w:p>
+            <w:pPr>
+              <w:jc w:val="center"/>
+            </w:pPr>
+            <w:r>
+              <w:rPr>
+                <w:sz w:val="20"/>
+                <w:szCs w:val="20"/>
+              </w:rPr>
+              <w:t xml:space="preserve">87.79–88.18</w:t>
+            </w:r>
+          </w:p>
+        </w:tc>
+        <w:tc>
+          <w:tcPr>
+            <w:tcW w:type="dxa" w:w="1100"/>
+            <w:tcMar>
+              <w:top w:type="dxa" w:w="60"/>
+              <w:left w:type="dxa" w:w="100"/>
+              <w:bottom w:type="dxa" w:w="60"/>
+              <w:right w:type="dxa" w:w="100"/>
+            </w:tcMar>
+            <w:vAlign w:val="center"/>
+          </w:tcPr>
+          <w:p>
+            <w:pPr>
+              <w:jc w:val="center"/>
+            </w:pPr>
+            <w:r>
+              <w:rPr>
+                <w:sz w:val="20"/>
+                <w:szCs w:val="20"/>
+              </w:rPr>
+              <w:t xml:space="preserve">447–664</w:t>
+            </w:r>
+          </w:p>
+        </w:tc>
+        <w:tc>
+          <w:tcPr>
+            <w:tcW w:type="dxa" w:w="1600"/>
+            <w:tcMar>
+              <w:top w:type="dxa" w:w="60"/>
+              <w:left w:type="dxa" w:w="100"/>
+              <w:bottom w:type="dxa" w:w="60"/>
+              <w:right w:type="dxa" w:w="100"/>
+            </w:tcMar>
+            <w:vAlign w:val="center"/>
+          </w:tcPr>
+          <w:p>
+            <w:pPr>
+              <w:jc w:val="center"/>
+            </w:pPr>
+            <w:r>
+              <w:rPr>
+                <w:sz w:val="20"/>
+                <w:szCs w:val="20"/>
+              </w:rPr>
+              <w:t xml:space="preserve">98.99–99.03</w:t>
+            </w:r>
+          </w:p>
+        </w:tc>
+        <w:tc>
+          <w:tcPr>
+            <w:tcW w:type="dxa" w:w="1100"/>
+            <w:tcMar>
+              <w:top w:type="dxa" w:w="60"/>
+              <w:left w:type="dxa" w:w="100"/>
+              <w:bottom w:type="dxa" w:w="60"/>
+              <w:right w:type="dxa" w:w="100"/>
+            </w:tcMar>
+            <w:vAlign w:val="center"/>
+          </w:tcPr>
+          <w:p>
+            <w:pPr>
+              <w:jc w:val="center"/>
+            </w:pPr>
+            <w:r>
+              <w:rPr>
+                <w:sz w:val="20"/>
+                <w:szCs w:val="20"/>
+              </w:rPr>
+              <w:t xml:space="preserve">194–208</w:t>
+            </w:r>
+          </w:p>
+        </w:tc>
+      </w:tr>
+      <w:tr>
+        <w:tc>
+          <w:tcPr>
+            <w:tcW w:type="dxa" w:w="3300"/>
+            <w:tcMar>
+              <w:top w:type="dxa" w:w="60"/>
+              <w:left w:type="dxa" w:w="100"/>
+              <w:bottom w:type="dxa" w:w="60"/>
+              <w:right w:type="dxa" w:w="100"/>
+            </w:tcMar>
+            <w:vAlign w:val="center"/>
+          </w:tcPr>
+          <w:p>
+            <w:pPr>
+              <w:jc w:val="left"/>
+            </w:pPr>
+            <w:r>
+              <w:rPr>
+                <w:sz w:val="20"/>
+                <w:szCs w:val="20"/>
+              </w:rPr>
+              <w:t xml:space="preserve">QAT, ranges fixed at min/max</w:t>
+            </w:r>
+          </w:p>
+        </w:tc>
+        <w:tc>
+          <w:tcPr>
+            <w:tcW w:type="dxa" w:w="1600"/>
+            <w:tcMar>
+              <w:top w:type="dxa" w:w="60"/>
+              <w:left w:type="dxa" w:w="100"/>
+              <w:bottom w:type="dxa" w:w="60"/>
+              <w:right w:type="dxa" w:w="100"/>
+            </w:tcMar>
+            <w:vAlign w:val="center"/>
+          </w:tcPr>
+          <w:p>
+            <w:pPr>
+              <w:jc w:val="center"/>
+            </w:pPr>
+            <w:r>
+              <w:rPr>
+                <w:sz w:val="20"/>
+                <w:szCs w:val="20"/>
+              </w:rPr>
+              <w:t xml:space="preserve">89.49 [87.41–91.43]</w:t>
+            </w:r>
+          </w:p>
+        </w:tc>
+        <w:tc>
+          <w:tcPr>
+            <w:tcW w:type="dxa" w:w="1100"/>
+            <w:tcMar>
+              <w:top w:type="dxa" w:w="60"/>
+              <w:left w:type="dxa" w:w="100"/>
+              <w:bottom w:type="dxa" w:w="60"/>
+              <w:right w:type="dxa" w:w="100"/>
+            </w:tcMar>
+            <w:vAlign w:val="center"/>
+          </w:tcPr>
+          <w:p>
+            <w:pPr>
+              <w:jc w:val="center"/>
+            </w:pPr>
+            <w:r>
+              <w:rPr>
+                <w:sz w:val="20"/>
+                <w:szCs w:val="20"/>
+              </w:rPr>
+              <w:t xml:space="preserve">757</w:t>
+            </w:r>
+          </w:p>
+        </w:tc>
+        <w:tc>
+          <w:tcPr>
+            <w:tcW w:type="dxa" w:w="1600"/>
+            <w:tcMar>
+              <w:top w:type="dxa" w:w="60"/>
+              <w:left w:type="dxa" w:w="100"/>
+              <w:bottom w:type="dxa" w:w="60"/>
+              <w:right w:type="dxa" w:w="100"/>
+            </w:tcMar>
+            <w:vAlign w:val="center"/>
+          </w:tcPr>
+          <w:p>
+            <w:pPr>
+              <w:jc w:val="center"/>
+            </w:pPr>
+            <w:r>
+              <w:rPr>
+                <w:sz w:val="20"/>
+                <w:szCs w:val="20"/>
+              </w:rPr>
+              <w:t xml:space="preserve">99.46 [99.40–99.53]</w:t>
+            </w:r>
+          </w:p>
+        </w:tc>
+        <w:tc>
+          <w:tcPr>
+            <w:tcW w:type="dxa" w:w="1100"/>
+            <w:tcMar>
+              <w:top w:type="dxa" w:w="60"/>
+              <w:left w:type="dxa" w:w="100"/>
+              <w:bottom w:type="dxa" w:w="60"/>
+              <w:right w:type="dxa" w:w="100"/>
+            </w:tcMar>
+            <w:vAlign w:val="center"/>
+          </w:tcPr>
+          <w:p>
+            <w:pPr>
+              <w:jc w:val="center"/>
+            </w:pPr>
+            <w:r>
+              <w:rPr>
+                <w:sz w:val="20"/>
+                <w:szCs w:val="20"/>
+              </w:rPr>
+              <w:t xml:space="preserve">74</w:t>
+            </w:r>
+          </w:p>
+        </w:tc>
+      </w:tr>
+      <w:tr>
+        <w:tc>
+          <w:tcPr>
+            <w:tcW w:type="dxa" w:w="3300"/>
+            <w:tcMar>
+              <w:top w:type="dxa" w:w="60"/>
+              <w:left w:type="dxa" w:w="100"/>
+              <w:bottom w:type="dxa" w:w="60"/>
+              <w:right w:type="dxa" w:w="100"/>
+            </w:tcMar>
+            <w:vAlign w:val="center"/>
+          </w:tcPr>
+          <w:p>
+            <w:pPr>
+              <w:jc w:val="left"/>
+            </w:pPr>
+            <w:r>
+              <w:rPr>
+                <w:sz w:val="20"/>
+                <w:szCs w:val="20"/>
+              </w:rPr>
+              <w:t xml:space="preserve">QAT, ranges fixed at percentile 99.99</w:t>
+            </w:r>
+          </w:p>
+        </w:tc>
+        <w:tc>
+          <w:tcPr>
+            <w:tcW w:type="dxa" w:w="1600"/>
+            <w:tcMar>
+              <w:top w:type="dxa" w:w="60"/>
+              <w:left w:type="dxa" w:w="100"/>
+              <w:bottom w:type="dxa" w:w="60"/>
+              <w:right w:type="dxa" w:w="100"/>
+            </w:tcMar>
+            <w:vAlign w:val="center"/>
+          </w:tcPr>
+          <w:p>
+            <w:pPr>
+              <w:jc w:val="center"/>
+            </w:pPr>
+            <w:r>
+              <w:rPr>
+                <w:sz w:val="20"/>
+                <w:szCs w:val="20"/>
+              </w:rPr>
+              <w:t xml:space="preserve">88.58 [87.42–89.95]</w:t>
+            </w:r>
+          </w:p>
+        </w:tc>
+        <w:tc>
+          <w:tcPr>
+            <w:tcW w:type="dxa" w:w="1100"/>
+            <w:tcMar>
+              <w:top w:type="dxa" w:w="60"/>
+              <w:left w:type="dxa" w:w="100"/>
+              <w:bottom w:type="dxa" w:w="60"/>
+              <w:right w:type="dxa" w:w="100"/>
+            </w:tcMar>
+            <w:vAlign w:val="center"/>
+          </w:tcPr>
+          <w:p>
+            <w:pPr>
+              <w:jc w:val="center"/>
+            </w:pPr>
+            <w:r>
+              <w:rPr>
+                <w:sz w:val="20"/>
+                <w:szCs w:val="20"/>
+              </w:rPr>
+              <w:t xml:space="preserve">392</w:t>
+            </w:r>
+          </w:p>
+        </w:tc>
+        <w:tc>
+          <w:tcPr>
+            <w:tcW w:type="dxa" w:w="1600"/>
+            <w:tcMar>
+              <w:top w:type="dxa" w:w="60"/>
+              <w:left w:type="dxa" w:w="100"/>
+              <w:bottom w:type="dxa" w:w="60"/>
+              <w:right w:type="dxa" w:w="100"/>
+            </w:tcMar>
+            <w:vAlign w:val="center"/>
+          </w:tcPr>
+          <w:p>
+            <w:pPr>
+              <w:jc w:val="center"/>
+            </w:pPr>
+            <w:r>
+              <w:rPr>
+                <w:sz w:val="20"/>
+                <w:szCs w:val="20"/>
+              </w:rPr>
+              <w:t xml:space="preserve">99.47 [99.44–99.51]</w:t>
+            </w:r>
+          </w:p>
+        </w:tc>
+        <w:tc>
+          <w:tcPr>
+            <w:tcW w:type="dxa" w:w="1100"/>
+            <w:tcMar>
+              <w:top w:type="dxa" w:w="60"/>
+              <w:left w:type="dxa" w:w="100"/>
+              <w:bottom w:type="dxa" w:w="60"/>
+              <w:right w:type="dxa" w:w="100"/>
+            </w:tcMar>
+            <w:vAlign w:val="center"/>
+          </w:tcPr>
+          <w:p>
+            <w:pPr>
+              <w:jc w:val="center"/>
+            </w:pPr>
+            <w:r>
+              <w:rPr>
+                <w:sz w:val="20"/>
+                <w:szCs w:val="20"/>
+              </w:rPr>
+              <w:t xml:space="preserve">70</w:t>
+            </w:r>
+          </w:p>
+        </w:tc>
+      </w:tr>
+      <w:tr>
+        <w:tc>
+          <w:tcPr>
+            <w:tcW w:type="dxa" w:w="3300"/>
+            <w:tcMar>
+              <w:top w:type="dxa" w:w="60"/>
+              <w:left w:type="dxa" w:w="100"/>
+              <w:bottom w:type="dxa" w:w="60"/>
+              <w:right w:type="dxa" w:w="100"/>
+            </w:tcMar>
+            <w:vAlign w:val="center"/>
+          </w:tcPr>
+          <w:p>
+            <w:pPr>
+              <w:jc w:val="left"/>
+            </w:pPr>
+            <w:r>
+              <w:rPr>
+                <w:sz w:val="20"/>
+                <w:szCs w:val="20"/>
+              </w:rPr>
+              <w:t xml:space="preserve">QAT, ranges fixed at MSE clip</w:t>
+            </w:r>
+          </w:p>
+        </w:tc>
+        <w:tc>
+          <w:tcPr>
+            <w:tcW w:type="dxa" w:w="1600"/>
+            <w:tcMar>
+              <w:top w:type="dxa" w:w="60"/>
+              <w:left w:type="dxa" w:w="100"/>
+              <w:bottom w:type="dxa" w:w="60"/>
+              <w:right w:type="dxa" w:w="100"/>
+            </w:tcMar>
+            <w:vAlign w:val="center"/>
+          </w:tcPr>
+          <w:p>
+            <w:pPr>
+              <w:jc w:val="center"/>
+            </w:pPr>
+            <w:r>
+              <w:rPr>
+                <w:sz w:val="20"/>
+                <w:szCs w:val="20"/>
+              </w:rPr>
+              <w:t xml:space="preserve">88.62 [87.25–90.08]</w:t>
+            </w:r>
+          </w:p>
+        </w:tc>
+        <w:tc>
+          <w:tcPr>
+            <w:tcW w:type="dxa" w:w="1100"/>
+            <w:tcMar>
+              <w:top w:type="dxa" w:w="60"/>
+              <w:left w:type="dxa" w:w="100"/>
+              <w:bottom w:type="dxa" w:w="60"/>
+              <w:right w:type="dxa" w:w="100"/>
+            </w:tcMar>
+            <w:vAlign w:val="center"/>
+          </w:tcPr>
+          <w:p>
+            <w:pPr>
+              <w:jc w:val="center"/>
+            </w:pPr>
+            <w:r>
+              <w:rPr>
+                <w:sz w:val="20"/>
+                <w:szCs w:val="20"/>
+              </w:rPr>
+              <w:t xml:space="preserve">839</w:t>
+            </w:r>
+          </w:p>
+        </w:tc>
+        <w:tc>
+          <w:tcPr>
+            <w:tcW w:type="dxa" w:w="1600"/>
+            <w:tcMar>
+              <w:top w:type="dxa" w:w="60"/>
+              <w:left w:type="dxa" w:w="100"/>
+              <w:bottom w:type="dxa" w:w="60"/>
+              <w:right w:type="dxa" w:w="100"/>
+            </w:tcMar>
+            <w:vAlign w:val="center"/>
+          </w:tcPr>
+          <w:p>
+            <w:pPr>
+              <w:jc w:val="center"/>
+            </w:pPr>
+            <w:r>
+              <w:rPr>
+                <w:sz w:val="20"/>
+                <w:szCs w:val="20"/>
+              </w:rPr>
+              <w:t xml:space="preserve">99.47 [99.43–99.56]</w:t>
+            </w:r>
+          </w:p>
+        </w:tc>
+        <w:tc>
+          <w:tcPr>
+            <w:tcW w:type="dxa" w:w="1100"/>
+            <w:tcMar>
+              <w:top w:type="dxa" w:w="60"/>
+              <w:left w:type="dxa" w:w="100"/>
+              <w:bottom w:type="dxa" w:w="60"/>
+              <w:right w:type="dxa" w:w="100"/>
+            </w:tcMar>
+            <w:vAlign w:val="center"/>
+          </w:tcPr>
+          <w:p>
+            <w:pPr>
+              <w:jc w:val="center"/>
+            </w:pPr>
+            <w:r>
+              <w:rPr>
+                <w:sz w:val="20"/>
+                <w:szCs w:val="20"/>
+              </w:rPr>
+              <w:t xml:space="preserve">76</w:t>
+            </w:r>
+          </w:p>
+        </w:tc>
+      </w:tr>
+      <w:tr>
+        <w:tc>
+          <w:tcPr>
+            <w:tcW w:type="dxa" w:w="3300"/>
+            <w:tcMar>
+              <w:top w:type="dxa" w:w="60"/>
+              <w:left w:type="dxa" w:w="100"/>
+              <w:bottom w:type="dxa" w:w="60"/>
+              <w:right w:type="dxa" w:w="100"/>
+            </w:tcMar>
+            <w:vAlign w:val="center"/>
+          </w:tcPr>
+          <w:p>
+            <w:pPr>
+              <w:jc w:val="left"/>
+            </w:pPr>
+            <w:r>
+              <w:rPr>
+                <w:sz w:val="20"/>
+                <w:szCs w:val="20"/>
+              </w:rPr>
+              <w:t xml:space="preserve">QAT, ranges fixed at ±5 SD</w:t>
+            </w:r>
+          </w:p>
+        </w:tc>
+        <w:tc>
+          <w:tcPr>
+            <w:tcW w:type="dxa" w:w="1600"/>
+            <w:tcMar>
+              <w:top w:type="dxa" w:w="60"/>
+              <w:left w:type="dxa" w:w="100"/>
+              <w:bottom w:type="dxa" w:w="60"/>
+              <w:right w:type="dxa" w:w="100"/>
+            </w:tcMar>
+            <w:vAlign w:val="center"/>
+          </w:tcPr>
+          <w:p>
+            <w:pPr>
+              <w:jc w:val="center"/>
+            </w:pPr>
+            <w:r>
+              <w:rPr>
+                <w:sz w:val="20"/>
+                <w:szCs w:val="20"/>
+              </w:rPr>
+              <w:t xml:space="preserve">88.10 [87.43–89.01]</w:t>
+            </w:r>
+          </w:p>
+        </w:tc>
+        <w:tc>
+          <w:tcPr>
+            <w:tcW w:type="dxa" w:w="1100"/>
+            <w:tcMar>
+              <w:top w:type="dxa" w:w="60"/>
+              <w:left w:type="dxa" w:w="100"/>
+              <w:bottom w:type="dxa" w:w="60"/>
+              <w:right w:type="dxa" w:w="100"/>
+            </w:tcMar>
+            <w:vAlign w:val="center"/>
+          </w:tcPr>
+          <w:p>
+            <w:pPr>
+              <w:jc w:val="center"/>
+            </w:pPr>
+            <w:r>
+              <w:rPr>
+                <w:sz w:val="20"/>
+                <w:szCs w:val="20"/>
+              </w:rPr>
+              <w:t xml:space="preserve">598</w:t>
+            </w:r>
+          </w:p>
+        </w:tc>
+        <w:tc>
+          <w:tcPr>
+            <w:tcW w:type="dxa" w:w="1600"/>
+            <w:tcMar>
+              <w:top w:type="dxa" w:w="60"/>
+              <w:left w:type="dxa" w:w="100"/>
+              <w:bottom w:type="dxa" w:w="60"/>
+              <w:right w:type="dxa" w:w="100"/>
+            </w:tcMar>
+            <w:vAlign w:val="center"/>
+          </w:tcPr>
+          <w:p>
+            <w:pPr>
+              <w:jc w:val="center"/>
+            </w:pPr>
+            <w:r>
+              <w:rPr>
+                <w:sz w:val="20"/>
+                <w:szCs w:val="20"/>
+              </w:rPr>
+              <w:t xml:space="preserve">99.34 [99.16–99.43]</w:t>
+            </w:r>
+          </w:p>
+        </w:tc>
+        <w:tc>
+          <w:tcPr>
+            <w:tcW w:type="dxa" w:w="1100"/>
+            <w:tcMar>
+              <w:top w:type="dxa" w:w="60"/>
+              <w:left w:type="dxa" w:w="100"/>
+              <w:bottom w:type="dxa" w:w="60"/>
+              <w:right w:type="dxa" w:w="100"/>
+            </w:tcMar>
+            <w:vAlign w:val="center"/>
+          </w:tcPr>
+          <w:p>
+            <w:pPr>
+              <w:jc w:val="center"/>
+            </w:pPr>
+            <w:r>
+              <w:rPr>
+                <w:sz w:val="20"/>
+                <w:szCs w:val="20"/>
+              </w:rPr>
+              <w:t xml:space="preserve">79</w:t>
+            </w:r>
+          </w:p>
+        </w:tc>
+      </w:tr>
+      <w:tr>
+        <w:tc>
+          <w:tcPr>
+            <w:tcW w:type="dxa" w:w="3300"/>
+            <w:tcMar>
+              <w:top w:type="dxa" w:w="60"/>
+              <w:left w:type="dxa" w:w="100"/>
+              <w:bottom w:type="dxa" w:w="60"/>
+              <w:right w:type="dxa" w:w="100"/>
+            </w:tcMar>
+            <w:vAlign w:val="center"/>
+          </w:tcPr>
+          <w:p>
+            <w:pPr>
+              <w:jc w:val="left"/>
+            </w:pPr>
+            <w:r>
+              <w:rPr>
+                <w:sz w:val="20"/>
+                <w:szCs w:val="20"/>
+              </w:rPr>
+              <w:t xml:space="preserve">QAT, learned clip (PACT-style, 3 starts)</w:t>
+            </w:r>
+          </w:p>
+        </w:tc>
+        <w:tc>
+          <w:tcPr>
+            <w:tcW w:type="dxa" w:w="1600"/>
+            <w:tcMar>
+              <w:top w:type="dxa" w:w="60"/>
+              <w:left w:type="dxa" w:w="100"/>
+              <w:bottom w:type="dxa" w:w="60"/>
+              <w:right w:type="dxa" w:w="100"/>
+            </w:tcMar>
+            <w:vAlign w:val="center"/>
+          </w:tcPr>
+          <w:p>
+            <w:pPr>
+              <w:jc w:val="center"/>
+            </w:pPr>
+            <w:r>
+              <w:rPr>
+                <w:sz w:val="20"/>
+                <w:szCs w:val="20"/>
+              </w:rPr>
+              <w:t xml:space="preserve">87.67–88.73</w:t>
+            </w:r>
+          </w:p>
+        </w:tc>
+        <w:tc>
+          <w:tcPr>
+            <w:tcW w:type="dxa" w:w="1100"/>
+            <w:tcMar>
+              <w:top w:type="dxa" w:w="60"/>
+              <w:left w:type="dxa" w:w="100"/>
+              <w:bottom w:type="dxa" w:w="60"/>
+              <w:right w:type="dxa" w:w="100"/>
+            </w:tcMar>
+            <w:vAlign w:val="center"/>
+          </w:tcPr>
+          <w:p>
+            <w:pPr>
+              <w:jc w:val="center"/>
+            </w:pPr>
+            <w:r>
+              <w:rPr>
+                <w:sz w:val="20"/>
+                <w:szCs w:val="20"/>
+              </w:rPr>
+              <w:t xml:space="preserve">652–718</w:t>
+            </w:r>
+          </w:p>
+        </w:tc>
+        <w:tc>
+          <w:tcPr>
+            <w:tcW w:type="dxa" w:w="1600"/>
+            <w:tcMar>
+              <w:top w:type="dxa" w:w="60"/>
+              <w:left w:type="dxa" w:w="100"/>
+              <w:bottom w:type="dxa" w:w="60"/>
+              <w:right w:type="dxa" w:w="100"/>
+            </w:tcMar>
+            <w:vAlign w:val="center"/>
+          </w:tcPr>
+          <w:p>
+            <w:pPr>
+              <w:jc w:val="center"/>
+            </w:pPr>
+            <w:r>
+              <w:rPr>
+                <w:sz w:val="20"/>
+                <w:szCs w:val="20"/>
+              </w:rPr>
+              <w:t xml:space="preserve">98.99–99.00</w:t>
+            </w:r>
+          </w:p>
+        </w:tc>
+        <w:tc>
+          <w:tcPr>
+            <w:tcW w:type="dxa" w:w="1100"/>
+            <w:tcMar>
+              <w:top w:type="dxa" w:w="60"/>
+              <w:left w:type="dxa" w:w="100"/>
+              <w:bottom w:type="dxa" w:w="60"/>
+              <w:right w:type="dxa" w:w="100"/>
+            </w:tcMar>
+            <w:vAlign w:val="center"/>
+          </w:tcPr>
+          <w:p>
+            <w:pPr>
+              <w:jc w:val="center"/>
+            </w:pPr>
+            <w:r>
+              <w:rPr>
+                <w:sz w:val="20"/>
+                <w:szCs w:val="20"/>
+              </w:rPr>
+              <w:t xml:space="preserve">199–208</w:t>
+            </w:r>
+          </w:p>
+        </w:tc>
+      </w:tr>
+    </w:tbl>
+    <w:p>
+      <w:pPr>
+        <w:spacing w:after="240" w:before="80"/>
+      </w:pPr>
+      <w:r>
+        <w:rPr>
+          <w:i/>
+          <w:iCs/>
+          <w:sz w:val="20"/>
+          <w:szCs w:val="20"/>
+        </w:rPr>
+        <w:t xml:space="preserve">Table 16. QAT ranges on the base recipe (prune 50% → client fine-tuning → 2 QAT epochs), five fine-tuning draws of client 0. "Calibrated start": ranges initialized from 2,000 calibration samples of the fine-tuning set and then updated by tfmot (range of the means over 5 estimators); "fixed": held at the calibrated values throughout QAT. Source: runs 2026-10-05_x2_ptq_init_qat and _x4_learned_clip_qat.</w:t>
+      </w:r>
+    </w:p>
+    <w:p>
+      <w:pPr>
+        <w:spacing w:after="160"/>
+      </w:pPr>
+      <w:r>
+        <w:t xml:space="preserve">Table 16 shows why QAT behaves differently from PTQ. tfmot's default QAT does not learn its ranges in a fine-tuning run this short: activation ranges start at ±6 and follow an exponential moving average with decay 0.999, so after our roughly 140 steps about 87% of the start remains, and the hidden ranges end near [−5.2, 10] although ReLU outputs are non-negative. The input quantizer instead tracks the minimum and maximum of every fine-tuning input (up to 61 standard deviations on CIC-IDS2017 and 85 on TON_IoT, against 12 and 27 at the 99.99th percentile). Starting QAT from calibrated ranges, the PTQ-then-QAT order recommended by Wu et al. [25], changes the hidden ranges but keeps this input range and gives the default's results. Holding all ranges at the calibrated values also keeps the input range, and it is the only variant that helps: TON_IoT misses drop from 204 to 70 (FAR 2.49% → 2.14%) and CIC-IDS2017 misses from 513 to 392. Learning the hidden clips (PACT-style [27], parameterized in log space) does not help. The bottleneck is the input quantization range, not the hidden activations. This also explains why QAT on clipped inputs was the best TON_IoT pipeline in Table 10 and why training-time QAT collapses on CIC-IDS2017 (Section 5.6).</w:t>
       </w:r>
     </w:p>
     <w:p>
@@ -22821,6 +26994,114 @@
           <w:szCs w:val="20"/>
         </w:rPr>
         <w:t xml:space="preserve">[24] Gints Engelen, Vera Rimmer, and Wouter Joosen. 2021. Troubleshooting an Intrusion Detection Dataset: the CICIDS2017 Case Study. In 2021 IEEE Security and Privacy Workshops (SPW), 7–12. doi:10.1109/SPW53761.2021.00009.</w:t>
+      </w:r>
+    </w:p>
+    <w:p>
+      <w:pPr>
+        <w:spacing w:after="100"/>
+      </w:pPr>
+      <w:r>
+        <w:rPr>
+          <w:sz w:val="20"/>
+          <w:szCs w:val="20"/>
+        </w:rPr>
+        <w:t xml:space="preserve">[25] Hao Wu, Patrick Judd, Xiaojie Zhang, Mikhail Isaev, and Paulius Micikevicius. 2020. Integer Quantization for Deep Learning Inference: Principles and Empirical Evaluation. arXiv preprint arXiv:2004.09602 (2020).</w:t>
+      </w:r>
+    </w:p>
+    <w:p>
+      <w:pPr>
+        <w:spacing w:after="100"/>
+      </w:pPr>
+      <w:r>
+        <w:rPr>
+          <w:sz w:val="20"/>
+          <w:szCs w:val="20"/>
+        </w:rPr>
+        <w:t xml:space="preserve">[26] Ron Banner, Yury Nahshan, and Daniel Soudry. 2019. Post Training 4-bit Quantization of Convolutional Networks for Rapid-Deployment. In Advances in Neural Information Processing Systems (NeurIPS).</w:t>
+      </w:r>
+    </w:p>
+    <w:p>
+      <w:pPr>
+        <w:spacing w:after="100"/>
+      </w:pPr>
+      <w:r>
+        <w:rPr>
+          <w:sz w:val="20"/>
+          <w:szCs w:val="20"/>
+        </w:rPr>
+        <w:t xml:space="preserve">[27] Jungwook Choi, Zhuo Wang, Swagath Venkataramani, Pierce I-Jen Chuang, Vijayalakshmi Srinivasan, and Kailash Gopalakrishnan. 2018. PACT: Parameterized Clipping Activation for Quantized Neural Networks. arXiv preprint arXiv:1805.06085 (2018).</w:t>
+      </w:r>
+    </w:p>
+    <w:p>
+      <w:pPr>
+        <w:spacing w:after="100"/>
+      </w:pPr>
+      <w:r>
+        <w:rPr>
+          <w:sz w:val="20"/>
+          <w:szCs w:val="20"/>
+        </w:rPr>
+        <w:t xml:space="preserve">[28] Steven K. Esser, Jeffrey L. McKinstry, Deepika Bablani, Rathinakumar Appuswamy, and Dharmendra S. Modha. 2020. Learned Step Size Quantization. In International Conference on Learning Representations (ICLR).</w:t>
+      </w:r>
+    </w:p>
+    <w:p>
+      <w:pPr>
+        <w:spacing w:after="100"/>
+      </w:pPr>
+      <w:r>
+        <w:rPr>
+          <w:sz w:val="20"/>
+          <w:szCs w:val="20"/>
+        </w:rPr>
+        <w:t xml:space="preserve">[29] Markus Nagel, Mart van Baalen, Tijmen Blankevoort, and Max Welling. 2019. Data-Free Quantization Through Weight Equalization and Bias Correction. In Proceedings of the IEEE/CVF International Conference on Computer Vision (ICCV), 1325–1334.</w:t>
+      </w:r>
+    </w:p>
+    <w:p>
+      <w:pPr>
+        <w:spacing w:after="100"/>
+      </w:pPr>
+      <w:r>
+        <w:rPr>
+          <w:sz w:val="20"/>
+          <w:szCs w:val="20"/>
+        </w:rPr>
+        <w:t xml:space="preserve">[30] Antonio Polino, Razvan Pascanu, and Dan Alistarh. 2018. Model Compression via Distillation and Quantization. In International Conference on Learning Representations (ICLR).</w:t>
+      </w:r>
+    </w:p>
+    <w:p>
+      <w:pPr>
+        <w:spacing w:after="100"/>
+      </w:pPr>
+      <w:r>
+        <w:rPr>
+          <w:sz w:val="20"/>
+          <w:szCs w:val="20"/>
+        </w:rPr>
+        <w:t xml:space="preserve">[31] Amirhossein Reisizadeh, Aryan Mokhtari, Hamed Hassani, Ali Jadbabaie, and Ramtin Pedarsani. 2020. FedPAQ: A Communication-Efficient Federated Learning Method with Periodic Averaging and Quantization. In Proceedings of the 23rd International Conference on Artificial Intelligence and Statistics (AISTATS), PMLR 108, 2021–2031.</w:t>
+      </w:r>
+    </w:p>
+    <w:p>
+      <w:pPr>
+        <w:spacing w:after="100"/>
+      </w:pPr>
+      <w:r>
+        <w:rPr>
+          <w:sz w:val="20"/>
+          <w:szCs w:val="20"/>
+        </w:rPr>
+        <w:t xml:space="preserve">[32] Kartik Gupta, Marios Fournarakis, Matthias Reisser, Christos Louizos, and Markus Nagel. 2023. Quantization Robust Federated Learning for Efficient Inference on Heterogeneous Devices. Transactions on Machine Learning Research (TMLR). arXiv:2206.10844.</w:t>
+      </w:r>
+    </w:p>
+    <w:p>
+      <w:pPr>
+        <w:spacing w:after="100"/>
+      </w:pPr>
+      <w:r>
+        <w:rPr>
+          <w:sz w:val="20"/>
+          <w:szCs w:val="20"/>
+        </w:rPr>
+        <w:t xml:space="preserve">[33] TensorFlow Model Optimization. 2021. Collaborative Optimization: Pruning-Preserving Quantization Aware Training. https://www.tensorflow.org/model_optimization/guide/combine/collaborative_optimization.</w:t>
       </w:r>
     </w:p>
     <w:p>

--- a/paper/TinyML_Federated_IDS_Revised.docx
+++ b/paper/TinyML_Federated_IDS_Revised.docx
@@ -21045,6 +21045,14 @@
           <w:szCs w:val="20"/>
         </w:rPr>
         <w:t xml:space="preserve">Table 13. Recall-priority deployment on TON_IoT (16,215 test attacks), same procedure as Table 11; the client validation set is 8,000 held-out samples of client 0.</w:t>
+      </w:r>
+    </w:p>
+    <w:p>
+      <w:pPr>
+        <w:spacing w:after="160"/>
+      </w:pPr>
+      <w:r>
+        <w:t xml:space="preserve">We also applied the two levers of Section 5.15 to both deployed recipes (same three fine-tuning draws, threshold for 99.99% client-validation recall). Holding the QAT activation ranges at values calibrated on the client's clipped fine-tuning inputs (99.99th percentile) moves the operating point along the same trade-off curve rather than improving it: on CIC-IDS2017 the 112 KB model misses 28.7 attacks at an 8.6% FAR (deployed recipe: 23.3 at 9.7%), and on TON_IoT the 57 KB model misses 8.3 at 7.1% (deployed: 12.0 at 6.6%); at a fixed 0.2 threshold the TON_IoT models are equal (13.3 vs. 14.3 missed at 6.3% FAR). Cross-layer equalization before QAT makes CIC-IDS2017 worse (29.3 missed, and one draw reaches an 84% FAR). The recall-priority recipe already fine-tunes on clipped inputs, which bounds the input quantization range, the lever identified in Section 5.15, so we keep the deployed models. Source: runs 2026-10-05_x5_recall_fixed_cic and _x6_recall_fixed_ton.</w:t>
       </w:r>
     </w:p>
     <w:p>

--- a/paper/TinyML_Federated_IDS_Revised.docx
+++ b/paper/TinyML_Federated_IDS_Revised.docx
@@ -239,7 +239,7 @@
         <w:t xml:space="preserve">• Related work depth and citation formatting (81C): </w:t>
       </w:r>
       <w:r>
-        <w:t xml:space="preserve">Section 2 is reorganized by topic (24 references).</w:t>
+        <w:t xml:space="preserve">Section 2 is reorganized by topic and now covers federated and lightweight intrusion detection, TinyML compilers and on-device training, federated compression, calibration and QAT-range methods, and deployment-fault studies (49 references), including the closest prior federated TinyML IDS [34].</w:t>
       </w:r>
     </w:p>
     <w:p>
@@ -348,6 +348,14 @@
     </w:p>
     <w:p>
       <w:pPr>
+        <w:spacing w:after="160"/>
+      </w:pPr>
+      <w:r>
+        <w:t xml:space="preserve">Federated and lightweight intrusion detection. DÏoT trains per-device-type anomaly detectors across security gateways with federated learning [35]; Belarbi et al. study federated IDS on TON_IoT with one client per IP address [37]; and FLAME defends federated learning against backdoors, including on IoT IDS data [36]. Closest to our work, Li et al. combine federated learning and TinyML for intrusion detection on N-BaIoT in an IoT/edge/cloud architecture, using an outlier-resistant scaler, feature reduction and quantization [34]. We add an identically configured centralized and a local-only baseline on two datasets, a step-by-step analysis of compression without pooled data, missed-attack accounting, an analysis of quantization calibration, and the toolchain failures of Section 6.2. Outside federated learning, lightweight detectors run on gateways (Kitsune [38]) or programmable switches (HorusEye [39], NetBeacon [40]); we target the endpoint microcontroller.</w:t>
+      </w:r>
+    </w:p>
+    <w:p>
+      <w:pPr>
         <w:pStyle w:val="Heading2"/>
         <w:spacing w:after="140" w:before="260"/>
       </w:pPr>
@@ -390,6 +398,14 @@
     </w:p>
     <w:p>
       <w:pPr>
+        <w:spacing w:after="160"/>
+      </w:pPr>
+      <w:r>
+        <w:t xml:space="preserve">MCUNet co-designs models and the inference engine for microcontrollers [41], Lin et al. train on 256 KB of memory [42], and SeeDot [46] and MinUn [45] compile fixed-point and mixed-precision models for microcontrollers. In federated learning, HeteroFL trains width-reduced submodels and aggregates BatchNorm statistics after training [43], and FedTiny prunes without pooled data during training [44]; we compress an already-trained federated model and use its BatchNorm statistics for INT8 calibration (Section 5.15).</w:t>
+      </w:r>
+    </w:p>
+    <w:p>
+      <w:pPr>
         <w:pStyle w:val="Heading2"/>
         <w:spacing w:after="140" w:before="260"/>
       </w:pPr>
@@ -402,7 +418,7 @@
         <w:spacing w:after="160"/>
       </w:pPr>
       <w:r>
-        <w:t xml:space="preserve">FGSM [3] and PGD [9] are the standard gradient-based attacks used to evaluate adversarial robustness. Gorsline et al. study how quantization level affects robustness [21], Song et al. recover robustness lost to weight quantization [22], and Ayaz et al. study deeply quantized TinyML-scale networks [23]. We evaluate whether the federated model's robustness carries over to its compressed INT8 derivatives in a federated IDS setting.</w:t>
+        <w:t xml:space="preserve">FGSM [3] and PGD [9] are the standard gradient-based attacks used to evaluate adversarial robustness. Lin et al. show that quantization can amplify adversarial noise [47]. Gorsline et al. study how quantization level affects robustness [21], Song et al. recover robustness lost to weight quantization [22], and Ayaz et al. study deeply quantized TinyML-scale networks [23]. We evaluate whether the federated model's robustness carries over to its compressed INT8 derivatives in a federated IDS setting.</w:t>
       </w:r>
     </w:p>
     <w:p>
@@ -26451,7 +26467,7 @@
         <w:spacing w:after="160"/>
       </w:pPr>
       <w:r>
-        <w:t xml:space="preserve">Re-running the reviewers' requested experiments exposed four errors in our own pipeline. None raised an exception, and each produced plausible numbers. We describe them because the same components (Flower, TensorFlow Model Optimization, Keras BatchNorm) are widely used, and because the earlier version of this paper reported results built on the first two.</w:t>
+        <w:t xml:space="preserve">Re-running the reviewers' requested experiments exposed four errors in our own pipeline. None raised an exception, and each produced plausible numbers. Empirical studies report that deployment and model-conversion faults often produce wrong models without errors [48, 49]. We describe them because the same components (Flower, TensorFlow Model Optimization, Keras BatchNorm) are widely used, and because the earlier version of this paper reported results built on the first two.</w:t>
       </w:r>
     </w:p>
     <w:p>
@@ -26651,6 +26667,36 @@
       </w:r>
       <w:r>
         <w:t xml:space="preserve">Robustness of TFLite models is measured with adversarial examples transferred from the float federated model, not with attacks computed through the integer model.</w:t>
+      </w:r>
+    </w:p>
+    <w:p>
+      <w:pPr>
+        <w:spacing w:after="140"/>
+      </w:pPr>
+      <w:r>
+        <w:rPr>
+          <w:b/>
+          <w:bCs/>
+        </w:rPr>
+        <w:t xml:space="preserve">Threat model. </w:t>
+      </w:r>
+      <w:r>
+        <w:t xml:space="preserve">Attacks are feature-space perturbations, not realized as traffic. Training-time poisoning and backdoors [36] are out of scope, and the supervised detector does not target unseen attack classes as unsupervised detectors do [38, 39].</w:t>
+      </w:r>
+    </w:p>
+    <w:p>
+      <w:pPr>
+        <w:spacing w:after="140"/>
+      </w:pPr>
+      <w:r>
+        <w:rPr>
+          <w:b/>
+          <w:bCs/>
+        </w:rPr>
+        <w:t xml:space="preserve">Synthetic partitions. </w:t>
+      </w:r>
+      <w:r>
+        <w:t xml:space="preserve">Near-IID and Dirichlet splits are synthetic; per-host splits [37] are more realistic.</w:t>
       </w:r>
     </w:p>
     <w:p>
@@ -27110,6 +27156,198 @@
           <w:szCs w:val="20"/>
         </w:rPr>
         <w:t xml:space="preserve">[33] TensorFlow Model Optimization. 2021. Collaborative Optimization: Pruning-Preserving Quantization Aware Training. https://www.tensorflow.org/model_optimization/guide/combine/collaborative_optimization.</w:t>
+      </w:r>
+    </w:p>
+    <w:p>
+      <w:pPr>
+        <w:spacing w:after="100"/>
+      </w:pPr>
+      <w:r>
+        <w:rPr>
+          <w:sz w:val="20"/>
+          <w:szCs w:val="20"/>
+        </w:rPr>
+        <w:t xml:space="preserve">[34] Mingyan Li et al. 2025. Cognitive IoT and Edge Computing for Intrusion Detection with Federated TinyML. In IEEE World AI IoT Congress (AIIoT), 677–684.</w:t>
+      </w:r>
+    </w:p>
+    <w:p>
+      <w:pPr>
+        <w:spacing w:after="100"/>
+      </w:pPr>
+      <w:r>
+        <w:rPr>
+          <w:sz w:val="20"/>
+          <w:szCs w:val="20"/>
+        </w:rPr>
+        <w:t xml:space="preserve">[35] Thien Duc Nguyen, Samuel Marchal, Markus Miettinen, Hossein Fereidooni, N. Asokan, and Ahmad-Reza Sadeghi. 2019. DÏoT: A Federated Self-learning Anomaly Detection System for IoT. In IEEE 39th International Conference on Distributed Computing Systems (ICDCS), 756–767.</w:t>
+      </w:r>
+    </w:p>
+    <w:p>
+      <w:pPr>
+        <w:spacing w:after="100"/>
+      </w:pPr>
+      <w:r>
+        <w:rPr>
+          <w:sz w:val="20"/>
+          <w:szCs w:val="20"/>
+        </w:rPr>
+        <w:t xml:space="preserve">[36] Thien Duc Nguyen, Phillip Rieger, Huili Chen, Hossein Yalame, Helen Möllering, Hossein Fereidooni, Samuel Marchal, Markus Miettinen, Azalia Mirhoseini, Shaza Zeitouni, Farinaz Koushanfar, Ahmad-Reza Sadeghi, and Thomas Schneider. 2022. FLAME: Taming Backdoors in Federated Learning. In 31st USENIX Security Symposium.</w:t>
+      </w:r>
+    </w:p>
+    <w:p>
+      <w:pPr>
+        <w:spacing w:after="100"/>
+      </w:pPr>
+      <w:r>
+        <w:rPr>
+          <w:sz w:val="20"/>
+          <w:szCs w:val="20"/>
+        </w:rPr>
+        <w:t xml:space="preserve">[37] Othmane Belarbi, Theodoros Spyridopoulos, Eirini Anthi, Ioannis Mavromatis, Pietro Carnelli, and Aftab Khan. 2023. Federated Deep Learning for Intrusion Detection in IoT Networks. In IEEE Global Communications Conference (GLOBECOM), 237–242. doi:10.1109/GLOBECOM54140.2023.10437860.</w:t>
+      </w:r>
+    </w:p>
+    <w:p>
+      <w:pPr>
+        <w:spacing w:after="100"/>
+      </w:pPr>
+      <w:r>
+        <w:rPr>
+          <w:sz w:val="20"/>
+          <w:szCs w:val="20"/>
+        </w:rPr>
+        <w:t xml:space="preserve">[38] Yisroel Mirsky, Tomer Doitshman, Yuval Elovici, and Asaf Shabtai. 2018. Kitsune: An Ensemble of Autoencoders for Online Network Intrusion Detection. In Network and Distributed System Security Symposium (NDSS).</w:t>
+      </w:r>
+    </w:p>
+    <w:p>
+      <w:pPr>
+        <w:spacing w:after="100"/>
+      </w:pPr>
+      <w:r>
+        <w:rPr>
+          <w:sz w:val="20"/>
+          <w:szCs w:val="20"/>
+        </w:rPr>
+        <w:t xml:space="preserve">[39] Yutao Dong, Qing Li, Kaidong Wu, et al. 2023. HorusEye: A Realtime IoT Malicious Traffic Detection Framework using Programmable Switches. In 32nd USENIX Security Symposium.</w:t>
+      </w:r>
+    </w:p>
+    <w:p>
+      <w:pPr>
+        <w:spacing w:after="100"/>
+      </w:pPr>
+      <w:r>
+        <w:rPr>
+          <w:sz w:val="20"/>
+          <w:szCs w:val="20"/>
+        </w:rPr>
+        <w:t xml:space="preserve">[40] Guangmeng Zhou, Zhuotao Liu, Chuanpu Fu, Qi Li, and Ke Xu. 2023. An Efficient Design of Intelligent Network Data Plane. In 32nd USENIX Security Symposium.</w:t>
+      </w:r>
+    </w:p>
+    <w:p>
+      <w:pPr>
+        <w:spacing w:after="100"/>
+      </w:pPr>
+      <w:r>
+        <w:rPr>
+          <w:sz w:val="20"/>
+          <w:szCs w:val="20"/>
+        </w:rPr>
+        <w:t xml:space="preserve">[41] Ji Lin, Wei-Ming Chen, Yujun Lin, John Cohn, Chuang Gan, and Song Han. 2020. MCUNet: Tiny Deep Learning on IoT Devices. In Advances in Neural Information Processing Systems (NeurIPS).</w:t>
+      </w:r>
+    </w:p>
+    <w:p>
+      <w:pPr>
+        <w:spacing w:after="100"/>
+      </w:pPr>
+      <w:r>
+        <w:rPr>
+          <w:sz w:val="20"/>
+          <w:szCs w:val="20"/>
+        </w:rPr>
+        <w:t xml:space="preserve">[42] Ji Lin, Ligeng Zhu, Wei-Ming Chen, Wei-Chen Wang, Chuang Gan, and Song Han. 2022. On-Device Training Under 256KB Memory. In Advances in Neural Information Processing Systems (NeurIPS).</w:t>
+      </w:r>
+    </w:p>
+    <w:p>
+      <w:pPr>
+        <w:spacing w:after="100"/>
+      </w:pPr>
+      <w:r>
+        <w:rPr>
+          <w:sz w:val="20"/>
+          <w:szCs w:val="20"/>
+        </w:rPr>
+        <w:t xml:space="preserve">[43] Enmao Diao, Jie Ding, and Vahid Tarokh. 2021. HeteroFL: Computation and Communication Efficient Federated Learning for Heterogeneous Clients. In International Conference on Learning Representations (ICLR).</w:t>
+      </w:r>
+    </w:p>
+    <w:p>
+      <w:pPr>
+        <w:spacing w:after="100"/>
+      </w:pPr>
+      <w:r>
+        <w:rPr>
+          <w:sz w:val="20"/>
+          <w:szCs w:val="20"/>
+        </w:rPr>
+        <w:t xml:space="preserve">[44] Hong Huang, Lan Zhang, Chaoyue Sun, Ruogu Fang, Xiaoyong Yuan, and Dapeng Wu. 2023. Distributed Pruning Towards Tiny Neural Networks in Federated Learning. In IEEE 43rd International Conference on Distributed Computing Systems (ICDCS), 190–201.</w:t>
+      </w:r>
+    </w:p>
+    <w:p>
+      <w:pPr>
+        <w:spacing w:after="100"/>
+      </w:pPr>
+      <w:r>
+        <w:rPr>
+          <w:sz w:val="20"/>
+          <w:szCs w:val="20"/>
+        </w:rPr>
+        <w:t xml:space="preserve">[45] Shikhar Jaiswal, Rahul Kranti Kiran Goli, Aayan Kumar, Vivek Seshadri, and Rahul Sharma. 2023. MinUn: Accurate ML Inference on Microcontrollers. In Proceedings of the 24th ACM SIGPLAN/SIGBED International Conference on Languages, Compilers, and Tools for Embedded Systems (LCTES), 26–39.</w:t>
+      </w:r>
+    </w:p>
+    <w:p>
+      <w:pPr>
+        <w:spacing w:after="100"/>
+      </w:pPr>
+      <w:r>
+        <w:rPr>
+          <w:sz w:val="20"/>
+          <w:szCs w:val="20"/>
+        </w:rPr>
+        <w:t xml:space="preserve">[46] Sridhar Gopinath, Nikhil Ghanathe, Vivek Seshadri, and Rahul Sharma. 2019. Compiling KB-Sized Machine Learning Models to Tiny IoT Devices. In Proceedings of the 40th ACM SIGPLAN Conference on Programming Language Design and Implementation (PLDI).</w:t>
+      </w:r>
+    </w:p>
+    <w:p>
+      <w:pPr>
+        <w:spacing w:after="100"/>
+      </w:pPr>
+      <w:r>
+        <w:rPr>
+          <w:sz w:val="20"/>
+          <w:szCs w:val="20"/>
+        </w:rPr>
+        <w:t xml:space="preserve">[47] Ji Lin, Chuang Gan, and Song Han. 2019. Defensive Quantization: When Efficiency Meets Robustness. In International Conference on Learning Representations (ICLR).</w:t>
+      </w:r>
+    </w:p>
+    <w:p>
+      <w:pPr>
+        <w:spacing w:after="100"/>
+      </w:pPr>
+      <w:r>
+        <w:rPr>
+          <w:sz w:val="20"/>
+          <w:szCs w:val="20"/>
+        </w:rPr>
+        <w:t xml:space="preserve">[48] Zhenpeng Chen, Huihan Yao, Yiling Lou, Yanbin Cao, Yuanqiang Liu, Haoyu Wang, and Xuanzhe Liu. 2021. An Empirical Study on Deployment Faults of Deep Learning Based Mobile Applications. In IEEE/ACM 43rd International Conference on Software Engineering (ICSE).</w:t>
+      </w:r>
+    </w:p>
+    <w:p>
+      <w:pPr>
+        <w:spacing w:after="100"/>
+      </w:pPr>
+      <w:r>
+        <w:rPr>
+          <w:sz w:val="20"/>
+          <w:szCs w:val="20"/>
+        </w:rPr>
+        <w:t xml:space="preserve">[49] Purvish Jajal, Wenxin Jiang, Arav Tewari, Erik Kocinare, Joseph Woo, Anusha Sarraf, Yung-Hsiang Lu, George K. Thiruvathukal, and James C. Davis. 2024. Interoperability in Deep Learning: A User Survey and Failure Analysis of ONNX Model Converters. In Proceedings of the 33rd ACM SIGSOFT International Symposium on Software Testing and Analysis (ISSTA). doi:10.1145/3650212.3680374.</w:t>
       </w:r>
     </w:p>
     <w:p>

--- a/paper/TinyML_Federated_IDS_Revised.docx
+++ b/paper/TinyML_Federated_IDS_Revised.docx
@@ -224,7 +224,7 @@
         <w:t xml:space="preserve">• Device heterogeneity (81C): </w:t>
       </w:r>
       <w:r>
-        <w:t xml:space="preserve">Discussed in Section 6.1.</w:t>
+        <w:t xml:space="preserve">Section 6.1 reports on-device latency, memory and output parity measured on ESP32 hardware (Table 17).</w:t>
       </w:r>
     </w:p>
     <w:p>
@@ -317,7 +317,7 @@
         <w:spacing w:after="160"/>
       </w:pPr>
       <w:r>
-        <w:t xml:space="preserve">Contributions. (1) An end-to-end evaluation of a federated TinyML intrusion detector on two datasets against a centralized baseline trained with the identical recipe, under both near-IID and Dirichlet(0.3) client partitions (Sections 5.1–5.2). (2) An FL-faithful compression procedure: exact BatchNorm folding, structured pruning, then fine-tuning and QAT fine-tuning on one client's local data. It produces a 65 KB INT8 model (12.3×) with no loss relative to the federated model, and we quantify how the outcome depends on which client performs the fine-tuning (Sections 5.3–5.5). We compare it with five post-training quantization methods and with client-local knowledge distillation, we test against clients training alone to show where federation helps, we compare 16 complete pipelines that combine structured and unstructured pruning, PTQ, QAT and distillation, and we show how to deploy the 65 KB model with fewer missed attacks than the FP32 model using only client-local data (Sections 5.9–5.13). (3) A negative result: training-time QAT inside FL fails on CIC-IDS2017 because its moving-average quantizers absorb the heavy-tailed feature outliers. It works on TON_IoT, and post-training quantization of a float model avoids the collapse (Section 5.6), although full-integer INT8 PTQ varies widely across calibration draws, more calibration data makes it worse, and clipping the calibration inputs removes the instability (Section 5.9). (4) Four silent failure modes in a widely used TensorFlow / TensorFlow Model Optimization / Flower toolchain, each of which yields plausible-looking but wrong compressed-model results, with the checks we now run to catch them (Section 6.2). (5) FGSM/PGD robustness of the corrected models (Section 5.7) and a verified ESP32 benchmark harness (Section 6.1, Appendix B).</w:t>
+        <w:t xml:space="preserve">Contributions. (1) An end-to-end evaluation of a federated TinyML intrusion detector on two datasets against a centralized baseline trained with the identical recipe, under both near-IID and Dirichlet(0.3) client partitions (Sections 5.1–5.2). (2) An FL-faithful compression procedure: exact BatchNorm folding, structured pruning, then fine-tuning and QAT fine-tuning on one client's local data. It produces a 65 KB INT8 model (12.3×) with no loss relative to the federated model, and we quantify how the outcome depends on which client performs the fine-tuning (Sections 5.3–5.5). We compare it with five post-training quantization methods and with client-local knowledge distillation, we test against clients training alone to show where federation helps, we compare 16 complete pipelines that combine structured and unstructured pruning, PTQ, QAT and distillation, and we show how to deploy the 65 KB model with fewer missed attacks than the FP32 model using only client-local data (Sections 5.9–5.13). (3) A negative result: training-time QAT inside FL fails on CIC-IDS2017 because its moving-average quantizers absorb the heavy-tailed feature outliers. It works on TON_IoT, and post-training quantization of a float model avoids the collapse (Section 5.6), although full-integer INT8 PTQ varies widely across calibration draws, more calibration data makes it worse, and clipping the calibration inputs removes the instability (Section 5.9). (4) Four silent failure modes in a widely used TensorFlow / TensorFlow Model Optimization / Flower toolchain, each of which yields plausible-looking but wrong compressed-model results, with the checks we now run to catch them (Section 6.2). (5) FGSM/PGD robustness of the corrected models (Section 5.7) and on-device measurement on an ESP32: the deployed INT8 models take 26 ms (CIC-IDS2017, 112 KB) and 13 ms (TON_IoT, 57 KB) per flow, 4.4–7.9× faster than FP32, with every on-device decision matching the host (Section 6.1, Table 17).</w:t>
       </w:r>
     </w:p>
     <w:p>
@@ -26442,15 +26442,1044 @@
         <w:spacing w:after="160"/>
       </w:pPr>
       <w:r>
-        <w:t xml:space="preserve">IoT deployments vary in MCU architecture, memory, and clock, and interpreter latency on a workstation does not establish on-device latency. We provide ESP32 firmware that embeds both deployment models (CIC-IDS2017, 112 KB INT8; TON_IoT, 57 KB INT8) and the FP32 federated models they were compressed from (803 KB and 732 KB). It checks on-device outputs against the host TFLite interpreter on fixed inputs, including decision agreement at each model's deployment threshold, and times 100 inferences per model. A host build against the same TensorFlow Lite Micro library reproduces the interpreter outputs exactly (FP32) and within one INT8 output step (at most 0.004), with all decisions in agreement. Tensor-arena use is 2.2–4.6 KB, well within ESP32 SRAM. </w:t>
+        <w:t xml:space="preserve">IoT deployments vary in MCU architecture, memory, and clock, and interpreter latency on a workstation does not establish on-device latency. We provide ESP32 firmware that embeds both deployment models (CIC-IDS2017, 112 KB INT8; TON_IoT, 57 KB INT8) and the FP32 federated models they were compressed from (803 KB and 732 KB). It checks on-device outputs against the host TFLite interpreter on fixed inputs, including decision agreement at each model's deployment threshold, and times 100 inferences per model. A host build against the same TensorFlow Lite Micro library reproduces the interpreter outputs exactly (FP32) and within one INT8 output step (at most 0.004), with all decisions in agreement. </w:t>
       </w:r>
       <w:r>
+        <w:t xml:space="preserve">Measured on an ESP32 (ESP32-D0WD-V3, two Xtensa LX6 cores at 240 MHz, ESP-IDF v4.4.7; inference runs on one core), every model reproduces the host interpreter on the device as well: exactly for the FP32 models and the TON_IoT deployment model, and within one INT8 output step (0.0039) for the CIC-IDS2017 deployment model, with 8/8 decisions in agreement at each model's threshold. Table 17 gives the on-device latency over 100 inferences. The deployment models are 4.4× (CIC-IDS2017) and 7.9× (TON_IoT) faster than their FP32 federated models, latency is nearly constant (95th percentile within 0.05 ms of the mean), and the tensor arena needs at most 3.9 KB. One core therefore classifies about 38 CIC-IDS2017 or 75 TON_IoT flows per second. These numbers use the kernels of the TensorFlowLite_ESP32 1.0.0 library; optimized kernels and other microcontrollers would change the absolute values.</w:t>
+      </w:r>
+    </w:p>
+    <w:tbl>
+      <w:tblPr>
+        <w:tblW w:type="dxa" w:w="9400"/>
+        <w:tblBorders>
+          <w:top w:val="single" w:color="auto" w:sz="4"/>
+          <w:left w:val="single" w:color="auto" w:sz="4"/>
+          <w:bottom w:val="single" w:color="auto" w:sz="4"/>
+          <w:right w:val="single" w:color="auto" w:sz="4"/>
+          <w:insideH w:val="single" w:color="auto" w:sz="4"/>
+          <w:insideV w:val="single" w:color="auto" w:sz="4"/>
+        </w:tblBorders>
+      </w:tblPr>
+      <w:tblGrid>
+        <w:gridCol w:w="2600"/>
+        <w:gridCol w:w="900"/>
+        <w:gridCol w:w="1000"/>
+        <w:gridCol w:w="900"/>
+        <w:gridCol w:w="900"/>
+        <w:gridCol w:w="1000"/>
+        <w:gridCol w:w="1100"/>
+        <w:gridCol w:w="1000"/>
+      </w:tblGrid>
+      <w:tr>
+        <w:trPr>
+          <w:tblHeader/>
+        </w:trPr>
+        <w:tc>
+          <w:tcPr>
+            <w:tcW w:type="dxa" w:w="2600"/>
+            <w:shd w:fill="D9E2F3" w:val="clear"/>
+            <w:tcMar>
+              <w:top w:type="dxa" w:w="60"/>
+              <w:left w:type="dxa" w:w="100"/>
+              <w:bottom w:type="dxa" w:w="60"/>
+              <w:right w:type="dxa" w:w="100"/>
+            </w:tcMar>
+            <w:vAlign w:val="center"/>
+          </w:tcPr>
+          <w:p>
+            <w:pPr>
+              <w:jc w:val="center"/>
+            </w:pPr>
+            <w:r>
+              <w:rPr>
+                <w:b/>
+                <w:bCs/>
+                <w:sz w:val="20"/>
+                <w:szCs w:val="20"/>
+              </w:rPr>
+              <w:t xml:space="preserve">Model</w:t>
+            </w:r>
+          </w:p>
+        </w:tc>
+        <w:tc>
+          <w:tcPr>
+            <w:tcW w:type="dxa" w:w="900"/>
+            <w:shd w:fill="D9E2F3" w:val="clear"/>
+            <w:tcMar>
+              <w:top w:type="dxa" w:w="60"/>
+              <w:left w:type="dxa" w:w="100"/>
+              <w:bottom w:type="dxa" w:w="60"/>
+              <w:right w:type="dxa" w:w="100"/>
+            </w:tcMar>
+            <w:vAlign w:val="center"/>
+          </w:tcPr>
+          <w:p>
+            <w:pPr>
+              <w:jc w:val="center"/>
+            </w:pPr>
+            <w:r>
+              <w:rPr>
+                <w:b/>
+                <w:bCs/>
+                <w:sz w:val="20"/>
+                <w:szCs w:val="20"/>
+              </w:rPr>
+              <w:t xml:space="preserve">Flash size</w:t>
+            </w:r>
+          </w:p>
+        </w:tc>
+        <w:tc>
+          <w:tcPr>
+            <w:tcW w:type="dxa" w:w="1000"/>
+            <w:shd w:fill="D9E2F3" w:val="clear"/>
+            <w:tcMar>
+              <w:top w:type="dxa" w:w="60"/>
+              <w:left w:type="dxa" w:w="100"/>
+              <w:bottom w:type="dxa" w:w="60"/>
+              <w:right w:type="dxa" w:w="100"/>
+            </w:tcMar>
+            <w:vAlign w:val="center"/>
+          </w:tcPr>
+          <w:p>
+            <w:pPr>
+              <w:jc w:val="center"/>
+            </w:pPr>
+            <w:r>
+              <w:rPr>
+                <w:b/>
+                <w:bCs/>
+                <w:sz w:val="20"/>
+                <w:szCs w:val="20"/>
+              </w:rPr>
+              <w:t xml:space="preserve">Mean latency</w:t>
+            </w:r>
+          </w:p>
+        </w:tc>
+        <w:tc>
+          <w:tcPr>
+            <w:tcW w:type="dxa" w:w="900"/>
+            <w:shd w:fill="D9E2F3" w:val="clear"/>
+            <w:tcMar>
+              <w:top w:type="dxa" w:w="60"/>
+              <w:left w:type="dxa" w:w="100"/>
+              <w:bottom w:type="dxa" w:w="60"/>
+              <w:right w:type="dxa" w:w="100"/>
+            </w:tcMar>
+            <w:vAlign w:val="center"/>
+          </w:tcPr>
+          <w:p>
+            <w:pPr>
+              <w:jc w:val="center"/>
+            </w:pPr>
+            <w:r>
+              <w:rPr>
+                <w:b/>
+                <w:bCs/>
+                <w:sz w:val="20"/>
+                <w:szCs w:val="20"/>
+              </w:rPr>
+              <w:t xml:space="preserve">Median</w:t>
+            </w:r>
+          </w:p>
+        </w:tc>
+        <w:tc>
+          <w:tcPr>
+            <w:tcW w:type="dxa" w:w="900"/>
+            <w:shd w:fill="D9E2F3" w:val="clear"/>
+            <w:tcMar>
+              <w:top w:type="dxa" w:w="60"/>
+              <w:left w:type="dxa" w:w="100"/>
+              <w:bottom w:type="dxa" w:w="60"/>
+              <w:right w:type="dxa" w:w="100"/>
+            </w:tcMar>
+            <w:vAlign w:val="center"/>
+          </w:tcPr>
+          <w:p>
+            <w:pPr>
+              <w:jc w:val="center"/>
+            </w:pPr>
+            <w:r>
+              <w:rPr>
+                <w:b/>
+                <w:bCs/>
+                <w:sz w:val="20"/>
+                <w:szCs w:val="20"/>
+              </w:rPr>
+              <w:t xml:space="preserve">p95</w:t>
+            </w:r>
+          </w:p>
+        </w:tc>
+        <w:tc>
+          <w:tcPr>
+            <w:tcW w:type="dxa" w:w="1000"/>
+            <w:shd w:fill="D9E2F3" w:val="clear"/>
+            <w:tcMar>
+              <w:top w:type="dxa" w:w="60"/>
+              <w:left w:type="dxa" w:w="100"/>
+              <w:bottom w:type="dxa" w:w="60"/>
+              <w:right w:type="dxa" w:w="100"/>
+            </w:tcMar>
+            <w:vAlign w:val="center"/>
+          </w:tcPr>
+          <w:p>
+            <w:pPr>
+              <w:jc w:val="center"/>
+            </w:pPr>
+            <w:r>
+              <w:rPr>
+                <w:b/>
+                <w:bCs/>
+                <w:sz w:val="20"/>
+                <w:szCs w:val="20"/>
+              </w:rPr>
+              <w:t xml:space="preserve">Tensor arena</w:t>
+            </w:r>
+          </w:p>
+        </w:tc>
+        <w:tc>
+          <w:tcPr>
+            <w:tcW w:type="dxa" w:w="1100"/>
+            <w:shd w:fill="D9E2F3" w:val="clear"/>
+            <w:tcMar>
+              <w:top w:type="dxa" w:w="60"/>
+              <w:left w:type="dxa" w:w="100"/>
+              <w:bottom w:type="dxa" w:w="60"/>
+              <w:right w:type="dxa" w:w="100"/>
+            </w:tcMar>
+            <w:vAlign w:val="center"/>
+          </w:tcPr>
+          <w:p>
+            <w:pPr>
+              <w:jc w:val="center"/>
+            </w:pPr>
+            <w:r>
+              <w:rPr>
+                <w:b/>
+                <w:bCs/>
+                <w:sz w:val="20"/>
+                <w:szCs w:val="20"/>
+              </w:rPr>
+              <w:t xml:space="preserve">Max |Δ| vs. host</w:t>
+            </w:r>
+          </w:p>
+        </w:tc>
+        <w:tc>
+          <w:tcPr>
+            <w:tcW w:type="dxa" w:w="1000"/>
+            <w:shd w:fill="D9E2F3" w:val="clear"/>
+            <w:tcMar>
+              <w:top w:type="dxa" w:w="60"/>
+              <w:left w:type="dxa" w:w="100"/>
+              <w:bottom w:type="dxa" w:w="60"/>
+              <w:right w:type="dxa" w:w="100"/>
+            </w:tcMar>
+            <w:vAlign w:val="center"/>
+          </w:tcPr>
+          <w:p>
+            <w:pPr>
+              <w:jc w:val="center"/>
+            </w:pPr>
+            <w:r>
+              <w:rPr>
+                <w:b/>
+                <w:bCs/>
+                <w:sz w:val="20"/>
+                <w:szCs w:val="20"/>
+              </w:rPr>
+              <w:t xml:space="preserve">Decisions agree</w:t>
+            </w:r>
+          </w:p>
+        </w:tc>
+      </w:tr>
+      <w:tr>
+        <w:tc>
+          <w:tcPr>
+            <w:tcW w:type="dxa" w:w="2600"/>
+            <w:tcMar>
+              <w:top w:type="dxa" w:w="60"/>
+              <w:left w:type="dxa" w:w="100"/>
+              <w:bottom w:type="dxa" w:w="60"/>
+              <w:right w:type="dxa" w:w="100"/>
+            </w:tcMar>
+            <w:vAlign w:val="center"/>
+          </w:tcPr>
+          <w:p>
+            <w:pPr>
+              <w:jc w:val="left"/>
+            </w:pPr>
+            <w:r>
+              <w:rPr>
+                <w:sz w:val="20"/>
+                <w:szCs w:val="20"/>
+              </w:rPr>
+              <w:t xml:space="preserve">CIC-IDS2017 deployment (INT8, prune 30%)</w:t>
+            </w:r>
+          </w:p>
+        </w:tc>
+        <w:tc>
+          <w:tcPr>
+            <w:tcW w:type="dxa" w:w="900"/>
+            <w:tcMar>
+              <w:top w:type="dxa" w:w="60"/>
+              <w:left w:type="dxa" w:w="100"/>
+              <w:bottom w:type="dxa" w:w="60"/>
+              <w:right w:type="dxa" w:w="100"/>
+            </w:tcMar>
+            <w:vAlign w:val="center"/>
+          </w:tcPr>
+          <w:p>
+            <w:pPr>
+              <w:jc w:val="center"/>
+            </w:pPr>
+            <w:r>
+              <w:rPr>
+                <w:sz w:val="20"/>
+                <w:szCs w:val="20"/>
+              </w:rPr>
+              <w:t xml:space="preserve">112 KB</w:t>
+            </w:r>
+          </w:p>
+        </w:tc>
+        <w:tc>
+          <w:tcPr>
+            <w:tcW w:type="dxa" w:w="1000"/>
+            <w:tcMar>
+              <w:top w:type="dxa" w:w="60"/>
+              <w:left w:type="dxa" w:w="100"/>
+              <w:bottom w:type="dxa" w:w="60"/>
+              <w:right w:type="dxa" w:w="100"/>
+            </w:tcMar>
+            <w:vAlign w:val="center"/>
+          </w:tcPr>
+          <w:p>
+            <w:pPr>
+              <w:jc w:val="center"/>
+            </w:pPr>
+            <w:r>
+              <w:rPr>
+                <w:sz w:val="20"/>
+                <w:szCs w:val="20"/>
+              </w:rPr>
+              <w:t xml:space="preserve">26.35 ms</w:t>
+            </w:r>
+          </w:p>
+        </w:tc>
+        <w:tc>
+          <w:tcPr>
+            <w:tcW w:type="dxa" w:w="900"/>
+            <w:tcMar>
+              <w:top w:type="dxa" w:w="60"/>
+              <w:left w:type="dxa" w:w="100"/>
+              <w:bottom w:type="dxa" w:w="60"/>
+              <w:right w:type="dxa" w:w="100"/>
+            </w:tcMar>
+            <w:vAlign w:val="center"/>
+          </w:tcPr>
+          <w:p>
+            <w:pPr>
+              <w:jc w:val="center"/>
+            </w:pPr>
+            <w:r>
+              <w:rPr>
+                <w:sz w:val="20"/>
+                <w:szCs w:val="20"/>
+              </w:rPr>
+              <w:t xml:space="preserve">26.35 ms</w:t>
+            </w:r>
+          </w:p>
+        </w:tc>
+        <w:tc>
+          <w:tcPr>
+            <w:tcW w:type="dxa" w:w="900"/>
+            <w:tcMar>
+              <w:top w:type="dxa" w:w="60"/>
+              <w:left w:type="dxa" w:w="100"/>
+              <w:bottom w:type="dxa" w:w="60"/>
+              <w:right w:type="dxa" w:w="100"/>
+            </w:tcMar>
+            <w:vAlign w:val="center"/>
+          </w:tcPr>
+          <w:p>
+            <w:pPr>
+              <w:jc w:val="center"/>
+            </w:pPr>
+            <w:r>
+              <w:rPr>
+                <w:sz w:val="20"/>
+                <w:szCs w:val="20"/>
+              </w:rPr>
+              <w:t xml:space="preserve">26.38 ms</w:t>
+            </w:r>
+          </w:p>
+        </w:tc>
+        <w:tc>
+          <w:tcPr>
+            <w:tcW w:type="dxa" w:w="1000"/>
+            <w:tcMar>
+              <w:top w:type="dxa" w:w="60"/>
+              <w:left w:type="dxa" w:w="100"/>
+              <w:bottom w:type="dxa" w:w="60"/>
+              <w:right w:type="dxa" w:w="100"/>
+            </w:tcMar>
+            <w:vAlign w:val="center"/>
+          </w:tcPr>
+          <w:p>
+            <w:pPr>
+              <w:jc w:val="center"/>
+            </w:pPr>
+            <w:r>
+              <w:rPr>
+                <w:sz w:val="20"/>
+                <w:szCs w:val="20"/>
+              </w:rPr>
+              <w:t xml:space="preserve">1,616 B</w:t>
+            </w:r>
+          </w:p>
+        </w:tc>
+        <w:tc>
+          <w:tcPr>
+            <w:tcW w:type="dxa" w:w="1100"/>
+            <w:tcMar>
+              <w:top w:type="dxa" w:w="60"/>
+              <w:left w:type="dxa" w:w="100"/>
+              <w:bottom w:type="dxa" w:w="60"/>
+              <w:right w:type="dxa" w:w="100"/>
+            </w:tcMar>
+            <w:vAlign w:val="center"/>
+          </w:tcPr>
+          <w:p>
+            <w:pPr>
+              <w:jc w:val="center"/>
+            </w:pPr>
+            <w:r>
+              <w:rPr>
+                <w:sz w:val="20"/>
+                <w:szCs w:val="20"/>
+              </w:rPr>
+              <w:t xml:space="preserve">0.0039</w:t>
+            </w:r>
+          </w:p>
+        </w:tc>
+        <w:tc>
+          <w:tcPr>
+            <w:tcW w:type="dxa" w:w="1000"/>
+            <w:tcMar>
+              <w:top w:type="dxa" w:w="60"/>
+              <w:left w:type="dxa" w:w="100"/>
+              <w:bottom w:type="dxa" w:w="60"/>
+              <w:right w:type="dxa" w:w="100"/>
+            </w:tcMar>
+            <w:vAlign w:val="center"/>
+          </w:tcPr>
+          <w:p>
+            <w:pPr>
+              <w:jc w:val="center"/>
+            </w:pPr>
+            <w:r>
+              <w:rPr>
+                <w:sz w:val="20"/>
+                <w:szCs w:val="20"/>
+              </w:rPr>
+              <w:t xml:space="preserve">8 / 8</w:t>
+            </w:r>
+          </w:p>
+        </w:tc>
+      </w:tr>
+      <w:tr>
+        <w:tc>
+          <w:tcPr>
+            <w:tcW w:type="dxa" w:w="2600"/>
+            <w:tcMar>
+              <w:top w:type="dxa" w:w="60"/>
+              <w:left w:type="dxa" w:w="100"/>
+              <w:bottom w:type="dxa" w:w="60"/>
+              <w:right w:type="dxa" w:w="100"/>
+            </w:tcMar>
+            <w:vAlign w:val="center"/>
+          </w:tcPr>
+          <w:p>
+            <w:pPr>
+              <w:jc w:val="left"/>
+            </w:pPr>
+            <w:r>
+              <w:rPr>
+                <w:sz w:val="20"/>
+                <w:szCs w:val="20"/>
+              </w:rPr>
+              <w:t xml:space="preserve">CIC-IDS2017 FP32 federated</w:t>
+            </w:r>
+          </w:p>
+        </w:tc>
+        <w:tc>
+          <w:tcPr>
+            <w:tcW w:type="dxa" w:w="900"/>
+            <w:tcMar>
+              <w:top w:type="dxa" w:w="60"/>
+              <w:left w:type="dxa" w:w="100"/>
+              <w:bottom w:type="dxa" w:w="60"/>
+              <w:right w:type="dxa" w:w="100"/>
+            </w:tcMar>
+            <w:vAlign w:val="center"/>
+          </w:tcPr>
+          <w:p>
+            <w:pPr>
+              <w:jc w:val="center"/>
+            </w:pPr>
+            <w:r>
+              <w:rPr>
+                <w:sz w:val="20"/>
+                <w:szCs w:val="20"/>
+              </w:rPr>
+              <w:t xml:space="preserve">802 KB</w:t>
+            </w:r>
+          </w:p>
+        </w:tc>
+        <w:tc>
+          <w:tcPr>
+            <w:tcW w:type="dxa" w:w="1000"/>
+            <w:tcMar>
+              <w:top w:type="dxa" w:w="60"/>
+              <w:left w:type="dxa" w:w="100"/>
+              <w:bottom w:type="dxa" w:w="60"/>
+              <w:right w:type="dxa" w:w="100"/>
+            </w:tcMar>
+            <w:vAlign w:val="center"/>
+          </w:tcPr>
+          <w:p>
+            <w:pPr>
+              <w:jc w:val="center"/>
+            </w:pPr>
+            <w:r>
+              <w:rPr>
+                <w:sz w:val="20"/>
+                <w:szCs w:val="20"/>
+              </w:rPr>
+              <w:t xml:space="preserve">114.62 ms</w:t>
+            </w:r>
+          </w:p>
+        </w:tc>
+        <w:tc>
+          <w:tcPr>
+            <w:tcW w:type="dxa" w:w="900"/>
+            <w:tcMar>
+              <w:top w:type="dxa" w:w="60"/>
+              <w:left w:type="dxa" w:w="100"/>
+              <w:bottom w:type="dxa" w:w="60"/>
+              <w:right w:type="dxa" w:w="100"/>
+            </w:tcMar>
+            <w:vAlign w:val="center"/>
+          </w:tcPr>
+          <w:p>
+            <w:pPr>
+              <w:jc w:val="center"/>
+            </w:pPr>
+            <w:r>
+              <w:rPr>
+                <w:sz w:val="20"/>
+                <w:szCs w:val="20"/>
+              </w:rPr>
+              <w:t xml:space="preserve">114.63 ms</w:t>
+            </w:r>
+          </w:p>
+        </w:tc>
+        <w:tc>
+          <w:tcPr>
+            <w:tcW w:type="dxa" w:w="900"/>
+            <w:tcMar>
+              <w:top w:type="dxa" w:w="60"/>
+              <w:left w:type="dxa" w:w="100"/>
+              <w:bottom w:type="dxa" w:w="60"/>
+              <w:right w:type="dxa" w:w="100"/>
+            </w:tcMar>
+            <w:vAlign w:val="center"/>
+          </w:tcPr>
+          <w:p>
+            <w:pPr>
+              <w:jc w:val="center"/>
+            </w:pPr>
+            <w:r>
+              <w:rPr>
+                <w:sz w:val="20"/>
+                <w:szCs w:val="20"/>
+              </w:rPr>
+              <w:t xml:space="preserve">114.64 ms</w:t>
+            </w:r>
+          </w:p>
+        </w:tc>
+        <w:tc>
+          <w:tcPr>
+            <w:tcW w:type="dxa" w:w="1000"/>
+            <w:tcMar>
+              <w:top w:type="dxa" w:w="60"/>
+              <w:left w:type="dxa" w:w="100"/>
+              <w:bottom w:type="dxa" w:w="60"/>
+              <w:right w:type="dxa" w:w="100"/>
+            </w:tcMar>
+            <w:vAlign w:val="center"/>
+          </w:tcPr>
+          <w:p>
+            <w:pPr>
+              <w:jc w:val="center"/>
+            </w:pPr>
+            <w:r>
+              <w:rPr>
+                <w:sz w:val="20"/>
+                <w:szCs w:val="20"/>
+              </w:rPr>
+              <w:t xml:space="preserve">3,952 B</w:t>
+            </w:r>
+          </w:p>
+        </w:tc>
+        <w:tc>
+          <w:tcPr>
+            <w:tcW w:type="dxa" w:w="1100"/>
+            <w:tcMar>
+              <w:top w:type="dxa" w:w="60"/>
+              <w:left w:type="dxa" w:w="100"/>
+              <w:bottom w:type="dxa" w:w="60"/>
+              <w:right w:type="dxa" w:w="100"/>
+            </w:tcMar>
+            <w:vAlign w:val="center"/>
+          </w:tcPr>
+          <w:p>
+            <w:pPr>
+              <w:jc w:val="center"/>
+            </w:pPr>
+            <w:r>
+              <w:rPr>
+                <w:sz w:val="20"/>
+                <w:szCs w:val="20"/>
+              </w:rPr>
+              <w:t xml:space="preserve">0</w:t>
+            </w:r>
+          </w:p>
+        </w:tc>
+        <w:tc>
+          <w:tcPr>
+            <w:tcW w:type="dxa" w:w="1000"/>
+            <w:tcMar>
+              <w:top w:type="dxa" w:w="60"/>
+              <w:left w:type="dxa" w:w="100"/>
+              <w:bottom w:type="dxa" w:w="60"/>
+              <w:right w:type="dxa" w:w="100"/>
+            </w:tcMar>
+            <w:vAlign w:val="center"/>
+          </w:tcPr>
+          <w:p>
+            <w:pPr>
+              <w:jc w:val="center"/>
+            </w:pPr>
+            <w:r>
+              <w:rPr>
+                <w:sz w:val="20"/>
+                <w:szCs w:val="20"/>
+              </w:rPr>
+              <w:t xml:space="preserve">8 / 8</w:t>
+            </w:r>
+          </w:p>
+        </w:tc>
+      </w:tr>
+      <w:tr>
+        <w:tc>
+          <w:tcPr>
+            <w:tcW w:type="dxa" w:w="2600"/>
+            <w:tcMar>
+              <w:top w:type="dxa" w:w="60"/>
+              <w:left w:type="dxa" w:w="100"/>
+              <w:bottom w:type="dxa" w:w="60"/>
+              <w:right w:type="dxa" w:w="100"/>
+            </w:tcMar>
+            <w:vAlign w:val="center"/>
+          </w:tcPr>
+          <w:p>
+            <w:pPr>
+              <w:jc w:val="left"/>
+            </w:pPr>
+            <w:r>
+              <w:rPr>
+                <w:sz w:val="20"/>
+                <w:szCs w:val="20"/>
+              </w:rPr>
+              <w:t xml:space="preserve">TON_IoT deployment (INT8, prune 50%)</w:t>
+            </w:r>
+          </w:p>
+        </w:tc>
+        <w:tc>
+          <w:tcPr>
+            <w:tcW w:type="dxa" w:w="900"/>
+            <w:tcMar>
+              <w:top w:type="dxa" w:w="60"/>
+              <w:left w:type="dxa" w:w="100"/>
+              <w:bottom w:type="dxa" w:w="60"/>
+              <w:right w:type="dxa" w:w="100"/>
+            </w:tcMar>
+            <w:vAlign w:val="center"/>
+          </w:tcPr>
+          <w:p>
+            <w:pPr>
+              <w:jc w:val="center"/>
+            </w:pPr>
+            <w:r>
+              <w:rPr>
+                <w:sz w:val="20"/>
+                <w:szCs w:val="20"/>
+              </w:rPr>
+              <w:t xml:space="preserve">57 KB</w:t>
+            </w:r>
+          </w:p>
+        </w:tc>
+        <w:tc>
+          <w:tcPr>
+            <w:tcW w:type="dxa" w:w="1000"/>
+            <w:tcMar>
+              <w:top w:type="dxa" w:w="60"/>
+              <w:left w:type="dxa" w:w="100"/>
+              <w:bottom w:type="dxa" w:w="60"/>
+              <w:right w:type="dxa" w:w="100"/>
+            </w:tcMar>
+            <w:vAlign w:val="center"/>
+          </w:tcPr>
+          <w:p>
+            <w:pPr>
+              <w:jc w:val="center"/>
+            </w:pPr>
+            <w:r>
+              <w:rPr>
+                <w:sz w:val="20"/>
+                <w:szCs w:val="20"/>
+              </w:rPr>
+              <w:t xml:space="preserve">13.33 ms</w:t>
+            </w:r>
+          </w:p>
+        </w:tc>
+        <w:tc>
+          <w:tcPr>
+            <w:tcW w:type="dxa" w:w="900"/>
+            <w:tcMar>
+              <w:top w:type="dxa" w:w="60"/>
+              <w:left w:type="dxa" w:w="100"/>
+              <w:bottom w:type="dxa" w:w="60"/>
+              <w:right w:type="dxa" w:w="100"/>
+            </w:tcMar>
+            <w:vAlign w:val="center"/>
+          </w:tcPr>
+          <w:p>
+            <w:pPr>
+              <w:jc w:val="center"/>
+            </w:pPr>
+            <w:r>
+              <w:rPr>
+                <w:sz w:val="20"/>
+                <w:szCs w:val="20"/>
+              </w:rPr>
+              <w:t xml:space="preserve">13.34 ms</w:t>
+            </w:r>
+          </w:p>
+        </w:tc>
+        <w:tc>
+          <w:tcPr>
+            <w:tcW w:type="dxa" w:w="900"/>
+            <w:tcMar>
+              <w:top w:type="dxa" w:w="60"/>
+              <w:left w:type="dxa" w:w="100"/>
+              <w:bottom w:type="dxa" w:w="60"/>
+              <w:right w:type="dxa" w:w="100"/>
+            </w:tcMar>
+            <w:vAlign w:val="center"/>
+          </w:tcPr>
+          <w:p>
+            <w:pPr>
+              <w:jc w:val="center"/>
+            </w:pPr>
+            <w:r>
+              <w:rPr>
+                <w:sz w:val="20"/>
+                <w:szCs w:val="20"/>
+              </w:rPr>
+              <w:t xml:space="preserve">13.35 ms</w:t>
+            </w:r>
+          </w:p>
+        </w:tc>
+        <w:tc>
+          <w:tcPr>
+            <w:tcW w:type="dxa" w:w="1000"/>
+            <w:tcMar>
+              <w:top w:type="dxa" w:w="60"/>
+              <w:left w:type="dxa" w:w="100"/>
+              <w:bottom w:type="dxa" w:w="60"/>
+              <w:right w:type="dxa" w:w="100"/>
+            </w:tcMar>
+            <w:vAlign w:val="center"/>
+          </w:tcPr>
+          <w:p>
+            <w:pPr>
+              <w:jc w:val="center"/>
+            </w:pPr>
+            <w:r>
+              <w:rPr>
+                <w:sz w:val="20"/>
+                <w:szCs w:val="20"/>
+              </w:rPr>
+              <w:t xml:space="preserve">1,440 B</w:t>
+            </w:r>
+          </w:p>
+        </w:tc>
+        <w:tc>
+          <w:tcPr>
+            <w:tcW w:type="dxa" w:w="1100"/>
+            <w:tcMar>
+              <w:top w:type="dxa" w:w="60"/>
+              <w:left w:type="dxa" w:w="100"/>
+              <w:bottom w:type="dxa" w:w="60"/>
+              <w:right w:type="dxa" w:w="100"/>
+            </w:tcMar>
+            <w:vAlign w:val="center"/>
+          </w:tcPr>
+          <w:p>
+            <w:pPr>
+              <w:jc w:val="center"/>
+            </w:pPr>
+            <w:r>
+              <w:rPr>
+                <w:sz w:val="20"/>
+                <w:szCs w:val="20"/>
+              </w:rPr>
+              <w:t xml:space="preserve">0</w:t>
+            </w:r>
+          </w:p>
+        </w:tc>
+        <w:tc>
+          <w:tcPr>
+            <w:tcW w:type="dxa" w:w="1000"/>
+            <w:tcMar>
+              <w:top w:type="dxa" w:w="60"/>
+              <w:left w:type="dxa" w:w="100"/>
+              <w:bottom w:type="dxa" w:w="60"/>
+              <w:right w:type="dxa" w:w="100"/>
+            </w:tcMar>
+            <w:vAlign w:val="center"/>
+          </w:tcPr>
+          <w:p>
+            <w:pPr>
+              <w:jc w:val="center"/>
+            </w:pPr>
+            <w:r>
+              <w:rPr>
+                <w:sz w:val="20"/>
+                <w:szCs w:val="20"/>
+              </w:rPr>
+              <w:t xml:space="preserve">8 / 8</w:t>
+            </w:r>
+          </w:p>
+        </w:tc>
+      </w:tr>
+      <w:tr>
+        <w:tc>
+          <w:tcPr>
+            <w:tcW w:type="dxa" w:w="2600"/>
+            <w:tcMar>
+              <w:top w:type="dxa" w:w="60"/>
+              <w:left w:type="dxa" w:w="100"/>
+              <w:bottom w:type="dxa" w:w="60"/>
+              <w:right w:type="dxa" w:w="100"/>
+            </w:tcMar>
+            <w:vAlign w:val="center"/>
+          </w:tcPr>
+          <w:p>
+            <w:pPr>
+              <w:jc w:val="left"/>
+            </w:pPr>
+            <w:r>
+              <w:rPr>
+                <w:sz w:val="20"/>
+                <w:szCs w:val="20"/>
+              </w:rPr>
+              <w:t xml:space="preserve">TON_IoT FP32 federated</w:t>
+            </w:r>
+          </w:p>
+        </w:tc>
+        <w:tc>
+          <w:tcPr>
+            <w:tcW w:type="dxa" w:w="900"/>
+            <w:tcMar>
+              <w:top w:type="dxa" w:w="60"/>
+              <w:left w:type="dxa" w:w="100"/>
+              <w:bottom w:type="dxa" w:w="60"/>
+              <w:right w:type="dxa" w:w="100"/>
+            </w:tcMar>
+            <w:vAlign w:val="center"/>
+          </w:tcPr>
+          <w:p>
+            <w:pPr>
+              <w:jc w:val="center"/>
+            </w:pPr>
+            <w:r>
+              <w:rPr>
+                <w:sz w:val="20"/>
+                <w:szCs w:val="20"/>
+              </w:rPr>
+              <w:t xml:space="preserve">732 KB</w:t>
+            </w:r>
+          </w:p>
+        </w:tc>
+        <w:tc>
+          <w:tcPr>
+            <w:tcW w:type="dxa" w:w="1000"/>
+            <w:tcMar>
+              <w:top w:type="dxa" w:w="60"/>
+              <w:left w:type="dxa" w:w="100"/>
+              <w:bottom w:type="dxa" w:w="60"/>
+              <w:right w:type="dxa" w:w="100"/>
+            </w:tcMar>
+            <w:vAlign w:val="center"/>
+          </w:tcPr>
+          <w:p>
+            <w:pPr>
+              <w:jc w:val="center"/>
+            </w:pPr>
+            <w:r>
+              <w:rPr>
+                <w:sz w:val="20"/>
+                <w:szCs w:val="20"/>
+              </w:rPr>
+              <w:t xml:space="preserve">104.73 ms</w:t>
+            </w:r>
+          </w:p>
+        </w:tc>
+        <w:tc>
+          <w:tcPr>
+            <w:tcW w:type="dxa" w:w="900"/>
+            <w:tcMar>
+              <w:top w:type="dxa" w:w="60"/>
+              <w:left w:type="dxa" w:w="100"/>
+              <w:bottom w:type="dxa" w:w="60"/>
+              <w:right w:type="dxa" w:w="100"/>
+            </w:tcMar>
+            <w:vAlign w:val="center"/>
+          </w:tcPr>
+          <w:p>
+            <w:pPr>
+              <w:jc w:val="center"/>
+            </w:pPr>
+            <w:r>
+              <w:rPr>
+                <w:sz w:val="20"/>
+                <w:szCs w:val="20"/>
+              </w:rPr>
+              <w:t xml:space="preserve">104.74 ms</w:t>
+            </w:r>
+          </w:p>
+        </w:tc>
+        <w:tc>
+          <w:tcPr>
+            <w:tcW w:type="dxa" w:w="900"/>
+            <w:tcMar>
+              <w:top w:type="dxa" w:w="60"/>
+              <w:left w:type="dxa" w:w="100"/>
+              <w:bottom w:type="dxa" w:w="60"/>
+              <w:right w:type="dxa" w:w="100"/>
+            </w:tcMar>
+            <w:vAlign w:val="center"/>
+          </w:tcPr>
+          <w:p>
+            <w:pPr>
+              <w:jc w:val="center"/>
+            </w:pPr>
+            <w:r>
+              <w:rPr>
+                <w:sz w:val="20"/>
+                <w:szCs w:val="20"/>
+              </w:rPr>
+              <w:t xml:space="preserve">104.78 ms</w:t>
+            </w:r>
+          </w:p>
+        </w:tc>
+        <w:tc>
+          <w:tcPr>
+            <w:tcW w:type="dxa" w:w="1000"/>
+            <w:tcMar>
+              <w:top w:type="dxa" w:w="60"/>
+              <w:left w:type="dxa" w:w="100"/>
+              <w:bottom w:type="dxa" w:w="60"/>
+              <w:right w:type="dxa" w:w="100"/>
+            </w:tcMar>
+            <w:vAlign w:val="center"/>
+          </w:tcPr>
+          <w:p>
+            <w:pPr>
+              <w:jc w:val="center"/>
+            </w:pPr>
+            <w:r>
+              <w:rPr>
+                <w:sz w:val="20"/>
+                <w:szCs w:val="20"/>
+              </w:rPr>
+              <w:t xml:space="preserve">3,952 B</w:t>
+            </w:r>
+          </w:p>
+        </w:tc>
+        <w:tc>
+          <w:tcPr>
+            <w:tcW w:type="dxa" w:w="1100"/>
+            <w:tcMar>
+              <w:top w:type="dxa" w:w="60"/>
+              <w:left w:type="dxa" w:w="100"/>
+              <w:bottom w:type="dxa" w:w="60"/>
+              <w:right w:type="dxa" w:w="100"/>
+            </w:tcMar>
+            <w:vAlign w:val="center"/>
+          </w:tcPr>
+          <w:p>
+            <w:pPr>
+              <w:jc w:val="center"/>
+            </w:pPr>
+            <w:r>
+              <w:rPr>
+                <w:sz w:val="20"/>
+                <w:szCs w:val="20"/>
+              </w:rPr>
+              <w:t xml:space="preserve">0</w:t>
+            </w:r>
+          </w:p>
+        </w:tc>
+        <w:tc>
+          <w:tcPr>
+            <w:tcW w:type="dxa" w:w="1000"/>
+            <w:tcMar>
+              <w:top w:type="dxa" w:w="60"/>
+              <w:left w:type="dxa" w:w="100"/>
+              <w:bottom w:type="dxa" w:w="60"/>
+              <w:right w:type="dxa" w:w="100"/>
+            </w:tcMar>
+            <w:vAlign w:val="center"/>
+          </w:tcPr>
+          <w:p>
+            <w:pPr>
+              <w:jc w:val="center"/>
+            </w:pPr>
+            <w:r>
+              <w:rPr>
+                <w:sz w:val="20"/>
+                <w:szCs w:val="20"/>
+              </w:rPr>
+              <w:t xml:space="preserve">8 / 8</w:t>
+            </w:r>
+          </w:p>
+        </w:tc>
+      </w:tr>
+    </w:tbl>
+    <w:p>
+      <w:pPr>
+        <w:spacing w:after="240" w:before="80"/>
+      </w:pPr>
+      <w:r>
         <w:rPr>
-          <w:b/>
-          <w:bCs/>
-          <w:color w:val="C00000"/>
+          <w:i/>
+          <w:iCs/>
+          <w:sz w:val="20"/>
+          <w:szCs w:val="20"/>
         </w:rPr>
-        <w:t xml:space="preserve">[PENDING: ESP32 latency, arena use and parity measured on hardware (Appendix B)]</w:t>
+        <w:t xml:space="preserve">Table 17. On-device measurement on an ESP32 (ESP32-D0WD-V3, 240 MHz, ESP-IDF v4.4.7, TensorFlowLite_ESP32 1.0.0), 100 timed inferences per model after 5 warm-up runs; parity against the host TFLite interpreter on 8 fixed inputs per dataset. Source: data/processed/ablation/esp32_benchmark.json.</w:t>
       </w:r>
     </w:p>
     <w:p>
@@ -27425,7 +28454,7 @@
         <w:spacing w:after="160"/>
       </w:pPr>
       <w:r>
-        <w:t xml:space="preserve">The harness is complete and verified on a host build. Running it requires only a connected ESP32-class board.</w:t>
+        <w:t xml:space="preserve">The harness was verified on a host build and then run on an ESP32 board (ELEGOO ESP-WROOM-32, CP2102 USB bridge); results are in Section 6.1 (Table 17).</w:t>
       </w:r>
     </w:p>
     <w:p>
@@ -27485,7 +28514,7 @@
         <w:t xml:space="preserve">4. </w:t>
       </w:r>
       <w:r>
-        <w:t xml:space="preserve">Timing: after 5 warm-up inferences, 100 timed Invoke() calls per model are measured with micros(). The firmware reports chip model, core count, CPU clock and ESP-IDF version. Tensor-arena use is 2.2–4.6 KB (16 KB allocated).</w:t>
+        <w:t xml:space="preserve">Timing: after 5 warm-up inferences, 100 timed Invoke() calls per model are measured with micros(). The firmware reports chip model, core count, CPU clock and ESP-IDF version. Tensor-arena use on the ESP32 is 1.4–4.0 KB (16 KB allocated).</w:t>
       </w:r>
     </w:p>
     <w:p>
@@ -27501,19 +28530,6 @@
       </w:r>
       <w:r>
         <w:t xml:space="preserve">Collect: python scripts/collect_esp32_benchmark.py --port &lt;serial port&gt; writes per-model mean / median / std / p95 latency, arena use and parity to data/processed/ablation/esp32_benchmark.json.</w:t>
-      </w:r>
-    </w:p>
-    <w:p>
-      <w:pPr>
-        <w:spacing w:after="160"/>
-      </w:pPr>
-      <w:r>
-        <w:rPr>
-          <w:b/>
-          <w:bCs/>
-          <w:color w:val="C00000"/>
-        </w:rPr>
-        <w:t xml:space="preserve">[PENDING: run on hardware and report latency]</w:t>
       </w:r>
     </w:p>
     <w:sectPr>

--- a/paper/TinyML_Federated_IDS_Revised.docx
+++ b/paper/TinyML_Federated_IDS_Revised.docx
@@ -224,7 +224,7 @@
         <w:t xml:space="preserve">• Device heterogeneity (81C): </w:t>
       </w:r>
       <w:r>
-        <w:t xml:space="preserve">Section 6.1 reports on-device latency, memory and output parity measured on ESP32 hardware (Table 17).</w:t>
+        <w:t xml:space="preserve">Section 6.1 reports on-device latency, memory and output parity measured on two microcontrollers with different cores, ESP32 (Xtensa LX6) and ESP32-S3 (Xtensa LX7) (Table 17).</w:t>
       </w:r>
     </w:p>
     <w:p>
@@ -317,7 +317,7 @@
         <w:spacing w:after="160"/>
       </w:pPr>
       <w:r>
-        <w:t xml:space="preserve">Contributions. (1) An end-to-end evaluation of a federated TinyML intrusion detector on two datasets against a centralized baseline trained with the identical recipe, under both near-IID and Dirichlet(0.3) client partitions (Sections 5.1–5.2). (2) An FL-faithful compression procedure: exact BatchNorm folding, structured pruning, then fine-tuning and QAT fine-tuning on one client's local data. It produces a 65 KB INT8 model (12.3×) with no loss relative to the federated model, and we quantify how the outcome depends on which client performs the fine-tuning (Sections 5.3–5.5). We compare it with five post-training quantization methods and with client-local knowledge distillation, we test against clients training alone to show where federation helps, we compare 16 complete pipelines that combine structured and unstructured pruning, PTQ, QAT and distillation, and we show how to deploy the 65 KB model with fewer missed attacks than the FP32 model using only client-local data (Sections 5.9–5.13). (3) A negative result: training-time QAT inside FL fails on CIC-IDS2017 because its moving-average quantizers absorb the heavy-tailed feature outliers. It works on TON_IoT, and post-training quantization of a float model avoids the collapse (Section 5.6), although full-integer INT8 PTQ varies widely across calibration draws, more calibration data makes it worse, and clipping the calibration inputs removes the instability (Section 5.9). (4) Four silent failure modes in a widely used TensorFlow / TensorFlow Model Optimization / Flower toolchain, each of which yields plausible-looking but wrong compressed-model results, with the checks we now run to catch them (Section 6.2). (5) FGSM/PGD robustness of the corrected models (Section 5.7) and on-device measurement on an ESP32: the deployed INT8 models take 26 ms (CIC-IDS2017, 112 KB) and 13 ms (TON_IoT, 57 KB) per flow, 4.4–7.9× faster than FP32, with every on-device decision matching the host (Section 6.1, Table 17).</w:t>
+        <w:t xml:space="preserve">Contributions. (1) An end-to-end evaluation of a federated TinyML intrusion detector on two datasets against a centralized baseline trained with the identical recipe, under both near-IID and Dirichlet(0.3) client partitions (Sections 5.1–5.2). (2) An FL-faithful compression procedure: exact BatchNorm folding, structured pruning, then fine-tuning and QAT fine-tuning on one client's local data. It produces a 65 KB INT8 model (12.3×) with no loss relative to the federated model, and we quantify how the outcome depends on which client performs the fine-tuning (Sections 5.3–5.5). We compare it with five post-training quantization methods and with client-local knowledge distillation, we test against clients training alone to show where federation helps, we compare 16 complete pipelines that combine structured and unstructured pruning, PTQ, QAT and distillation, and we show how to deploy the 65 KB model with fewer missed attacks than the FP32 model using only client-local data (Sections 5.9–5.13). (3) A negative result: training-time QAT inside FL fails on CIC-IDS2017 because its moving-average quantizers absorb the heavy-tailed feature outliers. It works on TON_IoT, and post-training quantization of a float model avoids the collapse (Section 5.6), although full-integer INT8 PTQ varies widely across calibration draws, more calibration data makes it worse, and clipping the calibration inputs removes the instability (Section 5.9). (4) Four silent failure modes in a widely used TensorFlow / TensorFlow Model Optimization / Flower toolchain, each of which yields plausible-looking but wrong compressed-model results, with the checks we now run to catch them (Section 6.2). (5) FGSM/PGD robustness of the corrected models (Section 5.7) and on-device measurement on an ESP32: the deployed INT8 models take 26 ms (CIC-IDS2017, 112 KB) and 13 ms (TON_IoT, 57 KB) per flow on an ESP32 and 11 ms and 6 ms on an ESP32-S3, with every on-device decision matching the host (Section 6.1, Table 17).</w:t>
       </w:r>
     </w:p>
     <w:p>
@@ -26445,12 +26445,12 @@
         <w:t xml:space="preserve">IoT deployments vary in MCU architecture, memory, and clock, and interpreter latency on a workstation does not establish on-device latency. We provide ESP32 firmware that embeds both deployment models (CIC-IDS2017, 112 KB INT8; TON_IoT, 57 KB INT8) and the FP32 federated models they were compressed from (803 KB and 732 KB). It checks on-device outputs against the host TFLite interpreter on fixed inputs, including decision agreement at each model's deployment threshold, and times 100 inferences per model. A host build against the same TensorFlow Lite Micro library reproduces the interpreter outputs exactly (FP32) and within one INT8 output step (at most 0.004), with all decisions in agreement. </w:t>
       </w:r>
       <w:r>
-        <w:t xml:space="preserve">Measured on an ESP32 (ESP32-D0WD-V3, two Xtensa LX6 cores at 240 MHz, ESP-IDF v4.4.7; inference runs on one core), every model reproduces the host interpreter on the device as well: exactly for the FP32 models and the TON_IoT deployment model, and within one INT8 output step (0.0039) for the CIC-IDS2017 deployment model, with 8/8 decisions in agreement at each model's threshold. Table 17 gives the on-device latency over 100 inferences. The deployment models are 4.4× (CIC-IDS2017) and 7.9× (TON_IoT) faster than their FP32 federated models, latency is nearly constant (95th percentile within 0.05 ms of the mean), and the tensor arena needs at most 3.9 KB. One core therefore classifies about 38 CIC-IDS2017 or 75 TON_IoT flows per second. These numbers use the kernels of the TensorFlowLite_ESP32 1.0.0 library; optimized kernels and other microcontrollers would change the absolute values.</w:t>
+        <w:t xml:space="preserve">We measured on two microcontrollers with different cores: an ESP32 (ESP32-D0WD-V3, two Xtensa LX6 cores) and an ESP32-S3 (two Xtensa LX7 cores), both at 240 MHz with ESP-IDF v4.4.7; inference runs on one core. On both boards every model reproduces the host interpreter: exactly for the FP32 models and the TON_IoT deployment model, and within one INT8 output step (0.0039) for the CIC-IDS2017 deployment model, with 8/8 decisions in agreement at each model's threshold. Table 17 gives the on-device latency over 100 inferences. The deployment models are 4.4× (CIC-IDS2017) and 7.9× (TON_IoT) faster than their FP32 federated models on the ESP32 and 2.9× and 5.4× on the ESP32-S3, which is 2.3–2.4× faster than the ESP32 for the INT8 models and 3.5× for FP32. Latency is nearly constant (95th percentile within 0.05 ms of the mean), and the tensor arena needs at most 3.9 KB on both boards. One core therefore classifies about 38 (ESP32) to 88 (ESP32-S3) CIC-IDS2017 flows, or 75 to 180 TON_IoT flows, per second. These numbers use the kernels of the TensorFlowLite_ESP32 1.0.0 library; optimized kernels and other microcontrollers would change the absolute values.</w:t>
       </w:r>
     </w:p>
     <w:tbl>
       <w:tblPr>
-        <w:tblW w:type="dxa" w:w="9400"/>
+        <w:tblW w:type="dxa" w:w="9700"/>
         <w:tblBorders>
           <w:top w:val="single" w:color="auto" w:sz="4"/>
           <w:left w:val="single" w:color="auto" w:sz="4"/>
@@ -26461,11 +26461,10 @@
         </w:tblBorders>
       </w:tblPr>
       <w:tblGrid>
-        <w:gridCol w:w="2600"/>
+        <w:gridCol w:w="2700"/>
         <w:gridCol w:w="900"/>
-        <w:gridCol w:w="1000"/>
-        <w:gridCol w:w="900"/>
-        <w:gridCol w:w="900"/>
+        <w:gridCol w:w="1500"/>
+        <w:gridCol w:w="1500"/>
         <w:gridCol w:w="1000"/>
         <w:gridCol w:w="1100"/>
         <w:gridCol w:w="1000"/>
@@ -26476,7 +26475,7 @@
         </w:trPr>
         <w:tc>
           <w:tcPr>
-            <w:tcW w:type="dxa" w:w="2600"/>
+            <w:tcW w:type="dxa" w:w="2700"/>
             <w:shd w:fill="D9E2F3" w:val="clear"/>
             <w:tcMar>
               <w:top w:type="dxa" w:w="60"/>
@@ -26530,6 +26529,60 @@
         </w:tc>
         <w:tc>
           <w:tcPr>
+            <w:tcW w:type="dxa" w:w="1500"/>
+            <w:shd w:fill="D9E2F3" w:val="clear"/>
+            <w:tcMar>
+              <w:top w:type="dxa" w:w="60"/>
+              <w:left w:type="dxa" w:w="100"/>
+              <w:bottom w:type="dxa" w:w="60"/>
+              <w:right w:type="dxa" w:w="100"/>
+            </w:tcMar>
+            <w:vAlign w:val="center"/>
+          </w:tcPr>
+          <w:p>
+            <w:pPr>
+              <w:jc w:val="center"/>
+            </w:pPr>
+            <w:r>
+              <w:rPr>
+                <w:b/>
+                <w:bCs/>
+                <w:sz w:val="20"/>
+                <w:szCs w:val="20"/>
+              </w:rPr>
+              <w:t xml:space="preserve">ESP32 mean (p95)</w:t>
+            </w:r>
+          </w:p>
+        </w:tc>
+        <w:tc>
+          <w:tcPr>
+            <w:tcW w:type="dxa" w:w="1500"/>
+            <w:shd w:fill="D9E2F3" w:val="clear"/>
+            <w:tcMar>
+              <w:top w:type="dxa" w:w="60"/>
+              <w:left w:type="dxa" w:w="100"/>
+              <w:bottom w:type="dxa" w:w="60"/>
+              <w:right w:type="dxa" w:w="100"/>
+            </w:tcMar>
+            <w:vAlign w:val="center"/>
+          </w:tcPr>
+          <w:p>
+            <w:pPr>
+              <w:jc w:val="center"/>
+            </w:pPr>
+            <w:r>
+              <w:rPr>
+                <w:b/>
+                <w:bCs/>
+                <w:sz w:val="20"/>
+                <w:szCs w:val="20"/>
+              </w:rPr>
+              <w:t xml:space="preserve">ESP32-S3 mean (p95)</w:t>
+            </w:r>
+          </w:p>
+        </w:tc>
+        <w:tc>
+          <w:tcPr>
             <w:tcW w:type="dxa" w:w="1000"/>
             <w:shd w:fill="D9E2F3" w:val="clear"/>
             <w:tcMar>
@@ -26551,13 +26604,13 @@
                 <w:sz w:val="20"/>
                 <w:szCs w:val="20"/>
               </w:rPr>
-              <w:t xml:space="preserve">Mean latency</w:t>
-            </w:r>
-          </w:p>
-        </w:tc>
-        <w:tc>
-          <w:tcPr>
-            <w:tcW w:type="dxa" w:w="900"/>
+              <w:t xml:space="preserve">Tensor arena</w:t>
+            </w:r>
+          </w:p>
+        </w:tc>
+        <w:tc>
+          <w:tcPr>
+            <w:tcW w:type="dxa" w:w="1100"/>
             <w:shd w:fill="D9E2F3" w:val="clear"/>
             <w:tcMar>
               <w:top w:type="dxa" w:w="60"/>
@@ -26578,13 +26631,13 @@
                 <w:sz w:val="20"/>
                 <w:szCs w:val="20"/>
               </w:rPr>
-              <w:t xml:space="preserve">Median</w:t>
-            </w:r>
-          </w:p>
-        </w:tc>
-        <w:tc>
-          <w:tcPr>
-            <w:tcW w:type="dxa" w:w="900"/>
+              <w:t xml:space="preserve">Max |Δ| vs. host</w:t>
+            </w:r>
+          </w:p>
+        </w:tc>
+        <w:tc>
+          <w:tcPr>
+            <w:tcW w:type="dxa" w:w="1000"/>
             <w:shd w:fill="D9E2F3" w:val="clear"/>
             <w:tcMar>
               <w:top w:type="dxa" w:w="60"/>
@@ -26605,87 +26658,6 @@
                 <w:sz w:val="20"/>
                 <w:szCs w:val="20"/>
               </w:rPr>
-              <w:t xml:space="preserve">p95</w:t>
-            </w:r>
-          </w:p>
-        </w:tc>
-        <w:tc>
-          <w:tcPr>
-            <w:tcW w:type="dxa" w:w="1000"/>
-            <w:shd w:fill="D9E2F3" w:val="clear"/>
-            <w:tcMar>
-              <w:top w:type="dxa" w:w="60"/>
-              <w:left w:type="dxa" w:w="100"/>
-              <w:bottom w:type="dxa" w:w="60"/>
-              <w:right w:type="dxa" w:w="100"/>
-            </w:tcMar>
-            <w:vAlign w:val="center"/>
-          </w:tcPr>
-          <w:p>
-            <w:pPr>
-              <w:jc w:val="center"/>
-            </w:pPr>
-            <w:r>
-              <w:rPr>
-                <w:b/>
-                <w:bCs/>
-                <w:sz w:val="20"/>
-                <w:szCs w:val="20"/>
-              </w:rPr>
-              <w:t xml:space="preserve">Tensor arena</w:t>
-            </w:r>
-          </w:p>
-        </w:tc>
-        <w:tc>
-          <w:tcPr>
-            <w:tcW w:type="dxa" w:w="1100"/>
-            <w:shd w:fill="D9E2F3" w:val="clear"/>
-            <w:tcMar>
-              <w:top w:type="dxa" w:w="60"/>
-              <w:left w:type="dxa" w:w="100"/>
-              <w:bottom w:type="dxa" w:w="60"/>
-              <w:right w:type="dxa" w:w="100"/>
-            </w:tcMar>
-            <w:vAlign w:val="center"/>
-          </w:tcPr>
-          <w:p>
-            <w:pPr>
-              <w:jc w:val="center"/>
-            </w:pPr>
-            <w:r>
-              <w:rPr>
-                <w:b/>
-                <w:bCs/>
-                <w:sz w:val="20"/>
-                <w:szCs w:val="20"/>
-              </w:rPr>
-              <w:t xml:space="preserve">Max |Δ| vs. host</w:t>
-            </w:r>
-          </w:p>
-        </w:tc>
-        <w:tc>
-          <w:tcPr>
-            <w:tcW w:type="dxa" w:w="1000"/>
-            <w:shd w:fill="D9E2F3" w:val="clear"/>
-            <w:tcMar>
-              <w:top w:type="dxa" w:w="60"/>
-              <w:left w:type="dxa" w:w="100"/>
-              <w:bottom w:type="dxa" w:w="60"/>
-              <w:right w:type="dxa" w:w="100"/>
-            </w:tcMar>
-            <w:vAlign w:val="center"/>
-          </w:tcPr>
-          <w:p>
-            <w:pPr>
-              <w:jc w:val="center"/>
-            </w:pPr>
-            <w:r>
-              <w:rPr>
-                <w:b/>
-                <w:bCs/>
-                <w:sz w:val="20"/>
-                <w:szCs w:val="20"/>
-              </w:rPr>
               <w:t xml:space="preserve">Decisions agree</w:t>
             </w:r>
           </w:p>
@@ -26694,7 +26666,7 @@
       <w:tr>
         <w:tc>
           <w:tcPr>
-            <w:tcW w:type="dxa" w:w="2600"/>
+            <w:tcW w:type="dxa" w:w="2700"/>
             <w:tcMar>
               <w:top w:type="dxa" w:w="60"/>
               <w:left w:type="dxa" w:w="100"/>
@@ -26742,73 +26714,49 @@
         </w:tc>
         <w:tc>
           <w:tcPr>
-            <w:tcW w:type="dxa" w:w="1000"/>
-            <w:tcMar>
-              <w:top w:type="dxa" w:w="60"/>
-              <w:left w:type="dxa" w:w="100"/>
-              <w:bottom w:type="dxa" w:w="60"/>
-              <w:right w:type="dxa" w:w="100"/>
-            </w:tcMar>
-            <w:vAlign w:val="center"/>
-          </w:tcPr>
-          <w:p>
-            <w:pPr>
-              <w:jc w:val="center"/>
-            </w:pPr>
-            <w:r>
-              <w:rPr>
-                <w:sz w:val="20"/>
-                <w:szCs w:val="20"/>
-              </w:rPr>
-              <w:t xml:space="preserve">26.35 ms</w:t>
-            </w:r>
-          </w:p>
-        </w:tc>
-        <w:tc>
-          <w:tcPr>
-            <w:tcW w:type="dxa" w:w="900"/>
-            <w:tcMar>
-              <w:top w:type="dxa" w:w="60"/>
-              <w:left w:type="dxa" w:w="100"/>
-              <w:bottom w:type="dxa" w:w="60"/>
-              <w:right w:type="dxa" w:w="100"/>
-            </w:tcMar>
-            <w:vAlign w:val="center"/>
-          </w:tcPr>
-          <w:p>
-            <w:pPr>
-              <w:jc w:val="center"/>
-            </w:pPr>
-            <w:r>
-              <w:rPr>
-                <w:sz w:val="20"/>
-                <w:szCs w:val="20"/>
-              </w:rPr>
-              <w:t xml:space="preserve">26.35 ms</w:t>
-            </w:r>
-          </w:p>
-        </w:tc>
-        <w:tc>
-          <w:tcPr>
-            <w:tcW w:type="dxa" w:w="900"/>
-            <w:tcMar>
-              <w:top w:type="dxa" w:w="60"/>
-              <w:left w:type="dxa" w:w="100"/>
-              <w:bottom w:type="dxa" w:w="60"/>
-              <w:right w:type="dxa" w:w="100"/>
-            </w:tcMar>
-            <w:vAlign w:val="center"/>
-          </w:tcPr>
-          <w:p>
-            <w:pPr>
-              <w:jc w:val="center"/>
-            </w:pPr>
-            <w:r>
-              <w:rPr>
-                <w:sz w:val="20"/>
-                <w:szCs w:val="20"/>
-              </w:rPr>
-              <w:t xml:space="preserve">26.38 ms</w:t>
+            <w:tcW w:type="dxa" w:w="1500"/>
+            <w:tcMar>
+              <w:top w:type="dxa" w:w="60"/>
+              <w:left w:type="dxa" w:w="100"/>
+              <w:bottom w:type="dxa" w:w="60"/>
+              <w:right w:type="dxa" w:w="100"/>
+            </w:tcMar>
+            <w:vAlign w:val="center"/>
+          </w:tcPr>
+          <w:p>
+            <w:pPr>
+              <w:jc w:val="center"/>
+            </w:pPr>
+            <w:r>
+              <w:rPr>
+                <w:sz w:val="20"/>
+                <w:szCs w:val="20"/>
+              </w:rPr>
+              <w:t xml:space="preserve">26.35 ms (26.38)</w:t>
+            </w:r>
+          </w:p>
+        </w:tc>
+        <w:tc>
+          <w:tcPr>
+            <w:tcW w:type="dxa" w:w="1500"/>
+            <w:tcMar>
+              <w:top w:type="dxa" w:w="60"/>
+              <w:left w:type="dxa" w:w="100"/>
+              <w:bottom w:type="dxa" w:w="60"/>
+              <w:right w:type="dxa" w:w="100"/>
+            </w:tcMar>
+            <w:vAlign w:val="center"/>
+          </w:tcPr>
+          <w:p>
+            <w:pPr>
+              <w:jc w:val="center"/>
+            </w:pPr>
+            <w:r>
+              <w:rPr>
+                <w:sz w:val="20"/>
+                <w:szCs w:val="20"/>
+              </w:rPr>
+              <w:t xml:space="preserve">11.31 ms (11.31)</w:t>
             </w:r>
           </w:p>
         </w:tc>
@@ -26888,7 +26836,7 @@
       <w:tr>
         <w:tc>
           <w:tcPr>
-            <w:tcW w:type="dxa" w:w="2600"/>
+            <w:tcW w:type="dxa" w:w="2700"/>
             <w:tcMar>
               <w:top w:type="dxa" w:w="60"/>
               <w:left w:type="dxa" w:w="100"/>
@@ -26936,73 +26884,49 @@
         </w:tc>
         <w:tc>
           <w:tcPr>
-            <w:tcW w:type="dxa" w:w="1000"/>
-            <w:tcMar>
-              <w:top w:type="dxa" w:w="60"/>
-              <w:left w:type="dxa" w:w="100"/>
-              <w:bottom w:type="dxa" w:w="60"/>
-              <w:right w:type="dxa" w:w="100"/>
-            </w:tcMar>
-            <w:vAlign w:val="center"/>
-          </w:tcPr>
-          <w:p>
-            <w:pPr>
-              <w:jc w:val="center"/>
-            </w:pPr>
-            <w:r>
-              <w:rPr>
-                <w:sz w:val="20"/>
-                <w:szCs w:val="20"/>
-              </w:rPr>
-              <w:t xml:space="preserve">114.62 ms</w:t>
-            </w:r>
-          </w:p>
-        </w:tc>
-        <w:tc>
-          <w:tcPr>
-            <w:tcW w:type="dxa" w:w="900"/>
-            <w:tcMar>
-              <w:top w:type="dxa" w:w="60"/>
-              <w:left w:type="dxa" w:w="100"/>
-              <w:bottom w:type="dxa" w:w="60"/>
-              <w:right w:type="dxa" w:w="100"/>
-            </w:tcMar>
-            <w:vAlign w:val="center"/>
-          </w:tcPr>
-          <w:p>
-            <w:pPr>
-              <w:jc w:val="center"/>
-            </w:pPr>
-            <w:r>
-              <w:rPr>
-                <w:sz w:val="20"/>
-                <w:szCs w:val="20"/>
-              </w:rPr>
-              <w:t xml:space="preserve">114.63 ms</w:t>
-            </w:r>
-          </w:p>
-        </w:tc>
-        <w:tc>
-          <w:tcPr>
-            <w:tcW w:type="dxa" w:w="900"/>
-            <w:tcMar>
-              <w:top w:type="dxa" w:w="60"/>
-              <w:left w:type="dxa" w:w="100"/>
-              <w:bottom w:type="dxa" w:w="60"/>
-              <w:right w:type="dxa" w:w="100"/>
-            </w:tcMar>
-            <w:vAlign w:val="center"/>
-          </w:tcPr>
-          <w:p>
-            <w:pPr>
-              <w:jc w:val="center"/>
-            </w:pPr>
-            <w:r>
-              <w:rPr>
-                <w:sz w:val="20"/>
-                <w:szCs w:val="20"/>
-              </w:rPr>
-              <w:t xml:space="preserve">114.64 ms</w:t>
+            <w:tcW w:type="dxa" w:w="1500"/>
+            <w:tcMar>
+              <w:top w:type="dxa" w:w="60"/>
+              <w:left w:type="dxa" w:w="100"/>
+              <w:bottom w:type="dxa" w:w="60"/>
+              <w:right w:type="dxa" w:w="100"/>
+            </w:tcMar>
+            <w:vAlign w:val="center"/>
+          </w:tcPr>
+          <w:p>
+            <w:pPr>
+              <w:jc w:val="center"/>
+            </w:pPr>
+            <w:r>
+              <w:rPr>
+                <w:sz w:val="20"/>
+                <w:szCs w:val="20"/>
+              </w:rPr>
+              <w:t xml:space="preserve">114.62 ms (114.64)</w:t>
+            </w:r>
+          </w:p>
+        </w:tc>
+        <w:tc>
+          <w:tcPr>
+            <w:tcW w:type="dxa" w:w="1500"/>
+            <w:tcMar>
+              <w:top w:type="dxa" w:w="60"/>
+              <w:left w:type="dxa" w:w="100"/>
+              <w:bottom w:type="dxa" w:w="60"/>
+              <w:right w:type="dxa" w:w="100"/>
+            </w:tcMar>
+            <w:vAlign w:val="center"/>
+          </w:tcPr>
+          <w:p>
+            <w:pPr>
+              <w:jc w:val="center"/>
+            </w:pPr>
+            <w:r>
+              <w:rPr>
+                <w:sz w:val="20"/>
+                <w:szCs w:val="20"/>
+              </w:rPr>
+              <w:t xml:space="preserve">32.99 ms (32.99)</w:t>
             </w:r>
           </w:p>
         </w:tc>
@@ -27082,7 +27006,7 @@
       <w:tr>
         <w:tc>
           <w:tcPr>
-            <w:tcW w:type="dxa" w:w="2600"/>
+            <w:tcW w:type="dxa" w:w="2700"/>
             <w:tcMar>
               <w:top w:type="dxa" w:w="60"/>
               <w:left w:type="dxa" w:w="100"/>
@@ -27130,73 +27054,49 @@
         </w:tc>
         <w:tc>
           <w:tcPr>
-            <w:tcW w:type="dxa" w:w="1000"/>
-            <w:tcMar>
-              <w:top w:type="dxa" w:w="60"/>
-              <w:left w:type="dxa" w:w="100"/>
-              <w:bottom w:type="dxa" w:w="60"/>
-              <w:right w:type="dxa" w:w="100"/>
-            </w:tcMar>
-            <w:vAlign w:val="center"/>
-          </w:tcPr>
-          <w:p>
-            <w:pPr>
-              <w:jc w:val="center"/>
-            </w:pPr>
-            <w:r>
-              <w:rPr>
-                <w:sz w:val="20"/>
-                <w:szCs w:val="20"/>
-              </w:rPr>
-              <w:t xml:space="preserve">13.33 ms</w:t>
-            </w:r>
-          </w:p>
-        </w:tc>
-        <w:tc>
-          <w:tcPr>
-            <w:tcW w:type="dxa" w:w="900"/>
-            <w:tcMar>
-              <w:top w:type="dxa" w:w="60"/>
-              <w:left w:type="dxa" w:w="100"/>
-              <w:bottom w:type="dxa" w:w="60"/>
-              <w:right w:type="dxa" w:w="100"/>
-            </w:tcMar>
-            <w:vAlign w:val="center"/>
-          </w:tcPr>
-          <w:p>
-            <w:pPr>
-              <w:jc w:val="center"/>
-            </w:pPr>
-            <w:r>
-              <w:rPr>
-                <w:sz w:val="20"/>
-                <w:szCs w:val="20"/>
-              </w:rPr>
-              <w:t xml:space="preserve">13.34 ms</w:t>
-            </w:r>
-          </w:p>
-        </w:tc>
-        <w:tc>
-          <w:tcPr>
-            <w:tcW w:type="dxa" w:w="900"/>
-            <w:tcMar>
-              <w:top w:type="dxa" w:w="60"/>
-              <w:left w:type="dxa" w:w="100"/>
-              <w:bottom w:type="dxa" w:w="60"/>
-              <w:right w:type="dxa" w:w="100"/>
-            </w:tcMar>
-            <w:vAlign w:val="center"/>
-          </w:tcPr>
-          <w:p>
-            <w:pPr>
-              <w:jc w:val="center"/>
-            </w:pPr>
-            <w:r>
-              <w:rPr>
-                <w:sz w:val="20"/>
-                <w:szCs w:val="20"/>
-              </w:rPr>
-              <w:t xml:space="preserve">13.35 ms</w:t>
+            <w:tcW w:type="dxa" w:w="1500"/>
+            <w:tcMar>
+              <w:top w:type="dxa" w:w="60"/>
+              <w:left w:type="dxa" w:w="100"/>
+              <w:bottom w:type="dxa" w:w="60"/>
+              <w:right w:type="dxa" w:w="100"/>
+            </w:tcMar>
+            <w:vAlign w:val="center"/>
+          </w:tcPr>
+          <w:p>
+            <w:pPr>
+              <w:jc w:val="center"/>
+            </w:pPr>
+            <w:r>
+              <w:rPr>
+                <w:sz w:val="20"/>
+                <w:szCs w:val="20"/>
+              </w:rPr>
+              <w:t xml:space="preserve">13.33 ms (13.35)</w:t>
+            </w:r>
+          </w:p>
+        </w:tc>
+        <w:tc>
+          <w:tcPr>
+            <w:tcW w:type="dxa" w:w="1500"/>
+            <w:tcMar>
+              <w:top w:type="dxa" w:w="60"/>
+              <w:left w:type="dxa" w:w="100"/>
+              <w:bottom w:type="dxa" w:w="60"/>
+              <w:right w:type="dxa" w:w="100"/>
+            </w:tcMar>
+            <w:vAlign w:val="center"/>
+          </w:tcPr>
+          <w:p>
+            <w:pPr>
+              <w:jc w:val="center"/>
+            </w:pPr>
+            <w:r>
+              <w:rPr>
+                <w:sz w:val="20"/>
+                <w:szCs w:val="20"/>
+              </w:rPr>
+              <w:t xml:space="preserve">5.57 ms (5.57)</w:t>
             </w:r>
           </w:p>
         </w:tc>
@@ -27276,7 +27176,7 @@
       <w:tr>
         <w:tc>
           <w:tcPr>
-            <w:tcW w:type="dxa" w:w="2600"/>
+            <w:tcW w:type="dxa" w:w="2700"/>
             <w:tcMar>
               <w:top w:type="dxa" w:w="60"/>
               <w:left w:type="dxa" w:w="100"/>
@@ -27324,73 +27224,49 @@
         </w:tc>
         <w:tc>
           <w:tcPr>
-            <w:tcW w:type="dxa" w:w="1000"/>
-            <w:tcMar>
-              <w:top w:type="dxa" w:w="60"/>
-              <w:left w:type="dxa" w:w="100"/>
-              <w:bottom w:type="dxa" w:w="60"/>
-              <w:right w:type="dxa" w:w="100"/>
-            </w:tcMar>
-            <w:vAlign w:val="center"/>
-          </w:tcPr>
-          <w:p>
-            <w:pPr>
-              <w:jc w:val="center"/>
-            </w:pPr>
-            <w:r>
-              <w:rPr>
-                <w:sz w:val="20"/>
-                <w:szCs w:val="20"/>
-              </w:rPr>
-              <w:t xml:space="preserve">104.73 ms</w:t>
-            </w:r>
-          </w:p>
-        </w:tc>
-        <w:tc>
-          <w:tcPr>
-            <w:tcW w:type="dxa" w:w="900"/>
-            <w:tcMar>
-              <w:top w:type="dxa" w:w="60"/>
-              <w:left w:type="dxa" w:w="100"/>
-              <w:bottom w:type="dxa" w:w="60"/>
-              <w:right w:type="dxa" w:w="100"/>
-            </w:tcMar>
-            <w:vAlign w:val="center"/>
-          </w:tcPr>
-          <w:p>
-            <w:pPr>
-              <w:jc w:val="center"/>
-            </w:pPr>
-            <w:r>
-              <w:rPr>
-                <w:sz w:val="20"/>
-                <w:szCs w:val="20"/>
-              </w:rPr>
-              <w:t xml:space="preserve">104.74 ms</w:t>
-            </w:r>
-          </w:p>
-        </w:tc>
-        <w:tc>
-          <w:tcPr>
-            <w:tcW w:type="dxa" w:w="900"/>
-            <w:tcMar>
-              <w:top w:type="dxa" w:w="60"/>
-              <w:left w:type="dxa" w:w="100"/>
-              <w:bottom w:type="dxa" w:w="60"/>
-              <w:right w:type="dxa" w:w="100"/>
-            </w:tcMar>
-            <w:vAlign w:val="center"/>
-          </w:tcPr>
-          <w:p>
-            <w:pPr>
-              <w:jc w:val="center"/>
-            </w:pPr>
-            <w:r>
-              <w:rPr>
-                <w:sz w:val="20"/>
-                <w:szCs w:val="20"/>
-              </w:rPr>
-              <w:t xml:space="preserve">104.78 ms</w:t>
+            <w:tcW w:type="dxa" w:w="1500"/>
+            <w:tcMar>
+              <w:top w:type="dxa" w:w="60"/>
+              <w:left w:type="dxa" w:w="100"/>
+              <w:bottom w:type="dxa" w:w="60"/>
+              <w:right w:type="dxa" w:w="100"/>
+            </w:tcMar>
+            <w:vAlign w:val="center"/>
+          </w:tcPr>
+          <w:p>
+            <w:pPr>
+              <w:jc w:val="center"/>
+            </w:pPr>
+            <w:r>
+              <w:rPr>
+                <w:sz w:val="20"/>
+                <w:szCs w:val="20"/>
+              </w:rPr>
+              <w:t xml:space="preserve">104.73 ms (104.78)</w:t>
+            </w:r>
+          </w:p>
+        </w:tc>
+        <w:tc>
+          <w:tcPr>
+            <w:tcW w:type="dxa" w:w="1500"/>
+            <w:tcMar>
+              <w:top w:type="dxa" w:w="60"/>
+              <w:left w:type="dxa" w:w="100"/>
+              <w:bottom w:type="dxa" w:w="60"/>
+              <w:right w:type="dxa" w:w="100"/>
+            </w:tcMar>
+            <w:vAlign w:val="center"/>
+          </w:tcPr>
+          <w:p>
+            <w:pPr>
+              <w:jc w:val="center"/>
+            </w:pPr>
+            <w:r>
+              <w:rPr>
+                <w:sz w:val="20"/>
+                <w:szCs w:val="20"/>
+              </w:rPr>
+              <w:t xml:space="preserve">30.11 ms (30.11)</w:t>
             </w:r>
           </w:p>
         </w:tc>
@@ -27479,7 +27355,7 @@
           <w:sz w:val="20"/>
           <w:szCs w:val="20"/>
         </w:rPr>
-        <w:t xml:space="preserve">Table 17. On-device measurement on an ESP32 (ESP32-D0WD-V3, 240 MHz, ESP-IDF v4.4.7, TensorFlowLite_ESP32 1.0.0), 100 timed inferences per model after 5 warm-up runs; parity against the host TFLite interpreter on 8 fixed inputs per dataset. Source: data/processed/ablation/esp32_benchmark.json.</w:t>
+        <w:t xml:space="preserve">Table 17. On-device measurement on an ESP32 (ESP32-D0WD-V3) and an ESP32-S3, both at 240 MHz with ESP-IDF v4.4.7 and TensorFlowLite_ESP32 1.0.0; 100 timed inferences per model after 5 warm-up runs. Tensor arena and parity (against the host TFLite interpreter on 8 fixed inputs per dataset) are identical on both boards. Source: data/processed/ablation/esp32_benchmark.json and esp32s3_benchmark.json.</w:t>
       </w:r>
     </w:p>
     <w:p>
@@ -28454,7 +28330,7 @@
         <w:spacing w:after="160"/>
       </w:pPr>
       <w:r>
-        <w:t xml:space="preserve">The harness was verified on a host build and then run on an ESP32 board (ELEGOO ESP-WROOM-32, CP2102 USB bridge); results are in Section 6.1 (Table 17).</w:t>
+        <w:t xml:space="preserve">The harness was verified on a host build and then run on an ESP32 board (ELEGOO ESP-WROOM-32, CP2102 USB bridge) and an ESP32-S3 N16R8 board (FT232R USB bridge); results are in Section 6.1 (Table 17).</w:t>
       </w:r>
     </w:p>
     <w:p>
@@ -28514,7 +28390,7 @@
         <w:t xml:space="preserve">4. </w:t>
       </w:r>
       <w:r>
-        <w:t xml:space="preserve">Timing: after 5 warm-up inferences, 100 timed Invoke() calls per model are measured with micros(). The firmware reports chip model, core count, CPU clock and ESP-IDF version. Tensor-arena use on the ESP32 is 1.4–4.0 KB (16 KB allocated).</w:t>
+        <w:t xml:space="preserve">Timing: after 5 warm-up inferences, 100 timed Invoke() calls per model are measured with micros(). The firmware reports chip model, core count, CPU clock and ESP-IDF version. Tensor-arena use is 1.4–4.0 KB on both boards (16 KB allocated). On the ESP32-S3 the env esp32-s3-devkitc-1 reports over the board's COM (UART) port; esp32-s3-native-usb reports over its native USB port instead.</w:t>
       </w:r>
     </w:p>
     <w:p>
